--- a/docs/manuals/user-guide/user-guide.docx
+++ b/docs/manuals/user-guide/user-guide.docx
@@ -7423,13 +7423,621 @@
         <w:rPr/>
         <w:t>, with a price/time matrix.</w:t>
         <w:br/>
-        <w:t xml:space="preserve">The screen is three numbered steps down a fixed left-hand column — </w:t>
-      </w:r>
-      <w:r>
-        <w:rPr>
-          <w:b/>
-        </w:rPr>
-        <w:t>① Strategy</w:t>
+        <w:t xml:space="preserve">The shared </w:t>
+      </w:r>
+      <w:r>
+        <w:rPr>
+          <w:b/>
+        </w:rPr>
+        <w:t>entry panel</w:t>
+      </w:r>
+      <w:r>
+        <w:rPr/>
+        <w:t xml:space="preserve"> runs across the top — symbol, strategy, expiry strip, and</w:t>
+        <w:br/>
+        <w:t>the option chain beside the legs — with the results (six metric cards over the P&amp;L</w:t>
+        <w:br/>
+        <w:t>matrix) below it. It wears its own near-black palette rather than the app-wide navy.</w:t>
+      </w:r>
+    </w:p>
+    <w:p>
+      <w:r>
+        <w:rPr>
+          <w:b/>
+        </w:rPr>
+        <w:t>The entry panel (shared with the Simulator).</w:t>
+      </w:r>
+      <w:r>
+        <w:rPr/>
+        <w:t xml:space="preserve"> Across the top of the page:</w:t>
+      </w:r>
+    </w:p>
+    <w:p>
+      <w:pPr>
+        <w:pStyle w:val="ListBullet"/>
+      </w:pPr>
+      <w:r>
+        <w:rPr>
+          <w:b/>
+        </w:rPr>
+        <w:t>Symbol</w:t>
+      </w:r>
+      <w:r>
+        <w:t xml:space="preserve"> — type a ticker and press </w:t>
+      </w:r>
+      <w:r>
+        <w:rPr>
+          <w:b/>
+        </w:rPr>
+        <w:t>Enter</w:t>
+      </w:r>
+      <w:r>
+        <w:t xml:space="preserve"> or tab out. A full-screen wait</w:t>
+        <w:br/>
+        <w:t xml:space="preserve">  overlay shows while the chain loads; the pill in the title bar reads</w:t>
+        <w:br/>
+        <w:t xml:space="preserve">  </w:t>
+      </w:r>
+      <w:r>
+        <w:rPr>
+          <w:b/>
+        </w:rPr>
+        <w:t>AWAITING SYMBOL</w:t>
+      </w:r>
+      <w:r>
+        <w:t xml:space="preserve"> → </w:t>
+      </w:r>
+      <w:r>
+        <w:rPr>
+          <w:b/>
+        </w:rPr>
+        <w:t>LOADING CHAIN</w:t>
+      </w:r>
+      <w:r>
+        <w:t xml:space="preserve"> → </w:t>
+      </w:r>
+      <w:r>
+        <w:rPr>
+          <w:b/>
+        </w:rPr>
+        <w:t>CHAIN LOADED · SYM</w:t>
+      </w:r>
+      <w:r>
+        <w:t>, and the status</w:t>
+        <w:br/>
+        <w:t xml:space="preserve">  line reports how many strikes and expiries arrived. </w:t>
+      </w:r>
+      <w:r>
+        <w:rPr>
+          <w:b/>
+        </w:rPr>
+        <w:t>Refresh</w:t>
+      </w:r>
+      <w:r>
+        <w:t xml:space="preserve"> re-pulls the</w:t>
+        <w:br/>
+        <w:t xml:space="preserve">  same symbol for fresh quotes. There is no Load, Fetch Premiums, IV Update or</w:t>
+        <w:br/>
+        <w:t xml:space="preserve">  Calculate button: once the chain lands the strategy's legs are laid on real</w:t>
+        <w:br/>
+        <w:t xml:space="preserve">  strikes, every leg is priced from the chain, the volatility is implied from</w:t>
+        <w:br/>
+        <w:t xml:space="preserve">  those prices (the way ThinkorSwim does), and the cards and matrix follow.</w:t>
+      </w:r>
+    </w:p>
+    <w:p>
+      <w:pPr>
+        <w:pStyle w:val="ListBullet"/>
+      </w:pPr>
+      <w:r>
+        <w:rPr>
+          <w:b/>
+        </w:rPr>
+        <w:t>Strategy</w:t>
+      </w:r>
+      <w:r>
+        <w:t xml:space="preserve"> — a cascading menu of templates: </w:t>
+      </w:r>
+      <w:r>
+        <w:rPr>
+          <w:b/>
+        </w:rPr>
+        <w:t>Single</w:t>
+      </w:r>
+      <w:r>
+        <w:t xml:space="preserve"> (long/short call/put),</w:t>
+        <w:br/>
+        <w:t xml:space="preserve">  </w:t>
+      </w:r>
+      <w:r>
+        <w:rPr>
+          <w:b/>
+        </w:rPr>
+        <w:t>Credit spread</w:t>
+      </w:r>
+      <w:r>
+        <w:t xml:space="preserve"> and </w:t>
+      </w:r>
+      <w:r>
+        <w:rPr>
+          <w:b/>
+        </w:rPr>
+        <w:t>Debit spread</w:t>
+      </w:r>
+      <w:r>
+        <w:t xml:space="preserve"> (call/put), </w:t>
+      </w:r>
+      <w:r>
+        <w:rPr>
+          <w:b/>
+        </w:rPr>
+        <w:t>Condor</w:t>
+      </w:r>
+      <w:r>
+        <w:t xml:space="preserve"> (iron, all-call,</w:t>
+        <w:br/>
+        <w:t xml:space="preserve">  all-put), </w:t>
+      </w:r>
+      <w:r>
+        <w:rPr>
+          <w:b/>
+        </w:rPr>
+        <w:t>Butterfly</w:t>
+      </w:r>
+      <w:r>
+        <w:t xml:space="preserve"> (call, put, iron), </w:t>
+      </w:r>
+      <w:r>
+        <w:rPr>
+          <w:b/>
+        </w:rPr>
+        <w:t>Calendar</w:t>
+      </w:r>
+      <w:r>
+        <w:t xml:space="preserve"> and </w:t>
+      </w:r>
+      <w:r>
+        <w:rPr>
+          <w:b/>
+        </w:rPr>
+        <w:t>Diagonal</w:t>
+      </w:r>
+      <w:r>
+        <w:t xml:space="preserve"> (call/put),</w:t>
+        <w:br/>
+        <w:t xml:space="preserve">  and </w:t>
+      </w:r>
+      <w:r>
+        <w:rPr>
+          <w:b/>
+        </w:rPr>
+        <w:t>Stock + options</w:t>
+      </w:r>
+      <w:r>
+        <w:t xml:space="preserve"> (</w:t>
+      </w:r>
+      <w:r>
+        <w:rPr>
+          <w:b/>
+        </w:rPr>
+        <w:t>covered call</w:t>
+      </w:r>
+      <w:r>
+        <w:t xml:space="preserve">, </w:t>
+      </w:r>
+      <w:r>
+        <w:rPr>
+          <w:b/>
+        </w:rPr>
+        <w:t>protective put</w:t>
+      </w:r>
+      <w:r>
+        <w:t xml:space="preserve">, </w:t>
+      </w:r>
+      <w:r>
+        <w:rPr>
+          <w:b/>
+        </w:rPr>
+        <w:t>collar</w:t>
+      </w:r>
+      <w:r>
+        <w:t xml:space="preserve"> — the</w:t>
+        <w:br/>
+        <w:t xml:space="preserve">  three that need shares; see the note below). Tag chips beside it say whether the</w:t>
+        <w:br/>
+        <w:t xml:space="preserve">  structure takes in a </w:t>
+      </w:r>
+      <w:r>
+        <w:rPr>
+          <w:b/>
+        </w:rPr>
+        <w:t>credit</w:t>
+      </w:r>
+      <w:r>
+        <w:t xml:space="preserve"> or costs a </w:t>
+      </w:r>
+      <w:r>
+        <w:rPr>
+          <w:b/>
+        </w:rPr>
+        <w:t>debit</w:t>
+      </w:r>
+      <w:r>
+        <w:t>, how many legs it has, and</w:t>
+        <w:br/>
+        <w:t xml:space="preserve">  its lean; only the credit/debit chip is coloured. A one-line description of what</w:t>
+        <w:br/>
+        <w:t xml:space="preserve">  the trade is betting on sits under the panel.</w:t>
+      </w:r>
+    </w:p>
+    <w:p>
+      <w:pPr>
+        <w:pStyle w:val="ListBullet"/>
+      </w:pPr>
+      <w:r>
+        <w:rPr>
+          <w:b/>
+        </w:rPr>
+        <w:t>Expiry strip</w:t>
+      </w:r>
+      <w:r>
+        <w:t xml:space="preserve"> — one button per expiration with its days to go. Clicking one</w:t>
+        <w:br/>
+        <w:t xml:space="preserve">  moves </w:t>
+      </w:r>
+      <w:r>
+        <w:rPr>
+          <w:b/>
+        </w:rPr>
+        <w:t>every option leg</w:t>
+      </w:r>
+      <w:r>
+        <w:t xml:space="preserve"> to that date (a </w:t>
+      </w:r>
+      <w:r>
+        <w:rPr>
+          <w:b/>
+        </w:rPr>
+        <w:t>stock</w:t>
+      </w:r>
+      <w:r>
+        <w:t xml:space="preserve"> leg is skipped — shares do</w:t>
+        <w:br/>
+        <w:t xml:space="preserve">  not expire) and points the chain at it.</w:t>
+      </w:r>
+    </w:p>
+    <w:p>
+      <w:pPr>
+        <w:pStyle w:val="ListBullet"/>
+      </w:pPr>
+      <w:r>
+        <w:rPr>
+          <w:b/>
+        </w:rPr>
+        <w:t>The chain</w:t>
+      </w:r>
+      <w:r>
+        <w:t xml:space="preserve"> (left half) — calls on the left, strikes in the middle, puts on the</w:t>
+        <w:br/>
+        <w:t xml:space="preserve">  right, centred on spot. The at-the-money strike is gold and in-the-money cells</w:t>
+        <w:br/>
+        <w:t xml:space="preserve">  are shaded. </w:t>
+      </w:r>
+      <w:r>
+        <w:rPr>
+          <w:b/>
+        </w:rPr>
+        <w:t>Click a Bid to add a SELL leg, an Ask to add a BUY leg.</w:t>
+      </w:r>
+      <w:r>
+        <w:t xml:space="preserve"> The leg is</w:t>
+        <w:br/>
+        <w:t xml:space="preserve">  priced at the contract's </w:t>
+      </w:r>
+      <w:r>
+        <w:rPr>
+          <w:b/>
+        </w:rPr>
+        <w:t>mark</w:t>
+      </w:r>
+      <w:r>
+        <w:t xml:space="preserve"> whichever you click — the side only decides buy</w:t>
+        <w:br/>
+        <w:t xml:space="preserve">  or sell, so the page does not look worse by the full bid/ask spread. </w:t>
+      </w:r>
+      <w:r>
+        <w:rPr>
+          <w:b/>
+        </w:rPr>
+        <w:t>Columns</w:t>
+      </w:r>
+      <w:r>
+        <w:br/>
+        <w:t xml:space="preserve">  chooses what else is shown (Delta and OI by default; Mark, IV, Gamma, Theta, Vega</w:t>
+        <w:br/>
+        <w:t xml:space="preserve">  and Volume on request) and remembers the choice. </w:t>
+      </w:r>
+      <w:r>
+        <w:rPr>
+          <w:b/>
+        </w:rPr>
+        <w:t>More strikes above / below</w:t>
+      </w:r>
+      <w:r>
+        <w:br/>
+        <w:t xml:space="preserve">  widens the window.</w:t>
+      </w:r>
+    </w:p>
+    <w:p>
+      <w:pPr>
+        <w:pStyle w:val="ListBullet"/>
+      </w:pPr>
+      <w:r>
+        <w:rPr>
+          <w:b/>
+        </w:rPr>
+        <w:t>Legs</w:t>
+      </w:r>
+      <w:r>
+        <w:t xml:space="preserve"> (right half) — one row per leg: </w:t>
+      </w:r>
+      <w:r>
+        <w:rPr>
+          <w:b/>
+        </w:rPr>
+        <w:t>BUY/SELL</w:t>
+      </w:r>
+      <w:r>
+        <w:t xml:space="preserve"> and </w:t>
+      </w:r>
+      <w:r>
+        <w:rPr>
+          <w:b/>
+        </w:rPr>
+        <w:t>CALL/PUT</w:t>
+      </w:r>
+      <w:r>
+        <w:t xml:space="preserve"> (and</w:t>
+        <w:br/>
+        <w:t xml:space="preserve">  </w:t>
+      </w:r>
+      <w:r>
+        <w:rPr>
+          <w:b/>
+        </w:rPr>
+        <w:t>STOCK</w:t>
+      </w:r>
+      <w:r>
+        <w:t xml:space="preserve">) flip with one click; </w:t>
+      </w:r>
+      <w:r>
+        <w:rPr>
+          <w:b/>
+        </w:rPr>
+        <w:t>Qty</w:t>
+      </w:r>
+      <w:r>
+        <w:t xml:space="preserve">; </w:t>
+      </w:r>
+      <w:r>
+        <w:rPr>
+          <w:b/>
+        </w:rPr>
+        <w:t>Expiry</w:t>
+      </w:r>
+      <w:r>
+        <w:t xml:space="preserve">; </w:t>
+      </w:r>
+      <w:r>
+        <w:rPr>
+          <w:b/>
+        </w:rPr>
+        <w:t>Strike</w:t>
+      </w:r>
+      <w:r>
+        <w:t>, typed (it snaps to</w:t>
+        <w:br/>
+        <w:t xml:space="preserve">  the nearest real strike) or stepped with </w:t>
+      </w:r>
+      <w:r>
+        <w:rPr>
+          <w:b/>
+        </w:rPr>
+        <w:t>‹ ›</w:t>
+      </w:r>
+      <w:r>
+        <w:t xml:space="preserve"> and the </w:t>
+      </w:r>
+      <w:r>
+        <w:rPr>
+          <w:b/>
+        </w:rPr>
+        <w:t>↑ ↓</w:t>
+      </w:r>
+      <w:r>
+        <w:t xml:space="preserve"> keys; </w:t>
+      </w:r>
+      <w:r>
+        <w:rPr>
+          <w:b/>
+        </w:rPr>
+        <w:t>Price</w:t>
+      </w:r>
+      <w:r>
+        <w:t>;</w:t>
+        <w:br/>
+        <w:t xml:space="preserve">  and the leg's </w:t>
+      </w:r>
+      <w:r>
+        <w:rPr>
+          <w:b/>
+        </w:rPr>
+        <w:t>Delta</w:t>
+      </w:r>
+      <w:r>
+        <w:t xml:space="preserve"> from the chain. Changing a leg's strike, expiry or type</w:t>
+        <w:br/>
+        <w:t xml:space="preserve">  re-prices it from the chain — </w:t>
+      </w:r>
+      <w:r>
+        <w:rPr>
+          <w:b/>
+        </w:rPr>
+        <w:t>unless you typed its price</w:t>
+      </w:r>
+      <w:r>
+        <w:t>, which then stays</w:t>
+        <w:br/>
+        <w:t xml:space="preserve">  until you press the </w:t>
+      </w:r>
+      <w:r>
+        <w:rPr>
+          <w:b/>
+        </w:rPr>
+        <w:t>↺</w:t>
+      </w:r>
+      <w:r>
+        <w:t xml:space="preserve"> beside it. Each leg keeps its </w:t>
+      </w:r>
+      <w:r>
+        <w:rPr>
+          <w:b/>
+        </w:rPr>
+        <w:t>own expiry</w:t>
+      </w:r>
+      <w:r>
+        <w:t xml:space="preserve"> (so</w:t>
+        <w:br/>
+        <w:t xml:space="preserve">  calendars and diagonals price each leg on its own clock) and its own quantity (so</w:t>
+        <w:br/>
+        <w:t xml:space="preserve">  a 1-2-1 butterfly body trades at 2×). </w:t>
+      </w:r>
+      <w:r>
+        <w:rPr>
+          <w:b/>
+        </w:rPr>
+        <w:t>Add leg</w:t>
+      </w:r>
+      <w:r>
+        <w:t xml:space="preserve">, </w:t>
+      </w:r>
+      <w:r>
+        <w:rPr>
+          <w:b/>
+        </w:rPr>
+        <w:t>Reset to template</w:t>
+      </w:r>
+      <w:r>
+        <w:t>, and a</w:t>
+        <w:br/>
+        <w:t xml:space="preserve">  remove ✕ that locks at the last leg.</w:t>
+      </w:r>
+    </w:p>
+    <w:p>
+      <w:pPr>
+        <w:pStyle w:val="ListBullet"/>
+      </w:pPr>
+      <w:r>
+        <w:t xml:space="preserve">Under the legs, a strip keeps a running </w:t>
+      </w:r>
+      <w:r>
+        <w:rPr>
+          <w:b/>
+        </w:rPr>
+        <w:t>leg count</w:t>
+      </w:r>
+      <w:r>
+        <w:t xml:space="preserve">, </w:t>
+      </w:r>
+      <w:r>
+        <w:rPr>
+          <w:b/>
+        </w:rPr>
+        <w:t>net premium</w:t>
+      </w:r>
+      <w:r>
+        <w:t xml:space="preserve"> and </w:t>
+      </w:r>
+      <w:r>
+        <w:rPr>
+          <w:b/>
+        </w:rPr>
+        <w:t>max</w:t>
+        <w:br/>
+        <w:t xml:space="preserve">  loss</w:t>
+      </w:r>
+      <w:r>
+        <w:t xml:space="preserve">. A </w:t>
+      </w:r>
+      <w:r>
+        <w:rPr>
+          <w:b/>
+        </w:rPr>
+        <w:t>dash</w:t>
+      </w:r>
+      <w:r>
+        <w:t xml:space="preserve"> there means </w:t>
+      </w:r>
+      <w:r>
+        <w:rPr>
+          <w:i/>
+        </w:rPr>
+        <w:t>not known yet</w:t>
+      </w:r>
+      <w:r>
+        <w:t xml:space="preserve"> rather than zero — max loss is blank</w:t>
+        <w:br/>
+        <w:t xml:space="preserve">  when the loss has no bound (a naked call), cannot be settled on one date, or the</w:t>
+        <w:br/>
+        <w:t xml:space="preserve">  position holds </w:t>
+      </w:r>
+      <w:r>
+        <w:rPr>
+          <w:b/>
+        </w:rPr>
+        <w:t>shares</w:t>
+      </w:r>
+      <w:r>
+        <w:t xml:space="preserve"> (the cards give the real figure). </w:t>
+      </w:r>
+      <w:r>
+        <w:rPr>
+          <w:b/>
+        </w:rPr>
+        <w:t>Delta</w:t>
+      </w:r>
+      <w:r>
+        <w:t xml:space="preserve"> shows a dash</w:t>
+        <w:br/>
+        <w:t xml:space="preserve">  whenever the chain carries no Greeks, which is normal outside regular hours.</w:t>
+      </w:r>
+    </w:p>
+    <w:p>
+      <w:r>
+        <w:rPr>
+          <w:b/>
+        </w:rPr>
+        <w:t>Pricing assumptions</w:t>
+      </w:r>
+      <w:r>
+        <w:rPr/>
+        <w:t xml:space="preserve"> (a collapsed row under the panel): </w:t>
+      </w:r>
+      <w:r>
+        <w:rPr>
+          <w:b/>
+        </w:rPr>
+        <w:t>Price</w:t>
+      </w:r>
+      <w:r>
+        <w:rPr/>
+        <w:t xml:space="preserve">, </w:t>
+      </w:r>
+      <w:r>
+        <w:rPr>
+          <w:b/>
+        </w:rPr>
+        <w:t>IV %</w:t>
       </w:r>
       <w:r>
         <w:rPr/>
@@ -7440,7 +8048,7 @@
         <w:rPr>
           <w:b/>
         </w:rPr>
-        <w:t>② Symbol</w:t>
+        <w:t>Rate %</w:t>
       </w:r>
       <w:r>
         <w:rPr/>
@@ -7450,23 +8058,60 @@
         <w:rPr>
           <w:b/>
         </w:rPr>
-        <w:t>③ Legs</w:t>
-      </w:r>
-      <w:r>
-        <w:rPr/>
-        <w:t xml:space="preserve"> — with the results (six metric cards over the P&amp;L matrix)</w:t>
-        <w:br/>
-        <w:t>in the column beside them. It wears its own near-black palette rather than the</w:t>
-        <w:br/>
-        <w:t>app-wide navy.</w:t>
-      </w:r>
-    </w:p>
-    <w:p>
-      <w:r>
-        <w:rPr>
-          <w:b/>
-        </w:rPr>
-        <w:t>Inputs:</w:t>
+        <w:t>IV Δ %</w:t>
+      </w:r>
+      <w:r>
+        <w:rPr/>
+        <w:t xml:space="preserve">, </w:t>
+      </w:r>
+      <w:r>
+        <w:rPr>
+          <w:b/>
+        </w:rPr>
+        <w:t>Contracts</w:t>
+      </w:r>
+      <w:r>
+        <w:rPr/>
+        <w:t xml:space="preserve"> and </w:t>
+      </w:r>
+      <w:r>
+        <w:rPr>
+          <w:b/>
+        </w:rPr>
+        <w:t>Strikes</w:t>
+      </w:r>
+      <w:r>
+        <w:rPr/>
+        <w:t xml:space="preserve"> (how many real chain strikes</w:t>
+        <w:br/>
+        <w:t>either side of spot the matrix spans, default 24). Editing any of them re-prices.</w:t>
+        <w:br/>
+        <w:t>IV is re-implied from the chain on every load, so a typed IV lasts until the next</w:t>
+        <w:br/>
+        <w:t>one.</w:t>
+      </w:r>
+    </w:p>
+    <w:p>
+      <w:r>
+        <w:rPr>
+          <w:b/>
+        </w:rPr>
+        <w:t>Stock legs (covered call, protective put, collar).</w:t>
+      </w:r>
+      <w:r>
+        <w:rPr/>
+        <w:t xml:space="preserve"> Set a leg's Type to</w:t>
+        <w:br/>
+      </w:r>
+      <w:r>
+        <w:rPr>
+          <w:b/>
+        </w:rPr>
+        <w:t>stock</w:t>
+      </w:r>
+      <w:r>
+        <w:rPr/>
+        <w:t xml:space="preserve"> and it becomes shares rather than a contract:</w:t>
       </w:r>
     </w:p>
     <w:p>
@@ -7477,19 +8122,152 @@
         <w:rPr>
           <w:b/>
         </w:rPr>
-        <w:t>① Strategy</w:t>
-      </w:r>
-      <w:r>
-        <w:t xml:space="preserve"> — a cascading menu of templates: </w:t>
-      </w:r>
-      <w:r>
-        <w:rPr>
-          <w:b/>
-        </w:rPr>
-        <w:t>Single</w:t>
-      </w:r>
-      <w:r>
-        <w:t xml:space="preserve"> (long/short call/put),</w:t>
+        <w:t>Qty</w:t>
+      </w:r>
+      <w:r>
+        <w:t xml:space="preserve"> counts </w:t>
+      </w:r>
+      <w:r>
+        <w:rPr>
+          <w:b/>
+        </w:rPr>
+        <w:t>lots</w:t>
+      </w:r>
+      <w:r>
+        <w:t xml:space="preserve"> of 100 shares — one lot is 100 shares, which is what one</w:t>
+        <w:br/>
+        <w:t xml:space="preserve">  option contract covers. ⚠ Typing 100 builds a 10,000-share position and</w:t>
+        <w:br/>
+        <w:t xml:space="preserve">  multiplies every figure by a hundred.</w:t>
+      </w:r>
+    </w:p>
+    <w:p>
+      <w:pPr>
+        <w:pStyle w:val="ListBullet"/>
+      </w:pPr>
+      <w:r>
+        <w:rPr>
+          <w:b/>
+        </w:rPr>
+        <w:t>Price</w:t>
+      </w:r>
+      <w:r>
+        <w:t xml:space="preserve"> is what you </w:t>
+      </w:r>
+      <w:r>
+        <w:rPr>
+          <w:b/>
+        </w:rPr>
+        <w:t>paid</w:t>
+      </w:r>
+      <w:r>
+        <w:t xml:space="preserve"> per share. Blank means "today's price" and the page</w:t>
+        <w:br/>
+        <w:t xml:space="preserve">  fills it; a value you typed is never overwritten, which is the point when you are</w:t>
+        <w:br/>
+        <w:t xml:space="preserve">  pricing a call against shares you already hold.</w:t>
+      </w:r>
+    </w:p>
+    <w:p>
+      <w:pPr>
+        <w:pStyle w:val="ListBullet"/>
+      </w:pPr>
+      <w:r>
+        <w:rPr>
+          <w:b/>
+        </w:rPr>
+        <w:t>Strike</w:t>
+      </w:r>
+      <w:r>
+        <w:t xml:space="preserve"> and </w:t>
+      </w:r>
+      <w:r>
+        <w:rPr>
+          <w:b/>
+        </w:rPr>
+        <w:t>Expiry</w:t>
+      </w:r>
+      <w:r>
+        <w:t xml:space="preserve"> show a dash and are disabled — shares have neither.</w:t>
+      </w:r>
+    </w:p>
+    <w:p>
+      <w:pPr>
+        <w:pStyle w:val="ListBullet"/>
+      </w:pPr>
+      <w:r>
+        <w:t xml:space="preserve">⚠ </w:t>
+      </w:r>
+      <w:r>
+        <w:rPr>
+          <w:b/>
+        </w:rPr>
+        <w:t>Max risk is the stock going to zero</w:t>
+      </w:r>
+      <w:r>
+        <w:t>, and the cards now scan that far, which</w:t>
+        <w:br/>
+        <w:t xml:space="preserve">  is also what shows a </w:t>
+      </w:r>
+      <w:r>
+        <w:rPr>
+          <w:b/>
+        </w:rPr>
+        <w:t>protective put</w:t>
+      </w:r>
+      <w:r>
+        <w:t xml:space="preserve"> or </w:t>
+      </w:r>
+      <w:r>
+        <w:rPr>
+          <w:b/>
+        </w:rPr>
+        <w:t>collar</w:t>
+      </w:r>
+      <w:r>
+        <w:t xml:space="preserve"> capping it.</w:t>
+      </w:r>
+    </w:p>
+    <w:p>
+      <w:pPr>
+        <w:pStyle w:val="ListBullet"/>
+      </w:pPr>
+      <w:r>
+        <w:t xml:space="preserve">⚠ </w:t>
+      </w:r>
+      <w:r>
+        <w:rPr>
+          <w:b/>
+        </w:rPr>
+        <w:t>Analysis only.</w:t>
+      </w:r>
+      <w:r>
+        <w:t xml:space="preserve"> The Simulator and Rescue's ad-hoc form do not offer these:</w:t>
+        <w:br/>
+        <w:t xml:space="preserve">  the Simulator prices from the option chain and cannot value a share, and Rescue</w:t>
+        <w:br/>
+        <w:t xml:space="preserve">  books trades into a paper account that tracks shares separately. Nothing on the</w:t>
+        <w:br/>
+        <w:t xml:space="preserve">  Calculator places a trade regardless.</w:t>
+      </w:r>
+    </w:p>
+    <w:p>
+      <w:pPr>
+        <w:pStyle w:val="ListBullet"/>
+      </w:pPr>
+      <w:r>
+        <w:t xml:space="preserve">⚠ Elsewhere in the app "covered call" means the </w:t>
+      </w:r>
+      <w:r>
+        <w:rPr>
+          <w:b/>
+        </w:rPr>
+        <w:t>option leg alone</w:t>
+      </w:r>
+      <w:r>
+        <w:t xml:space="preserve"> (the paper</w:t>
+        <w:br/>
+        <w:t xml:space="preserve">  book tracks the shares separately). Here it is the whole position — the</w:t>
         <w:br/>
         <w:t xml:space="preserve">  </w:t>
       </w:r>
@@ -7497,755 +8275,18 @@
         <w:rPr>
           <w:b/>
         </w:rPr>
-        <w:t>Credit spread</w:t>
-      </w:r>
-      <w:r>
-        <w:t xml:space="preserve"> and </w:t>
-      </w:r>
-      <w:r>
-        <w:rPr>
-          <w:b/>
-        </w:rPr>
-        <w:t>Debit spread</w:t>
-      </w:r>
-      <w:r>
-        <w:t xml:space="preserve"> (call/put), </w:t>
-      </w:r>
-      <w:r>
-        <w:rPr>
-          <w:b/>
-        </w:rPr>
-        <w:t>Condor</w:t>
-      </w:r>
-      <w:r>
-        <w:t xml:space="preserve"> (iron, all-call,</w:t>
-        <w:br/>
-        <w:t xml:space="preserve">  all-put), </w:t>
-      </w:r>
-      <w:r>
-        <w:rPr>
-          <w:b/>
-        </w:rPr>
-        <w:t>Butterfly</w:t>
-      </w:r>
-      <w:r>
-        <w:t xml:space="preserve"> (call, put, iron), </w:t>
-      </w:r>
-      <w:r>
-        <w:rPr>
-          <w:b/>
-        </w:rPr>
-        <w:t>Calendar</w:t>
-      </w:r>
-      <w:r>
-        <w:t xml:space="preserve"> and </w:t>
-      </w:r>
-      <w:r>
-        <w:rPr>
-          <w:b/>
-        </w:rPr>
-        <w:t>Diagonal</w:t>
-      </w:r>
-      <w:r>
-        <w:t xml:space="preserve"> (call/put),</w:t>
-        <w:br/>
-        <w:t xml:space="preserve">  and </w:t>
-      </w:r>
-      <w:r>
-        <w:rPr>
-          <w:b/>
-        </w:rPr>
-        <w:t>Stock + options</w:t>
-      </w:r>
-      <w:r>
-        <w:t xml:space="preserve"> (</w:t>
-      </w:r>
-      <w:r>
-        <w:rPr>
-          <w:b/>
-        </w:rPr>
-        <w:t>covered call</w:t>
-      </w:r>
-      <w:r>
-        <w:t xml:space="preserve">, </w:t>
-      </w:r>
-      <w:r>
-        <w:rPr>
-          <w:b/>
-        </w:rPr>
-        <w:t>protective put</w:t>
-      </w:r>
-      <w:r>
-        <w:t xml:space="preserve">, </w:t>
-      </w:r>
-      <w:r>
-        <w:rPr>
-          <w:b/>
-        </w:rPr>
-        <w:t>collar</w:t>
-      </w:r>
-      <w:r>
-        <w:t xml:space="preserve"> — the</w:t>
-        <w:br/>
-        <w:t xml:space="preserve">  three that need shares; see the note below).</w:t>
-        <w:br/>
-        <w:t xml:space="preserve">  Picking one fills the leg editor with sensible at-the-money strikes. Underneath,</w:t>
-        <w:br/>
-        <w:t xml:space="preserve">  tag chips say whether the structure takes in a </w:t>
-      </w:r>
-      <w:r>
-        <w:rPr>
-          <w:b/>
-        </w:rPr>
-        <w:t>credit</w:t>
-      </w:r>
-      <w:r>
-        <w:t xml:space="preserve"> or costs a </w:t>
-      </w:r>
-      <w:r>
-        <w:rPr>
-          <w:b/>
-        </w:rPr>
-        <w:t>debit</w:t>
-      </w:r>
-      <w:r>
-        <w:t>, how</w:t>
-        <w:br/>
-        <w:t xml:space="preserve">  many legs it has, and its lean (bullish, range, pin, defined risk…), followed by a</w:t>
-        <w:br/>
-        <w:t xml:space="preserve">  one-line description of what the trade is betting on. Only the credit/debit chip is</w:t>
-        <w:br/>
-        <w:t xml:space="preserve">  coloured — the rest are descriptions, not recommendations.</w:t>
-      </w:r>
-    </w:p>
-    <w:p>
-      <w:pPr>
-        <w:pStyle w:val="ListBullet"/>
-      </w:pPr>
-      <w:r>
-        <w:rPr>
-          <w:b/>
-        </w:rPr>
-        <w:t>② Symbol</w:t>
-      </w:r>
-      <w:r>
-        <w:t xml:space="preserve"> — type a ticker and press Enter or tab out (or press </w:t>
-      </w:r>
-      <w:r>
-        <w:rPr>
-          <w:b/>
-        </w:rPr>
-        <w:t>Load chain</w:t>
-      </w:r>
-      <w:r>
-        <w:t>);</w:t>
-        <w:br/>
-        <w:t xml:space="preserve">  a full-screen wait overlay shows while the chain loads. The pill in the title bar</w:t>
-        <w:br/>
-        <w:t xml:space="preserve">  reads </w:t>
-      </w:r>
-      <w:r>
-        <w:rPr>
-          <w:b/>
-        </w:rPr>
-        <w:t>AWAITING SYMBOL</w:t>
-      </w:r>
-      <w:r>
-        <w:t xml:space="preserve"> → </w:t>
-      </w:r>
-      <w:r>
-        <w:rPr>
-          <w:b/>
-        </w:rPr>
-        <w:t>LOADING CHAIN</w:t>
-      </w:r>
-      <w:r>
-        <w:t xml:space="preserve"> → </w:t>
-      </w:r>
-      <w:r>
-        <w:rPr>
-          <w:b/>
-        </w:rPr>
-        <w:t>CHAIN LOADED · SYM</w:t>
-      </w:r>
-      <w:r>
-        <w:t>, and the</w:t>
-        <w:br/>
-        <w:t xml:space="preserve">  line under the buttons reports how many strikes and expiries arrived. The same</w:t>
-        <w:br/>
-        <w:t xml:space="preserve">  frame holds </w:t>
-      </w:r>
-      <w:r>
-        <w:rPr>
-          <w:b/>
-        </w:rPr>
-        <w:t>Spot</w:t>
-      </w:r>
-      <w:r>
-        <w:t xml:space="preserve">, </w:t>
-      </w:r>
-      <w:r>
-        <w:rPr>
-          <w:b/>
-        </w:rPr>
-        <w:t>Price</w:t>
-      </w:r>
-      <w:r>
-        <w:t xml:space="preserve">, </w:t>
-      </w:r>
-      <w:r>
-        <w:rPr>
-          <w:b/>
-        </w:rPr>
-        <w:t>IV %</w:t>
-      </w:r>
-      <w:r>
-        <w:t xml:space="preserve">, </w:t>
-      </w:r>
-      <w:r>
-        <w:rPr>
-          <w:b/>
-        </w:rPr>
-        <w:t>Rate %</w:t>
-      </w:r>
-      <w:r>
-        <w:t xml:space="preserve">, </w:t>
-      </w:r>
-      <w:r>
-        <w:rPr>
-          <w:b/>
-        </w:rPr>
-        <w:t>IV Δ %</w:t>
-      </w:r>
-      <w:r>
-        <w:t xml:space="preserve">, </w:t>
-      </w:r>
-      <w:r>
-        <w:rPr>
-          <w:b/>
-        </w:rPr>
-        <w:t>Contracts</w:t>
-      </w:r>
-      <w:r>
-        <w:t>,</w:t>
-        <w:br/>
-        <w:t xml:space="preserve">  </w:t>
-      </w:r>
-      <w:r>
-        <w:rPr>
-          <w:b/>
-        </w:rPr>
-        <w:t>Strikes</w:t>
-      </w:r>
-      <w:r>
-        <w:t xml:space="preserve"> (how many real chain strikes either side of spot the matrix spans,</w:t>
-        <w:br/>
-        <w:t xml:space="preserve">  default 24) and </w:t>
-      </w:r>
-      <w:r>
-        <w:rPr>
-          <w:b/>
-        </w:rPr>
-        <w:t>Expiry</w:t>
-      </w:r>
-      <w:r>
-        <w:t xml:space="preserve">. The top-level </w:t>
-      </w:r>
-      <w:r>
-        <w:rPr>
-          <w:b/>
-        </w:rPr>
-        <w:t>Expiry</w:t>
-      </w:r>
-      <w:r>
-        <w:t xml:space="preserve"> propagates to every </w:t>
-      </w:r>
-      <w:r>
-        <w:rPr>
-          <w:i/>
-        </w:rPr>
-        <w:t>option</w:t>
-      </w:r>
-      <w:r>
-        <w:br/>
-        <w:t xml:space="preserve">  leg — a </w:t>
-      </w:r>
-      <w:r>
-        <w:rPr>
-          <w:b/>
-        </w:rPr>
-        <w:t>stock</w:t>
-      </w:r>
-      <w:r>
-        <w:t xml:space="preserve"> leg is skipped, because shares do not expire.</w:t>
-        <w:br/>
-        <w:t xml:space="preserve">  </w:t>
-      </w:r>
-      <w:r>
-        <w:rPr>
-          <w:b/>
-        </w:rPr>
-        <w:t>IV Update</w:t>
-      </w:r>
-      <w:r>
-        <w:t xml:space="preserve"> implies the volatility from the traded contract's own mark, the way</w:t>
-        <w:br/>
-        <w:t xml:space="preserve">  ThinkorSwim does, falling back to the chain's at-the-money volatility before you</w:t>
-        <w:br/>
-        <w:t xml:space="preserve">  have picked a strike.</w:t>
-      </w:r>
-    </w:p>
-    <w:p>
-      <w:pPr>
-        <w:pStyle w:val="ListBullet"/>
-      </w:pPr>
-      <w:r>
-        <w:rPr>
-          <w:b/>
-        </w:rPr>
-        <w:t>③ Legs</w:t>
-      </w:r>
-      <w:r>
-        <w:t xml:space="preserve"> — an editable </w:t>
-      </w:r>
-      <w:r>
-        <w:rPr>
-          <w:b/>
-        </w:rPr>
-        <w:t>card per leg</w:t>
-      </w:r>
-      <w:r>
-        <w:t xml:space="preserve">: </w:t>
-      </w:r>
-      <w:r>
-        <w:rPr>
-          <w:b/>
-        </w:rPr>
-        <w:t>Type</w:t>
-      </w:r>
-      <w:r>
-        <w:t xml:space="preserve"> (call, put or </w:t>
-      </w:r>
-      <w:r>
-        <w:rPr>
-          <w:b/>
-        </w:rPr>
-        <w:t>stock</w:t>
-      </w:r>
-      <w:r>
-        <w:t>),</w:t>
-        <w:br/>
-        <w:t xml:space="preserve">  </w:t>
-      </w:r>
-      <w:r>
-        <w:rPr>
-          <w:b/>
-        </w:rPr>
-        <w:t>Side</w:t>
-      </w:r>
-      <w:r>
-        <w:t xml:space="preserve"> (long/short), </w:t>
-      </w:r>
-      <w:r>
-        <w:rPr>
-          <w:b/>
-        </w:rPr>
-        <w:t>Expiry</w:t>
-      </w:r>
-      <w:r>
-        <w:t xml:space="preserve">, </w:t>
-      </w:r>
-      <w:r>
-        <w:rPr>
-          <w:b/>
-        </w:rPr>
-        <w:t>Strike</w:t>
-      </w:r>
-      <w:r>
-        <w:t xml:space="preserve">, </w:t>
-      </w:r>
-      <w:r>
-        <w:rPr>
-          <w:b/>
-        </w:rPr>
-        <w:t>Qty</w:t>
-      </w:r>
-      <w:r>
-        <w:t xml:space="preserve">, </w:t>
-      </w:r>
-      <w:r>
-        <w:rPr>
-          <w:b/>
-        </w:rPr>
-        <w:t>Premium</w:t>
-      </w:r>
-      <w:r>
-        <w:t>, and the leg's</w:t>
-        <w:br/>
-        <w:t xml:space="preserve">  </w:t>
-      </w:r>
-      <w:r>
-        <w:rPr>
-          <w:b/>
-        </w:rPr>
-        <w:t>Delta</w:t>
-      </w:r>
-      <w:r>
-        <w:t xml:space="preserve"> read straight from the option chain. </w:t>
-      </w:r>
-      <w:r>
-        <w:rPr>
-          <w:b/>
-        </w:rPr>
-        <w:t>Add leg</w:t>
-      </w:r>
-      <w:r>
-        <w:t xml:space="preserve">, </w:t>
-      </w:r>
-      <w:r>
-        <w:rPr>
-          <w:b/>
-        </w:rPr>
-        <w:t>Reset to template</w:t>
-      </w:r>
-      <w:r>
-        <w:t>, and a</w:t>
-        <w:br/>
-        <w:t xml:space="preserve">  remove ✕ that locks at the last leg. Each leg carries its </w:t>
-      </w:r>
-      <w:r>
-        <w:rPr>
-          <w:b/>
-        </w:rPr>
-        <w:t>own expiry</w:t>
-      </w:r>
-      <w:r>
-        <w:t xml:space="preserve"> (so</w:t>
-        <w:br/>
-        <w:t xml:space="preserve">  </w:t>
-      </w:r>
-      <w:r>
-        <w:rPr>
-          <w:b/>
-        </w:rPr>
-        <w:t>calendars/diagonals</w:t>
-      </w:r>
-      <w:r>
-        <w:t xml:space="preserve"> price each leg on its own clock) and its own quantity (so a</w:t>
-        <w:br/>
-        <w:t xml:space="preserve">  1-2-1 butterfly body trades at 2×). </w:t>
-      </w:r>
-      <w:r>
-        <w:rPr>
-          <w:b/>
-        </w:rPr>
-        <w:t>Fetch Premiums</w:t>
-      </w:r>
-      <w:r>
-        <w:t xml:space="preserve"> fills each leg's premium</w:t>
-        <w:br/>
-        <w:t xml:space="preserve">  from the chain.</w:t>
-      </w:r>
-    </w:p>
-    <w:p>
-      <w:pPr>
-        <w:pStyle w:val="ListBullet"/>
-      </w:pPr>
-      <w:r>
-        <w:t xml:space="preserve">The frame's header strip keeps a running </w:t>
-      </w:r>
-      <w:r>
-        <w:rPr>
-          <w:b/>
-        </w:rPr>
-        <w:t>leg count</w:t>
-      </w:r>
-      <w:r>
-        <w:t xml:space="preserve">, </w:t>
-      </w:r>
-      <w:r>
-        <w:rPr>
-          <w:b/>
-        </w:rPr>
-        <w:t>net premium</w:t>
-      </w:r>
-      <w:r>
-        <w:t xml:space="preserve"> and </w:t>
-      </w:r>
-      <w:r>
-        <w:rPr>
-          <w:b/>
-        </w:rPr>
-        <w:t>max</w:t>
-        <w:br/>
-        <w:t xml:space="preserve">  loss</w:t>
-      </w:r>
-      <w:r>
-        <w:t xml:space="preserve">. All three update as you edit. A </w:t>
-      </w:r>
-      <w:r>
-        <w:rPr>
-          <w:b/>
-        </w:rPr>
-        <w:t>dash</w:t>
-      </w:r>
-      <w:r>
-        <w:t xml:space="preserve"> there means </w:t>
-      </w:r>
-      <w:r>
-        <w:rPr>
-          <w:i/>
-        </w:rPr>
-        <w:t>not known yet</w:t>
-      </w:r>
-      <w:r>
-        <w:t xml:space="preserve"> rather</w:t>
-        <w:br/>
-        <w:t xml:space="preserve">  than zero — net premium is blank until every leg is priced, and max loss is blank</w:t>
-        <w:br/>
-        <w:t xml:space="preserve">  when the loss has no bound (a naked call), cannot be settled on one date, or the</w:t>
-        <w:br/>
-        <w:t xml:space="preserve">  position holds </w:t>
-      </w:r>
-      <w:r>
-        <w:rPr>
-          <w:b/>
-        </w:rPr>
-        <w:t>shares</w:t>
-      </w:r>
-      <w:r>
-        <w:t xml:space="preserve"> (that strip reasons from strikes, and shares have none —</w:t>
-        <w:br/>
-        <w:t xml:space="preserve">  press </w:t>
-      </w:r>
-      <w:r>
-        <w:rPr>
-          <w:b/>
-        </w:rPr>
-        <w:t>Calculate</w:t>
-      </w:r>
-      <w:r>
-        <w:t xml:space="preserve"> and the cards give the real figure).</w:t>
-      </w:r>
-    </w:p>
-    <w:p>
-      <w:r>
-        <w:rPr>
-          <w:b/>
-        </w:rPr>
-        <w:t>Stock legs (covered call, protective put, collar).</w:t>
-      </w:r>
-      <w:r>
-        <w:rPr/>
-        <w:t xml:space="preserve"> Set a leg's Type to</w:t>
-        <w:br/>
-      </w:r>
-      <w:r>
-        <w:rPr>
-          <w:b/>
-        </w:rPr>
-        <w:t>stock</w:t>
-      </w:r>
-      <w:r>
-        <w:rPr/>
-        <w:t xml:space="preserve"> and it becomes shares rather than a contract:</w:t>
-      </w:r>
-    </w:p>
-    <w:p>
-      <w:pPr>
-        <w:pStyle w:val="ListBullet"/>
-      </w:pPr>
-      <w:r>
-        <w:rPr>
-          <w:b/>
-        </w:rPr>
-        <w:t>LOTS</w:t>
-      </w:r>
-      <w:r>
-        <w:t xml:space="preserve"> replaces Qty and counts </w:t>
-      </w:r>
-      <w:r>
-        <w:rPr>
-          <w:b/>
-        </w:rPr>
-        <w:t>hundreds</w:t>
-      </w:r>
-      <w:r>
-        <w:t xml:space="preserve"> of shares — one lot is 100 shares,</w:t>
-        <w:br/>
-        <w:t xml:space="preserve">  which is what one option contract covers. ⚠ Typing 100 builds a 10,000-share</w:t>
-        <w:br/>
-        <w:t xml:space="preserve">  position and multiplies every figure by a hundred.</w:t>
-      </w:r>
-    </w:p>
-    <w:p>
-      <w:pPr>
-        <w:pStyle w:val="ListBullet"/>
-      </w:pPr>
-      <w:r>
-        <w:rPr>
-          <w:b/>
-        </w:rPr>
-        <w:t>$/SHARE</w:t>
-      </w:r>
-      <w:r>
-        <w:t xml:space="preserve"> replaces Premium: what you </w:t>
-      </w:r>
-      <w:r>
-        <w:rPr>
-          <w:b/>
-        </w:rPr>
-        <w:t>paid</w:t>
-      </w:r>
-      <w:r>
-        <w:t>. Blank means "today's price" and</w:t>
-        <w:br/>
-        <w:t xml:space="preserve">  </w:t>
-      </w:r>
-      <w:r>
-        <w:rPr>
-          <w:b/>
-        </w:rPr>
-        <w:t>Fetch Premiums</w:t>
-      </w:r>
-      <w:r>
-        <w:t xml:space="preserve"> fills it; a value you typed is never overwritten, which is the</w:t>
-        <w:br/>
-        <w:t xml:space="preserve">  point when you are pricing a call against shares you already hold.</w:t>
-      </w:r>
-    </w:p>
-    <w:p>
-      <w:pPr>
-        <w:pStyle w:val="ListBullet"/>
-      </w:pPr>
-      <w:r>
-        <w:rPr>
-          <w:b/>
-        </w:rPr>
-        <w:t>Strike</w:t>
-      </w:r>
-      <w:r>
-        <w:t xml:space="preserve"> and </w:t>
-      </w:r>
-      <w:r>
-        <w:rPr>
-          <w:b/>
-        </w:rPr>
-        <w:t>Expiry</w:t>
-      </w:r>
-      <w:r>
-        <w:t xml:space="preserve"> show a dash and are disabled — shares have neither.</w:t>
-      </w:r>
-    </w:p>
-    <w:p>
-      <w:pPr>
-        <w:pStyle w:val="ListBullet"/>
-      </w:pPr>
-      <w:r>
-        <w:t xml:space="preserve">⚠ </w:t>
-      </w:r>
-      <w:r>
-        <w:rPr>
-          <w:b/>
-        </w:rPr>
-        <w:t>Max risk is the stock going to zero</w:t>
-      </w:r>
-      <w:r>
-        <w:t>, and the cards now scan that far, which</w:t>
-        <w:br/>
-        <w:t xml:space="preserve">  is also what shows a </w:t>
-      </w:r>
-      <w:r>
-        <w:rPr>
-          <w:b/>
-        </w:rPr>
-        <w:t>protective put</w:t>
-      </w:r>
-      <w:r>
-        <w:t xml:space="preserve"> or </w:t>
-      </w:r>
-      <w:r>
-        <w:rPr>
-          <w:b/>
-        </w:rPr>
-        <w:t>collar</w:t>
-      </w:r>
-      <w:r>
-        <w:t xml:space="preserve"> capping it.</w:t>
-      </w:r>
-    </w:p>
-    <w:p>
-      <w:pPr>
-        <w:pStyle w:val="ListBullet"/>
-      </w:pPr>
-      <w:r>
-        <w:t xml:space="preserve">⚠ </w:t>
-      </w:r>
-      <w:r>
-        <w:rPr>
-          <w:b/>
-        </w:rPr>
-        <w:t>Analysis only.</w:t>
-      </w:r>
-      <w:r>
-        <w:t xml:space="preserve"> The Simulator and Rescue's ad-hoc form do not offer these:</w:t>
-        <w:br/>
-        <w:t xml:space="preserve">  the Simulator prices from the option chain and cannot value a share, and Rescue</w:t>
-        <w:br/>
-        <w:t xml:space="preserve">  books trades into a paper account that tracks shares separately. Nothing on the</w:t>
-        <w:br/>
-        <w:t xml:space="preserve">  Calculator places a trade regardless.</w:t>
-      </w:r>
-    </w:p>
-    <w:p>
-      <w:pPr>
-        <w:pStyle w:val="ListBullet"/>
-      </w:pPr>
-      <w:r>
-        <w:t xml:space="preserve">⚠ Elsewhere in the app "covered call" means the </w:t>
-      </w:r>
-      <w:r>
-        <w:rPr>
-          <w:b/>
-        </w:rPr>
-        <w:t>option leg alone</w:t>
-      </w:r>
-      <w:r>
-        <w:t xml:space="preserve"> (the paper</w:t>
-        <w:br/>
-        <w:t xml:space="preserve">  book tracks the shares separately). Here it is the whole position — the</w:t>
-        <w:br/>
-        <w:t xml:space="preserve">  </w:t>
-      </w:r>
-      <w:r>
-        <w:rPr>
-          <w:b/>
-        </w:rPr>
         <w:t>100 SHARES</w:t>
       </w:r>
       <w:r>
         <w:t xml:space="preserve"> chip is what tells you which.</w:t>
-        <w:br/>
-        <w:t xml:space="preserve">  </w:t>
-      </w:r>
-      <w:r>
-        <w:rPr>
-          <w:b/>
-        </w:rPr>
-        <w:t>Delta</w:t>
-      </w:r>
-      <w:r>
-        <w:t xml:space="preserve"> shows a dash the same way whenever the chain carries no Greeks, which is</w:t>
-        <w:br/>
-        <w:t xml:space="preserve">  normal outside regular trading hours.</w:t>
-      </w:r>
-    </w:p>
-    <w:p>
-      <w:r>
-        <w:rPr>
-          <w:b/>
-        </w:rPr>
-        <w:t>Outputs (after pressing Calculate):</w:t>
+      </w:r>
+    </w:p>
+    <w:p>
+      <w:r>
+        <w:rPr>
+          <w:b/>
+        </w:rPr>
+        <w:t>Outputs (a moment after you stop editing):</w:t>
       </w:r>
     </w:p>
     <w:p>
@@ -8482,7 +8523,7 @@
         <w:rPr/>
         <w:t xml:space="preserve"> from a signal table, the form is</w:t>
         <w:br/>
-        <w:t xml:space="preserve">pre-filled and the calculation runs automatically. </w:t>
+        <w:t xml:space="preserve">pre-filled and priced once the chain loads. </w:t>
       </w:r>
       <w:r>
         <w:rPr>
@@ -8519,7 +8560,17 @@
         <w:rPr/>
         <w:t xml:space="preserve"> symbol clears</w:t>
         <w:br/>
-        <w:t xml:space="preserve">the cards and matrix — they belonged to the old symbol; reloading the </w:t>
+        <w:t xml:space="preserve">the cards and matrix — they belonged to the old symbol; </w:t>
+      </w:r>
+      <w:r>
+        <w:rPr>
+          <w:b/>
+        </w:rPr>
+        <w:t>Refresh</w:t>
+      </w:r>
+      <w:r>
+        <w:rPr/>
+        <w:t xml:space="preserve"> on the </w:t>
       </w:r>
       <w:r>
         <w:rPr>
@@ -8529,9 +8580,8 @@
       </w:r>
       <w:r>
         <w:rPr/>
-        <w:t xml:space="preserve"> one</w:t>
-        <w:br/>
-        <w:t>keeps them.</w:t>
+        <w:br/>
+        <w:t>one keeps them.</w:t>
       </w:r>
     </w:p>
     <w:p>
@@ -8634,7 +8684,19 @@
         <w:rPr/>
         <w:t xml:space="preserve"> option position under different scenarios using</w:t>
         <w:br/>
-        <w:t xml:space="preserve">Black-Scholes. Start by entering a </w:t>
+        <w:t xml:space="preserve">Black-Scholes. The top of the page is the same </w:t>
+      </w:r>
+      <w:r>
+        <w:rPr>
+          <w:b/>
+        </w:rPr>
+        <w:t>entry panel</w:t>
+      </w:r>
+      <w:r>
+        <w:rPr/>
+        <w:t xml:space="preserve"> as the Calculator:</w:t>
+        <w:br/>
+        <w:t xml:space="preserve">type a </w:t>
       </w:r>
       <w:r>
         <w:rPr>
@@ -8644,19 +8706,18 @@
       </w:r>
       <w:r>
         <w:rPr/>
-        <w:t xml:space="preserve"> and pressing </w:t>
-      </w:r>
-      <w:r>
-        <w:rPr>
-          <w:b/>
-        </w:rPr>
-        <w:t>Load chain</w:t>
-      </w:r>
-      <w:r>
-        <w:rPr/>
-        <w:t xml:space="preserve"> (or just</w:t>
-        <w:br/>
-        <w:t xml:space="preserve">press Enter / tab out of the field), then pick a </w:t>
+        <w:t xml:space="preserve"> and press Enter or tab out (</w:t>
+      </w:r>
+      <w:r>
+        <w:rPr>
+          <w:b/>
+        </w:rPr>
+        <w:t>Refresh</w:t>
+      </w:r>
+      <w:r>
+        <w:rPr/>
+        <w:t xml:space="preserve"> re-pulls it), pick a</w:t>
+        <w:br/>
       </w:r>
       <w:r>
         <w:rPr>
@@ -8666,53 +8727,64 @@
       </w:r>
       <w:r>
         <w:rPr/>
-        <w:t xml:space="preserve"> (the same template</w:t>
-        <w:br/>
-        <w:t>menu as the Calculator — singles, verticals, condors, butterflies,</w:t>
-        <w:br/>
-        <w:t xml:space="preserve">calendars/diagonals) and adjust the </w:t>
-      </w:r>
-      <w:r>
-        <w:rPr>
-          <w:b/>
-        </w:rPr>
-        <w:t>legs</w:t>
-      </w:r>
-      <w:r>
-        <w:rPr/>
-        <w:t xml:space="preserve"> in the editor — one </w:t>
-      </w:r>
-      <w:r>
-        <w:rPr>
-          <w:b/>
-        </w:rPr>
-        <w:t>card</w:t>
-      </w:r>
-      <w:r>
-        <w:rPr/>
-        <w:t xml:space="preserve"> per leg</w:t>
-        <w:br/>
-        <w:t xml:space="preserve">with </w:t>
-      </w:r>
-      <w:r>
-        <w:rPr>
-          <w:b/>
-        </w:rPr>
-        <w:t>Type</w:t>
-      </w:r>
-      <w:r>
-        <w:rPr/>
-        <w:t xml:space="preserve"> (call/put), </w:t>
-      </w:r>
-      <w:r>
-        <w:rPr>
-          <w:b/>
-        </w:rPr>
-        <w:t>Side</w:t>
-      </w:r>
-      <w:r>
-        <w:rPr/>
-        <w:t xml:space="preserve"> (long/short), </w:t>
+        <w:t xml:space="preserve"> (the same template menu — singles, verticals, condors, butterflies,</w:t>
+        <w:br/>
+        <w:t>calendars/diagonals; the three stock structures are not offered here), and build the</w:t>
+        <w:br/>
+        <w:t xml:space="preserve">legs. </w:t>
+      </w:r>
+      <w:r>
+        <w:rPr>
+          <w:b/>
+        </w:rPr>
+        <w:t>Click a Bid in the chain to add a SELL leg, an Ask to add a BUY leg</w:t>
+      </w:r>
+      <w:r>
+        <w:rPr/>
+        <w:t>, and</w:t>
+        <w:br/>
+        <w:t xml:space="preserve">use the </w:t>
+      </w:r>
+      <w:r>
+        <w:rPr>
+          <w:b/>
+        </w:rPr>
+        <w:t>expiry strip</w:t>
+      </w:r>
+      <w:r>
+        <w:rPr/>
+        <w:t xml:space="preserve"> to move every leg to one date. Each leg is a row with</w:t>
+        <w:br/>
+      </w:r>
+      <w:r>
+        <w:rPr>
+          <w:b/>
+        </w:rPr>
+        <w:t>BUY/SELL</w:t>
+      </w:r>
+      <w:r>
+        <w:rPr/>
+        <w:t xml:space="preserve"> and </w:t>
+      </w:r>
+      <w:r>
+        <w:rPr>
+          <w:b/>
+        </w:rPr>
+        <w:t>CALL/PUT</w:t>
+      </w:r>
+      <w:r>
+        <w:rPr/>
+        <w:t xml:space="preserve"> toggles, </w:t>
+      </w:r>
+      <w:r>
+        <w:rPr>
+          <w:b/>
+        </w:rPr>
+        <w:t>Qty</w:t>
+      </w:r>
+      <w:r>
+        <w:rPr/>
+        <w:t xml:space="preserve">, </w:t>
       </w:r>
       <w:r>
         <w:rPr>
@@ -8722,7 +8794,8 @@
       </w:r>
       <w:r>
         <w:rPr/>
-        <w:t xml:space="preserve">, </w:t>
+        <w:t>, a typed-or-stepped</w:t>
+        <w:br/>
       </w:r>
       <w:r>
         <w:rPr>
@@ -8732,19 +8805,39 @@
       </w:r>
       <w:r>
         <w:rPr/>
-        <w:t xml:space="preserve"> and </w:t>
-      </w:r>
-      <w:r>
-        <w:rPr>
-          <w:b/>
-        </w:rPr>
-        <w:t>Qty</w:t>
-      </w:r>
-      <w:r>
-        <w:rPr/>
-        <w:t>,</w:t>
-        <w:br/>
-        <w:t xml:space="preserve">plus </w:t>
+        <w:t xml:space="preserve"> (</w:t>
+      </w:r>
+      <w:r>
+        <w:rPr>
+          <w:b/>
+        </w:rPr>
+        <w:t>‹ ›</w:t>
+      </w:r>
+      <w:r>
+        <w:rPr/>
+        <w:t xml:space="preserve"> / </w:t>
+      </w:r>
+      <w:r>
+        <w:rPr>
+          <w:b/>
+        </w:rPr>
+        <w:t>↑ ↓</w:t>
+      </w:r>
+      <w:r>
+        <w:rPr/>
+        <w:t xml:space="preserve">) and its </w:t>
+      </w:r>
+      <w:r>
+        <w:rPr>
+          <w:b/>
+        </w:rPr>
+        <w:t>Delta</w:t>
+      </w:r>
+      <w:r>
+        <w:rPr/>
+        <w:t xml:space="preserve"> from the chain — there is no price</w:t>
+        <w:br/>
+        <w:t xml:space="preserve">box, because the Simulator prices every leg from volatility itself. </w:t>
       </w:r>
       <w:r>
         <w:rPr>
@@ -8754,24 +8847,11 @@
       </w:r>
       <w:r>
         <w:rPr/>
-        <w:t xml:space="preserve"> and a remove ✕ that locks at the last leg (a position with no legs</w:t>
-        <w:br/>
-        <w:t xml:space="preserve">has nothing to simulate). </w:t>
-      </w:r>
-      <w:r>
-        <w:rPr>
-          <w:b/>
-        </w:rPr>
-        <w:t>Set all legs to</w:t>
-      </w:r>
-      <w:r>
-        <w:rPr/>
-        <w:t xml:space="preserve"> puts every leg on one expiry in a</w:t>
-        <w:br/>
-        <w:t>single pick. The Simulator's chain carries no per-contract Greeks, so its leg cards</w:t>
-        <w:br/>
-        <w:t>show no Delta column — the Calculator's do. Every tab below operates on the</w:t>
-        <w:br/>
+        <w:t>, and a</w:t>
+        <w:br/>
+        <w:t>remove ✕ that locks at the last leg (a position with no legs has nothing to simulate).</w:t>
+        <w:br/>
+        <w:t xml:space="preserve">Every tab below operates on the </w:t>
       </w:r>
       <w:r>
         <w:rPr>
@@ -8793,7 +8873,7 @@
       </w:r>
       <w:r>
         <w:rPr/>
-        <w:t xml:space="preserve"> Beside the legs, six tiles state the position without any</w:t>
+        <w:t xml:space="preserve"> Under the panel, six tiles state the position without any</w:t>
         <w:br/>
         <w:t xml:space="preserve">hovering: </w:t>
       </w:r>

--- a/docs/manuals/user-guide/user-guide.docx
+++ b/docs/manuals/user-guide/user-guide.docx
@@ -7717,11 +7717,46 @@
         <w:t>The chain</w:t>
       </w:r>
       <w:r>
-        <w:t xml:space="preserve"> (left half) — calls on the left, strikes in the middle, puts on the</w:t>
-        <w:br/>
-        <w:t xml:space="preserve">  right, centred on spot. The at-the-money strike is gold and in-the-money cells</w:t>
-        <w:br/>
-        <w:t xml:space="preserve">  are shaded. </w:t>
+        <w:t xml:space="preserve"> (left half) — the </w:t>
+      </w:r>
+      <w:r>
+        <w:rPr>
+          <w:b/>
+        </w:rPr>
+        <w:t>complete</w:t>
+      </w:r>
+      <w:r>
+        <w:t xml:space="preserve"> chain for the selected expiration:</w:t>
+        <w:br/>
+        <w:t xml:space="preserve">  every strike, calls on the left, strikes in the middle, puts on the right, in a</w:t>
+        <w:br/>
+        <w:t xml:space="preserve">  box that scrolls and opens </w:t>
+      </w:r>
+      <w:r>
+        <w:rPr>
+          <w:b/>
+        </w:rPr>
+        <w:t>centred on spot</w:t>
+      </w:r>
+      <w:r>
+        <w:t xml:space="preserve"> (it re-centres on every load and</w:t>
+        <w:br/>
+        <w:t xml:space="preserve">  expiry change). The at-the-money strike is gold and in-the-money cells are</w:t>
+        <w:br/>
+        <w:t xml:space="preserve">  shaded. The call side reads </w:t>
+      </w:r>
+      <w:r>
+        <w:rPr>
+          <w:b/>
+        </w:rPr>
+        <w:t>Delta · OI · Volume · Bid · Ask</w:t>
+      </w:r>
+      <w:r>
+        <w:t xml:space="preserve"> towards the</w:t>
+        <w:br/>
+        <w:t xml:space="preserve">  strike and the put side mirrors it, so Bid and Ask always sit beside the strike.</w:t>
+        <w:br/>
+        <w:t xml:space="preserve">  </w:t>
       </w:r>
       <w:r>
         <w:rPr>
@@ -7730,9 +7765,9 @@
         <w:t>Click a Bid to add a SELL leg, an Ask to add a BUY leg.</w:t>
       </w:r>
       <w:r>
-        <w:t xml:space="preserve"> The leg is</w:t>
-        <w:br/>
-        <w:t xml:space="preserve">  priced at the contract's </w:t>
+        <w:t xml:space="preserve"> The leg is priced at</w:t>
+        <w:br/>
+        <w:t xml:space="preserve">  the contract's </w:t>
       </w:r>
       <w:r>
         <w:rPr>
@@ -7741,9 +7776,9 @@
         <w:t>mark</w:t>
       </w:r>
       <w:r>
-        <w:t xml:space="preserve"> whichever you click — the side only decides buy</w:t>
-        <w:br/>
-        <w:t xml:space="preserve">  or sell, so the page does not look worse by the full bid/ask spread. </w:t>
+        <w:t xml:space="preserve"> whichever you click — the side only decides buy or sell,</w:t>
+        <w:br/>
+        <w:t xml:space="preserve">  so the page does not look worse by the full bid/ask spread. </w:t>
       </w:r>
       <w:r>
         <w:rPr>
@@ -7752,20 +7787,11 @@
         <w:t>Columns</w:t>
       </w:r>
       <w:r>
-        <w:br/>
-        <w:t xml:space="preserve">  chooses what else is shown (Delta and OI by default; Mark, IV, Gamma, Theta, Vega</w:t>
-        <w:br/>
-        <w:t xml:space="preserve">  and Volume on request) and remembers the choice. </w:t>
-      </w:r>
-      <w:r>
-        <w:rPr>
-          <w:b/>
-        </w:rPr>
-        <w:t>More strikes above / below</w:t>
-      </w:r>
-      <w:r>
-        <w:br/>
-        <w:t xml:space="preserve">  widens the window.</w:t>
+        <w:t xml:space="preserve"> adds</w:t>
+        <w:br/>
+        <w:t xml:space="preserve">  Mark, IV, Gamma, Theta or Vega (Bid and Ask cannot be removed — they are what you</w:t>
+        <w:br/>
+        <w:t xml:space="preserve">  click) and remembers the choice.</w:t>
       </w:r>
     </w:p>
     <w:p>

--- a/docs/manuals/user-guide/user-guide.docx
+++ b/docs/manuals/user-guide/user-guide.docx
@@ -7681,9 +7681,31 @@
         <w:t>Expiry strip</w:t>
       </w:r>
       <w:r>
-        <w:t xml:space="preserve"> — one button per expiration with its days to go. Clicking one</w:t>
-        <w:br/>
-        <w:t xml:space="preserve">  moves </w:t>
+        <w:t xml:space="preserve"> — one button for </w:t>
+      </w:r>
+      <w:r>
+        <w:rPr>
+          <w:b/>
+        </w:rPr>
+        <w:t>every</w:t>
+      </w:r>
+      <w:r>
+        <w:t xml:space="preserve"> expiration the symbol lists (TSLA</w:t>
+        <w:br/>
+        <w:t xml:space="preserve">  runs out past two years), with its days to go. Strikes for the nearest two load</w:t>
+        <w:br/>
+        <w:t xml:space="preserve">  with the symbol; clicking any other shows </w:t>
+      </w:r>
+      <w:r>
+        <w:rPr>
+          <w:b/>
+        </w:rPr>
+        <w:t>Loading strikes for …</w:t>
+      </w:r>
+      <w:r>
+        <w:t xml:space="preserve"> while that one</w:t>
+        <w:br/>
+        <w:t xml:space="preserve">  expiration is fetched (about a second), then moves </w:t>
       </w:r>
       <w:r>
         <w:rPr>
@@ -7692,7 +7714,9 @@
         <w:t>every option leg</w:t>
       </w:r>
       <w:r>
-        <w:t xml:space="preserve"> to that date (a </w:t>
+        <w:t xml:space="preserve"> to that</w:t>
+        <w:br/>
+        <w:t xml:space="preserve">  date (a </w:t>
       </w:r>
       <w:r>
         <w:rPr>
@@ -7701,9 +7725,9 @@
         <w:t>stock</w:t>
       </w:r>
       <w:r>
-        <w:t xml:space="preserve"> leg is skipped — shares do</w:t>
-        <w:br/>
-        <w:t xml:space="preserve">  not expire) and points the chain at it.</w:t>
+        <w:t xml:space="preserve"> leg is skipped — shares do not expire) and points the chain at</w:t>
+        <w:br/>
+        <w:t xml:space="preserve">  it. The status line says how many expirations have strikes loaded so far.</w:t>
       </w:r>
     </w:p>
     <w:p>

--- a/docs/manuals/user-guide/user-guide.docx
+++ b/docs/manuals/user-guide/user-guide.docx
@@ -2768,9 +2768,9 @@
         <w:rPr>
           <w:b/>
         </w:rPr>
-        <w:t>Replay / What-if / IV</w:t>
-        <w:br/>
-        <w:t xml:space="preserve">  shock</w:t>
+        <w:t>Price &amp; Time / Volatility /</w:t>
+        <w:br/>
+        <w:t xml:space="preserve">  History</w:t>
       </w:r>
       <w:r>
         <w:t xml:space="preserve">, and the Scanner's </w:t>
@@ -8573,32 +8573,23 @@
         <w:rPr/>
         <w:t xml:space="preserve"> from a signal table, the form is</w:t>
         <w:br/>
-        <w:t xml:space="preserve">pre-filled and priced once the chain loads. </w:t>
-      </w:r>
-      <w:r>
-        <w:rPr>
-          <w:b/>
-        </w:rPr>
-        <w:t>Copy to Simulator</w:t>
-      </w:r>
-      <w:r>
-        <w:rPr/>
-        <w:t xml:space="preserve"> sends the</w:t>
-        <w:br/>
-        <w:t xml:space="preserve">current legs straight to the Simulator (and the Simulator's </w:t>
-      </w:r>
-      <w:r>
-        <w:rPr>
-          <w:b/>
-        </w:rPr>
-        <w:t>Copy to Calculator</w:t>
-      </w:r>
-      <w:r>
-        <w:rPr/>
-        <w:br/>
-        <w:t>brings them back), so you can move a structure between the P&amp;L cards and the</w:t>
-        <w:br/>
-        <w:t xml:space="preserve">scenario/Greeks views without re-entering it. Loading a </w:t>
+        <w:t xml:space="preserve">pre-filled and priced once the chain loads. The Calculator and the Simulator work on </w:t>
+      </w:r>
+      <w:r>
+        <w:rPr>
+          <w:b/>
+        </w:rPr>
+        <w:t>one shared position</w:t>
+      </w:r>
+      <w:r>
+        <w:rPr/>
+        <w:t xml:space="preserve"> — the same symbol, strategy, legs and selected expiration. Whichever page you edited last is what the other one opens with, so there is nothing to copy between them.</w:t>
+        <w:br/>
+        <w:t>Open the Simulator after building a trade here and it is already loaded; change it</w:t>
+        <w:br/>
+        <w:t>there and the Calculator shows the change. Your IV, rate and contracts stay on this</w:t>
+        <w:br/>
+        <w:t xml:space="preserve">page. Loading a </w:t>
       </w:r>
       <w:r>
         <w:rPr>
@@ -9050,7 +9041,7 @@
     <w:p>
       <w:r>
         <w:rPr/>
-        <w:t>Three tabs:</w:t>
+        <w:t>Three tabs, in this order:</w:t>
       </w:r>
     </w:p>
     <w:p>
@@ -9061,10 +9052,127 @@
         <w:rPr>
           <w:b/>
         </w:rPr>
-        <w:t>Replay</w:t>
-      </w:r>
-      <w:r>
-        <w:t xml:space="preserve"> (default) — re-prices the position along the underlying's recent price</w:t>
+        <w:t>Price &amp; Time</w:t>
+      </w:r>
+      <w:r>
+        <w:t xml:space="preserve"> (opens first) — a </w:t>
+      </w:r>
+      <w:r>
+        <w:rPr>
+          <w:b/>
+        </w:rPr>
+        <w:t>Price change</w:t>
+      </w:r>
+      <w:r>
+        <w:t xml:space="preserve"> slider (an instant price</w:t>
+        <w:br/>
+        <w:t xml:space="preserve">  overlay) and a </w:t>
+      </w:r>
+      <w:r>
+        <w:rPr>
+          <w:b/>
+        </w:rPr>
+        <w:t>Time passed</w:t>
+      </w:r>
+      <w:r>
+        <w:t xml:space="preserve"> slider that fast-forwards from now. Time passed runs</w:t>
+        <w:br/>
+        <w:t xml:space="preserve">  only as far as your position's last expiry (in quarter days when it is three days or</w:t>
+        <w:br/>
+        <w:t xml:space="preserve">  less away), and </w:t>
+      </w:r>
+      <w:r>
+        <w:rPr>
+          <w:b/>
+        </w:rPr>
+        <w:t>Now / Halfway / Expiry</w:t>
+      </w:r>
+      <w:r>
+        <w:t xml:space="preserve"> buttons jump straight there. A line under</w:t>
+        <w:br/>
+        <w:t xml:space="preserve">  the sliders reads the result, e.g. </w:t>
+      </w:r>
+      <w:r>
+        <w:rPr>
+          <w:i/>
+        </w:rPr>
+        <w:t>"At 386.00 on Sep 28: profit $8,240"</w:t>
+      </w:r>
+      <w:r>
+        <w:t>. Each leg</w:t>
+        <w:br/>
+        <w:t xml:space="preserve">  decays on its </w:t>
+      </w:r>
+      <w:r>
+        <w:rPr>
+          <w:b/>
+        </w:rPr>
+        <w:t>own</w:t>
+      </w:r>
+      <w:r>
+        <w:t xml:space="preserve"> clock, so a </w:t>
+      </w:r>
+      <w:r>
+        <w:rPr>
+          <w:b/>
+        </w:rPr>
+        <w:t>calendar's</w:t>
+      </w:r>
+      <w:r>
+        <w:t xml:space="preserve"> back leg correctly keeps its time</w:t>
+        <w:br/>
+        <w:t xml:space="preserve">  value while the front leg expires.</w:t>
+      </w:r>
+    </w:p>
+    <w:p>
+      <w:pPr>
+        <w:pStyle w:val="ListBullet"/>
+      </w:pPr>
+      <w:r>
+        <w:rPr>
+          <w:b/>
+        </w:rPr>
+        <w:t>Volatility</w:t>
+      </w:r>
+      <w:r>
+        <w:t xml:space="preserve"> — a </w:t>
+      </w:r>
+      <w:r>
+        <w:rPr>
+          <w:b/>
+        </w:rPr>
+        <w:t>Volatility multiplier</w:t>
+      </w:r>
+      <w:r>
+        <w:t xml:space="preserve"> slider and a table comparing the</w:t>
+        <w:br/>
+        <w:t xml:space="preserve">  position at today's volatility and at the multiplied volatility: position value,</w:t>
+        <w:br/>
+        <w:t xml:space="preserve">  delta, gamma, theta per day and vega per volatility point, with the change. A line</w:t>
+        <w:br/>
+        <w:t xml:space="preserve">  above states the result, e.g. </w:t>
+      </w:r>
+      <w:r>
+        <w:rPr>
+          <w:i/>
+        </w:rPr>
+        <w:t>"If volatility rises 50%, this position loses</w:t>
+        <w:br/>
+        <w:t xml:space="preserve">  $1,050."</w:t>
+      </w:r>
+    </w:p>
+    <w:p>
+      <w:pPr>
+        <w:pStyle w:val="ListBullet"/>
+      </w:pPr>
+      <w:r>
+        <w:rPr>
+          <w:b/>
+        </w:rPr>
+        <w:t>History</w:t>
+      </w:r>
+      <w:r>
+        <w:t xml:space="preserve"> — re-prices the position along the underlying's recent real price</w:t>
         <w:br/>
         <w:t xml:space="preserve">  path and shows six stacked panels: </w:t>
       </w:r>
@@ -9107,9 +9215,7 @@
         <w:t>Central</w:t>
       </w:r>
       <w:r>
-        <w:t xml:space="preserve"> — a session's first bar reads 08:30. Drag the</w:t>
-        <w:br/>
-        <w:t xml:space="preserve">  </w:t>
+        <w:t xml:space="preserve"> — a session's first bar reads 08:30. Drag the </w:t>
       </w:r>
       <w:r>
         <w:rPr>
@@ -9118,11 +9224,11 @@
         <w:t>scrub slider</w:t>
       </w:r>
       <w:r>
-        <w:t xml:space="preserve"> to step through the bars; the line beside it states that bar's</w:t>
-        <w:br/>
-        <w:t xml:space="preserve">  time, price, profit or loss and delta. It starts on the latest bar. A</w:t>
-        <w:br/>
-        <w:t xml:space="preserve">  </w:t>
+        <w:t xml:space="preserve"> to</w:t>
+        <w:br/>
+        <w:t xml:space="preserve">  step through the bars; the line beside it states that bar's time, price, profit or</w:t>
+        <w:br/>
+        <w:t xml:space="preserve">  loss and delta. It starts on the latest bar. A </w:t>
       </w:r>
       <w:r>
         <w:rPr>
@@ -9131,126 +9237,9 @@
         <w:t>Look-back</w:t>
       </w:r>
       <w:r>
-        <w:t xml:space="preserve"> dropdown controls how far back the path runs (Auto by DTE, or fixed</w:t>
-        <w:br/>
-        <w:t xml:space="preserve">  windows).</w:t>
-      </w:r>
-    </w:p>
-    <w:p>
-      <w:pPr>
-        <w:pStyle w:val="ListBullet"/>
-      </w:pPr>
-      <w:r>
-        <w:rPr>
-          <w:b/>
-        </w:rPr>
-        <w:t>What-if</w:t>
-      </w:r>
-      <w:r>
-        <w:t xml:space="preserve"> — a </w:t>
-      </w:r>
-      <w:r>
-        <w:rPr>
-          <w:b/>
-        </w:rPr>
-        <w:t>Price change</w:t>
-      </w:r>
-      <w:r>
-        <w:t xml:space="preserve"> slider (an instant price overlay) and a </w:t>
-      </w:r>
-      <w:r>
-        <w:rPr>
-          <w:b/>
-        </w:rPr>
-        <w:t>Time</w:t>
-        <w:br/>
-        <w:t xml:space="preserve">  passed</w:t>
-      </w:r>
-      <w:r>
-        <w:t xml:space="preserve"> slider that fast-forwards from now. Time passed runs only as far as your</w:t>
-        <w:br/>
-        <w:t xml:space="preserve">  position's last expiry (in quarter days when it is three days or less away), and</w:t>
-        <w:br/>
-        <w:t xml:space="preserve">  </w:t>
-      </w:r>
-      <w:r>
-        <w:rPr>
-          <w:b/>
-        </w:rPr>
-        <w:t>Now / Halfway / Expiry</w:t>
-      </w:r>
-      <w:r>
-        <w:t xml:space="preserve"> buttons jump straight there. A line under the sliders</w:t>
-        <w:br/>
-        <w:t xml:space="preserve">  reads the result, e.g. </w:t>
-      </w:r>
-      <w:r>
-        <w:rPr>
-          <w:i/>
-        </w:rPr>
-        <w:t>"At 386.00 on Sep 28: profit $8,240"</w:t>
-      </w:r>
-      <w:r>
-        <w:t>. Each leg decays on</w:t>
-        <w:br/>
-        <w:t xml:space="preserve">  its </w:t>
-      </w:r>
-      <w:r>
-        <w:rPr>
-          <w:b/>
-        </w:rPr>
-        <w:t>own</w:t>
-      </w:r>
-      <w:r>
-        <w:t xml:space="preserve"> clock, so a </w:t>
-      </w:r>
-      <w:r>
-        <w:rPr>
-          <w:b/>
-        </w:rPr>
-        <w:t>calendar's</w:t>
-      </w:r>
-      <w:r>
-        <w:t xml:space="preserve"> back leg correctly keeps its time value while</w:t>
-        <w:br/>
-        <w:t xml:space="preserve">  the front leg expires.</w:t>
-      </w:r>
-    </w:p>
-    <w:p>
-      <w:pPr>
-        <w:pStyle w:val="ListBullet"/>
-      </w:pPr>
-      <w:r>
-        <w:rPr>
-          <w:b/>
-        </w:rPr>
-        <w:t>IV Shock</w:t>
-      </w:r>
-      <w:r>
-        <w:t xml:space="preserve"> — a </w:t>
-      </w:r>
-      <w:r>
-        <w:rPr>
-          <w:b/>
-        </w:rPr>
-        <w:t>Volatility multiplier</w:t>
-      </w:r>
-      <w:r>
-        <w:t xml:space="preserve"> slider and a table comparing the</w:t>
-        <w:br/>
-        <w:t xml:space="preserve">  position at today's volatility and at the multiplied volatility: position value,</w:t>
-        <w:br/>
-        <w:t xml:space="preserve">  delta, gamma, theta per day and vega per volatility point, with the change. A line</w:t>
-        <w:br/>
-        <w:t xml:space="preserve">  above states the result, e.g. </w:t>
-      </w:r>
-      <w:r>
-        <w:rPr>
-          <w:i/>
-        </w:rPr>
-        <w:t>"If volatility rises 50%, this position loses</w:t>
-        <w:br/>
-        <w:t xml:space="preserve">  $1,050."</w:t>
+        <w:t xml:space="preserve"> dropdown controls how</w:t>
+        <w:br/>
+        <w:t xml:space="preserve">  far back the path runs (Auto by DTE, or fixed windows).</w:t>
       </w:r>
     </w:p>
     <w:p>
@@ -9276,23 +9265,31 @@
         <w:rPr>
           <w:b/>
         </w:rPr>
-        <w:t>Copy to Calculator</w:t>
-      </w:r>
-      <w:r>
-        <w:rPr/>
-        <w:t xml:space="preserve"> sends the current legs to the Calculator for the metric cards</w:t>
-        <w:br/>
-        <w:t xml:space="preserve">+ P&amp;L matrix (the Calculator's </w:t>
-      </w:r>
-      <w:r>
-        <w:rPr>
-          <w:b/>
-        </w:rPr>
-        <w:t>Copy to Simulator</w:t>
-      </w:r>
-      <w:r>
-        <w:rPr/>
-        <w:t xml:space="preserve"> brings them back).</w:t>
+        <w:t>One position with the Calculator.</w:t>
+      </w:r>
+      <w:r>
+        <w:rPr/>
+        <w:t xml:space="preserve"> The Simulator opens with the Calculator's</w:t>
+        <w:br/>
+        <w:t>symbol, strategy and legs, and any change you make here is what the Calculator shows</w:t>
+        <w:br/>
+        <w:t xml:space="preserve">next — there are no copy buttons. A position that holds </w:t>
+      </w:r>
+      <w:r>
+        <w:rPr>
+          <w:b/>
+        </w:rPr>
+        <w:t>shares</w:t>
+      </w:r>
+      <w:r>
+        <w:rPr/>
+        <w:t xml:space="preserve"> (a covered call,</w:t>
+        <w:br/>
+        <w:t>protective put or collar) is shown with its option legs only: a note says the shares</w:t>
+        <w:br/>
+        <w:t>are not simulated, and they stay in the position when you edit it here. The sliders</w:t>
+        <w:br/>
+        <w:t>and the open tab stay with this page.</w:t>
       </w:r>
     </w:p>
     <w:p>

--- a/docs/manuals/user-guide/user-guide.docx
+++ b/docs/manuals/user-guide/user-guide.docx
@@ -7786,12 +7786,25 @@
         <w:rPr>
           <w:b/>
         </w:rPr>
-        <w:t>Click a Bid to add a SELL leg, an Ask to add a BUY leg.</w:t>
-      </w:r>
-      <w:r>
-        <w:t xml:space="preserve"> The leg is priced at</w:t>
-        <w:br/>
-        <w:t xml:space="preserve">  the contract's </w:t>
+        <w:t>Click a Bid to SELL, an Ask to BUY.</w:t>
+      </w:r>
+      <w:r>
+        <w:t xml:space="preserve"> The click </w:t>
+      </w:r>
+      <w:r>
+        <w:rPr>
+          <w:b/>
+        </w:rPr>
+        <w:t>moves</w:t>
+      </w:r>
+      <w:r>
+        <w:t xml:space="preserve"> the leg you already</w:t>
+        <w:br/>
+        <w:t xml:space="preserve">  have on that side and type — a put Bid moves your short put to that strike and</w:t>
+        <w:br/>
+        <w:t xml:space="preserve">  expiration, keeping its quantity — and adds a new leg only when there is none. It</w:t>
+        <w:br/>
+        <w:t xml:space="preserve">  is priced at the contract's </w:t>
       </w:r>
       <w:r>
         <w:rPr>
@@ -7885,9 +7898,9 @@
         <w:t>Strike</w:t>
       </w:r>
       <w:r>
-        <w:t>, typed (it snaps to</w:t>
-        <w:br/>
-        <w:t xml:space="preserve">  the nearest real strike) or stepped with </w:t>
+        <w:t>, a dropdown of the</w:t>
+        <w:br/>
+        <w:t xml:space="preserve">  real strikes that opens on the current one, stepped one strike with </w:t>
       </w:r>
       <w:r>
         <w:rPr>
@@ -7896,16 +7909,9 @@
         <w:t>‹ ›</w:t>
       </w:r>
       <w:r>
-        <w:t xml:space="preserve"> and the </w:t>
-      </w:r>
-      <w:r>
-        <w:rPr>
-          <w:b/>
-        </w:rPr>
-        <w:t>↑ ↓</w:t>
-      </w:r>
-      <w:r>
-        <w:t xml:space="preserve"> keys; </w:t>
+        <w:t>;</w:t>
+        <w:br/>
+        <w:t xml:space="preserve">  </w:t>
       </w:r>
       <w:r>
         <w:rPr>
@@ -7914,7 +7920,18 @@
         <w:t>Price</w:t>
       </w:r>
       <w:r>
-        <w:t>;</w:t>
+        <w:t xml:space="preserve">, with a </w:t>
+      </w:r>
+      <w:r>
+        <w:rPr>
+          <w:b/>
+        </w:rPr>
+        <w:t>Bid / Mark / Ask</w:t>
+      </w:r>
+      <w:r>
+        <w:t xml:space="preserve"> dropdown beside it choosing which side of</w:t>
+        <w:br/>
+        <w:t xml:space="preserve">  the quote the leg is priced at (Mark to start);</w:t>
         <w:br/>
         <w:t xml:space="preserve">  and the leg's </w:t>
       </w:r>
@@ -8778,11 +8795,13 @@
         <w:rPr>
           <w:b/>
         </w:rPr>
-        <w:t>Click a Bid in the chain to add a SELL leg, an Ask to add a BUY leg</w:t>
-      </w:r>
-      <w:r>
-        <w:rPr/>
-        <w:t>, and</w:t>
+        <w:t>Click a Bid in the chain to SELL, an Ask to BUY</w:t>
+      </w:r>
+      <w:r>
+        <w:rPr/>
+        <w:t xml:space="preserve"> (the click moves the leg</w:t>
+        <w:br/>
+        <w:t>already on that side, or adds one), and</w:t>
         <w:br/>
         <w:t xml:space="preserve">use the </w:t>
       </w:r>
@@ -8835,8 +8854,7 @@
       </w:r>
       <w:r>
         <w:rPr/>
-        <w:t>, a typed-or-stepped</w:t>
-        <w:br/>
+        <w:t xml:space="preserve">, a </w:t>
       </w:r>
       <w:r>
         <w:rPr>
@@ -8846,7 +8864,9 @@
       </w:r>
       <w:r>
         <w:rPr/>
-        <w:t xml:space="preserve"> (</w:t>
+        <w:t xml:space="preserve"> dropdown</w:t>
+        <w:br/>
+        <w:t>(</w:t>
       </w:r>
       <w:r>
         <w:rPr>
@@ -8856,17 +8876,7 @@
       </w:r>
       <w:r>
         <w:rPr/>
-        <w:t xml:space="preserve"> / </w:t>
-      </w:r>
-      <w:r>
-        <w:rPr>
-          <w:b/>
-        </w:rPr>
-        <w:t>↑ ↓</w:t>
-      </w:r>
-      <w:r>
-        <w:rPr/>
-        <w:t xml:space="preserve">) and its </w:t>
+        <w:t xml:space="preserve"> step it) and its </w:t>
       </w:r>
       <w:r>
         <w:rPr>

--- a/docs/manuals/user-guide/user-guide.docx
+++ b/docs/manuals/user-guide/user-guide.docx
@@ -32,7 +32,7 @@
           <w:color w:val="5B6678"/>
           <w:sz w:val="18"/>
         </w:rPr>
-        <w:t>NeuralStrike · Generated 2026-09-12</w:t>
+        <w:t>NeuralStrike · Generated 2026-09-13</w:t>
       </w:r>
     </w:p>
     <w:p/>
@@ -2122,7 +2122,7 @@
             <w:r/>
             <w:r>
               <w:rPr/>
-              <w:t>Market Scanner · Strategy Finder · Expected Move · Captured Signals · Paper Ledger · Paper Account · Rescue</w:t>
+              <w:t>Market Scanner · Income · Expected Move · Captured Signals · Paper Ledger · Paper Account · Shares · Rescue</w:t>
             </w:r>
           </w:p>
         </w:tc>
@@ -2131,6 +2131,39 @@
         <w:tc>
           <w:tcPr>
             <w:tcW w:type="dxa" w:w="4320"/>
+          </w:tcPr>
+          <w:p>
+            <w:r/>
+            <w:r>
+              <w:rPr>
+                <w:b/>
+              </w:rPr>
+              <w:t>Strategy Finder</w:t>
+            </w:r>
+            <w:r>
+              <w:rPr/>
+              <w:t xml:space="preserve"> (standalone)</w:t>
+            </w:r>
+          </w:p>
+        </w:tc>
+        <w:tc>
+          <w:tcPr>
+            <w:tcW w:type="dxa" w:w="4320"/>
+          </w:tcPr>
+          <w:p>
+            <w:r/>
+            <w:r>
+              <w:rPr/>
+              <w:t>—</w:t>
+            </w:r>
+          </w:p>
+        </w:tc>
+      </w:tr>
+      <w:tr>
+        <w:tc>
+          <w:tcPr>
+            <w:tcW w:type="dxa" w:w="4320"/>
+            <w:shd w:val="clear" w:color="auto" w:fill="F4F6FA"/>
           </w:tcPr>
           <w:p>
             <w:r/>
@@ -2149,6 +2182,7 @@
         <w:tc>
           <w:tcPr>
             <w:tcW w:type="dxa" w:w="4320"/>
+            <w:shd w:val="clear" w:color="auto" w:fill="F4F6FA"/>
           </w:tcPr>
           <w:p>
             <w:r/>
@@ -2163,7 +2197,6 @@
         <w:tc>
           <w:tcPr>
             <w:tcW w:type="dxa" w:w="4320"/>
-            <w:shd w:val="clear" w:color="auto" w:fill="F4F6FA"/>
           </w:tcPr>
           <w:p>
             <w:r/>
@@ -2182,7 +2215,6 @@
         <w:tc>
           <w:tcPr>
             <w:tcW w:type="dxa" w:w="4320"/>
-            <w:shd w:val="clear" w:color="auto" w:fill="F4F6FA"/>
           </w:tcPr>
           <w:p>
             <w:r/>
@@ -9745,124 +9777,6 @@
       </w:pPr>
       <w:r>
         <w:rPr/>
-        <w:t>Strategy Finder</w:t>
-      </w:r>
-    </w:p>
-    <w:p>
-      <w:r>
-        <w:rPr>
-          <w:b/>
-        </w:rPr>
-        <w:t>Route:</w:t>
-      </w:r>
-      <w:r>
-        <w:rPr/>
-        <w:t xml:space="preserve"> </w:t>
-      </w:r>
-      <w:r>
-        <w:rPr>
-          <w:rFonts w:ascii="Consolas" w:hAnsi="Consolas"/>
-          <w:color w:val="334455"/>
-          <w:sz w:val="19"/>
-        </w:rPr>
-        <w:t>/options/swing</w:t>
-      </w:r>
-      <w:r>
-        <w:rPr/>
-        <w:t>.</w:t>
-      </w:r>
-    </w:p>
-    <w:p>
-      <w:r>
-        <w:rPr/>
-        <w:t>A focused, on-demand scan for one symbol over a swing horizon. Enter the</w:t>
-        <w:br/>
-        <w:t xml:space="preserve">parameters and press </w:t>
-      </w:r>
-      <w:r>
-        <w:rPr>
-          <w:b/>
-        </w:rPr>
-        <w:t>Scan</w:t>
-      </w:r>
-      <w:r>
-        <w:rPr/>
-        <w:t>:</w:t>
-      </w:r>
-    </w:p>
-    <w:p>
-      <w:pPr>
-        <w:pStyle w:val="ListBullet"/>
-      </w:pPr>
-      <w:r>
-        <w:rPr>
-          <w:b/>
-        </w:rPr>
-        <w:t>Symbol</w:t>
-      </w:r>
-    </w:p>
-    <w:p>
-      <w:pPr>
-        <w:pStyle w:val="ListBullet"/>
-      </w:pPr>
-      <w:r>
-        <w:rPr>
-          <w:b/>
-        </w:rPr>
-        <w:t>DTE</w:t>
-      </w:r>
-      <w:r>
-        <w:t xml:space="preserve"> min / max (days to expiration)</w:t>
-      </w:r>
-    </w:p>
-    <w:p>
-      <w:pPr>
-        <w:pStyle w:val="ListBullet"/>
-      </w:pPr>
-      <w:r>
-        <w:rPr>
-          <w:b/>
-        </w:rPr>
-        <w:t>Put Δ</w:t>
-      </w:r>
-      <w:r>
-        <w:t xml:space="preserve"> and </w:t>
-      </w:r>
-      <w:r>
-        <w:rPr>
-          <w:b/>
-        </w:rPr>
-        <w:t>Call Δ</w:t>
-      </w:r>
-      <w:r>
-        <w:t xml:space="preserve"> min / max (delta bands for strike selection)</w:t>
-      </w:r>
-    </w:p>
-    <w:p>
-      <w:pPr>
-        <w:pStyle w:val="ListBullet"/>
-      </w:pPr>
-      <w:r>
-        <w:rPr>
-          <w:b/>
-        </w:rPr>
-        <w:t>Min credit %</w:t>
-      </w:r>
-    </w:p>
-    <w:p>
-      <w:r>
-        <w:rPr/>
-        <w:t>Results appear in the same signal table (with the same Score chip, Grade, and the</w:t>
-        <w:br/>
-        <w:t>three per-row action buttons) and detail panel as the Market Scanner.</w:t>
-      </w:r>
-    </w:p>
-    <w:p>
-      <w:pPr>
-        <w:pStyle w:val="Heading2"/>
-      </w:pPr>
-      <w:r>
-        <w:rPr/>
         <w:t>Income</w:t>
       </w:r>
     </w:p>
@@ -12436,6 +12350,126 @@
       <w:r>
         <w:rPr/>
         <w:t xml:space="preserve"> add to the Rescue nav badge (that counts paper positions).</w:t>
+      </w:r>
+    </w:p>
+    <w:p>
+      <w:pPr>
+        <w:pStyle w:val="Heading2"/>
+      </w:pPr>
+      <w:r>
+        <w:rPr/>
+        <w:t>Strategy Finder</w:t>
+      </w:r>
+    </w:p>
+    <w:p>
+      <w:r>
+        <w:rPr>
+          <w:b/>
+        </w:rPr>
+        <w:t>Route:</w:t>
+      </w:r>
+      <w:r>
+        <w:rPr/>
+        <w:t xml:space="preserve"> </w:t>
+      </w:r>
+      <w:r>
+        <w:rPr>
+          <w:rFonts w:ascii="Consolas" w:hAnsi="Consolas"/>
+          <w:color w:val="334455"/>
+          <w:sz w:val="19"/>
+        </w:rPr>
+        <w:t>/options/swing</w:t>
+      </w:r>
+      <w:r>
+        <w:rPr/>
+        <w:t>. Its own row on the main menu, directly under the</w:t>
+        <w:br/>
+        <w:t>Options group — it has no tab strip.</w:t>
+      </w:r>
+    </w:p>
+    <w:p>
+      <w:r>
+        <w:rPr/>
+        <w:t>A focused, on-demand scan for one symbol over a swing horizon. Enter the</w:t>
+        <w:br/>
+        <w:t xml:space="preserve">parameters and press </w:t>
+      </w:r>
+      <w:r>
+        <w:rPr>
+          <w:b/>
+        </w:rPr>
+        <w:t>Scan</w:t>
+      </w:r>
+      <w:r>
+        <w:rPr/>
+        <w:t>:</w:t>
+      </w:r>
+    </w:p>
+    <w:p>
+      <w:pPr>
+        <w:pStyle w:val="ListBullet"/>
+      </w:pPr>
+      <w:r>
+        <w:rPr>
+          <w:b/>
+        </w:rPr>
+        <w:t>Symbol</w:t>
+      </w:r>
+    </w:p>
+    <w:p>
+      <w:pPr>
+        <w:pStyle w:val="ListBullet"/>
+      </w:pPr>
+      <w:r>
+        <w:rPr>
+          <w:b/>
+        </w:rPr>
+        <w:t>DTE</w:t>
+      </w:r>
+      <w:r>
+        <w:t xml:space="preserve"> min / max (days to expiration)</w:t>
+      </w:r>
+    </w:p>
+    <w:p>
+      <w:pPr>
+        <w:pStyle w:val="ListBullet"/>
+      </w:pPr>
+      <w:r>
+        <w:rPr>
+          <w:b/>
+        </w:rPr>
+        <w:t>Put Δ</w:t>
+      </w:r>
+      <w:r>
+        <w:t xml:space="preserve"> and </w:t>
+      </w:r>
+      <w:r>
+        <w:rPr>
+          <w:b/>
+        </w:rPr>
+        <w:t>Call Δ</w:t>
+      </w:r>
+      <w:r>
+        <w:t xml:space="preserve"> min / max (delta bands for strike selection)</w:t>
+      </w:r>
+    </w:p>
+    <w:p>
+      <w:pPr>
+        <w:pStyle w:val="ListBullet"/>
+      </w:pPr>
+      <w:r>
+        <w:rPr>
+          <w:b/>
+        </w:rPr>
+        <w:t>Min credit %</w:t>
+      </w:r>
+    </w:p>
+    <w:p>
+      <w:r>
+        <w:rPr/>
+        <w:t>Results appear in the same signal table (with the same Score chip, Grade, and the</w:t>
+        <w:br/>
+        <w:t>three per-row action buttons) and detail panel as the Market Scanner.</w:t>
       </w:r>
     </w:p>
     <w:p>

--- a/docs/manuals/user-guide/user-guide.docx
+++ b/docs/manuals/user-guide/user-guide.docx
@@ -10777,7 +10777,9 @@
       </w:r>
       <w:r>
         <w:rPr/>
-        <w:t xml:space="preserve"> in it also close themselves (see below).</w:t>
+        <w:t xml:space="preserve"> in it also close themselves (see below), and</w:t>
+        <w:br/>
+        <w:t>since 2026-09-13 so do butterflies and condors.</w:t>
       </w:r>
     </w:p>
     <w:p>
@@ -10961,7 +10963,7 @@
         <w:rPr>
           <w:b/>
         </w:rPr>
-        <w:t>Automatic exits (long options and debit spreads only).</w:t>
+        <w:t>Automatic exits (long options, debit spreads, butterflies and condors only).</w:t>
       </w:r>
       <w:r>
         <w:rPr/>
@@ -11066,6 +11068,46 @@
         <w:t xml:space="preserve"> tab, which scans 0–15 days out. Those</w:t>
         <w:br/>
         <w:t xml:space="preserve">  ride on their target and on expiry.</w:t>
+      </w:r>
+    </w:p>
+    <w:p>
+      <w:pPr>
+        <w:pStyle w:val="ListBullet"/>
+      </w:pPr>
+      <w:r>
+        <w:rPr>
+          <w:b/>
+        </w:rPr>
+        <w:t>Butterflies and condors</w:t>
+      </w:r>
+      <w:r>
+        <w:t xml:space="preserve"> (from the Strategy Finder) take the same +50% target,</w:t>
+        <w:br/>
+        <w:t xml:space="preserve">  measured against their maximum profit, but have </w:t>
+      </w:r>
+      <w:r>
+        <w:rPr>
+          <w:b/>
+        </w:rPr>
+        <w:t>no time exit</w:t>
+      </w:r>
+      <w:r>
+        <w:t xml:space="preserve"> at all. They</w:t>
+        <w:br/>
+        <w:t xml:space="preserve">  gain most of their value in the last two weeks, so a 21-day exit would close</w:t>
+        <w:br/>
+        <w:t xml:space="preserve">  them near break-even. A butterfly's middle strike shows as </w:t>
+      </w:r>
+      <w:r>
+        <w:rPr>
+          <w:rFonts w:ascii="Consolas" w:hAnsi="Consolas"/>
+          <w:color w:val="334455"/>
+          <w:sz w:val="19"/>
+        </w:rPr>
+        <w:t>S 2×100C</w:t>
+      </w:r>
+      <w:r>
+        <w:t>.</w:t>
       </w:r>
     </w:p>
     <w:p>
@@ -12438,6 +12480,20 @@
         <w:rPr>
           <w:b/>
         </w:rPr>
+        <w:t>Strategies</w:t>
+      </w:r>
+      <w:r>
+        <w:t xml:space="preserve"> — seven groups, all ticked by default (see below)</w:t>
+      </w:r>
+    </w:p>
+    <w:p>
+      <w:pPr>
+        <w:pStyle w:val="ListBullet"/>
+      </w:pPr>
+      <w:r>
+        <w:rPr>
+          <w:b/>
+        </w:rPr>
         <w:t>Put Δ</w:t>
       </w:r>
       <w:r>
@@ -12450,7 +12506,15 @@
         <w:t>Call Δ</w:t>
       </w:r>
       <w:r>
-        <w:t xml:space="preserve"> min / max (delta bands for strike selection)</w:t>
+        <w:t xml:space="preserve"> min / max (delta bands for strike selection), under</w:t>
+        <w:br/>
+        <w:t xml:space="preserve">  </w:t>
+      </w:r>
+      <w:r>
+        <w:rPr>
+          <w:b/>
+        </w:rPr>
+        <w:t>Advanced — credit spreads</w:t>
       </w:r>
     </w:p>
     <w:p>
@@ -12469,7 +12533,660 @@
         <w:rPr/>
         <w:t>Results appear in the same signal table (with the same Score chip, Grade, and the</w:t>
         <w:br/>
-        <w:t>three per-row action buttons) and detail panel as the Market Scanner.</w:t>
+        <w:t>per-row action buttons) and detail panel as the Market Scanner.</w:t>
+      </w:r>
+    </w:p>
+    <w:p>
+      <w:r>
+        <w:rPr>
+          <w:b/>
+        </w:rPr>
+        <w:t>The seven strategy groups:</w:t>
+      </w:r>
+    </w:p>
+    <w:tbl>
+      <w:tblPr>
+        <w:tblW w:type="auto" w:w="0"/>
+        <w:jc w:val="left"/>
+        <w:tblLayout w:type="autofit"/>
+        <w:tblLook w:firstColumn="1" w:firstRow="1" w:lastColumn="0" w:lastRow="0" w:noHBand="0" w:noVBand="1" w:val="04A0"/>
+        <w:tblBorders>
+          <w:top w:val="single" w:sz="4" w:space="0" w:color="D8DEE9"/>
+          <w:left w:val="single" w:sz="4" w:space="0" w:color="D8DEE9"/>
+          <w:bottom w:val="single" w:sz="4" w:space="0" w:color="D8DEE9"/>
+          <w:right w:val="single" w:sz="4" w:space="0" w:color="D8DEE9"/>
+          <w:insideH w:val="single" w:sz="4" w:space="0" w:color="D8DEE9"/>
+          <w:insideV w:val="single" w:sz="4" w:space="0" w:color="D8DEE9"/>
+        </w:tblBorders>
+      </w:tblPr>
+      <w:tblGrid>
+        <w:gridCol w:w="2880"/>
+        <w:gridCol w:w="2880"/>
+        <w:gridCol w:w="2880"/>
+      </w:tblGrid>
+      <w:tr>
+        <w:tc>
+          <w:tcPr>
+            <w:tcW w:type="dxa" w:w="2880"/>
+            <w:shd w:val="clear" w:color="auto" w:fill="EAF2FB"/>
+          </w:tcPr>
+          <w:p>
+            <w:r>
+              <w:rPr>
+                <w:b/>
+              </w:rPr>
+            </w:r>
+            <w:r>
+              <w:rPr>
+                <w:b/>
+              </w:rPr>
+              <w:t>Group</w:t>
+            </w:r>
+          </w:p>
+        </w:tc>
+        <w:tc>
+          <w:tcPr>
+            <w:tcW w:type="dxa" w:w="2880"/>
+            <w:shd w:val="clear" w:color="auto" w:fill="EAF2FB"/>
+          </w:tcPr>
+          <w:p>
+            <w:r>
+              <w:rPr>
+                <w:b/>
+              </w:rPr>
+            </w:r>
+            <w:r>
+              <w:rPr>
+                <w:b/>
+              </w:rPr>
+              <w:t>Builds</w:t>
+            </w:r>
+          </w:p>
+        </w:tc>
+        <w:tc>
+          <w:tcPr>
+            <w:tcW w:type="dxa" w:w="2880"/>
+            <w:shd w:val="clear" w:color="auto" w:fill="EAF2FB"/>
+          </w:tcPr>
+          <w:p>
+            <w:r>
+              <w:rPr>
+                <w:b/>
+              </w:rPr>
+            </w:r>
+            <w:r>
+              <w:rPr>
+                <w:b/>
+              </w:rPr>
+              <w:t>How the strikes are picked</w:t>
+            </w:r>
+          </w:p>
+        </w:tc>
+      </w:tr>
+      <w:tr>
+        <w:tc>
+          <w:tcPr>
+            <w:tcW w:type="dxa" w:w="2880"/>
+          </w:tcPr>
+          <w:p>
+            <w:r/>
+            <w:r>
+              <w:rPr>
+                <w:b/>
+              </w:rPr>
+              <w:t>Directional</w:t>
+            </w:r>
+          </w:p>
+        </w:tc>
+        <w:tc>
+          <w:tcPr>
+            <w:tcW w:type="dxa" w:w="2880"/>
+          </w:tcPr>
+          <w:p>
+            <w:r/>
+            <w:r>
+              <w:rPr/>
+              <w:t>long call, long put, short call, short put</w:t>
+            </w:r>
+          </w:p>
+        </w:tc>
+        <w:tc>
+          <w:tcPr>
+            <w:tcW w:type="dxa" w:w="2880"/>
+          </w:tcPr>
+          <w:p>
+            <w:r/>
+            <w:r>
+              <w:rPr/>
+              <w:t>long legs near 0.55 delta; shorts at the middle of your delta band. The short put is the cash-secured put</w:t>
+            </w:r>
+          </w:p>
+        </w:tc>
+      </w:tr>
+      <w:tr>
+        <w:tc>
+          <w:tcPr>
+            <w:tcW w:type="dxa" w:w="2880"/>
+            <w:shd w:val="clear" w:color="auto" w:fill="F4F6FA"/>
+          </w:tcPr>
+          <w:p>
+            <w:r/>
+            <w:r>
+              <w:rPr>
+                <w:b/>
+              </w:rPr>
+              <w:t>Spreads</w:t>
+            </w:r>
+          </w:p>
+        </w:tc>
+        <w:tc>
+          <w:tcPr>
+            <w:tcW w:type="dxa" w:w="2880"/>
+            <w:shd w:val="clear" w:color="auto" w:fill="F4F6FA"/>
+          </w:tcPr>
+          <w:p>
+            <w:r/>
+            <w:r>
+              <w:rPr/>
+              <w:t>bull call, bear put, put credit, call credit</w:t>
+            </w:r>
+          </w:p>
+        </w:tc>
+        <w:tc>
+          <w:tcPr>
+            <w:tcW w:type="dxa" w:w="2880"/>
+            <w:shd w:val="clear" w:color="auto" w:fill="F4F6FA"/>
+          </w:tcPr>
+          <w:p>
+            <w:r/>
+            <w:r>
+              <w:rPr/>
+              <w:t xml:space="preserve">debit spreads buy ~0.60 delta and sell ~0.30; credit spreads use your delta band and </w:t>
+            </w:r>
+            <w:r>
+              <w:rPr>
+                <w:b/>
+              </w:rPr>
+              <w:t>Min credit %</w:t>
+            </w:r>
+          </w:p>
+        </w:tc>
+      </w:tr>
+      <w:tr>
+        <w:tc>
+          <w:tcPr>
+            <w:tcW w:type="dxa" w:w="2880"/>
+          </w:tcPr>
+          <w:p>
+            <w:r/>
+            <w:r>
+              <w:rPr>
+                <w:b/>
+              </w:rPr>
+              <w:t>Neutral</w:t>
+            </w:r>
+          </w:p>
+        </w:tc>
+        <w:tc>
+          <w:tcPr>
+            <w:tcW w:type="dxa" w:w="2880"/>
+          </w:tcPr>
+          <w:p>
+            <w:r/>
+            <w:r>
+              <w:rPr/>
+              <w:t>iron condor</w:t>
+            </w:r>
+          </w:p>
+        </w:tc>
+        <w:tc>
+          <w:tcPr>
+            <w:tcW w:type="dxa" w:w="2880"/>
+          </w:tcPr>
+          <w:p>
+            <w:r/>
+            <w:r>
+              <w:rPr/>
+              <w:t>built from the credit spreads</w:t>
+            </w:r>
+          </w:p>
+        </w:tc>
+      </w:tr>
+      <w:tr>
+        <w:tc>
+          <w:tcPr>
+            <w:tcW w:type="dxa" w:w="2880"/>
+            <w:shd w:val="clear" w:color="auto" w:fill="F4F6FA"/>
+          </w:tcPr>
+          <w:p>
+            <w:r/>
+            <w:r>
+              <w:rPr>
+                <w:b/>
+              </w:rPr>
+              <w:t>Straddles &amp; strangles</w:t>
+            </w:r>
+          </w:p>
+        </w:tc>
+        <w:tc>
+          <w:tcPr>
+            <w:tcW w:type="dxa" w:w="2880"/>
+            <w:shd w:val="clear" w:color="auto" w:fill="F4F6FA"/>
+          </w:tcPr>
+          <w:p>
+            <w:r/>
+            <w:r>
+              <w:rPr/>
+              <w:t>long and short straddle, long and short strangle</w:t>
+            </w:r>
+          </w:p>
+        </w:tc>
+        <w:tc>
+          <w:tcPr>
+            <w:tcW w:type="dxa" w:w="2880"/>
+            <w:shd w:val="clear" w:color="auto" w:fill="F4F6FA"/>
+          </w:tcPr>
+          <w:p>
+            <w:r/>
+            <w:r>
+              <w:rPr/>
+              <w:t>straddle at the money; long strangle buys both sides near 0.30 delta; short strangle sells at the middle of your delta band</w:t>
+            </w:r>
+          </w:p>
+        </w:tc>
+      </w:tr>
+      <w:tr>
+        <w:tc>
+          <w:tcPr>
+            <w:tcW w:type="dxa" w:w="2880"/>
+          </w:tcPr>
+          <w:p>
+            <w:r/>
+            <w:r>
+              <w:rPr>
+                <w:b/>
+              </w:rPr>
+              <w:t>Butterflies &amp; condors</w:t>
+            </w:r>
+          </w:p>
+        </w:tc>
+        <w:tc>
+          <w:tcPr>
+            <w:tcW w:type="dxa" w:w="2880"/>
+          </w:tcPr>
+          <w:p>
+            <w:r/>
+            <w:r>
+              <w:rPr/>
+              <w:t>call butterfly, put butterfly, iron butterfly, call condor, put condor</w:t>
+            </w:r>
+          </w:p>
+        </w:tc>
+        <w:tc>
+          <w:tcPr>
+            <w:tcW w:type="dxa" w:w="2880"/>
+          </w:tcPr>
+          <w:p>
+            <w:r/>
+            <w:r>
+              <w:rPr/>
+              <w:t>body at the money; wings the same distance either side, the listed distance nearest half the expected move. A condor's shorts sit one wing out, its longs two</w:t>
+            </w:r>
+          </w:p>
+        </w:tc>
+      </w:tr>
+      <w:tr>
+        <w:tc>
+          <w:tcPr>
+            <w:tcW w:type="dxa" w:w="2880"/>
+            <w:shd w:val="clear" w:color="auto" w:fill="F4F6FA"/>
+          </w:tcPr>
+          <w:p>
+            <w:r/>
+            <w:r>
+              <w:rPr>
+                <w:b/>
+              </w:rPr>
+              <w:t>Calendars</w:t>
+            </w:r>
+          </w:p>
+        </w:tc>
+        <w:tc>
+          <w:tcPr>
+            <w:tcW w:type="dxa" w:w="2880"/>
+            <w:shd w:val="clear" w:color="auto" w:fill="F4F6FA"/>
+          </w:tcPr>
+          <w:p>
+            <w:r/>
+            <w:r>
+              <w:rPr/>
+              <w:t>call and put calendar, call and put diagonal</w:t>
+            </w:r>
+          </w:p>
+        </w:tc>
+        <w:tc>
+          <w:tcPr>
+            <w:tcW w:type="dxa" w:w="2880"/>
+            <w:shd w:val="clear" w:color="auto" w:fill="F4F6FA"/>
+          </w:tcPr>
+          <w:p>
+            <w:r/>
+            <w:r>
+              <w:rPr/>
+              <w:t>calendar: same at-the-money strike, near month short, later month long. Diagonal: short the near month near 0.30 delta out of the money, long the later month near 0.70 delta in the money</w:t>
+            </w:r>
+          </w:p>
+        </w:tc>
+      </w:tr>
+      <w:tr>
+        <w:tc>
+          <w:tcPr>
+            <w:tcW w:type="dxa" w:w="2880"/>
+          </w:tcPr>
+          <w:p>
+            <w:r/>
+            <w:r>
+              <w:rPr>
+                <w:b/>
+              </w:rPr>
+              <w:t>Stock + options</w:t>
+            </w:r>
+          </w:p>
+        </w:tc>
+        <w:tc>
+          <w:tcPr>
+            <w:tcW w:type="dxa" w:w="2880"/>
+          </w:tcPr>
+          <w:p>
+            <w:r/>
+            <w:r>
+              <w:rPr/>
+              <w:t>covered call, protective put, collar</w:t>
+            </w:r>
+          </w:p>
+        </w:tc>
+        <w:tc>
+          <w:tcPr>
+            <w:tcW w:type="dxa" w:w="2880"/>
+          </w:tcPr>
+          <w:p>
+            <w:r/>
+            <w:r>
+              <w:rPr/>
+              <w:t>one 100-share lot at today's price; the sold call at the middle of your call delta band, the bought put near 0.25 delta</w:t>
+            </w:r>
+          </w:p>
+        </w:tc>
+      </w:tr>
+    </w:tbl>
+    <w:p/>
+    <w:p>
+      <w:r>
+        <w:rPr/>
+        <w:t>Things worth knowing before you read the results:</w:t>
+      </w:r>
+    </w:p>
+    <w:p>
+      <w:pPr>
+        <w:pStyle w:val="ListBullet"/>
+      </w:pPr>
+      <w:r>
+        <w:rPr>
+          <w:b/>
+        </w:rPr>
+        <w:t>Calendars and diagonals need two expirations inside your DTE range</w:t>
+      </w:r>
+      <w:r>
+        <w:t xml:space="preserve"> — the</w:t>
+        <w:br/>
+        <w:t xml:space="preserve">  near one at least </w:t>
+      </w:r>
+      <w:r>
+        <w:rPr>
+          <w:b/>
+        </w:rPr>
+        <w:t>7 days</w:t>
+      </w:r>
+      <w:r>
+        <w:t xml:space="preserve"> out, the later one the expiration nearest </w:t>
+      </w:r>
+      <w:r>
+        <w:rPr>
+          <w:b/>
+        </w:rPr>
+        <w:t>four</w:t>
+        <w:br/>
+        <w:t xml:space="preserve">  weeks</w:t>
+      </w:r>
+      <w:r>
+        <w:t xml:space="preserve"> after it, and at least a week after it. If </w:t>
+      </w:r>
+      <w:r>
+        <w:rPr>
+          <w:b/>
+        </w:rPr>
+        <w:t>DTE max</w:t>
+      </w:r>
+      <w:r>
+        <w:t xml:space="preserve"> does not reach</w:t>
+        <w:br/>
+        <w:t xml:space="preserve">  that far, no calendar is built; widen it. No extra data is fetched for them.</w:t>
+        <w:br/>
+        <w:t xml:space="preserve">  The share structures also use an expiration at least 7 days out.</w:t>
+      </w:r>
+    </w:p>
+    <w:p>
+      <w:pPr>
+        <w:pStyle w:val="ListBullet"/>
+      </w:pPr>
+      <w:r>
+        <w:rPr>
+          <w:b/>
+        </w:rPr>
+        <w:t>Nothing is built off-centre.</w:t>
+      </w:r>
+      <w:r>
+        <w:t xml:space="preserve"> When the at-the-money strike is missing from</w:t>
+        <w:br/>
+        <w:t xml:space="preserve">  the chain, the straddles, butterflies, condors and calendar are skipped rather</w:t>
+        <w:br/>
+        <w:t xml:space="preserve">  than moved to the next strike.</w:t>
+      </w:r>
+    </w:p>
+    <w:p>
+      <w:pPr>
+        <w:pStyle w:val="ListBullet"/>
+      </w:pPr>
+      <w:r>
+        <w:rPr>
+          <w:b/>
+        </w:rPr>
+        <w:t>Some candidates are skipped on purpose:</w:t>
+      </w:r>
+      <w:r>
+        <w:t xml:space="preserve"> a short strangle or covered call</w:t>
+        <w:br/>
+        <w:t xml:space="preserve">  whose sold option would sit above your delta band's ceiling; a protective put or</w:t>
+        <w:br/>
+        <w:t xml:space="preserve">  collar whose put is under 0.10 delta (a collar also needs its call at 0.05 or</w:t>
+        <w:br/>
+        <w:t xml:space="preserve">  more); a diagonal whose short is outside 0.15–0.45 delta or whose cost reaches</w:t>
+        <w:br/>
+        <w:t xml:space="preserve">  the width between its strikes.</w:t>
+      </w:r>
+    </w:p>
+    <w:p>
+      <w:pPr>
+        <w:pStyle w:val="ListBullet"/>
+      </w:pPr>
+      <w:r>
+        <w:rPr>
+          <w:b/>
+        </w:rPr>
+        <w:t>The Legs column</w:t>
+      </w:r>
+      <w:r>
+        <w:t xml:space="preserve"> reads </w:t>
+      </w:r>
+      <w:r>
+        <w:rPr>
+          <w:rFonts w:ascii="Consolas" w:hAnsi="Consolas"/>
+          <w:color w:val="334455"/>
+          <w:sz w:val="19"/>
+        </w:rPr>
+        <w:t>L 100 shares / S 105C</w:t>
+      </w:r>
+      <w:r>
+        <w:t xml:space="preserve">. </w:t>
+      </w:r>
+      <w:r>
+        <w:rPr>
+          <w:rFonts w:ascii="Consolas" w:hAnsi="Consolas"/>
+          <w:color w:val="334455"/>
+          <w:sz w:val="19"/>
+        </w:rPr>
+        <w:t>S 2×100C</w:t>
+      </w:r>
+      <w:r>
+        <w:t xml:space="preserve"> is two contracts</w:t>
+        <w:br/>
+        <w:t xml:space="preserve">  (a butterfly's middle), and a leg on a later expiration carries its date — a</w:t>
+        <w:br/>
+        <w:t xml:space="preserve">  calendar reads </w:t>
+      </w:r>
+      <w:r>
+        <w:rPr>
+          <w:rFonts w:ascii="Consolas" w:hAnsi="Consolas"/>
+          <w:color w:val="334455"/>
+          <w:sz w:val="19"/>
+        </w:rPr>
+        <w:t>S 100C / L 100C 11/13</w:t>
+      </w:r>
+      <w:r>
+        <w:t>.</w:t>
+      </w:r>
+    </w:p>
+    <w:p>
+      <w:pPr>
+        <w:pStyle w:val="ListBullet"/>
+      </w:pPr>
+      <w:r>
+        <w:rPr>
+          <w:b/>
+        </w:rPr>
+        <w:t>Earnings:</w:t>
+      </w:r>
+      <w:r>
+        <w:t xml:space="preserve"> a calendar or diagonal is checked against its </w:t>
+      </w:r>
+      <w:r>
+        <w:rPr>
+          <w:b/>
+        </w:rPr>
+        <w:t>later</w:t>
+      </w:r>
+      <w:r>
+        <w:t xml:space="preserve"> expiration,</w:t>
+        <w:br/>
+        <w:t xml:space="preserve">  because the back month is still open when a report lands after the near month</w:t>
+        <w:br/>
+        <w:t xml:space="preserve">  expires.</w:t>
+      </w:r>
+    </w:p>
+    <w:p>
+      <w:pPr>
+        <w:pStyle w:val="ListBullet"/>
+      </w:pPr>
+      <w:r>
+        <w:t xml:space="preserve">⚠ </w:t>
+      </w:r>
+      <w:r>
+        <w:rPr>
+          <w:b/>
+        </w:rPr>
+        <w:t>The short straddle and the covered call are built but nearly always cut.</w:t>
+      </w:r>
+      <w:r>
+        <w:br/>
+        <w:t xml:space="preserve">  Both win too rarely for the bar that premium-selling trades must clear, so they</w:t>
+        <w:br/>
+        <w:t xml:space="preserve">  are counted in the status line's </w:t>
+      </w:r>
+      <w:r>
+        <w:rPr>
+          <w:b/>
+        </w:rPr>
+        <w:t>below the quality bar</w:t>
+      </w:r>
+      <w:r>
+        <w:t xml:space="preserve"> figure rather than</w:t>
+        <w:br/>
+        <w:t xml:space="preserve">  listed. The Calculator still builds both. Long straddles and strangles usually</w:t>
+        <w:br/>
+        <w:t xml:space="preserve">  pass only as </w:t>
+      </w:r>
+      <w:r>
+        <w:rPr>
+          <w:b/>
+        </w:rPr>
+        <w:t>Marginal</w:t>
+      </w:r>
+      <w:r>
+        <w:t>.</w:t>
+      </w:r>
+    </w:p>
+    <w:p>
+      <w:r>
+        <w:rPr>
+          <w:b/>
+        </w:rPr>
+        <w:t>Send to Paper trade</w:t>
+      </w:r>
+      <w:r>
+        <w:rPr/>
+        <w:t xml:space="preserve"> appears only on rows the Paper Ledger records correctly:</w:t>
+        <w:br/>
+        <w:t>credit spreads, iron condors, long calls and puts, debit spreads, and the call and</w:t>
+        <w:br/>
+        <w:t xml:space="preserve">put </w:t>
+      </w:r>
+      <w:r>
+        <w:rPr>
+          <w:b/>
+        </w:rPr>
+        <w:t>butterflies and condors</w:t>
+      </w:r>
+      <w:r>
+        <w:rPr/>
+        <w:t>. Straddles and strangles are for study only and</w:t>
+        <w:br/>
+        <w:t>have no button; neither do the iron butterfly, calendars, diagonals or the share</w:t>
+        <w:br/>
+        <w:t xml:space="preserve">structures. </w:t>
+      </w:r>
+      <w:r>
+        <w:rPr>
+          <w:b/>
+        </w:rPr>
+        <w:t>Send to Calculator</w:t>
+      </w:r>
+      <w:r>
+        <w:rPr/>
+        <w:t xml:space="preserve"> carries every row, calendars (both expirations)</w:t>
+        <w:br/>
+        <w:t>and share legs included — but clicking an expiration pill on the Calculator</w:t>
+        <w:br/>
+        <w:t xml:space="preserve">afterwards moves </w:t>
+      </w:r>
+      <w:r>
+        <w:rPr>
+          <w:b/>
+        </w:rPr>
+        <w:t>every</w:t>
+      </w:r>
+      <w:r>
+        <w:rPr/>
+        <w:t xml:space="preserve"> option leg to that date, which collapses a calendar.</w:t>
       </w:r>
     </w:p>
     <w:p>

--- a/docs/manuals/user-guide/user-guide.docx
+++ b/docs/manuals/user-guide/user-guide.docx
@@ -13104,24 +13104,40 @@
         <w:rPr>
           <w:b/>
         </w:rPr>
-        <w:t>The short straddle and the covered call are built but nearly always cut.</w:t>
-      </w:r>
-      <w:r>
-        <w:br/>
-        <w:t xml:space="preserve">  Both win too rarely for the bar that premium-selling trades must clear, so they</w:t>
-        <w:br/>
-        <w:t xml:space="preserve">  are counted in the status line's </w:t>
-      </w:r>
-      <w:r>
-        <w:rPr>
-          <w:b/>
-        </w:rPr>
-        <w:t>below the quality bar</w:t>
-      </w:r>
-      <w:r>
-        <w:t xml:space="preserve"> figure rather than</w:t>
-        <w:br/>
-        <w:t xml:space="preserve">  listed. The Calculator still builds both. Long straddles and strangles usually</w:t>
+        <w:t>On fairly priced options, the short straddle and the covered call are built</w:t>
+        <w:br/>
+        <w:t xml:space="preserve">  but nearly always cut.</w:t>
+      </w:r>
+      <w:r>
+        <w:t xml:space="preserve"> Both win too rarely for the bar that premium-selling</w:t>
+        <w:br/>
+        <w:t xml:space="preserve">  trades must clear, so they are counted in the status line's </w:t>
+      </w:r>
+      <w:r>
+        <w:rPr>
+          <w:b/>
+        </w:rPr>
+        <w:t>below the quality</w:t>
+        <w:br/>
+        <w:t xml:space="preserve">  bar</w:t>
+      </w:r>
+      <w:r>
+        <w:t xml:space="preserve"> figure rather than listed. When options are priced </w:t>
+      </w:r>
+      <w:r>
+        <w:rPr>
+          <w:b/>
+        </w:rPr>
+        <w:t>rich</w:t>
+      </w:r>
+      <w:r>
+        <w:t xml:space="preserve"> — well above the</w:t>
+        <w:br/>
+        <w:t xml:space="preserve">  volatility the odds are worked out from — a short straddle's bigger credit can</w:t>
+        <w:br/>
+        <w:t xml:space="preserve">  carry it over the bar, and it is listed; the covered call stayed cut in every case</w:t>
+        <w:br/>
+        <w:t xml:space="preserve">  tested. The Calculator still builds both. Long straddles and strangles usually</w:t>
         <w:br/>
         <w:t xml:space="preserve">  pass only as </w:t>
       </w:r>

--- a/docs/manuals/user-guide/user-guide.docx
+++ b/docs/manuals/user-guide/user-guide.docx
@@ -12514,7 +12514,14 @@
         <w:rPr>
           <w:b/>
         </w:rPr>
-        <w:t>Advanced — credit spreads</w:t>
+        <w:t>Advanced — delta bands and credit floor</w:t>
+      </w:r>
+      <w:r>
+        <w:t>. The bands place every option the</w:t>
+        <w:br/>
+        <w:t xml:space="preserve">  Finder sells out of the money: the credit spreads, the short put and short call,</w:t>
+        <w:br/>
+        <w:t xml:space="preserve">  the short strangle, and the call in a covered call or collar.</w:t>
       </w:r>
     </w:p>
     <w:p>
@@ -12527,13 +12534,90 @@
         </w:rPr>
         <w:t>Min credit %</w:t>
       </w:r>
+      <w:r>
+        <w:t>, in the same panel — it applies to the credit spreads only</w:t>
+      </w:r>
     </w:p>
     <w:p>
       <w:r>
         <w:rPr/>
         <w:t>Results appear in the same signal table (with the same Score chip, Grade, and the</w:t>
         <w:br/>
-        <w:t>per-row action buttons) and detail panel as the Market Scanner.</w:t>
+        <w:t>per-row action buttons) and detail panel as the Market Scanner. For the newer</w:t>
+        <w:br/>
+        <w:t>structures the detail panel reads the way the position is held: a share leg is</w:t>
+        <w:br/>
+      </w:r>
+      <w:r>
+        <w:rPr>
+          <w:b/>
+        </w:rPr>
+        <w:t>Buy 100 shares</w:t>
+      </w:r>
+      <w:r>
+        <w:rPr/>
+        <w:t xml:space="preserve">, a calendar or diagonal lists each leg with </w:t>
+      </w:r>
+      <w:r>
+        <w:rPr>
+          <w:b/>
+        </w:rPr>
+        <w:t>its own expiration</w:t>
+        <w:br/>
+        <w:t>date</w:t>
+      </w:r>
+      <w:r>
+        <w:rPr/>
+        <w:t xml:space="preserve"> (and drops the single "Exp" line, which would name only the near month),</w:t>
+        <w:br/>
+      </w:r>
+      <w:r>
+        <w:rPr>
+          <w:b/>
+        </w:rPr>
+        <w:t>every</w:t>
+      </w:r>
+      <w:r>
+        <w:rPr/>
+        <w:t xml:space="preserve"> breakeven is shown — a straddle or butterfly reads </w:t>
+      </w:r>
+      <w:r>
+        <w:rPr>
+          <w:rFonts w:ascii="Consolas" w:hAnsi="Consolas"/>
+          <w:color w:val="334455"/>
+          <w:sz w:val="19"/>
+        </w:rPr>
+        <w:t>$95.20 / $104.80</w:t>
+      </w:r>
+      <w:r>
+        <w:rPr/>
+        <w:t xml:space="preserve"> —</w:t>
+        <w:br/>
+        <w:t xml:space="preserve">a butterfly's middle reads </w:t>
+      </w:r>
+      <w:r>
+        <w:rPr>
+          <w:rFonts w:ascii="Consolas" w:hAnsi="Consolas"/>
+          <w:color w:val="334455"/>
+          <w:sz w:val="19"/>
+        </w:rPr>
+        <w:t>Sell 2× 100 C</w:t>
+      </w:r>
+      <w:r>
+        <w:rPr/>
+        <w:t>, and a position holding shares states its</w:t>
+        <w:br/>
+        <w:t xml:space="preserve">dollars </w:t>
+      </w:r>
+      <w:r>
+        <w:rPr>
+          <w:b/>
+        </w:rPr>
+        <w:t>per position</w:t>
+      </w:r>
+      <w:r>
+        <w:rPr/>
+        <w:t xml:space="preserve"> rather than per contract.</w:t>
       </w:r>
     </w:p>
     <w:p>
@@ -12971,8 +13055,6 @@
         <w:t xml:space="preserve"> does not reach</w:t>
         <w:br/>
         <w:t xml:space="preserve">  that far, no calendar is built; widen it. No extra data is fetched for them.</w:t>
-        <w:br/>
-        <w:t xml:space="preserve">  The share structures also use an expiration at least 7 days out.</w:t>
       </w:r>
     </w:p>
     <w:p>
@@ -12983,6 +13065,37 @@
         <w:rPr>
           <w:b/>
         </w:rPr>
+        <w:t>Straddles, strangles, butterflies, the iron butterfly, condors and the share</w:t>
+        <w:br/>
+        <w:t xml:space="preserve">  structures also use an expiration at least 7 days out.</w:t>
+      </w:r>
+      <w:r>
+        <w:t xml:space="preserve"> With </w:t>
+      </w:r>
+      <w:r>
+        <w:rPr>
+          <w:b/>
+        </w:rPr>
+        <w:t>DTE min</w:t>
+      </w:r>
+      <w:r>
+        <w:t xml:space="preserve"> at 0,</w:t>
+        <w:br/>
+        <w:t xml:space="preserve">  none of them is built on a 0–6 day expiration; the floor applies by itself, so</w:t>
+        <w:br/>
+        <w:t xml:space="preserve">  there is no need to raise DTE min for it. Directional trades and the debit and</w:t>
+        <w:br/>
+        <w:t xml:space="preserve">  credit spreads still take the nearest expiration in your range.</w:t>
+      </w:r>
+    </w:p>
+    <w:p>
+      <w:pPr>
+        <w:pStyle w:val="ListBullet"/>
+      </w:pPr>
+      <w:r>
+        <w:rPr>
+          <w:b/>
+        </w:rPr>
         <w:t>Nothing is built off-centre.</w:t>
       </w:r>
       <w:r>
@@ -13012,7 +13125,13 @@
         <w:br/>
         <w:t xml:space="preserve">  more); a diagonal whose short is outside 0.15–0.45 delta or whose cost reaches</w:t>
         <w:br/>
-        <w:t xml:space="preserve">  the width between its strikes.</w:t>
+        <w:t xml:space="preserve">  the width between its strikes; a long butterfly or condor priced for a credit or</w:t>
+        <w:br/>
+        <w:t xml:space="preserve">  costing its whole wing, and an iron butterfly priced for a debit or taking in its</w:t>
+        <w:br/>
+        <w:t xml:space="preserve">  whole wing. Wide quotes can put the mid prices there, and those prices are wrong</w:t>
+        <w:br/>
+        <w:t xml:space="preserve">  rather than the trade good.</w:t>
       </w:r>
     </w:p>
     <w:p>
@@ -13174,7 +13293,9 @@
       </w:r>
       <w:r>
         <w:rPr/>
-        <w:t>. Straddles and strangles are for study only and</w:t>
+        <w:t>. A debit trade that arrives with no debit to pay</w:t>
+        <w:br/>
+        <w:t>is refused rather than booked as free. Straddles and strangles are for study only and</w:t>
         <w:br/>
         <w:t>have no button; neither do the iron butterfly, calendars, diagonals or the share</w:t>
         <w:br/>

--- a/docs/manuals/user-guide/user-guide.docx
+++ b/docs/manuals/user-guide/user-guide.docx
@@ -578,20 +578,13 @@
         <w:t xml:space="preserve">  Authorization → Authorize</w:t>
       </w:r>
       <w:r>
-        <w:t xml:space="preserve"> (or </w:t>
-      </w:r>
-      <w:r>
-        <w:rPr>
-          <w:rFonts w:ascii="Consolas" w:hAnsi="Consolas"/>
-          <w:color w:val="334455"/>
-          <w:sz w:val="19"/>
-        </w:rPr>
-        <w:t>http://127.0.0.1:8100/auth</w:t>
-      </w:r>
-      <w:r>
-        <w:t>) and sign in. This</w:t>
-        <w:br/>
-        <w:t xml:space="preserve">  creates your token file.</w:t>
+        <w:t xml:space="preserve"> and sign in. This creates your token file. The</w:t>
+        <w:br/>
+        <w:t xml:space="preserve">  button opens the proxy's login page, which is on your private Tailscale network</w:t>
+        <w:br/>
+        <w:t xml:space="preserve">  rather than the public site — so the device you click it from must be signed in</w:t>
+        <w:br/>
+        <w:t xml:space="preserve">  to Tailscale.</w:t>
       </w:r>
     </w:p>
     <w:p>

--- a/docs/manuals/user-guide/user-guide.docx
+++ b/docs/manuals/user-guide/user-guide.docx
@@ -578,13 +578,20 @@
         <w:t xml:space="preserve">  Authorization → Authorize</w:t>
       </w:r>
       <w:r>
-        <w:t xml:space="preserve"> and sign in. This creates your token file. The</w:t>
-        <w:br/>
-        <w:t xml:space="preserve">  button opens the proxy's login page, which is on your private Tailscale network</w:t>
-        <w:br/>
-        <w:t xml:space="preserve">  rather than the public site — so the device you click it from must be signed in</w:t>
-        <w:br/>
-        <w:t xml:space="preserve">  to Tailscale.</w:t>
+        <w:t xml:space="preserve"> (or </w:t>
+      </w:r>
+      <w:r>
+        <w:rPr>
+          <w:rFonts w:ascii="Consolas" w:hAnsi="Consolas"/>
+          <w:color w:val="334455"/>
+          <w:sz w:val="19"/>
+        </w:rPr>
+        <w:t>http://127.0.0.1:8100/auth</w:t>
+      </w:r>
+      <w:r>
+        <w:t>) and sign in. This</w:t>
+        <w:br/>
+        <w:t xml:space="preserve">  creates your token file.</w:t>
       </w:r>
     </w:p>
     <w:p>
@@ -12425,9 +12432,35 @@
     <w:p>
       <w:r>
         <w:rPr/>
-        <w:t>A focused, on-demand scan for one symbol over a swing horizon. Enter the</w:t>
-        <w:br/>
-        <w:t xml:space="preserve">parameters and press </w:t>
+        <w:t>A focused, on-demand scan for one symbol. It builds every strategy it can for that</w:t>
+        <w:br/>
+        <w:t>symbol — seven groups, always all of them — and ranks them on one score. The page</w:t>
+        <w:br/>
+        <w:t>reads top to bottom: the scan bar, a summary of the scan, strategy chips, up to four</w:t>
+        <w:br/>
+        <w:t>top picks, and the full ranked list.</w:t>
+      </w:r>
+    </w:p>
+    <w:p>
+      <w:r>
+        <w:rPr>
+          <w:b/>
+        </w:rPr>
+        <w:t>The scan bar</w:t>
+      </w:r>
+    </w:p>
+    <w:p>
+      <w:pPr>
+        <w:pStyle w:val="ListBullet"/>
+      </w:pPr>
+      <w:r>
+        <w:rPr>
+          <w:b/>
+        </w:rPr>
+        <w:t>Symbol</w:t>
+      </w:r>
+      <w:r>
+        <w:t xml:space="preserve"> — type a ticker and press </w:t>
       </w:r>
       <w:r>
         <w:rPr>
@@ -12436,8 +12469,9 @@
         <w:t>Scan</w:t>
       </w:r>
       <w:r>
-        <w:rPr/>
-        <w:t>:</w:t>
+        <w:t>. Enter, or tabbing out of the box,</w:t>
+        <w:br/>
+        <w:t xml:space="preserve">  scans too.</w:t>
       </w:r>
     </w:p>
     <w:p>
@@ -12448,7 +12482,541 @@
         <w:rPr>
           <w:b/>
         </w:rPr>
-        <w:t>Symbol</w:t>
+        <w:t>Expiry</w:t>
+      </w:r>
+      <w:r>
+        <w:t xml:space="preserve"> — four presets set the </w:t>
+      </w:r>
+      <w:r>
+        <w:rPr>
+          <w:b/>
+        </w:rPr>
+        <w:t>DTE min / max</w:t>
+      </w:r>
+      <w:r>
+        <w:t xml:space="preserve"> boxes (days to expiration)</w:t>
+        <w:br/>
+        <w:t xml:space="preserve">  beside them:</w:t>
+      </w:r>
+    </w:p>
+    <w:tbl>
+      <w:tblPr>
+        <w:tblW w:type="auto" w:w="0"/>
+        <w:jc w:val="left"/>
+        <w:tblLayout w:type="autofit"/>
+        <w:tblLook w:firstColumn="1" w:firstRow="1" w:lastColumn="0" w:lastRow="0" w:noHBand="0" w:noVBand="1" w:val="04A0"/>
+        <w:tblBorders>
+          <w:top w:val="single" w:sz="4" w:space="0" w:color="D8DEE9"/>
+          <w:left w:val="single" w:sz="4" w:space="0" w:color="D8DEE9"/>
+          <w:bottom w:val="single" w:sz="4" w:space="0" w:color="D8DEE9"/>
+          <w:right w:val="single" w:sz="4" w:space="0" w:color="D8DEE9"/>
+          <w:insideH w:val="single" w:sz="4" w:space="0" w:color="D8DEE9"/>
+          <w:insideV w:val="single" w:sz="4" w:space="0" w:color="D8DEE9"/>
+        </w:tblBorders>
+      </w:tblPr>
+      <w:tblGrid>
+        <w:gridCol w:w="4320"/>
+        <w:gridCol w:w="4320"/>
+      </w:tblGrid>
+      <w:tr>
+        <w:tc>
+          <w:tcPr>
+            <w:tcW w:type="dxa" w:w="4320"/>
+            <w:shd w:val="clear" w:color="auto" w:fill="EAF2FB"/>
+          </w:tcPr>
+          <w:p>
+            <w:r>
+              <w:rPr>
+                <w:b/>
+              </w:rPr>
+            </w:r>
+            <w:r>
+              <w:rPr>
+                <w:b/>
+              </w:rPr>
+              <w:t>Preset</w:t>
+            </w:r>
+          </w:p>
+        </w:tc>
+        <w:tc>
+          <w:tcPr>
+            <w:tcW w:type="dxa" w:w="4320"/>
+            <w:shd w:val="clear" w:color="auto" w:fill="EAF2FB"/>
+          </w:tcPr>
+          <w:p>
+            <w:r>
+              <w:rPr>
+                <w:b/>
+              </w:rPr>
+            </w:r>
+            <w:r>
+              <w:rPr>
+                <w:b/>
+              </w:rPr>
+              <w:t>DTE min – max</w:t>
+            </w:r>
+          </w:p>
+        </w:tc>
+      </w:tr>
+      <w:tr>
+        <w:tc>
+          <w:tcPr>
+            <w:tcW w:type="dxa" w:w="4320"/>
+          </w:tcPr>
+          <w:p>
+            <w:r/>
+            <w:r>
+              <w:rPr>
+                <w:b/>
+              </w:rPr>
+              <w:t>1–2 wk</w:t>
+            </w:r>
+          </w:p>
+        </w:tc>
+        <w:tc>
+          <w:tcPr>
+            <w:tcW w:type="dxa" w:w="4320"/>
+          </w:tcPr>
+          <w:p>
+            <w:r/>
+            <w:r>
+              <w:rPr/>
+              <w:t>7 – 14</w:t>
+            </w:r>
+          </w:p>
+        </w:tc>
+      </w:tr>
+      <w:tr>
+        <w:tc>
+          <w:tcPr>
+            <w:tcW w:type="dxa" w:w="4320"/>
+            <w:shd w:val="clear" w:color="auto" w:fill="F4F6FA"/>
+          </w:tcPr>
+          <w:p>
+            <w:r/>
+            <w:r>
+              <w:rPr>
+                <w:b/>
+              </w:rPr>
+              <w:t>2–6 wk</w:t>
+            </w:r>
+          </w:p>
+        </w:tc>
+        <w:tc>
+          <w:tcPr>
+            <w:tcW w:type="dxa" w:w="4320"/>
+            <w:shd w:val="clear" w:color="auto" w:fill="F4F6FA"/>
+          </w:tcPr>
+          <w:p>
+            <w:r/>
+            <w:r>
+              <w:rPr/>
+              <w:t>14 – 42</w:t>
+            </w:r>
+          </w:p>
+        </w:tc>
+      </w:tr>
+      <w:tr>
+        <w:tc>
+          <w:tcPr>
+            <w:tcW w:type="dxa" w:w="4320"/>
+          </w:tcPr>
+          <w:p>
+            <w:r/>
+            <w:r>
+              <w:rPr>
+                <w:b/>
+              </w:rPr>
+              <w:t>1–3 mo</w:t>
+            </w:r>
+          </w:p>
+        </w:tc>
+        <w:tc>
+          <w:tcPr>
+            <w:tcW w:type="dxa" w:w="4320"/>
+          </w:tcPr>
+          <w:p>
+            <w:r/>
+            <w:r>
+              <w:rPr/>
+              <w:t>30 – 90</w:t>
+            </w:r>
+          </w:p>
+        </w:tc>
+      </w:tr>
+      <w:tr>
+        <w:tc>
+          <w:tcPr>
+            <w:tcW w:type="dxa" w:w="4320"/>
+            <w:shd w:val="clear" w:color="auto" w:fill="F4F6FA"/>
+          </w:tcPr>
+          <w:p>
+            <w:r/>
+            <w:r>
+              <w:rPr>
+                <w:b/>
+              </w:rPr>
+              <w:t>Any</w:t>
+            </w:r>
+          </w:p>
+        </w:tc>
+        <w:tc>
+          <w:tcPr>
+            <w:tcW w:type="dxa" w:w="4320"/>
+            <w:shd w:val="clear" w:color="auto" w:fill="F4F6FA"/>
+          </w:tcPr>
+          <w:p>
+            <w:r/>
+            <w:r>
+              <w:rPr/>
+              <w:t>0 – 120 (the default)</w:t>
+            </w:r>
+          </w:p>
+        </w:tc>
+      </w:tr>
+    </w:tbl>
+    <w:p/>
+    <w:p>
+      <w:r>
+        <w:rPr/>
+        <w:t>Type in either box and the preset lets go, so a range you set by hand is never</w:t>
+        <w:br/>
+        <w:t xml:space="preserve">  shown under a preset's name. A wider range finds more candidates.</w:t>
+        <w:br/>
+        <w:t xml:space="preserve">- </w:t>
+      </w:r>
+      <w:r>
+        <w:rPr>
+          <w:b/>
+        </w:rPr>
+        <w:t>Risk style</w:t>
+      </w:r>
+      <w:r>
+        <w:rPr/>
+        <w:t xml:space="preserve"> — how far out of the money the options the Finder </w:t>
+      </w:r>
+      <w:r>
+        <w:rPr>
+          <w:b/>
+        </w:rPr>
+        <w:t>sells</w:t>
+      </w:r>
+      <w:r>
+        <w:rPr/>
+        <w:t xml:space="preserve"> sit,</w:t>
+        <w:br/>
+        <w:t xml:space="preserve">  on both the put and the call side. A smaller delta is safer but pays less.</w:t>
+      </w:r>
+    </w:p>
+    <w:tbl>
+      <w:tblPr>
+        <w:tblW w:type="auto" w:w="0"/>
+        <w:jc w:val="left"/>
+        <w:tblLayout w:type="autofit"/>
+        <w:tblLook w:firstColumn="1" w:firstRow="1" w:lastColumn="0" w:lastRow="0" w:noHBand="0" w:noVBand="1" w:val="04A0"/>
+        <w:tblBorders>
+          <w:top w:val="single" w:sz="4" w:space="0" w:color="D8DEE9"/>
+          <w:left w:val="single" w:sz="4" w:space="0" w:color="D8DEE9"/>
+          <w:bottom w:val="single" w:sz="4" w:space="0" w:color="D8DEE9"/>
+          <w:right w:val="single" w:sz="4" w:space="0" w:color="D8DEE9"/>
+          <w:insideH w:val="single" w:sz="4" w:space="0" w:color="D8DEE9"/>
+          <w:insideV w:val="single" w:sz="4" w:space="0" w:color="D8DEE9"/>
+        </w:tblBorders>
+      </w:tblPr>
+      <w:tblGrid>
+        <w:gridCol w:w="4320"/>
+        <w:gridCol w:w="4320"/>
+      </w:tblGrid>
+      <w:tr>
+        <w:tc>
+          <w:tcPr>
+            <w:tcW w:type="dxa" w:w="4320"/>
+            <w:shd w:val="clear" w:color="auto" w:fill="EAF2FB"/>
+          </w:tcPr>
+          <w:p>
+            <w:r>
+              <w:rPr>
+                <w:b/>
+              </w:rPr>
+            </w:r>
+            <w:r>
+              <w:rPr>
+                <w:b/>
+              </w:rPr>
+              <w:t>Style</w:t>
+            </w:r>
+          </w:p>
+        </w:tc>
+        <w:tc>
+          <w:tcPr>
+            <w:tcW w:type="dxa" w:w="4320"/>
+            <w:shd w:val="clear" w:color="auto" w:fill="EAF2FB"/>
+          </w:tcPr>
+          <w:p>
+            <w:r>
+              <w:rPr>
+                <w:b/>
+              </w:rPr>
+            </w:r>
+            <w:r>
+              <w:rPr>
+                <w:b/>
+              </w:rPr>
+              <w:t>Short-leg delta</w:t>
+            </w:r>
+          </w:p>
+        </w:tc>
+      </w:tr>
+      <w:tr>
+        <w:tc>
+          <w:tcPr>
+            <w:tcW w:type="dxa" w:w="4320"/>
+          </w:tcPr>
+          <w:p>
+            <w:r/>
+            <w:r>
+              <w:rPr>
+                <w:b/>
+              </w:rPr>
+              <w:t>Conservative</w:t>
+            </w:r>
+          </w:p>
+        </w:tc>
+        <w:tc>
+          <w:tcPr>
+            <w:tcW w:type="dxa" w:w="4320"/>
+          </w:tcPr>
+          <w:p>
+            <w:r/>
+            <w:r>
+              <w:rPr/>
+              <w:t>0.05 – 0.10</w:t>
+            </w:r>
+          </w:p>
+        </w:tc>
+      </w:tr>
+      <w:tr>
+        <w:tc>
+          <w:tcPr>
+            <w:tcW w:type="dxa" w:w="4320"/>
+            <w:shd w:val="clear" w:color="auto" w:fill="F4F6FA"/>
+          </w:tcPr>
+          <w:p>
+            <w:r/>
+            <w:r>
+              <w:rPr>
+                <w:b/>
+              </w:rPr>
+              <w:t>Balanced</w:t>
+            </w:r>
+          </w:p>
+        </w:tc>
+        <w:tc>
+          <w:tcPr>
+            <w:tcW w:type="dxa" w:w="4320"/>
+            <w:shd w:val="clear" w:color="auto" w:fill="F4F6FA"/>
+          </w:tcPr>
+          <w:p>
+            <w:r/>
+            <w:r>
+              <w:rPr/>
+              <w:t>0.10 – 0.20 (the default)</w:t>
+            </w:r>
+          </w:p>
+        </w:tc>
+      </w:tr>
+      <w:tr>
+        <w:tc>
+          <w:tcPr>
+            <w:tcW w:type="dxa" w:w="4320"/>
+          </w:tcPr>
+          <w:p>
+            <w:r/>
+            <w:r>
+              <w:rPr>
+                <w:b/>
+              </w:rPr>
+              <w:t>Aggressive</w:t>
+            </w:r>
+          </w:p>
+        </w:tc>
+        <w:tc>
+          <w:tcPr>
+            <w:tcW w:type="dxa" w:w="4320"/>
+          </w:tcPr>
+          <w:p>
+            <w:r/>
+            <w:r>
+              <w:rPr/>
+              <w:t>0.20 – 0.30</w:t>
+            </w:r>
+          </w:p>
+        </w:tc>
+      </w:tr>
+    </w:tbl>
+    <w:p/>
+    <w:p>
+      <w:r>
+        <w:rPr/>
+        <w:t xml:space="preserve">If you edit the delta fields under </w:t>
+      </w:r>
+      <w:r>
+        <w:rPr>
+          <w:b/>
+        </w:rPr>
+        <w:t>Advanced</w:t>
+      </w:r>
+      <w:r>
+        <w:rPr/>
+        <w:t xml:space="preserve"> by hand, the picker clears and</w:t>
+        <w:br/>
+        <w:t xml:space="preserve">  shows </w:t>
+      </w:r>
+      <w:r>
+        <w:rPr>
+          <w:b/>
+        </w:rPr>
+        <w:t>Custom</w:t>
+      </w:r>
+      <w:r>
+        <w:rPr/>
+        <w:t>.</w:t>
+        <w:br/>
+        <w:t xml:space="preserve">- </w:t>
+      </w:r>
+      <w:r>
+        <w:rPr>
+          <w:b/>
+        </w:rPr>
+        <w:t>Advanced — delta bands and credit floor</w:t>
+      </w:r>
+      <w:r>
+        <w:rPr/>
+        <w:t xml:space="preserve"> (collapsed) holds the exact numbers:</w:t>
+        <w:br/>
+        <w:t xml:space="preserve">  - </w:t>
+      </w:r>
+      <w:r>
+        <w:rPr>
+          <w:b/>
+        </w:rPr>
+        <w:t>Put Δ</w:t>
+      </w:r>
+      <w:r>
+        <w:rPr/>
+        <w:t xml:space="preserve"> and </w:t>
+      </w:r>
+      <w:r>
+        <w:rPr>
+          <w:b/>
+        </w:rPr>
+        <w:t>Call Δ</w:t>
+      </w:r>
+      <w:r>
+        <w:rPr/>
+        <w:t xml:space="preserve"> min / max. The bands place every option the Finder</w:t>
+        <w:br/>
+        <w:t xml:space="preserve">    sells out of the money: the credit spreads, the short put and short call, the</w:t>
+        <w:br/>
+        <w:t xml:space="preserve">    short strangle, and the call in a covered call or collar. They do not move a</w:t>
+        <w:br/>
+        <w:t xml:space="preserve">    straddle's or butterfly's shorts, which sit at the money by definition.</w:t>
+        <w:br/>
+        <w:t xml:space="preserve">  - </w:t>
+      </w:r>
+      <w:r>
+        <w:rPr>
+          <w:b/>
+        </w:rPr>
+        <w:t>Min credit %</w:t>
+      </w:r>
+      <w:r>
+        <w:rPr/>
+        <w:t xml:space="preserve"> — it applies to the credit spreads only.</w:t>
+      </w:r>
+    </w:p>
+    <w:p>
+      <w:r>
+        <w:rPr/>
+        <w:t xml:space="preserve">Changing the preset, the risk style or the Advanced fields does </w:t>
+      </w:r>
+      <w:r>
+        <w:rPr>
+          <w:b/>
+        </w:rPr>
+        <w:t>not</w:t>
+      </w:r>
+      <w:r>
+        <w:rPr/>
+        <w:t xml:space="preserve"> rescan;</w:t>
+        <w:br/>
+        <w:t xml:space="preserve">press </w:t>
+      </w:r>
+      <w:r>
+        <w:rPr>
+          <w:b/>
+        </w:rPr>
+        <w:t>Scan</w:t>
+      </w:r>
+      <w:r>
+        <w:rPr/>
+        <w:t xml:space="preserve"> when you are ready.</w:t>
+      </w:r>
+    </w:p>
+    <w:p>
+      <w:r>
+        <w:rPr>
+          <w:b/>
+        </w:rPr>
+        <w:t>While it scans</w:t>
+      </w:r>
+    </w:p>
+    <w:p>
+      <w:r>
+        <w:rPr/>
+        <w:t xml:space="preserve">The top-pick cards turn into grey placeholders reading </w:t>
+      </w:r>
+      <w:r>
+        <w:rPr>
+          <w:i/>
+        </w:rPr>
+        <w:t>Scanning SPY…</w:t>
+      </w:r>
+      <w:r>
+        <w:rPr/>
+        <w:t xml:space="preserve"> — always the</w:t>
+        <w:br/>
+        <w:t>symbol you asked for, never the previous one — and the old list is cleared. If the</w:t>
+        <w:br/>
+        <w:t xml:space="preserve">scan is slow the page says </w:t>
+      </w:r>
+      <w:r>
+        <w:rPr>
+          <w:i/>
+        </w:rPr>
+        <w:t>The scan is taking longer than expected — results will</w:t>
+        <w:br/>
+        <w:t>appear when it finishes.</w:t>
+      </w:r>
+      <w:r>
+        <w:rPr/>
+        <w:t xml:space="preserve"> and keeps waiting. Whatever lands belongs to the symbol</w:t>
+        <w:br/>
+        <w:t>being scanned.</w:t>
+      </w:r>
+    </w:p>
+    <w:p>
+      <w:r>
+        <w:rPr>
+          <w:b/>
+        </w:rPr>
+        <w:t>The summary strip</w:t>
+      </w:r>
+    </w:p>
+    <w:p>
+      <w:r>
+        <w:rPr/>
+        <w:t>After a scan, one strip names:</w:t>
       </w:r>
     </w:p>
     <w:p>
@@ -12456,13 +13024,25 @@
         <w:pStyle w:val="ListBullet"/>
       </w:pPr>
       <w:r>
-        <w:rPr>
-          <w:b/>
-        </w:rPr>
-        <w:t>DTE</w:t>
-      </w:r>
-      <w:r>
-        <w:t xml:space="preserve"> min / max (days to expiration)</w:t>
+        <w:t xml:space="preserve">the </w:t>
+      </w:r>
+      <w:r>
+        <w:rPr>
+          <w:b/>
+        </w:rPr>
+        <w:t>symbol</w:t>
+      </w:r>
+      <w:r>
+        <w:t xml:space="preserve"> and its </w:t>
+      </w:r>
+      <w:r>
+        <w:rPr>
+          <w:b/>
+        </w:rPr>
+        <w:t>price</w:t>
+      </w:r>
+      <w:r>
+        <w:t>;</w:t>
       </w:r>
     </w:p>
     <w:p>
@@ -12470,13 +13050,18 @@
         <w:pStyle w:val="ListBullet"/>
       </w:pPr>
       <w:r>
-        <w:rPr>
-          <w:b/>
-        </w:rPr>
-        <w:t>Strategies</w:t>
-      </w:r>
-      <w:r>
-        <w:t xml:space="preserve"> — seven groups, all ticked by default (see below)</w:t>
+        <w:t xml:space="preserve">the </w:t>
+      </w:r>
+      <w:r>
+        <w:rPr>
+          <w:b/>
+        </w:rPr>
+        <w:t>market view</w:t>
+      </w:r>
+      <w:r>
+        <w:t xml:space="preserve"> the scan inferred, as pills — the direction, how strong the</w:t>
+        <w:br/>
+        <w:t xml:space="preserve">  conviction is, and the volatility regime;</w:t>
       </w:r>
     </w:p>
     <w:p>
@@ -12484,22 +13069,93 @@
         <w:pStyle w:val="ListBullet"/>
       </w:pPr>
       <w:r>
-        <w:rPr>
-          <w:b/>
-        </w:rPr>
-        <w:t>Put Δ</w:t>
-      </w:r>
-      <w:r>
-        <w:t xml:space="preserve"> and </w:t>
-      </w:r>
-      <w:r>
-        <w:rPr>
-          <w:b/>
-        </w:rPr>
-        <w:t>Call Δ</w:t>
-      </w:r>
-      <w:r>
-        <w:t xml:space="preserve"> min / max (delta bands for strike selection), under</w:t>
+        <w:t xml:space="preserve">the </w:t>
+      </w:r>
+      <w:r>
+        <w:rPr>
+          <w:b/>
+        </w:rPr>
+        <w:t>Vol Rank</w:t>
+      </w:r>
+      <w:r>
+        <w:t xml:space="preserve"> (one value per scan, so it lives here rather than on every row);</w:t>
+      </w:r>
+    </w:p>
+    <w:p>
+      <w:pPr>
+        <w:pStyle w:val="ListBullet"/>
+      </w:pPr>
+      <w:r>
+        <w:t xml:space="preserve">a </w:t>
+      </w:r>
+      <w:r>
+        <w:rPr>
+          <w:b/>
+        </w:rPr>
+        <w:t>count line</w:t>
+      </w:r>
+      <w:r>
+        <w:t xml:space="preserve">, for example </w:t>
+      </w:r>
+      <w:r>
+        <w:rPr>
+          <w:i/>
+        </w:rPr>
+        <w:t>16 ideas · 6 below the quality bar · 0 where premium</w:t>
+        <w:br/>
+        <w:t xml:space="preserve">  is too cheap to sell</w:t>
+      </w:r>
+      <w:r>
+        <w:t>. The two cut counts are different reasons, explained below.</w:t>
+      </w:r>
+    </w:p>
+    <w:p>
+      <w:r>
+        <w:rPr>
+          <w:b/>
+        </w:rPr>
+        <w:t>Strategy chips</w:t>
+      </w:r>
+    </w:p>
+    <w:p>
+      <w:r>
+        <w:rPr/>
+        <w:t xml:space="preserve">One chip per strategy group, each with how many ideas it holds, plus </w:t>
+      </w:r>
+      <w:r>
+        <w:rPr>
+          <w:b/>
+        </w:rPr>
+        <w:t>All</w:t>
+      </w:r>
+      <w:r>
+        <w:rPr/>
+        <w:t>.</w:t>
+      </w:r>
+    </w:p>
+    <w:p>
+      <w:pPr>
+        <w:pStyle w:val="ListBullet"/>
+      </w:pPr>
+      <w:r>
+        <w:t xml:space="preserve">Click a chip to show </w:t>
+      </w:r>
+      <w:r>
+        <w:rPr>
+          <w:b/>
+        </w:rPr>
+        <w:t>only</w:t>
+      </w:r>
+      <w:r>
+        <w:t xml:space="preserve"> that group; click more chips to add them.</w:t>
+      </w:r>
+    </w:p>
+    <w:p>
+      <w:pPr>
+        <w:pStyle w:val="ListBullet"/>
+      </w:pPr>
+      <w:r>
+        <w:t>Click a chosen chip again to remove it. Removing the last one — or clicking</w:t>
         <w:br/>
         <w:t xml:space="preserve">  </w:t>
       </w:r>
@@ -12507,14 +13163,10 @@
         <w:rPr>
           <w:b/>
         </w:rPr>
-        <w:t>Advanced — delta bands and credit floor</w:t>
-      </w:r>
-      <w:r>
-        <w:t>. The bands place every option the</w:t>
-        <w:br/>
-        <w:t xml:space="preserve">  Finder sells out of the money: the credit spreads, the short put and short call,</w:t>
-        <w:br/>
-        <w:t xml:space="preserve">  the short strangle, and the call in a covered call or collar.</w:t>
+        <w:t>All</w:t>
+      </w:r>
+      <w:r>
+        <w:t xml:space="preserve"> — shows everything again.</w:t>
       </w:r>
     </w:p>
     <w:p>
@@ -12522,57 +13174,97 @@
         <w:pStyle w:val="ListBullet"/>
       </w:pPr>
       <w:r>
-        <w:rPr>
-          <w:b/>
-        </w:rPr>
-        <w:t>Min credit %</w:t>
-      </w:r>
-      <w:r>
-        <w:t>, in the same panel — it applies to the credit spreads only</w:t>
-      </w:r>
-    </w:p>
-    <w:p>
-      <w:r>
-        <w:rPr/>
-        <w:t>Results appear in the same signal table (with the same Score chip, Grade, and the</w:t>
-        <w:br/>
-        <w:t>per-row action buttons) and detail panel as the Market Scanner. For the newer</w:t>
-        <w:br/>
-        <w:t>structures the detail panel reads the way the position is held: a share leg is</w:t>
-        <w:br/>
-      </w:r>
-      <w:r>
-        <w:rPr>
-          <w:b/>
-        </w:rPr>
-        <w:t>Buy 100 shares</w:t>
-      </w:r>
-      <w:r>
-        <w:rPr/>
-        <w:t xml:space="preserve">, a calendar or diagonal lists each leg with </w:t>
-      </w:r>
-      <w:r>
-        <w:rPr>
-          <w:b/>
-        </w:rPr>
-        <w:t>its own expiration</w:t>
-        <w:br/>
-        <w:t>date</w:t>
-      </w:r>
-      <w:r>
-        <w:rPr/>
-        <w:t xml:space="preserve"> (and drops the single "Exp" line, which would name only the near month),</w:t>
-        <w:br/>
-      </w:r>
-      <w:r>
-        <w:rPr>
-          <w:b/>
-        </w:rPr>
-        <w:t>every</w:t>
-      </w:r>
-      <w:r>
-        <w:rPr/>
-        <w:t xml:space="preserve"> breakeven is shown — a straddle or butterfly reads </w:t>
+        <w:t xml:space="preserve">Chips </w:t>
+      </w:r>
+      <w:r>
+        <w:rPr>
+          <w:b/>
+        </w:rPr>
+        <w:t>filter instantly</w:t>
+      </w:r>
+      <w:r>
+        <w:t>: every scan already built all seven groups, so nothing</w:t>
+        <w:br/>
+        <w:t xml:space="preserve">  is rescanned. The cards and the list both follow the chips.</w:t>
+      </w:r>
+    </w:p>
+    <w:p>
+      <w:pPr>
+        <w:pStyle w:val="ListBullet"/>
+      </w:pPr>
+      <w:r>
+        <w:t xml:space="preserve">A new symbol starts back at </w:t>
+      </w:r>
+      <w:r>
+        <w:rPr>
+          <w:b/>
+        </w:rPr>
+        <w:t>All</w:t>
+      </w:r>
+      <w:r>
+        <w:t>.</w:t>
+      </w:r>
+    </w:p>
+    <w:p>
+      <w:r>
+        <w:rPr>
+          <w:b/>
+        </w:rPr>
+        <w:t>Top picks</w:t>
+      </w:r>
+    </w:p>
+    <w:p>
+      <w:r>
+        <w:rPr/>
+        <w:t xml:space="preserve">Up to four cards: the best-scoring idea from each of four </w:t>
+      </w:r>
+      <w:r>
+        <w:rPr>
+          <w:b/>
+        </w:rPr>
+        <w:t>different</w:t>
+      </w:r>
+      <w:r>
+        <w:rPr/>
+        <w:t xml:space="preserve"> groups</w:t>
+        <w:br/>
+        <w:t>among what the chips are showing — so four near-identical spreads never crowd out</w:t>
+        <w:br/>
+        <w:t>the comparison. Each card shows:</w:t>
+      </w:r>
+    </w:p>
+    <w:p>
+      <w:pPr>
+        <w:pStyle w:val="ListBullet"/>
+      </w:pPr>
+      <w:r>
+        <w:t xml:space="preserve">the strategy, its </w:t>
+      </w:r>
+      <w:r>
+        <w:rPr>
+          <w:b/>
+        </w:rPr>
+        <w:t>score</w:t>
+      </w:r>
+      <w:r>
+        <w:t xml:space="preserve"> badge and </w:t>
+      </w:r>
+      <w:r>
+        <w:rPr>
+          <w:b/>
+        </w:rPr>
+        <w:t>grade</w:t>
+      </w:r>
+      <w:r>
+        <w:t>;</w:t>
+      </w:r>
+    </w:p>
+    <w:p>
+      <w:pPr>
+        <w:pStyle w:val="ListBullet"/>
+      </w:pPr>
+      <w:r>
+        <w:t>the expiration and days to go (</w:t>
       </w:r>
       <w:r>
         <w:rPr>
@@ -12580,13 +13272,18 @@
           <w:color w:val="334455"/>
           <w:sz w:val="19"/>
         </w:rPr>
-        <w:t>$95.20 / $104.80</w:t>
-      </w:r>
-      <w:r>
-        <w:rPr/>
-        <w:t xml:space="preserve"> —</w:t>
-        <w:br/>
-        <w:t xml:space="preserve">a butterfly's middle reads </w:t>
+        <w:t>Oct 16 · 8d</w:t>
+      </w:r>
+      <w:r>
+        <w:t>);</w:t>
+      </w:r>
+    </w:p>
+    <w:p>
+      <w:pPr>
+        <w:pStyle w:val="ListBullet"/>
+      </w:pPr>
+      <w:r>
+        <w:t xml:space="preserve">the legs, written like </w:t>
       </w:r>
       <w:r>
         <w:rPr>
@@ -12594,13 +13291,754 @@
           <w:color w:val="334455"/>
           <w:sz w:val="19"/>
         </w:rPr>
+        <w:t>L 100 shares / S 105C</w:t>
+      </w:r>
+      <w:r>
+        <w:t xml:space="preserve"> (</w:t>
+      </w:r>
+      <w:r>
+        <w:rPr>
+          <w:rFonts w:ascii="Consolas" w:hAnsi="Consolas"/>
+          <w:color w:val="334455"/>
+          <w:sz w:val="19"/>
+        </w:rPr>
+        <w:t>S 2×100C</w:t>
+      </w:r>
+      <w:r>
+        <w:t xml:space="preserve"> is two contracts, a</w:t>
+        <w:br/>
+        <w:t xml:space="preserve">  butterfly's middle; a leg on a later expiration carries its date — a calendar</w:t>
+        <w:br/>
+        <w:t xml:space="preserve">  reads </w:t>
+      </w:r>
+      <w:r>
+        <w:rPr>
+          <w:rFonts w:ascii="Consolas" w:hAnsi="Consolas"/>
+          <w:color w:val="334455"/>
+          <w:sz w:val="19"/>
+        </w:rPr>
+        <w:t>S 100C / L 100C 11/13</w:t>
+      </w:r>
+      <w:r>
+        <w:t>);</w:t>
+      </w:r>
+    </w:p>
+    <w:p>
+      <w:pPr>
+        <w:pStyle w:val="ListBullet"/>
+      </w:pPr>
+      <w:r>
+        <w:t xml:space="preserve">a </w:t>
+      </w:r>
+      <w:r>
+        <w:rPr>
+          <w:b/>
+        </w:rPr>
+        <w:t>payoff shape</w:t>
+      </w:r>
+      <w:r>
+        <w:t xml:space="preserve"> — a small picture of what the trade makes or loses across a</w:t>
+        <w:br/>
+        <w:t xml:space="preserve">  range of prices at its (nearest) expiration: </w:t>
+      </w:r>
+      <w:r>
+        <w:rPr>
+          <w:b/>
+        </w:rPr>
+        <w:t>green</w:t>
+      </w:r>
+      <w:r>
+        <w:t xml:space="preserve"> where it profits, </w:t>
+      </w:r>
+      <w:r>
+        <w:rPr>
+          <w:b/>
+        </w:rPr>
+        <w:t>red</w:t>
+      </w:r>
+      <w:r>
+        <w:br/>
+        <w:t xml:space="preserve">  where it loses, a </w:t>
+      </w:r>
+      <w:r>
+        <w:rPr>
+          <w:b/>
+        </w:rPr>
+        <w:t>dashed line</w:t>
+      </w:r>
+      <w:r>
+        <w:t xml:space="preserve"> at zero and a small </w:t>
+      </w:r>
+      <w:r>
+        <w:rPr>
+          <w:b/>
+        </w:rPr>
+        <w:t>tick at today's price</w:t>
+      </w:r>
+      <w:r>
+        <w:t>.</w:t>
+        <w:br/>
+        <w:t xml:space="preserve">  It is a shape, not a chart to read values off;</w:t>
+      </w:r>
+    </w:p>
+    <w:p>
+      <w:pPr>
+        <w:pStyle w:val="ListBullet"/>
+      </w:pPr>
+      <w:r>
+        <w:t xml:space="preserve">a </w:t>
+      </w:r>
+      <w:r>
+        <w:rPr>
+          <w:b/>
+        </w:rPr>
+        <w:t>split bar</w:t>
+      </w:r>
+      <w:r>
+        <w:t xml:space="preserve"> — </w:t>
+      </w:r>
+      <w:r>
+        <w:rPr>
+          <w:b/>
+        </w:rPr>
+        <w:t>max loss</w:t>
+      </w:r>
+      <w:r>
+        <w:t xml:space="preserve"> in red growing left from the middle, </w:t>
+      </w:r>
+      <w:r>
+        <w:rPr>
+          <w:b/>
+        </w:rPr>
+        <w:t>max profit</w:t>
+      </w:r>
+      <w:r>
+        <w:br/>
+        <w:t xml:space="preserve">  in green growing right, both drawn against the larger of the two, with the dollar</w:t>
+        <w:br/>
+        <w:t xml:space="preserve">  figures underneath. It shows the shape of the bet at a glance: a butterfly is</w:t>
+        <w:br/>
+        <w:t xml:space="preserve">  mostly green, a covered call mostly red. A side with no limit fills its half and</w:t>
+        <w:br/>
+        <w:t xml:space="preserve">  reads </w:t>
+      </w:r>
+      <w:r>
+        <w:rPr>
+          <w:b/>
+        </w:rPr>
+        <w:t>∞</w:t>
+      </w:r>
+      <w:r>
+        <w:t>;</w:t>
+      </w:r>
+    </w:p>
+    <w:p>
+      <w:pPr>
+        <w:pStyle w:val="ListBullet"/>
+      </w:pPr>
+      <w:r>
+        <w:t xml:space="preserve">a </w:t>
+      </w:r>
+      <w:r>
+        <w:rPr>
+          <w:b/>
+        </w:rPr>
+        <w:t>probability-of-profit bar</w:t>
+      </w:r>
+      <w:r>
+        <w:t xml:space="preserve">, 0–100%: </w:t>
+      </w:r>
+      <w:r>
+        <w:rPr>
+          <w:b/>
+        </w:rPr>
+        <w:t>amber</w:t>
+      </w:r>
+      <w:r>
+        <w:t xml:space="preserve"> under 40%, </w:t>
+      </w:r>
+      <w:r>
+        <w:rPr>
+          <w:b/>
+        </w:rPr>
+        <w:t>blue</w:t>
+      </w:r>
+      <w:r>
+        <w:t xml:space="preserve"> from 40%</w:t>
+        <w:br/>
+        <w:t xml:space="preserve">  to 60%, </w:t>
+      </w:r>
+      <w:r>
+        <w:rPr>
+          <w:b/>
+        </w:rPr>
+        <w:t>green</w:t>
+      </w:r>
+      <w:r>
+        <w:t xml:space="preserve"> over 60%;</w:t>
+      </w:r>
+    </w:p>
+    <w:p>
+      <w:pPr>
+        <w:pStyle w:val="ListBullet"/>
+      </w:pPr>
+      <w:r>
+        <w:t xml:space="preserve">the </w:t>
+      </w:r>
+      <w:r>
+        <w:rPr>
+          <w:b/>
+        </w:rPr>
+        <w:t>cost</w:t>
+      </w:r>
+      <w:r>
+        <w:t xml:space="preserve"> — </w:t>
+      </w:r>
+      <w:r>
+        <w:rPr>
+          <w:rFonts w:ascii="Consolas" w:hAnsi="Consolas"/>
+          <w:color w:val="334455"/>
+          <w:sz w:val="19"/>
+        </w:rPr>
+        <w:t>$195 debit</w:t>
+      </w:r>
+      <w:r>
+        <w:t xml:space="preserve">, </w:t>
+      </w:r>
+      <w:r>
+        <w:rPr>
+          <w:rFonts w:ascii="Consolas" w:hAnsi="Consolas"/>
+          <w:color w:val="334455"/>
+          <w:sz w:val="19"/>
+        </w:rPr>
+        <w:t>$804 credit</w:t>
+      </w:r>
+      <w:r>
+        <w:t xml:space="preserve">, or </w:t>
+      </w:r>
+      <w:r>
+        <w:rPr>
+          <w:rFonts w:ascii="Consolas" w:hAnsi="Consolas"/>
+          <w:color w:val="334455"/>
+          <w:sz w:val="19"/>
+        </w:rPr>
+        <w:t>$54,058 debit for 100 shares</w:t>
+      </w:r>
+      <w:r>
+        <w:br/>
+        <w:t xml:space="preserve">  when the trade holds stock;</w:t>
+      </w:r>
+    </w:p>
+    <w:p>
+      <w:pPr>
+        <w:pStyle w:val="ListBullet"/>
+      </w:pPr>
+      <w:r>
+        <w:rPr>
+          <w:b/>
+        </w:rPr>
+        <w:t>Calculator</w:t>
+      </w:r>
+      <w:r>
+        <w:t xml:space="preserve">, and </w:t>
+      </w:r>
+      <w:r>
+        <w:rPr>
+          <w:b/>
+        </w:rPr>
+        <w:t>Paper</w:t>
+      </w:r>
+      <w:r>
+        <w:t xml:space="preserve"> where the Paper Ledger can record the trade (see</w:t>
+        <w:br/>
+        <w:t xml:space="preserve">  below).</w:t>
+      </w:r>
+    </w:p>
+    <w:p>
+      <w:r>
+        <w:rPr/>
+        <w:t>Click anywhere else on a card to open it in the detail panel.</w:t>
+      </w:r>
+    </w:p>
+    <w:p>
+      <w:r>
+        <w:rPr>
+          <w:b/>
+        </w:rPr>
+        <w:t>The ranked list</w:t>
+      </w:r>
+    </w:p>
+    <w:p>
+      <w:r>
+        <w:rPr/>
+        <w:t>Every idea the chips show, best score first:</w:t>
+      </w:r>
+    </w:p>
+    <w:tbl>
+      <w:tblPr>
+        <w:tblW w:type="auto" w:w="0"/>
+        <w:jc w:val="left"/>
+        <w:tblLayout w:type="autofit"/>
+        <w:tblLook w:firstColumn="1" w:firstRow="1" w:lastColumn="0" w:lastRow="0" w:noHBand="0" w:noVBand="1" w:val="04A0"/>
+        <w:tblBorders>
+          <w:top w:val="single" w:sz="4" w:space="0" w:color="D8DEE9"/>
+          <w:left w:val="single" w:sz="4" w:space="0" w:color="D8DEE9"/>
+          <w:bottom w:val="single" w:sz="4" w:space="0" w:color="D8DEE9"/>
+          <w:right w:val="single" w:sz="4" w:space="0" w:color="D8DEE9"/>
+          <w:insideH w:val="single" w:sz="4" w:space="0" w:color="D8DEE9"/>
+          <w:insideV w:val="single" w:sz="4" w:space="0" w:color="D8DEE9"/>
+        </w:tblBorders>
+      </w:tblPr>
+      <w:tblGrid>
+        <w:gridCol w:w="4320"/>
+        <w:gridCol w:w="4320"/>
+      </w:tblGrid>
+      <w:tr>
+        <w:tc>
+          <w:tcPr>
+            <w:tcW w:type="dxa" w:w="4320"/>
+            <w:shd w:val="clear" w:color="auto" w:fill="EAF2FB"/>
+          </w:tcPr>
+          <w:p>
+            <w:r>
+              <w:rPr>
+                <w:b/>
+              </w:rPr>
+            </w:r>
+            <w:r>
+              <w:rPr>
+                <w:b/>
+              </w:rPr>
+              <w:t>Column</w:t>
+            </w:r>
+          </w:p>
+        </w:tc>
+        <w:tc>
+          <w:tcPr>
+            <w:tcW w:type="dxa" w:w="4320"/>
+            <w:shd w:val="clear" w:color="auto" w:fill="EAF2FB"/>
+          </w:tcPr>
+          <w:p>
+            <w:r>
+              <w:rPr>
+                <w:b/>
+              </w:rPr>
+            </w:r>
+            <w:r>
+              <w:rPr>
+                <w:b/>
+              </w:rPr>
+              <w:t>What it shows</w:t>
+            </w:r>
+          </w:p>
+        </w:tc>
+      </w:tr>
+      <w:tr>
+        <w:tc>
+          <w:tcPr>
+            <w:tcW w:type="dxa" w:w="4320"/>
+          </w:tcPr>
+          <w:p>
+            <w:r/>
+            <w:r>
+              <w:rPr>
+                <w:b/>
+              </w:rPr>
+              <w:t>Strategy</w:t>
+            </w:r>
+          </w:p>
+        </w:tc>
+        <w:tc>
+          <w:tcPr>
+            <w:tcW w:type="dxa" w:w="4320"/>
+          </w:tcPr>
+          <w:p>
+            <w:r/>
+            <w:r>
+              <w:rPr/>
+              <w:t>the name, with a small payoff shape beside it</w:t>
+            </w:r>
+          </w:p>
+        </w:tc>
+      </w:tr>
+      <w:tr>
+        <w:tc>
+          <w:tcPr>
+            <w:tcW w:type="dxa" w:w="4320"/>
+            <w:shd w:val="clear" w:color="auto" w:fill="F4F6FA"/>
+          </w:tcPr>
+          <w:p>
+            <w:r/>
+            <w:r>
+              <w:rPr>
+                <w:b/>
+              </w:rPr>
+              <w:t>Score</w:t>
+            </w:r>
+          </w:p>
+        </w:tc>
+        <w:tc>
+          <w:tcPr>
+            <w:tcW w:type="dxa" w:w="4320"/>
+            <w:shd w:val="clear" w:color="auto" w:fill="F4F6FA"/>
+          </w:tcPr>
+          <w:p>
+            <w:r/>
+            <w:r>
+              <w:rPr/>
+              <w:t>the 0–100 score, coloured by zone</w:t>
+            </w:r>
+          </w:p>
+        </w:tc>
+      </w:tr>
+      <w:tr>
+        <w:tc>
+          <w:tcPr>
+            <w:tcW w:type="dxa" w:w="4320"/>
+          </w:tcPr>
+          <w:p>
+            <w:r/>
+            <w:r>
+              <w:rPr>
+                <w:b/>
+              </w:rPr>
+              <w:t>Expiry</w:t>
+            </w:r>
+          </w:p>
+        </w:tc>
+        <w:tc>
+          <w:tcPr>
+            <w:tcW w:type="dxa" w:w="4320"/>
+          </w:tcPr>
+          <w:p>
+            <w:r/>
+            <w:r>
+              <w:rPr/>
+              <w:t>the expiration and days to go</w:t>
+            </w:r>
+          </w:p>
+        </w:tc>
+      </w:tr>
+      <w:tr>
+        <w:tc>
+          <w:tcPr>
+            <w:tcW w:type="dxa" w:w="4320"/>
+            <w:shd w:val="clear" w:color="auto" w:fill="F4F6FA"/>
+          </w:tcPr>
+          <w:p>
+            <w:r/>
+            <w:r>
+              <w:rPr>
+                <w:b/>
+              </w:rPr>
+              <w:t>Cost</w:t>
+            </w:r>
+          </w:p>
+        </w:tc>
+        <w:tc>
+          <w:tcPr>
+            <w:tcW w:type="dxa" w:w="4320"/>
+            <w:shd w:val="clear" w:color="auto" w:fill="F4F6FA"/>
+          </w:tcPr>
+          <w:p>
+            <w:r/>
+            <w:r>
+              <w:rPr/>
+              <w:t xml:space="preserve">debit or credit in dollars, with </w:t>
+            </w:r>
+            <w:r>
+              <w:rPr>
+                <w:i/>
+              </w:rPr>
+              <w:t>for 100 shares</w:t>
+            </w:r>
+            <w:r>
+              <w:rPr/>
+              <w:t xml:space="preserve"> when stock is held</w:t>
+            </w:r>
+          </w:p>
+        </w:tc>
+      </w:tr>
+      <w:tr>
+        <w:tc>
+          <w:tcPr>
+            <w:tcW w:type="dxa" w:w="4320"/>
+          </w:tcPr>
+          <w:p>
+            <w:r/>
+            <w:r>
+              <w:rPr>
+                <w:b/>
+              </w:rPr>
+              <w:t>Max profit</w:t>
+            </w:r>
+          </w:p>
+        </w:tc>
+        <w:tc>
+          <w:tcPr>
+            <w:tcW w:type="dxa" w:w="4320"/>
+          </w:tcPr>
+          <w:p>
+            <w:r/>
+            <w:r>
+              <w:rPr/>
+              <w:t xml:space="preserve">in dollars, or </w:t>
+            </w:r>
+            <w:r>
+              <w:rPr>
+                <w:b/>
+              </w:rPr>
+              <w:t>∞</w:t>
+            </w:r>
+            <w:r>
+              <w:rPr/>
+              <w:t xml:space="preserve"> when there is no limit</w:t>
+            </w:r>
+          </w:p>
+        </w:tc>
+      </w:tr>
+      <w:tr>
+        <w:tc>
+          <w:tcPr>
+            <w:tcW w:type="dxa" w:w="4320"/>
+            <w:shd w:val="clear" w:color="auto" w:fill="F4F6FA"/>
+          </w:tcPr>
+          <w:p>
+            <w:r/>
+            <w:r>
+              <w:rPr>
+                <w:b/>
+              </w:rPr>
+              <w:t>Max loss</w:t>
+            </w:r>
+          </w:p>
+        </w:tc>
+        <w:tc>
+          <w:tcPr>
+            <w:tcW w:type="dxa" w:w="4320"/>
+            <w:shd w:val="clear" w:color="auto" w:fill="F4F6FA"/>
+          </w:tcPr>
+          <w:p>
+            <w:r/>
+            <w:r>
+              <w:rPr/>
+              <w:t xml:space="preserve">in dollars, or </w:t>
+            </w:r>
+            <w:r>
+              <w:rPr>
+                <w:b/>
+              </w:rPr>
+              <w:t>∞</w:t>
+            </w:r>
+            <w:r>
+              <w:rPr/>
+              <w:t xml:space="preserve">; a naked short also carries an </w:t>
+            </w:r>
+            <w:r>
+              <w:rPr>
+                <w:i/>
+              </w:rPr>
+              <w:t>undefined risk</w:t>
+            </w:r>
+            <w:r>
+              <w:rPr/>
+              <w:t xml:space="preserve"> tag</w:t>
+            </w:r>
+          </w:p>
+        </w:tc>
+      </w:tr>
+      <w:tr>
+        <w:tc>
+          <w:tcPr>
+            <w:tcW w:type="dxa" w:w="4320"/>
+          </w:tcPr>
+          <w:p>
+            <w:r/>
+            <w:r>
+              <w:rPr>
+                <w:b/>
+              </w:rPr>
+              <w:t>Probability of profit</w:t>
+            </w:r>
+          </w:p>
+        </w:tc>
+        <w:tc>
+          <w:tcPr>
+            <w:tcW w:type="dxa" w:w="4320"/>
+          </w:tcPr>
+          <w:p>
+            <w:r/>
+            <w:r>
+              <w:rPr/>
+              <w:t>a small bar plus the percent, in the same colours as the cards</w:t>
+            </w:r>
+          </w:p>
+        </w:tc>
+      </w:tr>
+      <w:tr>
+        <w:tc>
+          <w:tcPr>
+            <w:tcW w:type="dxa" w:w="4320"/>
+            <w:shd w:val="clear" w:color="auto" w:fill="F4F6FA"/>
+          </w:tcPr>
+          <w:p>
+            <w:r/>
+            <w:r>
+              <w:rPr>
+                <w:b/>
+              </w:rPr>
+              <w:t>Grade</w:t>
+            </w:r>
+          </w:p>
+        </w:tc>
+        <w:tc>
+          <w:tcPr>
+            <w:tcW w:type="dxa" w:w="4320"/>
+            <w:shd w:val="clear" w:color="auto" w:fill="F4F6FA"/>
+          </w:tcPr>
+          <w:p>
+            <w:r/>
+            <w:r>
+              <w:rPr/>
+              <w:t>quality grade; hover it for the reason</w:t>
+            </w:r>
+          </w:p>
+        </w:tc>
+      </w:tr>
+    </w:tbl>
+    <w:p/>
+    <w:p>
+      <w:r>
+        <w:rPr/>
+        <w:t xml:space="preserve">The last column holds the three action buttons (hover for their names): </w:t>
+      </w:r>
+      <w:r>
+        <w:rPr>
+          <w:b/>
+        </w:rPr>
+        <w:t>Send to</w:t>
+        <w:br/>
+        <w:t>Calculator</w:t>
+      </w:r>
+      <w:r>
+        <w:rPr/>
+        <w:t xml:space="preserve">, </w:t>
+      </w:r>
+      <w:r>
+        <w:rPr>
+          <w:b/>
+        </w:rPr>
+        <w:t>Send to Paper trade</w:t>
+      </w:r>
+      <w:r>
+        <w:rPr/>
+        <w:t xml:space="preserve"> (only where allowed) and </w:t>
+      </w:r>
+      <w:r>
+        <w:rPr>
+          <w:b/>
+        </w:rPr>
+        <w:t>Expected Move</w:t>
+      </w:r>
+      <w:r>
+        <w:rPr/>
+        <w:t>.</w:t>
+        <w:br/>
+        <w:t>Click the Score, Expiry, Max profit, Max loss or Probability of profit header to</w:t>
+        <w:br/>
+        <w:t>sort by it. The list grows with the page rather than scrolling in a short box.</w:t>
+      </w:r>
+    </w:p>
+    <w:p>
+      <w:r>
+        <w:rPr>
+          <w:b/>
+        </w:rPr>
+        <w:t>The detail panel</w:t>
+      </w:r>
+    </w:p>
+    <w:p>
+      <w:r>
+        <w:rPr/>
+        <w:t xml:space="preserve">The Trade detail panel beside the list starts </w:t>
+      </w:r>
+      <w:r>
+        <w:rPr>
+          <w:b/>
+        </w:rPr>
+        <w:t>closed</w:t>
+      </w:r>
+      <w:r>
+        <w:rPr/>
+        <w:t>, so the list keeps its</w:t>
+        <w:br/>
+        <w:t>width, and opens whenever you click a card or a row. A new scan clears it. The legs,</w:t>
+        <w:br/>
+        <w:t>breakevens and bias live here rather than in the list, and they read the way the</w:t>
+        <w:br/>
+        <w:t xml:space="preserve">position is held: a share leg is </w:t>
+      </w:r>
+      <w:r>
+        <w:rPr>
+          <w:b/>
+        </w:rPr>
+        <w:t>Buy 100 shares</w:t>
+      </w:r>
+      <w:r>
+        <w:rPr/>
+        <w:t>, a calendar or diagonal lists</w:t>
+        <w:br/>
+        <w:t xml:space="preserve">each leg with </w:t>
+      </w:r>
+      <w:r>
+        <w:rPr>
+          <w:b/>
+        </w:rPr>
+        <w:t>its own expiration date</w:t>
+      </w:r>
+      <w:r>
+        <w:rPr/>
+        <w:t xml:space="preserve"> (and drops the single "Exp" line, which</w:t>
+        <w:br/>
+        <w:t xml:space="preserve">would name only the near month), </w:t>
+      </w:r>
+      <w:r>
+        <w:rPr>
+          <w:b/>
+        </w:rPr>
+        <w:t>every</w:t>
+      </w:r>
+      <w:r>
+        <w:rPr/>
+        <w:t xml:space="preserve"> breakeven is shown — a straddle or</w:t>
+        <w:br/>
+        <w:t xml:space="preserve">butterfly reads </w:t>
+      </w:r>
+      <w:r>
+        <w:rPr>
+          <w:rFonts w:ascii="Consolas" w:hAnsi="Consolas"/>
+          <w:color w:val="334455"/>
+          <w:sz w:val="19"/>
+        </w:rPr>
+        <w:t>$95.20 / $104.80</w:t>
+      </w:r>
+      <w:r>
+        <w:rPr/>
+        <w:t xml:space="preserve"> — a butterfly's middle reads </w:t>
+      </w:r>
+      <w:r>
+        <w:rPr>
+          <w:rFonts w:ascii="Consolas" w:hAnsi="Consolas"/>
+          <w:color w:val="334455"/>
+          <w:sz w:val="19"/>
+        </w:rPr>
         <w:t>Sell 2× 100 C</w:t>
       </w:r>
       <w:r>
         <w:rPr/>
-        <w:t>, and a position holding shares states its</w:t>
-        <w:br/>
-        <w:t xml:space="preserve">dollars </w:t>
+        <w:t>, and</w:t>
+        <w:br/>
+        <w:t xml:space="preserve">a position holding shares states its dollars </w:t>
       </w:r>
       <w:r>
         <w:rPr>
@@ -12610,15 +14048,17 @@
       </w:r>
       <w:r>
         <w:rPr/>
-        <w:t xml:space="preserve"> rather than per contract.</w:t>
-      </w:r>
-    </w:p>
-    <w:p>
-      <w:r>
-        <w:rPr>
-          <w:b/>
-        </w:rPr>
-        <w:t>The seven strategy groups:</w:t>
+        <w:t xml:space="preserve"> rather than per</w:t>
+        <w:br/>
+        <w:t>contract.</w:t>
+      </w:r>
+    </w:p>
+    <w:p>
+      <w:r>
+        <w:rPr>
+          <w:b/>
+        </w:rPr>
+        <w:t>The seven strategy groups</w:t>
       </w:r>
     </w:p>
     <w:tbl>
@@ -13036,7 +14476,20 @@
         <w:t xml:space="preserve">  weeks</w:t>
       </w:r>
       <w:r>
-        <w:t xml:space="preserve"> after it, and at least a week after it. If </w:t>
+        <w:t xml:space="preserve"> after it, and at least a week after it. A narrow range, such as the</w:t>
+        <w:br/>
+        <w:t xml:space="preserve">  </w:t>
+      </w:r>
+      <w:r>
+        <w:rPr>
+          <w:b/>
+        </w:rPr>
+        <w:t>1–2 wk</w:t>
+      </w:r>
+      <w:r>
+        <w:t xml:space="preserve"> preset, often holds no such pair and builds no calendar; pick a wider</w:t>
+        <w:br/>
+        <w:t xml:space="preserve">  preset or raise </w:t>
       </w:r>
       <w:r>
         <w:rPr>
@@ -13045,9 +14498,7 @@
         <w:t>DTE max</w:t>
       </w:r>
       <w:r>
-        <w:t xml:space="preserve"> does not reach</w:t>
-        <w:br/>
-        <w:t xml:space="preserve">  that far, no calendar is built; widen it. No extra data is fetched for them.</w:t>
+        <w:t>. No extra data is fetched for them.</w:t>
       </w:r>
     </w:p>
     <w:p>
@@ -13135,135 +14586,149 @@
         <w:rPr>
           <w:b/>
         </w:rPr>
-        <w:t>The Legs column</w:t>
-      </w:r>
-      <w:r>
-        <w:t xml:space="preserve"> reads </w:t>
-      </w:r>
-      <w:r>
-        <w:rPr>
-          <w:rFonts w:ascii="Consolas" w:hAnsi="Consolas"/>
-          <w:color w:val="334455"/>
-          <w:sz w:val="19"/>
-        </w:rPr>
-        <w:t>L 100 shares / S 105C</w:t>
-      </w:r>
-      <w:r>
-        <w:t xml:space="preserve">. </w:t>
-      </w:r>
-      <w:r>
-        <w:rPr>
-          <w:rFonts w:ascii="Consolas" w:hAnsi="Consolas"/>
-          <w:color w:val="334455"/>
-          <w:sz w:val="19"/>
-        </w:rPr>
-        <w:t>S 2×100C</w:t>
-      </w:r>
-      <w:r>
-        <w:t xml:space="preserve"> is two contracts</w:t>
-        <w:br/>
-        <w:t xml:space="preserve">  (a butterfly's middle), and a leg on a later expiration carries its date — a</w:t>
-        <w:br/>
-        <w:t xml:space="preserve">  calendar reads </w:t>
-      </w:r>
-      <w:r>
-        <w:rPr>
-          <w:rFonts w:ascii="Consolas" w:hAnsi="Consolas"/>
-          <w:color w:val="334455"/>
-          <w:sz w:val="19"/>
-        </w:rPr>
-        <w:t>S 100C / L 100C 11/13</w:t>
+        <w:t>Earnings:</w:t>
+      </w:r>
+      <w:r>
+        <w:t xml:space="preserve"> a calendar or diagonal is checked against its </w:t>
+      </w:r>
+      <w:r>
+        <w:rPr>
+          <w:b/>
+        </w:rPr>
+        <w:t>later</w:t>
+      </w:r>
+      <w:r>
+        <w:t xml:space="preserve"> expiration,</w:t>
+        <w:br/>
+        <w:t xml:space="preserve">  because the back month is still open when a report lands after the near month</w:t>
+        <w:br/>
+        <w:t xml:space="preserve">  expires.</w:t>
+      </w:r>
+    </w:p>
+    <w:p>
+      <w:pPr>
+        <w:pStyle w:val="ListBullet"/>
+      </w:pPr>
+      <w:r>
+        <w:rPr>
+          <w:b/>
+        </w:rPr>
+        <w:t>Below the quality bar</w:t>
+      </w:r>
+      <w:r>
+        <w:t xml:space="preserve"> counts candidates that were built and scored but did</w:t>
+        <w:br/>
+        <w:t xml:space="preserve">  not clear the bar. That count is what tells "everything failed" apart from</w:t>
+        <w:br/>
+        <w:t xml:space="preserve">  "nothing was found".</w:t>
+      </w:r>
+    </w:p>
+    <w:p>
+      <w:pPr>
+        <w:pStyle w:val="ListBullet"/>
+      </w:pPr>
+      <w:r>
+        <w:rPr>
+          <w:b/>
+        </w:rPr>
+        <w:t>Too cheap to sell</w:t>
+      </w:r>
+      <w:r>
+        <w:t xml:space="preserve"> counts trades that would </w:t>
+      </w:r>
+      <w:r>
+        <w:rPr>
+          <w:b/>
+        </w:rPr>
+        <w:t>sell</w:t>
+      </w:r>
+      <w:r>
+        <w:t xml:space="preserve"> premium, dropped because</w:t>
+        <w:br/>
+        <w:t xml:space="preserve">  this symbol's option premium is historically cheap; trades that </w:t>
+      </w:r>
+      <w:r>
+        <w:rPr>
+          <w:b/>
+        </w:rPr>
+        <w:t>buy</w:t>
+      </w:r>
+      <w:r>
+        <w:t xml:space="preserve"> premium</w:t>
+        <w:br/>
+        <w:t xml:space="preserve">  are kept. A low-premium symbol correctly shows long calls, long puts and debit</w:t>
+        <w:br/>
+        <w:t xml:space="preserve">  spreads instead of credit spreads.</w:t>
+      </w:r>
+    </w:p>
+    <w:p>
+      <w:pPr>
+        <w:pStyle w:val="ListBullet"/>
+      </w:pPr>
+      <w:r>
+        <w:t xml:space="preserve">⚠ </w:t>
+      </w:r>
+      <w:r>
+        <w:rPr>
+          <w:b/>
+        </w:rPr>
+        <w:t>On fairly priced options, the short straddle and the covered call are built</w:t>
+        <w:br/>
+        <w:t xml:space="preserve">  but nearly always cut.</w:t>
+      </w:r>
+      <w:r>
+        <w:t xml:space="preserve"> Both win too rarely for the bar that premium-selling</w:t>
+        <w:br/>
+        <w:t xml:space="preserve">  trades must clear, so they are counted in the summary's </w:t>
+      </w:r>
+      <w:r>
+        <w:rPr>
+          <w:b/>
+        </w:rPr>
+        <w:t>below the quality bar</w:t>
+      </w:r>
+      <w:r>
+        <w:br/>
+        <w:t xml:space="preserve">  figure rather than listed. When options are priced </w:t>
+      </w:r>
+      <w:r>
+        <w:rPr>
+          <w:b/>
+        </w:rPr>
+        <w:t>rich</w:t>
+      </w:r>
+      <w:r>
+        <w:t xml:space="preserve"> — well above the</w:t>
+        <w:br/>
+        <w:t xml:space="preserve">  volatility the odds are worked out from — a short straddle's bigger credit can</w:t>
+        <w:br/>
+        <w:t xml:space="preserve">  carry it over the bar, and it is listed; the covered call stayed cut in every case</w:t>
+        <w:br/>
+        <w:t xml:space="preserve">  tested. The Calculator still builds both. Long straddles and strangles usually</w:t>
+        <w:br/>
+        <w:t xml:space="preserve">  pass only as </w:t>
+      </w:r>
+      <w:r>
+        <w:rPr>
+          <w:b/>
+        </w:rPr>
+        <w:t>Marginal</w:t>
       </w:r>
       <w:r>
         <w:t>.</w:t>
       </w:r>
     </w:p>
     <w:p>
-      <w:pPr>
-        <w:pStyle w:val="ListBullet"/>
-      </w:pPr>
-      <w:r>
-        <w:rPr>
-          <w:b/>
-        </w:rPr>
-        <w:t>Earnings:</w:t>
-      </w:r>
-      <w:r>
-        <w:t xml:space="preserve"> a calendar or diagonal is checked against its </w:t>
-      </w:r>
-      <w:r>
-        <w:rPr>
-          <w:b/>
-        </w:rPr>
-        <w:t>later</w:t>
-      </w:r>
-      <w:r>
-        <w:t xml:space="preserve"> expiration,</w:t>
-        <w:br/>
-        <w:t xml:space="preserve">  because the back month is still open when a report lands after the near month</w:t>
-        <w:br/>
-        <w:t xml:space="preserve">  expires.</w:t>
-      </w:r>
-    </w:p>
-    <w:p>
-      <w:pPr>
-        <w:pStyle w:val="ListBullet"/>
-      </w:pPr>
-      <w:r>
-        <w:t xml:space="preserve">⚠ </w:t>
-      </w:r>
-      <w:r>
-        <w:rPr>
-          <w:b/>
-        </w:rPr>
-        <w:t>On fairly priced options, the short straddle and the covered call are built</w:t>
-        <w:br/>
-        <w:t xml:space="preserve">  but nearly always cut.</w:t>
-      </w:r>
-      <w:r>
-        <w:t xml:space="preserve"> Both win too rarely for the bar that premium-selling</w:t>
-        <w:br/>
-        <w:t xml:space="preserve">  trades must clear, so they are counted in the status line's </w:t>
-      </w:r>
-      <w:r>
-        <w:rPr>
-          <w:b/>
-        </w:rPr>
-        <w:t>below the quality</w:t>
-        <w:br/>
-        <w:t xml:space="preserve">  bar</w:t>
-      </w:r>
-      <w:r>
-        <w:t xml:space="preserve"> figure rather than listed. When options are priced </w:t>
-      </w:r>
-      <w:r>
-        <w:rPr>
-          <w:b/>
-        </w:rPr>
-        <w:t>rich</w:t>
-      </w:r>
-      <w:r>
-        <w:t xml:space="preserve"> — well above the</w:t>
-        <w:br/>
-        <w:t xml:space="preserve">  volatility the odds are worked out from — a short straddle's bigger credit can</w:t>
-        <w:br/>
-        <w:t xml:space="preserve">  carry it over the bar, and it is listed; the covered call stayed cut in every case</w:t>
-        <w:br/>
-        <w:t xml:space="preserve">  tested. The Calculator still builds both. Long straddles and strangles usually</w:t>
-        <w:br/>
-        <w:t xml:space="preserve">  pass only as </w:t>
-      </w:r>
-      <w:r>
-        <w:rPr>
-          <w:b/>
-        </w:rPr>
-        <w:t>Marginal</w:t>
-      </w:r>
-      <w:r>
-        <w:t>.</w:t>
-      </w:r>
-    </w:p>
-    <w:p>
+      <w:r>
+        <w:rPr>
+          <w:b/>
+        </w:rPr>
+        <w:t>Paper</w:t>
+      </w:r>
+      <w:r>
+        <w:rPr/>
+        <w:t xml:space="preserve"> (on a card) and </w:t>
+      </w:r>
       <w:r>
         <w:rPr>
           <w:b/>
@@ -13272,11 +14737,11 @@
       </w:r>
       <w:r>
         <w:rPr/>
-        <w:t xml:space="preserve"> appears only on rows the Paper Ledger records correctly:</w:t>
-        <w:br/>
-        <w:t>credit spreads, iron condors, long calls and puts, debit spreads, and the call and</w:t>
-        <w:br/>
-        <w:t xml:space="preserve">put </w:t>
+        <w:t xml:space="preserve"> (in the list) appear only for</w:t>
+        <w:br/>
+        <w:t>trades the Paper Ledger records correctly: credit spreads, iron condors, long calls</w:t>
+        <w:br/>
+        <w:t xml:space="preserve">and puts, debit spreads, and the call and put </w:t>
       </w:r>
       <w:r>
         <w:rPr>
@@ -13286,27 +14751,27 @@
       </w:r>
       <w:r>
         <w:rPr/>
-        <w:t>. A debit trade that arrives with no debit to pay</w:t>
-        <w:br/>
-        <w:t>is refused rather than booked as free. Straddles and strangles are for study only and</w:t>
-        <w:br/>
-        <w:t>have no button; neither do the iron butterfly, calendars, diagonals or the share</w:t>
-        <w:br/>
-        <w:t xml:space="preserve">structures. </w:t>
-      </w:r>
-      <w:r>
-        <w:rPr>
-          <w:b/>
-        </w:rPr>
-        <w:t>Send to Calculator</w:t>
-      </w:r>
-      <w:r>
-        <w:rPr/>
-        <w:t xml:space="preserve"> carries every row, calendars (both expirations)</w:t>
-        <w:br/>
-        <w:t>and share legs included — but clicking an expiration pill on the Calculator</w:t>
-        <w:br/>
-        <w:t xml:space="preserve">afterwards moves </w:t>
+        <w:t>. A debit</w:t>
+        <w:br/>
+        <w:t>trade that arrives with no debit to pay is refused rather than booked as free.</w:t>
+        <w:br/>
+        <w:t>Straddles and strangles are for study only and have no button; neither do the iron</w:t>
+        <w:br/>
+        <w:t xml:space="preserve">butterfly, calendars, diagonals or the share structures. </w:t>
+      </w:r>
+      <w:r>
+        <w:rPr>
+          <w:b/>
+        </w:rPr>
+        <w:t>Calculator</w:t>
+      </w:r>
+      <w:r>
+        <w:rPr/>
+        <w:t xml:space="preserve"> carries every</w:t>
+        <w:br/>
+        <w:t>idea, calendars (both expirations) and share legs included — but clicking an</w:t>
+        <w:br/>
+        <w:t xml:space="preserve">expiration pill on the Calculator afterwards moves </w:t>
       </w:r>
       <w:r>
         <w:rPr>
@@ -13316,7 +14781,9 @@
       </w:r>
       <w:r>
         <w:rPr/>
-        <w:t xml:space="preserve"> option leg to that date, which collapses a calendar.</w:t>
+        <w:t xml:space="preserve"> option leg to that date,</w:t>
+        <w:br/>
+        <w:t>which collapses a calendar.</w:t>
       </w:r>
     </w:p>
     <w:p>

--- a/docs/manuals/user-guide/user-guide.docx
+++ b/docs/manuals/user-guide/user-guide.docx
@@ -13216,7 +13216,7 @@
     <w:p>
       <w:r>
         <w:rPr/>
-        <w:t xml:space="preserve">Up to four cards: the best-scoring idea from each of four </w:t>
+        <w:t xml:space="preserve">Up to four cards: the best-scoring idea from each </w:t>
       </w:r>
       <w:r>
         <w:rPr>
@@ -13226,11 +13226,15 @@
       </w:r>
       <w:r>
         <w:rPr/>
-        <w:t xml:space="preserve"> groups</w:t>
-        <w:br/>
-        <w:t>among what the chips are showing — so four near-identical spreads never crowd out</w:t>
-        <w:br/>
-        <w:t>the comparison. Each card shows:</w:t>
+        <w:t xml:space="preserve"> group among what</w:t>
+        <w:br/>
+        <w:t>the chips are showing comes first — so four near-identical spreads never crowd out</w:t>
+        <w:br/>
+        <w:t>the comparison. When fewer than four groups are showing (you clicked one chip, say),</w:t>
+        <w:br/>
+        <w:t>the spare cards go to the next-best ideas by score, so a single group still fills</w:t>
+        <w:br/>
+        <w:t>all four. Each card shows:</w:t>
       </w:r>
     </w:p>
     <w:p>

--- a/docs/manuals/user-guide/user-guide.docx
+++ b/docs/manuals/user-guide/user-guide.docx
@@ -12988,21 +12988,21 @@
         <w:br/>
         <w:t>symbol you asked for, never the previous one — and the old list is cleared. If the</w:t>
         <w:br/>
-        <w:t xml:space="preserve">scan is slow the page says </w:t>
+        <w:t xml:space="preserve">scan is slow the cards become one still card and the page says </w:t>
       </w:r>
       <w:r>
         <w:rPr>
           <w:i/>
         </w:rPr>
-        <w:t>The scan is taking longer than expected — results will</w:t>
-        <w:br/>
-        <w:t>appear when it finishes.</w:t>
-      </w:r>
-      <w:r>
-        <w:rPr/>
-        <w:t xml:space="preserve"> and keeps waiting. Whatever lands belongs to the symbol</w:t>
-        <w:br/>
-        <w:t>being scanned.</w:t>
+        <w:t>The scan is taking longer than expected. It will appear here if it finishes; if nothing arrives, check System Status and scan again.</w:t>
+      </w:r>
+      <w:r>
+        <w:rPr/>
+        <w:t xml:space="preserve"> A late</w:t>
+        <w:br/>
+        <w:t>result still appears. Whatever lands belongs to the scan you asked for — same symbol,</w:t>
+        <w:br/>
+        <w:t>same settings.</w:t>
       </w:r>
     </w:p>
     <w:p>

--- a/docs/manuals/user-guide/user-guide.docx
+++ b/docs/manuals/user-guide/user-guide.docx
@@ -13699,7 +13699,7 @@
               <w:rPr>
                 <w:b/>
               </w:rPr>
-              <w:t>Expiry</w:t>
+              <w:t>Strikes</w:t>
             </w:r>
           </w:p>
         </w:tc>
@@ -13711,7 +13711,27 @@
             <w:r/>
             <w:r>
               <w:rPr/>
-              <w:t>the expiration and days to go</w:t>
+              <w:t xml:space="preserve">each leg in short form, e.g. </w:t>
+            </w:r>
+            <w:r>
+              <w:rPr>
+                <w:rFonts w:ascii="Consolas" w:hAnsi="Consolas"/>
+                <w:color w:val="334455"/>
+                <w:sz w:val="19"/>
+              </w:rPr>
+              <w:t>L 765P / S 761P</w:t>
+            </w:r>
+            <w:r>
+              <w:rPr/>
+              <w:t xml:space="preserve"> (long 765 put, short 761 put); a leg on a later expiration adds its date, and a share leg reads </w:t>
+            </w:r>
+            <w:r>
+              <w:rPr>
+                <w:rFonts w:ascii="Consolas" w:hAnsi="Consolas"/>
+                <w:color w:val="334455"/>
+                <w:sz w:val="19"/>
+              </w:rPr>
+              <w:t>L 100 shares</w:t>
             </w:r>
           </w:p>
         </w:tc>
@@ -13728,6 +13748,35 @@
               <w:rPr>
                 <w:b/>
               </w:rPr>
+              <w:t>Expiry</w:t>
+            </w:r>
+          </w:p>
+        </w:tc>
+        <w:tc>
+          <w:tcPr>
+            <w:tcW w:type="dxa" w:w="4320"/>
+            <w:shd w:val="clear" w:color="auto" w:fill="F4F6FA"/>
+          </w:tcPr>
+          <w:p>
+            <w:r/>
+            <w:r>
+              <w:rPr/>
+              <w:t>the expiration and days to go</w:t>
+            </w:r>
+          </w:p>
+        </w:tc>
+      </w:tr>
+      <w:tr>
+        <w:tc>
+          <w:tcPr>
+            <w:tcW w:type="dxa" w:w="4320"/>
+          </w:tcPr>
+          <w:p>
+            <w:r/>
+            <w:r>
+              <w:rPr>
+                <w:b/>
+              </w:rPr>
               <w:t>Cost</w:t>
             </w:r>
           </w:p>
@@ -13735,7 +13784,6 @@
         <w:tc>
           <w:tcPr>
             <w:tcW w:type="dxa" w:w="4320"/>
-            <w:shd w:val="clear" w:color="auto" w:fill="F4F6FA"/>
           </w:tcPr>
           <w:p>
             <w:r/>
@@ -13760,6 +13808,7 @@
         <w:tc>
           <w:tcPr>
             <w:tcW w:type="dxa" w:w="4320"/>
+            <w:shd w:val="clear" w:color="auto" w:fill="F4F6FA"/>
           </w:tcPr>
           <w:p>
             <w:r/>
@@ -13774,6 +13823,7 @@
         <w:tc>
           <w:tcPr>
             <w:tcW w:type="dxa" w:w="4320"/>
+            <w:shd w:val="clear" w:color="auto" w:fill="F4F6FA"/>
           </w:tcPr>
           <w:p>
             <w:r/>
@@ -13798,7 +13848,6 @@
         <w:tc>
           <w:tcPr>
             <w:tcW w:type="dxa" w:w="4320"/>
-            <w:shd w:val="clear" w:color="auto" w:fill="F4F6FA"/>
           </w:tcPr>
           <w:p>
             <w:r/>
@@ -13813,7 +13862,6 @@
         <w:tc>
           <w:tcPr>
             <w:tcW w:type="dxa" w:w="4320"/>
-            <w:shd w:val="clear" w:color="auto" w:fill="F4F6FA"/>
           </w:tcPr>
           <w:p>
             <w:r/>
@@ -13848,6 +13896,7 @@
         <w:tc>
           <w:tcPr>
             <w:tcW w:type="dxa" w:w="4320"/>
+            <w:shd w:val="clear" w:color="auto" w:fill="F4F6FA"/>
           </w:tcPr>
           <w:p>
             <w:r/>
@@ -13862,6 +13911,7 @@
         <w:tc>
           <w:tcPr>
             <w:tcW w:type="dxa" w:w="4320"/>
+            <w:shd w:val="clear" w:color="auto" w:fill="F4F6FA"/>
           </w:tcPr>
           <w:p>
             <w:r/>
@@ -13876,7 +13926,6 @@
         <w:tc>
           <w:tcPr>
             <w:tcW w:type="dxa" w:w="4320"/>
-            <w:shd w:val="clear" w:color="auto" w:fill="F4F6FA"/>
           </w:tcPr>
           <w:p>
             <w:r/>
@@ -13891,7 +13940,6 @@
         <w:tc>
           <w:tcPr>
             <w:tcW w:type="dxa" w:w="4320"/>
-            <w:shd w:val="clear" w:color="auto" w:fill="F4F6FA"/>
           </w:tcPr>
           <w:p>
             <w:r/>

--- a/docs/manuals/user-guide/user-guide.docx
+++ b/docs/manuals/user-guide/user-guide.docx
@@ -32,7 +32,7 @@
           <w:color w:val="5B6678"/>
           <w:sz w:val="18"/>
         </w:rPr>
-        <w:t>NeuralStrike · Generated 2026-09-13</w:t>
+        <w:t>NeuralStrike · Generated 2026-09-14</w:t>
       </w:r>
     </w:p>
     <w:p/>
@@ -12427,9 +12427,21 @@
         <w:rPr/>
         <w:t>A focused, on-demand scan for one symbol. It builds every strategy it can for that</w:t>
         <w:br/>
-        <w:t>symbol — seven groups, always all of them — and ranks them on one score. The page</w:t>
-        <w:br/>
-        <w:t>reads top to bottom: the scan bar, a summary of the scan, strategy chips, up to four</w:t>
+        <w:t xml:space="preserve">symbol — seven groups, always all of them — on </w:t>
+      </w:r>
+      <w:r>
+        <w:rPr>
+          <w:b/>
+        </w:rPr>
+        <w:t>every expiration</w:t>
+      </w:r>
+      <w:r>
+        <w:rPr/>
+        <w:t xml:space="preserve"> in your range,</w:t>
+        <w:br/>
+        <w:t>across the whole option chain, and ranks them on one score. The page reads top to</w:t>
+        <w:br/>
+        <w:t>bottom: the scan bar, a summary of the scan, strategy chips, up to four</w:t>
         <w:br/>
         <w:t>top picks, and the full ranked list.</w:t>
       </w:r>
@@ -12478,7 +12490,7 @@
         <w:t>Expiry</w:t>
       </w:r>
       <w:r>
-        <w:t xml:space="preserve"> — four presets set the </w:t>
+        <w:t xml:space="preserve"> — six presets set the </w:t>
       </w:r>
       <w:r>
         <w:rPr>
@@ -12649,7 +12661,7 @@
               <w:rPr>
                 <w:b/>
               </w:rPr>
-              <w:t>Any</w:t>
+              <w:t>3–12 mo</w:t>
             </w:r>
           </w:p>
         </w:tc>
@@ -12662,7 +12674,65 @@
             <w:r/>
             <w:r>
               <w:rPr/>
-              <w:t>0 – 120 (the default)</w:t>
+              <w:t>90 – 365</w:t>
+            </w:r>
+          </w:p>
+        </w:tc>
+      </w:tr>
+      <w:tr>
+        <w:tc>
+          <w:tcPr>
+            <w:tcW w:type="dxa" w:w="4320"/>
+          </w:tcPr>
+          <w:p>
+            <w:r/>
+            <w:r>
+              <w:rPr>
+                <w:b/>
+              </w:rPr>
+              <w:t>1 yr+</w:t>
+            </w:r>
+          </w:p>
+        </w:tc>
+        <w:tc>
+          <w:tcPr>
+            <w:tcW w:type="dxa" w:w="4320"/>
+          </w:tcPr>
+          <w:p>
+            <w:r/>
+            <w:r>
+              <w:rPr/>
+              <w:t>365 – no limit</w:t>
+            </w:r>
+          </w:p>
+        </w:tc>
+      </w:tr>
+      <w:tr>
+        <w:tc>
+          <w:tcPr>
+            <w:tcW w:type="dxa" w:w="4320"/>
+            <w:shd w:val="clear" w:color="auto" w:fill="F4F6FA"/>
+          </w:tcPr>
+          <w:p>
+            <w:r/>
+            <w:r>
+              <w:rPr>
+                <w:b/>
+              </w:rPr>
+              <w:t>All</w:t>
+            </w:r>
+          </w:p>
+        </w:tc>
+        <w:tc>
+          <w:tcPr>
+            <w:tcW w:type="dxa" w:w="4320"/>
+            <w:shd w:val="clear" w:color="auto" w:fill="F4F6FA"/>
+          </w:tcPr>
+          <w:p>
+            <w:r/>
+            <w:r>
+              <w:rPr/>
+              <w:t>0 – no limit (the default)</w:t>
             </w:r>
           </w:p>
         </w:tc>
@@ -12672,9 +12742,43 @@
     <w:p>
       <w:r>
         <w:rPr/>
-        <w:t>Type in either box and the preset lets go, so a range you set by hand is never</w:t>
-        <w:br/>
-        <w:t xml:space="preserve">  shown under a preset's name. A wider range finds more candidates.</w:t>
+        <w:t xml:space="preserve">A blank </w:t>
+      </w:r>
+      <w:r>
+        <w:rPr>
+          <w:b/>
+        </w:rPr>
+        <w:t>DTE max</w:t>
+      </w:r>
+      <w:r>
+        <w:rPr/>
+        <w:t xml:space="preserve"> box reads </w:t>
+      </w:r>
+      <w:r>
+        <w:rPr>
+          <w:i/>
+        </w:rPr>
+        <w:t>no limit</w:t>
+      </w:r>
+      <w:r>
+        <w:rPr/>
+        <w:t xml:space="preserve"> and means it: every listed expiration is</w:t>
+        <w:br/>
+        <w:t xml:space="preserve">  scanned, however far out. A blank </w:t>
+      </w:r>
+      <w:r>
+        <w:rPr>
+          <w:b/>
+        </w:rPr>
+        <w:t>DTE min</w:t>
+      </w:r>
+      <w:r>
+        <w:rPr/>
+        <w:t xml:space="preserve"> counts from today (0). Type in</w:t>
+        <w:br/>
+        <w:t xml:space="preserve">  either box and the preset lets go, so a range you set by hand is never shown</w:t>
+        <w:br/>
+        <w:t xml:space="preserve">  under a preset's name. A wider range finds more candidates.</w:t>
         <w:br/>
         <w:t xml:space="preserve">- </w:t>
       </w:r>
@@ -12979,23 +13083,58 @@
         <w:rPr/>
         <w:t xml:space="preserve"> — always the</w:t>
         <w:br/>
-        <w:t>symbol you asked for, never the previous one — and the old list is cleared. If the</w:t>
-        <w:br/>
-        <w:t xml:space="preserve">scan is slow the cards become one still card and the page says </w:t>
+        <w:t>symbol you asked for, never the previous one — the old list is cleared, and a</w:t>
+        <w:br/>
+        <w:t xml:space="preserve">spinner counts the wait in seconds: </w:t>
       </w:r>
       <w:r>
         <w:rPr>
           <w:i/>
         </w:rPr>
-        <w:t>The scan is taking longer than expected. It will appear here if it finishes; if nothing arrives, check System Status and scan again.</w:t>
-      </w:r>
-      <w:r>
-        <w:rPr/>
-        <w:t xml:space="preserve"> A late</w:t>
-        <w:br/>
-        <w:t>result still appears. Whatever lands belongs to the scan you asked for — same symbol,</w:t>
-        <w:br/>
-        <w:t>same settings.</w:t>
+        <w:t>Scanning SPY… 12 s</w:t>
+      </w:r>
+      <w:r>
+        <w:rPr/>
+        <w:t>. Reading a whole chain</w:t>
+        <w:br/>
+        <w:t>takes time; an index such as $SPX can need 10–15 seconds.</w:t>
+      </w:r>
+    </w:p>
+    <w:p>
+      <w:r>
+        <w:rPr/>
+        <w:t>The spinner stays up until the answer lands — including the answer for a scan that</w:t>
+        <w:br/>
+        <w:t>failed, which arrives within seconds. Only if nothing at all has come back after</w:t>
+        <w:br/>
+      </w:r>
+      <w:r>
+        <w:rPr>
+          <w:b/>
+        </w:rPr>
+        <w:t>3 minutes</w:t>
+      </w:r>
+      <w:r>
+        <w:rPr/>
+        <w:t xml:space="preserve"> (the service is down, say) do the cards become one still card and the</w:t>
+        <w:br/>
+        <w:t xml:space="preserve">page says </w:t>
+      </w:r>
+      <w:r>
+        <w:rPr>
+          <w:i/>
+        </w:rPr>
+        <w:t>The scan is taking longer than expected. It will appear here if it</w:t>
+        <w:br/>
+        <w:t>finishes; if nothing arrives, check System Status and scan again.</w:t>
+      </w:r>
+      <w:r>
+        <w:rPr/>
+        <w:t xml:space="preserve"> A late result</w:t>
+        <w:br/>
+        <w:t>still appears. Whatever lands belongs to the scan you asked for — same symbol, same</w:t>
+        <w:br/>
+        <w:t>settings.</w:t>
       </w:r>
     </w:p>
     <w:p>
@@ -13009,7 +13148,7 @@
     <w:p>
       <w:r>
         <w:rPr/>
-        <w:t>After a scan, one strip names:</w:t>
+        <w:t>After every scan — an empty one included — one strip names:</w:t>
       </w:r>
     </w:p>
     <w:p>
@@ -13035,7 +13174,20 @@
         <w:t>price</w:t>
       </w:r>
       <w:r>
-        <w:t>;</w:t>
+        <w:t>. The price shows even when no ideas came back,</w:t>
+        <w:br/>
+        <w:t xml:space="preserve">  so an empty answer still reads as an answer about that symbol; when no price</w:t>
+        <w:br/>
+        <w:t xml:space="preserve">  could be read it says </w:t>
+      </w:r>
+      <w:r>
+        <w:rPr>
+          <w:b/>
+        </w:rPr>
+        <w:t>Price unavailable</w:t>
+      </w:r>
+      <w:r>
+        <w:t>, never $0.00;</w:t>
       </w:r>
     </w:p>
     <w:p>
@@ -13094,12 +13246,38 @@
         <w:rPr>
           <w:i/>
         </w:rPr>
-        <w:t>16 ideas · 6 below the quality bar · 0 where premium</w:t>
-        <w:br/>
-        <w:t xml:space="preserve">  is too cheap to sell</w:t>
-      </w:r>
-      <w:r>
-        <w:t>. The two cut counts are different reasons, explained below.</w:t>
+        <w:t>16 ideas · 6 below the quality bar · 3 where premium</w:t>
+        <w:br/>
+        <w:t xml:space="preserve">  is too cheap to sell · 40 lower-scoring ideas not shown</w:t>
+      </w:r>
+      <w:r>
+        <w:t>. The cut counts are</w:t>
+        <w:br/>
+        <w:t xml:space="preserve">  different reasons, explained below. A count that is zero is left out. When part</w:t>
+        <w:br/>
+        <w:t xml:space="preserve">  of the chain could not be fetched the line adds </w:t>
+      </w:r>
+      <w:r>
+        <w:rPr>
+          <w:i/>
+        </w:rPr>
+        <w:t>2 expirations could not be</w:t>
+        <w:br/>
+        <w:t xml:space="preserve">  loaded</w:t>
+      </w:r>
+      <w:r>
+        <w:t xml:space="preserve"> — the ideas shown come from the rest of the chain. When the scan itself</w:t>
+        <w:br/>
+        <w:t xml:space="preserve">  failed, the whole line reads </w:t>
+      </w:r>
+      <w:r>
+        <w:rPr>
+          <w:b/>
+        </w:rPr>
+        <w:t>Scan failed</w:t>
+      </w:r>
+      <w:r>
+        <w:t>.</w:t>
       </w:r>
     </w:p>
     <w:p>
@@ -13272,7 +13450,38 @@
         <w:t>Oct 16 · 8d</w:t>
       </w:r>
       <w:r>
-        <w:t>);</w:t>
+        <w:t xml:space="preserve">), and an </w:t>
+      </w:r>
+      <w:r>
+        <w:rPr>
+          <w:b/>
+        </w:rPr>
+        <w:t>Earnings</w:t>
+      </w:r>
+      <w:r>
+        <w:t xml:space="preserve"> badge —</w:t>
+        <w:br/>
+        <w:t xml:space="preserve">  </w:t>
+      </w:r>
+      <w:r>
+        <w:rPr>
+          <w:i/>
+        </w:rPr>
+        <w:t>Earnings Nov 19</w:t>
+      </w:r>
+      <w:r>
+        <w:t xml:space="preserve"> — when the company reports before the trade expires (see</w:t>
+        <w:br/>
+        <w:t xml:space="preserve">  </w:t>
+      </w:r>
+      <w:r>
+        <w:rPr>
+          <w:b/>
+        </w:rPr>
+        <w:t>Earnings</w:t>
+      </w:r>
+      <w:r>
+        <w:t xml:space="preserve"> below);</w:t>
       </w:r>
     </w:p>
     <w:p>
@@ -13653,7 +13862,17 @@
             <w:r/>
             <w:r>
               <w:rPr/>
-              <w:t>the name, with a small payoff shape beside it</w:t>
+              <w:t xml:space="preserve">the name, with a small payoff shape beside it, and an </w:t>
+            </w:r>
+            <w:r>
+              <w:rPr>
+                <w:i/>
+              </w:rPr>
+              <w:t>Earnings Nov 19</w:t>
+            </w:r>
+            <w:r>
+              <w:rPr/>
+              <w:t xml:space="preserve"> tag when the trade is open through a report</w:t>
             </w:r>
           </w:p>
         </w:tc>
@@ -13991,9 +14210,272 @@
         <w:br/>
         <w:t>Click the Score, Expiry, Max profit, Max loss or Probability of profit header to</w:t>
         <w:br/>
-        <w:t>sort by it. The list grows with the page rather than scrolling in a short box.</w:t>
-      </w:r>
-    </w:p>
+        <w:t xml:space="preserve">sort by it. The list shows </w:t>
+      </w:r>
+      <w:r>
+        <w:rPr>
+          <w:b/>
+        </w:rPr>
+        <w:t>50 rows a page</w:t>
+      </w:r>
+      <w:r>
+        <w:rPr/>
+        <w:t>, with page controls underneath; a sort</w:t>
+        <w:br/>
+        <w:t>covers the whole list, not just the page you are on, so page 2 carries on where</w:t>
+        <w:br/>
+        <w:t>page 1 stopped. A new scan, or a chip click, starts back on page 1 and keeps the</w:t>
+        <w:br/>
+        <w:t>sort you chose. The list grows with the page rather than scrolling in a short box.</w:t>
+      </w:r>
+    </w:p>
+    <w:p>
+      <w:r>
+        <w:rPr>
+          <w:b/>
+        </w:rPr>
+        <w:t>When the list is empty</w:t>
+      </w:r>
+      <w:r>
+        <w:rPr/>
+        <w:t>, it says why, naming the symbol and its price:</w:t>
+      </w:r>
+    </w:p>
+    <w:tbl>
+      <w:tblPr>
+        <w:tblW w:type="auto" w:w="0"/>
+        <w:jc w:val="left"/>
+        <w:tblLayout w:type="autofit"/>
+        <w:tblLook w:firstColumn="1" w:firstRow="1" w:lastColumn="0" w:lastRow="0" w:noHBand="0" w:noVBand="1" w:val="04A0"/>
+        <w:tblBorders>
+          <w:top w:val="single" w:sz="4" w:space="0" w:color="D8DEE9"/>
+          <w:left w:val="single" w:sz="4" w:space="0" w:color="D8DEE9"/>
+          <w:bottom w:val="single" w:sz="4" w:space="0" w:color="D8DEE9"/>
+          <w:right w:val="single" w:sz="4" w:space="0" w:color="D8DEE9"/>
+          <w:insideH w:val="single" w:sz="4" w:space="0" w:color="D8DEE9"/>
+          <w:insideV w:val="single" w:sz="4" w:space="0" w:color="D8DEE9"/>
+        </w:tblBorders>
+      </w:tblPr>
+      <w:tblGrid>
+        <w:gridCol w:w="4320"/>
+        <w:gridCol w:w="4320"/>
+      </w:tblGrid>
+      <w:tr>
+        <w:tc>
+          <w:tcPr>
+            <w:tcW w:type="dxa" w:w="4320"/>
+            <w:shd w:val="clear" w:color="auto" w:fill="EAF2FB"/>
+          </w:tcPr>
+          <w:p>
+            <w:r>
+              <w:rPr>
+                <w:b/>
+              </w:rPr>
+            </w:r>
+            <w:r>
+              <w:rPr>
+                <w:b/>
+              </w:rPr>
+              <w:t>Message</w:t>
+            </w:r>
+          </w:p>
+        </w:tc>
+        <w:tc>
+          <w:tcPr>
+            <w:tcW w:type="dxa" w:w="4320"/>
+            <w:shd w:val="clear" w:color="auto" w:fill="EAF2FB"/>
+          </w:tcPr>
+          <w:p>
+            <w:r>
+              <w:rPr>
+                <w:b/>
+              </w:rPr>
+            </w:r>
+            <w:r>
+              <w:rPr>
+                <w:b/>
+              </w:rPr>
+              <w:t>Meaning</w:t>
+            </w:r>
+          </w:p>
+        </w:tc>
+      </w:tr>
+      <w:tr>
+        <w:tc>
+          <w:tcPr>
+            <w:tcW w:type="dxa" w:w="4320"/>
+          </w:tcPr>
+          <w:p>
+            <w:r/>
+            <w:r>
+              <w:rPr>
+                <w:i/>
+              </w:rPr>
+              <w:t>No strategies cleared the quality bar for SPY at $764.48.</w:t>
+            </w:r>
+          </w:p>
+        </w:tc>
+        <w:tc>
+          <w:tcPr>
+            <w:tcW w:type="dxa" w:w="4320"/>
+          </w:tcPr>
+          <w:p>
+            <w:r/>
+            <w:r>
+              <w:rPr/>
+              <w:t>ideas were built, and every one failed the bar</w:t>
+            </w:r>
+          </w:p>
+        </w:tc>
+      </w:tr>
+      <w:tr>
+        <w:tc>
+          <w:tcPr>
+            <w:tcW w:type="dxa" w:w="4320"/>
+            <w:shd w:val="clear" w:color="auto" w:fill="F4F6FA"/>
+          </w:tcPr>
+          <w:p>
+            <w:r/>
+            <w:r>
+              <w:rPr>
+                <w:i/>
+              </w:rPr>
+              <w:t>No strategies for SPY at $764.48 — premium is too cheap to sell.</w:t>
+            </w:r>
+          </w:p>
+        </w:tc>
+        <w:tc>
+          <w:tcPr>
+            <w:tcW w:type="dxa" w:w="4320"/>
+            <w:shd w:val="clear" w:color="auto" w:fill="F4F6FA"/>
+          </w:tcPr>
+          <w:p>
+            <w:r/>
+            <w:r>
+              <w:rPr/>
+              <w:t>every idea left would have sold premium, and this symbol's premium is historically cheap</w:t>
+            </w:r>
+          </w:p>
+        </w:tc>
+      </w:tr>
+      <w:tr>
+        <w:tc>
+          <w:tcPr>
+            <w:tcW w:type="dxa" w:w="4320"/>
+          </w:tcPr>
+          <w:p>
+            <w:r/>
+            <w:r>
+              <w:rPr>
+                <w:i/>
+              </w:rPr>
+              <w:t>No option chain came back for SPY at $764.48.</w:t>
+            </w:r>
+          </w:p>
+        </w:tc>
+        <w:tc>
+          <w:tcPr>
+            <w:tcW w:type="dxa" w:w="4320"/>
+          </w:tcPr>
+          <w:p>
+            <w:r/>
+            <w:r>
+              <w:rPr/>
+              <w:t>the option chain did not arrive — a mistyped symbol reads this way too</w:t>
+            </w:r>
+          </w:p>
+        </w:tc>
+      </w:tr>
+      <w:tr>
+        <w:tc>
+          <w:tcPr>
+            <w:tcW w:type="dxa" w:w="4320"/>
+            <w:shd w:val="clear" w:color="auto" w:fill="F4F6FA"/>
+          </w:tcPr>
+          <w:p>
+            <w:r/>
+            <w:r>
+              <w:rPr>
+                <w:i/>
+              </w:rPr>
+              <w:t>SPY at $764.48 has no expirations in this expiry range.</w:t>
+            </w:r>
+          </w:p>
+        </w:tc>
+        <w:tc>
+          <w:tcPr>
+            <w:tcW w:type="dxa" w:w="4320"/>
+            <w:shd w:val="clear" w:color="auto" w:fill="F4F6FA"/>
+          </w:tcPr>
+          <w:p>
+            <w:r/>
+            <w:r>
+              <w:rPr/>
+              <w:t>the symbol lists no expiration between today and your DTE max</w:t>
+            </w:r>
+          </w:p>
+        </w:tc>
+      </w:tr>
+      <w:tr>
+        <w:tc>
+          <w:tcPr>
+            <w:tcW w:type="dxa" w:w="4320"/>
+          </w:tcPr>
+          <w:p>
+            <w:r/>
+            <w:r>
+              <w:rPr>
+                <w:i/>
+              </w:rPr>
+              <w:t>No strategies could be built for SPY at $764.48 in this expiry range.</w:t>
+            </w:r>
+          </w:p>
+        </w:tc>
+        <w:tc>
+          <w:tcPr>
+            <w:tcW w:type="dxa" w:w="4320"/>
+          </w:tcPr>
+          <w:p>
+            <w:r/>
+            <w:r>
+              <w:rPr/>
+              <w:t>none of the above: nothing could be built</w:t>
+            </w:r>
+          </w:p>
+        </w:tc>
+      </w:tr>
+      <w:tr>
+        <w:tc>
+          <w:tcPr>
+            <w:tcW w:type="dxa" w:w="4320"/>
+            <w:shd w:val="clear" w:color="auto" w:fill="F4F6FA"/>
+          </w:tcPr>
+          <w:p>
+            <w:r/>
+            <w:r>
+              <w:rPr>
+                <w:i/>
+              </w:rPr>
+              <w:t>The scan for SPY failed. Check System Status and scan again.</w:t>
+            </w:r>
+          </w:p>
+        </w:tc>
+        <w:tc>
+          <w:tcPr>
+            <w:tcW w:type="dxa" w:w="4320"/>
+            <w:shd w:val="clear" w:color="auto" w:fill="F4F6FA"/>
+          </w:tcPr>
+          <w:p>
+            <w:r/>
+            <w:r>
+              <w:rPr/>
+              <w:t>the scan itself broke</w:t>
+            </w:r>
+          </w:p>
+        </w:tc>
+      </w:tr>
+    </w:tbl>
+    <w:p/>
     <w:p>
       <w:r>
         <w:rPr>
@@ -14554,9 +15036,58 @@
         <w:rPr>
           <w:b/>
         </w:rPr>
+        <w:t>Every structure is built on every expiration in your range</w:t>
+      </w:r>
+      <w:r>
+        <w:t>, not only the</w:t>
+        <w:br/>
+        <w:t xml:space="preserve">  nearest one — a calendar or diagonal takes each expiration in turn as its near</w:t>
+        <w:br/>
+        <w:t xml:space="preserve">  month.</w:t>
+      </w:r>
+    </w:p>
+    <w:p>
+      <w:pPr>
+        <w:pStyle w:val="ListBullet"/>
+      </w:pPr>
+      <w:r>
+        <w:rPr>
+          <w:b/>
+        </w:rPr>
+        <w:t>Only the best 25 of each strategy are listed.</w:t>
+      </w:r>
+      <w:r>
+        <w:t xml:space="preserve"> A whole chain can produce</w:t>
+        <w:br/>
+        <w:t xml:space="preserve">  hundreds of ideas, so after the quality bar the Finder keeps the 25</w:t>
+        <w:br/>
+        <w:t xml:space="preserve">  highest-scoring of each strategy — for example the best 25 bull call spreads</w:t>
+        <w:br/>
+        <w:t xml:space="preserve">  across every expiration — and counts the rest in the summary as </w:t>
+      </w:r>
+      <w:r>
+        <w:rPr>
+          <w:i/>
+        </w:rPr>
+        <w:t>lower-scoring</w:t>
+        <w:br/>
+        <w:t xml:space="preserve">  ideas not shown</w:t>
+      </w:r>
+      <w:r>
+        <w:t>. Narrow the expiry range to see a different 25.</w:t>
+      </w:r>
+    </w:p>
+    <w:p>
+      <w:pPr>
+        <w:pStyle w:val="ListBullet"/>
+      </w:pPr>
+      <w:r>
+        <w:rPr>
+          <w:b/>
+        </w:rPr>
         <w:t>Straddles, strangles, butterflies, the iron butterfly, condors and the share</w:t>
         <w:br/>
-        <w:t xml:space="preserve">  structures also use an expiration at least 7 days out.</w:t>
+        <w:t xml:space="preserve">  structures skip expirations less than 7 days out.</w:t>
       </w:r>
       <w:r>
         <w:t xml:space="preserve"> With </w:t>
@@ -14572,9 +15103,9 @@
         <w:br/>
         <w:t xml:space="preserve">  none of them is built on a 0–6 day expiration; the floor applies by itself, so</w:t>
         <w:br/>
-        <w:t xml:space="preserve">  there is no need to raise DTE min for it. Directional trades and the debit and</w:t>
-        <w:br/>
-        <w:t xml:space="preserve">  credit spreads still take the nearest expiration in your range.</w:t>
+        <w:t xml:space="preserve">  there is no need to raise DTE min for it. Directional trades, the debit and</w:t>
+        <w:br/>
+        <w:t xml:space="preserve">  credit spreads and the iron condors are built on those near expirations too.</w:t>
       </w:r>
     </w:p>
     <w:p>
@@ -14634,7 +15165,33 @@
         <w:t>Earnings:</w:t>
       </w:r>
       <w:r>
-        <w:t xml:space="preserve"> a calendar or diagonal is checked against its </w:t>
+        <w:t xml:space="preserve"> a trade still open when the company reports is </w:t>
+      </w:r>
+      <w:r>
+        <w:rPr>
+          <w:b/>
+        </w:rPr>
+        <w:t>kept and</w:t>
+        <w:br/>
+        <w:t xml:space="preserve">  tagged</w:t>
+      </w:r>
+      <w:r>
+        <w:t xml:space="preserve">, not dropped — </w:t>
+      </w:r>
+      <w:r>
+        <w:rPr>
+          <w:i/>
+        </w:rPr>
+        <w:t>Earnings Nov 19</w:t>
+      </w:r>
+      <w:r>
+        <w:t xml:space="preserve"> on its card and beside its name in the</w:t>
+        <w:br/>
+        <w:t xml:space="preserve">  list, with the year added when the report falls in another year. A report can</w:t>
+        <w:br/>
+        <w:t xml:space="preserve">  move the stock sharply either way, so read the tag before you trade it. A</w:t>
+        <w:br/>
+        <w:t xml:space="preserve">  calendar or diagonal is checked against its </w:t>
       </w:r>
       <w:r>
         <w:rPr>
@@ -14643,11 +15200,11 @@
         <w:t>later</w:t>
       </w:r>
       <w:r>
-        <w:t xml:space="preserve"> expiration,</w:t>
-        <w:br/>
-        <w:t xml:space="preserve">  because the back month is still open when a report lands after the near month</w:t>
-        <w:br/>
-        <w:t xml:space="preserve">  expires.</w:t>
+        <w:t xml:space="preserve"> expiration, because the</w:t>
+        <w:br/>
+        <w:t xml:space="preserve">  back month is still open when a report lands after the near month expires. The</w:t>
+        <w:br/>
+        <w:t xml:space="preserve">  Market Scanner and the Income Window drop these trades instead of tagging them.</w:t>
       </w:r>
     </w:p>
     <w:p>
@@ -14802,7 +15359,11 @@
         <w:br/>
         <w:t>Straddles and strangles are for study only and have no button; neither do the iron</w:t>
         <w:br/>
-        <w:t xml:space="preserve">butterfly, calendars, diagonals or the share structures. </w:t>
+        <w:t>butterfly, calendars, diagonals or the share structures. The Paper Ledger does not</w:t>
+        <w:br/>
+        <w:t>check earnings again, so a tagged trade opens there just as it would from the</w:t>
+        <w:br/>
+        <w:t xml:space="preserve">Calculator. </w:t>
       </w:r>
       <w:r>
         <w:rPr>

--- a/docs/manuals/user-guide/user-guide.docx
+++ b/docs/manuals/user-guide/user-guide.docx
@@ -13105,7 +13105,9 @@
         <w:rPr/>
         <w:t>The spinner stays up until the answer lands — including the answer for a scan that</w:t>
         <w:br/>
-        <w:t>failed, which arrives within seconds. Only if nothing at all has come back after</w:t>
+        <w:t>failed, which arrives as soon as it fails (that can be after the chain has been</w:t>
+        <w:br/>
+        <w:t>fetched, about 12 seconds on $SPX). Only if nothing at all has come back after</w:t>
         <w:br/>
       </w:r>
       <w:r>
@@ -13253,7 +13255,18 @@
       <w:r>
         <w:t>. The cut counts are</w:t>
         <w:br/>
-        <w:t xml:space="preserve">  different reasons, explained below. A count that is zero is left out. When part</w:t>
+        <w:t xml:space="preserve">  different reasons, explained below. The idea count always shows, even at </w:t>
+      </w:r>
+      <w:r>
+        <w:rPr>
+          <w:i/>
+        </w:rPr>
+        <w:t>0</w:t>
+        <w:br/>
+        <w:t xml:space="preserve">  ideas</w:t>
+      </w:r>
+      <w:r>
+        <w:t>; the cut and not-shown counts are left out when they are zero. When part</w:t>
         <w:br/>
         <w:t xml:space="preserve">  of the chain could not be fetched the line adds </w:t>
       </w:r>
@@ -14238,7 +14251,21 @@
       </w:r>
       <w:r>
         <w:rPr/>
-        <w:t>, it says why, naming the symbol and its price:</w:t>
+        <w:t>, it says why. It names the symbol, and the price when one</w:t>
+        <w:br/>
+        <w:t xml:space="preserve">was read (with no price the words </w:t>
+      </w:r>
+      <w:r>
+        <w:rPr>
+          <w:i/>
+        </w:rPr>
+        <w:t>at $…</w:t>
+      </w:r>
+      <w:r>
+        <w:rPr/>
+        <w:t xml:space="preserve"> are left out); a failed scan names the</w:t>
+        <w:br/>
+        <w:t>symbol only:</w:t>
       </w:r>
     </w:p>
     <w:tbl>
@@ -14411,7 +14438,17 @@
             <w:r/>
             <w:r>
               <w:rPr/>
-              <w:t>the symbol lists no expiration between today and your DTE max</w:t>
+              <w:t xml:space="preserve">nothing is listed from today up to your DTE max (plus two days). DTE min is not considered here — if expirations exist but all fall below your DTE min, you get the </w:t>
+            </w:r>
+            <w:r>
+              <w:rPr>
+                <w:i/>
+              </w:rPr>
+              <w:t>could not be built</w:t>
+            </w:r>
+            <w:r>
+              <w:rPr/>
+              <w:t xml:space="preserve"> message instead; lower DTE min or raise DTE max</w:t>
             </w:r>
           </w:p>
         </w:tc>
@@ -15359,11 +15396,20 @@
         <w:br/>
         <w:t>Straddles and strangles are for study only and have no button; neither do the iron</w:t>
         <w:br/>
-        <w:t>butterfly, calendars, diagonals or the share structures. The Paper Ledger does not</w:t>
-        <w:br/>
-        <w:t>check earnings again, so a tagged trade opens there just as it would from the</w:t>
-        <w:br/>
-        <w:t xml:space="preserve">Calculator. </w:t>
+        <w:t>butterfly, calendars, diagonals or the share structures. The Paper Ledger has no</w:t>
+        <w:br/>
+        <w:t xml:space="preserve">earnings check, so a trade tagged </w:t>
+      </w:r>
+      <w:r>
+        <w:rPr>
+          <w:i/>
+        </w:rPr>
+        <w:t>Earnings</w:t>
+      </w:r>
+      <w:r>
+        <w:rPr/>
+        <w:t xml:space="preserve"> opens there like any other.</w:t>
+        <w:br/>
       </w:r>
       <w:r>
         <w:rPr>

--- a/docs/manuals/user-guide/user-guide.docx
+++ b/docs/manuals/user-guide/user-guide.docx
@@ -13097,7 +13097,7 @@
         <w:rPr/>
         <w:t>. Reading a whole chain</w:t>
         <w:br/>
-        <w:t>takes time; an index such as $SPX can need 10–15 seconds.</w:t>
+        <w:t>takes time; an index such as $SPX can need about 20 seconds.</w:t>
       </w:r>
     </w:p>
     <w:p>

--- a/docs/manuals/user-guide/user-guide.docx
+++ b/docs/manuals/user-guide/user-guide.docx
@@ -13097,7 +13097,223 @@
         <w:rPr/>
         <w:t>. Reading a whole chain</w:t>
         <w:br/>
-        <w:t>takes time; an index such as $SPX can need about 20 seconds.</w:t>
+        <w:t xml:space="preserve">takes time. Measured during market hours with the </w:t>
+      </w:r>
+      <w:r>
+        <w:rPr>
+          <w:b/>
+        </w:rPr>
+        <w:t>All</w:t>
+      </w:r>
+      <w:r>
+        <w:rPr/>
+        <w:t xml:space="preserve"> range:</w:t>
+      </w:r>
+    </w:p>
+    <w:tbl>
+      <w:tblPr>
+        <w:tblW w:type="auto" w:w="0"/>
+        <w:jc w:val="left"/>
+        <w:tblLayout w:type="autofit"/>
+        <w:tblLook w:firstColumn="1" w:firstRow="1" w:lastColumn="0" w:lastRow="0" w:noHBand="0" w:noVBand="1" w:val="04A0"/>
+        <w:tblBorders>
+          <w:top w:val="single" w:sz="4" w:space="0" w:color="D8DEE9"/>
+          <w:left w:val="single" w:sz="4" w:space="0" w:color="D8DEE9"/>
+          <w:bottom w:val="single" w:sz="4" w:space="0" w:color="D8DEE9"/>
+          <w:right w:val="single" w:sz="4" w:space="0" w:color="D8DEE9"/>
+          <w:insideH w:val="single" w:sz="4" w:space="0" w:color="D8DEE9"/>
+          <w:insideV w:val="single" w:sz="4" w:space="0" w:color="D8DEE9"/>
+        </w:tblBorders>
+      </w:tblPr>
+      <w:tblGrid>
+        <w:gridCol w:w="2880"/>
+        <w:gridCol w:w="2880"/>
+        <w:gridCol w:w="2880"/>
+      </w:tblGrid>
+      <w:tr>
+        <w:tc>
+          <w:tcPr>
+            <w:tcW w:type="dxa" w:w="2880"/>
+            <w:shd w:val="clear" w:color="auto" w:fill="EAF2FB"/>
+          </w:tcPr>
+          <w:p>
+            <w:r>
+              <w:rPr>
+                <w:b/>
+              </w:rPr>
+            </w:r>
+            <w:r>
+              <w:rPr>
+                <w:b/>
+              </w:rPr>
+              <w:t>Symbol</w:t>
+            </w:r>
+          </w:p>
+        </w:tc>
+        <w:tc>
+          <w:tcPr>
+            <w:tcW w:type="dxa" w:w="2880"/>
+            <w:shd w:val="clear" w:color="auto" w:fill="EAF2FB"/>
+          </w:tcPr>
+          <w:p>
+            <w:r>
+              <w:rPr>
+                <w:b/>
+              </w:rPr>
+            </w:r>
+            <w:r>
+              <w:rPr>
+                <w:b/>
+              </w:rPr>
+              <w:t>Expirations</w:t>
+            </w:r>
+          </w:p>
+        </w:tc>
+        <w:tc>
+          <w:tcPr>
+            <w:tcW w:type="dxa" w:w="2880"/>
+            <w:shd w:val="clear" w:color="auto" w:fill="EAF2FB"/>
+          </w:tcPr>
+          <w:p>
+            <w:r>
+              <w:rPr>
+                <w:b/>
+              </w:rPr>
+            </w:r>
+            <w:r>
+              <w:rPr>
+                <w:b/>
+              </w:rPr>
+              <w:t>About</w:t>
+            </w:r>
+          </w:p>
+        </w:tc>
+      </w:tr>
+      <w:tr>
+        <w:tc>
+          <w:tcPr>
+            <w:tcW w:type="dxa" w:w="2880"/>
+          </w:tcPr>
+          <w:p>
+            <w:r/>
+            <w:r>
+              <w:rPr/>
+              <w:t>NVDA</w:t>
+            </w:r>
+          </w:p>
+        </w:tc>
+        <w:tc>
+          <w:tcPr>
+            <w:tcW w:type="dxa" w:w="2880"/>
+          </w:tcPr>
+          <w:p>
+            <w:r/>
+            <w:r>
+              <w:rPr/>
+              <w:t>25</w:t>
+            </w:r>
+          </w:p>
+        </w:tc>
+        <w:tc>
+          <w:tcPr>
+            <w:tcW w:type="dxa" w:w="2880"/>
+          </w:tcPr>
+          <w:p>
+            <w:r/>
+            <w:r>
+              <w:rPr/>
+              <w:t>14 s</w:t>
+            </w:r>
+          </w:p>
+        </w:tc>
+      </w:tr>
+      <w:tr>
+        <w:tc>
+          <w:tcPr>
+            <w:tcW w:type="dxa" w:w="2880"/>
+            <w:shd w:val="clear" w:color="auto" w:fill="F4F6FA"/>
+          </w:tcPr>
+          <w:p>
+            <w:r/>
+            <w:r>
+              <w:rPr/>
+              <w:t>SPY</w:t>
+            </w:r>
+          </w:p>
+        </w:tc>
+        <w:tc>
+          <w:tcPr>
+            <w:tcW w:type="dxa" w:w="2880"/>
+            <w:shd w:val="clear" w:color="auto" w:fill="F4F6FA"/>
+          </w:tcPr>
+          <w:p>
+            <w:r/>
+            <w:r>
+              <w:rPr/>
+              <w:t>34</w:t>
+            </w:r>
+          </w:p>
+        </w:tc>
+        <w:tc>
+          <w:tcPr>
+            <w:tcW w:type="dxa" w:w="2880"/>
+            <w:shd w:val="clear" w:color="auto" w:fill="F4F6FA"/>
+          </w:tcPr>
+          <w:p>
+            <w:r/>
+            <w:r>
+              <w:rPr/>
+              <w:t>26 s</w:t>
+            </w:r>
+          </w:p>
+        </w:tc>
+      </w:tr>
+      <w:tr>
+        <w:tc>
+          <w:tcPr>
+            <w:tcW w:type="dxa" w:w="2880"/>
+          </w:tcPr>
+          <w:p>
+            <w:r/>
+            <w:r>
+              <w:rPr/>
+              <w:t>$SPX</w:t>
+            </w:r>
+          </w:p>
+        </w:tc>
+        <w:tc>
+          <w:tcPr>
+            <w:tcW w:type="dxa" w:w="2880"/>
+          </w:tcPr>
+          <w:p>
+            <w:r/>
+            <w:r>
+              <w:rPr/>
+              <w:t>56</w:t>
+            </w:r>
+          </w:p>
+        </w:tc>
+        <w:tc>
+          <w:tcPr>
+            <w:tcW w:type="dxa" w:w="2880"/>
+          </w:tcPr>
+          <w:p>
+            <w:r/>
+            <w:r>
+              <w:rPr/>
+              <w:t>40 s</w:t>
+            </w:r>
+          </w:p>
+        </w:tc>
+      </w:tr>
+    </w:tbl>
+    <w:p/>
+    <w:p>
+      <w:r>
+        <w:rPr/>
+        <w:t>The service handles one request at a time, so a Calculator or Simulator load you</w:t>
+        <w:br/>
+        <w:t>start during a scan waits behind it.</w:t>
       </w:r>
     </w:p>
     <w:p>
@@ -13137,6 +13353,538 @@
         <w:t>still appears. Whatever lands belongs to the scan you asked for — same symbol, same</w:t>
         <w:br/>
         <w:t>settings.</w:t>
+      </w:r>
+    </w:p>
+    <w:p>
+      <w:r>
+        <w:rPr>
+          <w:b/>
+        </w:rPr>
+        <w:t>When the chain is large, it asks first</w:t>
+      </w:r>
+    </w:p>
+    <w:p>
+      <w:r>
+        <w:rPr/>
+        <w:t xml:space="preserve">If your range holds </w:t>
+      </w:r>
+      <w:r>
+        <w:rPr>
+          <w:b/>
+        </w:rPr>
+        <w:t>more than 30 expirations</w:t>
+      </w:r>
+      <w:r>
+        <w:rPr/>
+        <w:t xml:space="preserve"> — $SPX lists 56 with </w:t>
+      </w:r>
+      <w:r>
+        <w:rPr>
+          <w:b/>
+        </w:rPr>
+        <w:t>All</w:t>
+      </w:r>
+      <w:r>
+        <w:rPr/>
+        <w:t xml:space="preserve"> — the</w:t>
+        <w:br/>
+        <w:t>Finder asks what to load before it fetches anything. The top picks give way to one</w:t>
+        <w:br/>
+        <w:t xml:space="preserve">card, </w:t>
+      </w:r>
+      <w:r>
+        <w:rPr>
+          <w:i/>
+        </w:rPr>
+        <w:t>$SPX lists 56 expirations in this range. Choose what to scan:</w:t>
+      </w:r>
+      <w:r>
+        <w:rPr/>
+        <w:t>, with four</w:t>
+        <w:br/>
+        <w:t>buttons. Each shows how many expirations it keeps and a rough wait, worked out at</w:t>
+        <w:br/>
+        <w:t>about 0.75 seconds an expiration:</w:t>
+      </w:r>
+    </w:p>
+    <w:tbl>
+      <w:tblPr>
+        <w:tblW w:type="auto" w:w="0"/>
+        <w:jc w:val="left"/>
+        <w:tblLayout w:type="autofit"/>
+        <w:tblLook w:firstColumn="1" w:firstRow="1" w:lastColumn="0" w:lastRow="0" w:noHBand="0" w:noVBand="1" w:val="04A0"/>
+        <w:tblBorders>
+          <w:top w:val="single" w:sz="4" w:space="0" w:color="D8DEE9"/>
+          <w:left w:val="single" w:sz="4" w:space="0" w:color="D8DEE9"/>
+          <w:bottom w:val="single" w:sz="4" w:space="0" w:color="D8DEE9"/>
+          <w:right w:val="single" w:sz="4" w:space="0" w:color="D8DEE9"/>
+          <w:insideH w:val="single" w:sz="4" w:space="0" w:color="D8DEE9"/>
+          <w:insideV w:val="single" w:sz="4" w:space="0" w:color="D8DEE9"/>
+        </w:tblBorders>
+      </w:tblPr>
+      <w:tblGrid>
+        <w:gridCol w:w="2880"/>
+        <w:gridCol w:w="2880"/>
+        <w:gridCol w:w="2880"/>
+      </w:tblGrid>
+      <w:tr>
+        <w:tc>
+          <w:tcPr>
+            <w:tcW w:type="dxa" w:w="2880"/>
+            <w:shd w:val="clear" w:color="auto" w:fill="EAF2FB"/>
+          </w:tcPr>
+          <w:p>
+            <w:r>
+              <w:rPr>
+                <w:b/>
+              </w:rPr>
+            </w:r>
+            <w:r>
+              <w:rPr>
+                <w:b/>
+              </w:rPr>
+              <w:t>Button</w:t>
+            </w:r>
+          </w:p>
+        </w:tc>
+        <w:tc>
+          <w:tcPr>
+            <w:tcW w:type="dxa" w:w="2880"/>
+            <w:shd w:val="clear" w:color="auto" w:fill="EAF2FB"/>
+          </w:tcPr>
+          <w:p>
+            <w:r>
+              <w:rPr>
+                <w:b/>
+              </w:rPr>
+            </w:r>
+            <w:r>
+              <w:rPr>
+                <w:b/>
+              </w:rPr>
+              <w:t>Keeps</w:t>
+            </w:r>
+          </w:p>
+        </w:tc>
+        <w:tc>
+          <w:tcPr>
+            <w:tcW w:type="dxa" w:w="2880"/>
+            <w:shd w:val="clear" w:color="auto" w:fill="EAF2FB"/>
+          </w:tcPr>
+          <w:p>
+            <w:r>
+              <w:rPr>
+                <w:b/>
+              </w:rPr>
+            </w:r>
+            <w:r>
+              <w:rPr>
+                <w:b/>
+              </w:rPr>
+              <w:t>$SPX, All</w:t>
+            </w:r>
+          </w:p>
+        </w:tc>
+      </w:tr>
+      <w:tr>
+        <w:tc>
+          <w:tcPr>
+            <w:tcW w:type="dxa" w:w="2880"/>
+          </w:tcPr>
+          <w:p>
+            <w:r/>
+            <w:r>
+              <w:rPr>
+                <w:b/>
+              </w:rPr>
+              <w:t>Next 30 days</w:t>
+            </w:r>
+          </w:p>
+        </w:tc>
+        <w:tc>
+          <w:tcPr>
+            <w:tcW w:type="dxa" w:w="2880"/>
+          </w:tcPr>
+          <w:p>
+            <w:r/>
+            <w:r>
+              <w:rPr/>
+              <w:t>expirations up to 30 days out</w:t>
+            </w:r>
+          </w:p>
+        </w:tc>
+        <w:tc>
+          <w:tcPr>
+            <w:tcW w:type="dxa" w:w="2880"/>
+          </w:tcPr>
+          <w:p>
+            <w:r/>
+            <w:r>
+              <w:rPr>
+                <w:i/>
+              </w:rPr>
+              <w:t>Next 30 days · 23 · ~17 s</w:t>
+            </w:r>
+          </w:p>
+        </w:tc>
+      </w:tr>
+      <w:tr>
+        <w:tc>
+          <w:tcPr>
+            <w:tcW w:type="dxa" w:w="2880"/>
+            <w:shd w:val="clear" w:color="auto" w:fill="F4F6FA"/>
+          </w:tcPr>
+          <w:p>
+            <w:r/>
+            <w:r>
+              <w:rPr>
+                <w:b/>
+              </w:rPr>
+              <w:t>Next 90 days</w:t>
+            </w:r>
+          </w:p>
+        </w:tc>
+        <w:tc>
+          <w:tcPr>
+            <w:tcW w:type="dxa" w:w="2880"/>
+            <w:shd w:val="clear" w:color="auto" w:fill="F4F6FA"/>
+          </w:tcPr>
+          <w:p>
+            <w:r/>
+            <w:r>
+              <w:rPr/>
+              <w:t>expirations up to 90 days out</w:t>
+            </w:r>
+          </w:p>
+        </w:tc>
+        <w:tc>
+          <w:tcPr>
+            <w:tcW w:type="dxa" w:w="2880"/>
+            <w:shd w:val="clear" w:color="auto" w:fill="F4F6FA"/>
+          </w:tcPr>
+          <w:p>
+            <w:r/>
+            <w:r>
+              <w:rPr>
+                <w:i/>
+              </w:rPr>
+              <w:t>Next 90 days · 35 · ~26 s</w:t>
+            </w:r>
+          </w:p>
+        </w:tc>
+      </w:tr>
+      <w:tr>
+        <w:tc>
+          <w:tcPr>
+            <w:tcW w:type="dxa" w:w="2880"/>
+          </w:tcPr>
+          <w:p>
+            <w:r/>
+            <w:r>
+              <w:rPr>
+                <w:b/>
+              </w:rPr>
+              <w:t>Monthlies only</w:t>
+            </w:r>
+          </w:p>
+        </w:tc>
+        <w:tc>
+          <w:tcPr>
+            <w:tcW w:type="dxa" w:w="2880"/>
+          </w:tcPr>
+          <w:p>
+            <w:r/>
+            <w:r>
+              <w:rPr/>
+              <w:t>Schwab's standard monthly expirations — not the weeklies, quarterlies or month-end ones</w:t>
+            </w:r>
+          </w:p>
+        </w:tc>
+        <w:tc>
+          <w:tcPr>
+            <w:tcW w:type="dxa" w:w="2880"/>
+          </w:tcPr>
+          <w:p>
+            <w:r/>
+            <w:r>
+              <w:rPr>
+                <w:i/>
+              </w:rPr>
+              <w:t>Monthlies only · 19 · ~14 s</w:t>
+            </w:r>
+          </w:p>
+        </w:tc>
+      </w:tr>
+      <w:tr>
+        <w:tc>
+          <w:tcPr>
+            <w:tcW w:type="dxa" w:w="2880"/>
+            <w:shd w:val="clear" w:color="auto" w:fill="F4F6FA"/>
+          </w:tcPr>
+          <w:p>
+            <w:r/>
+            <w:r>
+              <w:rPr>
+                <w:b/>
+              </w:rPr>
+              <w:t>Everything</w:t>
+            </w:r>
+          </w:p>
+        </w:tc>
+        <w:tc>
+          <w:tcPr>
+            <w:tcW w:type="dxa" w:w="2880"/>
+            <w:shd w:val="clear" w:color="auto" w:fill="F4F6FA"/>
+          </w:tcPr>
+          <w:p>
+            <w:r/>
+            <w:r>
+              <w:rPr/>
+              <w:t>every expiration in the range</w:t>
+            </w:r>
+          </w:p>
+        </w:tc>
+        <w:tc>
+          <w:tcPr>
+            <w:tcW w:type="dxa" w:w="2880"/>
+            <w:shd w:val="clear" w:color="auto" w:fill="F4F6FA"/>
+          </w:tcPr>
+          <w:p>
+            <w:r/>
+            <w:r>
+              <w:rPr>
+                <w:i/>
+              </w:rPr>
+              <w:t>Everything · 56 · ~42 s</w:t>
+            </w:r>
+          </w:p>
+        </w:tc>
+      </w:tr>
+    </w:tbl>
+    <w:p/>
+    <w:p>
+      <w:r>
+        <w:rPr/>
+        <w:t>Every choice counts only expirations inside your DTE min / max, and a choice that holds</w:t>
+        <w:br/>
+        <w:t xml:space="preserve">none is greyed out. While the card is up, the summary's count line reads </w:t>
+      </w:r>
+      <w:r>
+        <w:rPr>
+          <w:i/>
+        </w:rPr>
+        <w:t>56</w:t>
+        <w:br/>
+        <w:t>expirations — choose what to scan</w:t>
+      </w:r>
+      <w:r>
+        <w:rPr/>
+        <w:t xml:space="preserve"> and the list reads </w:t>
+      </w:r>
+      <w:r>
+        <w:rPr>
+          <w:i/>
+        </w:rPr>
+        <w:t>Choose which expirations to scan</w:t>
+        <w:br/>
+        <w:t>for $SPX.</w:t>
+      </w:r>
+    </w:p>
+    <w:p>
+      <w:pPr>
+        <w:pStyle w:val="ListBullet"/>
+      </w:pPr>
+      <w:r>
+        <w:rPr>
+          <w:b/>
+        </w:rPr>
+        <w:t>Click a button</w:t>
+      </w:r>
+      <w:r>
+        <w:t xml:space="preserve"> and the scan runs as usual, spinner and all, for that symbol.</w:t>
+      </w:r>
+    </w:p>
+    <w:p>
+      <w:pPr>
+        <w:pStyle w:val="ListBullet"/>
+      </w:pPr>
+      <w:r>
+        <w:rPr>
+          <w:b/>
+        </w:rPr>
+        <w:t>The pick is remembered for that symbol</w:t>
+      </w:r>
+      <w:r>
+        <w:t xml:space="preserve"> while the page is open (it is not saved</w:t>
+        <w:br/>
+        <w:t xml:space="preserve">  when you leave): scan $SPX again and it uses the same choice without asking. Another</w:t>
+        <w:br/>
+        <w:t xml:space="preserve">  symbol has its own pick, or none.</w:t>
+      </w:r>
+    </w:p>
+    <w:p>
+      <w:pPr>
+        <w:pStyle w:val="ListBullet"/>
+      </w:pPr>
+      <w:r>
+        <w:rPr>
+          <w:b/>
+        </w:rPr>
+        <w:t>After a scan with a choice</w:t>
+      </w:r>
+      <w:r>
+        <w:t xml:space="preserve">, the count line ends </w:t>
+      </w:r>
+      <w:r>
+        <w:rPr>
+          <w:i/>
+        </w:rPr>
+        <w:t>Scanned 19 of 56 expirations ·</w:t>
+        <w:br/>
+        <w:t xml:space="preserve">  Monthlies only</w:t>
+      </w:r>
+      <w:r>
+        <w:t xml:space="preserve">, with a </w:t>
+      </w:r>
+      <w:r>
+        <w:rPr>
+          <w:b/>
+        </w:rPr>
+        <w:t>Change</w:t>
+      </w:r>
+      <w:r>
+        <w:t xml:space="preserve"> link beside it. Change brings the card back;</w:t>
+        <w:br/>
+        <w:t xml:space="preserve">  nothing rescans until you pick.</w:t>
+      </w:r>
+    </w:p>
+    <w:p>
+      <w:pPr>
+        <w:pStyle w:val="ListBullet"/>
+      </w:pPr>
+      <w:r>
+        <w:rPr>
+          <w:b/>
+        </w:rPr>
+        <w:t>A range of 30 or fewer expirations never asks</w:t>
+      </w:r>
+      <w:r>
+        <w:t>, and ignores a remembered pick:</w:t>
+        <w:br/>
+        <w:t xml:space="preserve">  everything in it is scanned, and the </w:t>
+      </w:r>
+      <w:r>
+        <w:rPr>
+          <w:i/>
+        </w:rPr>
+        <w:t>Scanned … of …</w:t>
+      </w:r>
+      <w:r>
+        <w:t xml:space="preserve"> part is not shown.</w:t>
+      </w:r>
+    </w:p>
+    <w:p>
+      <w:pPr>
+        <w:pStyle w:val="ListBullet"/>
+      </w:pPr>
+      <w:r>
+        <w:rPr>
+          <w:b/>
+        </w:rPr>
+        <w:t>A pick can hold nothing</w:t>
+      </w:r>
+      <w:r>
+        <w:t xml:space="preserve"> in the range you ask for next — </w:t>
+      </w:r>
+      <w:r>
+        <w:rPr>
+          <w:i/>
+        </w:rPr>
+        <w:t>Next 30 days</w:t>
+      </w:r>
+      <w:r>
+        <w:t xml:space="preserve"> with DTE</w:t>
+        <w:br/>
+        <w:t xml:space="preserve">  min at 60, say. The list then says </w:t>
+      </w:r>
+      <w:r>
+        <w:rPr>
+          <w:i/>
+        </w:rPr>
+        <w:t>Next 30 days holds no expirations in this range</w:t>
+        <w:br/>
+        <w:t xml:space="preserve">  for $SPX — use Change to pick another.</w:t>
+      </w:r>
+    </w:p>
+    <w:p>
+      <w:pPr>
+        <w:pStyle w:val="ListBullet"/>
+      </w:pPr>
+      <w:r>
+        <w:rPr>
+          <w:b/>
+        </w:rPr>
+        <w:t>A pick builds only its expirations</w:t>
+      </w:r>
+      <w:r>
+        <w:t>, so calendars and diagonals pair only within</w:t>
+        <w:br/>
+        <w:t xml:space="preserve">  them: </w:t>
+      </w:r>
+      <w:r>
+        <w:rPr>
+          <w:i/>
+        </w:rPr>
+        <w:t>Next 30 days</w:t>
+      </w:r>
+      <w:r>
+        <w:t xml:space="preserve"> keeps the later month within 30 days, and </w:t>
+      </w:r>
+      <w:r>
+        <w:rPr>
+          <w:i/>
+        </w:rPr>
+        <w:t>Monthlies only</w:t>
+      </w:r>
+      <w:r>
+        <w:t xml:space="preserve"> pairs</w:t>
+        <w:br/>
+        <w:t xml:space="preserve">  a monthly with a later monthly.</w:t>
+      </w:r>
+    </w:p>
+    <w:p>
+      <w:pPr>
+        <w:pStyle w:val="ListBullet"/>
+      </w:pPr>
+      <w:r>
+        <w:rPr>
+          <w:b/>
+        </w:rPr>
+        <w:t>The volatility read does not change with the pick.</w:t>
+      </w:r>
+      <w:r>
+        <w:t xml:space="preserve"> The Vol Rank, implied</w:t>
+        <w:br/>
+        <w:t xml:space="preserve">  volatility and expected move every idea is scored against are those of the whole</w:t>
+        <w:br/>
+        <w:t xml:space="preserve">  chain; the expiration they come from is loaded for that alone.</w:t>
+      </w:r>
+    </w:p>
+    <w:p>
+      <w:pPr>
+        <w:pStyle w:val="ListBullet"/>
+      </w:pPr>
+      <w:r>
+        <w:t xml:space="preserve">The </w:t>
+      </w:r>
+      <w:r>
+        <w:rPr>
+          <w:b/>
+        </w:rPr>
+        <w:t>Income Window</w:t>
+      </w:r>
+      <w:r>
+        <w:t xml:space="preserve"> never asks.</w:t>
       </w:r>
     </w:p>
     <w:p>
@@ -15076,11 +15824,11 @@
         <w:t>Every structure is built on every expiration in your range</w:t>
       </w:r>
       <w:r>
-        <w:t>, not only the</w:t>
-        <w:br/>
-        <w:t xml:space="preserve">  nearest one — a calendar or diagonal takes each expiration in turn as its near</w:t>
-        <w:br/>
-        <w:t xml:space="preserve">  month.</w:t>
+        <w:t xml:space="preserve"> (in your pick, when</w:t>
+        <w:br/>
+        <w:t xml:space="preserve">  a large chain asked), not only the nearest one — a calendar or diagonal takes each</w:t>
+        <w:br/>
+        <w:t xml:space="preserve">  expiration in turn as its near month.</w:t>
       </w:r>
     </w:p>
     <w:p>

--- a/docs/manuals/user-guide/user-guide.docx
+++ b/docs/manuals/user-guide/user-guide.docx
@@ -13803,17 +13803,30 @@
         <w:t>Next 30 days</w:t>
       </w:r>
       <w:r>
-        <w:t xml:space="preserve"> with DTE</w:t>
-        <w:br/>
-        <w:t xml:space="preserve">  min at 60, say. The list then says </w:t>
+        <w:t xml:space="preserve"> on $SPX</w:t>
+        <w:br/>
+        <w:t xml:space="preserve">  with DTE min at 31, say, where 33 expirations are in range and none is within 30 days.</w:t>
+        <w:br/>
+        <w:t xml:space="preserve">  The count line ends </w:t>
       </w:r>
       <w:r>
         <w:rPr>
           <w:i/>
         </w:rPr>
-        <w:t>Next 30 days holds no expirations in this range</w:t>
-        <w:br/>
-        <w:t xml:space="preserve">  for $SPX — use Change to pick another.</w:t>
+        <w:t>Scanned 0 of 33 expirations · Next 30 days</w:t>
+      </w:r>
+      <w:r>
+        <w:t>, and the list says</w:t>
+        <w:br/>
+        <w:t xml:space="preserve">  </w:t>
+      </w:r>
+      <w:r>
+        <w:rPr>
+          <w:i/>
+        </w:rPr>
+        <w:t>Next 30 days holds no expirations in this range for $SPX — use Change to pick</w:t>
+        <w:br/>
+        <w:t xml:space="preserve">  another.</w:t>
       </w:r>
     </w:p>
     <w:p>

--- a/docs/manuals/user-guide/user-guide.docx
+++ b/docs/manuals/user-guide/user-guide.docx
@@ -5009,13 +5009,27 @@
         <w:rPr>
           <w:b/>
         </w:rPr>
-        <w:t>Analyze and the automatic briefings call the Claude API</w:t>
-      </w:r>
-      <w:r>
-        <w:rPr/>
-        <w:t>, so they cost money per</w:t>
-        <w:br/>
-        <w:t xml:space="preserve">run. The running count is on the </w:t>
+        <w:t>Analyze calls the Claude API</w:t>
+      </w:r>
+      <w:r>
+        <w:rPr/>
+        <w:t xml:space="preserve">, so it costs money per run. </w:t>
+      </w:r>
+      <w:r>
+        <w:rPr>
+          <w:b/>
+        </w:rPr>
+        <w:t>The four automatic</w:t>
+        <w:br/>
+        <w:t>briefings run on your Claude subscription</w:t>
+      </w:r>
+      <w:r>
+        <w:rPr/>
+        <w:t xml:space="preserve"> through Claude Code on the server, and</w:t>
+        <w:br/>
+        <w:t>fall back to the API only when that fails. The running count of billed API calls is</w:t>
+        <w:br/>
+        <w:t xml:space="preserve">on the </w:t>
       </w:r>
       <w:r>
         <w:rPr>

--- a/docs/manuals/user-guide/user-guide.docx
+++ b/docs/manuals/user-guide/user-guide.docx
@@ -32,7 +32,7 @@
           <w:color w:val="5B6678"/>
           <w:sz w:val="18"/>
         </w:rPr>
-        <w:t>NeuralStrike · Generated 2026-09-14</w:t>
+        <w:t>NeuralStrike · Generated 2026-09-15</w:t>
       </w:r>
     </w:p>
     <w:p/>
@@ -9643,7 +9643,29 @@
         <w:t>Send to Paper Trade</w:t>
       </w:r>
       <w:r>
-        <w:t xml:space="preserve"> — create a paper trade from this signal.</w:t>
+        <w:t xml:space="preserve"> — create a paper trade from this signal, if it fits the</w:t>
+        <w:br/>
+        <w:t xml:space="preserve">  Paper Ledger's risk limits; a message a moment later says whether it opened</w:t>
+        <w:br/>
+        <w:t xml:space="preserve">  (see </w:t>
+      </w:r>
+      <w:r>
+        <w:rPr>
+          <w:i/>
+        </w:rPr>
+        <w:t>Risk limits on new trades</w:t>
+      </w:r>
+      <w:r>
+        <w:t xml:space="preserve"> under </w:t>
+      </w:r>
+      <w:r>
+        <w:rPr>
+          <w:b/>
+        </w:rPr>
+        <w:t>Paper Ledger</w:t>
+      </w:r>
+      <w:r>
+        <w:t>).</w:t>
       </w:r>
     </w:p>
     <w:p>
@@ -10963,6 +10985,391 @@
       </w:r>
       <w:r>
         <w:t xml:space="preserve"> button.</w:t>
+      </w:r>
+    </w:p>
+    <w:p>
+      <w:r>
+        <w:rPr>
+          <w:b/>
+        </w:rPr>
+        <w:t>Risk limits on new trades.</w:t>
+      </w:r>
+      <w:r>
+        <w:rPr/>
+        <w:t xml:space="preserve"> A trade sent with </w:t>
+      </w:r>
+      <w:r>
+        <w:rPr>
+          <w:b/>
+        </w:rPr>
+        <w:t>Send to Paper trade</w:t>
+      </w:r>
+      <w:r>
+        <w:rPr/>
+        <w:t xml:space="preserve"> (Market</w:t>
+        <w:br/>
+        <w:t xml:space="preserve">Scanner) or </w:t>
+      </w:r>
+      <w:r>
+        <w:rPr>
+          <w:b/>
+        </w:rPr>
+        <w:t>Paper</w:t>
+      </w:r>
+      <w:r>
+        <w:rPr/>
+        <w:t xml:space="preserve"> (Strategy Finder) is checked against this ledger's own open</w:t>
+        <w:br/>
+        <w:t>trades before it is written. If it would break a limit, nothing is written and a</w:t>
+        <w:br/>
+        <w:t>message says why. The limits:</w:t>
+      </w:r>
+    </w:p>
+    <w:tbl>
+      <w:tblPr>
+        <w:tblW w:type="auto" w:w="0"/>
+        <w:jc w:val="left"/>
+        <w:tblLayout w:type="autofit"/>
+        <w:tblLook w:firstColumn="1" w:firstRow="1" w:lastColumn="0" w:lastRow="0" w:noHBand="0" w:noVBand="1" w:val="04A0"/>
+        <w:tblBorders>
+          <w:top w:val="single" w:sz="4" w:space="0" w:color="D8DEE9"/>
+          <w:left w:val="single" w:sz="4" w:space="0" w:color="D8DEE9"/>
+          <w:bottom w:val="single" w:sz="4" w:space="0" w:color="D8DEE9"/>
+          <w:right w:val="single" w:sz="4" w:space="0" w:color="D8DEE9"/>
+          <w:insideH w:val="single" w:sz="4" w:space="0" w:color="D8DEE9"/>
+          <w:insideV w:val="single" w:sz="4" w:space="0" w:color="D8DEE9"/>
+        </w:tblBorders>
+      </w:tblPr>
+      <w:tblGrid>
+        <w:gridCol w:w="4320"/>
+        <w:gridCol w:w="4320"/>
+      </w:tblGrid>
+      <w:tr>
+        <w:tc>
+          <w:tcPr>
+            <w:tcW w:type="dxa" w:w="4320"/>
+            <w:shd w:val="clear" w:color="auto" w:fill="EAF2FB"/>
+          </w:tcPr>
+          <w:p>
+            <w:r>
+              <w:rPr>
+                <w:b/>
+              </w:rPr>
+            </w:r>
+            <w:r>
+              <w:rPr>
+                <w:b/>
+              </w:rPr>
+              <w:t>Limit</w:t>
+            </w:r>
+          </w:p>
+        </w:tc>
+        <w:tc>
+          <w:tcPr>
+            <w:tcW w:type="dxa" w:w="4320"/>
+            <w:shd w:val="clear" w:color="auto" w:fill="EAF2FB"/>
+          </w:tcPr>
+          <w:p>
+            <w:r>
+              <w:rPr>
+                <w:b/>
+              </w:rPr>
+            </w:r>
+            <w:r>
+              <w:rPr>
+                <w:b/>
+              </w:rPr>
+              <w:t>Level</w:t>
+            </w:r>
+          </w:p>
+        </w:tc>
+      </w:tr>
+      <w:tr>
+        <w:tc>
+          <w:tcPr>
+            <w:tcW w:type="dxa" w:w="4320"/>
+          </w:tcPr>
+          <w:p>
+            <w:r/>
+            <w:r>
+              <w:rPr/>
+              <w:t>Per trade</w:t>
+            </w:r>
+          </w:p>
+        </w:tc>
+        <w:tc>
+          <w:tcPr>
+            <w:tcW w:type="dxa" w:w="4320"/>
+          </w:tcPr>
+          <w:p>
+            <w:r/>
+            <w:r>
+              <w:rPr/>
+              <w:t xml:space="preserve">at most </w:t>
+            </w:r>
+            <w:r>
+              <w:rPr>
+                <w:b/>
+              </w:rPr>
+              <w:t>$750</w:t>
+            </w:r>
+            <w:r>
+              <w:rPr/>
+              <w:t xml:space="preserve"> of max loss</w:t>
+            </w:r>
+          </w:p>
+        </w:tc>
+      </w:tr>
+      <w:tr>
+        <w:tc>
+          <w:tcPr>
+            <w:tcW w:type="dxa" w:w="4320"/>
+            <w:shd w:val="clear" w:color="auto" w:fill="F4F6FA"/>
+          </w:tcPr>
+          <w:p>
+            <w:r/>
+            <w:r>
+              <w:rPr/>
+              <w:t>Per symbol</w:t>
+            </w:r>
+          </w:p>
+        </w:tc>
+        <w:tc>
+          <w:tcPr>
+            <w:tcW w:type="dxa" w:w="4320"/>
+            <w:shd w:val="clear" w:color="auto" w:fill="F4F6FA"/>
+          </w:tcPr>
+          <w:p>
+            <w:r/>
+            <w:r>
+              <w:rPr>
+                <w:b/>
+              </w:rPr>
+              <w:t>3</w:t>
+            </w:r>
+            <w:r>
+              <w:rPr/>
+              <w:t xml:space="preserve"> open positions and </w:t>
+            </w:r>
+            <w:r>
+              <w:rPr>
+                <w:b/>
+              </w:rPr>
+              <w:t>$750</w:t>
+            </w:r>
+            <w:r>
+              <w:rPr/>
+              <w:t xml:space="preserve"> of max loss</w:t>
+            </w:r>
+          </w:p>
+        </w:tc>
+      </w:tr>
+      <w:tr>
+        <w:tc>
+          <w:tcPr>
+            <w:tcW w:type="dxa" w:w="4320"/>
+          </w:tcPr>
+          <w:p>
+            <w:r/>
+            <w:r>
+              <w:rPr/>
+              <w:t>Per sector</w:t>
+            </w:r>
+          </w:p>
+        </w:tc>
+        <w:tc>
+          <w:tcPr>
+            <w:tcW w:type="dxa" w:w="4320"/>
+          </w:tcPr>
+          <w:p>
+            <w:r/>
+            <w:r>
+              <w:rPr>
+                <w:b/>
+              </w:rPr>
+              <w:t>5</w:t>
+            </w:r>
+            <w:r>
+              <w:rPr/>
+              <w:t xml:space="preserve"> open positions and </w:t>
+            </w:r>
+            <w:r>
+              <w:rPr>
+                <w:b/>
+              </w:rPr>
+              <w:t>$1,500</w:t>
+            </w:r>
+            <w:r>
+              <w:rPr/>
+              <w:t xml:space="preserve"> of max loss (the index products — $SPX, SPY, QQQ, $NDX, DIA, IWM — share one group)</w:t>
+            </w:r>
+          </w:p>
+        </w:tc>
+      </w:tr>
+      <w:tr>
+        <w:tc>
+          <w:tcPr>
+            <w:tcW w:type="dxa" w:w="4320"/>
+            <w:shd w:val="clear" w:color="auto" w:fill="F4F6FA"/>
+          </w:tcPr>
+          <w:p>
+            <w:r/>
+            <w:r>
+              <w:rPr/>
+              <w:t>Per expiration</w:t>
+            </w:r>
+          </w:p>
+        </w:tc>
+        <w:tc>
+          <w:tcPr>
+            <w:tcW w:type="dxa" w:w="4320"/>
+            <w:shd w:val="clear" w:color="auto" w:fill="F4F6FA"/>
+          </w:tcPr>
+          <w:p>
+            <w:r/>
+            <w:r>
+              <w:rPr>
+                <w:b/>
+              </w:rPr>
+              <w:t>5</w:t>
+            </w:r>
+            <w:r>
+              <w:rPr/>
+              <w:t xml:space="preserve"> open positions expiring the same day, across every symbol</w:t>
+            </w:r>
+          </w:p>
+        </w:tc>
+      </w:tr>
+      <w:tr>
+        <w:tc>
+          <w:tcPr>
+            <w:tcW w:type="dxa" w:w="4320"/>
+          </w:tcPr>
+          <w:p>
+            <w:r/>
+            <w:r>
+              <w:rPr/>
+              <w:t>Whole ledger</w:t>
+            </w:r>
+          </w:p>
+        </w:tc>
+        <w:tc>
+          <w:tcPr>
+            <w:tcW w:type="dxa" w:w="4320"/>
+          </w:tcPr>
+          <w:p>
+            <w:r/>
+            <w:r>
+              <w:rPr/>
+              <w:t xml:space="preserve">open max loss at most </w:t>
+            </w:r>
+            <w:r>
+              <w:rPr>
+                <w:b/>
+              </w:rPr>
+              <w:t>20%</w:t>
+            </w:r>
+            <w:r>
+              <w:rPr/>
+              <w:t xml:space="preserve"> of equity — $25,000 plus the realized P&amp;L of your closed trades</w:t>
+            </w:r>
+          </w:p>
+        </w:tc>
+      </w:tr>
+    </w:tbl>
+    <w:p/>
+    <w:p>
+      <w:r>
+        <w:rPr/>
+        <w:t xml:space="preserve">A second or so after you press </w:t>
+      </w:r>
+      <w:r>
+        <w:rPr>
+          <w:b/>
+        </w:rPr>
+        <w:t>Create</w:t>
+      </w:r>
+      <w:r>
+        <w:rPr/>
+        <w:t xml:space="preserve"> in the quantity box, a message answers the click:</w:t>
+      </w:r>
+    </w:p>
+    <w:p>
+      <w:pPr>
+        <w:pStyle w:val="ListBullet"/>
+      </w:pPr>
+      <w:r>
+        <w:rPr>
+          <w:i/>
+        </w:rPr>
+        <w:t>Paper ledger: opened 2 × SPY Credit spread — put.</w:t>
+      </w:r>
+    </w:p>
+    <w:p>
+      <w:pPr>
+        <w:pStyle w:val="ListBullet"/>
+      </w:pPr>
+      <w:r>
+        <w:rPr>
+          <w:i/>
+        </w:rPr>
+        <w:t>Paper ledger: not opened — risks $900, over the $750 per-trade limit. Up to 1</w:t>
+        <w:br/>
+        <w:t xml:space="preserve">  contract fits.</w:t>
+      </w:r>
+      <w:r>
+        <w:t xml:space="preserve"> — </w:t>
+      </w:r>
+      <w:r>
+        <w:rPr>
+          <w:b/>
+        </w:rPr>
+        <w:t>Up to N contracts fit</w:t>
+      </w:r>
+      <w:r>
+        <w:t xml:space="preserve"> is the largest quantity of the same</w:t>
+        <w:br/>
+        <w:t xml:space="preserve">  trade that would clear every limit right now; send again with that number. It is</w:t>
+        <w:br/>
+        <w:t xml:space="preserve">  left off when not even one contract fits.</w:t>
+      </w:r>
+    </w:p>
+    <w:p>
+      <w:pPr>
+        <w:pStyle w:val="ListBullet"/>
+      </w:pPr>
+      <w:r>
+        <w:rPr>
+          <w:i/>
+        </w:rPr>
+        <w:t>Paper ledger: not opened — ORCL already holds 3 of 3 positions.</w:t>
+      </w:r>
+      <w:r>
+        <w:t xml:space="preserve"> — close a</w:t>
+        <w:br/>
+        <w:t xml:space="preserve">  position in that symbol, sector or expiration first.</w:t>
+      </w:r>
+    </w:p>
+    <w:p>
+      <w:r>
+        <w:rPr/>
+        <w:t xml:space="preserve">⚠ Equity counts your closed trades' realized P&amp;L, so </w:t>
+      </w:r>
+      <w:r>
+        <w:rPr>
+          <w:b/>
+        </w:rPr>
+        <w:t>Delete all closed</w:t>
+      </w:r>
+      <w:r>
+        <w:rPr/>
+        <w:t xml:space="preserve"> also</w:t>
+        <w:br/>
+        <w:t>changes the 20% limit. A $750 trade by itself uses the whole $750 allowance for its</w:t>
+        <w:br/>
+        <w:t>symbol. The limits apply to this ledger only — the Paper Account's automatic</w:t>
+        <w:br/>
+        <w:t>engine has its own, with a $250 per-trade limit.</w:t>
       </w:r>
     </w:p>
     <w:p>
@@ -16171,19 +16578,45 @@
         <w:br/>
         <w:t>Straddles and strangles are for study only and have no button; neither do the iron</w:t>
         <w:br/>
-        <w:t>butterfly, calendars, diagonals or the share structures. The Paper Ledger has no</w:t>
-        <w:br/>
-        <w:t xml:space="preserve">earnings check, so a trade tagged </w:t>
+        <w:t>butterfly, calendars, diagonals or the share structures. A trade the button takes</w:t>
+        <w:br/>
+        <w:t>is still checked against the Paper Ledger's risk limits, and a message says if it</w:t>
+        <w:br/>
+        <w:t xml:space="preserve">was not opened and why (see </w:t>
       </w:r>
       <w:r>
         <w:rPr>
           <w:i/>
         </w:rPr>
+        <w:t>Risk limits on new trades</w:t>
+      </w:r>
+      <w:r>
+        <w:rPr/>
+        <w:t xml:space="preserve"> under </w:t>
+      </w:r>
+      <w:r>
+        <w:rPr>
+          <w:b/>
+        </w:rPr>
+        <w:t>Paper Ledger</w:t>
+      </w:r>
+      <w:r>
+        <w:rPr/>
+        <w:t>).</w:t>
+        <w:br/>
+        <w:t xml:space="preserve">The Paper Ledger has no earnings check, so a trade tagged </w:t>
+      </w:r>
+      <w:r>
+        <w:rPr>
+          <w:i/>
+        </w:rPr>
         <w:t>Earnings</w:t>
       </w:r>
       <w:r>
         <w:rPr/>
-        <w:t xml:space="preserve"> opens there like any other.</w:t>
+        <w:t xml:space="preserve"> opens there</w:t>
+        <w:br/>
+        <w:t>like any other.</w:t>
         <w:br/>
       </w:r>
       <w:r>
@@ -17720,7 +18153,7 @@
             <w:r/>
             <w:r>
               <w:rPr/>
-              <w:t>Asks for a quantity, then creates a paper trade. Stays on the current page.</w:t>
+              <w:t>Asks for a quantity, then creates a Paper Ledger trade if it fits the ledger's risk limits. A message a moment later says it opened, or why not. Stays on the current page.</w:t>
             </w:r>
           </w:p>
         </w:tc>

--- a/docs/manuals/user-guide/user-guide.docx
+++ b/docs/manuals/user-guide/user-guide.docx
@@ -9640,7 +9640,7 @@
         <w:rPr>
           <w:b/>
         </w:rPr>
-        <w:t>Send to Paper Trade</w:t>
+        <w:t>Send to Paper trade</w:t>
       </w:r>
       <w:r>
         <w:t xml:space="preserve"> — create a paper trade from this signal, if it fits the</w:t>
@@ -18127,7 +18127,7 @@
               <w:rPr>
                 <w:b/>
               </w:rPr>
-              <w:t>Send to Paper Trade</w:t>
+              <w:t>Send to Paper trade</w:t>
             </w:r>
           </w:p>
         </w:tc>

--- a/docs/manuals/user-guide/user-guide.docx
+++ b/docs/manuals/user-guide/user-guide.docx
@@ -9645,9 +9645,11 @@
       <w:r>
         <w:t xml:space="preserve"> — create a paper trade from this signal, if it fits the</w:t>
         <w:br/>
-        <w:t xml:space="preserve">  Paper Ledger's risk limits; a message a moment later says whether it opened</w:t>
-        <w:br/>
-        <w:t xml:space="preserve">  (see </w:t>
+        <w:t xml:space="preserve">  Paper Ledger's risk limits. The box shows each limit in green or red for the</w:t>
+        <w:br/>
+        <w:t xml:space="preserve">  quantity you type before you send, and a message a moment later says whether it</w:t>
+        <w:br/>
+        <w:t xml:space="preserve">  opened (see </w:t>
       </w:r>
       <w:r>
         <w:rPr>
@@ -11278,6 +11280,299 @@
       </w:tr>
     </w:tbl>
     <w:p/>
+    <w:p>
+      <w:r>
+        <w:rPr>
+          <w:b/>
+        </w:rPr>
+        <w:t>The Paper trade box shows the limits before you send.</w:t>
+      </w:r>
+      <w:r>
+        <w:rPr/>
+        <w:t xml:space="preserve"> It opens with a heading</w:t>
+        <w:br/>
+        <w:t xml:space="preserve">such as </w:t>
+      </w:r>
+      <w:r>
+        <w:rPr>
+          <w:i/>
+        </w:rPr>
+        <w:t>Paper trade ORCL Credit spread — put · 2026-10-16</w:t>
+      </w:r>
+      <w:r>
+        <w:rPr/>
+        <w:t>, the trade's risk (</w:t>
+      </w:r>
+      <w:r>
+        <w:rPr>
+          <w:i/>
+        </w:rPr>
+        <w:t>Risk</w:t>
+        <w:br/>
+        <w:t>$190 per contract</w:t>
+      </w:r>
+      <w:r>
+        <w:rPr/>
+        <w:t>), and one line for each limit, worked out for the quantity you</w:t>
+        <w:br/>
+        <w:t>type:</w:t>
+      </w:r>
+    </w:p>
+    <w:p>
+      <w:pPr>
+        <w:pStyle w:val="ListBullet"/>
+      </w:pPr>
+      <w:r>
+        <w:rPr>
+          <w:b/>
+        </w:rPr>
+        <w:t>green</w:t>
+      </w:r>
+      <w:r>
+        <w:t xml:space="preserve"> — this trade fits that limit: </w:t>
+      </w:r>
+      <w:r>
+        <w:rPr>
+          <w:i/>
+        </w:rPr>
+        <w:t>Position 2 of 3 in ORCL</w:t>
+      </w:r>
+      <w:r>
+        <w:t xml:space="preserve">, </w:t>
+      </w:r>
+      <w:r>
+        <w:rPr>
+          <w:i/>
+        </w:rPr>
+        <w:t>ORCL risk</w:t>
+        <w:br/>
+        <w:t xml:space="preserve">  would reach $380 of $750</w:t>
+      </w:r>
+      <w:r>
+        <w:t>;</w:t>
+      </w:r>
+    </w:p>
+    <w:p>
+      <w:pPr>
+        <w:pStyle w:val="ListBullet"/>
+      </w:pPr>
+      <w:r>
+        <w:rPr>
+          <w:b/>
+        </w:rPr>
+        <w:t>red</w:t>
+      </w:r>
+      <w:r>
+        <w:t xml:space="preserve"> — this quantity breaks it: </w:t>
+      </w:r>
+      <w:r>
+        <w:rPr>
+          <w:i/>
+        </w:rPr>
+        <w:t>Risks $950, over the $750 per-trade limit</w:t>
+      </w:r>
+      <w:r>
+        <w:t>,</w:t>
+        <w:br/>
+        <w:t xml:space="preserve">  </w:t>
+      </w:r>
+      <w:r>
+        <w:rPr>
+          <w:i/>
+        </w:rPr>
+        <w:t>ORCL already holds 3 of 3 positions</w:t>
+      </w:r>
+      <w:r>
+        <w:t>;</w:t>
+      </w:r>
+    </w:p>
+    <w:p>
+      <w:pPr>
+        <w:pStyle w:val="ListBullet"/>
+      </w:pPr>
+      <w:r>
+        <w:rPr>
+          <w:b/>
+        </w:rPr>
+        <w:t>grey</w:t>
+      </w:r>
+      <w:r>
+        <w:t xml:space="preserve"> — </w:t>
+      </w:r>
+      <w:r>
+        <w:rPr>
+          <w:i/>
+        </w:rPr>
+        <w:t>Not checked</w:t>
+      </w:r>
+      <w:r>
+        <w:t>, with the reason.</w:t>
+      </w:r>
+    </w:p>
+    <w:p>
+      <w:r>
+        <w:rPr/>
+        <w:t xml:space="preserve">When a line is red, </w:t>
+      </w:r>
+      <w:r>
+        <w:rPr>
+          <w:b/>
+        </w:rPr>
+        <w:t>Create</w:t>
+      </w:r>
+      <w:r>
+        <w:rPr/>
+        <w:t xml:space="preserve"> is greyed out and the box says </w:t>
+      </w:r>
+      <w:r>
+        <w:rPr>
+          <w:i/>
+        </w:rPr>
+        <w:t>Up to N contracts</w:t>
+        <w:br/>
+        <w:t>fit.</w:t>
+      </w:r>
+      <w:r>
+        <w:rPr/>
+        <w:t xml:space="preserve">, or </w:t>
+      </w:r>
+      <w:r>
+        <w:rPr>
+          <w:i/>
+        </w:rPr>
+        <w:t>No quantity fits the paper ledger's limits right now.</w:t>
+      </w:r>
+      <w:r>
+        <w:rPr/>
+        <w:t xml:space="preserve"> When you leave the</w:t>
+        <w:br/>
+      </w:r>
+      <w:r>
+        <w:rPr>
+          <w:b/>
+        </w:rPr>
+        <w:t>Quantity</w:t>
+      </w:r>
+      <w:r>
+        <w:rPr/>
+        <w:t xml:space="preserve"> box, a number above the largest quantity that fits drops back to it (to 1 when nothing</w:t>
+        <w:br/>
+        <w:t>fits).</w:t>
+        <w:br/>
+        <w:t>The box never takes more than 100 (</w:t>
+      </w:r>
+      <w:r>
+        <w:rPr>
+          <w:i/>
+        </w:rPr>
+        <w:t>The dialog opens at most 100 contracts in one</w:t>
+        <w:br/>
+        <w:t>trade.</w:t>
+      </w:r>
+      <w:r>
+        <w:rPr/>
+        <w:t xml:space="preserve">), and </w:t>
+      </w:r>
+      <w:r>
+        <w:rPr>
+          <w:b/>
+        </w:rPr>
+        <w:t>Create</w:t>
+      </w:r>
+      <w:r>
+        <w:rPr/>
+        <w:t xml:space="preserve"> is also greyed out when the quantity is not a whole number</w:t>
+        <w:br/>
+        <w:t>of at least 1.</w:t>
+      </w:r>
+    </w:p>
+    <w:p>
+      <w:r>
+        <w:rPr/>
+        <w:t>The lines are a preview. The book can change between opening the box and pressing</w:t>
+        <w:br/>
+      </w:r>
+      <w:r>
+        <w:rPr>
+          <w:b/>
+        </w:rPr>
+        <w:t>Create</w:t>
+      </w:r>
+      <w:r>
+        <w:rPr/>
+        <w:t>, so the paper ledger checks every limit again when the trade arrives —</w:t>
+        <w:br/>
+        <w:t xml:space="preserve">the message below is the final answer. If the box says </w:t>
+      </w:r>
+      <w:r>
+        <w:rPr>
+          <w:i/>
+        </w:rPr>
+        <w:t>Can't preview this trade</w:t>
+        <w:br/>
+        <w:t>here — the paper ledger still checks every cap when you create it.</w:t>
+      </w:r>
+      <w:r>
+        <w:rPr/>
+        <w:t xml:space="preserve">, </w:t>
+      </w:r>
+      <w:r>
+        <w:rPr>
+          <w:b/>
+        </w:rPr>
+        <w:t>Create</w:t>
+      </w:r>
+      <w:r>
+        <w:rPr/>
+        <w:br/>
+        <w:t xml:space="preserve">still works and the ledger decides. Pressing </w:t>
+      </w:r>
+      <w:r>
+        <w:rPr>
+          <w:b/>
+        </w:rPr>
+        <w:t>Create</w:t>
+      </w:r>
+      <w:r>
+        <w:rPr/>
+        <w:t xml:space="preserve"> shows </w:t>
+      </w:r>
+      <w:r>
+        <w:rPr>
+          <w:i/>
+        </w:rPr>
+        <w:t>Sent 2 contracts — the</w:t>
+        <w:br/>
+        <w:t>paper ledger answers in a moment.</w:t>
+      </w:r>
+      <w:r>
+        <w:rPr/>
+        <w:t xml:space="preserve">; if instead it says </w:t>
+      </w:r>
+      <w:r>
+        <w:rPr>
+          <w:i/>
+        </w:rPr>
+        <w:t>Could not reach the options</w:t>
+        <w:br/>
+        <w:t>service — the trade was not sent.</w:t>
+      </w:r>
+      <w:r>
+        <w:rPr/>
+        <w:t xml:space="preserve">, nothing was sent and you can press </w:t>
+      </w:r>
+      <w:r>
+        <w:rPr>
+          <w:b/>
+        </w:rPr>
+        <w:t>Create</w:t>
+      </w:r>
+      <w:r>
+        <w:rPr/>
+        <w:br/>
+        <w:t>again.</w:t>
+      </w:r>
+    </w:p>
     <w:p>
       <w:r>
         <w:rPr/>
@@ -16580,9 +16875,10 @@
         <w:br/>
         <w:t>butterfly, calendars, diagonals or the share structures. A trade the button takes</w:t>
         <w:br/>
-        <w:t>is still checked against the Paper Ledger's risk limits, and a message says if it</w:t>
-        <w:br/>
-        <w:t xml:space="preserve">was not opened and why (see </w:t>
+        <w:t>is still checked against the Paper Ledger's risk limits — the Paper trade box shows</w:t>
+        <w:br/>
+        <w:t>each limit before you send — and a message says if it was not opened and why (see</w:t>
+        <w:br/>
       </w:r>
       <w:r>
         <w:rPr>
@@ -18153,7 +18449,7 @@
             <w:r/>
             <w:r>
               <w:rPr/>
-              <w:t>Asks for a quantity, then creates a Paper Ledger trade if it fits the ledger's risk limits. A message a moment later says it opened, or why not. Stays on the current page.</w:t>
+              <w:t>Asks for a quantity, showing each of the ledger's risk limits in green (fits) or red (breaks) for that quantity, then creates a Paper Ledger trade if it fits. A message a moment later says it opened, or why not. Stays on the current page.</w:t>
             </w:r>
           </w:p>
         </w:tc>

--- a/docs/manuals/user-guide/user-guide.docx
+++ b/docs/manuals/user-guide/user-guide.docx
@@ -11455,23 +11455,11 @@
       </w:r>
       <w:r>
         <w:rPr/>
-        <w:t xml:space="preserve"> box, a number above the largest quantity that fits drops back to it (to 1 when nothing</w:t>
-        <w:br/>
-        <w:t>fits).</w:t>
-        <w:br/>
-        <w:t>The box never takes more than 100 (</w:t>
-      </w:r>
-      <w:r>
-        <w:rPr>
-          <w:i/>
-        </w:rPr>
-        <w:t>The dialog opens at most 100 contracts in one</w:t>
-        <w:br/>
-        <w:t>trade.</w:t>
-      </w:r>
-      <w:r>
-        <w:rPr/>
-        <w:t xml:space="preserve">), and </w:t>
+        <w:t xml:space="preserve"> box, a number above the largest quantity that fits drops back to it (to</w:t>
+        <w:br/>
+        <w:t>1 when nothing fits). The box also stops at 100 contracts, the most one trade can</w:t>
+        <w:br/>
+        <w:t xml:space="preserve">open, and </w:t>
       </w:r>
       <w:r>
         <w:rPr>
@@ -11481,9 +11469,9 @@
       </w:r>
       <w:r>
         <w:rPr/>
-        <w:t xml:space="preserve"> is also greyed out when the quantity is not a whole number</w:t>
-        <w:br/>
-        <w:t>of at least 1.</w:t>
+        <w:t xml:space="preserve"> is greyed out when the quantity is not a whole number of at</w:t>
+        <w:br/>
+        <w:t>least 1.</w:t>
       </w:r>
     </w:p>
     <w:p>

--- a/docs/manuals/user-guide/user-guide.docx
+++ b/docs/manuals/user-guide/user-guide.docx
@@ -9542,6 +9542,51 @@
         <w:pStyle w:val="ListBullet"/>
       </w:pPr>
       <w:r>
+        <w:t xml:space="preserve">A </w:t>
+      </w:r>
+      <w:r>
+        <w:rPr>
+          <w:b/>
+        </w:rPr>
+        <w:t>Checks</w:t>
+      </w:r>
+      <w:r>
+        <w:t xml:space="preserve"> column — the go / no-go checklist's verdict for that row, in one</w:t>
+        <w:br/>
+        <w:t xml:space="preserve">  chip (see below).</w:t>
+      </w:r>
+    </w:p>
+    <w:p>
+      <w:pPr>
+        <w:pStyle w:val="ListBullet"/>
+      </w:pPr>
+      <w:r>
+        <w:t xml:space="preserve">An </w:t>
+      </w:r>
+      <w:r>
+        <w:rPr>
+          <w:b/>
+        </w:rPr>
+        <w:t>Only clear</w:t>
+      </w:r>
+      <w:r>
+        <w:t xml:space="preserve"> switch beside </w:t>
+      </w:r>
+      <w:r>
+        <w:rPr>
+          <w:b/>
+        </w:rPr>
+        <w:t>Run scan</w:t>
+      </w:r>
+      <w:r>
+        <w:t>.</w:t>
+      </w:r>
+    </w:p>
+    <w:p>
+      <w:pPr>
+        <w:pStyle w:val="ListBullet"/>
+      </w:pPr>
+      <w:r>
         <w:t xml:space="preserve">A plain-English </w:t>
       </w:r>
       <w:r>
@@ -9593,7 +9638,538 @@
         <w:rPr/>
         <w:t xml:space="preserve"> click any row to see its full breakdown</w:t>
         <w:br/>
-        <w:t>(credit, max loss, DTE, delta, theta, IV rank, and more).</w:t>
+        <w:t>(credit, max loss, DTE, delta, theta, IV rank, and more) — with the full</w:t>
+        <w:br/>
+        <w:t>checklist at the top.</w:t>
+      </w:r>
+    </w:p>
+    <w:p>
+      <w:pPr>
+        <w:pStyle w:val="Heading3"/>
+      </w:pPr>
+      <w:r>
+        <w:rPr/>
+        <w:t>Using the checklist to pick a trade</w:t>
+      </w:r>
+    </w:p>
+    <w:p>
+      <w:r>
+        <w:rPr/>
+        <w:t xml:space="preserve">Every candidate row carries a </w:t>
+      </w:r>
+      <w:r>
+        <w:rPr>
+          <w:b/>
+        </w:rPr>
+        <w:t>Checks</w:t>
+      </w:r>
+      <w:r>
+        <w:rPr/>
+        <w:t xml:space="preserve"> chip: the nine checks that trade has to</w:t>
+        <w:br/>
+        <w:t>clear, boiled down to a few words.</w:t>
+      </w:r>
+    </w:p>
+    <w:tbl>
+      <w:tblPr>
+        <w:tblW w:type="auto" w:w="0"/>
+        <w:jc w:val="left"/>
+        <w:tblLayout w:type="autofit"/>
+        <w:tblLook w:firstColumn="1" w:firstRow="1" w:lastColumn="0" w:lastRow="0" w:noHBand="0" w:noVBand="1" w:val="04A0"/>
+        <w:tblBorders>
+          <w:top w:val="single" w:sz="4" w:space="0" w:color="D8DEE9"/>
+          <w:left w:val="single" w:sz="4" w:space="0" w:color="D8DEE9"/>
+          <w:bottom w:val="single" w:sz="4" w:space="0" w:color="D8DEE9"/>
+          <w:right w:val="single" w:sz="4" w:space="0" w:color="D8DEE9"/>
+          <w:insideH w:val="single" w:sz="4" w:space="0" w:color="D8DEE9"/>
+          <w:insideV w:val="single" w:sz="4" w:space="0" w:color="D8DEE9"/>
+        </w:tblBorders>
+      </w:tblPr>
+      <w:tblGrid>
+        <w:gridCol w:w="2880"/>
+        <w:gridCol w:w="2880"/>
+        <w:gridCol w:w="2880"/>
+      </w:tblGrid>
+      <w:tr>
+        <w:tc>
+          <w:tcPr>
+            <w:tcW w:type="dxa" w:w="2880"/>
+            <w:shd w:val="clear" w:color="auto" w:fill="EAF2FB"/>
+          </w:tcPr>
+          <w:p>
+            <w:r>
+              <w:rPr>
+                <w:b/>
+              </w:rPr>
+            </w:r>
+            <w:r>
+              <w:rPr>
+                <w:b/>
+              </w:rPr>
+              <w:t>Chip</w:t>
+            </w:r>
+          </w:p>
+        </w:tc>
+        <w:tc>
+          <w:tcPr>
+            <w:tcW w:type="dxa" w:w="2880"/>
+            <w:shd w:val="clear" w:color="auto" w:fill="EAF2FB"/>
+          </w:tcPr>
+          <w:p>
+            <w:r>
+              <w:rPr>
+                <w:b/>
+              </w:rPr>
+            </w:r>
+            <w:r>
+              <w:rPr>
+                <w:b/>
+              </w:rPr>
+              <w:t>What it means</w:t>
+            </w:r>
+          </w:p>
+        </w:tc>
+        <w:tc>
+          <w:tcPr>
+            <w:tcW w:type="dxa" w:w="2880"/>
+            <w:shd w:val="clear" w:color="auto" w:fill="EAF2FB"/>
+          </w:tcPr>
+          <w:p>
+            <w:r>
+              <w:rPr>
+                <w:b/>
+              </w:rPr>
+            </w:r>
+            <w:r>
+              <w:rPr>
+                <w:b/>
+              </w:rPr>
+              <w:t>What to do</w:t>
+            </w:r>
+          </w:p>
+        </w:tc>
+      </w:tr>
+      <w:tr>
+        <w:tc>
+          <w:tcPr>
+            <w:tcW w:type="dxa" w:w="2880"/>
+          </w:tcPr>
+          <w:p>
+            <w:r/>
+            <w:r>
+              <w:rPr>
+                <w:b/>
+              </w:rPr>
+              <w:t>Clear · 7 of 9</w:t>
+            </w:r>
+          </w:p>
+        </w:tc>
+        <w:tc>
+          <w:tcPr>
+            <w:tcW w:type="dxa" w:w="2880"/>
+          </w:tcPr>
+          <w:p>
+            <w:r/>
+            <w:r>
+              <w:rPr/>
+              <w:t>Nothing to worry about. The count is how many of the checks actually ran — two of nine did not apply to this structure</w:t>
+            </w:r>
+          </w:p>
+        </w:tc>
+        <w:tc>
+          <w:tcPr>
+            <w:tcW w:type="dxa" w:w="2880"/>
+          </w:tcPr>
+          <w:p>
+            <w:r/>
+            <w:r>
+              <w:rPr/>
+              <w:t>Read on</w:t>
+            </w:r>
+          </w:p>
+        </w:tc>
+      </w:tr>
+      <w:tr>
+        <w:tc>
+          <w:tcPr>
+            <w:tcW w:type="dxa" w:w="2880"/>
+            <w:shd w:val="clear" w:color="auto" w:fill="F4F6FA"/>
+          </w:tcPr>
+          <w:p>
+            <w:r/>
+            <w:r>
+              <w:rPr>
+                <w:b/>
+              </w:rPr>
+              <w:t>2 cautions</w:t>
+            </w:r>
+          </w:p>
+        </w:tc>
+        <w:tc>
+          <w:tcPr>
+            <w:tcW w:type="dxa" w:w="2880"/>
+            <w:shd w:val="clear" w:color="auto" w:fill="F4F6FA"/>
+          </w:tcPr>
+          <w:p>
+            <w:r/>
+            <w:r>
+              <w:rPr/>
+              <w:t>Everything ran, and two checks want you to look</w:t>
+            </w:r>
+          </w:p>
+        </w:tc>
+        <w:tc>
+          <w:tcPr>
+            <w:tcW w:type="dxa" w:w="2880"/>
+            <w:shd w:val="clear" w:color="auto" w:fill="F4F6FA"/>
+          </w:tcPr>
+          <w:p>
+            <w:r/>
+            <w:r>
+              <w:rPr/>
+              <w:t>Click the row and read which</w:t>
+            </w:r>
+          </w:p>
+        </w:tc>
+      </w:tr>
+      <w:tr>
+        <w:tc>
+          <w:tcPr>
+            <w:tcW w:type="dxa" w:w="2880"/>
+          </w:tcPr>
+          <w:p>
+            <w:r/>
+            <w:r>
+              <w:rPr>
+                <w:b/>
+              </w:rPr>
+              <w:t>Blocked</w:t>
+            </w:r>
+          </w:p>
+        </w:tc>
+        <w:tc>
+          <w:tcPr>
+            <w:tcW w:type="dxa" w:w="2880"/>
+          </w:tcPr>
+          <w:p>
+            <w:r/>
+            <w:r>
+              <w:rPr/>
+              <w:t>The Paper Ledger would refuse this trade, and the chip says why in short (</w:t>
+            </w:r>
+            <w:r>
+              <w:rPr>
+                <w:i/>
+              </w:rPr>
+              <w:t>Blocked · symbol full</w:t>
+            </w:r>
+            <w:r>
+              <w:rPr/>
+              <w:t>)</w:t>
+            </w:r>
+          </w:p>
+        </w:tc>
+        <w:tc>
+          <w:tcPr>
+            <w:tcW w:type="dxa" w:w="2880"/>
+          </w:tcPr>
+          <w:p>
+            <w:r/>
+            <w:r>
+              <w:rPr/>
+              <w:t>Trade a smaller size, or a different name</w:t>
+            </w:r>
+          </w:p>
+        </w:tc>
+      </w:tr>
+      <w:tr>
+        <w:tc>
+          <w:tcPr>
+            <w:tcW w:type="dxa" w:w="2880"/>
+            <w:shd w:val="clear" w:color="auto" w:fill="F4F6FA"/>
+          </w:tcPr>
+          <w:p>
+            <w:r/>
+            <w:r>
+              <w:rPr>
+                <w:b/>
+              </w:rPr>
+              <w:t>Partly checked</w:t>
+            </w:r>
+          </w:p>
+        </w:tc>
+        <w:tc>
+          <w:tcPr>
+            <w:tcW w:type="dxa" w:w="2880"/>
+            <w:shd w:val="clear" w:color="auto" w:fill="F4F6FA"/>
+          </w:tcPr>
+          <w:p>
+            <w:r/>
+            <w:r>
+              <w:rPr/>
+              <w:t>Something the checks read has not loaded, so the verdict is incomplete</w:t>
+            </w:r>
+          </w:p>
+        </w:tc>
+        <w:tc>
+          <w:tcPr>
+            <w:tcW w:type="dxa" w:w="2880"/>
+            <w:shd w:val="clear" w:color="auto" w:fill="F4F6FA"/>
+          </w:tcPr>
+          <w:p>
+            <w:r/>
+            <w:r>
+              <w:rPr/>
+              <w:t xml:space="preserve">Wait a moment, or check </w:t>
+            </w:r>
+            <w:r>
+              <w:rPr>
+                <w:b/>
+              </w:rPr>
+              <w:t>System Status</w:t>
+            </w:r>
+          </w:p>
+        </w:tc>
+      </w:tr>
+      <w:tr>
+        <w:tc>
+          <w:tcPr>
+            <w:tcW w:type="dxa" w:w="2880"/>
+          </w:tcPr>
+          <w:p>
+            <w:r/>
+            <w:r>
+              <w:rPr>
+                <w:b/>
+              </w:rPr>
+              <w:t>—</w:t>
+            </w:r>
+          </w:p>
+        </w:tc>
+        <w:tc>
+          <w:tcPr>
+            <w:tcW w:type="dxa" w:w="2880"/>
+          </w:tcPr>
+          <w:p>
+            <w:r/>
+            <w:r>
+              <w:rPr/>
+              <w:t>The checks have not run on this page yet</w:t>
+            </w:r>
+          </w:p>
+        </w:tc>
+        <w:tc>
+          <w:tcPr>
+            <w:tcW w:type="dxa" w:w="2880"/>
+          </w:tcPr>
+          <w:p>
+            <w:r/>
+            <w:r>
+              <w:rPr/>
+              <w:t>Wait a moment</w:t>
+            </w:r>
+          </w:p>
+        </w:tc>
+      </w:tr>
+    </w:tbl>
+    <w:p/>
+    <w:p>
+      <w:r>
+        <w:rPr/>
+        <w:t xml:space="preserve">Hover a chip for the whole sentence. </w:t>
+      </w:r>
+      <w:r>
+        <w:rPr>
+          <w:b/>
+        </w:rPr>
+        <w:t>Click the row</w:t>
+      </w:r>
+      <w:r>
+        <w:rPr/>
+        <w:t xml:space="preserve"> and the detail panel lists</w:t>
+        <w:br/>
+        <w:t xml:space="preserve">all nine, each with a line of its own — </w:t>
+      </w:r>
+      <w:r>
+        <w:rPr>
+          <w:i/>
+        </w:rPr>
+        <w:t>Earnings Nov 19, before expiry</w:t>
+      </w:r>
+      <w:r>
+        <w:rPr/>
+        <w:t xml:space="preserve">, </w:t>
+      </w:r>
+      <w:r>
+        <w:rPr>
+          <w:i/>
+        </w:rPr>
+        <w:t>Bid-ask</w:t>
+        <w:br/>
+        <w:t>round trip 18% of the credit</w:t>
+      </w:r>
+      <w:r>
+        <w:rPr/>
+        <w:t xml:space="preserve">, </w:t>
+      </w:r>
+      <w:r>
+        <w:rPr>
+          <w:i/>
+        </w:rPr>
+        <w:t>Short 145 put is 0.7 expected moves from the</w:t>
+        <w:br/>
+        <w:t>price</w:t>
+      </w:r>
+      <w:r>
+        <w:rPr/>
+        <w:t>. Two rules are worth knowing:</w:t>
+      </w:r>
+    </w:p>
+    <w:p>
+      <w:pPr>
+        <w:pStyle w:val="ListBullet"/>
+      </w:pPr>
+      <w:r>
+        <w:rPr>
+          <w:b/>
+        </w:rPr>
+        <w:t>A check that does not apply is left out, not shown as passing.</w:t>
+      </w:r>
+      <w:r>
+        <w:t xml:space="preserve"> A long call</w:t>
+        <w:br/>
+        <w:t xml:space="preserve">  has no short strike, so it gets no expected-move or wall line at all. That is</w:t>
+        <w:br/>
+        <w:t xml:space="preserve">  why the count says </w:t>
+      </w:r>
+      <w:r>
+        <w:rPr>
+          <w:i/>
+        </w:rPr>
+        <w:t>7 of 9</w:t>
+      </w:r>
+      <w:r>
+        <w:t xml:space="preserve"> rather than claiming nine passes.</w:t>
+      </w:r>
+    </w:p>
+    <w:p>
+      <w:pPr>
+        <w:pStyle w:val="ListBullet"/>
+      </w:pPr>
+      <w:r>
+        <w:rPr>
+          <w:b/>
+        </w:rPr>
+        <w:t>Only the paper-book line can be red.</w:t>
+      </w:r>
+      <w:r>
+        <w:t xml:space="preserve"> Everything the app treats as a hard</w:t>
+        <w:br/>
+        <w:t xml:space="preserve">  rule was applied before the row reached the table; the rest are judgment, which</w:t>
+        <w:br/>
+        <w:t xml:space="preserve">  is why they are amber and never a refusal.</w:t>
+      </w:r>
+    </w:p>
+    <w:p>
+      <w:r>
+        <w:rPr>
+          <w:b/>
+        </w:rPr>
+        <w:t>Only clear</w:t>
+      </w:r>
+      <w:r>
+        <w:rPr/>
+        <w:t xml:space="preserve"> hides every row that is not fully clear — blocks, cautions, and</w:t>
+        <w:br/>
+        <w:t>anything the checks could not finish, including a row whose paper-book fit was</w:t>
+        <w:br/>
+        <w:t>never checked. The tab counts follow it (</w:t>
+      </w:r>
+      <w:r>
+        <w:rPr>
+          <w:i/>
+        </w:rPr>
+        <w:t>Swing (3 of 40)</w:t>
+      </w:r>
+      <w:r>
+        <w:rPr/>
+        <w:t>), and when it empties a</w:t>
+        <w:br/>
+        <w:t xml:space="preserve">table the table says which happened: </w:t>
+      </w:r>
+      <w:r>
+        <w:rPr>
+          <w:i/>
+        </w:rPr>
+        <w:t>No row is fully clear — 40 hidden by Only</w:t>
+        <w:br/>
+        <w:t>clear.</w:t>
+      </w:r>
+      <w:r>
+        <w:rPr/>
+        <w:t xml:space="preserve">, or, when a feed has not loaded, </w:t>
+      </w:r>
+      <w:r>
+        <w:rPr>
+          <w:i/>
+        </w:rPr>
+        <w:t>Every row is only partly checked — a</w:t>
+        <w:br/>
+        <w:t>feed the checks read hasn't loaded. Turn off Only clear to see all 40.</w:t>
+      </w:r>
+      <w:r>
+        <w:rPr/>
+        <w:t xml:space="preserve"> Switching</w:t>
+        <w:br/>
+        <w:t>it on and off re-filters what is already on screen; nothing is re-scanned.</w:t>
+      </w:r>
+    </w:p>
+    <w:p>
+      <w:r>
+        <w:rPr/>
+        <w:t>The checks refresh themselves: whenever the paper ledger, the market regime or the</w:t>
+        <w:br/>
+        <w:t>overnight calibration changes, and otherwise every five minutes against the</w:t>
+        <w:br/>
+        <w:t xml:space="preserve">Opportunity Board. </w:t>
+      </w:r>
+      <w:r>
+        <w:rPr>
+          <w:b/>
+        </w:rPr>
+        <w:t>A refresh never re-runs the scan</w:t>
+      </w:r>
+      <w:r>
+        <w:rPr/>
+        <w:t xml:space="preserve"> — the prices on the row are</w:t>
+        <w:br/>
+        <w:t xml:space="preserve">the scan's. While a refresh is in flight the panel says </w:t>
+      </w:r>
+      <w:r>
+        <w:rPr>
+          <w:i/>
+        </w:rPr>
+        <w:t>Checking…</w:t>
+      </w:r>
+      <w:r>
+        <w:rPr/>
+        <w:t xml:space="preserve"> rather than</w:t>
+        <w:br/>
+        <w:t>showing a stale verdict, and if the row you have open drops out of the day's scan</w:t>
+        <w:br/>
+        <w:t xml:space="preserve">the checklist says </w:t>
+      </w:r>
+      <w:r>
+        <w:rPr>
+          <w:i/>
+        </w:rPr>
+        <w:t>This signal is no longer in today's scan — the details below are</w:t>
+        <w:br/>
+        <w:t>as it last read</w:t>
+      </w:r>
+      <w:r>
+        <w:rPr/>
+        <w:t xml:space="preserve"> and stops judging it. Click another row to start again.</w:t>
       </w:r>
     </w:p>
     <w:p>
@@ -14852,6 +15428,103 @@
       </w:r>
       <w:r>
         <w:t>.</w:t>
+      </w:r>
+    </w:p>
+    <w:p>
+      <w:r>
+        <w:rPr>
+          <w:b/>
+        </w:rPr>
+        <w:t>Only clear</w:t>
+      </w:r>
+    </w:p>
+    <w:p>
+      <w:r>
+        <w:rPr/>
+        <w:t>The switch beside the chips hides every idea that is not fully clear on the</w:t>
+        <w:br/>
+        <w:t xml:space="preserve">checklist — blocks, cautions, and anything the checks could not finish (see </w:t>
+      </w:r>
+      <w:r>
+        <w:rPr>
+          <w:i/>
+        </w:rPr>
+        <w:t>Using</w:t>
+        <w:br/>
+        <w:t>the checklist to pick a trade</w:t>
+      </w:r>
+      <w:r>
+        <w:rPr/>
+        <w:t xml:space="preserve"> under </w:t>
+      </w:r>
+      <w:r>
+        <w:rPr>
+          <w:b/>
+        </w:rPr>
+        <w:t>Market Scanner</w:t>
+      </w:r>
+      <w:r>
+        <w:rPr/>
+        <w:t>; the checks are the same</w:t>
+        <w:br/>
+        <w:t>nine). Two things to know here:</w:t>
+      </w:r>
+    </w:p>
+    <w:p>
+      <w:pPr>
+        <w:pStyle w:val="ListBullet"/>
+      </w:pPr>
+      <w:r>
+        <w:t xml:space="preserve">It filters the </w:t>
+      </w:r>
+      <w:r>
+        <w:rPr>
+          <w:b/>
+        </w:rPr>
+        <w:t>ranked list only</w:t>
+      </w:r>
+      <w:r>
+        <w:t>. The top-pick cards go on showing the best</w:t>
+        <w:br/>
+        <w:t xml:space="preserve">  idea from each group, so you can still see what was rejected and why.</w:t>
+      </w:r>
+    </w:p>
+    <w:p>
+      <w:pPr>
+        <w:pStyle w:val="ListBullet"/>
+      </w:pPr>
+      <w:r>
+        <w:t xml:space="preserve">The count line says what it hid — </w:t>
+      </w:r>
+      <w:r>
+        <w:rPr>
+          <w:i/>
+        </w:rPr>
+        <w:t>3 of 40 shown · 37 hidden by Only clear</w:t>
+      </w:r>
+      <w:r>
+        <w:t xml:space="preserve"> —</w:t>
+        <w:br/>
+        <w:t xml:space="preserve">  and, while a strategy chip is on, counts against that chip rather than the whole</w:t>
+        <w:br/>
+        <w:t xml:space="preserve">  scan: </w:t>
+      </w:r>
+      <w:r>
+        <w:rPr>
+          <w:i/>
+        </w:rPr>
+        <w:t>3 of the 20 in the chosen strategies shown</w:t>
+      </w:r>
+      <w:r>
+        <w:t>.</w:t>
+      </w:r>
+    </w:p>
+    <w:p>
+      <w:r>
+        <w:rPr/>
+        <w:t>Nothing is re-scanned when you flip it, and the checks themselves refresh on their</w:t>
+        <w:br/>
+        <w:t>own without re-scanning either.</w:t>
       </w:r>
     </w:p>
     <w:p>
@@ -15630,6 +16303,75 @@
               <w:rPr>
                 <w:b/>
               </w:rPr>
+              <w:t>Checks</w:t>
+            </w:r>
+          </w:p>
+        </w:tc>
+        <w:tc>
+          <w:tcPr>
+            <w:tcW w:type="dxa" w:w="4320"/>
+          </w:tcPr>
+          <w:p>
+            <w:r/>
+            <w:r>
+              <w:rPr/>
+              <w:t xml:space="preserve">the go / no-go checklist's verdict for that idea, in one chip — </w:t>
+            </w:r>
+            <w:r>
+              <w:rPr>
+                <w:i/>
+              </w:rPr>
+              <w:t>Clear · 7 of 9</w:t>
+            </w:r>
+            <w:r>
+              <w:rPr/>
+              <w:t xml:space="preserve">, </w:t>
+            </w:r>
+            <w:r>
+              <w:rPr>
+                <w:i/>
+              </w:rPr>
+              <w:t>2 cautions</w:t>
+            </w:r>
+            <w:r>
+              <w:rPr/>
+              <w:t xml:space="preserve">, </w:t>
+            </w:r>
+            <w:r>
+              <w:rPr>
+                <w:i/>
+              </w:rPr>
+              <w:t>Blocked</w:t>
+            </w:r>
+            <w:r>
+              <w:rPr/>
+              <w:t xml:space="preserve">, </w:t>
+            </w:r>
+            <w:r>
+              <w:rPr>
+                <w:i/>
+              </w:rPr>
+              <w:t>Partly checked</w:t>
+            </w:r>
+            <w:r>
+              <w:rPr/>
+              <w:t>, or a dash until the checks have run. Hover for the whole sentence; click the row to read all nine lines in the detail panel. This column does not sort</w:t>
+            </w:r>
+          </w:p>
+        </w:tc>
+      </w:tr>
+      <w:tr>
+        <w:tc>
+          <w:tcPr>
+            <w:tcW w:type="dxa" w:w="4320"/>
+            <w:shd w:val="clear" w:color="auto" w:fill="F4F6FA"/>
+          </w:tcPr>
+          <w:p>
+            <w:r/>
+            <w:r>
+              <w:rPr>
+                <w:b/>
+              </w:rPr>
               <w:t>Grade</w:t>
             </w:r>
           </w:p>
@@ -15637,6 +16379,7 @@
         <w:tc>
           <w:tcPr>
             <w:tcW w:type="dxa" w:w="4320"/>
+            <w:shd w:val="clear" w:color="auto" w:fill="F4F6FA"/>
           </w:tcPr>
           <w:p>
             <w:r/>
@@ -16001,7 +16744,47 @@
         <w:rPr/>
         <w:t>, so the list keeps its</w:t>
         <w:br/>
-        <w:t>width, and opens whenever you click a card or a row. A new scan clears it. The legs,</w:t>
+        <w:t>width, and opens whenever you click a card or a row. A new scan clears it. It opens</w:t>
+        <w:br/>
+        <w:t xml:space="preserve">with the </w:t>
+      </w:r>
+      <w:r>
+        <w:rPr>
+          <w:b/>
+        </w:rPr>
+        <w:t>checklist</w:t>
+      </w:r>
+      <w:r>
+        <w:rPr/>
+        <w:t xml:space="preserve"> — the nine checks behind the row's chip, one line each — and</w:t>
+        <w:br/>
+        <w:t xml:space="preserve">says </w:t>
+      </w:r>
+      <w:r>
+        <w:rPr>
+          <w:i/>
+        </w:rPr>
+        <w:t>Checking…</w:t>
+      </w:r>
+      <w:r>
+        <w:rPr/>
+        <w:t xml:space="preserve"> for the moment it takes to read them. If the idea you are reading</w:t>
+        <w:br/>
+        <w:t xml:space="preserve">drops out of the results, the checklist says </w:t>
+      </w:r>
+      <w:r>
+        <w:rPr>
+          <w:i/>
+        </w:rPr>
+        <w:t>This trade is no longer in the scan's</w:t>
+        <w:br/>
+        <w:t>results — the details below are as it last read</w:t>
+      </w:r>
+      <w:r>
+        <w:rPr/>
+        <w:t>, so the panel is never a verdict on</w:t>
+        <w:br/>
+        <w:t>a row that has gone. The legs,</w:t>
         <w:br/>
         <w:t>breakevens and bias live here rather than in the list, and they read the way the</w:t>
         <w:br/>

--- a/docs/manuals/user-guide/user-guide.docx
+++ b/docs/manuals/user-guide/user-guide.docx
@@ -9665,9 +9665,9 @@
       </w:r>
       <w:r>
         <w:rPr/>
-        <w:t xml:space="preserve"> chip: the nine checks that trade has to</w:t>
-        <w:br/>
-        <w:t>clear, boiled down to a few words.</w:t>
+        <w:t xml:space="preserve"> chip: the nine things worth knowing about</w:t>
+        <w:br/>
+        <w:t>that trade, boiled down to a few words.</w:t>
       </w:r>
     </w:p>
     <w:tbl>
@@ -9772,7 +9772,7 @@
             <w:r/>
             <w:r>
               <w:rPr/>
-              <w:t>Nothing to worry about. The count is how many of the checks actually ran — two of nine did not apply to this structure</w:t>
+              <w:t>Nothing on the list wants your attention. The count is how many checks actually ran — two of the nine did not apply to this structure</w:t>
             </w:r>
           </w:p>
         </w:tc>
@@ -9814,7 +9814,7 @@
             <w:r/>
             <w:r>
               <w:rPr/>
-              <w:t>Everything ran, and two checks want you to look</w:t>
+              <w:t>Two checks want you to look</w:t>
             </w:r>
           </w:p>
         </w:tc>
@@ -9877,7 +9877,7 @@
             <w:r/>
             <w:r>
               <w:rPr/>
-              <w:t>Trade a smaller size, or a different name</w:t>
+              <w:t>Lower the quantity, or pick another name or expiration</w:t>
             </w:r>
           </w:p>
         </w:tc>
@@ -9976,8 +9976,102 @@
     <w:p>
       <w:r>
         <w:rPr/>
-        <w:t xml:space="preserve">Hover a chip for the whole sentence. </w:t>
-      </w:r>
+        <w:t xml:space="preserve">A caution outranks an incomplete reading: a row showing </w:t>
+      </w:r>
+      <w:r>
+        <w:rPr>
+          <w:i/>
+        </w:rPr>
+        <w:t>2 cautions</w:t>
+      </w:r>
+      <w:r>
+        <w:rPr/>
+        <w:t xml:space="preserve"> may still have</w:t>
+        <w:br/>
+        <w:t>a line the checks could not finish, and clicking the row shows which.</w:t>
+      </w:r>
+    </w:p>
+    <w:p>
+      <w:r>
+        <w:rPr>
+          <w:b/>
+        </w:rPr>
+        <w:t>Hover a chip</w:t>
+      </w:r>
+      <w:r>
+        <w:rPr/>
+        <w:t xml:space="preserve"> and it tells you what it could not fit in the cell: </w:t>
+      </w:r>
+      <w:r>
+        <w:rPr>
+          <w:i/>
+        </w:rPr>
+        <w:t>Blocked</w:t>
+      </w:r>
+      <w:r>
+        <w:rPr/>
+        <w:t>,</w:t>
+        <w:br/>
+      </w:r>
+      <w:r>
+        <w:rPr>
+          <w:i/>
+        </w:rPr>
+        <w:t>Clear</w:t>
+      </w:r>
+      <w:r>
+        <w:rPr/>
+        <w:t xml:space="preserve"> and </w:t>
+      </w:r>
+      <w:r>
+        <w:rPr>
+          <w:i/>
+        </w:rPr>
+        <w:t>Partly checked</w:t>
+      </w:r>
+      <w:r>
+        <w:rPr/>
+        <w:t xml:space="preserve"> give their full wording, and a </w:t>
+      </w:r>
+      <w:r>
+        <w:rPr>
+          <w:b/>
+        </w:rPr>
+        <w:t>caution chip names</w:t>
+        <w:br/>
+        <w:t>the cautions themselves</w:t>
+      </w:r>
+      <w:r>
+        <w:rPr/>
+        <w:t xml:space="preserve"> — </w:t>
+      </w:r>
+      <w:r>
+        <w:rPr>
+          <w:i/>
+        </w:rPr>
+        <w:t>Short 200 call is 0.5 expected moves from the price ·</w:t>
+        <w:br/>
+        <w:t>Price below the gamma flip — moves can accelerate</w:t>
+      </w:r>
+      <w:r>
+        <w:rPr/>
+        <w:t xml:space="preserve"> — up to three of them, then </w:t>
+      </w:r>
+      <w:r>
+        <w:rPr>
+          <w:i/>
+        </w:rPr>
+        <w:t>…</w:t>
+      </w:r>
+      <w:r>
+        <w:rPr/>
+        <w:br/>
+        <w:t>The column does not sort: its words would sort alphabetically, which says nothing</w:t>
+        <w:br/>
+        <w:t>about how clear a trade is.</w:t>
+      </w:r>
+    </w:p>
+    <w:p>
       <w:r>
         <w:rPr>
           <w:b/>
@@ -9986,9 +10080,9 @@
       </w:r>
       <w:r>
         <w:rPr/>
-        <w:t xml:space="preserve"> and the detail panel lists</w:t>
-        <w:br/>
-        <w:t xml:space="preserve">all nine, each with a line of its own — </w:t>
+        <w:t xml:space="preserve"> and the detail panel lists all nine, each with a line of its own</w:t>
+        <w:br/>
+        <w:t xml:space="preserve">— </w:t>
       </w:r>
       <w:r>
         <w:rPr>
@@ -10004,9 +10098,7 @@
         <w:rPr>
           <w:i/>
         </w:rPr>
-        <w:t>Bid-ask</w:t>
-        <w:br/>
-        <w:t>round trip 18% of the credit</w:t>
+        <w:t>Bid-ask round trip 18% of the credit</w:t>
       </w:r>
       <w:r>
         <w:rPr/>
@@ -10016,9 +10108,9 @@
         <w:rPr>
           <w:i/>
         </w:rPr>
-        <w:t>Short 145 put is 0.7 expected moves from the</w:t>
-        <w:br/>
-        <w:t>price</w:t>
+        <w:t>Short</w:t>
+        <w:br/>
+        <w:t>145 put is 0.7 expected moves from the price</w:t>
       </w:r>
       <w:r>
         <w:rPr/>
@@ -16355,7 +16447,7 @@
             </w:r>
             <w:r>
               <w:rPr/>
-              <w:t>, or a dash until the checks have run. Hover for the whole sentence; click the row to read all nine lines in the detail panel. This column does not sort</w:t>
+              <w:t>, or a dash until the checks have run. Hover for the whole sentence — or, on a caution chip, for the cautions themselves; click the row to read all nine lines in the detail panel. This column does not sort, and neither does the Market Scanner's</w:t>
             </w:r>
           </w:p>
         </w:tc>

--- a/docs/manuals/user-guide/user-guide.docx
+++ b/docs/manuals/user-guide/user-guide.docx
@@ -9587,6 +9587,34 @@
         <w:pStyle w:val="ListBullet"/>
       </w:pPr>
       <w:r>
+        <w:t xml:space="preserve">A </w:t>
+      </w:r>
+      <w:r>
+        <w:rPr>
+          <w:b/>
+        </w:rPr>
+        <w:t>Why no trade?</w:t>
+      </w:r>
+      <w:r>
+        <w:t xml:space="preserve"> button left of </w:t>
+      </w:r>
+      <w:r>
+        <w:rPr>
+          <w:b/>
+        </w:rPr>
+        <w:t>Run scan</w:t>
+      </w:r>
+      <w:r>
+        <w:t>, which explains where each</w:t>
+        <w:br/>
+        <w:t xml:space="preserve">  symbol stopped rather than changing what the table shows (see below).</w:t>
+      </w:r>
+    </w:p>
+    <w:p>
+      <w:pPr>
+        <w:pStyle w:val="ListBullet"/>
+      </w:pPr>
+      <w:r>
         <w:t xml:space="preserve">A plain-English </w:t>
       </w:r>
       <w:r>
@@ -10468,6 +10496,619 @@
         <w:t>) are also frequently absent, because</w:t>
         <w:br/>
         <w:t>their implied volatility is usually too low to clear the credit floor.</w:t>
+      </w:r>
+    </w:p>
+    <w:p>
+      <w:pPr>
+        <w:pStyle w:val="Heading3"/>
+      </w:pPr>
+      <w:r>
+        <w:rPr/>
+        <w:t>"Why was there no trade on X today?"</w:t>
+      </w:r>
+    </w:p>
+    <w:p>
+      <w:r>
+        <w:rPr/>
+        <w:t xml:space="preserve">The tables answer </w:t>
+      </w:r>
+      <w:r>
+        <w:rPr>
+          <w:i/>
+        </w:rPr>
+        <w:t>what qualified</w:t>
+      </w:r>
+      <w:r>
+        <w:rPr/>
+        <w:t xml:space="preserve">. </w:t>
+      </w:r>
+      <w:r>
+        <w:rPr>
+          <w:b/>
+        </w:rPr>
+        <w:t>Why no trade?</w:t>
+      </w:r>
+      <w:r>
+        <w:rPr/>
+        <w:t xml:space="preserve"> — the small button just left</w:t>
+        <w:br/>
+        <w:t xml:space="preserve">of </w:t>
+      </w:r>
+      <w:r>
+        <w:rPr>
+          <w:b/>
+        </w:rPr>
+        <w:t>Run scan</w:t>
+      </w:r>
+      <w:r>
+        <w:rPr/>
+        <w:t xml:space="preserve"> — answers the other half: where each symbol stopped in the last</w:t>
+        <w:br/>
+        <w:t>scan.</w:t>
+      </w:r>
+    </w:p>
+    <w:p>
+      <w:pPr>
+        <w:pStyle w:val="ListNumber"/>
+      </w:pPr>
+      <w:r>
+        <w:t xml:space="preserve">Click </w:t>
+      </w:r>
+      <w:r>
+        <w:rPr>
+          <w:b/>
+        </w:rPr>
+        <w:t>Why no trade?</w:t>
+      </w:r>
+      <w:r>
+        <w:t xml:space="preserve">. The box reads </w:t>
+      </w:r>
+      <w:r>
+        <w:rPr>
+          <w:i/>
+        </w:rPr>
+        <w:t>Reading the last scan…</w:t>
+      </w:r>
+      <w:r>
+        <w:t xml:space="preserve"> for a moment,</w:t>
+        <w:br/>
+        <w:t xml:space="preserve">   then fills.</w:t>
+      </w:r>
+    </w:p>
+    <w:p>
+      <w:pPr>
+        <w:pStyle w:val="ListNumber"/>
+      </w:pPr>
+      <w:r>
+        <w:t>The row of chips at the top says how many symbols each window left empty —</w:t>
+        <w:br/>
+        <w:t xml:space="preserve">   </w:t>
+      </w:r>
+      <w:r>
+        <w:rPr>
+          <w:i/>
+        </w:rPr>
+        <w:t>0-DTE · 1 of 4 produced nothing</w:t>
+      </w:r>
+      <w:r>
+        <w:t xml:space="preserve">, </w:t>
+      </w:r>
+      <w:r>
+        <w:rPr>
+          <w:i/>
+        </w:rPr>
+        <w:t>Swing · 0 of 4 produced nothing</w:t>
+      </w:r>
+      <w:r>
+        <w:t>. That is</w:t>
+        <w:br/>
+        <w:t xml:space="preserve">   the shape of the day before you look at any one name.</w:t>
+      </w:r>
+    </w:p>
+    <w:p>
+      <w:pPr>
+        <w:pStyle w:val="ListNumber"/>
+      </w:pPr>
+      <w:r>
+        <w:t xml:space="preserve">Pick your symbol from the </w:t>
+      </w:r>
+      <w:r>
+        <w:rPr>
+          <w:b/>
+        </w:rPr>
+        <w:t>Symbol</w:t>
+      </w:r>
+      <w:r>
+        <w:t xml:space="preserve"> box (you can type into it).</w:t>
+      </w:r>
+    </w:p>
+    <w:p>
+      <w:pPr>
+        <w:pStyle w:val="ListNumber"/>
+      </w:pPr>
+      <w:r>
+        <w:t xml:space="preserve">Read the three cards — one for </w:t>
+      </w:r>
+      <w:r>
+        <w:rPr>
+          <w:b/>
+        </w:rPr>
+        <w:t>0-DTE</w:t>
+      </w:r>
+      <w:r>
+        <w:t xml:space="preserve">, one for </w:t>
+      </w:r>
+      <w:r>
+        <w:rPr>
+          <w:b/>
+        </w:rPr>
+        <w:t>Swing</w:t>
+      </w:r>
+      <w:r>
+        <w:t>, one for</w:t>
+        <w:br/>
+        <w:t xml:space="preserve">   </w:t>
+      </w:r>
+      <w:r>
+        <w:rPr>
+          <w:b/>
+        </w:rPr>
+        <w:t>Directional</w:t>
+      </w:r>
+      <w:r>
+        <w:t>.</w:t>
+      </w:r>
+    </w:p>
+    <w:p>
+      <w:r>
+        <w:rPr/>
+        <w:t>Each card opens with one sentence, and that sentence is the answer:</w:t>
+      </w:r>
+    </w:p>
+    <w:p>
+      <w:pPr>
+        <w:pStyle w:val="IntenseQuote"/>
+      </w:pPr>
+      <w:r>
+        <w:rPr>
+          <w:i/>
+        </w:rPr>
+        <w:t>SPY · Swing: 38 short strikes were priced, and every one sat past the</w:t>
+        <w:br/>
+        <w:t>short-delta ceiling.</w:t>
+      </w:r>
+    </w:p>
+    <w:p>
+      <w:r>
+        <w:rPr/>
+        <w:t>Under it is the list of steps that window ran, with how many candidates were still</w:t>
+        <w:br/>
+        <w:t xml:space="preserve">alive after each — </w:t>
+      </w:r>
+      <w:r>
+        <w:rPr>
+          <w:i/>
+        </w:rPr>
+        <w:t>In the delta band 38 · Priced 38 · Under the delta ceiling 0</w:t>
+      </w:r>
+      <w:r>
+        <w:rPr/>
+        <w:t>.</w:t>
+        <w:br/>
+      </w:r>
+      <w:r>
+        <w:rPr>
+          <w:b/>
+        </w:rPr>
+        <w:t>The highlighted row is where it stopped</w:t>
+      </w:r>
+      <w:r>
+        <w:rPr/>
+        <w:t>; everything below it is zero for that</w:t>
+        <w:br/>
+        <w:t xml:space="preserve">reason and nothing else. When the symbol </w:t>
+      </w:r>
+      <w:r>
+        <w:rPr>
+          <w:i/>
+        </w:rPr>
+        <w:t>did</w:t>
+      </w:r>
+      <w:r>
+        <w:rPr/>
+        <w:t xml:space="preserve"> produce trades the headline simply</w:t>
+        <w:br/>
+        <w:t xml:space="preserve">says so — </w:t>
+      </w:r>
+      <w:r>
+        <w:rPr>
+          <w:i/>
+        </w:rPr>
+        <w:t>SPY · Swing: 8 signals reached the board</w:t>
+      </w:r>
+      <w:r>
+        <w:rPr/>
+        <w:t xml:space="preserve"> — and the list shows how the</w:t>
+        <w:br/>
+        <w:t>count came down to them.</w:t>
+      </w:r>
+    </w:p>
+    <w:p>
+      <w:r>
+        <w:rPr/>
+        <w:t xml:space="preserve">Some cards have no list at all, and that is deliberate — </w:t>
+      </w:r>
+      <w:r>
+        <w:rPr>
+          <w:b/>
+        </w:rPr>
+        <w:t>the app will not print a</w:t>
+        <w:br/>
+        <w:t>column of zeros for something it never measured.</w:t>
+      </w:r>
+      <w:r>
+        <w:rPr/>
+        <w:t xml:space="preserve"> Instead the card says what</w:t>
+        <w:br/>
+        <w:t>happened:</w:t>
+      </w:r>
+    </w:p>
+    <w:tbl>
+      <w:tblPr>
+        <w:tblW w:type="auto" w:w="0"/>
+        <w:jc w:val="left"/>
+        <w:tblLayout w:type="autofit"/>
+        <w:tblLook w:firstColumn="1" w:firstRow="1" w:lastColumn="0" w:lastRow="0" w:noHBand="0" w:noVBand="1" w:val="04A0"/>
+        <w:tblBorders>
+          <w:top w:val="single" w:sz="4" w:space="0" w:color="D8DEE9"/>
+          <w:left w:val="single" w:sz="4" w:space="0" w:color="D8DEE9"/>
+          <w:bottom w:val="single" w:sz="4" w:space="0" w:color="D8DEE9"/>
+          <w:right w:val="single" w:sz="4" w:space="0" w:color="D8DEE9"/>
+          <w:insideH w:val="single" w:sz="4" w:space="0" w:color="D8DEE9"/>
+          <w:insideV w:val="single" w:sz="4" w:space="0" w:color="D8DEE9"/>
+        </w:tblBorders>
+      </w:tblPr>
+      <w:tblGrid>
+        <w:gridCol w:w="4320"/>
+        <w:gridCol w:w="4320"/>
+      </w:tblGrid>
+      <w:tr>
+        <w:tc>
+          <w:tcPr>
+            <w:tcW w:type="dxa" w:w="4320"/>
+            <w:shd w:val="clear" w:color="auto" w:fill="EAF2FB"/>
+          </w:tcPr>
+          <w:p>
+            <w:r>
+              <w:rPr>
+                <w:b/>
+              </w:rPr>
+            </w:r>
+            <w:r>
+              <w:rPr>
+                <w:b/>
+              </w:rPr>
+              <w:t>What the card says</w:t>
+            </w:r>
+          </w:p>
+        </w:tc>
+        <w:tc>
+          <w:tcPr>
+            <w:tcW w:type="dxa" w:w="4320"/>
+            <w:shd w:val="clear" w:color="auto" w:fill="EAF2FB"/>
+          </w:tcPr>
+          <w:p>
+            <w:r>
+              <w:rPr>
+                <w:b/>
+              </w:rPr>
+            </w:r>
+            <w:r>
+              <w:rPr>
+                <w:b/>
+              </w:rPr>
+              <w:t>What it means</w:t>
+            </w:r>
+          </w:p>
+        </w:tc>
+      </w:tr>
+      <w:tr>
+        <w:tc>
+          <w:tcPr>
+            <w:tcW w:type="dxa" w:w="4320"/>
+          </w:tcPr>
+          <w:p>
+            <w:r/>
+            <w:r>
+              <w:rPr>
+                <w:i/>
+              </w:rPr>
+              <w:t>Schwab returned no quote for this symbol.</w:t>
+            </w:r>
+          </w:p>
+        </w:tc>
+        <w:tc>
+          <w:tcPr>
+            <w:tcW w:type="dxa" w:w="4320"/>
+          </w:tcPr>
+          <w:p>
+            <w:r/>
+            <w:r>
+              <w:rPr/>
+              <w:t>The scan stopped before it asked for a chain. Nothing about this symbol's options was looked at</w:t>
+            </w:r>
+          </w:p>
+        </w:tc>
+      </w:tr>
+      <w:tr>
+        <w:tc>
+          <w:tcPr>
+            <w:tcW w:type="dxa" w:w="4320"/>
+            <w:shd w:val="clear" w:color="auto" w:fill="F4F6FA"/>
+          </w:tcPr>
+          <w:p>
+            <w:r/>
+            <w:r>
+              <w:rPr>
+                <w:i/>
+              </w:rPr>
+              <w:t>The scan could not read an options chain for this window.</w:t>
+            </w:r>
+          </w:p>
+        </w:tc>
+        <w:tc>
+          <w:tcPr>
+            <w:tcW w:type="dxa" w:w="4320"/>
+            <w:shd w:val="clear" w:color="auto" w:fill="F4F6FA"/>
+          </w:tcPr>
+          <w:p>
+            <w:r/>
+            <w:r>
+              <w:rPr/>
+              <w:t>No chain came back for those expirations</w:t>
+            </w:r>
+          </w:p>
+        </w:tc>
+      </w:tr>
+      <w:tr>
+        <w:tc>
+          <w:tcPr>
+            <w:tcW w:type="dxa" w:w="4320"/>
+          </w:tcPr>
+          <w:p>
+            <w:r/>
+            <w:r>
+              <w:rPr>
+                <w:i/>
+              </w:rPr>
+              <w:t>The chain for this window carried no underlying price, so nothing could be measured against it.</w:t>
+            </w:r>
+          </w:p>
+        </w:tc>
+        <w:tc>
+          <w:tcPr>
+            <w:tcW w:type="dxa" w:w="4320"/>
+          </w:tcPr>
+          <w:p>
+            <w:r/>
+            <w:r>
+              <w:rPr/>
+              <w:t>The expirations were listed, but the chain quoted no price for the stock itself — common off-hours. Every distance and delta test needs that price</w:t>
+            </w:r>
+          </w:p>
+        </w:tc>
+      </w:tr>
+      <w:tr>
+        <w:tc>
+          <w:tcPr>
+            <w:tcW w:type="dxa" w:w="4320"/>
+            <w:shd w:val="clear" w:color="auto" w:fill="F4F6FA"/>
+          </w:tcPr>
+          <w:p>
+            <w:r/>
+            <w:r>
+              <w:rPr>
+                <w:i/>
+              </w:rPr>
+              <w:t>This symbol was not in the last scan.</w:t>
+            </w:r>
+          </w:p>
+        </w:tc>
+        <w:tc>
+          <w:tcPr>
+            <w:tcW w:type="dxa" w:w="4320"/>
+            <w:shd w:val="clear" w:color="auto" w:fill="F4F6FA"/>
+          </w:tcPr>
+          <w:p>
+            <w:r/>
+            <w:r>
+              <w:rPr/>
+              <w:t>The watchlist moved, or the scan has not reached it</w:t>
+            </w:r>
+          </w:p>
+        </w:tc>
+      </w:tr>
+      <w:tr>
+        <w:tc>
+          <w:tcPr>
+            <w:tcW w:type="dxa" w:w="4320"/>
+          </w:tcPr>
+          <w:p>
+            <w:r/>
+            <w:r>
+              <w:rPr>
+                <w:i/>
+              </w:rPr>
+              <w:t>The scan recorded no account of this window for this symbol.</w:t>
+            </w:r>
+          </w:p>
+        </w:tc>
+        <w:tc>
+          <w:tcPr>
+            <w:tcW w:type="dxa" w:w="4320"/>
+          </w:tcPr>
+          <w:p>
+            <w:r/>
+            <w:r>
+              <w:rPr/>
+              <w:t>Nothing usable was recorded for that window</w:t>
+            </w:r>
+          </w:p>
+        </w:tc>
+      </w:tr>
+      <w:tr>
+        <w:tc>
+          <w:tcPr>
+            <w:tcW w:type="dxa" w:w="4320"/>
+            <w:shd w:val="clear" w:color="auto" w:fill="F4F6FA"/>
+          </w:tcPr>
+          <w:p>
+            <w:r/>
+            <w:r>
+              <w:rPr>
+                <w:i/>
+              </w:rPr>
+              <w:t>the single-leg build failed for this symbol; the scan logged the error</w:t>
+            </w:r>
+          </w:p>
+        </w:tc>
+        <w:tc>
+          <w:tcPr>
+            <w:tcW w:type="dxa" w:w="4320"/>
+            <w:shd w:val="clear" w:color="auto" w:fill="F4F6FA"/>
+          </w:tcPr>
+          <w:p>
+            <w:r/>
+            <w:r>
+              <w:rPr/>
+              <w:t>The Directional pass crashed on this name. It is a fault, not a market condition — check the log</w:t>
+            </w:r>
+          </w:p>
+        </w:tc>
+      </w:tr>
+    </w:tbl>
+    <w:p/>
+    <w:p>
+      <w:r>
+        <w:rPr>
+          <w:b/>
+        </w:rPr>
+        <w:t>Reading a spread card.</w:t>
+      </w:r>
+      <w:r>
+        <w:rPr/>
+        <w:t xml:space="preserve"> The first six steps are about the short strike (is it in</w:t>
+        <w:br/>
+        <w:t>the delta band, does it have a price, is it under the delta ceiling, is it inside</w:t>
+        <w:br/>
+        <w:t>the expected move, is it liquid, and did a width get built around it); the rest are</w:t>
+        <w:br/>
+        <w:t>about the spreads that came out of those (the momentum veto, the per-symbol cap,</w:t>
+        <w:br/>
+        <w:t>the regime filter, the volatility floor, the dealer-gamma gate) and finally how</w:t>
+        <w:br/>
+        <w:t xml:space="preserve">many reached the board. Two of those counts can go </w:t>
+      </w:r>
+      <w:r>
+        <w:rPr>
+          <w:b/>
+        </w:rPr>
+        <w:t>up</w:t>
+      </w:r>
+      <w:r>
+        <w:rPr/>
+        <w:t>, which is not an error:</w:t>
+        <w:br/>
+        <w:t xml:space="preserve">iron condors are </w:t>
+      </w:r>
+      <w:r>
+        <w:rPr>
+          <w:i/>
+        </w:rPr>
+        <w:t>built from</w:t>
+      </w:r>
+      <w:r>
+        <w:rPr/>
+        <w:t xml:space="preserve"> the survivors rather than being survivors, and a</w:t>
+        <w:br/>
+        <w:t>later pass can add trades of its own.</w:t>
+      </w:r>
+    </w:p>
+    <w:p>
+      <w:r>
+        <w:rPr>
+          <w:b/>
+        </w:rPr>
+        <w:t xml:space="preserve">A card carrying the line </w:t>
+      </w:r>
+      <w:r>
+        <w:rPr>
+          <w:b/>
+          <w:i/>
+        </w:rPr>
+        <w:t>From an earlier scan.</w:t>
+      </w:r>
+      <w:r>
+        <w:rPr/>
+        <w:t xml:space="preserve"> is telling you the account</w:t>
+        <w:br/>
+        <w:t>you are reading was written by an older scan than the signals in the table —</w:t>
+        <w:br/>
+        <w:t xml:space="preserve">reopen the box after the next scan. The box reads the funnel when you </w:t>
+      </w:r>
+      <w:r>
+        <w:rPr>
+          <w:b/>
+        </w:rPr>
+        <w:t>open</w:t>
+      </w:r>
+      <w:r>
+        <w:rPr/>
+        <w:br/>
+        <w:t>it, so picking a different symbol is instant but refreshes nothing; close and</w:t>
+        <w:br/>
+        <w:t>reopen to re-read.</w:t>
+      </w:r>
+    </w:p>
+    <w:p>
+      <w:pPr>
+        <w:pStyle w:val="IntenseQuote"/>
+      </w:pPr>
+      <w:r>
+        <w:rPr>
+          <w:b/>
+        </w:rPr>
+        <w:t>Two absences that look alike.</w:t>
+      </w:r>
+      <w:r>
+        <w:rPr/>
+        <w:t xml:space="preserve"> </w:t>
+      </w:r>
+      <w:r>
+        <w:rPr>
+          <w:i/>
+        </w:rPr>
+        <w:t>No signals</w:t>
+      </w:r>
+      <w:r>
+        <w:rPr/>
+        <w:t xml:space="preserve"> and </w:t>
+      </w:r>
+      <w:r>
+        <w:rPr>
+          <w:i/>
+        </w:rPr>
+        <w:t>nothing was measured</w:t>
+      </w:r>
+      <w:r>
+        <w:rPr/>
+        <w:t xml:space="preserve"> are</w:t>
+        <w:br/>
+        <w:t>different answers, and this box is the only place that distinguishes them. A</w:t>
+        <w:br/>
+        <w:t>symbol with a full stage list genuinely lost its candidates to a market</w:t>
+        <w:br/>
+        <w:t>condition; a symbol with a sentence and no list never got that far.</w:t>
       </w:r>
     </w:p>
     <w:p>

--- a/docs/manuals/user-guide/user-guide.docx
+++ b/docs/manuals/user-guide/user-guide.docx
@@ -32,7 +32,7 @@
           <w:color w:val="5B6678"/>
           <w:sz w:val="18"/>
         </w:rPr>
-        <w:t>NeuralStrike · Generated 2026-09-15</w:t>
+        <w:t>NeuralStrike · Generated 2026-09-16</w:t>
       </w:r>
     </w:p>
     <w:p/>
@@ -13915,9 +13915,19 @@
         <w:br/>
         <w:t>versus the credit taken in, days to expiration, and dealer-gamma / market-regime</w:t>
         <w:br/>
-        <w:t>context. Detection rides the paper engine's 5-minute manage cycle, so the table</w:t>
-        <w:br/>
-        <w:t>stays current on its own.</w:t>
+        <w:t>context. Detection rides the paper account's hourly manage cycle (09:00–14:00 CT, or</w:t>
+        <w:br/>
+        <w:t xml:space="preserve">whenever you press </w:t>
+      </w:r>
+      <w:r>
+        <w:rPr>
+          <w:b/>
+        </w:rPr>
+        <w:t>Run manage cycle</w:t>
+      </w:r>
+      <w:r>
+        <w:rPr/>
+        <w:t>), so the table stays current on its own.</w:t>
       </w:r>
     </w:p>
     <w:p>

--- a/docs/manuals/user-guide/user-guide.docx
+++ b/docs/manuals/user-guide/user-guide.docx
@@ -666,7 +666,7 @@
         <w:t>Explain</w:t>
       </w:r>
       <w:r>
-        <w:t xml:space="preserve"> infographics, the autonomous </w:t>
+        <w:t xml:space="preserve"> infographics and the autonomous </w:t>
       </w:r>
       <w:r>
         <w:rPr>
@@ -675,9 +675,9 @@
         <w:t>Claude Trades</w:t>
       </w:r>
       <w:r>
-        <w:t xml:space="preserve"> driver, and</w:t>
-        <w:br/>
-        <w:t xml:space="preserve">  the market-summary ticker. Set it as the </w:t>
+        <w:t xml:space="preserve"> driver.</w:t>
+        <w:br/>
+        <w:t xml:space="preserve">  Set it as the </w:t>
       </w:r>
       <w:r>
         <w:rPr>
@@ -3272,7 +3272,7 @@
             <w:r/>
             <w:r>
               <w:rPr/>
-              <w:t>One Claude-written sentence, in plain English, tying Sentiment, Trend, Bias, Signal, Regime and Bull/Bear together and ending with a posture — full width, at the bottom</w:t>
+              <w:t>Up to five highlights from the latest published market report, with which report they came from and a link to the full report, over six live chips (Sentiment, Trend, Bias, Signal, Regime, Bull/Bear) — full width, at the bottom</w:t>
             </w:r>
           </w:p>
         </w:tc>
@@ -3618,29 +3618,40 @@
       </w:r>
       <w:r>
         <w:rPr/>
-        <w:t xml:space="preserve"> is the frame across the bottom. It reads the six panels above</w:t>
-        <w:br/>
-        <w:t>it together in plain English and closes with a posture — for example "Market</w:t>
-        <w:br/>
-        <w:t>conditions are under some stress, which this model reads as a warning. The model suggests</w:t>
-        <w:br/>
-        <w:t>trading smaller than usual. Prices are drifting lower, but sellers are not</w:t>
-        <w:br/>
-        <w:t>pushing them. … Stay cautious and favor defined-risk trades." The statement of</w:t>
-        <w:br/>
-        <w:t>each reading is written by the app itself, so it always matches the reading;</w:t>
-        <w:br/>
-        <w:t>Claude only joins the statements and adds the closing posture, and a reply that</w:t>
-        <w:br/>
-        <w:t>changes any statement is discarded — the previous summary stays up, and the app</w:t>
-        <w:br/>
-        <w:t>waits for the readings to move before asking again rather than putting the same</w:t>
-        <w:br/>
-        <w:t>question a second time. It</w:t>
-        <w:br/>
-        <w:t>deliberately avoids the app's labels and scores — the six chips under it show</w:t>
-        <w:br/>
-        <w:t>those. Two things about it are easy to misread:</w:t>
+        <w:t xml:space="preserve"> is the frame across the bottom. It shows the highlights of the</w:t>
+        <w:br/>
+        <w:t xml:space="preserve">latest published </w:t>
+      </w:r>
+      <w:r>
+        <w:rPr>
+          <w:b/>
+        </w:rPr>
+        <w:t>NeuralStrike market report</w:t>
+      </w:r>
+      <w:r>
+        <w:rPr/>
+        <w:t xml:space="preserve"> — the report the website publishes</w:t>
+        <w:br/>
+        <w:t>five times a trading day — as up to five bullet points, each one of the report's</w:t>
+        <w:br/>
+        <w:t>own section headlines in report order. Above them a line names the report, for</w:t>
+        <w:br/>
+        <w:t xml:space="preserve">example "Market close report · 14 Sep · 16:20 CT", and </w:t>
+      </w:r>
+      <w:r>
+        <w:rPr>
+          <w:b/>
+        </w:rPr>
+        <w:t>Read the full report</w:t>
+      </w:r>
+      <w:r>
+        <w:rPr/>
+        <w:br/>
+        <w:t>opens the whole report on the website in a new tab. The highlights are quoted from</w:t>
+        <w:br/>
+        <w:t>the report as written; no AI rewrites them. Three things about the frame are easy</w:t>
+        <w:br/>
+        <w:t>to misread:</w:t>
       </w:r>
     </w:p>
     <w:p>
@@ -3651,25 +3662,14 @@
         <w:rPr>
           <w:b/>
         </w:rPr>
-        <w:t>It is written when the readings change, not on a schedule.</w:t>
-      </w:r>
-      <w:r>
-        <w:t xml:space="preserve"> The </w:t>
-      </w:r>
-      <w:r>
-        <w:rPr>
-          <w:b/>
-        </w:rPr>
-        <w:t>"as of</w:t>
-        <w:br/>
-        <w:t xml:space="preserve">  HH:MM CT"</w:t>
-      </w:r>
-      <w:r>
-        <w:t xml:space="preserve"> in the top-right corner is when it was last written, and it can sit</w:t>
-        <w:br/>
-        <w:t xml:space="preserve">  unchanged for a while on a quiet tape — that is not staleness, it is nothing new</w:t>
-        <w:br/>
-        <w:t xml:space="preserve">  to say. The six chips underneath it are </w:t>
+        <w:t>It changes when a new report is published, not on a schedule.</w:t>
+      </w:r>
+      <w:r>
+        <w:t xml:space="preserve"> Between</w:t>
+        <w:br/>
+        <w:t xml:space="preserve">  reports the bullets stay put, so check the report line for their age. The six</w:t>
+        <w:br/>
+        <w:t xml:space="preserve">  chips underneath are </w:t>
       </w:r>
       <w:r>
         <w:rPr>
@@ -3678,13 +3678,13 @@
         <w:t>live</w:t>
       </w:r>
       <w:r>
-        <w:t xml:space="preserve"> regardless: SENTIMENT, TREND,</w:t>
-        <w:br/>
-        <w:t xml:space="preserve">  BIAS, SIGNAL, REGIME and BULL/BEAR update on every poll even while the sentence</w:t>
-        <w:br/>
-        <w:t xml:space="preserve">  above them lags, and hovering any of them explains that word — the same hover as</w:t>
-        <w:br/>
-        <w:t xml:space="preserve">  the top strip.</w:t>
+        <w:t xml:space="preserve"> regardless: SENTIMENT, TREND, BIAS, SIGNAL, REGIME</w:t>
+        <w:br/>
+        <w:t xml:space="preserve">  and BULL/BEAR update on every poll even while the report above them is hours</w:t>
+        <w:br/>
+        <w:t xml:space="preserve">  old, and hovering any of them explains that word — the same hover as the top</w:t>
+        <w:br/>
+        <w:t xml:space="preserve">  strip.</w:t>
       </w:r>
     </w:p>
     <w:p>
@@ -3695,16 +3695,12 @@
         <w:rPr>
           <w:b/>
         </w:rPr>
-        <w:t>A dim "Readings have changed since this was written." line</w:t>
-      </w:r>
-      <w:r>
-        <w:t xml:space="preserve"> appears when a</w:t>
-        <w:br/>
-        <w:t xml:space="preserve">  chip's word, or the Bull/Bear count, has moved past what the sentence was</w:t>
-        <w:br/>
-        <w:t xml:space="preserve">  written from. It is a fact about the gap, not a promise that a new sentence is</w:t>
-        <w:br/>
-        <w:t xml:space="preserve">  coming soon — a new one is still gated by the change-driven write rule above.</w:t>
+        <w:t>If a new report can't be read, the previous highlights stay up</w:t>
+      </w:r>
+      <w:r>
+        <w:t xml:space="preserve"> rather than</w:t>
+        <w:br/>
+        <w:t xml:space="preserve">  the frame going blank.</w:t>
       </w:r>
     </w:p>
     <w:p>
@@ -3715,14 +3711,12 @@
         <w:rPr>
           <w:b/>
         </w:rPr>
-        <w:t>Before the first sentence is ever written</w:t>
-      </w:r>
-      <w:r>
-        <w:t xml:space="preserve"> — a fresh restart, or no Claude</w:t>
-        <w:br/>
-        <w:t xml:space="preserve">  key configured — the frame reads "No summary yet — one is written when the</w:t>
-        <w:br/>
-        <w:t xml:space="preserve">  readings next change." instead of a blank space.</w:t>
+        <w:t>Before any report has been published</w:t>
+      </w:r>
+      <w:r>
+        <w:t xml:space="preserve"> the frame reads "No market report</w:t>
+        <w:br/>
+        <w:t xml:space="preserve">  published yet." instead of a blank space.</w:t>
       </w:r>
     </w:p>
     <w:p>
@@ -21490,9 +21484,11 @@
       </w:r>
       <w:r>
         <w:rPr/>
-        <w:t xml:space="preserve"> The Claude-written</w:t>
-        <w:br/>
-        <w:t xml:space="preserve">sentence behind it also feeds the Desk's </w:t>
+        <w:t xml:space="preserve"> The bar leads with the</w:t>
+        <w:br/>
+        <w:t>headline of the latest published market report, and that same report also feeds</w:t>
+        <w:br/>
+        <w:t xml:space="preserve">the Desk's </w:t>
       </w:r>
       <w:r>
         <w:rPr>
@@ -21502,11 +21498,9 @@
       </w:r>
       <w:r>
         <w:rPr/>
-        <w:t xml:space="preserve"> frame, so it keeps</w:t>
-        <w:br/>
-        <w:t>being written — when the readings change, not on a clock — whether or not the</w:t>
-        <w:br/>
-        <w:t>marquee is showing.</w:t>
+        <w:t xml:space="preserve"> frame, so it keeps being picked up — whenever a new</w:t>
+        <w:br/>
+        <w:t>report is published — whether or not the marquee is showing.</w:t>
       </w:r>
     </w:p>
     <w:p>

--- a/docs/manuals/user-guide/user-guide.docx
+++ b/docs/manuals/user-guide/user-guide.docx
@@ -8031,6 +8031,170 @@
         <w:t>, and a</w:t>
         <w:br/>
         <w:t xml:space="preserve">  remove ✕ that locks at the last leg.</w:t>
+      </w:r>
+    </w:p>
+    <w:p>
+      <w:pPr>
+        <w:pStyle w:val="ListBullet"/>
+      </w:pPr>
+      <w:r>
+        <w:rPr>
+          <w:b/>
+        </w:rPr>
+        <w:t>Rate my trade</w:t>
+      </w:r>
+      <w:r>
+        <w:t xml:space="preserve"> (beside </w:t>
+      </w:r>
+      <w:r>
+        <w:rPr>
+          <w:b/>
+        </w:rPr>
+        <w:t>Expected Move</w:t>
+      </w:r>
+      <w:r>
+        <w:t>, available once a chain is loaded and</w:t>
+        <w:br/>
+        <w:t xml:space="preserve">  every leg has a strike) grades the legs with the </w:t>
+      </w:r>
+      <w:r>
+        <w:rPr>
+          <w:b/>
+        </w:rPr>
+        <w:t>Strategy Finder's own scorer</w:t>
+        <w:br/>
+        <w:t xml:space="preserve">  and Go/No-Go checklist</w:t>
+      </w:r>
+      <w:r>
+        <w:t xml:space="preserve"> and opens a window:</w:t>
+      </w:r>
+    </w:p>
+    <w:p>
+      <w:pPr>
+        <w:pStyle w:val="ListBullet"/>
+      </w:pPr>
+      <w:r>
+        <w:rPr>
+          <w:b/>
+        </w:rPr>
+        <w:t>One word.</w:t>
+      </w:r>
+      <w:r>
+        <w:rPr>
+          <w:b/>
+        </w:rPr>
+        <w:t>BUY</w:t>
+      </w:r>
+      <w:r>
+        <w:t xml:space="preserve"> when the grade is Strong or Good and the checklist is</w:t>
+        <w:br/>
+        <w:t xml:space="preserve">    clear; </w:t>
+      </w:r>
+      <w:r>
+        <w:rPr>
+          <w:b/>
+        </w:rPr>
+        <w:t>CAUTION</w:t>
+      </w:r>
+      <w:r>
+        <w:t xml:space="preserve"> when a Strong or Good trade has cautions (or checks that</w:t>
+        <w:br/>
+        <w:t xml:space="preserve">    could not run), or a Marginal trade has a clear checklist; </w:t>
+      </w:r>
+      <w:r>
+        <w:rPr>
+          <w:b/>
+        </w:rPr>
+        <w:t>PASS</w:t>
+      </w:r>
+      <w:r>
+        <w:t xml:space="preserve"> for</w:t>
+        <w:br/>
+        <w:t xml:space="preserve">    anything Weak, anything </w:t>
+      </w:r>
+      <w:r>
+        <w:rPr>
+          <w:b/>
+        </w:rPr>
+        <w:t>blocked</w:t>
+      </w:r>
+      <w:r>
+        <w:t>, or a Marginal trade with cautions.</w:t>
+      </w:r>
+    </w:p>
+    <w:p>
+      <w:pPr>
+        <w:pStyle w:val="ListBullet"/>
+      </w:pPr>
+      <w:r>
+        <w:rPr>
+          <w:b/>
+        </w:rPr>
+        <w:t>The grade and score</w:t>
+      </w:r>
+      <w:r>
+        <w:t xml:space="preserve"> (Strong / Good / Marginal / Weak, 0–100) and the</w:t>
+        <w:br/>
+        <w:t xml:space="preserve">    </w:t>
+      </w:r>
+      <w:r>
+        <w:rPr>
+          <w:b/>
+        </w:rPr>
+        <w:t>reasons</w:t>
+      </w:r>
+      <w:r>
+        <w:t>: failed quality gates, the checklist's blocks and cautions, a note</w:t>
+        <w:br/>
+        <w:t xml:space="preserve">    when premium is cheaper than the scanners allow selling, and a note when the</w:t>
+        <w:br/>
+        <w:t xml:space="preserve">    legs match no template ("a custom structure — judged against the debit bars").</w:t>
+      </w:r>
+    </w:p>
+    <w:p>
+      <w:pPr>
+        <w:pStyle w:val="ListBullet"/>
+      </w:pPr>
+      <w:r>
+        <w:rPr>
+          <w:b/>
+        </w:rPr>
+        <w:t>The Trade detail panel</w:t>
+      </w:r>
+      <w:r>
+        <w:t xml:space="preserve"> the scanner shows — contract, credit or debit, max</w:t>
+        <w:br/>
+        <w:t xml:space="preserve">    loss, breakeven, probability, the checklist, Greeks, implied volatility and the</w:t>
+        <w:br/>
+        <w:t xml:space="preserve">    score factors.</w:t>
+        <w:br/>
+        <w:t xml:space="preserve">  The trade is rated at </w:t>
+      </w:r>
+      <w:r>
+        <w:rPr>
+          <w:b/>
+        </w:rPr>
+        <w:t>the prices on your legs</w:t>
+      </w:r>
+      <w:r>
+        <w:t xml:space="preserve"> and one structure's worth of</w:t>
+        <w:br/>
+        <w:t xml:space="preserve">  contracts (a 10-lot rates the same as a 1-lot). It costs a few Schwab calls per</w:t>
+        <w:br/>
+        <w:t xml:space="preserve">  click (a year of price history, the IV analysis, the earnings lookup) and nothing</w:t>
+        <w:br/>
+        <w:t xml:space="preserve">  otherwise. If no answer comes within 30 seconds the window says so. ⚠ The word is</w:t>
+        <w:br/>
+        <w:t xml:space="preserve">  a rule over the grade and the checklist, </w:t>
+      </w:r>
+      <w:r>
+        <w:rPr>
+          <w:b/>
+        </w:rPr>
+        <w:t>not fitted to past outcomes</w:t>
+      </w:r>
+      <w:r>
+        <w:t>.</w:t>
       </w:r>
     </w:p>
     <w:p>

--- a/docs/manuals/user-guide/user-guide.docx
+++ b/docs/manuals/user-guide/user-guide.docx
@@ -32,7 +32,7 @@
           <w:color w:val="5B6678"/>
           <w:sz w:val="18"/>
         </w:rPr>
-        <w:t>NeuralStrike · Generated 2026-09-16</w:t>
+        <w:t>NeuralStrike · Generated 2026-09-17</w:t>
       </w:r>
     </w:p>
     <w:p/>
@@ -732,7 +732,34 @@
       <w:r>
         <w:t xml:space="preserve"> if you want alerts on your phone. Skip it and the app</w:t>
         <w:br/>
-        <w:t xml:space="preserve">  is silent on those channels.</w:t>
+        <w:t xml:space="preserve">  is silent on those channels. Once they are set, the app also posts one </w:t>
+      </w:r>
+      <w:r>
+        <w:rPr>
+          <w:b/>
+        </w:rPr>
+        <w:t>trade idea</w:t>
+      </w:r>
+      <w:r>
+        <w:br/>
+        <w:t xml:space="preserve">  an hour during the regular session (08:35–14:35 CT): the best Strong or Good trade</w:t>
+        <w:br/>
+        <w:t xml:space="preserve">  on the Market Scanner, drawn as an image with its legs, grade, risk, profit,</w:t>
+        <w:br/>
+        <w:t xml:space="preserve">  probability of profit and payoff chart. It skips an hour rather than post a weak,</w:t>
+        <w:br/>
+        <w:t xml:space="preserve">  stale or same-day trade. Turn it off with </w:t>
+      </w:r>
+      <w:r>
+        <w:rPr>
+          <w:rFonts w:ascii="Consolas" w:hAnsi="Consolas"/>
+          <w:color w:val="334455"/>
+          <w:sz w:val="19"/>
+        </w:rPr>
+        <w:t>"trade_idea": {"enabled": false}</w:t>
+      </w:r>
+      <w:r>
+        <w:t>.</w:t>
       </w:r>
     </w:p>
     <w:p>

--- a/docs/manuals/user-guide/user-guide.docx
+++ b/docs/manuals/user-guide/user-guide.docx
@@ -20693,6 +20693,33 @@
         <w:rPr>
           <w:b/>
         </w:rPr>
+        <w:t>It runs itself at 3:15 pm CT.</w:t>
+      </w:r>
+      <w:r>
+        <w:rPr/>
+        <w:t xml:space="preserve"> Every trading day, a quarter of an hour after the</w:t>
+        <w:br/>
+        <w:t>cash close, the app archives the day's report for you — the same two files the</w:t>
+        <w:br/>
+      </w:r>
+      <w:r>
+        <w:rPr>
+          <w:b/>
+        </w:rPr>
+        <w:t>Generate</w:t>
+      </w:r>
+      <w:r>
+        <w:rPr/>
+        <w:t xml:space="preserve"> button writes. You only need the button to take an extra snapshot, or to</w:t>
+        <w:br/>
+        <w:t>recover a day the machine was off for. Weekends and market holidays are skipped.</w:t>
+      </w:r>
+    </w:p>
+    <w:p>
+      <w:r>
+        <w:rPr>
+          <w:b/>
+        </w:rPr>
         <w:t>The buttons:</w:t>
       </w:r>
     </w:p>
@@ -20742,7 +20769,9 @@
         <w:t>webgui/data/eod/&lt;date&gt;/</w:t>
       </w:r>
       <w:r>
-        <w:t>.</w:t>
+        <w:t>. Pressing it after</w:t>
+        <w:br/>
+        <w:t xml:space="preserve">  the automatic run replaces that day's files with a fresh snapshot.</w:t>
       </w:r>
     </w:p>
     <w:p>

--- a/docs/manuals/user-guide/user-guide.docx
+++ b/docs/manuals/user-guide/user-guide.docx
@@ -32,7 +32,7 @@
           <w:color w:val="5B6678"/>
           <w:sz w:val="18"/>
         </w:rPr>
-        <w:t>NeuralStrike · Generated 2026-09-17</w:t>
+        <w:t>NeuralStrike · Generated 2026-09-18</w:t>
       </w:r>
     </w:p>
     <w:p/>
@@ -1810,7 +1810,31 @@
         <w:rPr/>
         <w:t>, each answering one</w:t>
         <w:br/>
-        <w:t>question, plus a block of machine controls pinned to the bottom.</w:t>
+        <w:t>question, plus a block of machine controls pinned to the bottom. Above the</w:t>
+        <w:br/>
+        <w:t xml:space="preserve">captions sit the two entry points: </w:t>
+      </w:r>
+      <w:r>
+        <w:rPr>
+          <w:b/>
+        </w:rPr>
+        <w:t>Desk</w:t>
+      </w:r>
+      <w:r>
+        <w:rPr/>
+        <w:t xml:space="preserve"> (the home page — what is happening)</w:t>
+        <w:br/>
+        <w:t xml:space="preserve">and </w:t>
+      </w:r>
+      <w:r>
+        <w:rPr>
+          <w:b/>
+        </w:rPr>
+        <w:t>Symbol</w:t>
+      </w:r>
+      <w:r>
+        <w:rPr/>
+        <w:t xml:space="preserve"> (one screen about one ticker).</w:t>
       </w:r>
     </w:p>
     <w:p>
@@ -2982,9 +3006,19 @@
       </w:r>
       <w:r>
         <w:rPr/>
-        <w:t xml:space="preserve"> lands here. In the rail it is pinned on its own above the</w:t>
-        <w:br/>
-        <w:t>section captions.</w:t>
+        <w:t xml:space="preserve"> lands here. In the rail it is pinned above the section</w:t>
+        <w:br/>
+        <w:t xml:space="preserve">captions, with </w:t>
+      </w:r>
+      <w:r>
+        <w:rPr>
+          <w:b/>
+        </w:rPr>
+        <w:t>Symbol</w:t>
+      </w:r>
+      <w:r>
+        <w:rPr/>
+        <w:t xml:space="preserve"> directly beneath it.</w:t>
       </w:r>
     </w:p>
     <w:p>
@@ -3744,6 +3778,809 @@
         <w:t xml:space="preserve"> the frame reads "No market report</w:t>
         <w:br/>
         <w:t xml:space="preserve">  published yet." instead of a blank space.</w:t>
+      </w:r>
+    </w:p>
+    <w:p>
+      <w:r>
+        <w:br/>
+      </w:r>
+    </w:p>
+    <w:p>
+      <w:pPr>
+        <w:pStyle w:val="Heading2"/>
+      </w:pPr>
+      <w:r>
+        <w:rPr/>
+        <w:t>Symbol</w:t>
+      </w:r>
+    </w:p>
+    <w:p>
+      <w:r>
+        <w:rPr>
+          <w:b/>
+        </w:rPr>
+        <w:t>Route:</w:t>
+      </w:r>
+      <w:r>
+        <w:rPr/>
+        <w:t xml:space="preserve"> </w:t>
+      </w:r>
+      <w:r>
+        <w:rPr>
+          <w:rFonts w:ascii="Consolas" w:hAnsi="Consolas"/>
+          <w:color w:val="334455"/>
+          <w:sz w:val="19"/>
+        </w:rPr>
+        <w:t>/symbol</w:t>
+      </w:r>
+      <w:r>
+        <w:rPr/>
+        <w:t xml:space="preserve"> — or </w:t>
+      </w:r>
+      <w:r>
+        <w:rPr>
+          <w:rFonts w:ascii="Consolas" w:hAnsi="Consolas"/>
+          <w:color w:val="334455"/>
+          <w:sz w:val="19"/>
+        </w:rPr>
+        <w:t>/symbol?symbol=MU</w:t>
+      </w:r>
+      <w:r>
+        <w:rPr/>
+        <w:t xml:space="preserve"> to open one name directly, which</w:t>
+        <w:br/>
+        <w:t>makes a dossier linkable and bookmarkable. In the rail it sits under the Desk,</w:t>
+        <w:br/>
+        <w:t xml:space="preserve">above the section captions: the Desk answers </w:t>
+      </w:r>
+      <w:r>
+        <w:rPr>
+          <w:i/>
+        </w:rPr>
+        <w:t>what is happening</w:t>
+      </w:r>
+      <w:r>
+        <w:rPr/>
+        <w:t>, Symbol answers</w:t>
+        <w:br/>
+      </w:r>
+      <w:r>
+        <w:rPr>
+          <w:i/>
+        </w:rPr>
+        <w:t>tell me about this one name</w:t>
+      </w:r>
+      <w:r>
+        <w:rPr/>
+        <w:t>.</w:t>
+      </w:r>
+    </w:p>
+    <w:p>
+      <w:r>
+        <w:rPr>
+          <w:b/>
+        </w:rPr>
+        <w:t>How to use it:</w:t>
+      </w:r>
+      <w:r>
+        <w:rPr/>
+        <w:t xml:space="preserve"> type a ticker in the box at the top left and press </w:t>
+      </w:r>
+      <w:r>
+        <w:rPr>
+          <w:b/>
+        </w:rPr>
+        <w:t>Enter</w:t>
+      </w:r>
+      <w:r>
+        <w:rPr/>
+        <w:br/>
+        <w:t xml:space="preserve">(or tab out of the box). Letters, digits, </w:t>
+      </w:r>
+      <w:r>
+        <w:rPr>
+          <w:rFonts w:ascii="Consolas" w:hAnsi="Consolas"/>
+          <w:color w:val="334455"/>
+          <w:sz w:val="19"/>
+        </w:rPr>
+        <w:t>$</w:t>
+      </w:r>
+      <w:r>
+        <w:rPr/>
+        <w:t xml:space="preserve"> and </w:t>
+      </w:r>
+      <w:r>
+        <w:rPr>
+          <w:rFonts w:ascii="Consolas" w:hAnsi="Consolas"/>
+          <w:color w:val="334455"/>
+          <w:sz w:val="19"/>
+        </w:rPr>
+        <w:t>.</w:t>
+      </w:r>
+      <w:r>
+        <w:rPr/>
+        <w:t xml:space="preserve"> are accepted — </w:t>
+      </w:r>
+      <w:r>
+        <w:rPr>
+          <w:rFonts w:ascii="Consolas" w:hAnsi="Consolas"/>
+          <w:color w:val="334455"/>
+          <w:sz w:val="19"/>
+        </w:rPr>
+        <w:t>MU</w:t>
+      </w:r>
+      <w:r>
+        <w:rPr/>
+        <w:t>,</w:t>
+        <w:br/>
+      </w:r>
+      <w:r>
+        <w:rPr>
+          <w:rFonts w:ascii="Consolas" w:hAnsi="Consolas"/>
+          <w:color w:val="334455"/>
+          <w:sz w:val="19"/>
+        </w:rPr>
+        <w:t>BRK.B</w:t>
+      </w:r>
+      <w:r>
+        <w:rPr/>
+        <w:t xml:space="preserve">, </w:t>
+      </w:r>
+      <w:r>
+        <w:rPr>
+          <w:rFonts w:ascii="Consolas" w:hAnsi="Consolas"/>
+          <w:color w:val="334455"/>
+          <w:sz w:val="19"/>
+        </w:rPr>
+        <w:t>$SPX</w:t>
+      </w:r>
+      <w:r>
+        <w:rPr/>
+        <w:t xml:space="preserve"> all work. The page then fills five bands, each ending in a link</w:t>
+        <w:br/>
+        <w:t>to the page that owns those facts:</w:t>
+      </w:r>
+    </w:p>
+    <w:tbl>
+      <w:tblPr>
+        <w:tblW w:type="auto" w:w="0"/>
+        <w:jc w:val="left"/>
+        <w:tblLayout w:type="autofit"/>
+        <w:tblLook w:firstColumn="1" w:firstRow="1" w:lastColumn="0" w:lastRow="0" w:noHBand="0" w:noVBand="1" w:val="04A0"/>
+        <w:tblBorders>
+          <w:top w:val="single" w:sz="4" w:space="0" w:color="D8DEE9"/>
+          <w:left w:val="single" w:sz="4" w:space="0" w:color="D8DEE9"/>
+          <w:bottom w:val="single" w:sz="4" w:space="0" w:color="D8DEE9"/>
+          <w:right w:val="single" w:sz="4" w:space="0" w:color="D8DEE9"/>
+          <w:insideH w:val="single" w:sz="4" w:space="0" w:color="D8DEE9"/>
+          <w:insideV w:val="single" w:sz="4" w:space="0" w:color="D8DEE9"/>
+        </w:tblBorders>
+      </w:tblPr>
+      <w:tblGrid>
+        <w:gridCol w:w="2880"/>
+        <w:gridCol w:w="2880"/>
+        <w:gridCol w:w="2880"/>
+      </w:tblGrid>
+      <w:tr>
+        <w:tc>
+          <w:tcPr>
+            <w:tcW w:type="dxa" w:w="2880"/>
+            <w:shd w:val="clear" w:color="auto" w:fill="EAF2FB"/>
+          </w:tcPr>
+          <w:p>
+            <w:r>
+              <w:rPr>
+                <w:b/>
+              </w:rPr>
+            </w:r>
+            <w:r>
+              <w:rPr>
+                <w:b/>
+              </w:rPr>
+              <w:t>Band</w:t>
+            </w:r>
+          </w:p>
+        </w:tc>
+        <w:tc>
+          <w:tcPr>
+            <w:tcW w:type="dxa" w:w="2880"/>
+            <w:shd w:val="clear" w:color="auto" w:fill="EAF2FB"/>
+          </w:tcPr>
+          <w:p>
+            <w:r>
+              <w:rPr>
+                <w:b/>
+              </w:rPr>
+            </w:r>
+            <w:r>
+              <w:rPr>
+                <w:b/>
+              </w:rPr>
+              <w:t>What it gives you</w:t>
+            </w:r>
+          </w:p>
+        </w:tc>
+        <w:tc>
+          <w:tcPr>
+            <w:tcW w:type="dxa" w:w="2880"/>
+            <w:shd w:val="clear" w:color="auto" w:fill="EAF2FB"/>
+          </w:tcPr>
+          <w:p>
+            <w:r>
+              <w:rPr>
+                <w:b/>
+              </w:rPr>
+            </w:r>
+            <w:r>
+              <w:rPr>
+                <w:b/>
+              </w:rPr>
+              <w:t>Link</w:t>
+            </w:r>
+          </w:p>
+        </w:tc>
+      </w:tr>
+      <w:tr>
+        <w:tc>
+          <w:tcPr>
+            <w:tcW w:type="dxa" w:w="2880"/>
+          </w:tcPr>
+          <w:p>
+            <w:r/>
+            <w:r>
+              <w:rPr>
+                <w:b/>
+              </w:rPr>
+              <w:t>Structure</w:t>
+            </w:r>
+          </w:p>
+        </w:tc>
+        <w:tc>
+          <w:tcPr>
+            <w:tcW w:type="dxa" w:w="2880"/>
+          </w:tcPr>
+          <w:p>
+            <w:r/>
+            <w:r>
+              <w:rPr/>
+              <w:t>A bar from the put wall to the call wall with spot and the gamma flip marked on it, which side of the flip price sits on and by how much, net gamma and the pins-or-runs word</w:t>
+            </w:r>
+          </w:p>
+        </w:tc>
+        <w:tc>
+          <w:tcPr>
+            <w:tcW w:type="dxa" w:w="2880"/>
+          </w:tcPr>
+          <w:p>
+            <w:r/>
+            <w:r>
+              <w:rPr/>
+              <w:t>Dealer Positioning, already set to this symbol</w:t>
+            </w:r>
+          </w:p>
+        </w:tc>
+      </w:tr>
+      <w:tr>
+        <w:tc>
+          <w:tcPr>
+            <w:tcW w:type="dxa" w:w="2880"/>
+            <w:shd w:val="clear" w:color="auto" w:fill="F4F6FA"/>
+          </w:tcPr>
+          <w:p>
+            <w:r/>
+            <w:r>
+              <w:rPr>
+                <w:b/>
+              </w:rPr>
+              <w:t>Volatility</w:t>
+            </w:r>
+          </w:p>
+        </w:tc>
+        <w:tc>
+          <w:tcPr>
+            <w:tcW w:type="dxa" w:w="2880"/>
+            <w:shd w:val="clear" w:color="auto" w:fill="F4F6FA"/>
+          </w:tcPr>
+          <w:p>
+            <w:r/>
+            <w:r>
+              <w:rPr>
+                <w:b/>
+              </w:rPr>
+              <w:t>Vol Rank</w:t>
+            </w:r>
+            <w:r>
+              <w:rPr/>
+              <w:t xml:space="preserve"> as a bar, </w:t>
+            </w:r>
+            <w:r>
+              <w:rPr>
+                <w:b/>
+              </w:rPr>
+              <w:t>IV vs HV</w:t>
+            </w:r>
+            <w:r>
+              <w:rPr/>
+              <w:t xml:space="preserve"> with its word (</w:t>
+            </w:r>
+            <w:r>
+              <w:rPr>
+                <w:i/>
+              </w:rPr>
+              <w:t>high</w:t>
+            </w:r>
+            <w:r>
+              <w:rPr/>
+              <w:t xml:space="preserve"> at 1.2× or more, </w:t>
+            </w:r>
+            <w:r>
+              <w:rPr>
+                <w:i/>
+              </w:rPr>
+              <w:t>low</w:t>
+            </w:r>
+            <w:r>
+              <w:rPr/>
+              <w:t xml:space="preserve"> at 0.9× or less, otherwise </w:t>
+            </w:r>
+            <w:r>
+              <w:rPr>
+                <w:i/>
+              </w:rPr>
+              <w:t>mid</w:t>
+            </w:r>
+            <w:r>
+              <w:rPr/>
+              <w:t xml:space="preserve">), ATM implied vol and whether it is rising or falling, and the one-standard-deviation </w:t>
+            </w:r>
+            <w:r>
+              <w:rPr>
+                <w:b/>
+              </w:rPr>
+              <w:t>expected move</w:t>
+            </w:r>
+            <w:r>
+              <w:rPr/>
+              <w:t xml:space="preserve"> for a day and a week</w:t>
+            </w:r>
+          </w:p>
+        </w:tc>
+        <w:tc>
+          <w:tcPr>
+            <w:tcW w:type="dxa" w:w="2880"/>
+            <w:shd w:val="clear" w:color="auto" w:fill="F4F6FA"/>
+          </w:tcPr>
+          <w:p>
+            <w:r/>
+            <w:r>
+              <w:rPr/>
+              <w:t>Expected Move</w:t>
+            </w:r>
+          </w:p>
+        </w:tc>
+      </w:tr>
+      <w:tr>
+        <w:tc>
+          <w:tcPr>
+            <w:tcW w:type="dxa" w:w="2880"/>
+          </w:tcPr>
+          <w:p>
+            <w:r/>
+            <w:r>
+              <w:rPr>
+                <w:b/>
+              </w:rPr>
+              <w:t>Context</w:t>
+            </w:r>
+          </w:p>
+        </w:tc>
+        <w:tc>
+          <w:tcPr>
+            <w:tcW w:type="dxa" w:w="2880"/>
+          </w:tcPr>
+          <w:p>
+            <w:r/>
+            <w:r>
+              <w:rPr/>
+              <w:t xml:space="preserve">The market regime word, the name's sector and industry, its quadrant on the Bull / Bear map and its rank there (with last session's rank), and the next </w:t>
+            </w:r>
+            <w:r>
+              <w:rPr>
+                <w:b/>
+              </w:rPr>
+              <w:t>earnings</w:t>
+            </w:r>
+            <w:r>
+              <w:rPr/>
+              <w:t xml:space="preserve"> date with how many days away it is</w:t>
+            </w:r>
+          </w:p>
+        </w:tc>
+        <w:tc>
+          <w:tcPr>
+            <w:tcW w:type="dxa" w:w="2880"/>
+          </w:tcPr>
+          <w:p>
+            <w:r/>
+            <w:r>
+              <w:rPr/>
+              <w:t>Bull / Bear Map</w:t>
+            </w:r>
+          </w:p>
+        </w:tc>
+      </w:tr>
+      <w:tr>
+        <w:tc>
+          <w:tcPr>
+            <w:tcW w:type="dxa" w:w="2880"/>
+            <w:shd w:val="clear" w:color="auto" w:fill="F4F6FA"/>
+          </w:tcPr>
+          <w:p>
+            <w:r/>
+            <w:r>
+              <w:rPr>
+                <w:b/>
+              </w:rPr>
+              <w:t>Today</w:t>
+            </w:r>
+          </w:p>
+        </w:tc>
+        <w:tc>
+          <w:tcPr>
+            <w:tcW w:type="dxa" w:w="2880"/>
+            <w:shd w:val="clear" w:color="auto" w:fill="F4F6FA"/>
+          </w:tcPr>
+          <w:p>
+            <w:r/>
+            <w:r>
+              <w:rPr/>
+              <w:t xml:space="preserve">Two columns. </w:t>
+            </w:r>
+            <w:r>
+              <w:rPr>
+                <w:b/>
+              </w:rPr>
+              <w:t>Signals</w:t>
+            </w:r>
+            <w:r>
+              <w:rPr/>
+              <w:t xml:space="preserve">: this name's rows from today's Market Scanner, each with the time it was first seen and how many scans it has survived, its score trend, and a small line of the score across the day — plus one line per setup, such as </w:t>
+            </w:r>
+            <w:r>
+              <w:rPr>
+                <w:i/>
+              </w:rPr>
+              <w:t>Live since 09:15 · 1 gap</w:t>
+            </w:r>
+            <w:r>
+              <w:rPr/>
+              <w:t xml:space="preserve">. </w:t>
+            </w:r>
+            <w:r>
+              <w:rPr>
+                <w:b/>
+              </w:rPr>
+              <w:t>Flow alerts</w:t>
+            </w:r>
+            <w:r>
+              <w:rPr/>
+              <w:t>: this name's alerts, newest first</w:t>
+            </w:r>
+          </w:p>
+        </w:tc>
+        <w:tc>
+          <w:tcPr>
+            <w:tcW w:type="dxa" w:w="2880"/>
+            <w:shd w:val="clear" w:color="auto" w:fill="F4F6FA"/>
+          </w:tcPr>
+          <w:p>
+            <w:r/>
+            <w:r>
+              <w:rPr/>
+              <w:t>Market Scanner · Flow Alerts</w:t>
+            </w:r>
+          </w:p>
+        </w:tc>
+      </w:tr>
+      <w:tr>
+        <w:tc>
+          <w:tcPr>
+            <w:tcW w:type="dxa" w:w="2880"/>
+          </w:tcPr>
+          <w:p>
+            <w:r/>
+            <w:r>
+              <w:rPr>
+                <w:b/>
+              </w:rPr>
+              <w:t>Your position</w:t>
+            </w:r>
+          </w:p>
+        </w:tc>
+        <w:tc>
+          <w:tcPr>
+            <w:tcW w:type="dxa" w:w="2880"/>
+          </w:tcPr>
+          <w:p>
+            <w:r/>
+            <w:r>
+              <w:rPr/>
+              <w:t>Anything open in this name in the paper account, the paper ledger, Claude's book or captured signals, with the rescue flag where the book carries one</w:t>
+            </w:r>
+          </w:p>
+        </w:tc>
+        <w:tc>
+          <w:tcPr>
+            <w:tcW w:type="dxa" w:w="2880"/>
+          </w:tcPr>
+          <w:p>
+            <w:r/>
+            <w:r>
+              <w:rPr/>
+              <w:t>Paper Ledger · Rescue</w:t>
+            </w:r>
+          </w:p>
+        </w:tc>
+      </w:tr>
+    </w:tbl>
+    <w:p/>
+    <w:p>
+      <w:r>
+        <w:rPr>
+          <w:b/>
+        </w:rPr>
+        <w:t>The chip beside the price says where the numbers came from:</w:t>
+      </w:r>
+    </w:p>
+    <w:p>
+      <w:pPr>
+        <w:pStyle w:val="ListBullet"/>
+      </w:pPr>
+      <w:r>
+        <w:rPr>
+          <w:b/>
+        </w:rPr>
+        <w:t>SCANNED</w:t>
+      </w:r>
+      <w:r>
+        <w:t xml:space="preserve"> — the app scans this name all day, so every band is filled from</w:t>
+        <w:br/>
+        <w:t xml:space="preserve">  what it already has. Nothing is fetched.</w:t>
+      </w:r>
+    </w:p>
+    <w:p>
+      <w:pPr>
+        <w:pStyle w:val="ListBullet"/>
+      </w:pPr>
+      <w:r>
+        <w:rPr>
+          <w:b/>
+        </w:rPr>
+        <w:t>COLLECTED</w:t>
+      </w:r>
+      <w:r>
+        <w:t xml:space="preserve"> — the app tracks this name's dealer structure (the </w:t>
+      </w:r>
+      <w:r>
+        <w:rPr>
+          <w:rFonts w:ascii="Consolas" w:hAnsi="Consolas"/>
+          <w:color w:val="334455"/>
+          <w:sz w:val="19"/>
+        </w:rPr>
+        <w:t>$VIX</w:t>
+      </w:r>
+      <w:r>
+        <w:t xml:space="preserve"> and</w:t>
+        <w:br/>
+        <w:t xml:space="preserve">  sector-ETF kind) but does not scan it, so Vol Rank, IV vs HV and earnings are</w:t>
+        <w:br/>
+        <w:t xml:space="preserve">  looked up on demand. After a look-up the chip reads </w:t>
+      </w:r>
+      <w:r>
+        <w:rPr>
+          <w:b/>
+        </w:rPr>
+        <w:t>COLLECTED · FETCHED</w:t>
+        <w:br/>
+        <w:t xml:space="preserve">  14:32</w:t>
+      </w:r>
+      <w:r>
+        <w:t>.</w:t>
+      </w:r>
+    </w:p>
+    <w:p>
+      <w:pPr>
+        <w:pStyle w:val="ListBullet"/>
+      </w:pPr>
+      <w:r>
+        <w:rPr>
+          <w:b/>
+        </w:rPr>
+        <w:t>FETCHED 14:32</w:t>
+      </w:r>
+      <w:r>
+        <w:t xml:space="preserve"> — the app did not know this name at all, so it looked</w:t>
+        <w:br/>
+        <w:t xml:space="preserve">  everything up on demand at that time.</w:t>
+      </w:r>
+    </w:p>
+    <w:p>
+      <w:pPr>
+        <w:pStyle w:val="ListBullet"/>
+      </w:pPr>
+      <w:r>
+        <w:rPr>
+          <w:b/>
+        </w:rPr>
+        <w:t>NOT FOUND</w:t>
+      </w:r>
+      <w:r>
+        <w:t xml:space="preserve"> — Schwab answered and has no quote for that ticker. Check the</w:t>
+        <w:br/>
+        <w:t xml:space="preserve">  spelling.</w:t>
+      </w:r>
+    </w:p>
+    <w:p>
+      <w:pPr>
+        <w:pStyle w:val="ListBullet"/>
+      </w:pPr>
+      <w:r>
+        <w:rPr>
+          <w:b/>
+        </w:rPr>
+        <w:t>FETCH FAILED</w:t>
+      </w:r>
+      <w:r>
+        <w:t xml:space="preserve"> — Schwab could not be reached. The ticker may be fine; press</w:t>
+        <w:br/>
+        <w:t xml:space="preserve">  </w:t>
+      </w:r>
+      <w:r>
+        <w:rPr>
+          <w:b/>
+        </w:rPr>
+        <w:t>Refresh</w:t>
+      </w:r>
+      <w:r>
+        <w:t xml:space="preserve"> in a minute.</w:t>
+      </w:r>
+    </w:p>
+    <w:p>
+      <w:r>
+        <w:rPr/>
+        <w:t xml:space="preserve">⚠ </w:t>
+      </w:r>
+      <w:r>
+        <w:rPr>
+          <w:b/>
+        </w:rPr>
+        <w:t>An on-demand look-up costs 4–5 Schwab calls</w:t>
+      </w:r>
+      <w:r>
+        <w:rPr/>
+        <w:t xml:space="preserve"> from the same allowance the</w:t>
+        <w:br/>
+        <w:t xml:space="preserve">live dealer charts depend on. So the page looks a name up </w:t>
+      </w:r>
+      <w:r>
+        <w:rPr>
+          <w:b/>
+        </w:rPr>
+        <w:t>only</w:t>
+      </w:r>
+      <w:r>
+        <w:rPr/>
+        <w:t xml:space="preserve"> when you open</w:t>
+        <w:br/>
+        <w:t xml:space="preserve">a symbol it does not already cover, or when you press </w:t>
+      </w:r>
+      <w:r>
+        <w:rPr>
+          <w:b/>
+        </w:rPr>
+        <w:t>Refresh</w:t>
+      </w:r>
+      <w:r>
+        <w:rPr/>
+        <w:t xml:space="preserve"> — never on its</w:t>
+        <w:br/>
+        <w:t>own timer. A second visit within 15 minutes reuses the previous look-up and costs</w:t>
+        <w:br/>
+        <w:t xml:space="preserve">nothing. For a </w:t>
+      </w:r>
+      <w:r>
+        <w:rPr>
+          <w:b/>
+        </w:rPr>
+        <w:t>scanned</w:t>
+      </w:r>
+      <w:r>
+        <w:rPr/>
+        <w:t xml:space="preserve"> symbol Refresh just re-reads what the app already has.</w:t>
+      </w:r>
+    </w:p>
+    <w:p>
+      <w:r>
+        <w:rPr>
+          <w:b/>
+        </w:rPr>
+        <w:t>Three kinds of empty are worded differently on purpose.</w:t>
+      </w:r>
+      <w:r>
+        <w:rPr/>
+        <w:t xml:space="preserve"> </w:t>
+      </w:r>
+      <w:r>
+        <w:rPr>
+          <w:i/>
+        </w:rPr>
+        <w:t>No data yet — the</w:t>
+        <w:br/>
+        <w:t>options feed hasn't published this session</w:t>
+      </w:r>
+      <w:r>
+        <w:rPr/>
+        <w:t xml:space="preserve"> means the service has not produced</w:t>
+        <w:br/>
+        <w:t xml:space="preserve">anything; </w:t>
+      </w:r>
+      <w:r>
+        <w:rPr>
+          <w:i/>
+        </w:rPr>
+        <w:t>No signals for MU today</w:t>
+      </w:r>
+      <w:r>
+        <w:rPr/>
+        <w:t xml:space="preserve"> means everything is working and there is</w:t>
+        <w:br/>
+        <w:t xml:space="preserve">simply nothing to show; </w:t>
+      </w:r>
+      <w:r>
+        <w:rPr>
+          <w:i/>
+        </w:rPr>
+        <w:t>No quote for XYZQ — check the symbol</w:t>
+      </w:r>
+      <w:r>
+        <w:rPr/>
+        <w:t xml:space="preserve"> means the ticker</w:t>
+        <w:br/>
+        <w:t>itself is the problem.</w:t>
+      </w:r>
+    </w:p>
+    <w:p>
+      <w:r>
+        <w:rPr/>
+        <w:t xml:space="preserve">⚠ </w:t>
+      </w:r>
+      <w:r>
+        <w:rPr>
+          <w:b/>
+        </w:rPr>
+        <w:t>Earnings "not covered" is not "none scheduled".</w:t>
+      </w:r>
+      <w:r>
+        <w:rPr/>
+        <w:t xml:space="preserve"> The first means the</w:t>
+        <w:br/>
+        <w:t>earnings calendar has no data for this name, so a report could still be coming;</w:t>
+        <w:br/>
+        <w:t>the second means the name is covered and nothing is on the calendar.</w:t>
+      </w:r>
+    </w:p>
+    <w:p>
+      <w:r>
+        <w:rPr>
+          <w:b/>
+        </w:rPr>
+        <w:t>Nothing on this page can place or change a trade.</w:t>
+      </w:r>
+      <w:r>
+        <w:rPr/>
+        <w:t xml:space="preserve"> It reads, looks up and</w:t>
+        <w:br/>
+        <w:t>links.</w:t>
       </w:r>
     </w:p>
     <w:p>

--- a/docs/manuals/user-guide/user-guide.docx
+++ b/docs/manuals/user-guide/user-guide.docx
@@ -4340,12 +4340,14 @@
         <w:rPr>
           <w:b/>
         </w:rPr>
-        <w:t>SCANNED</w:t>
-      </w:r>
-      <w:r>
-        <w:t xml:space="preserve"> — the app scans this name all day, so every band is filled from</w:t>
-        <w:br/>
-        <w:t xml:space="preserve">  what it already has. Nothing is fetched.</w:t>
+        <w:t>SCANNED 09:30</w:t>
+      </w:r>
+      <w:r>
+        <w:t xml:space="preserve"> — the app scans this name all day, so every band is filled</w:t>
+        <w:br/>
+        <w:t xml:space="preserve">  from what it already has, and nothing is fetched. The time is the last scan's,</w:t>
+        <w:br/>
+        <w:t xml:space="preserve">  so after the close you can see how old the Vol Rank and IV vs HV are.</w:t>
       </w:r>
     </w:p>
     <w:p>

--- a/docs/manuals/user-guide/user-guide.docx
+++ b/docs/manuals/user-guide/user-guide.docx
@@ -6059,6 +6059,43 @@
         <w:t xml:space="preserve"> is the default sort. Click any column header to re-sort. Three tiles at the</w:t>
         <w:br/>
         <w:t>top count how many symbols are currently Buy, Neutral and Sell.</w:t>
+      </w:r>
+    </w:p>
+    <w:p>
+      <w:r>
+        <w:rPr>
+          <w:b/>
+        </w:rPr>
+        <w:t>Click a symbol</w:t>
+      </w:r>
+      <w:r>
+        <w:rPr/>
+        <w:t xml:space="preserve"> (it carries a dotted underline) to open its </w:t>
+      </w:r>
+      <w:r>
+        <w:rPr>
+          <w:color w:val="5D5294"/>
+        </w:rPr>
+        <w:t>Symbol</w:t>
+      </w:r>
+      <w:r>
+        <w:rPr/>
+        <w:br/>
+        <w:t xml:space="preserve">dossier at </w:t>
+      </w:r>
+      <w:r>
+        <w:rPr>
+          <w:rFonts w:ascii="Consolas" w:hAnsi="Consolas"/>
+          <w:color w:val="334455"/>
+          <w:sz w:val="19"/>
+        </w:rPr>
+        <w:t>/symbol?symbol=&lt;ticker&gt;</w:t>
+      </w:r>
+      <w:r>
+        <w:rPr/>
+        <w:t>. The public copy of this board on</w:t>
+        <w:br/>
+        <w:t>live.neuralstrike.co has no dossier, so there the symbol is plain text.</w:t>
       </w:r>
     </w:p>
     <w:p>

--- a/docs/manuals/user-guide/user-guide.docx
+++ b/docs/manuals/user-guide/user-guide.docx
@@ -4055,7 +4055,7 @@
             <w:r/>
             <w:r>
               <w:rPr/>
-              <w:t>Dealer Positioning, already set to this symbol</w:t>
+              <w:t>Dealer Positioning, already set to this symbol — shown only for a name the app already collects</w:t>
             </w:r>
           </w:p>
         </w:tc>
@@ -4448,6 +4448,28 @@
       </w:r>
     </w:p>
     <w:p>
+      <w:pPr>
+        <w:pStyle w:val="ListBullet"/>
+      </w:pPr>
+      <w:r>
+        <w:rPr>
+          <w:b/>
+        </w:rPr>
+        <w:t>QUEUED</w:t>
+      </w:r>
+      <w:r>
+        <w:t xml:space="preserve"> — the look-up has not answered after 30 seconds, usually because the</w:t>
+        <w:br/>
+        <w:t xml:space="preserve">  options service is busy with other work (a whole-chain Strategy Finder scan can</w:t>
+        <w:br/>
+        <w:t xml:space="preserve">  take 30–40 seconds). The request is still in line; the bands fill in when it</w:t>
+        <w:br/>
+        <w:t xml:space="preserve">  answers. Pressing Refresh here would only queue a second paid look-up behind the</w:t>
+        <w:br/>
+        <w:t xml:space="preserve">  first.</w:t>
+      </w:r>
+    </w:p>
+    <w:p>
       <w:r>
         <w:rPr/>
         <w:t xml:space="preserve">⚠ </w:t>
@@ -4488,7 +4510,21 @@
         <w:br/>
         <w:t>own timer. A second visit within 15 minutes reuses the previous look-up and costs</w:t>
         <w:br/>
-        <w:t xml:space="preserve">nothing. For a </w:t>
+        <w:t xml:space="preserve">nothing. Pressing </w:t>
+      </w:r>
+      <w:r>
+        <w:rPr>
+          <w:b/>
+        </w:rPr>
+        <w:t>Refresh</w:t>
+      </w:r>
+      <w:r>
+        <w:rPr/>
+        <w:t xml:space="preserve"> within a minute of the last look-up fetches nothing</w:t>
+        <w:br/>
+        <w:t>either — the page says the reading is already current — unless that look-up failed,</w:t>
+        <w:br/>
+        <w:t xml:space="preserve">which is always retried. For a </w:t>
       </w:r>
       <w:r>
         <w:rPr>
@@ -4498,7 +4534,37 @@
       </w:r>
       <w:r>
         <w:rPr/>
-        <w:t xml:space="preserve"> symbol Refresh just re-reads what the app already has.</w:t>
+        <w:t xml:space="preserve"> symbol Refresh just re-reads</w:t>
+        <w:br/>
+        <w:t>what the app already has.</w:t>
+      </w:r>
+    </w:p>
+    <w:p>
+      <w:r>
+        <w:rPr>
+          <w:b/>
+        </w:rPr>
+        <w:t>Walls after the close.</w:t>
+      </w:r>
+      <w:r>
+        <w:rPr/>
+        <w:t xml:space="preserve"> For a name the app collects, the walls disappear once the</w:t>
+        <w:br/>
+        <w:t>dealer collector stops for the day, and the band says why. Walls from an on-demand</w:t>
+        <w:br/>
+        <w:t xml:space="preserve">look-up stay, marked </w:t>
+      </w:r>
+      <w:r>
+        <w:rPr>
+          <w:i/>
+        </w:rPr>
+        <w:t>walls fetched 14:32</w:t>
+      </w:r>
+      <w:r>
+        <w:rPr/>
+        <w:t>. If net gamma reads exactly zero — what an</w:t>
+        <w:br/>
+        <w:t>empty after-hours chain looks like — the walls are withheld either way.</w:t>
       </w:r>
     </w:p>
     <w:p>
@@ -11500,6 +11566,130 @@
         <w:t>stale, so a paper entry from it would be fictional. The status line's "N live</w:t>
         <w:br/>
         <w:t>signals" counts only those still qualifying.</w:t>
+      </w:r>
+    </w:p>
+    <w:p>
+      <w:r>
+        <w:rPr>
+          <w:b/>
+        </w:rPr>
+        <w:t>How long has it been there, and is it getting better?</w:t>
+      </w:r>
+      <w:r>
+        <w:rPr/>
+        <w:t xml:space="preserve"> Two columns beside</w:t>
+        <w:br/>
+      </w:r>
+      <w:r>
+        <w:rPr>
+          <w:b/>
+        </w:rPr>
+        <w:t>Dropped at</w:t>
+      </w:r>
+      <w:r>
+        <w:rPr/>
+        <w:t xml:space="preserve"> answer that, on all three tabs:</w:t>
+      </w:r>
+    </w:p>
+    <w:p>
+      <w:pPr>
+        <w:pStyle w:val="ListBullet"/>
+      </w:pPr>
+      <w:r>
+        <w:rPr>
+          <w:b/>
+        </w:rPr>
+        <w:t>Seen since</w:t>
+      </w:r>
+      <w:r>
+        <w:t xml:space="preserve"> — when the setup first appeared today and how many scans it has</w:t>
+        <w:br/>
+        <w:t xml:space="preserve">  been live in, e.g. </w:t>
+      </w:r>
+      <w:r>
+        <w:rPr>
+          <w:i/>
+        </w:rPr>
+        <w:t>09:15 · 14x</w:t>
+      </w:r>
+      <w:r>
+        <w:t xml:space="preserve">. A </w:t>
+      </w:r>
+      <w:r>
+        <w:rPr>
+          <w:i/>
+        </w:rPr>
+        <w:t>setup</w:t>
+      </w:r>
+      <w:r>
+        <w:t xml:space="preserve"> is the symbol, strategy and</w:t>
+        <w:br/>
+        <w:t xml:space="preserve">  expiration: when the exact strikes shift a notch as the price moves, the age</w:t>
+        <w:br/>
+        <w:t xml:space="preserve">  carries on rather than starting again. A dash means the app cannot vouch for the</w:t>
+        <w:br/>
+        <w:t xml:space="preserve">  start time — not that the signal is new.</w:t>
+      </w:r>
+    </w:p>
+    <w:p>
+      <w:pPr>
+        <w:pStyle w:val="ListBullet"/>
+      </w:pPr>
+      <w:r>
+        <w:rPr>
+          <w:b/>
+        </w:rPr>
+        <w:t>Score trend</w:t>
+      </w:r>
+      <w:r>
+        <w:t xml:space="preserve"> — how the setup's best score has moved over the last hour:</w:t>
+        <w:br/>
+        <w:t xml:space="preserve">  </w:t>
+      </w:r>
+      <w:r>
+        <w:rPr>
+          <w:i/>
+        </w:rPr>
+        <w:t>▲ +4.2</w:t>
+      </w:r>
+      <w:r>
+        <w:t xml:space="preserve"> rising, </w:t>
+      </w:r>
+      <w:r>
+        <w:rPr>
+          <w:i/>
+        </w:rPr>
+        <w:t>▼ −6.1</w:t>
+      </w:r>
+      <w:r>
+        <w:t xml:space="preserve"> fading, </w:t>
+      </w:r>
+      <w:r>
+        <w:rPr>
+          <w:i/>
+        </w:rPr>
+        <w:t>▬ +1.0</w:t>
+      </w:r>
+      <w:r>
+        <w:t xml:space="preserve"> steady (within two points), or </w:t>
+      </w:r>
+      <w:r>
+        <w:rPr>
+          <w:i/>
+        </w:rPr>
+        <w:t>new</w:t>
+      </w:r>
+      <w:r>
+        <w:br/>
+        <w:t xml:space="preserve">  until it has four scans behind it.</w:t>
+      </w:r>
+    </w:p>
+    <w:p>
+      <w:r>
+        <w:rPr/>
+        <w:t>A setup that has held all morning with a steady or rising score is a different thing</w:t>
+        <w:br/>
+        <w:t>from one that appeared in a single scan. Neither column filters or sorts anything.</w:t>
       </w:r>
     </w:p>
     <w:p>

--- a/docs/manuals/user-guide/user-guide.docx
+++ b/docs/manuals/user-guide/user-guide.docx
@@ -4467,6 +4467,71 @@
         <w:t xml:space="preserve">  answers. Pressing Refresh here would only queue a second paid look-up behind the</w:t>
         <w:br/>
         <w:t xml:space="preserve">  first.</w:t>
+      </w:r>
+    </w:p>
+    <w:p>
+      <w:r>
+        <w:rPr>
+          <w:b/>
+        </w:rPr>
+        <w:t>Finding trades on this name.</w:t>
+      </w:r>
+      <w:r>
+        <w:rPr/>
+        <w:t xml:space="preserve"> The </w:t>
+      </w:r>
+      <w:r>
+        <w:rPr>
+          <w:b/>
+        </w:rPr>
+        <w:t>Find trades</w:t>
+      </w:r>
+      <w:r>
+        <w:rPr/>
+        <w:t xml:space="preserve"> button beside Refresh opens the</w:t>
+        <w:br/>
+      </w:r>
+      <w:r>
+        <w:rPr>
+          <w:b/>
+        </w:rPr>
+        <w:t>Strategy Finder</w:t>
+      </w:r>
+      <w:r>
+        <w:rPr/>
+        <w:t xml:space="preserve"> with this symbol filled in and starts its scan at once, so you go</w:t>
+        <w:br/>
+        <w:t>from reading about a ticker to ranked, paper-tradeable candidates in one click. It</w:t>
+        <w:br/>
+        <w:t>appears only once the page has a real quote — scanned, collected, or a look-up that</w:t>
+        <w:br/>
+        <w:t xml:space="preserve">came back with a price — and stays hidden while a look-up is pending, for </w:t>
+      </w:r>
+      <w:r>
+        <w:rPr>
+          <w:b/>
+        </w:rPr>
+        <w:t>NOT</w:t>
+        <w:br/>
+        <w:t>FOUND</w:t>
+      </w:r>
+      <w:r>
+        <w:rPr/>
+        <w:t xml:space="preserve">, and for </w:t>
+      </w:r>
+      <w:r>
+        <w:rPr>
+          <w:b/>
+        </w:rPr>
+        <w:t>FETCH FAILED</w:t>
+      </w:r>
+      <w:r>
+        <w:rPr/>
+        <w:t>, since the scan could not work on any of those.</w:t>
+        <w:br/>
+        <w:t>The scan is the Finder's, with the Finder's cost: a large chain can take half a</w:t>
+        <w:br/>
+        <w:t>minute, and a chain listing more than 30 expirations asks which to load first.</w:t>
       </w:r>
     </w:p>
     <w:p>

--- a/docs/manuals/user-guide/user-guide.docx
+++ b/docs/manuals/user-guide/user-guide.docx
@@ -3509,6 +3509,38 @@
     <w:p>
       <w:r>
         <w:rPr/>
+        <w:t xml:space="preserve">A symbol that </w:t>
+      </w:r>
+      <w:r>
+        <w:rPr>
+          <w:b/>
+        </w:rPr>
+        <w:t>joins the Opportunity Board</w:t>
+      </w:r>
+      <w:r>
+        <w:rPr/>
+        <w:t xml:space="preserve"> is announced as well — </w:t>
+      </w:r>
+      <w:r>
+        <w:rPr>
+          <w:i/>
+        </w:rPr>
+        <w:t>"N V D A.</w:t>
+        <w:br/>
+        <w:t>Joins the Opportunity Board, buy signal."</w:t>
+      </w:r>
+      <w:r>
+        <w:rPr/>
+        <w:t xml:space="preserve"> One that dropped off in the last half</w:t>
+        <w:br/>
+        <w:t>hour glows when it comes back but stays silent, so two names swapping places at</w:t>
+        <w:br/>
+        <w:t>the bottom of the board do not talk on every refresh.</w:t>
+      </w:r>
+    </w:p>
+    <w:p>
+      <w:r>
+        <w:rPr/>
         <w:t xml:space="preserve">Switch it off, change the voice or set its volume under </w:t>
       </w:r>
       <w:r>
@@ -3521,7 +3553,40 @@
       </w:r>
       <w:r>
         <w:rPr/>
-        <w:t xml:space="preserve">. It obeys the same </w:t>
+        <w:t xml:space="preserve">. Each section — </w:t>
+      </w:r>
+      <w:r>
+        <w:rPr>
+          <w:b/>
+        </w:rPr>
+        <w:t>Opportunity Board</w:t>
+      </w:r>
+      <w:r>
+        <w:rPr/>
+        <w:t xml:space="preserve">, </w:t>
+      </w:r>
+      <w:r>
+        <w:rPr>
+          <w:b/>
+        </w:rPr>
+        <w:t>Live Flow Alerts</w:t>
+      </w:r>
+      <w:r>
+        <w:rPr/>
+        <w:t xml:space="preserve">, </w:t>
+      </w:r>
+      <w:r>
+        <w:rPr>
+          <w:b/>
+        </w:rPr>
+        <w:t>Positions</w:t>
+      </w:r>
+      <w:r>
+        <w:rPr/>
+        <w:br/>
+        <w:t>— also has its own switch there, so you can keep one talking and silence another; a</w:t>
+        <w:br/>
+        <w:t xml:space="preserve">silenced section still glows. It obeys the same </w:t>
       </w:r>
       <w:r>
         <w:rPr>
@@ -3531,7 +3596,9 @@
       </w:r>
       <w:r>
         <w:rPr/>
-        <w:t xml:space="preserve"> setting as the scanner chime.</w:t>
+        <w:t xml:space="preserve"> setting</w:t>
+        <w:br/>
+        <w:t>as the scanner chime.</w:t>
       </w:r>
     </w:p>
     <w:p>
@@ -22515,9 +22582,9 @@
         <w:t>Spoken alerts (Desk)</w:t>
       </w:r>
       <w:r>
-        <w:t xml:space="preserve"> — the Desk announcing new flow alerts and newly-opened</w:t>
-        <w:br/>
-        <w:t xml:space="preserve">  positions out loud. An </w:t>
+        <w:t xml:space="preserve"> — the Desk announcing new flow alerts, newly-opened</w:t>
+        <w:br/>
+        <w:t xml:space="preserve">  positions and symbols joining the Opportunity Board out loud. An </w:t>
       </w:r>
       <w:r>
         <w:rPr>
@@ -22526,7 +22593,19 @@
         <w:t>on/off</w:t>
       </w:r>
       <w:r>
-        <w:t xml:space="preserve"> switch, a </w:t>
+        <w:br/>
+        <w:t xml:space="preserve">  switch, one switch </w:t>
+      </w:r>
+      <w:r>
+        <w:rPr>
+          <w:b/>
+        </w:rPr>
+        <w:t>per section</w:t>
+      </w:r>
+      <w:r>
+        <w:t xml:space="preserve"> under it (greyed out while the main switch is</w:t>
+        <w:br/>
+        <w:t xml:space="preserve">  off), a </w:t>
       </w:r>
       <w:r>
         <w:rPr>

--- a/docs/manuals/user-guide/user-guide.docx
+++ b/docs/manuals/user-guide/user-guide.docx
@@ -32,7 +32,7 @@
           <w:color w:val="5B6678"/>
           <w:sz w:val="18"/>
         </w:rPr>
-        <w:t>NeuralStrike · Generated 2026-09-18</w:t>
+        <w:t>NeuralStrike · Generated 2026-09-19</w:t>
       </w:r>
     </w:p>
     <w:p/>
@@ -21552,7 +21552,7 @@
         <w:t>Sectors</w:t>
       </w:r>
       <w:r>
-        <w:t xml:space="preserve"> tab — your sector weights vs the benchmark, plus a tailwind reading.</w:t>
+        <w:t xml:space="preserve"> tab — your sector weights vs the benchmark.</w:t>
       </w:r>
     </w:p>
     <w:p>
@@ -22508,7 +22508,576 @@
         <w:rPr/>
         <w:t>, with System</w:t>
         <w:br/>
-        <w:t>Status and Stop All Services.</w:t>
+        <w:t xml:space="preserve">Status and Stop All Services. It has two tabs: </w:t>
+      </w:r>
+      <w:r>
+        <w:rPr>
+          <w:b/>
+        </w:rPr>
+        <w:t>General</w:t>
+      </w:r>
+      <w:r>
+        <w:rPr/>
+        <w:t xml:space="preserve"> (your app preferences)</w:t>
+        <w:br/>
+        <w:t xml:space="preserve">and </w:t>
+      </w:r>
+      <w:r>
+        <w:rPr>
+          <w:b/>
+        </w:rPr>
+        <w:t>Configuration</w:t>
+      </w:r>
+      <w:r>
+        <w:rPr/>
+        <w:t xml:space="preserve"> (the trading settings).</w:t>
+      </w:r>
+    </w:p>
+    <w:p>
+      <w:pPr>
+        <w:pStyle w:val="Heading3"/>
+      </w:pPr>
+      <w:r>
+        <w:rPr/>
+        <w:t>Configuration</w:t>
+      </w:r>
+    </w:p>
+    <w:p>
+      <w:r>
+        <w:rPr/>
+        <w:t>Every setting the trading services use — the thresholds that used to mean editing</w:t>
+        <w:br/>
+        <w:t>a file on the server — in one place, grouped by what they do:</w:t>
+      </w:r>
+    </w:p>
+    <w:tbl>
+      <w:tblPr>
+        <w:tblW w:type="auto" w:w="0"/>
+        <w:jc w:val="left"/>
+        <w:tblLayout w:type="autofit"/>
+        <w:tblLook w:firstColumn="1" w:firstRow="1" w:lastColumn="0" w:lastRow="0" w:noHBand="0" w:noVBand="1" w:val="04A0"/>
+        <w:tblBorders>
+          <w:top w:val="single" w:sz="4" w:space="0" w:color="D8DEE9"/>
+          <w:left w:val="single" w:sz="4" w:space="0" w:color="D8DEE9"/>
+          <w:bottom w:val="single" w:sz="4" w:space="0" w:color="D8DEE9"/>
+          <w:right w:val="single" w:sz="4" w:space="0" w:color="D8DEE9"/>
+          <w:insideH w:val="single" w:sz="4" w:space="0" w:color="D8DEE9"/>
+          <w:insideV w:val="single" w:sz="4" w:space="0" w:color="D8DEE9"/>
+        </w:tblBorders>
+      </w:tblPr>
+      <w:tblGrid>
+        <w:gridCol w:w="4320"/>
+        <w:gridCol w:w="4320"/>
+      </w:tblGrid>
+      <w:tr>
+        <w:tc>
+          <w:tcPr>
+            <w:tcW w:type="dxa" w:w="4320"/>
+            <w:shd w:val="clear" w:color="auto" w:fill="EAF2FB"/>
+          </w:tcPr>
+          <w:p>
+            <w:r>
+              <w:rPr>
+                <w:b/>
+              </w:rPr>
+            </w:r>
+            <w:r>
+              <w:rPr>
+                <w:b/>
+              </w:rPr>
+              <w:t>Category</w:t>
+            </w:r>
+          </w:p>
+        </w:tc>
+        <w:tc>
+          <w:tcPr>
+            <w:tcW w:type="dxa" w:w="4320"/>
+            <w:shd w:val="clear" w:color="auto" w:fill="EAF2FB"/>
+          </w:tcPr>
+          <w:p>
+            <w:r>
+              <w:rPr>
+                <w:b/>
+              </w:rPr>
+            </w:r>
+            <w:r>
+              <w:rPr>
+                <w:b/>
+              </w:rPr>
+              <w:t>What it controls</w:t>
+            </w:r>
+          </w:p>
+        </w:tc>
+      </w:tr>
+      <w:tr>
+        <w:tc>
+          <w:tcPr>
+            <w:tcW w:type="dxa" w:w="4320"/>
+          </w:tcPr>
+          <w:p>
+            <w:r/>
+            <w:r>
+              <w:rPr>
+                <w:b/>
+              </w:rPr>
+              <w:t>Trade selection</w:t>
+            </w:r>
+          </w:p>
+        </w:tc>
+        <w:tc>
+          <w:tcPr>
+            <w:tcW w:type="dxa" w:w="4320"/>
+          </w:tcPr>
+          <w:p>
+            <w:r/>
+            <w:r>
+              <w:rPr/>
+              <w:t>Volatility (IV rank) floors and ceilings, minimum credit, directional and single-option rules, the score a signal needs to be recorded</w:t>
+            </w:r>
+          </w:p>
+        </w:tc>
+      </w:tr>
+      <w:tr>
+        <w:tc>
+          <w:tcPr>
+            <w:tcW w:type="dxa" w:w="4320"/>
+            <w:shd w:val="clear" w:color="auto" w:fill="F4F6FA"/>
+          </w:tcPr>
+          <w:p>
+            <w:r/>
+            <w:r>
+              <w:rPr>
+                <w:b/>
+              </w:rPr>
+              <w:t>Exits &amp; trade management</w:t>
+            </w:r>
+          </w:p>
+        </w:tc>
+        <w:tc>
+          <w:tcPr>
+            <w:tcW w:type="dxa" w:w="4320"/>
+            <w:shd w:val="clear" w:color="auto" w:fill="F4F6FA"/>
+          </w:tcPr>
+          <w:p>
+            <w:r/>
+            <w:r>
+              <w:rPr/>
+              <w:t>Take profit, stop loss, time and delta stops, the profit-lock ladder, per-structure rules, Rescue board warnings</w:t>
+            </w:r>
+          </w:p>
+        </w:tc>
+      </w:tr>
+      <w:tr>
+        <w:tc>
+          <w:tcPr>
+            <w:tcW w:type="dxa" w:w="4320"/>
+          </w:tcPr>
+          <w:p>
+            <w:r/>
+            <w:r>
+              <w:rPr>
+                <w:b/>
+              </w:rPr>
+              <w:t>Autonomous driver</w:t>
+            </w:r>
+          </w:p>
+        </w:tc>
+        <w:tc>
+          <w:tcPr>
+            <w:tcW w:type="dxa" w:w="4320"/>
+          </w:tcPr>
+          <w:p>
+            <w:r/>
+            <w:r>
+              <w:rPr/>
+              <w:t>Daily targets, risk limits, the loss halt, decision cadence</w:t>
+            </w:r>
+          </w:p>
+        </w:tc>
+      </w:tr>
+      <w:tr>
+        <w:tc>
+          <w:tcPr>
+            <w:tcW w:type="dxa" w:w="4320"/>
+            <w:shd w:val="clear" w:color="auto" w:fill="F4F6FA"/>
+          </w:tcPr>
+          <w:p>
+            <w:r/>
+            <w:r>
+              <w:rPr>
+                <w:b/>
+              </w:rPr>
+              <w:t>Flow alerts</w:t>
+            </w:r>
+          </w:p>
+        </w:tc>
+        <w:tc>
+          <w:tcPr>
+            <w:tcW w:type="dxa" w:w="4320"/>
+            <w:shd w:val="clear" w:color="auto" w:fill="F4F6FA"/>
+          </w:tcPr>
+          <w:p>
+            <w:r/>
+            <w:r>
+              <w:rPr/>
+              <w:t>Each detector's thresholds, and which alerts reach your phone</w:t>
+            </w:r>
+          </w:p>
+        </w:tc>
+      </w:tr>
+      <w:tr>
+        <w:tc>
+          <w:tcPr>
+            <w:tcW w:type="dxa" w:w="4320"/>
+          </w:tcPr>
+          <w:p>
+            <w:r/>
+            <w:r>
+              <w:rPr>
+                <w:b/>
+              </w:rPr>
+              <w:t>Market hours &amp; schedules</w:t>
+            </w:r>
+          </w:p>
+        </w:tc>
+        <w:tc>
+          <w:tcPr>
+            <w:tcW w:type="dxa" w:w="4320"/>
+          </w:tcPr>
+          <w:p>
+            <w:r/>
+            <w:r>
+              <w:rPr/>
+              <w:t>Session times, operating windows, and the time of every scheduled job (briefings, digests, reports)</w:t>
+            </w:r>
+          </w:p>
+        </w:tc>
+      </w:tr>
+      <w:tr>
+        <w:tc>
+          <w:tcPr>
+            <w:tcW w:type="dxa" w:w="4320"/>
+            <w:shd w:val="clear" w:color="auto" w:fill="F4F6FA"/>
+          </w:tcPr>
+          <w:p>
+            <w:r/>
+            <w:r>
+              <w:rPr>
+                <w:b/>
+              </w:rPr>
+              <w:t>Symbols &amp; watchlists</w:t>
+            </w:r>
+          </w:p>
+        </w:tc>
+        <w:tc>
+          <w:tcPr>
+            <w:tcW w:type="dxa" w:w="4320"/>
+            <w:shd w:val="clear" w:color="auto" w:fill="F4F6FA"/>
+          </w:tcPr>
+          <w:p>
+            <w:r/>
+            <w:r>
+              <w:rPr/>
+              <w:t>What the gamma collector polls, the BIG10 basket, the Net Prem groups</w:t>
+            </w:r>
+          </w:p>
+        </w:tc>
+      </w:tr>
+      <w:tr>
+        <w:tc>
+          <w:tcPr>
+            <w:tcW w:type="dxa" w:w="4320"/>
+          </w:tcPr>
+          <w:p>
+            <w:r/>
+            <w:r>
+              <w:rPr>
+                <w:b/>
+              </w:rPr>
+              <w:t>Sector map</w:t>
+            </w:r>
+          </w:p>
+        </w:tc>
+        <w:tc>
+          <w:tcPr>
+            <w:tcW w:type="dxa" w:w="4320"/>
+          </w:tcPr>
+          <w:p>
+            <w:r/>
+            <w:r>
+              <w:rPr/>
+              <w:t>Which sector each symbol counts toward for the sector cap</w:t>
+            </w:r>
+          </w:p>
+        </w:tc>
+      </w:tr>
+      <w:tr>
+        <w:tc>
+          <w:tcPr>
+            <w:tcW w:type="dxa" w:w="4320"/>
+            <w:shd w:val="clear" w:color="auto" w:fill="F4F6FA"/>
+          </w:tcPr>
+          <w:p>
+            <w:r/>
+            <w:r>
+              <w:rPr>
+                <w:b/>
+              </w:rPr>
+              <w:t>Commissions</w:t>
+            </w:r>
+          </w:p>
+        </w:tc>
+        <w:tc>
+          <w:tcPr>
+            <w:tcW w:type="dxa" w:w="4320"/>
+            <w:shd w:val="clear" w:color="auto" w:fill="F4F6FA"/>
+          </w:tcPr>
+          <w:p>
+            <w:r/>
+            <w:r>
+              <w:rPr/>
+              <w:t>Schwab's per-contract rates</w:t>
+            </w:r>
+          </w:p>
+        </w:tc>
+      </w:tr>
+      <w:tr>
+        <w:tc>
+          <w:tcPr>
+            <w:tcW w:type="dxa" w:w="4320"/>
+          </w:tcPr>
+          <w:p>
+            <w:r/>
+            <w:r>
+              <w:rPr>
+                <w:b/>
+              </w:rPr>
+              <w:t>Ports / Environments</w:t>
+            </w:r>
+          </w:p>
+        </w:tc>
+        <w:tc>
+          <w:tcPr>
+            <w:tcW w:type="dxa" w:w="4320"/>
+          </w:tcPr>
+          <w:p>
+            <w:r/>
+            <w:r>
+              <w:rPr/>
+              <w:t>Shown for reference only</w:t>
+            </w:r>
+          </w:p>
+        </w:tc>
+      </w:tr>
+    </w:tbl>
+    <w:p/>
+    <w:p>
+      <w:r>
+        <w:rPr/>
+        <w:t>How to use it:</w:t>
+      </w:r>
+    </w:p>
+    <w:p>
+      <w:pPr>
+        <w:pStyle w:val="ListNumber"/>
+      </w:pPr>
+      <w:r>
+        <w:t xml:space="preserve">Pick a category on the left, or type in </w:t>
+      </w:r>
+      <w:r>
+        <w:rPr>
+          <w:b/>
+        </w:rPr>
+        <w:t>Search</w:t>
+      </w:r>
+      <w:r>
+        <w:t xml:space="preserve"> (for example </w:t>
+      </w:r>
+      <w:r>
+        <w:rPr>
+          <w:i/>
+        </w:rPr>
+        <w:t>take profit</w:t>
+      </w:r>
+      <w:r>
+        <w:t>,</w:t>
+        <w:br/>
+        <w:t xml:space="preserve">   </w:t>
+      </w:r>
+      <w:r>
+        <w:rPr>
+          <w:i/>
+        </w:rPr>
+        <w:t>VIX</w:t>
+      </w:r>
+      <w:r>
+        <w:t xml:space="preserve">, </w:t>
+      </w:r>
+      <w:r>
+        <w:rPr>
+          <w:i/>
+        </w:rPr>
+        <w:t>delta</w:t>
+      </w:r>
+      <w:r>
+        <w:t>) to find a setting anywhere.</w:t>
+      </w:r>
+    </w:p>
+    <w:p>
+      <w:pPr>
+        <w:pStyle w:val="ListNumber"/>
+      </w:pPr>
+      <w:r>
+        <w:t>Change a value. Each row explains the setting in plain words. Percentages are</w:t>
+        <w:br/>
+        <w:t xml:space="preserve">   typed as percents (type </w:t>
+      </w:r>
+      <w:r>
+        <w:rPr>
+          <w:rFonts w:ascii="Consolas" w:hAnsi="Consolas"/>
+          <w:color w:val="334455"/>
+          <w:sz w:val="19"/>
+        </w:rPr>
+        <w:t>50</w:t>
+      </w:r>
+      <w:r>
+        <w:t xml:space="preserve"> for 50%). A value outside its allowed range is</w:t>
+        <w:br/>
+        <w:t xml:space="preserve">   refused on the spot, with a sentence saying why.</w:t>
+      </w:r>
+    </w:p>
+    <w:p>
+      <w:pPr>
+        <w:pStyle w:val="ListNumber"/>
+      </w:pPr>
+      <w:r>
+        <w:t xml:space="preserve">A changed row shows </w:t>
+      </w:r>
+      <w:r>
+        <w:rPr>
+          <w:b/>
+        </w:rPr>
+        <w:t>Unsaved</w:t>
+      </w:r>
+      <w:r>
+        <w:t>; a row that differs from the shipped value shows</w:t>
+        <w:br/>
+        <w:t xml:space="preserve">   </w:t>
+      </w:r>
+      <w:r>
+        <w:rPr>
+          <w:b/>
+        </w:rPr>
+        <w:t>Shipped: …</w:t>
+      </w:r>
+      <w:r>
+        <w:t xml:space="preserve"> and a reset button that puts it back.</w:t>
+      </w:r>
+    </w:p>
+    <w:p>
+      <w:pPr>
+        <w:pStyle w:val="ListNumber"/>
+      </w:pPr>
+      <w:r>
+        <w:t xml:space="preserve">Press </w:t>
+      </w:r>
+      <w:r>
+        <w:rPr>
+          <w:b/>
+        </w:rPr>
+        <w:t>Save changes</w:t>
+      </w:r>
+      <w:r>
+        <w:t xml:space="preserve"> at the bottom. The app then lists the services that must</w:t>
+        <w:br/>
+        <w:t xml:space="preserve">   restart to use the new values and offers </w:t>
+      </w:r>
+      <w:r>
+        <w:rPr>
+          <w:b/>
+        </w:rPr>
+        <w:t>Restart now</w:t>
+      </w:r>
+      <w:r>
+        <w:t>. During market hours it</w:t>
+        <w:br/>
+        <w:t xml:space="preserve">   warns you first, because restarting the options service loses a minute or two</w:t>
+        <w:br/>
+        <w:t xml:space="preserve">   of gamma collection. You can choose </w:t>
+      </w:r>
+      <w:r>
+        <w:rPr>
+          <w:b/>
+        </w:rPr>
+        <w:t>Later</w:t>
+      </w:r>
+      <w:r>
+        <w:t>; a yellow banner reminds you until</w:t>
+        <w:br/>
+        <w:t xml:space="preserve">   you restart.</w:t>
+      </w:r>
+    </w:p>
+    <w:p>
+      <w:pPr>
+        <w:pStyle w:val="IntenseQuote"/>
+      </w:pPr>
+      <w:r>
+        <w:rPr>
+          <w:b/>
+        </w:rPr>
+        <w:t>Your changes are kept separately from the shipped settings.</w:t>
+      </w:r>
+      <w:r>
+        <w:rPr/>
+        <w:t xml:space="preserve"> They are saved as</w:t>
+        <w:br/>
+        <w:t xml:space="preserve">overrides, so app updates never overwrite them, </w:t>
+      </w:r>
+      <w:r>
+        <w:rPr>
+          <w:b/>
+        </w:rPr>
+        <w:t>Reset</w:t>
+      </w:r>
+      <w:r>
+        <w:rPr/>
+        <w:t xml:space="preserve"> always takes you back,</w:t>
+        <w:br/>
+        <w:t xml:space="preserve">and </w:t>
+      </w:r>
+      <w:r>
+        <w:rPr>
+          <w:b/>
+        </w:rPr>
+        <w:t>Recent changes</w:t>
+      </w:r>
+      <w:r>
+        <w:rPr/>
+        <w:t xml:space="preserve"> at the bottom lists what was changed and when.</w:t>
+      </w:r>
+    </w:p>
+    <w:p>
+      <w:pPr>
+        <w:pStyle w:val="IntenseQuote"/>
+      </w:pPr>
+      <w:r>
+        <w:rPr/>
+        <w:t>Some settings cost money or API budget when you loosen them — each category</w:t>
+        <w:br/>
+        <w:t>with that risk shows a yellow note (for example, every scheduled Claude briefing</w:t>
+        <w:br/>
+        <w:t>is a paid call, and each symbol added to collection costs about 440 Schwab calls a</w:t>
+        <w:br/>
+        <w:t>day).</w:t>
+      </w:r>
+    </w:p>
+    <w:p>
+      <w:pPr>
+        <w:pStyle w:val="Heading3"/>
+      </w:pPr>
+      <w:r>
+        <w:rPr/>
+        <w:t>General</w:t>
       </w:r>
     </w:p>
     <w:p>
@@ -22769,10 +23338,12 @@
         <w:rPr>
           <w:b/>
         </w:rPr>
-        <w:t>Reset to defaults</w:t>
-      </w:r>
-      <w:r>
-        <w:t xml:space="preserve"> is confirm-gated.</w:t>
+        <w:t>Reset</w:t>
+      </w:r>
+      <w:r>
+        <w:t xml:space="preserve"> (confirm-gated) returns to the</w:t>
+        <w:br/>
+        <w:t xml:space="preserve">  shipped theme.</w:t>
       </w:r>
     </w:p>
     <w:p>

--- a/docs/manuals/user-guide/user-guide.docx
+++ b/docs/manuals/user-guide/user-guide.docx
@@ -23321,7 +23321,7 @@
         <w:t>Appearance</w:t>
       </w:r>
       <w:r>
-        <w:t xml:space="preserve"> — every colour, font and menu style, in seven tabs. </w:t>
+        <w:t xml:space="preserve"> — every colour, font and menu style, in six tabs. </w:t>
       </w:r>
       <w:r>
         <w:rPr>

--- a/docs/manuals/user-guide/user-guide.docx
+++ b/docs/manuals/user-guide/user-guide.docx
@@ -22508,7 +22508,7 @@
         <w:rPr/>
         <w:t>, with System</w:t>
         <w:br/>
-        <w:t xml:space="preserve">Status and Stop All Services. It has two tabs: </w:t>
+        <w:t xml:space="preserve">Status and Stop All Services. It has three tabs: </w:t>
       </w:r>
       <w:r>
         <w:rPr>
@@ -22518,9 +22518,18 @@
       </w:r>
       <w:r>
         <w:rPr/>
-        <w:t xml:space="preserve"> (your app preferences)</w:t>
-        <w:br/>
-        <w:t xml:space="preserve">and </w:t>
+        <w:t xml:space="preserve"> (your app preferences),</w:t>
+        <w:br/>
+      </w:r>
+      <w:r>
+        <w:rPr>
+          <w:b/>
+        </w:rPr>
+        <w:t>Appearance</w:t>
+      </w:r>
+      <w:r>
+        <w:rPr/>
+        <w:t xml:space="preserve"> (every colour and font) and </w:t>
       </w:r>
       <w:r>
         <w:rPr>
@@ -23321,29 +23330,49 @@
         <w:t>Appearance</w:t>
       </w:r>
       <w:r>
-        <w:t xml:space="preserve"> — every colour, font and menu style, in six tabs. </w:t>
-      </w:r>
-      <w:r>
-        <w:rPr>
-          <w:b/>
-        </w:rPr>
-        <w:t>Save &amp;</w:t>
-        <w:br/>
-        <w:t xml:space="preserve">  restart web GUI</w:t>
-      </w:r>
-      <w:r>
-        <w:t xml:space="preserve"> applies the change; </w:t>
-      </w:r>
-      <w:r>
-        <w:rPr>
-          <w:b/>
-        </w:rPr>
-        <w:t>Reset</w:t>
-      </w:r>
-      <w:r>
-        <w:t xml:space="preserve"> (confirm-gated) returns to the</w:t>
-        <w:br/>
-        <w:t xml:space="preserve">  shipped theme.</w:t>
+        <w:t xml:space="preserve"> is its own tab now (</w:t>
+      </w:r>
+      <w:r>
+        <w:rPr>
+          <w:b/>
+        </w:rPr>
+        <w:t>Settings → Appearance</w:t>
+      </w:r>
+      <w:r>
+        <w:t>): every colour and</w:t>
+        <w:br/>
+        <w:t xml:space="preserve">  font, grouped as surfaces, text, fields, buttons, status colours, charts, type</w:t>
+        <w:br/>
+        <w:t xml:space="preserve">  and menu, with a live preview. </w:t>
+      </w:r>
+      <w:r>
+        <w:rPr>
+          <w:b/>
+        </w:rPr>
+        <w:t>Save changes</w:t>
+      </w:r>
+      <w:r>
+        <w:t xml:space="preserve">, then </w:t>
+      </w:r>
+      <w:r>
+        <w:rPr>
+          <w:b/>
+        </w:rPr>
+        <w:t>Restart now</w:t>
+      </w:r>
+      <w:r>
+        <w:t>, applies</w:t>
+        <w:br/>
+        <w:t xml:space="preserve">  it to every screen; </w:t>
+      </w:r>
+      <w:r>
+        <w:rPr>
+          <w:b/>
+        </w:rPr>
+        <w:t>Reset to shipped values</w:t>
+      </w:r>
+      <w:r>
+        <w:t xml:space="preserve"> (confirm-gated) goes back.</w:t>
       </w:r>
     </w:p>
     <w:p>

--- a/docs/manuals/user-guide/user-guide.docx
+++ b/docs/manuals/user-guide/user-guide.docx
@@ -32,7 +32,7 @@
           <w:color w:val="5B6678"/>
           <w:sz w:val="18"/>
         </w:rPr>
-        <w:t>NeuralStrike · Generated 2026-09-19</w:t>
+        <w:t>NeuralStrike · Generated 2026-09-20</w:t>
       </w:r>
     </w:p>
     <w:p/>
@@ -1736,6 +1736,174 @@
       </w:r>
       <w:r>
         <w:t xml:space="preserve"> in the main area.</w:t>
+      </w:r>
+    </w:p>
+    <w:p>
+      <w:pPr>
+        <w:pStyle w:val="Heading3"/>
+      </w:pPr>
+      <w:r>
+        <w:rPr/>
+        <w:t>What every data screen looks like</w:t>
+      </w:r>
+    </w:p>
+    <w:p>
+      <w:r>
+        <w:rPr/>
+        <w:t>The screens that show market data share one layout, so you can read a page you</w:t>
+        <w:br/>
+        <w:t>have never opened before:</w:t>
+      </w:r>
+    </w:p>
+    <w:p>
+      <w:pPr>
+        <w:pStyle w:val="ListBullet"/>
+      </w:pPr>
+      <w:r>
+        <w:rPr>
+          <w:b/>
+        </w:rPr>
+        <w:t>One title line.</w:t>
+      </w:r>
+      <w:r>
+        <w:t xml:space="preserve"> The page name on the left; on the right, when the page was</w:t>
+        <w:br/>
+        <w:t xml:space="preserve">  last known to be current, and then its buttons. The main action — Run scan,</w:t>
+        <w:br/>
+        <w:t xml:space="preserve">  Load, Find trades — is always the rightmost one.</w:t>
+      </w:r>
+    </w:p>
+    <w:p>
+      <w:pPr>
+        <w:pStyle w:val="ListBullet"/>
+      </w:pPr>
+      <w:r>
+        <w:rPr>
+          <w:b/>
+        </w:rPr>
+        <w:t>The "Updated" time is not a clock.</w:t>
+      </w:r>
+      <w:r>
+        <w:t xml:space="preserve"> It is the moment the service behind the</w:t>
+        <w:br/>
+        <w:t xml:space="preserve">  page last confirmed that reading was current, always in </w:t>
+      </w:r>
+      <w:r>
+        <w:rPr>
+          <w:b/>
+        </w:rPr>
+        <w:t>Central time</w:t>
+      </w:r>
+      <w:r>
+        <w:t>. A</w:t>
+        <w:br/>
+        <w:t xml:space="preserve">  page that has published nothing says </w:t>
+      </w:r>
+      <w:r>
+        <w:rPr>
+          <w:i/>
+        </w:rPr>
+        <w:t>Waiting for data</w:t>
+      </w:r>
+      <w:r>
+        <w:t xml:space="preserve"> rather than inventing a</w:t>
+        <w:br/>
+        <w:t xml:space="preserve">  time, and the pages that are meant to update on a schedule turn the stamp</w:t>
+        <w:br/>
+        <w:t xml:space="preserve">  </w:t>
+      </w:r>
+      <w:r>
+        <w:rPr>
+          <w:b/>
+        </w:rPr>
+        <w:t>amber</w:t>
+      </w:r>
+      <w:r>
+        <w:t xml:space="preserve"> when they fall behind. A page that only updates when you ask it to</w:t>
+        <w:br/>
+        <w:t xml:space="preserve">  never claims to be stale, because its age says nothing.</w:t>
+      </w:r>
+    </w:p>
+    <w:p>
+      <w:pPr>
+        <w:pStyle w:val="ListBullet"/>
+      </w:pPr>
+      <w:r>
+        <w:rPr>
+          <w:b/>
+        </w:rPr>
+        <w:t>A line of counts</w:t>
+      </w:r>
+      <w:r>
+        <w:t xml:space="preserve"> under the title — how many rows, which session, what the</w:t>
+        <w:br/>
+        <w:t xml:space="preserve">  headline reading is.</w:t>
+      </w:r>
+    </w:p>
+    <w:p>
+      <w:pPr>
+        <w:pStyle w:val="ListBullet"/>
+      </w:pPr>
+      <w:r>
+        <w:rPr>
+          <w:b/>
+        </w:rPr>
+        <w:t>One spinner.</w:t>
+      </w:r>
+      <w:r>
+        <w:t xml:space="preserve"> When you press Refresh the area that is about to change dims</w:t>
+        <w:br/>
+        <w:t xml:space="preserve">  and shows what it is doing. It stays until the new reading lands.</w:t>
+      </w:r>
+    </w:p>
+    <w:p>
+      <w:pPr>
+        <w:pStyle w:val="ListBullet"/>
+      </w:pPr>
+      <w:r>
+        <w:rPr>
+          <w:b/>
+        </w:rPr>
+        <w:t>Anything destructive asks first</w:t>
+      </w:r>
+      <w:r>
+        <w:t>, in a dialog where Cancel comes before the</w:t>
+        <w:br/>
+        <w:t xml:space="preserve">  red button.</w:t>
+      </w:r>
+    </w:p>
+    <w:p>
+      <w:pPr>
+        <w:pStyle w:val="ListBullet"/>
+      </w:pPr>
+      <w:r>
+        <w:rPr>
+          <w:b/>
+        </w:rPr>
+        <w:t>Messages tell you the outcome</w:t>
+      </w:r>
+      <w:r>
+        <w:t>, not that a request was sent — the spinner</w:t>
+        <w:br/>
+        <w:t xml:space="preserve">  already says that.</w:t>
+      </w:r>
+    </w:p>
+    <w:p>
+      <w:r>
+        <w:rPr/>
+        <w:t xml:space="preserve">Charts, heat maps, gauges and every colour that carries a </w:t>
+      </w:r>
+      <w:r>
+        <w:rPr>
+          <w:i/>
+        </w:rPr>
+        <w:t>reading</w:t>
+      </w:r>
+      <w:r>
+        <w:rPr/>
+        <w:t xml:space="preserve"> are</w:t>
+        <w:br/>
+        <w:t>unchanged by this: green still means what it meant, and a hot tile is still hot.</w:t>
       </w:r>
     </w:p>
     <w:p>

--- a/docs/manuals/user-guide/user-guide.docx
+++ b/docs/manuals/user-guide/user-guide.docx
@@ -5110,7 +5110,7 @@
         <w:rPr>
           <w:b/>
         </w:rPr>
-        <w:t>Refresh now</w:t>
+        <w:t>Refresh</w:t>
       </w:r>
       <w:r>
         <w:t xml:space="preserve">, an </w:t>
@@ -5131,18 +5131,32 @@
         <w:t>Analyze</w:t>
       </w:r>
       <w:r>
-        <w:t xml:space="preserve"> button, and a </w:t>
-      </w:r>
-      <w:r>
-        <w:rPr>
-          <w:b/>
-        </w:rPr>
-        <w:t>Next</w:t>
-        <w:br/>
-        <w:t xml:space="preserve">  refresh</w:t>
-      </w:r>
-      <w:r>
-        <w:t xml:space="preserve"> countdown.</w:t>
+        <w:t xml:space="preserve"> button and a </w:t>
+      </w:r>
+      <w:r>
+        <w:rPr>
+          <w:b/>
+        </w:rPr>
+        <w:t>Briefings</w:t>
+      </w:r>
+      <w:r>
+        <w:br/>
+        <w:t xml:space="preserve">  menu, all on the page's header line, plus a </w:t>
+      </w:r>
+      <w:r>
+        <w:rPr>
+          <w:b/>
+        </w:rPr>
+        <w:t>Next refresh</w:t>
+      </w:r>
+      <w:r>
+        <w:t xml:space="preserve"> countdown in the</w:t>
+        <w:br/>
+        <w:t xml:space="preserve">  strip under the charts. Explain, Analyze and Briefings' items each open their</w:t>
+        <w:br/>
+        <w:t xml:space="preserve">  result in a new browser tab; while one is building, its button spins and stays</w:t>
+        <w:br/>
+        <w:t xml:space="preserve">  disabled, so a second click cannot start the work twice.</w:t>
       </w:r>
     </w:p>
     <w:p>

--- a/docs/manuals/user-guide/user-guide.docx
+++ b/docs/manuals/user-guide/user-guide.docx
@@ -15424,7 +15424,17 @@
             </w:r>
             <w:r>
               <w:rPr/>
-              <w:t xml:space="preserve"> and get the same ranked repair menu for it — use this to evaluate a spread the app is not tracking.</w:t>
+              <w:t xml:space="preserve"> and get the same ranked repair menu for it — use this to evaluate a spread the app is not tracking. The Expiry list holds </w:t>
+            </w:r>
+            <w:r>
+              <w:rPr>
+                <w:b/>
+              </w:rPr>
+              <w:t>every expiration the symbol has</w:t>
+            </w:r>
+            <w:r>
+              <w:rPr/>
+              <w:t>, so you can price a roll well out in time; strikes for an expiry past the first two load when you pick it.</w:t>
             </w:r>
           </w:p>
         </w:tc>

--- a/docs/manuals/user-guide/user-guide.docx
+++ b/docs/manuals/user-guide/user-guide.docx
@@ -22151,7 +22151,38 @@
       <w:r>
         <w:t>. Pressing it after</w:t>
         <w:br/>
-        <w:t xml:space="preserve">  the automatic run replaces that day's files with a fresh snapshot.</w:t>
+        <w:t xml:space="preserve">  the automatic run replaces that day's files with a fresh snapshot, so </w:t>
+      </w:r>
+      <w:r>
+        <w:rPr>
+          <w:b/>
+        </w:rPr>
+        <w:t>it asks</w:t>
+        <w:br/>
+        <w:t xml:space="preserve">  first</w:t>
+      </w:r>
+      <w:r>
+        <w:t xml:space="preserve"> and the question names the date it is about to replace.</w:t>
+      </w:r>
+    </w:p>
+    <w:p>
+      <w:pPr>
+        <w:pStyle w:val="ListBullet"/>
+      </w:pPr>
+      <w:r>
+        <w:rPr>
+          <w:b/>
+        </w:rPr>
+        <w:t>It refuses to overwrite a real report with an empty one.</w:t>
+      </w:r>
+      <w:r>
+        <w:t xml:space="preserve"> If the stack is</w:t>
+        <w:br/>
+        <w:t xml:space="preserve">  stopped when you press Generate, every cache reads back empty and the report</w:t>
+        <w:br/>
+        <w:t xml:space="preserve">  would be a complete-looking document of "No captured signals." notes. Nothing is</w:t>
+        <w:br/>
+        <w:t xml:space="preserve">  written, and an amber message says so. Start the stack and press it again.</w:t>
       </w:r>
     </w:p>
     <w:p>
@@ -22567,7 +22598,55 @@
         <w:t>Restart</w:t>
       </w:r>
       <w:r>
-        <w:t xml:space="preserve"> button, which relaunches it windowless.</w:t>
+        <w:t xml:space="preserve"> button, which stops that component and starts</w:t>
+        <w:br/>
+        <w:t xml:space="preserve">  it again — back within about fifteen seconds. </w:t>
+      </w:r>
+      <w:r>
+        <w:rPr>
+          <w:b/>
+        </w:rPr>
+        <w:t>It asks first</w:t>
+      </w:r>
+      <w:r>
+        <w:t>, and the question</w:t>
+        <w:br/>
+        <w:t xml:space="preserve">  says what </w:t>
+      </w:r>
+      <w:r>
+        <w:rPr>
+          <w:i/>
+        </w:rPr>
+        <w:t>that</w:t>
+      </w:r>
+      <w:r>
+        <w:t xml:space="preserve"> restart costs: restarting </w:t>
+      </w:r>
+      <w:r>
+        <w:rPr>
+          <w:b/>
+        </w:rPr>
+        <w:t>this web app</w:t>
+      </w:r>
+      <w:r>
+        <w:t xml:space="preserve"> disconnects the page</w:t>
+        <w:br/>
+        <w:t xml:space="preserve">  you are looking at and you will need to reload it, and restarting the </w:t>
+      </w:r>
+      <w:r>
+        <w:rPr>
+          <w:b/>
+        </w:rPr>
+        <w:t>Schwab</w:t>
+        <w:br/>
+        <w:t xml:space="preserve">  gateway</w:t>
+      </w:r>
+      <w:r>
+        <w:t xml:space="preserve"> while the market is open takes market data away from every service in</w:t>
+        <w:br/>
+        <w:t xml:space="preserve">  the stack for those seconds. Redis has no Restart button — it is a system service</w:t>
+        <w:br/>
+        <w:t xml:space="preserve">  this app does not own.</w:t>
       </w:r>
     </w:p>
     <w:p>
@@ -23615,7 +23694,22 @@
       <w:r>
         <w:t xml:space="preserve"> compacts the intraday options</w:t>
         <w:br/>
-        <w:t xml:space="preserve">  database and reports the before-and-after size.</w:t>
+        <w:t xml:space="preserve">  database and reports the before-and-after size. It asks first, and </w:t>
+      </w:r>
+      <w:r>
+        <w:rPr>
+          <w:b/>
+        </w:rPr>
+        <w:t>the question</w:t>
+        <w:br/>
+        <w:t xml:space="preserve">  tells you whether the purge switch above it is on</w:t>
+      </w:r>
+      <w:r>
+        <w:t xml:space="preserve"> — with it on, every saved</w:t>
+        <w:br/>
+        <w:t xml:space="preserve">  session but the last five is deleted before the compaction. The button shows a</w:t>
+        <w:br/>
+        <w:t xml:space="preserve">  spinner while it runs, and the tool's own output lands underneath it.</w:t>
       </w:r>
     </w:p>
     <w:p>
@@ -23785,13 +23879,13 @@
       </w:r>
       <w:r>
         <w:rPr/>
-        <w:t xml:space="preserve"> — the red button at the foot of the rail.</w:t>
-      </w:r>
-    </w:p>
-    <w:p>
-      <w:r>
-        <w:rPr/>
-        <w:t xml:space="preserve">A guarded "stop the whole local stack" page. The red </w:t>
+        <w:t xml:space="preserve"> — the red-outlined button at the foot of the rail.</w:t>
+      </w:r>
+    </w:p>
+    <w:p>
+      <w:r>
+        <w:rPr/>
+        <w:t xml:space="preserve">A guarded "stop the whole local stack" page. The </w:t>
       </w:r>
       <w:r>
         <w:rPr>
@@ -23801,17 +23895,30 @@
       </w:r>
       <w:r>
         <w:rPr/>
-        <w:t xml:space="preserve"> button</w:t>
-        <w:br/>
-        <w:t xml:space="preserve">(behind a confirmation) stops the gateway, the six services, the web app </w:t>
-      </w:r>
-      <w:r>
-        <w:rPr>
-          <w:b/>
-        </w:rPr>
-        <w:t>and the</w:t>
-        <w:br/>
-        <w:t>public live screens</w:t>
+        <w:t xml:space="preserve"> button — a</w:t>
+        <w:br/>
+        <w:t>red outline, matching the rail — opens a confirmation; the solid red button is the</w:t>
+        <w:br/>
+      </w:r>
+      <w:r>
+        <w:rPr>
+          <w:b/>
+        </w:rPr>
+        <w:t>Stop everything</w:t>
+      </w:r>
+      <w:r>
+        <w:rPr/>
+        <w:t xml:space="preserve"> inside it, which is where the decision is actually made.</w:t>
+        <w:br/>
+        <w:t xml:space="preserve">Confirming stops the gateway, the six services, the web app </w:t>
+      </w:r>
+      <w:r>
+        <w:rPr>
+          <w:b/>
+        </w:rPr>
+        <w:t>and the public live</w:t>
+        <w:br/>
+        <w:t>screens</w:t>
       </w:r>
       <w:r>
         <w:rPr/>
@@ -23839,11 +23946,33 @@
       </w:r>
       <w:r>
         <w:rPr/>
-        <w:t>. A</w:t>
-        <w:br/>
-        <w:t>wrong, missing, or already-used code refuses the stop and says so — nothing is</w:t>
-        <w:br/>
-        <w:t>stopped, and you can wait for the next code and try again. A code you spend here</w:t>
+        <w:t xml:space="preserve"> — or</w:t>
+        <w:br/>
+        <w:t xml:space="preserve">just press </w:t>
+      </w:r>
+      <w:r>
+        <w:rPr>
+          <w:b/>
+        </w:rPr>
+        <w:t>Enter</w:t>
+      </w:r>
+      <w:r>
+        <w:rPr/>
+        <w:t xml:space="preserve"> in the code box. A wrong, missing, or already-used code refuses</w:t>
+        <w:br/>
+        <w:t xml:space="preserve">the stop and says so, </w:t>
+      </w:r>
+      <w:r>
+        <w:rPr>
+          <w:b/>
+        </w:rPr>
+        <w:t>leaving the dialog open</w:t>
+      </w:r>
+      <w:r>
+        <w:rPr/>
+        <w:t xml:space="preserve"> so you can wait for the next code</w:t>
+        <w:br/>
+        <w:t>and try again — nothing is stopped. A code you spend here</w:t>
         <w:br/>
         <w:t>cannot then be used to sign in (and vice versa), so if you have just signed in,</w:t>
         <w:br/>

--- a/docs/manuals/user-guide/user-guide.docx
+++ b/docs/manuals/user-guide/user-guide.docx
@@ -1219,7 +1219,7 @@
     <w:p>
       <w:r>
         <w:rPr/>
-        <w:t xml:space="preserve">Fourteen of the app's screens are also published </w:t>
+        <w:t xml:space="preserve">Twenty of the app's screens are also published </w:t>
       </w:r>
       <w:r>
         <w:rPr>
@@ -1247,9 +1247,13 @@
         <w:br/>
         <w:t>Opportunity Board, Flow Alerts, Macro Board, Sentiment, Bull / Bear Map, Sector &amp;</w:t>
         <w:br/>
-        <w:t>Industry, Sector Rotation, RRG, Momentum, Gamma, Net Prem and the two Premium</w:t>
-        <w:br/>
-        <w:t xml:space="preserve">Divergence screens. </w:t>
+        <w:t>Industry, Sector Rotation, RRG, Momentum, Net Prem, the two Premium Divergence</w:t>
+        <w:br/>
+        <w:t>screens, and eight Dealer Positioning boards: Gamma for $SPX, SPY and QQQ, and</w:t>
+        <w:br/>
+        <w:t>Charm, DEX, Vanna and Term Structure for $SPX. Each one shows the same scrolling</w:t>
+        <w:br/>
+        <w:t xml:space="preserve">market-summary ticker along the bottom that your own app does. </w:t>
       </w:r>
       <w:r>
         <w:rPr>
@@ -1373,9 +1377,9 @@
         <w:rPr/>
         <w:t>, on trading</w:t>
         <w:br/>
-        <w:t>days between 08:00 and 15:20 Central — so a slightly old-looking tile is normal,</w:t>
-        <w:br/>
-        <w:t>and outside those hours expected. The screen behind it is always live.</w:t>
+        <w:t>days between 15:25 and 15:50 Central, so each tile shows the end of the session</w:t>
+        <w:br/>
+        <w:t>rather than the moment you open the menu. The screen behind it is always live.</w:t>
       </w:r>
     </w:p>
     <w:p>

--- a/docs/manuals/user-guide/user-guide.docx
+++ b/docs/manuals/user-guide/user-guide.docx
@@ -1219,19 +1219,19 @@
     <w:p>
       <w:r>
         <w:rPr/>
-        <w:t xml:space="preserve">Twenty of the app's screens are also published </w:t>
-      </w:r>
-      <w:r>
-        <w:rPr>
-          <w:b/>
-        </w:rPr>
-        <w:t>read-only and without any</w:t>
-        <w:br/>
-        <w:t>sign-in</w:t>
-      </w:r>
-      <w:r>
-        <w:rPr/>
-        <w:t xml:space="preserve"> on a second address, </w:t>
+        <w:t xml:space="preserve">Twenty-one of the app's screens are also published </w:t>
+      </w:r>
+      <w:r>
+        <w:rPr>
+          <w:b/>
+        </w:rPr>
+        <w:t>without any sign-in</w:t>
+      </w:r>
+      <w:r>
+        <w:rPr/>
+        <w:t xml:space="preserve"> on</w:t>
+        <w:br/>
+        <w:t xml:space="preserve">a second address, </w:t>
       </w:r>
       <w:r>
         <w:rPr>
@@ -1251,9 +1251,52 @@
         <w:br/>
         <w:t>screens, and eight Dealer Positioning boards: Gamma for $SPX, SPY and QQQ, and</w:t>
         <w:br/>
-        <w:t>Charm, DEX, Vanna and Term Structure for $SPX. Each one shows the same scrolling</w:t>
-        <w:br/>
-        <w:t xml:space="preserve">market-summary ticker along the bottom that your own app does. </w:t>
+        <w:t xml:space="preserve">Charm, DEX, Vanna and Term Structure for $SPX, and the </w:t>
+      </w:r>
+      <w:r>
+        <w:rPr>
+          <w:b/>
+        </w:rPr>
+        <w:t>Strategy Finder</w:t>
+      </w:r>
+      <w:r>
+        <w:rPr/>
+        <w:t>.</w:t>
+        <w:br/>
+        <w:t>Each one shows the same scrolling market-summary ticker along the bottom that</w:t>
+        <w:br/>
+        <w:t>your own app does.</w:t>
+      </w:r>
+    </w:p>
+    <w:p>
+      <w:r>
+        <w:rPr/>
+        <w:t>The public Strategy Finder is the one screen a visitor can act on: they type a</w:t>
+        <w:br/>
+        <w:t>symbol and press Scan, and it ranks strategies for that symbol with one fixed</w:t>
+        <w:br/>
+        <w:t>set of filters (expirations up to 90 days, short legs between 10 and 20 delta,</w:t>
+        <w:br/>
+        <w:t>a credit of at least 10% of a spread's width). They cannot change the filters,</w:t>
+        <w:br/>
+        <w:t>open a paper trade or use the Calculator. Scans run from 08:40 to 15:00 CT on</w:t>
+        <w:br/>
+        <w:t>trading days; a repeat request within 15 minutes shows the earlier result</w:t>
+        <w:br/>
+        <w:t>instead of scanning again. There is a limit of 200 public scans a day for all</w:t>
+        <w:br/>
+        <w:t>visitors together and 10 an hour for each visitor. Every limit is in</w:t>
+        <w:br/>
+      </w:r>
+      <w:r>
+        <w:rPr>
+          <w:b/>
+        </w:rPr>
+        <w:t>Settings → Configuration → Public Strategy Finder</w:t>
+      </w:r>
+      <w:r>
+        <w:rPr/>
+        <w:t xml:space="preserve">. </w:t>
       </w:r>
       <w:r>
         <w:rPr>
@@ -1309,7 +1352,11 @@
       <w:r>
         <w:t xml:space="preserve"> Nothing anyone does there can reach your own</w:t>
         <w:br/>
-        <w:t xml:space="preserve">  app: it holds no login, sends no commands, and cannot write anything. Its</w:t>
+        <w:t xml:space="preserve">  app: it holds no login and can write only one thing — a request for a public</w:t>
+        <w:br/>
+        <w:t xml:space="preserve">  Strategy Finder scan, which the options service answers separately from your</w:t>
+        <w:br/>
+        <w:t xml:space="preserve">  own work. Its</w:t>
         <w:br/>
         <w:t xml:space="preserve">  health has its own card on </w:t>
       </w:r>

--- a/docs/manuals/user-guide/user-guide.docx
+++ b/docs/manuals/user-guide/user-guide.docx
@@ -1285,7 +1285,11 @@
         <w:br/>
         <w:t>instead of scanning again. There is a limit of 200 public scans a day for all</w:t>
         <w:br/>
-        <w:t>visitors together and 10 an hour for each visitor. Every limit is in</w:t>
+        <w:t>visitors together and 10 an hour for each visitor. A result shows the best 5</w:t>
+        <w:br/>
+        <w:t>ideas of each strategy type. SPY and QQQ are scanned automatically at 09:08 CT</w:t>
+        <w:br/>
+        <w:t>so the page opens on a fresh result. Every limit is in</w:t>
         <w:br/>
       </w:r>
       <w:r>
@@ -1296,7 +1300,19 @@
       </w:r>
       <w:r>
         <w:rPr/>
-        <w:t xml:space="preserve">. </w:t>
+        <w:t xml:space="preserve">, and </w:t>
+      </w:r>
+      <w:r>
+        <w:rPr>
+          <w:b/>
+        </w:rPr>
+        <w:t>Settings →</w:t>
+        <w:br/>
+        <w:t>General → API usage</w:t>
+      </w:r>
+      <w:r>
+        <w:rPr/>
+        <w:t xml:space="preserve"> shows how many public scans have been used today. </w:t>
       </w:r>
       <w:r>
         <w:rPr>

--- a/docs/manuals/user-guide/user-guide.docx
+++ b/docs/manuals/user-guide/user-guide.docx
@@ -1219,7 +1219,7 @@
     <w:p>
       <w:r>
         <w:rPr/>
-        <w:t xml:space="preserve">Twenty-one of the app's screens are also published </w:t>
+        <w:t xml:space="preserve">Twenty-two of the app's screens are also published </w:t>
       </w:r>
       <w:r>
         <w:rPr>
@@ -1251,7 +1251,7 @@
         <w:br/>
         <w:t>screens, and eight Dealer Positioning boards: Gamma for $SPX, SPY and QQQ, and</w:t>
         <w:br/>
-        <w:t xml:space="preserve">Charm, DEX, Vanna and Term Structure for $SPX, and the </w:t>
+        <w:t xml:space="preserve">Charm, DEX, Vanna and Term Structure for $SPX, the </w:t>
       </w:r>
       <w:r>
         <w:rPr>
@@ -1261,6 +1261,18 @@
       </w:r>
       <w:r>
         <w:rPr/>
+        <w:t>, and the</w:t>
+        <w:br/>
+        <w:t xml:space="preserve">Rescue ad-hoc form, published as </w:t>
+      </w:r>
+      <w:r>
+        <w:rPr>
+          <w:b/>
+        </w:rPr>
+        <w:t>Rescue my Sh*tty trade</w:t>
+      </w:r>
+      <w:r>
+        <w:rPr/>
         <w:t>.</w:t>
         <w:br/>
         <w:t>Each one shows the same scrolling market-summary ticker along the bottom that</w:t>
@@ -1312,8 +1324,69 @@
       </w:r>
       <w:r>
         <w:rPr/>
-        <w:t xml:space="preserve"> shows how many public scans have been used today. </w:t>
-      </w:r>
+        <w:t xml:space="preserve"> shows how many public scans have been used today.</w:t>
+      </w:r>
+    </w:p>
+    <w:p>
+      <w:r>
+        <w:rPr/>
+        <w:t>The public Rescue form is the other screen a visitor can act on. It is the</w:t>
+        <w:br/>
+      </w:r>
+      <w:r>
+        <w:rPr>
+          <w:b/>
+        </w:rPr>
+        <w:t>Ad-hoc Trade</w:t>
+      </w:r>
+      <w:r>
+        <w:rPr/>
+        <w:t xml:space="preserve"> tab of your own Rescue page and nothing else: your at-risk</w:t>
+        <w:br/>
+        <w:t>board is never shown there. A visitor loads a symbol, lays out a trade they</w:t>
+        <w:br/>
+        <w:t>hold elsewhere, types the price they received or paid for each leg, and</w:t>
+        <w:br/>
+        <w:t>presses Compute to get the same ranked repair menu you would see. Every card</w:t>
+        <w:br/>
+        <w:t>is advisory; there is no Apply. The expiration and strike lists carry no</w:t>
+        <w:br/>
+        <w:t xml:space="preserve">prices, and the cards show each leg without its fill price unless </w:t>
+      </w:r>
+      <w:r>
+        <w:rPr>
+          <w:b/>
+        </w:rPr>
+        <w:t>Show</w:t>
+        <w:br/>
+        <w:t>per-leg bid and ask</w:t>
+      </w:r>
+      <w:r>
+        <w:rPr/>
+        <w:t xml:space="preserve"> is on in the Public Strategy Finder settings. It runs</w:t>
+        <w:br/>
+        <w:t>08:40–15:00 CT on trading days, with 200 rescues and 400 symbol loads a day for</w:t>
+        <w:br/>
+        <w:t>all visitors together and 20 rescues an hour for each visitor. The same trade</w:t>
+        <w:br/>
+        <w:t>asked for again within 5 minutes shows the earlier answer. Nothing records</w:t>
+        <w:br/>
+        <w:t xml:space="preserve">which trades visitors entered. Every limit is in </w:t>
+      </w:r>
+      <w:r>
+        <w:rPr>
+          <w:b/>
+        </w:rPr>
+        <w:t>Settings → Configuration →</w:t>
+        <w:br/>
+        <w:t>Public Rescue form</w:t>
+      </w:r>
+      <w:r>
+        <w:rPr/>
+        <w:t>.</w:t>
+      </w:r>
+    </w:p>
+    <w:p>
       <w:r>
         <w:rPr>
           <w:rFonts w:ascii="Consolas" w:hAnsi="Consolas"/>
@@ -1324,9 +1397,18 @@
       </w:r>
       <w:r>
         <w:rPr/>
-        <w:t xml:space="preserve"> is a thumbnail menu of</w:t>
-        <w:br/>
-        <w:t>them.</w:t>
+        <w:t xml:space="preserve"> is a thumbnail menu of them, and the site's</w:t>
+        <w:br/>
+      </w:r>
+      <w:r>
+        <w:rPr>
+          <w:b/>
+        </w:rPr>
+        <w:t>Tools</w:t>
+      </w:r>
+      <w:r>
+        <w:rPr/>
+        <w:t xml:space="preserve"> menu links the two screens a visitor can act on.</w:t>
       </w:r>
     </w:p>
     <w:p>
@@ -1368,11 +1450,11 @@
       <w:r>
         <w:t xml:space="preserve"> Nothing anyone does there can reach your own</w:t>
         <w:br/>
-        <w:t xml:space="preserve">  app: it holds no login and can write only one thing — a request for a public</w:t>
-        <w:br/>
-        <w:t xml:space="preserve">  Strategy Finder scan, which the options service answers separately from your</w:t>
-        <w:br/>
-        <w:t xml:space="preserve">  own work. Its</w:t>
+        <w:t xml:space="preserve">  app: it holds no login and can write only two things — a request for a public</w:t>
+        <w:br/>
+        <w:t xml:space="preserve">  Strategy Finder scan, and a request from the public Rescue form — which the</w:t>
+        <w:br/>
+        <w:t xml:space="preserve">  options service answers separately from your own work. Its</w:t>
         <w:br/>
         <w:t xml:space="preserve">  health has its own card on </w:t>
       </w:r>

--- a/docs/manuals/user-guide/user-guide.docx
+++ b/docs/manuals/user-guide/user-guide.docx
@@ -1369,17 +1369,19 @@
         <w:br/>
         <w:t>all visitors together and 20 rescues an hour for each visitor. The same trade</w:t>
         <w:br/>
-        <w:t>asked for again within 5 minutes shows the earlier answer. Nothing records</w:t>
-        <w:br/>
-        <w:t xml:space="preserve">which trades visitors entered. Every limit is in </w:t>
-      </w:r>
-      <w:r>
-        <w:rPr>
-          <w:b/>
-        </w:rPr>
-        <w:t>Settings → Configuration →</w:t>
-        <w:br/>
-        <w:t>Public Rescue form</w:t>
+        <w:t>asked for again within 5 minutes shows the earlier answer, and the same</w:t>
+        <w:br/>
+        <w:t>strikes can be computed only 3 times in those 5 minutes whatever prices are</w:t>
+        <w:br/>
+        <w:t>typed. No list of visitors' requests is kept, but each answer is held for 30</w:t>
+        <w:br/>
+        <w:t xml:space="preserve">minutes. Every limit is in </w:t>
+      </w:r>
+      <w:r>
+        <w:rPr>
+          <w:b/>
+        </w:rPr>
+        <w:t>Settings → Configuration → Public Rescue form</w:t>
       </w:r>
       <w:r>
         <w:rPr/>

--- a/docs/manuals/user-guide/user-guide.docx
+++ b/docs/manuals/user-guide/user-guide.docx
@@ -1219,7 +1219,7 @@
     <w:p>
       <w:r>
         <w:rPr/>
-        <w:t xml:space="preserve">Twenty-two of the app's screens are also published </w:t>
+        <w:t xml:space="preserve">Twenty-four of the app's screens are also published </w:t>
       </w:r>
       <w:r>
         <w:rPr>
@@ -1261,9 +1261,9 @@
       </w:r>
       <w:r>
         <w:rPr/>
-        <w:t>, and the</w:t>
-        <w:br/>
-        <w:t xml:space="preserve">Rescue ad-hoc form, published as </w:t>
+        <w:t>, the</w:t>
+        <w:br/>
+        <w:t xml:space="preserve">Rescue ad-hoc form (published as </w:t>
       </w:r>
       <w:r>
         <w:rPr>
@@ -1273,6 +1273,27 @@
       </w:r>
       <w:r>
         <w:rPr/>
+        <w:t>), the</w:t>
+        <w:br/>
+      </w:r>
+      <w:r>
+        <w:rPr>
+          <w:b/>
+        </w:rPr>
+        <w:t>Calculator</w:t>
+      </w:r>
+      <w:r>
+        <w:rPr/>
+        <w:t xml:space="preserve"> and the </w:t>
+      </w:r>
+      <w:r>
+        <w:rPr>
+          <w:b/>
+        </w:rPr>
+        <w:t>Simulator</w:t>
+      </w:r>
+      <w:r>
+        <w:rPr/>
         <w:t>.</w:t>
         <w:br/>
         <w:t>Each one shows the same scrolling market-summary ticker along the bottom that</w:t>
@@ -1283,7 +1304,7 @@
     <w:p>
       <w:r>
         <w:rPr/>
-        <w:t>The public Strategy Finder is the one screen a visitor can act on: they type a</w:t>
+        <w:t>The public Strategy Finder is one of four screens a visitor can act on: they type a</w:t>
         <w:br/>
         <w:t>symbol and press Scan, and it ranks strategies for that symbol with one fixed</w:t>
         <w:br/>
@@ -1330,7 +1351,7 @@
     <w:p>
       <w:r>
         <w:rPr/>
-        <w:t>The public Rescue form is the other screen a visitor can act on. It is the</w:t>
+        <w:t>The public Rescue form is the second screen a visitor can act on. It is the</w:t>
         <w:br/>
       </w:r>
       <w:r>
@@ -1365,9 +1386,11 @@
         <w:rPr/>
         <w:t xml:space="preserve"> is on in the Public Strategy Finder settings. It runs</w:t>
         <w:br/>
-        <w:t>08:40–15:00 CT on trading days, with 200 rescues and 400 symbol loads a day for</w:t>
-        <w:br/>
-        <w:t>all visitors together and 20 rescues an hour for each visitor. The same trade</w:t>
+        <w:t>08:40–15:00 CT on trading days, within one daily budget of 600 Schwab-spending</w:t>
+        <w:br/>
+        <w:t>requests shared by all visitors of the Rescue form, the Calculator and the</w:t>
+        <w:br/>
+        <w:t>Simulator together, and 20 rescues an hour for each visitor. The same trade</w:t>
         <w:br/>
         <w:t>asked for again within 5 minutes shows the earlier answer, and the same</w:t>
         <w:br/>
@@ -1385,7 +1408,164 @@
       </w:r>
       <w:r>
         <w:rPr/>
-        <w:t>.</w:t>
+        <w:t>,</w:t>
+        <w:br/>
+        <w:t xml:space="preserve">the shared daily budget under its </w:t>
+      </w:r>
+      <w:r>
+        <w:rPr>
+          <w:b/>
+        </w:rPr>
+        <w:t>Budget</w:t>
+      </w:r>
+      <w:r>
+        <w:rPr/>
+        <w:t xml:space="preserve"> heading.</w:t>
+      </w:r>
+    </w:p>
+    <w:p>
+      <w:r>
+        <w:rPr/>
+        <w:t xml:space="preserve">The public </w:t>
+      </w:r>
+      <w:r>
+        <w:rPr>
+          <w:b/>
+        </w:rPr>
+        <w:t>Calculator</w:t>
+      </w:r>
+      <w:r>
+        <w:rPr/>
+        <w:t xml:space="preserve"> is the third. A visitor loads a symbol, picks a</w:t>
+        <w:br/>
+        <w:t>strategy and an expiration, builds the legs on that symbol's real strikes and</w:t>
+        <w:br/>
+        <w:t>types the price of each leg; the page then prices the position with the same</w:t>
+        <w:br/>
+        <w:t>six metric cards and profit-and-loss matrix your own Calculator draws, and</w:t>
+        <w:br/>
+        <w:t xml:space="preserve">estimates the implied volatility. </w:t>
+      </w:r>
+      <w:r>
+        <w:rPr>
+          <w:b/>
+        </w:rPr>
+        <w:t>Rate my trade</w:t>
+      </w:r>
+      <w:r>
+        <w:rPr/>
+        <w:t xml:space="preserve"> grades the legs with the</w:t>
+        <w:br/>
+        <w:t>Strategy Finder's scorer and checklist, without the paper-book line, since the</w:t>
+        <w:br/>
+        <w:t xml:space="preserve">visitor has no book here. While </w:t>
+      </w:r>
+      <w:r>
+        <w:rPr>
+          <w:b/>
+        </w:rPr>
+        <w:t>Show per-leg bid and ask</w:t>
+      </w:r>
+      <w:r>
+        <w:rPr/>
+        <w:t xml:space="preserve"> is off (the</w:t>
+        <w:br/>
+        <w:t>default) the page shows no chain grid, no price source (Bid / Mark / Ask), no</w:t>
+        <w:br/>
+        <w:t>delta, and the checklist's cost-to-trade line stays grey, because each of those</w:t>
+        <w:br/>
+        <w:t>would show a quote; the visitor's own typed prices drive everything, and a</w:t>
+        <w:br/>
+        <w:t xml:space="preserve">rating with an unpriced option leg is refused until they type one. </w:t>
+      </w:r>
+      <w:r>
+        <w:rPr>
+          <w:b/>
+        </w:rPr>
+        <w:t>Open in</w:t>
+        <w:br/>
+        <w:t>Simulator</w:t>
+      </w:r>
+      <w:r>
+        <w:rPr/>
+        <w:t xml:space="preserve"> carries the position across to the public Simulator in the same</w:t>
+        <w:br/>
+        <w:t>browser tab.</w:t>
+      </w:r>
+    </w:p>
+    <w:p>
+      <w:r>
+        <w:rPr/>
+        <w:t xml:space="preserve">The public </w:t>
+      </w:r>
+      <w:r>
+        <w:rPr>
+          <w:b/>
+        </w:rPr>
+        <w:t>Simulator</w:t>
+      </w:r>
+      <w:r>
+        <w:rPr/>
+        <w:t xml:space="preserve"> is the fourth, and shows the </w:t>
+      </w:r>
+      <w:r>
+        <w:rPr>
+          <w:b/>
+        </w:rPr>
+        <w:t>Price &amp; Time</w:t>
+      </w:r>
+      <w:r>
+        <w:rPr/>
+        <w:t xml:space="preserve"> view</w:t>
+        <w:br/>
+        <w:t>only: the what-if chart of how the position's value moves with the underlying</w:t>
+        <w:br/>
+        <w:t>price and the days ahead, and four position tiles — Delta and Theta are left</w:t>
+        <w:br/>
+        <w:t>out, since they would publish the position's greeks. It opens on the position</w:t>
+        <w:br/>
+        <w:t>the Calculator handed over, or a visitor can load a symbol and build one.</w:t>
+        <w:br/>
+        <w:t>Nothing is kept between visits: the hand-off lives in that browser tab only,</w:t>
+        <w:br/>
+        <w:t>for up to an hour.</w:t>
+      </w:r>
+    </w:p>
+    <w:p>
+      <w:r>
+        <w:rPr/>
+        <w:t>Both run their chain loads, extra expirations, ratings and Simulator snapshots</w:t>
+        <w:br/>
+        <w:t>08:40–15:00 CT on trading days, inside the shared daily budget above, and each</w:t>
+        <w:br/>
+        <w:t>visitor may make 60 of those an hour. Pricing a loaded position spends no</w:t>
+        <w:br/>
+        <w:t>Schwab call, runs at any time and allows 600 an hour. Their limits are in</w:t>
+        <w:br/>
+      </w:r>
+      <w:r>
+        <w:rPr>
+          <w:b/>
+        </w:rPr>
+        <w:t>Settings → Configuration → Public Calculator and Simulator</w:t>
+      </w:r>
+      <w:r>
+        <w:rPr/>
+        <w:t>; the daily</w:t>
+        <w:br/>
+        <w:t xml:space="preserve">budget is under </w:t>
+      </w:r>
+      <w:r>
+        <w:rPr>
+          <w:b/>
+        </w:rPr>
+        <w:t>Public Rescue form → Budget</w:t>
+      </w:r>
+      <w:r>
+        <w:rPr/>
+        <w:t>, because it is one allowance</w:t>
+        <w:br/>
+        <w:t>behind all three.</w:t>
       </w:r>
     </w:p>
     <w:p>
@@ -1410,7 +1590,7 @@
       </w:r>
       <w:r>
         <w:rPr/>
-        <w:t xml:space="preserve"> menu links the two screens a visitor can act on.</w:t>
+        <w:t xml:space="preserve"> menu links the four screens a visitor can act on.</w:t>
       </w:r>
     </w:p>
     <w:p>
@@ -1452,11 +1632,13 @@
       <w:r>
         <w:t xml:space="preserve"> Nothing anyone does there can reach your own</w:t>
         <w:br/>
-        <w:t xml:space="preserve">  app: it holds no login and can write only two things — a request for a public</w:t>
-        <w:br/>
-        <w:t xml:space="preserve">  Strategy Finder scan, and a request from the public Rescue form — which the</w:t>
-        <w:br/>
-        <w:t xml:space="preserve">  options service answers separately from your own work. Its</w:t>
+        <w:t xml:space="preserve">  app: it holds no login and can write only three kinds of thing — a request</w:t>
+        <w:br/>
+        <w:t xml:space="preserve">  for a public Strategy Finder scan, a request from the public Rescue form, and</w:t>
+        <w:br/>
+        <w:t xml:space="preserve">  a request from the public Calculator or Simulator — which the options service</w:t>
+        <w:br/>
+        <w:t xml:space="preserve">  answers separately from your own work. Its</w:t>
         <w:br/>
         <w:t xml:space="preserve">  health has its own card on </w:t>
       </w:r>

--- a/docs/manuals/user-guide/user-guide.docx
+++ b/docs/manuals/user-guide/user-guide.docx
@@ -1219,7 +1219,7 @@
     <w:p>
       <w:r>
         <w:rPr/>
-        <w:t xml:space="preserve">Twenty-four of the app's screens are also published </w:t>
+        <w:t xml:space="preserve">Sixteen of the app's screens are also published </w:t>
       </w:r>
       <w:r>
         <w:rPr>
@@ -1247,23 +1247,29 @@
         <w:br/>
         <w:t>Opportunity Board, Flow Alerts, Macro Board, Sentiment, Bull / Bear Map, Sector &amp;</w:t>
         <w:br/>
-        <w:t>Industry, Sector Rotation, RRG, Momentum, Net Prem, the two Premium Divergence</w:t>
-        <w:br/>
-        <w:t>screens, and eight Dealer Positioning boards: Gamma for $SPX, SPY and QQQ, and</w:t>
-        <w:br/>
-        <w:t xml:space="preserve">Charm, DEX, Vanna and Term Structure for $SPX, the </w:t>
-      </w:r>
-      <w:r>
-        <w:rPr>
-          <w:b/>
-        </w:rPr>
-        <w:t>Strategy Finder</w:t>
-      </w:r>
-      <w:r>
-        <w:rPr/>
-        <w:t>, the</w:t>
-        <w:br/>
-        <w:t xml:space="preserve">Rescue ad-hoc form (published as </w:t>
+        <w:t xml:space="preserve">Industry, Sector Rotation, RRG, Momentum, Net Prem, </w:t>
+      </w:r>
+      <w:r>
+        <w:rPr>
+          <w:b/>
+        </w:rPr>
+        <w:t>Gamma</w:t>
+      </w:r>
+      <w:r>
+        <w:rPr/>
+        <w:t xml:space="preserve">, the </w:t>
+      </w:r>
+      <w:r>
+        <w:rPr>
+          <w:b/>
+        </w:rPr>
+        <w:t>Strategy</w:t>
+        <w:br/>
+        <w:t>Finder</w:t>
+      </w:r>
+      <w:r>
+        <w:rPr/>
+        <w:t xml:space="preserve">, the Rescue ad-hoc form (published as </w:t>
       </w:r>
       <w:r>
         <w:rPr>
@@ -1295,6 +1301,88 @@
       <w:r>
         <w:rPr/>
         <w:t>.</w:t>
+      </w:r>
+    </w:p>
+    <w:p>
+      <w:r>
+        <w:rPr/>
+        <w:t xml:space="preserve">The public </w:t>
+      </w:r>
+      <w:r>
+        <w:rPr>
+          <w:b/>
+        </w:rPr>
+        <w:t>Gamma</w:t>
+      </w:r>
+      <w:r>
+        <w:rPr/>
+        <w:t xml:space="preserve"> page is Dealer Positioning with its symbol dropdown: a</w:t>
+        <w:br/>
+        <w:t xml:space="preserve">visitor picks any symbol your collector gathers (the </w:t>
+      </w:r>
+      <w:r>
+        <w:rPr>
+          <w:rFonts w:ascii="Consolas" w:hAnsi="Consolas"/>
+          <w:color w:val="334455"/>
+          <w:sz w:val="19"/>
+        </w:rPr>
+        <w:t>symbols.toml</w:t>
+      </w:r>
+      <w:r>
+        <w:rPr/>
+        <w:t xml:space="preserve"> lists plus</w:t>
+        <w:br/>
+        <w:t>your Top 20 list) and switches between Gamma, Charm, Delta, Vanna and Flow.</w:t>
+        <w:br/>
+        <w:t>There is no Term tab and no Net Prem tab (Net Prem is its own screen). $SPX, SPY</w:t>
+        <w:br/>
+        <w:t>and QQQ are always live; any other symbol goes live when a visitor picks it and</w:t>
+        <w:br/>
+        <w:t>stays live while someone watches it, up to 8 at once (Settings → Configuration</w:t>
+        <w:br/>
+        <w:t>→ Public Gamma page). Picking a symbol costs no Schwab call: it reuses the chain</w:t>
+        <w:br/>
+        <w:t>the collector already downloads every minute. The addresses of the old pinned</w:t>
+        <w:br/>
+        <w:t>Gamma screens (</w:t>
+      </w:r>
+      <w:r>
+        <w:rPr>
+          <w:rFonts w:ascii="Consolas" w:hAnsi="Consolas"/>
+          <w:color w:val="334455"/>
+          <w:sz w:val="19"/>
+        </w:rPr>
+        <w:t>/charm</w:t>
+      </w:r>
+      <w:r>
+        <w:rPr/>
+        <w:t xml:space="preserve">, </w:t>
+      </w:r>
+      <w:r>
+        <w:rPr>
+          <w:rFonts w:ascii="Consolas" w:hAnsi="Consolas"/>
+          <w:color w:val="334455"/>
+          <w:sz w:val="19"/>
+        </w:rPr>
+        <w:t>/gamma/spy</w:t>
+      </w:r>
+      <w:r>
+        <w:rPr/>
+        <w:t xml:space="preserve">, </w:t>
+      </w:r>
+      <w:r>
+        <w:rPr>
+          <w:rFonts w:ascii="Consolas" w:hAnsi="Consolas"/>
+          <w:color w:val="334455"/>
+          <w:sz w:val="19"/>
+        </w:rPr>
+        <w:t>/premium-divergence/spy</w:t>
+      </w:r>
+      <w:r>
+        <w:rPr/>
+        <w:t xml:space="preserve"> and so on) now</w:t>
+        <w:br/>
+        <w:t>open this page.</w:t>
         <w:br/>
         <w:t>Each one shows the same scrolling market-summary ticker along the bottom that</w:t>
         <w:br/>

--- a/docs/manuals/user-guide/user-guide.docx
+++ b/docs/manuals/user-guide/user-guide.docx
@@ -32,7 +32,7 @@
           <w:color w:val="5B6678"/>
           <w:sz w:val="18"/>
         </w:rPr>
-        <w:t>NeuralStrike · Generated 2026-09-21</w:t>
+        <w:t>NeuralStrike · Generated 2026-09-22</w:t>
       </w:r>
     </w:p>
     <w:p/>
@@ -22689,6 +22689,295 @@
         <w:t xml:space="preserve"> date. They answer different questions and will</w:t>
         <w:br/>
         <w:t>not reconcile to each other — that is correct, not a bug.</w:t>
+      </w:r>
+    </w:p>
+    <w:p>
+      <w:pPr>
+        <w:pStyle w:val="Heading2"/>
+      </w:pPr>
+      <w:r>
+        <w:rPr/>
+        <w:t>Post to X</w:t>
+      </w:r>
+    </w:p>
+    <w:p>
+      <w:r>
+        <w:rPr>
+          <w:b/>
+        </w:rPr>
+        <w:t>Route:</w:t>
+      </w:r>
+      <w:r>
+        <w:rPr/>
+        <w:t xml:space="preserve"> </w:t>
+      </w:r>
+      <w:r>
+        <w:rPr>
+          <w:rFonts w:ascii="Consolas" w:hAnsi="Consolas"/>
+          <w:color w:val="334455"/>
+          <w:sz w:val="19"/>
+        </w:rPr>
+        <w:t>/x</w:t>
+      </w:r>
+      <w:r>
+        <w:rPr/>
+        <w:t>.</w:t>
+      </w:r>
+    </w:p>
+    <w:p>
+      <w:r>
+        <w:rPr/>
+        <w:t>Write a one-off post for the app's X account, and see every post the app has</w:t>
+        <w:br/>
+        <w:t>made there.</w:t>
+      </w:r>
+    </w:p>
+    <w:p>
+      <w:pPr>
+        <w:pStyle w:val="ListBullet"/>
+      </w:pPr>
+      <w:r>
+        <w:rPr>
+          <w:b/>
+        </w:rPr>
+        <w:t>Post</w:t>
+      </w:r>
+      <w:r>
+        <w:t xml:space="preserve"> is the text of the post. </w:t>
+      </w:r>
+      <w:r>
+        <w:rPr>
+          <w:b/>
+        </w:rPr>
+        <w:t>Link</w:t>
+      </w:r>
+      <w:r>
+        <w:t xml:space="preserve"> and </w:t>
+      </w:r>
+      <w:r>
+        <w:rPr>
+          <w:b/>
+        </w:rPr>
+        <w:t>Hashtags</w:t>
+      </w:r>
+      <w:r>
+        <w:t xml:space="preserve"> go on the lines</w:t>
+        <w:br/>
+        <w:t xml:space="preserve">  under it, the way every post from the app is laid out.</w:t>
+      </w:r>
+    </w:p>
+    <w:p>
+      <w:pPr>
+        <w:pStyle w:val="ListBullet"/>
+      </w:pPr>
+      <w:r>
+        <w:t xml:space="preserve">The </w:t>
+      </w:r>
+      <w:r>
+        <w:rPr>
+          <w:b/>
+        </w:rPr>
+        <w:t>counter</w:t>
+      </w:r>
+      <w:r>
+        <w:t xml:space="preserve"> shows the length the way X counts it: a link always counts</w:t>
+        <w:br/>
+        <w:t xml:space="preserve">  as 23 characters and an emoji as 2. It turns </w:t>
+      </w:r>
+      <w:r>
+        <w:rPr>
+          <w:b/>
+        </w:rPr>
+        <w:t>red</w:t>
+      </w:r>
+      <w:r>
+        <w:t xml:space="preserve"> when the post is too long,</w:t>
+        <w:br/>
+        <w:t xml:space="preserve">  and the service will then drop hashtags from the end first and only then cut</w:t>
+        <w:br/>
+        <w:t xml:space="preserve">  the text. The </w:t>
+      </w:r>
+      <w:r>
+        <w:rPr>
+          <w:b/>
+        </w:rPr>
+        <w:t>Preview</w:t>
+      </w:r>
+      <w:r>
+        <w:t xml:space="preserve"> underneath is exactly what will be sent.</w:t>
+      </w:r>
+    </w:p>
+    <w:p>
+      <w:pPr>
+        <w:pStyle w:val="ListBullet"/>
+      </w:pPr>
+      <w:r>
+        <w:rPr>
+          <w:b/>
+        </w:rPr>
+        <w:t>Image</w:t>
+      </w:r>
+      <w:r>
+        <w:t xml:space="preserve"> attaches one PNG or JPEG of up to 5 MB; </w:t>
+      </w:r>
+      <w:r>
+        <w:rPr>
+          <w:b/>
+        </w:rPr>
+        <w:t>Remove image</w:t>
+      </w:r>
+      <w:r>
+        <w:t xml:space="preserve"> takes it off.</w:t>
+      </w:r>
+    </w:p>
+    <w:p>
+      <w:pPr>
+        <w:pStyle w:val="ListBullet"/>
+      </w:pPr>
+      <w:r>
+        <w:rPr>
+          <w:b/>
+        </w:rPr>
+        <w:t>Post</w:t>
+      </w:r>
+      <w:r>
+        <w:t xml:space="preserve"> asks you to confirm, then hands the post to the options service, which</w:t>
+        <w:br/>
+        <w:t xml:space="preserve">  sends it. The result appears in the log a moment later.</w:t>
+      </w:r>
+    </w:p>
+    <w:p>
+      <w:pPr>
+        <w:pStyle w:val="ListBullet"/>
+      </w:pPr>
+      <w:r>
+        <w:rPr>
+          <w:b/>
+        </w:rPr>
+        <w:t>Recent posts</w:t>
+      </w:r>
+      <w:r>
+        <w:t xml:space="preserve"> lists every post the app makes to X — the market reports, the</w:t>
+        <w:br/>
+        <w:t xml:space="preserve">  hourly trade ideas and posts from this page — with a link to each one that went</w:t>
+        <w:br/>
+        <w:t xml:space="preserve">  out, or the reason it did not (refused, failed, over the daily cap).</w:t>
+      </w:r>
+    </w:p>
+    <w:p>
+      <w:pPr>
+        <w:pStyle w:val="IntenseQuote"/>
+      </w:pPr>
+      <w:r>
+        <w:rPr>
+          <w:b/>
+        </w:rPr>
+        <w:t>X is off, and dry, until you set it up.</w:t>
+      </w:r>
+      <w:r>
+        <w:rPr/>
+        <w:t xml:space="preserve"> Nothing reaches X until the </w:t>
+      </w:r>
+      <w:r>
+        <w:rPr>
+          <w:rFonts w:ascii="Consolas" w:hAnsi="Consolas"/>
+          <w:color w:val="334455"/>
+          <w:sz w:val="19"/>
+        </w:rPr>
+        <w:t>x</w:t>
+      </w:r>
+      <w:r>
+        <w:rPr/>
+        <w:br/>
+        <w:t xml:space="preserve">block in </w:t>
+      </w:r>
+      <w:r>
+        <w:rPr>
+          <w:rFonts w:ascii="Consolas" w:hAnsi="Consolas"/>
+          <w:color w:val="334455"/>
+          <w:sz w:val="19"/>
+        </w:rPr>
+        <w:t>shared/notifications.json</w:t>
+      </w:r>
+      <w:r>
+        <w:rPr/>
+        <w:t xml:space="preserve"> has its keys filled in and </w:t>
+      </w:r>
+      <w:r>
+        <w:rPr>
+          <w:rFonts w:ascii="Consolas" w:hAnsi="Consolas"/>
+          <w:color w:val="334455"/>
+          <w:sz w:val="19"/>
+        </w:rPr>
+        <w:t>enabled</w:t>
+      </w:r>
+      <w:r>
+        <w:rPr/>
+        <w:t xml:space="preserve"> is on.</w:t>
+        <w:br/>
+        <w:t xml:space="preserve">While </w:t>
+      </w:r>
+      <w:r>
+        <w:rPr>
+          <w:rFonts w:ascii="Consolas" w:hAnsi="Consolas"/>
+          <w:color w:val="334455"/>
+          <w:sz w:val="19"/>
+        </w:rPr>
+        <w:t>x.dry_run</w:t>
+      </w:r>
+      <w:r>
+        <w:rPr/>
+        <w:t xml:space="preserve"> is on, every post is logged as </w:t>
+      </w:r>
+      <w:r>
+        <w:rPr>
+          <w:i/>
+        </w:rPr>
+        <w:t>Dry run</w:t>
+      </w:r>
+      <w:r>
+        <w:rPr/>
+        <w:t xml:space="preserve"> and nothing is sent.</w:t>
+        <w:br/>
+        <w:t xml:space="preserve">The default hashtags for each kind of post live in </w:t>
+      </w:r>
+      <w:r>
+        <w:rPr>
+          <w:rFonts w:ascii="Consolas" w:hAnsi="Consolas"/>
+          <w:color w:val="334455"/>
+          <w:sz w:val="19"/>
+        </w:rPr>
+        <w:t>x.hashtags</w:t>
+      </w:r>
+      <w:r>
+        <w:rPr/>
+        <w:t xml:space="preserve">, </w:t>
+      </w:r>
+      <w:r>
+        <w:rPr>
+          <w:rFonts w:ascii="Consolas" w:hAnsi="Consolas"/>
+          <w:color w:val="334455"/>
+          <w:sz w:val="19"/>
+        </w:rPr>
+        <w:t>max_tags</w:t>
+      </w:r>
+      <w:r>
+        <w:rPr/>
+        <w:t xml:space="preserve"> caps</w:t>
+        <w:br/>
+        <w:t xml:space="preserve">how many any post carries, and </w:t>
+      </w:r>
+      <w:r>
+        <w:rPr>
+          <w:rFonts w:ascii="Consolas" w:hAnsi="Consolas"/>
+          <w:color w:val="334455"/>
+          <w:sz w:val="19"/>
+        </w:rPr>
+        <w:t>daily_cap</w:t>
+      </w:r>
+      <w:r>
+        <w:rPr/>
+        <w:t xml:space="preserve"> limits how many go out in a day.</w:t>
       </w:r>
     </w:p>
     <w:p>

--- a/docs/manuals/user-guide/user-guide.docx
+++ b/docs/manuals/user-guide/user-guide.docx
@@ -22804,79 +22804,9 @@
         <w:t>Preview</w:t>
       </w:r>
       <w:r>
-        <w:t xml:space="preserve"> underneath is exactly what will be sent.</w:t>
-      </w:r>
-    </w:p>
-    <w:p>
-      <w:pPr>
-        <w:pStyle w:val="ListBullet"/>
-      </w:pPr>
-      <w:r>
-        <w:rPr>
-          <w:b/>
-        </w:rPr>
-        <w:t>Image</w:t>
-      </w:r>
-      <w:r>
-        <w:t xml:space="preserve"> attaches one PNG or JPEG of up to 5 MB; </w:t>
-      </w:r>
-      <w:r>
-        <w:rPr>
-          <w:b/>
-        </w:rPr>
-        <w:t>Remove image</w:t>
-      </w:r>
-      <w:r>
-        <w:t xml:space="preserve"> takes it off.</w:t>
-      </w:r>
-    </w:p>
-    <w:p>
-      <w:pPr>
-        <w:pStyle w:val="ListBullet"/>
-      </w:pPr>
-      <w:r>
-        <w:rPr>
-          <w:b/>
-        </w:rPr>
-        <w:t>Post</w:t>
-      </w:r>
-      <w:r>
-        <w:t xml:space="preserve"> asks you to confirm, then hands the post to the options service, which</w:t>
-        <w:br/>
-        <w:t xml:space="preserve">  sends it. The result appears in the log a moment later.</w:t>
-      </w:r>
-    </w:p>
-    <w:p>
-      <w:pPr>
-        <w:pStyle w:val="ListBullet"/>
-      </w:pPr>
-      <w:r>
-        <w:rPr>
-          <w:b/>
-        </w:rPr>
-        <w:t>Recent posts</w:t>
-      </w:r>
-      <w:r>
-        <w:t xml:space="preserve"> lists every post the app makes to X — the market reports, the</w:t>
-        <w:br/>
-        <w:t xml:space="preserve">  hourly trade ideas and posts from this page — with a link to each one that went</w:t>
-        <w:br/>
-        <w:t xml:space="preserve">  out, or the reason it did not (refused, failed, over the daily cap).</w:t>
-      </w:r>
-    </w:p>
-    <w:p>
-      <w:pPr>
-        <w:pStyle w:val="IntenseQuote"/>
-      </w:pPr>
-      <w:r>
-        <w:rPr>
-          <w:b/>
-        </w:rPr>
-        <w:t>X is off, and dry, until you set it up.</w:t>
-      </w:r>
-      <w:r>
-        <w:rPr/>
-        <w:t xml:space="preserve"> Nothing reaches X until the </w:t>
+        <w:t xml:space="preserve"> underneath is exactly what will be sent — unless</w:t>
+        <w:br/>
+        <w:t xml:space="preserve">  </w:t>
       </w:r>
       <w:r>
         <w:rPr>
@@ -22884,12 +22814,84 @@
           <w:color w:val="334455"/>
           <w:sz w:val="19"/>
         </w:rPr>
-        <w:t>x</w:t>
-      </w:r>
-      <w:r>
-        <w:rPr/>
-        <w:br/>
-        <w:t xml:space="preserve">block in </w:t>
+        <w:t>x.max_tags</w:t>
+      </w:r>
+      <w:r>
+        <w:t xml:space="preserve"> is set to something other than 4, since the page previews four</w:t>
+        <w:br/>
+        <w:t xml:space="preserve">  hashtags at most.</w:t>
+      </w:r>
+    </w:p>
+    <w:p>
+      <w:pPr>
+        <w:pStyle w:val="ListBullet"/>
+      </w:pPr>
+      <w:r>
+        <w:rPr>
+          <w:b/>
+        </w:rPr>
+        <w:t>Image</w:t>
+      </w:r>
+      <w:r>
+        <w:t xml:space="preserve"> attaches one PNG or JPEG of up to 5 MB; </w:t>
+      </w:r>
+      <w:r>
+        <w:rPr>
+          <w:b/>
+        </w:rPr>
+        <w:t>Remove image</w:t>
+      </w:r>
+      <w:r>
+        <w:t xml:space="preserve"> takes it off.</w:t>
+      </w:r>
+    </w:p>
+    <w:p>
+      <w:pPr>
+        <w:pStyle w:val="ListBullet"/>
+      </w:pPr>
+      <w:r>
+        <w:rPr>
+          <w:b/>
+        </w:rPr>
+        <w:t>Post</w:t>
+      </w:r>
+      <w:r>
+        <w:t xml:space="preserve"> asks you to confirm, then hands the post to the options service, which</w:t>
+        <w:br/>
+        <w:t xml:space="preserve">  sends it. The result appears in the log a moment later.</w:t>
+      </w:r>
+    </w:p>
+    <w:p>
+      <w:pPr>
+        <w:pStyle w:val="ListBullet"/>
+      </w:pPr>
+      <w:r>
+        <w:rPr>
+          <w:b/>
+        </w:rPr>
+        <w:t>Recent posts</w:t>
+      </w:r>
+      <w:r>
+        <w:t xml:space="preserve"> lists every post the app makes to X — the market reports, the</w:t>
+        <w:br/>
+        <w:t xml:space="preserve">  hourly trade ideas and posts from this page — with a link to each one that went</w:t>
+        <w:br/>
+        <w:t xml:space="preserve">  out, or the reason it did not (refused, failed, over the daily cap).</w:t>
+      </w:r>
+    </w:p>
+    <w:p>
+      <w:pPr>
+        <w:pStyle w:val="IntenseQuote"/>
+      </w:pPr>
+      <w:r>
+        <w:rPr>
+          <w:b/>
+        </w:rPr>
+        <w:t>X is off, and dry, until you set it up.</w:t>
+      </w:r>
+      <w:r>
+        <w:rPr/>
+        <w:t xml:space="preserve"> Nothing reaches X until the </w:t>
       </w:r>
       <w:r>
         <w:rPr>
@@ -22897,11 +22899,12 @@
           <w:color w:val="334455"/>
           <w:sz w:val="19"/>
         </w:rPr>
-        <w:t>shared/notifications.json</w:t>
-      </w:r>
-      <w:r>
-        <w:rPr/>
-        <w:t xml:space="preserve"> has its keys filled in and </w:t>
+        <w:t>x</w:t>
+      </w:r>
+      <w:r>
+        <w:rPr/>
+        <w:br/>
+        <w:t xml:space="preserve">block in </w:t>
       </w:r>
       <w:r>
         <w:rPr>
@@ -22909,13 +22912,11 @@
           <w:color w:val="334455"/>
           <w:sz w:val="19"/>
         </w:rPr>
-        <w:t>enabled</w:t>
-      </w:r>
-      <w:r>
-        <w:rPr/>
-        <w:t xml:space="preserve"> is on.</w:t>
-        <w:br/>
-        <w:t xml:space="preserve">While </w:t>
+        <w:t>shared/notifications.json</w:t>
+      </w:r>
+      <w:r>
+        <w:rPr/>
+        <w:t xml:space="preserve"> has its keys filled in and </w:t>
       </w:r>
       <w:r>
         <w:rPr>
@@ -22923,23 +22924,13 @@
           <w:color w:val="334455"/>
           <w:sz w:val="19"/>
         </w:rPr>
-        <w:t>x.dry_run</w:t>
-      </w:r>
-      <w:r>
-        <w:rPr/>
-        <w:t xml:space="preserve"> is on, every post is logged as </w:t>
-      </w:r>
-      <w:r>
-        <w:rPr>
-          <w:i/>
-        </w:rPr>
-        <w:t>Dry run</w:t>
-      </w:r>
-      <w:r>
-        <w:rPr/>
-        <w:t xml:space="preserve"> and nothing is sent.</w:t>
-        <w:br/>
-        <w:t xml:space="preserve">The default hashtags for each kind of post live in </w:t>
+        <w:t>enabled</w:t>
+      </w:r>
+      <w:r>
+        <w:rPr/>
+        <w:t xml:space="preserve"> is on.</w:t>
+        <w:br/>
+        <w:t xml:space="preserve">While </w:t>
       </w:r>
       <w:r>
         <w:rPr>
@@ -22947,11 +22938,24 @@
           <w:color w:val="334455"/>
           <w:sz w:val="19"/>
         </w:rPr>
-        <w:t>x.hashtags</w:t>
-      </w:r>
-      <w:r>
-        <w:rPr/>
-        <w:t xml:space="preserve">, </w:t>
+        <w:t>x.dry_run</w:t>
+      </w:r>
+      <w:r>
+        <w:rPr/>
+        <w:t xml:space="preserve"> is on, every post is logged as </w:t>
+      </w:r>
+      <w:r>
+        <w:rPr>
+          <w:i/>
+        </w:rPr>
+        <w:t>Dry run</w:t>
+      </w:r>
+      <w:r>
+        <w:rPr/>
+        <w:t xml:space="preserve"> and nothing is sent.</w:t>
+        <w:br/>
+        <w:t>The default hashtags for the market reports and the trade ideas live in</w:t>
+        <w:br/>
       </w:r>
       <w:r>
         <w:rPr>
@@ -22959,13 +22963,11 @@
           <w:color w:val="334455"/>
           <w:sz w:val="19"/>
         </w:rPr>
-        <w:t>max_tags</w:t>
-      </w:r>
-      <w:r>
-        <w:rPr/>
-        <w:t xml:space="preserve"> caps</w:t>
-        <w:br/>
-        <w:t xml:space="preserve">how many any post carries, and </w:t>
+        <w:t>x.hashtags</w:t>
+      </w:r>
+      <w:r>
+        <w:rPr/>
+        <w:t>; this page's own defaults (</w:t>
       </w:r>
       <w:r>
         <w:rPr>
@@ -22973,11 +22975,51 @@
           <w:color w:val="334455"/>
           <w:sz w:val="19"/>
         </w:rPr>
+        <w:t>#options #trading</w:t>
+      </w:r>
+      <w:r>
+        <w:rPr/>
+        <w:t xml:space="preserve"> and the</w:t>
+        <w:br/>
+        <w:t>neuralstrike.co link) are built into the page, and it does not read</w:t>
+        <w:br/>
+      </w:r>
+      <w:r>
+        <w:rPr>
+          <w:rFonts w:ascii="Consolas" w:hAnsi="Consolas"/>
+          <w:color w:val="334455"/>
+          <w:sz w:val="19"/>
+        </w:rPr>
+        <w:t>x.hashtags.marketing</w:t>
+      </w:r>
+      <w:r>
+        <w:rPr/>
+        <w:t xml:space="preserve">. </w:t>
+      </w:r>
+      <w:r>
+        <w:rPr>
+          <w:rFonts w:ascii="Consolas" w:hAnsi="Consolas"/>
+          <w:color w:val="334455"/>
+          <w:sz w:val="19"/>
+        </w:rPr>
+        <w:t>max_tags</w:t>
+      </w:r>
+      <w:r>
+        <w:rPr/>
+        <w:t xml:space="preserve"> caps how many hashtags any post carries, and</w:t>
+        <w:br/>
+      </w:r>
+      <w:r>
+        <w:rPr>
+          <w:rFonts w:ascii="Consolas" w:hAnsi="Consolas"/>
+          <w:color w:val="334455"/>
+          <w:sz w:val="19"/>
+        </w:rPr>
         <w:t>daily_cap</w:t>
       </w:r>
       <w:r>
         <w:rPr/>
-        <w:t xml:space="preserve"> limits how many go out in a day.</w:t>
+        <w:t xml:space="preserve"> limits how many posts go out in a day.</w:t>
       </w:r>
     </w:p>
     <w:p>

--- a/docs/manuals/user-guide/user-guide.docx
+++ b/docs/manuals/user-guide/user-guide.docx
@@ -14947,7 +14947,7 @@
         <w:br/>
         <w:t>symbol. The limits apply to this ledger only — the Paper Account's automatic</w:t>
         <w:br/>
-        <w:t>engine has its own, with a $250 per-trade limit.</w:t>
+        <w:t>engine has its own, also with a $750 per-trade limit.</w:t>
       </w:r>
     </w:p>
     <w:p>
@@ -18070,7 +18070,37 @@
         <w:t>Scan failed</w:t>
       </w:r>
       <w:r>
-        <w:t>.</w:t>
+        <w:t>;</w:t>
+      </w:r>
+    </w:p>
+    <w:p>
+      <w:pPr>
+        <w:pStyle w:val="ListBullet"/>
+      </w:pPr>
+      <w:r>
+        <w:t xml:space="preserve">when the list holds </w:t>
+      </w:r>
+      <w:r>
+        <w:rPr>
+          <w:b/>
+        </w:rPr>
+        <w:t>no credit spreads</w:t>
+      </w:r>
+      <w:r>
+        <w:t>, a line under the count saying why —</w:t>
+        <w:br/>
+        <w:t xml:space="preserve">  for example </w:t>
+      </w:r>
+      <w:r>
+        <w:rPr>
+          <w:i/>
+        </w:rPr>
+        <w:t>Credit spreads: none of 209 short strikes in the delta band made a spread — 82 credit below the minimum, 63 credit too small for the short strike's delta, 49 outside the expected-move window.</w:t>
+      </w:r>
+      <w:r>
+        <w:t xml:space="preserve"> Those spreads are turned down before scoring, so</w:t>
+        <w:br/>
+        <w:t xml:space="preserve">  the counts above cannot show them.</w:t>
       </w:r>
     </w:p>
     <w:p>

--- a/docs/manuals/user-guide/user-guide.docx
+++ b/docs/manuals/user-guide/user-guide.docx
@@ -199,20 +199,6 @@
     </w:p>
     <w:p>
       <w:pPr>
-        <w:pStyle w:val="ListBullet"/>
-      </w:pPr>
-      <w:r>
-        <w:rPr>
-          <w:b/>
-        </w:rPr>
-        <w:t>Watch</w:t>
-      </w:r>
-      <w:r>
-        <w:t xml:space="preserve"> an autonomous paper trader pick and size defined-risk spreads.</w:t>
-      </w:r>
-    </w:p>
-    <w:p>
-      <w:pPr>
         <w:pStyle w:val="IntenseQuote"/>
       </w:pPr>
       <w:r>
@@ -666,16 +652,7 @@
         <w:t>Explain</w:t>
       </w:r>
       <w:r>
-        <w:t xml:space="preserve"> infographics and the autonomous </w:t>
-      </w:r>
-      <w:r>
-        <w:rPr>
-          <w:b/>
-        </w:rPr>
-        <w:t>Claude Trades</w:t>
-      </w:r>
-      <w:r>
-        <w:t xml:space="preserve"> driver.</w:t>
+        <w:t xml:space="preserve"> infographics.</w:t>
         <w:br/>
         <w:t xml:space="preserve">  Set it as the </w:t>
       </w:r>
@@ -825,11 +802,21 @@
         <w:rPr>
           <w:b/>
         </w:rPr>
-        <w:t>8210–8215</w:t>
-      </w:r>
-      <w:r>
-        <w:rPr/>
-        <w:t xml:space="preserve"> (the six services),</w:t>
+        <w:t>8210–8213</w:t>
+      </w:r>
+      <w:r>
+        <w:rPr/>
+        <w:t xml:space="preserve"> and </w:t>
+      </w:r>
+      <w:r>
+        <w:rPr>
+          <w:b/>
+        </w:rPr>
+        <w:t>8215</w:t>
+      </w:r>
+      <w:r>
+        <w:rPr/>
+        <w:t xml:space="preserve"> (the five services),</w:t>
         <w:br/>
       </w:r>
       <w:r>
@@ -970,7 +957,7 @@
             <w:r/>
             <w:r>
               <w:rPr/>
-              <w:t>Starts the gateway, the six domain services, the web app and the public live screens.</w:t>
+              <w:t>Starts the gateway, the five domain services, the web app and the public live screens.</w:t>
             </w:r>
           </w:p>
         </w:tc>
@@ -1698,7 +1685,7 @@
         <w:t>They are not redacted.</w:t>
       </w:r>
       <w:r>
-        <w:t xml:space="preserve"> The Desk shows your open paper and driver positions,</w:t>
+        <w:t xml:space="preserve"> The Desk shows your open paper positions and captured signals,</w:t>
         <w:br/>
         <w:t xml:space="preserve">  the Opportunity Board ranks signals, and Flow Alerts carries live alerts.</w:t>
         <w:br/>
@@ -1849,10 +1836,10 @@
         <w:rPr>
           <w:b/>
         </w:rPr>
-        <w:t>Six domain services</w:t>
-      </w:r>
-      <w:r>
-        <w:t xml:space="preserve"> — Sentiment, Options, Portfolio, Trade, Driver, and</w:t>
+        <w:t>Five domain services</w:t>
+      </w:r>
+      <w:r>
+        <w:t xml:space="preserve"> — Sentiment, Options, Portfolio, Trade and</w:t>
         <w:br/>
         <w:t xml:space="preserve">  Market. Each one powers its matching page(s).</w:t>
       </w:r>
@@ -2025,7 +2012,7 @@
         <w:rPr/>
         <w:t>. This stops the</w:t>
         <w:br/>
-        <w:t xml:space="preserve">gateway, the six services, the web app </w:t>
+        <w:t xml:space="preserve">gateway, the five services, the web app </w:t>
       </w:r>
       <w:r>
         <w:rPr>
@@ -2826,40 +2813,24 @@
           </w:p>
         </w:tc>
       </w:tr>
-      <w:tr>
-        <w:tc>
-          <w:tcPr>
-            <w:tcW w:type="dxa" w:w="4320"/>
-          </w:tcPr>
-          <w:p>
-            <w:r/>
-            <w:r>
-              <w:rPr>
-                <w:b/>
-              </w:rPr>
-              <w:t>Claude Trades</w:t>
-            </w:r>
-            <w:r>
-              <w:rPr/>
-              <w:t xml:space="preserve"> (standalone)</w:t>
-            </w:r>
-          </w:p>
-        </w:tc>
-        <w:tc>
-          <w:tcPr>
-            <w:tcW w:type="dxa" w:w="4320"/>
-          </w:tcPr>
-          <w:p>
-            <w:r/>
-            <w:r>
-              <w:rPr/>
-              <w:t>—</w:t>
-            </w:r>
-          </w:p>
-        </w:tc>
-      </w:tr>
     </w:tbl>
     <w:p/>
+    <w:p>
+      <w:r>
+        <w:rPr/>
+        <w:t>The autonomous Claude paper trader (</w:t>
+      </w:r>
+      <w:r>
+        <w:rPr>
+          <w:i/>
+        </w:rPr>
+        <w:t>Claude Trades</w:t>
+      </w:r>
+      <w:r>
+        <w:rPr/>
+        <w:t>) was removed on 2026-09-22.</w:t>
+      </w:r>
+    </w:p>
     <w:p>
       <w:r>
         <w:rPr>
@@ -3218,7 +3189,7 @@
       </w:r>
       <w:r>
         <w:rPr/>
-        <w:t xml:space="preserve"> on three nav items:</w:t>
+        <w:t xml:space="preserve"> on two nav items:</w:t>
       </w:r>
     </w:p>
     <w:p>
@@ -3247,20 +3218,6 @@
       </w:r>
       <w:r>
         <w:t xml:space="preserve"> — new captures.</w:t>
-      </w:r>
-    </w:p>
-    <w:p>
-      <w:pPr>
-        <w:pStyle w:val="ListBullet"/>
-      </w:pPr>
-      <w:r>
-        <w:rPr>
-          <w:b/>
-        </w:rPr>
-        <w:t>Claude Trades</w:t>
-      </w:r>
-      <w:r>
-        <w:t xml:space="preserve"> — new autonomous-driver activity.</w:t>
       </w:r>
     </w:p>
     <w:p>
@@ -3882,7 +3839,7 @@
             <w:r/>
             <w:r>
               <w:rPr/>
-              <w:t xml:space="preserve">Your paper trades and Claude's together, with live marks and an </w:t>
+              <w:t xml:space="preserve">Your paper trades and captured signals together, with live marks and an </w:t>
             </w:r>
             <w:r>
               <w:rPr>
@@ -3956,7 +3913,7 @@
         <w:br/>
         <w:t>dealer row opens Dealer Positioning on that symbol, a position opens the Paper</w:t>
         <w:br/>
-        <w:t>Ledger or Claude Trades.</w:t>
+        <w:t>Ledger or Captured Signals.</w:t>
       </w:r>
     </w:p>
     <w:p>
@@ -4961,7 +4918,7 @@
             <w:r/>
             <w:r>
               <w:rPr/>
-              <w:t>Anything open in this name in the paper account, the paper ledger, Claude's book or captured signals, with the rescue flag where the book carries one</w:t>
+              <w:t>Anything open in this name in the paper account, the paper ledger or captured signals, with the rescue flag where the book carries one</w:t>
             </w:r>
           </w:p>
         </w:tc>
@@ -9036,7 +8993,7 @@
         <w:rPr/>
         <w:t xml:space="preserve"> group works through</w:t>
         <w:br/>
-        <w:t xml:space="preserve">signals the app finds; </w:t>
+        <w:t xml:space="preserve">signals the app finds; and </w:t>
       </w:r>
       <w:r>
         <w:rPr>
@@ -9046,18 +9003,7 @@
       </w:r>
       <w:r>
         <w:rPr/>
-        <w:t xml:space="preserve"> judges a single stock; </w:t>
-      </w:r>
-      <w:r>
-        <w:rPr>
-          <w:b/>
-        </w:rPr>
-        <w:t>Claude Trades</w:t>
-      </w:r>
-      <w:r>
-        <w:rPr/>
-        <w:br/>
-        <w:t>watches the autonomous trader.</w:t>
+        <w:t xml:space="preserve"> judges a single stock.</w:t>
       </w:r>
     </w:p>
     <w:p>
@@ -15322,9 +15268,7 @@
       </w:r>
       <w:r>
         <w:rPr/>
-        <w:t xml:space="preserve"> yourself. (The</w:t>
-        <w:br/>
-        <w:t>autonomous driver's separate account re-prices every minute; this one does not.)</w:t>
+        <w:t xml:space="preserve"> yourself.</w:t>
       </w:r>
     </w:p>
     <w:p>
@@ -21348,7 +21292,7 @@
     <w:p>
       <w:r>
         <w:rPr/>
-        <w:t>It is paper only, and separate from the Claude Trades book.</w:t>
+        <w:t>It is paper only, and separate from the other paper books.</w:t>
       </w:r>
     </w:p>
     <w:p>
@@ -21441,375 +21385,6 @@
         <w:t xml:space="preserve"> if you want the exposure - usually as a</w:t>
         <w:br/>
         <w:t>pair against SPY, since relative return is what the model actually predicts.</w:t>
-      </w:r>
-    </w:p>
-    <w:p>
-      <w:r>
-        <w:br/>
-      </w:r>
-    </w:p>
-    <w:p>
-      <w:pPr>
-        <w:pStyle w:val="Heading2"/>
-      </w:pPr>
-      <w:r>
-        <w:rPr/>
-        <w:t>Claude Trades</w:t>
-      </w:r>
-    </w:p>
-    <w:p>
-      <w:r>
-        <w:rPr>
-          <w:b/>
-        </w:rPr>
-        <w:t>Route:</w:t>
-      </w:r>
-      <w:r>
-        <w:rPr/>
-        <w:t xml:space="preserve"> </w:t>
-      </w:r>
-      <w:r>
-        <w:rPr>
-          <w:rFonts w:ascii="Consolas" w:hAnsi="Consolas"/>
-          <w:color w:val="334455"/>
-          <w:sz w:val="19"/>
-        </w:rPr>
-        <w:t>/driver</w:t>
-      </w:r>
-      <w:r>
-        <w:rPr/>
-        <w:t>.</w:t>
-      </w:r>
-    </w:p>
-    <w:p>
-      <w:r>
-        <w:rPr/>
-        <w:t xml:space="preserve">An </w:t>
-      </w:r>
-      <w:r>
-        <w:rPr>
-          <w:b/>
-        </w:rPr>
-        <w:t>autonomous paper options trader</w:t>
-      </w:r>
-      <w:r>
-        <w:rPr/>
-        <w:t>. Claude selects and sizes defined-risk credit</w:t>
-        <w:br/>
-        <w:t>spreads from the scanner's output, and code-enforced guardrails cap the risk.</w:t>
-        <w:br/>
-        <w:t xml:space="preserve">Everything is </w:t>
-      </w:r>
-      <w:r>
-        <w:rPr>
-          <w:b/>
-        </w:rPr>
-        <w:t>paper</w:t>
-      </w:r>
-      <w:r>
-        <w:rPr/>
-        <w:t xml:space="preserve"> — nothing is ever sent to a live brokerage account.</w:t>
-      </w:r>
-    </w:p>
-    <w:p>
-      <w:pPr>
-        <w:pStyle w:val="IntenseQuote"/>
-      </w:pPr>
-      <w:r>
-        <w:rPr/>
-        <w:t xml:space="preserve">The old </w:t>
-      </w:r>
-      <w:r>
-        <w:rPr>
-          <w:b/>
-        </w:rPr>
-        <w:t>order-approval queue</w:t>
-      </w:r>
-      <w:r>
-        <w:rPr/>
-        <w:t xml:space="preserve"> — where a morning agent proposed trades for you</w:t>
-        <w:br/>
-        <w:t>to APPROVE or SKIP — was removed in July 2026. This page is now purely a monitor</w:t>
-        <w:br/>
-        <w:t>with a stop button.</w:t>
-      </w:r>
-    </w:p>
-    <w:p>
-      <w:r>
-        <w:rPr>
-          <w:b/>
-        </w:rPr>
-        <w:t>Controls:</w:t>
-      </w:r>
-    </w:p>
-    <w:p>
-      <w:pPr>
-        <w:pStyle w:val="ListBullet"/>
-      </w:pPr>
-      <w:r>
-        <w:rPr>
-          <w:b/>
-        </w:rPr>
-        <w:t>Autonomous</w:t>
-      </w:r>
-      <w:r>
-        <w:t xml:space="preserve"> — enable or disable the trader.</w:t>
-      </w:r>
-    </w:p>
-    <w:p>
-      <w:pPr>
-        <w:pStyle w:val="ListBullet"/>
-      </w:pPr>
-      <w:r>
-        <w:rPr>
-          <w:b/>
-        </w:rPr>
-        <w:t>Run now</w:t>
-      </w:r>
-      <w:r>
-        <w:t xml:space="preserve"> — fire one decision checkpoint immediately.</w:t>
-      </w:r>
-    </w:p>
-    <w:p>
-      <w:pPr>
-        <w:pStyle w:val="ListBullet"/>
-      </w:pPr>
-      <w:r>
-        <w:rPr>
-          <w:b/>
-        </w:rPr>
-        <w:t>STOP</w:t>
-      </w:r>
-      <w:r>
-        <w:t xml:space="preserve"> (confirm-gated) — halt new entries for the rest of the day. Open</w:t>
-        <w:br/>
-        <w:t xml:space="preserve">  positions continue to be managed and closed.</w:t>
-      </w:r>
-    </w:p>
-    <w:p>
-      <w:r>
-        <w:rPr>
-          <w:b/>
-        </w:rPr>
-        <w:t>What you see:</w:t>
-      </w:r>
-    </w:p>
-    <w:p>
-      <w:pPr>
-        <w:pStyle w:val="ListBullet"/>
-      </w:pPr>
-      <w:r>
-        <w:rPr>
-          <w:b/>
-        </w:rPr>
-        <w:t>Tiles</w:t>
-      </w:r>
-      <w:r>
-        <w:t xml:space="preserve"> — Day P&amp;L against the day's target, Session P&amp;L, Realized, Open P&amp;L,</w:t>
-        <w:br/>
-        <w:t xml:space="preserve">  Equity, and the open-position count.</w:t>
-      </w:r>
-    </w:p>
-    <w:p>
-      <w:pPr>
-        <w:pStyle w:val="ListBullet"/>
-      </w:pPr>
-      <w:r>
-        <w:rPr>
-          <w:b/>
-        </w:rPr>
-        <w:t>Open positions</w:t>
-      </w:r>
-      <w:r>
-        <w:t xml:space="preserve"> and a </w:t>
-      </w:r>
-      <w:r>
-        <w:rPr>
-          <w:b/>
-        </w:rPr>
-        <w:t>decision log</w:t>
-      </w:r>
-      <w:r>
-        <w:t xml:space="preserve"> (newest first, in CT) recording each</w:t>
-        <w:br/>
-        <w:t xml:space="preserve">  checkpoint's reasoning and a one-line market-context summary.</w:t>
-      </w:r>
-    </w:p>
-    <w:p>
-      <w:pPr>
-        <w:pStyle w:val="ListBullet"/>
-      </w:pPr>
-      <w:r>
-        <w:t xml:space="preserve">A </w:t>
-      </w:r>
-      <w:r>
-        <w:rPr>
-          <w:b/>
-        </w:rPr>
-        <w:t>Performance scorecard</w:t>
-      </w:r>
-      <w:r>
-        <w:t xml:space="preserve"> — trades, win rate, realized and total P&amp;L, average</w:t>
-        <w:br/>
-        <w:t xml:space="preserve">  win and loss, </w:t>
-      </w:r>
-      <w:r>
-        <w:rPr>
-          <w:b/>
-        </w:rPr>
-        <w:t>profit factor</w:t>
-      </w:r>
-      <w:r>
-        <w:t>, best and worst trade, plus P&amp;L broken down by</w:t>
-        <w:br/>
-        <w:t xml:space="preserve">  symbol and by strategy.</w:t>
-      </w:r>
-    </w:p>
-    <w:p>
-      <w:pPr>
-        <w:pStyle w:val="ListBullet"/>
-      </w:pPr>
-      <w:r>
-        <w:t xml:space="preserve">A </w:t>
-      </w:r>
-      <w:r>
-        <w:rPr>
-          <w:b/>
-        </w:rPr>
-        <w:t>Performance</w:t>
-      </w:r>
-      <w:r>
-        <w:t xml:space="preserve"> view listing closed trades with their exit reason (</w:t>
-      </w:r>
-      <w:r>
-        <w:rPr>
-          <w:i/>
-        </w:rPr>
-        <w:t>Target hit</w:t>
-      </w:r>
-      <w:r>
-        <w:t>,</w:t>
-        <w:br/>
-        <w:t xml:space="preserve">  </w:t>
-      </w:r>
-      <w:r>
-        <w:rPr>
-          <w:i/>
-        </w:rPr>
-        <w:t>Delta stop</w:t>
-      </w:r>
-      <w:r>
-        <w:t xml:space="preserve">, </w:t>
-      </w:r>
-      <w:r>
-        <w:rPr>
-          <w:i/>
-        </w:rPr>
-        <w:t>Time stop</w:t>
-      </w:r>
-      <w:r>
-        <w:t xml:space="preserve">, </w:t>
-      </w:r>
-      <w:r>
-        <w:rPr>
-          <w:i/>
-        </w:rPr>
-        <w:t>Money stop</w:t>
-      </w:r>
-      <w:r>
-        <w:t>).</w:t>
-      </w:r>
-    </w:p>
-    <w:p>
-      <w:r>
-        <w:rPr>
-          <w:b/>
-        </w:rPr>
-        <w:t>When it runs:</w:t>
-      </w:r>
-      <w:r>
-        <w:rPr/>
-        <w:t xml:space="preserve"> every 30 minutes within an entry window of</w:t>
-        <w:br/>
-      </w:r>
-      <w:r>
-        <w:rPr>
-          <w:b/>
-        </w:rPr>
-        <w:t>09:45–15:30 ET</w:t>
-      </w:r>
-      <w:r>
-        <w:rPr/>
-        <w:t>. The first quarter-hour after the open is skipped</w:t>
-        <w:br/>
-        <w:t xml:space="preserve">so the structure is readable, and no </w:t>
-      </w:r>
-      <w:r>
-        <w:rPr>
-          <w:i/>
-        </w:rPr>
-        <w:t>new</w:t>
-      </w:r>
-      <w:r>
-        <w:rPr/>
-        <w:t xml:space="preserve"> entries are taken in the last half hour.</w:t>
-        <w:br/>
-        <w:t>Open positions are re-priced every minute during market hours regardless.</w:t>
-      </w:r>
-    </w:p>
-    <w:p>
-      <w:pPr>
-        <w:pStyle w:val="IntenseQuote"/>
-      </w:pPr>
-      <w:r>
-        <w:rPr>
-          <w:b/>
-        </w:rPr>
-        <w:t>The daily target is not fixed.</w:t>
-      </w:r>
-      <w:r>
-        <w:rPr/>
-        <w:t xml:space="preserve"> The base is $500, ratcheted against the</w:t>
-        <w:br/>
-        <w:t>month-to-date pace — as high as $1,000 when behind, as low as $250 when ahead. A</w:t>
-        <w:br/>
-        <w:t>$1,500 daily loss halts new entries outright.</w:t>
-      </w:r>
-    </w:p>
-    <w:p>
-      <w:pPr>
-        <w:pStyle w:val="IntenseQuote"/>
-      </w:pPr>
-      <w:r>
-        <w:rPr>
-          <w:b/>
-        </w:rPr>
-        <w:t>"Executed" in the decision log means the order was enqueued, not filled.</w:t>
-      </w:r>
-      <w:r>
-        <w:rPr/>
-        <w:t xml:space="preserve"> A</w:t>
-        <w:br/>
-        <w:t>trade can be logged as executed and then rejected by the risk guardrails; the real</w:t>
-        <w:br/>
-        <w:t>outcome is in the account view.</w:t>
-      </w:r>
-    </w:p>
-    <w:p>
-      <w:pPr>
-        <w:pStyle w:val="IntenseQuote"/>
-      </w:pPr>
-      <w:r>
-        <w:rPr>
-          <w:b/>
-        </w:rPr>
-        <w:t>Enabling autonomy spends Claude API credit</w:t>
-      </w:r>
-      <w:r>
-        <w:rPr/>
-        <w:t xml:space="preserve"> on every checkpoint. The running</w:t>
-        <w:br/>
-        <w:t>count is on the Settings page.</w:t>
       </w:r>
     </w:p>
     <w:p>
@@ -22294,7 +21869,7 @@
     <w:p>
       <w:r>
         <w:rPr/>
-        <w:t>An end-of-day rollup of the day's Options activity and Claude Trades.</w:t>
+        <w:t>An end-of-day rollup of the day's Options activity.</w:t>
       </w:r>
     </w:p>
     <w:p>
@@ -22437,7 +22012,7 @@
             </w:r>
             <w:r>
               <w:rPr/>
-              <w:t xml:space="preserve"> — manual paper, the driver, and captured-closed.</w:t>
+              <w:t xml:space="preserve"> — manual paper and captured signals (counted at one contract per signal).</w:t>
             </w:r>
           </w:p>
         </w:tc>
@@ -22514,7 +22089,7 @@
             </w:r>
             <w:r>
               <w:rPr/>
-              <w:t xml:space="preserve"> (open / closed / expired), then the full trade, scanner, captured and driver tables.</w:t>
+              <w:t xml:space="preserve"> (open / closed / expired), then the full trade, scanner and captured tables.</w:t>
             </w:r>
           </w:p>
         </w:tc>
@@ -23311,7 +22886,7 @@
         <w:t>component grid</w:t>
       </w:r>
       <w:r>
-        <w:t xml:space="preserve"> — Redis, the Schwab gateway, the six services, the web app</w:t>
+        <w:t xml:space="preserve"> — Redis, the Schwab gateway, the five services, the web app</w:t>
         <w:br/>
         <w:t xml:space="preserve">  itself, and the public live screens beside it, each with Online/Offline and its</w:t>
         <w:br/>
@@ -23740,7 +23315,7 @@
               <w:rPr>
                 <w:b/>
               </w:rPr>
-              <w:t>Autonomous driver</w:t>
+              <w:t>Paper books</w:t>
             </w:r>
           </w:p>
         </w:tc>
@@ -23752,7 +23327,7 @@
             <w:r/>
             <w:r>
               <w:rPr/>
-              <w:t>Daily targets, risk limits, the loss halt, decision cadence</w:t>
+              <w:t>The largest loss one trade may carry in each paper book</w:t>
             </w:r>
           </w:p>
         </w:tc>
@@ -24352,8 +23927,6 @@
         <w:t xml:space="preserve"> — opts the manual paper</w:t>
         <w:br/>
         <w:t xml:space="preserve">  account into that same lifecycle instead of taking profit at +50% immediately.</w:t>
-        <w:br/>
-        <w:t xml:space="preserve">  The autonomous driver's account is never affected by this toggle.</w:t>
       </w:r>
     </w:p>
     <w:p>
@@ -24702,7 +24275,7 @@
         <w:rPr/>
         <w:t xml:space="preserve"> inside it, which is where the decision is actually made.</w:t>
         <w:br/>
-        <w:t xml:space="preserve">Confirming stops the gateway, the six services, the web app </w:t>
+        <w:t xml:space="preserve">Confirming stops the gateway, the five services, the web app </w:t>
       </w:r>
       <w:r>
         <w:rPr>
@@ -24882,9 +24455,9 @@
         <w:pStyle w:val="ListBullet"/>
       </w:pPr>
       <w:r>
-        <w:t>Nothing running is affected. The services, the collectors, the scheduled scans</w:t>
-        <w:br/>
-        <w:t xml:space="preserve">  and the autonomous driver all carry on. Signing out is not stopping anything —</w:t>
+        <w:t>Nothing running is affected. The services, the collectors and the scheduled scans</w:t>
+        <w:br/>
+        <w:t xml:space="preserve">  all carry on. Signing out is not stopping anything —</w:t>
         <w:br/>
         <w:t xml:space="preserve">  that is the page above it.</w:t>
       </w:r>
@@ -25028,7 +24601,7 @@
         <w:br/>
         <w:t>A scheduled view hasn't updated recently — usually because its service stopped.</w:t>
         <w:br/>
-        <w:t>Restart that service. On-demand views (Trade, Driver) are never flagged stale.</w:t>
+        <w:t>Restart that service. On-demand views (Trade) are never flagged stale.</w:t>
       </w:r>
     </w:p>
     <w:p>

--- a/docs/manuals/user-guide/user-guide.docx
+++ b/docs/manuals/user-guide/user-guide.docx
@@ -32,7 +32,7 @@
           <w:color w:val="5B6678"/>
           <w:sz w:val="18"/>
         </w:rPr>
-        <w:t>NeuralStrike · Generated 2026-09-22</w:t>
+        <w:t>NeuralStrike · Generated 2026-09-26</w:t>
       </w:r>
     </w:p>
     <w:p/>
@@ -806,17 +806,27 @@
       </w:r>
       <w:r>
         <w:rPr/>
+        <w:t xml:space="preserve">, </w:t>
+      </w:r>
+      <w:r>
+        <w:rPr>
+          <w:b/>
+        </w:rPr>
+        <w:t>8215</w:t>
+      </w:r>
+      <w:r>
+        <w:rPr/>
         <w:t xml:space="preserve"> and </w:t>
       </w:r>
       <w:r>
         <w:rPr>
           <w:b/>
         </w:rPr>
-        <w:t>8215</w:t>
-      </w:r>
-      <w:r>
-        <w:rPr/>
-        <w:t xml:space="preserve"> (the five services),</w:t>
+        <w:t>8216</w:t>
+      </w:r>
+      <w:r>
+        <w:rPr/>
+        <w:t xml:space="preserve"> (the six services),</w:t>
         <w:br/>
       </w:r>
       <w:r>
@@ -957,7 +967,7 @@
             <w:r/>
             <w:r>
               <w:rPr/>
-              <w:t>Starts the gateway, the five domain services, the web app and the public live screens.</w:t>
+              <w:t>Starts the gateway, the six domain services, the web app and the public live screens.</w:t>
             </w:r>
           </w:p>
         </w:tc>
@@ -1206,7 +1216,7 @@
     <w:p>
       <w:r>
         <w:rPr/>
-        <w:t xml:space="preserve">Sixteen of the app's screens are also published </w:t>
+        <w:t xml:space="preserve">Seventeen of the app's screens are also published </w:t>
       </w:r>
       <w:r>
         <w:rPr>
@@ -1277,13 +1287,23 @@
       </w:r>
       <w:r>
         <w:rPr/>
-        <w:t xml:space="preserve"> and the </w:t>
+        <w:t xml:space="preserve">, the </w:t>
       </w:r>
       <w:r>
         <w:rPr>
           <w:b/>
         </w:rPr>
         <w:t>Simulator</w:t>
+      </w:r>
+      <w:r>
+        <w:rPr/>
+        <w:t xml:space="preserve"> and </w:t>
+      </w:r>
+      <w:r>
+        <w:rPr>
+          <w:b/>
+        </w:rPr>
+        <w:t>Market News</w:t>
       </w:r>
       <w:r>
         <w:rPr/>
@@ -1665,93 +1685,44 @@
       </w:r>
       <w:r>
         <w:rPr/>
-        <w:t xml:space="preserve"> menu links the four screens a visitor can act on.</w:t>
-      </w:r>
-    </w:p>
-    <w:p>
-      <w:r>
-        <w:rPr/>
-        <w:t>Three things to know:</w:t>
-      </w:r>
-    </w:p>
-    <w:p>
-      <w:pPr>
-        <w:pStyle w:val="ListBullet"/>
-      </w:pPr>
-      <w:r>
-        <w:rPr>
-          <w:b/>
-        </w:rPr>
-        <w:t>They are not redacted.</w:t>
-      </w:r>
-      <w:r>
-        <w:t xml:space="preserve"> The Desk shows your open paper positions and captured signals,</w:t>
-        <w:br/>
-        <w:t xml:space="preserve">  the Opportunity Board ranks signals, and Flow Alerts carries live alerts.</w:t>
-        <w:br/>
-        <w:t xml:space="preserve">  Anyone with the address can read them. That is a deliberate choice — the book</w:t>
-        <w:br/>
-        <w:t xml:space="preserve">  is paper only — but it is worth knowing before you show someone the link.</w:t>
-      </w:r>
-    </w:p>
-    <w:p>
-      <w:pPr>
-        <w:pStyle w:val="ListBullet"/>
-      </w:pPr>
-      <w:r>
-        <w:rPr>
-          <w:b/>
-        </w:rPr>
-        <w:t>They are a separate program.</w:t>
-      </w:r>
-      <w:r>
-        <w:t xml:space="preserve"> Nothing anyone does there can reach your own</w:t>
-        <w:br/>
-        <w:t xml:space="preserve">  app: it holds no login and can write only three kinds of thing — a request</w:t>
-        <w:br/>
-        <w:t xml:space="preserve">  for a public Strategy Finder scan, a request from the public Rescue form, and</w:t>
-        <w:br/>
-        <w:t xml:space="preserve">  a request from the public Calculator or Simulator — which the options service</w:t>
-        <w:br/>
-        <w:t xml:space="preserve">  answers separately from your own work. Its</w:t>
-        <w:br/>
-        <w:t xml:space="preserve">  health has its own card on </w:t>
-      </w:r>
-      <w:r>
-        <w:rPr>
-          <w:b/>
-        </w:rPr>
-        <w:t>System Status</w:t>
-      </w:r>
-      <w:r>
-        <w:t>; a red one means the public site</w:t>
-        <w:br/>
-        <w:t xml:space="preserve">  is down and your own screens are unaffected.</w:t>
-      </w:r>
-    </w:p>
-    <w:p>
-      <w:pPr>
-        <w:pStyle w:val="ListBullet"/>
-      </w:pPr>
-      <w:r>
-        <w:rPr>
-          <w:b/>
-        </w:rPr>
-        <w:t>To stop publishing</w:t>
-      </w:r>
-      <w:r>
-        <w:t xml:space="preserve">, use </w:t>
-      </w:r>
-      <w:r>
-        <w:rPr>
-          <w:b/>
-        </w:rPr>
-        <w:t>Stop All Services</w:t>
-      </w:r>
-      <w:r>
-        <w:t xml:space="preserve"> — it stops both web apps —</w:t>
-        <w:br/>
-        <w:t xml:space="preserve">  or, if you want to keep working, </w:t>
+        <w:t xml:space="preserve"> menu links the four screens a visitor can act on, and Market News.</w:t>
+      </w:r>
+    </w:p>
+    <w:p>
+      <w:r>
+        <w:rPr/>
+        <w:t xml:space="preserve">The public </w:t>
+      </w:r>
+      <w:r>
+        <w:rPr>
+          <w:b/>
+        </w:rPr>
+        <w:t>Market News</w:t>
+      </w:r>
+      <w:r>
+        <w:rPr/>
+        <w:t xml:space="preserve"> page is your Market News list with every control</w:t>
+        <w:br/>
+        <w:t>that belongs to you taken out: no Refresh, no Watchlist only, and a ticker is a</w:t>
+        <w:br/>
+        <w:t>filter chip rather than a link to a Symbol page (the public site has none). It</w:t>
+        <w:br/>
+        <w:t xml:space="preserve">shows only the feeds marked </w:t>
+      </w:r>
+      <w:r>
+        <w:rPr>
+          <w:b/>
+        </w:rPr>
+        <w:t>public</w:t>
+      </w:r>
+      <w:r>
+        <w:rPr/>
+        <w:t xml:space="preserve"> (Settings → Configuration → Market news →</w:t>
+        <w:br/>
+        <w:t>Feed switches; every shipped feed is public), and switching one off removes its</w:t>
+        <w:br/>
+        <w:t>stories from the public page at the next poll. A link such as</w:t>
+        <w:br/>
       </w:r>
       <w:r>
         <w:rPr>
@@ -1759,46 +1730,30 @@
           <w:color w:val="334455"/>
           <w:sz w:val="19"/>
         </w:rPr>
-        <w:t>systemctl --user stop trading-prod-webgui_live</w:t>
-      </w:r>
-      <w:r>
-        <w:br/>
-        <w:t xml:space="preserve">  on the machine, which leaves the rest of the stack alone.</w:t>
-      </w:r>
-    </w:p>
-    <w:p>
-      <w:r>
-        <w:rPr/>
-        <w:t xml:space="preserve">The thumbnails on the menu page are refreshed on a </w:t>
-      </w:r>
-      <w:r>
-        <w:rPr>
-          <w:b/>
-        </w:rPr>
-        <w:t>15-minute timer</w:t>
-      </w:r>
-      <w:r>
-        <w:rPr/>
-        <w:t>, on trading</w:t>
-        <w:br/>
-        <w:t>days between 15:25 and 15:50 Central, so each tile shows the end of the session</w:t>
-        <w:br/>
-        <w:t>rather than the moment you open the menu. The screen behind it is always live.</w:t>
-      </w:r>
-    </w:p>
-    <w:p>
-      <w:pPr>
-        <w:pStyle w:val="Heading2"/>
-      </w:pPr>
-      <w:r>
-        <w:rPr/>
-        <w:t>What runs behind the scenes</w:t>
-      </w:r>
-    </w:p>
-    <w:p>
-      <w:r>
-        <w:rPr/>
-        <w:t>You don't interact with these directly, but it helps to know they exist:</w:t>
+        <w:t>live.neuralstrike.co/news?symbol=NVDA</w:t>
+      </w:r>
+      <w:r>
+        <w:rPr/>
+        <w:t xml:space="preserve"> opens it filtered to one ticker. It</w:t>
+        <w:br/>
+        <w:t>writes nothing: a visitor cannot make the service fetch anything. The public</w:t>
+        <w:br/>
+      </w:r>
+      <w:r>
+        <w:rPr>
+          <w:b/>
+        </w:rPr>
+        <w:t>Desk</w:t>
+      </w:r>
+      <w:r>
+        <w:rPr/>
+        <w:t>'s headlines strip reads the same public-only list.</w:t>
+      </w:r>
+    </w:p>
+    <w:p>
+      <w:r>
+        <w:rPr/>
+        <w:t>Three things to know:</w:t>
       </w:r>
     </w:p>
     <w:p>
@@ -1809,23 +1764,16 @@
         <w:rPr>
           <w:b/>
         </w:rPr>
-        <w:t>Schwab gateway (proxy)</w:t>
-      </w:r>
-      <w:r>
-        <w:t xml:space="preserve"> — handles the Schwab connection and market data.</w:t>
-        <w:br/>
-        <w:t xml:space="preserve">  Everything else depends on it. </w:t>
-      </w:r>
-      <w:r>
-        <w:rPr>
-          <w:b/>
-        </w:rPr>
-        <w:t>It must be running first</w:t>
-      </w:r>
-      <w:r>
-        <w:t xml:space="preserve"> (the launcher</w:t>
-        <w:br/>
-        <w:t xml:space="preserve">  handles ordering for you).</w:t>
+        <w:t>They are not redacted.</w:t>
+      </w:r>
+      <w:r>
+        <w:t xml:space="preserve"> The Desk shows your open paper positions and captured signals,</w:t>
+        <w:br/>
+        <w:t xml:space="preserve">  the Opportunity Board ranks signals, and Flow Alerts carries live alerts.</w:t>
+        <w:br/>
+        <w:t xml:space="preserve">  Anyone with the address can read them. That is a deliberate choice — the book</w:t>
+        <w:br/>
+        <w:t xml:space="preserve">  is paper only — but it is worth knowing before you show someone the link.</w:t>
       </w:r>
     </w:p>
     <w:p>
@@ -1836,12 +1784,31 @@
         <w:rPr>
           <w:b/>
         </w:rPr>
-        <w:t>Five domain services</w:t>
-      </w:r>
-      <w:r>
-        <w:t xml:space="preserve"> — Sentiment, Options, Portfolio, Trade and</w:t>
-        <w:br/>
-        <w:t xml:space="preserve">  Market. Each one powers its matching page(s).</w:t>
+        <w:t>They are a separate program.</w:t>
+      </w:r>
+      <w:r>
+        <w:t xml:space="preserve"> Nothing anyone does there can reach your own</w:t>
+        <w:br/>
+        <w:t xml:space="preserve">  app: it holds no login and can write only three kinds of thing — a request</w:t>
+        <w:br/>
+        <w:t xml:space="preserve">  for a public Strategy Finder scan, a request from the public Rescue form, and</w:t>
+        <w:br/>
+        <w:t xml:space="preserve">  a request from the public Calculator or Simulator — which the options service</w:t>
+        <w:br/>
+        <w:t xml:space="preserve">  answers separately from your own work. Its</w:t>
+        <w:br/>
+        <w:t xml:space="preserve">  health has its own card on </w:t>
+      </w:r>
+      <w:r>
+        <w:rPr>
+          <w:b/>
+        </w:rPr>
+        <w:t>System Status</w:t>
+      </w:r>
+      <w:r>
+        <w:t>; a red one means the public site</w:t>
+        <w:br/>
+        <w:t xml:space="preserve">  is down and your own screens are unaffected.</w:t>
       </w:r>
     </w:p>
     <w:p>
@@ -1852,12 +1819,21 @@
         <w:rPr>
           <w:b/>
         </w:rPr>
-        <w:t>The public live screens</w:t>
-      </w:r>
-      <w:r>
-        <w:t xml:space="preserve"> — a second, read-only copy of the web app serving</w:t>
-        <w:br/>
-        <w:t xml:space="preserve">  </w:t>
+        <w:t>To stop publishing</w:t>
+      </w:r>
+      <w:r>
+        <w:t xml:space="preserve">, use </w:t>
+      </w:r>
+      <w:r>
+        <w:rPr>
+          <w:b/>
+        </w:rPr>
+        <w:t>Stop All Services</w:t>
+      </w:r>
+      <w:r>
+        <w:t xml:space="preserve"> — it stops both web apps —</w:t>
+        <w:br/>
+        <w:t xml:space="preserve">  or, if you want to keep working, </w:t>
       </w:r>
       <w:r>
         <w:rPr>
@@ -1865,140 +1841,105 @@
           <w:color w:val="334455"/>
           <w:sz w:val="19"/>
         </w:rPr>
-        <w:t>live.neuralstrike.co</w:t>
-      </w:r>
-      <w:r>
-        <w:t xml:space="preserve">. See </w:t>
-      </w:r>
-      <w:r>
-        <w:rPr>
-          <w:i/>
+        <w:t>systemctl --user stop trading-prod-webgui_live</w:t>
+      </w:r>
+      <w:r>
+        <w:br/>
+        <w:t xml:space="preserve">  on the machine, which leaves the rest of the stack alone.</w:t>
+      </w:r>
+    </w:p>
+    <w:p>
+      <w:r>
+        <w:rPr/>
+        <w:t xml:space="preserve">The thumbnails on the menu page are refreshed on a </w:t>
+      </w:r>
+      <w:r>
+        <w:rPr>
+          <w:b/>
+        </w:rPr>
+        <w:t>15-minute timer</w:t>
+      </w:r>
+      <w:r>
+        <w:rPr/>
+        <w:t>, on trading</w:t>
+        <w:br/>
+        <w:t>days between 15:25 and 15:50 Central, so each tile shows the end of the session</w:t>
+        <w:br/>
+        <w:t>rather than the moment you open the menu. The screen behind it is always live.</w:t>
+      </w:r>
+    </w:p>
+    <w:p>
+      <w:pPr>
+        <w:pStyle w:val="Heading2"/>
+      </w:pPr>
+      <w:r>
+        <w:rPr/>
+        <w:t>What runs behind the scenes</w:t>
+      </w:r>
+    </w:p>
+    <w:p>
+      <w:r>
+        <w:rPr/>
+        <w:t>You don't interact with these directly, but it helps to know they exist:</w:t>
+      </w:r>
+    </w:p>
+    <w:p>
+      <w:pPr>
+        <w:pStyle w:val="ListBullet"/>
+      </w:pPr>
+      <w:r>
+        <w:rPr>
+          <w:b/>
+        </w:rPr>
+        <w:t>Schwab gateway (proxy)</w:t>
+      </w:r>
+      <w:r>
+        <w:t xml:space="preserve"> — handles the Schwab connection and market data.</w:t>
+        <w:br/>
+        <w:t xml:space="preserve">  Everything else depends on it. </w:t>
+      </w:r>
+      <w:r>
+        <w:rPr>
+          <w:b/>
+        </w:rPr>
+        <w:t>It must be running first</w:t>
+      </w:r>
+      <w:r>
+        <w:t xml:space="preserve"> (the launcher</w:t>
+        <w:br/>
+        <w:t xml:space="preserve">  handles ordering for you).</w:t>
+      </w:r>
+    </w:p>
+    <w:p>
+      <w:pPr>
+        <w:pStyle w:val="ListBullet"/>
+      </w:pPr>
+      <w:r>
+        <w:rPr>
+          <w:b/>
+        </w:rPr>
+        <w:t>Six domain services</w:t>
+      </w:r>
+      <w:r>
+        <w:t xml:space="preserve"> — Sentiment, Options, Portfolio, Trade, Market and</w:t>
+        <w:br/>
+        <w:t xml:space="preserve">  News. Each one powers its matching page(s).</w:t>
+      </w:r>
+    </w:p>
+    <w:p>
+      <w:pPr>
+        <w:pStyle w:val="ListBullet"/>
+      </w:pPr>
+      <w:r>
+        <w:rPr>
+          <w:b/>
         </w:rPr>
         <w:t>The public live screens</w:t>
       </w:r>
       <w:r>
-        <w:t xml:space="preserve"> above.</w:t>
-      </w:r>
-    </w:p>
-    <w:p>
-      <w:pPr>
-        <w:pStyle w:val="ListBullet"/>
-      </w:pPr>
-      <w:r>
-        <w:rPr>
-          <w:b/>
-        </w:rPr>
-        <w:t>Redis</w:t>
-      </w:r>
-      <w:r>
-        <w:t xml:space="preserve"> — a local data backbone the services and the web app share.</w:t>
-      </w:r>
-    </w:p>
-    <w:p>
-      <w:pPr>
-        <w:pStyle w:val="Heading2"/>
-      </w:pPr>
-      <w:r>
-        <w:rPr/>
-        <w:t>The proxy-down banner</w:t>
-      </w:r>
-    </w:p>
-    <w:p>
-      <w:r>
-        <w:rPr/>
-        <w:t xml:space="preserve">If you ever see a </w:t>
-      </w:r>
-      <w:r>
-        <w:rPr>
-          <w:b/>
-        </w:rPr>
-        <w:t>red banner</w:t>
-      </w:r>
-      <w:r>
-        <w:rPr/>
-        <w:t xml:space="preserve"> across the top of every page saying the proxy is</w:t>
-        <w:br/>
-        <w:t>unreachable, the Schwab gateway isn't running or has stopped. Live data won't load</w:t>
-        <w:br/>
-        <w:t xml:space="preserve">until it's back. Use the </w:t>
-      </w:r>
-      <w:r>
-        <w:rPr>
-          <w:b/>
-        </w:rPr>
-        <w:t>System Status</w:t>
-      </w:r>
-      <w:r>
-        <w:rPr/>
-        <w:t xml:space="preserve"> page (at the foot of the rail) to check and</w:t>
-        <w:br/>
-        <w:t>restart components.</w:t>
-      </w:r>
-    </w:p>
-    <w:p>
-      <w:pPr>
-        <w:pStyle w:val="Heading2"/>
-      </w:pPr>
-      <w:r>
-        <w:rPr/>
-        <w:t>"Waiting for … service" placeholders</w:t>
-      </w:r>
-    </w:p>
-    <w:p>
-      <w:r>
-        <w:rPr/>
-        <w:t xml:space="preserve">Each page is powered by its service. If a page shows a </w:t>
-      </w:r>
-      <w:r>
-        <w:rPr>
-          <w:i/>
-        </w:rPr>
-        <w:t>"Waiting for … service"</w:t>
-      </w:r>
-      <w:r>
-        <w:rPr/>
-        <w:br/>
-        <w:t>message, that service hasn't started or has stopped. Start the full stack with a</w:t>
-        <w:br/>
-        <w:t xml:space="preserve">launcher, or restart the specific service from the </w:t>
-      </w:r>
-      <w:r>
-        <w:rPr>
-          <w:b/>
-        </w:rPr>
-        <w:t>System Status</w:t>
-      </w:r>
-      <w:r>
-        <w:rPr/>
-        <w:t xml:space="preserve"> page.</w:t>
-      </w:r>
-    </w:p>
-    <w:p>
-      <w:pPr>
-        <w:pStyle w:val="Heading2"/>
-      </w:pPr>
-      <w:r>
-        <w:rPr/>
-        <w:t>Stopping everything</w:t>
-      </w:r>
-    </w:p>
-    <w:p>
-      <w:r>
-        <w:rPr/>
-        <w:t xml:space="preserve">Use </w:t>
-      </w:r>
-      <w:r>
-        <w:rPr>
-          <w:b/>
-        </w:rPr>
-        <w:t>Stop All Services</w:t>
-      </w:r>
-      <w:r>
-        <w:rPr/>
-        <w:t xml:space="preserve"> at the foot of the rail — it asks for your</w:t>
-        <w:br/>
-        <w:t>authenticator code before it will do anything — or run</w:t>
-        <w:br/>
+        <w:t xml:space="preserve"> — a second, read-only copy of the web app serving</w:t>
+        <w:br/>
+        <w:t xml:space="preserve">  </w:t>
       </w:r>
       <w:r>
         <w:rPr>
@@ -2006,13 +1947,154 @@
           <w:color w:val="334455"/>
           <w:sz w:val="19"/>
         </w:rPr>
+        <w:t>live.neuralstrike.co</w:t>
+      </w:r>
+      <w:r>
+        <w:t xml:space="preserve">. See </w:t>
+      </w:r>
+      <w:r>
+        <w:rPr>
+          <w:i/>
+        </w:rPr>
+        <w:t>The public live screens</w:t>
+      </w:r>
+      <w:r>
+        <w:t xml:space="preserve"> above.</w:t>
+      </w:r>
+    </w:p>
+    <w:p>
+      <w:pPr>
+        <w:pStyle w:val="ListBullet"/>
+      </w:pPr>
+      <w:r>
+        <w:rPr>
+          <w:b/>
+        </w:rPr>
+        <w:t>Redis</w:t>
+      </w:r>
+      <w:r>
+        <w:t xml:space="preserve"> — a local data backbone the services and the web app share.</w:t>
+      </w:r>
+    </w:p>
+    <w:p>
+      <w:pPr>
+        <w:pStyle w:val="Heading2"/>
+      </w:pPr>
+      <w:r>
+        <w:rPr/>
+        <w:t>The proxy-down banner</w:t>
+      </w:r>
+    </w:p>
+    <w:p>
+      <w:r>
+        <w:rPr/>
+        <w:t xml:space="preserve">If you ever see a </w:t>
+      </w:r>
+      <w:r>
+        <w:rPr>
+          <w:b/>
+        </w:rPr>
+        <w:t>red banner</w:t>
+      </w:r>
+      <w:r>
+        <w:rPr/>
+        <w:t xml:space="preserve"> across the top of every page saying the proxy is</w:t>
+        <w:br/>
+        <w:t>unreachable, the Schwab gateway isn't running or has stopped. Live data won't load</w:t>
+        <w:br/>
+        <w:t xml:space="preserve">until it's back. Use the </w:t>
+      </w:r>
+      <w:r>
+        <w:rPr>
+          <w:b/>
+        </w:rPr>
+        <w:t>System Status</w:t>
+      </w:r>
+      <w:r>
+        <w:rPr/>
+        <w:t xml:space="preserve"> page (at the foot of the rail) to check and</w:t>
+        <w:br/>
+        <w:t>restart components.</w:t>
+      </w:r>
+    </w:p>
+    <w:p>
+      <w:pPr>
+        <w:pStyle w:val="Heading2"/>
+      </w:pPr>
+      <w:r>
+        <w:rPr/>
+        <w:t>"Waiting for … service" placeholders</w:t>
+      </w:r>
+    </w:p>
+    <w:p>
+      <w:r>
+        <w:rPr/>
+        <w:t xml:space="preserve">Each page is powered by its service. If a page shows a </w:t>
+      </w:r>
+      <w:r>
+        <w:rPr>
+          <w:i/>
+        </w:rPr>
+        <w:t>"Waiting for … service"</w:t>
+      </w:r>
+      <w:r>
+        <w:rPr/>
+        <w:br/>
+        <w:t>message, that service hasn't started or has stopped. Start the full stack with a</w:t>
+        <w:br/>
+        <w:t xml:space="preserve">launcher, or restart the specific service from the </w:t>
+      </w:r>
+      <w:r>
+        <w:rPr>
+          <w:b/>
+        </w:rPr>
+        <w:t>System Status</w:t>
+      </w:r>
+      <w:r>
+        <w:rPr/>
+        <w:t xml:space="preserve"> page.</w:t>
+      </w:r>
+    </w:p>
+    <w:p>
+      <w:pPr>
+        <w:pStyle w:val="Heading2"/>
+      </w:pPr>
+      <w:r>
+        <w:rPr/>
+        <w:t>Stopping everything</w:t>
+      </w:r>
+    </w:p>
+    <w:p>
+      <w:r>
+        <w:rPr/>
+        <w:t xml:space="preserve">Use </w:t>
+      </w:r>
+      <w:r>
+        <w:rPr>
+          <w:b/>
+        </w:rPr>
+        <w:t>Stop All Services</w:t>
+      </w:r>
+      <w:r>
+        <w:rPr/>
+        <w:t xml:space="preserve"> at the foot of the rail — it asks for your</w:t>
+        <w:br/>
+        <w:t>authenticator code before it will do anything — or run</w:t>
+        <w:br/>
+      </w:r>
+      <w:r>
+        <w:rPr>
+          <w:rFonts w:ascii="Consolas" w:hAnsi="Consolas"/>
+          <w:color w:val="334455"/>
+          <w:sz w:val="19"/>
+        </w:rPr>
         <w:t>systemctl --user stop trading-prod.target</w:t>
       </w:r>
       <w:r>
         <w:rPr/>
         <w:t>. This stops the</w:t>
         <w:br/>
-        <w:t xml:space="preserve">gateway, the five services, the web app </w:t>
+        <w:t xml:space="preserve">gateway, the six services, the web app </w:t>
       </w:r>
       <w:r>
         <w:rPr>
@@ -2590,6 +2672,39 @@
               <w:rPr>
                 <w:b/>
               </w:rPr>
+              <w:t>Market News</w:t>
+            </w:r>
+            <w:r>
+              <w:rPr/>
+              <w:t xml:space="preserve"> (standalone)</w:t>
+            </w:r>
+          </w:p>
+        </w:tc>
+        <w:tc>
+          <w:tcPr>
+            <w:tcW w:type="dxa" w:w="4320"/>
+            <w:shd w:val="clear" w:color="auto" w:fill="F4F6FA"/>
+          </w:tcPr>
+          <w:p>
+            <w:r/>
+            <w:r>
+              <w:rPr/>
+              <w:t>—</w:t>
+            </w:r>
+          </w:p>
+        </w:tc>
+      </w:tr>
+      <w:tr>
+        <w:tc>
+          <w:tcPr>
+            <w:tcW w:type="dxa" w:w="4320"/>
+          </w:tcPr>
+          <w:p>
+            <w:r/>
+            <w:r>
+              <w:rPr>
+                <w:b/>
+              </w:rPr>
               <w:t>Trend &amp; Sentiment</w:t>
             </w:r>
             <w:r>
@@ -2601,7 +2716,6 @@
         <w:tc>
           <w:tcPr>
             <w:tcW w:type="dxa" w:w="4320"/>
-            <w:shd w:val="clear" w:color="auto" w:fill="F4F6FA"/>
           </w:tcPr>
           <w:p>
             <w:r/>
@@ -3042,9 +3156,9 @@
         <w:rPr>
           <w:b/>
         </w:rPr>
-        <w:t>Dealer Positioning, Opportunity Board and Flow Alerts sit under MARKETS, not</w:t>
-        <w:br/>
-        <w:t xml:space="preserve">  under Options.</w:t>
+        <w:t>Dealer Positioning, Opportunity Board, Flow Alerts and Market News sit under</w:t>
+        <w:br/>
+        <w:t xml:space="preserve">  MARKETS, not under Options.</w:t>
       </w:r>
       <w:r>
         <w:t xml:space="preserve"> They are market-</w:t>
@@ -3866,7 +3980,7 @@
               <w:rPr>
                 <w:b/>
               </w:rPr>
-              <w:t>Market Summary</w:t>
+              <w:t>Headlines</w:t>
             </w:r>
           </w:p>
         </w:tc>
@@ -3879,6 +3993,44 @@
             <w:r/>
             <w:r>
               <w:rPr/>
+              <w:t xml:space="preserve">The five newest stories from Market News, one line each — time (Central), feed, and the headline, which opens the article in a new tab. </w:t>
+            </w:r>
+            <w:r>
+              <w:rPr>
+                <w:b/>
+              </w:rPr>
+              <w:t>All headlines →</w:t>
+            </w:r>
+            <w:r>
+              <w:rPr/>
+              <w:t xml:space="preserve"> opens Market News. Full width</w:t>
+            </w:r>
+          </w:p>
+        </w:tc>
+      </w:tr>
+      <w:tr>
+        <w:tc>
+          <w:tcPr>
+            <w:tcW w:type="dxa" w:w="4320"/>
+          </w:tcPr>
+          <w:p>
+            <w:r/>
+            <w:r>
+              <w:rPr>
+                <w:b/>
+              </w:rPr>
+              <w:t>Market Summary</w:t>
+            </w:r>
+          </w:p>
+        </w:tc>
+        <w:tc>
+          <w:tcPr>
+            <w:tcW w:type="dxa" w:w="4320"/>
+          </w:tcPr>
+          <w:p>
+            <w:r/>
+            <w:r>
+              <w:rPr/>
               <w:t>Up to five highlights from the latest published market report, with which report they came from and a link to the full report, over six live chips (Sentiment, Trend, Bias, Signal, Regime, Bull/Bear) — full width, at the bottom</w:t>
             </w:r>
           </w:p>
@@ -3913,7 +4065,9 @@
         <w:br/>
         <w:t>dealer row opens Dealer Positioning on that symbol, a position opens the Paper</w:t>
         <w:br/>
-        <w:t>Ledger or Captured Signals.</w:t>
+        <w:t>Ledger or Captured Signals. (A headline row is the exception: its headline opens</w:t>
+        <w:br/>
+        <w:t>the article itself.)</w:t>
       </w:r>
     </w:p>
     <w:p>
@@ -4549,7 +4703,7 @@
       </w:r>
       <w:r>
         <w:rPr/>
-        <w:t xml:space="preserve"> all work. The page then fills five bands, each ending in a link</w:t>
+        <w:t xml:space="preserve"> all work. The page then fills six bands, each ending in a link</w:t>
         <w:br/>
         <w:t>to the page that owns those facts:</w:t>
       </w:r>
@@ -4906,6 +5060,47 @@
               <w:rPr>
                 <w:b/>
               </w:rPr>
+              <w:t>In the news</w:t>
+            </w:r>
+          </w:p>
+        </w:tc>
+        <w:tc>
+          <w:tcPr>
+            <w:tcW w:type="dxa" w:w="2880"/>
+          </w:tcPr>
+          <w:p>
+            <w:r/>
+            <w:r>
+              <w:rPr/>
+              <w:t>The eight newest Market News items tagged with this ticker — time, feed and headline, which opens the article in a new tab. A story that never writes the ticker is not tagged, so an empty band is not proof of no news</w:t>
+            </w:r>
+          </w:p>
+        </w:tc>
+        <w:tc>
+          <w:tcPr>
+            <w:tcW w:type="dxa" w:w="2880"/>
+          </w:tcPr>
+          <w:p>
+            <w:r/>
+            <w:r>
+              <w:rPr/>
+              <w:t>Market News</w:t>
+            </w:r>
+          </w:p>
+        </w:tc>
+      </w:tr>
+      <w:tr>
+        <w:tc>
+          <w:tcPr>
+            <w:tcW w:type="dxa" w:w="2880"/>
+            <w:shd w:val="clear" w:color="auto" w:fill="F4F6FA"/>
+          </w:tcPr>
+          <w:p>
+            <w:r/>
+            <w:r>
+              <w:rPr>
+                <w:b/>
+              </w:rPr>
               <w:t>Your position</w:t>
             </w:r>
           </w:p>
@@ -4913,6 +5108,7 @@
         <w:tc>
           <w:tcPr>
             <w:tcW w:type="dxa" w:w="2880"/>
+            <w:shd w:val="clear" w:color="auto" w:fill="F4F6FA"/>
           </w:tcPr>
           <w:p>
             <w:r/>
@@ -4925,6 +5121,7 @@
         <w:tc>
           <w:tcPr>
             <w:tcW w:type="dxa" w:w="2880"/>
+            <w:shd w:val="clear" w:color="auto" w:fill="F4F6FA"/>
           </w:tcPr>
           <w:p>
             <w:r/>
@@ -5346,7 +5543,7 @@
     <w:p>
       <w:r>
         <w:rPr/>
-        <w:t>The four rail entries in this section establish the conditions a trade would be</w:t>
+        <w:t>The five rail entries in this section establish the conditions a trade would be</w:t>
         <w:br/>
         <w:t>taken in. Nothing here proposes a trade.</w:t>
       </w:r>
@@ -7063,6 +7260,353 @@
         <w:t>every row as "something large happened here", then use price and gamma to decide</w:t>
         <w:br/>
         <w:t>direction.</w:t>
+      </w:r>
+    </w:p>
+    <w:p>
+      <w:pPr>
+        <w:pStyle w:val="Heading2"/>
+      </w:pPr>
+      <w:r>
+        <w:rPr/>
+        <w:t>Market News</w:t>
+      </w:r>
+    </w:p>
+    <w:p>
+      <w:r>
+        <w:rPr>
+          <w:b/>
+        </w:rPr>
+        <w:t>Route:</w:t>
+      </w:r>
+      <w:r>
+        <w:rPr/>
+        <w:t xml:space="preserve"> </w:t>
+      </w:r>
+      <w:r>
+        <w:rPr>
+          <w:rFonts w:ascii="Consolas" w:hAnsi="Consolas"/>
+          <w:color w:val="334455"/>
+          <w:sz w:val="19"/>
+        </w:rPr>
+        <w:t>/news</w:t>
+      </w:r>
+      <w:r>
+        <w:rPr/>
+        <w:t xml:space="preserve">. A rail item under </w:t>
+      </w:r>
+      <w:r>
+        <w:rPr>
+          <w:b/>
+        </w:rPr>
+        <w:t>MARKETS</w:t>
+      </w:r>
+      <w:r>
+        <w:rPr/>
+        <w:t>, directly below Flow Alerts.</w:t>
+      </w:r>
+    </w:p>
+    <w:p>
+      <w:r>
+        <w:rPr/>
+        <w:t>The newest headlines, SEC filings and insider buys in one list, newest first — each</w:t>
+        <w:br/>
+        <w:t>row shows when it was published (Central time), the tickers it names, the headline,</w:t>
+        <w:br/>
+        <w:t>and a small badge naming the feed it came from.</w:t>
+      </w:r>
+    </w:p>
+    <w:p>
+      <w:pPr>
+        <w:pStyle w:val="ListBullet"/>
+      </w:pPr>
+      <w:r>
+        <w:rPr>
+          <w:b/>
+        </w:rPr>
+        <w:t>Sources</w:t>
+      </w:r>
+      <w:r>
+        <w:t xml:space="preserve"> are public news feeds (MarketWatch, CNBC, Yahoo Finance, the press-release</w:t>
+        <w:br/>
+        <w:t xml:space="preserve">  wires and others) plus </w:t>
+      </w:r>
+      <w:r>
+        <w:rPr>
+          <w:b/>
+        </w:rPr>
+        <w:t>SEC EDGAR</w:t>
+      </w:r>
+      <w:r>
+        <w:t xml:space="preserve">: insider </w:t>
+      </w:r>
+      <w:r>
+        <w:rPr>
+          <w:b/>
+        </w:rPr>
+        <w:t>purchases</w:t>
+      </w:r>
+      <w:r>
+        <w:t xml:space="preserve"> filed on Form 4, and new</w:t>
+        <w:br/>
+        <w:t xml:space="preserve">  share offerings. A story several feeds carried shows each feed's badge.</w:t>
+      </w:r>
+    </w:p>
+    <w:p>
+      <w:pPr>
+        <w:pStyle w:val="ListBullet"/>
+      </w:pPr>
+      <w:r>
+        <w:rPr>
+          <w:b/>
+        </w:rPr>
+        <w:t>A ticker is tagged only when the headline names it explicitly</w:t>
+      </w:r>
+      <w:r>
+        <w:t xml:space="preserve"> — a cashtag like</w:t>
+        <w:br/>
+        <w:t xml:space="preserve">  </w:t>
+      </w:r>
+      <w:r>
+        <w:rPr>
+          <w:rFonts w:ascii="Consolas" w:hAnsi="Consolas"/>
+          <w:color w:val="334455"/>
+          <w:sz w:val="19"/>
+        </w:rPr>
+        <w:t>$NVDA</w:t>
+      </w:r>
+      <w:r>
+        <w:t xml:space="preserve">, a bracket like </w:t>
+      </w:r>
+      <w:r>
+        <w:rPr>
+          <w:rFonts w:ascii="Consolas" w:hAnsi="Consolas"/>
+          <w:color w:val="334455"/>
+          <w:sz w:val="19"/>
+        </w:rPr>
+        <w:t>(NASDAQ: NVDA)</w:t>
+      </w:r>
+      <w:r>
+        <w:t>, or the company's own filing — or when</w:t>
+        <w:br/>
+        <w:t xml:space="preserve">  it came from Yahoo Finance's page for that ticker — and only for tickers the</w:t>
+        <w:br/>
+        <w:t xml:space="preserve">  app follows (the Watchlist only set). A company name alone never tags, so a</w:t>
+        <w:br/>
+        <w:t xml:space="preserve">  ticker filter can miss a story about that company.</w:t>
+      </w:r>
+    </w:p>
+    <w:p>
+      <w:pPr>
+        <w:pStyle w:val="ListBullet"/>
+      </w:pPr>
+      <w:r>
+        <w:rPr>
+          <w:b/>
+        </w:rPr>
+        <w:t>Click a ticker</w:t>
+      </w:r>
+      <w:r>
+        <w:t xml:space="preserve"> to open its Symbol page. </w:t>
+      </w:r>
+      <w:r>
+        <w:rPr>
+          <w:b/>
+        </w:rPr>
+        <w:t>Click a headline</w:t>
+      </w:r>
+      <w:r>
+        <w:t xml:space="preserve"> to read it on the</w:t>
+        <w:br/>
+        <w:t xml:space="preserve">  publisher's site, in a new tab.</w:t>
+      </w:r>
+    </w:p>
+    <w:p>
+      <w:pPr>
+        <w:pStyle w:val="ListBullet"/>
+      </w:pPr>
+      <w:r>
+        <w:rPr>
+          <w:b/>
+        </w:rPr>
+        <w:t>Trending</w:t>
+      </w:r>
+      <w:r>
+        <w:t xml:space="preserve"> chips count the tickers named in headlines from the general feeds</w:t>
+        <w:br/>
+        <w:t xml:space="preserve">  over the last 6 hours (</w:t>
+      </w:r>
+      <w:r>
+        <w:rPr>
+          <w:rFonts w:ascii="Consolas" w:hAnsi="Consolas"/>
+          <w:color w:val="334455"/>
+          <w:sz w:val="19"/>
+        </w:rPr>
+        <w:t>[trending] window_h</w:t>
+      </w:r>
+      <w:r>
+        <w:t xml:space="preserve"> in </w:t>
+      </w:r>
+      <w:r>
+        <w:rPr>
+          <w:rFonts w:ascii="Consolas" w:hAnsi="Consolas"/>
+          <w:color w:val="334455"/>
+          <w:sz w:val="19"/>
+        </w:rPr>
+        <w:t>config/news.toml</w:t>
+      </w:r>
+      <w:r>
+        <w:t>). Yahoo</w:t>
+        <w:br/>
+        <w:t xml:space="preserve">  Finance's per-ticker stories are left out, because they carry the ticker they</w:t>
+        <w:br/>
+        <w:t xml:space="preserve">  were fetched for rather than one the headline named. Click one to show only its</w:t>
+        <w:br/>
+        <w:t xml:space="preserve">  news; click it again to clear.</w:t>
+      </w:r>
+    </w:p>
+    <w:p>
+      <w:pPr>
+        <w:pStyle w:val="ListBullet"/>
+      </w:pPr>
+      <w:r>
+        <w:t xml:space="preserve">Filter by </w:t>
+      </w:r>
+      <w:r>
+        <w:rPr>
+          <w:b/>
+        </w:rPr>
+        <w:t>Sources</w:t>
+      </w:r>
+      <w:r>
+        <w:t xml:space="preserve">, </w:t>
+      </w:r>
+      <w:r>
+        <w:rPr>
+          <w:b/>
+        </w:rPr>
+        <w:t>Ticker</w:t>
+      </w:r>
+      <w:r>
+        <w:t xml:space="preserve"> or </w:t>
+      </w:r>
+      <w:r>
+        <w:rPr>
+          <w:b/>
+        </w:rPr>
+        <w:t>Watchlist only</w:t>
+      </w:r>
+      <w:r>
+        <w:t xml:space="preserve"> (the symbols the app</w:t>
+        <w:br/>
+        <w:t xml:space="preserve">  collects gamma for, plus </w:t>
+      </w:r>
+      <w:r>
+        <w:rPr>
+          <w:rFonts w:ascii="Consolas" w:hAnsi="Consolas"/>
+          <w:color w:val="334455"/>
+          <w:sz w:val="19"/>
+        </w:rPr>
+        <w:t>[tickers] extras</w:t>
+      </w:r>
+      <w:r>
+        <w:t>); choosing no source means every</w:t>
+        <w:br/>
+        <w:t xml:space="preserve">  source. </w:t>
+      </w:r>
+      <w:r>
+        <w:rPr>
+          <w:b/>
+        </w:rPr>
+        <w:t>Show more</w:t>
+      </w:r>
+      <w:r>
+        <w:t xml:space="preserve"> pages further down the list.</w:t>
+      </w:r>
+    </w:p>
+    <w:p>
+      <w:pPr>
+        <w:pStyle w:val="ListBullet"/>
+      </w:pPr>
+      <w:r>
+        <w:rPr>
+          <w:b/>
+        </w:rPr>
+        <w:t>Refresh</w:t>
+      </w:r>
+      <w:r>
+        <w:t xml:space="preserve"> checks every feed now instead of waiting for the next scheduled poll</w:t>
+        <w:br/>
+        <w:t xml:space="preserve">  (every 5 minutes in market hours, 15 off-hours, 60 at weekends and holidays).</w:t>
+      </w:r>
+    </w:p>
+    <w:p>
+      <w:pPr>
+        <w:pStyle w:val="ListBullet"/>
+      </w:pPr>
+      <w:r>
+        <w:t xml:space="preserve">The </w:t>
+      </w:r>
+      <w:r>
+        <w:rPr>
+          <w:b/>
+        </w:rPr>
+        <w:t>Desk</w:t>
+      </w:r>
+      <w:r>
+        <w:t xml:space="preserve"> shows the five newest headlines and each </w:t>
+      </w:r>
+      <w:r>
+        <w:rPr>
+          <w:b/>
+        </w:rPr>
+        <w:t>Symbol</w:t>
+      </w:r>
+      <w:r>
+        <w:t xml:space="preserve"> page an</w:t>
+        <w:br/>
+        <w:t xml:space="preserve">  </w:t>
+      </w:r>
+      <w:r>
+        <w:rPr>
+          <w:i/>
+        </w:rPr>
+        <w:t>In the news</w:t>
+      </w:r>
+      <w:r>
+        <w:t xml:space="preserve"> band; the public site has its own copy of this page (see </w:t>
+      </w:r>
+      <w:r>
+        <w:rPr>
+          <w:i/>
+        </w:rPr>
+        <w:t>The</w:t>
+        <w:br/>
+        <w:t xml:space="preserve">  public live screens</w:t>
+      </w:r>
+      <w:r>
+        <w:t>). Every feed, its on/off switch, whether the public site</w:t>
+        <w:br/>
+        <w:t xml:space="preserve">  may show it, and the poll intervals are in </w:t>
+      </w:r>
+      <w:r>
+        <w:rPr>
+          <w:b/>
+        </w:rPr>
+        <w:t>Settings → Configuration →</w:t>
+        <w:br/>
+        <w:t xml:space="preserve">  Market news</w:t>
+      </w:r>
+      <w:r>
+        <w:t>.</w:t>
+      </w:r>
+    </w:p>
+    <w:p>
+      <w:pPr>
+        <w:pStyle w:val="IntenseQuote"/>
+      </w:pPr>
+      <w:r>
+        <w:rPr/>
+        <w:t>A headline is not a verified fact, and nothing here is a trade recommendation.</w:t>
       </w:r>
     </w:p>
     <w:p>
@@ -22886,7 +23430,7 @@
         <w:t>component grid</w:t>
       </w:r>
       <w:r>
-        <w:t xml:space="preserve"> — Redis, the Schwab gateway, the five services, the web app</w:t>
+        <w:t xml:space="preserve"> — Redis, the Schwab gateway, the six services, the web app</w:t>
         <w:br/>
         <w:t xml:space="preserve">  itself, and the public live screens beside it, each with Online/Offline and its</w:t>
         <w:br/>
@@ -24275,7 +24819,7 @@
         <w:rPr/>
         <w:t xml:space="preserve"> inside it, which is where the decision is actually made.</w:t>
         <w:br/>
-        <w:t xml:space="preserve">Confirming stops the gateway, the five services, the web app </w:t>
+        <w:t xml:space="preserve">Confirming stops the gateway, the six services, the web app </w:t>
       </w:r>
       <w:r>
         <w:rPr>

--- a/docs/manuals/user-guide/user-guide.docx
+++ b/docs/manuals/user-guide/user-guide.docx
@@ -7375,7 +7375,7 @@
         <w:t>$NVDA</w:t>
       </w:r>
       <w:r>
-        <w:t xml:space="preserve">, a bracket like </w:t>
+        <w:t xml:space="preserve"> or a bracket like </w:t>
       </w:r>
       <w:r>
         <w:rPr>
@@ -7386,11 +7386,22 @@
         <w:t>(NASDAQ: NVDA)</w:t>
       </w:r>
       <w:r>
-        <w:t>, or the company's own filing — or when</w:t>
-        <w:br/>
-        <w:t xml:space="preserve">  it came from Yahoo Finance's page for that ticker — and only for tickers the</w:t>
-        <w:br/>
-        <w:t xml:space="preserve">  app follows (the Watchlist only set). A company name alone never tags, so a</w:t>
+        <w:t xml:space="preserve"> — or when it came from Yahoo Finance's</w:t>
+        <w:br/>
+        <w:t xml:space="preserve">  page for that ticker, and only for tickers the app follows (the Watchlist only</w:t>
+        <w:br/>
+        <w:t xml:space="preserve">  set). An </w:t>
+      </w:r>
+      <w:r>
+        <w:rPr>
+          <w:b/>
+        </w:rPr>
+        <w:t>SEC filing</w:t>
+      </w:r>
+      <w:r>
+        <w:t xml:space="preserve"> is the exception: it carries the filing company's own</w:t>
+        <w:br/>
+        <w:t xml:space="preserve">  ticker whether or not the app follows it. A company name alone never tags, so a</w:t>
         <w:br/>
         <w:t xml:space="preserve">  ticker filter can miss a story about that company.</w:t>
       </w:r>

--- a/docs/manuals/user-guide/user-guide.docx
+++ b/docs/manuals/user-guide/user-guide.docx
@@ -1701,13 +1701,13 @@
       </w:r>
       <w:r>
         <w:rPr/>
-        <w:t xml:space="preserve"> page is your Market News list with every control</w:t>
-        <w:br/>
-        <w:t>that belongs to you taken out: no Refresh, no Watchlist only, and a ticker is a</w:t>
-        <w:br/>
-        <w:t>filter chip rather than a link to a Symbol page (the public site has none). It</w:t>
-        <w:br/>
-        <w:t xml:space="preserve">shows only the feeds marked </w:t>
+        <w:t xml:space="preserve"> page is your Market News page — headlines, the SEC</w:t>
+        <w:br/>
+        <w:t>panel and the calendar — with every control that belongs to you taken out: no</w:t>
+        <w:br/>
+        <w:t>Refresh, no Watchlist only, and a ticker is a filter chip rather than a link to a</w:t>
+        <w:br/>
+        <w:t xml:space="preserve">Symbol page (the public site has none). It shows only the feeds marked </w:t>
       </w:r>
       <w:r>
         <w:rPr>
@@ -1717,11 +1717,27 @@
       </w:r>
       <w:r>
         <w:rPr/>
-        <w:t xml:space="preserve"> (Settings → Configuration → Market news →</w:t>
-        <w:br/>
-        <w:t>Feed switches; every shipped feed is public), and switching one off removes its</w:t>
-        <w:br/>
-        <w:t>stories from the public page at the next poll. A link such as</w:t>
+        <w:br/>
+        <w:t>(Settings → Configuration → Market news → Feed switches; every shipped feed is</w:t>
+        <w:br/>
+        <w:t>public), and switching one off removes its stories from the public page at the next</w:t>
+        <w:br/>
+        <w:t>poll. Its impact letters are worked out again from what the public page shows, and</w:t>
+        <w:br/>
+        <w:t>its dividends cover only the gamma collection list, so a ticker you added to</w:t>
+        <w:br/>
+      </w:r>
+      <w:r>
+        <w:rPr>
+          <w:rFonts w:ascii="Consolas" w:hAnsi="Consolas"/>
+          <w:color w:val="334455"/>
+          <w:sz w:val="19"/>
+        </w:rPr>
+        <w:t>[tickers] extras</w:t>
+      </w:r>
+      <w:r>
+        <w:rPr/>
+        <w:t xml:space="preserve"> never appears there. A link such as</w:t>
         <w:br/>
       </w:r>
       <w:r>
@@ -7308,11 +7324,41 @@
     <w:p>
       <w:r>
         <w:rPr/>
-        <w:t>The newest headlines, SEC filings and insider buys in one list, newest first — each</w:t>
-        <w:br/>
-        <w:t>row shows when it was published (Central time), the tickers it names, the headline,</w:t>
-        <w:br/>
-        <w:t>and a small badge naming the feed it came from.</w:t>
+        <w:t xml:space="preserve">Three panels: the </w:t>
+      </w:r>
+      <w:r>
+        <w:rPr>
+          <w:b/>
+        </w:rPr>
+        <w:t>headlines</w:t>
+      </w:r>
+      <w:r>
+        <w:rPr/>
+        <w:t xml:space="preserve"> on the left, the </w:t>
+      </w:r>
+      <w:r>
+        <w:rPr>
+          <w:b/>
+        </w:rPr>
+        <w:t>SEC / EDGAR</w:t>
+      </w:r>
+      <w:r>
+        <w:rPr/>
+        <w:t xml:space="preserve"> panel (filings and</w:t>
+        <w:br/>
+        <w:t xml:space="preserve">insider buys) top right, and the </w:t>
+      </w:r>
+      <w:r>
+        <w:rPr>
+          <w:b/>
+        </w:rPr>
+        <w:t>economic calendar</w:t>
+      </w:r>
+      <w:r>
+        <w:rPr/>
+        <w:t xml:space="preserve"> below it. On a phone they</w:t>
+        <w:br/>
+        <w:t>stack in that order. Every time is Central.</w:t>
       </w:r>
     </w:p>
     <w:p>
@@ -7323,32 +7369,248 @@
         <w:rPr>
           <w:b/>
         </w:rPr>
+        <w:t>Each headline is one line</w:t>
+      </w:r>
+      <w:r>
+        <w:t>: when it was published (an older item shows its</w:t>
+        <w:br/>
+        <w:t xml:space="preserve">  date), an </w:t>
+      </w:r>
+      <w:r>
+        <w:rPr>
+          <w:b/>
+        </w:rPr>
+        <w:t>impact</w:t>
+      </w:r>
+      <w:r>
+        <w:t xml:space="preserve"> letter, up to two tickers (a </w:t>
+      </w:r>
+      <w:r>
+        <w:rPr>
+          <w:b/>
+        </w:rPr>
+        <w:t>+N</w:t>
+      </w:r>
+      <w:r>
+        <w:t xml:space="preserve"> chip holds the rest —</w:t>
+        <w:br/>
+        <w:t xml:space="preserve">  hover it for the list), the headline, and a small badge naming each feed that ran</w:t>
+        <w:br/>
+        <w:t xml:space="preserve">  it. On a narrow screen the feed badges are dropped so the headline keeps its room.</w:t>
+      </w:r>
+    </w:p>
+    <w:p>
+      <w:pPr>
+        <w:pStyle w:val="ListBullet"/>
+      </w:pPr>
+      <w:r>
+        <w:rPr>
+          <w:b/>
+        </w:rPr>
+        <w:t>Impact (H / M / L)</w:t>
+      </w:r>
+      <w:r>
+        <w:t xml:space="preserve"> is a rules-based rank the service gives every item: keyword</w:t>
+        <w:br/>
+        <w:t xml:space="preserve">  tiers (</w:t>
+      </w:r>
+      <w:r>
+        <w:rPr>
+          <w:i/>
+        </w:rPr>
+        <w:t>FOMC</w:t>
+      </w:r>
+      <w:r>
+        <w:t xml:space="preserve">, </w:t>
+      </w:r>
+      <w:r>
+        <w:rPr>
+          <w:i/>
+        </w:rPr>
+        <w:t>CPI</w:t>
+      </w:r>
+      <w:r>
+        <w:t xml:space="preserve">, </w:t>
+      </w:r>
+      <w:r>
+        <w:rPr>
+          <w:i/>
+        </w:rPr>
+        <w:t>merger</w:t>
+      </w:r>
+      <w:r>
+        <w:t xml:space="preserve">, </w:t>
+      </w:r>
+      <w:r>
+        <w:rPr>
+          <w:i/>
+        </w:rPr>
+        <w:t>bankruptcy</w:t>
+      </w:r>
+      <w:r>
+        <w:t xml:space="preserve"> … count most; </w:t>
+      </w:r>
+      <w:r>
+        <w:rPr>
+          <w:i/>
+        </w:rPr>
+        <w:t>downgrade</w:t>
+      </w:r>
+      <w:r>
+        <w:t>,</w:t>
+        <w:br/>
+        <w:t xml:space="preserve">  </w:t>
+      </w:r>
+      <w:r>
+        <w:rPr>
+          <w:i/>
+        </w:rPr>
+        <w:t>earnings</w:t>
+      </w:r>
+      <w:r>
+        <w:t xml:space="preserve">, </w:t>
+      </w:r>
+      <w:r>
+        <w:rPr>
+          <w:i/>
+        </w:rPr>
+        <w:t>tariff</w:t>
+      </w:r>
+      <w:r>
+        <w:t xml:space="preserve"> … less; </w:t>
+      </w:r>
+      <w:r>
+        <w:rPr>
+          <w:i/>
+        </w:rPr>
+        <w:t>outlook</w:t>
+      </w:r>
+      <w:r>
+        <w:t xml:space="preserve">, </w:t>
+      </w:r>
+      <w:r>
+        <w:rPr>
+          <w:i/>
+        </w:rPr>
+        <w:t>analyst</w:t>
+      </w:r>
+      <w:r>
+        <w:t xml:space="preserve"> … least — each tier counts</w:t>
+        <w:br/>
+        <w:t xml:space="preserve">  once), points for the feed (the Federal Reserve most), a bonus when two or more</w:t>
+        <w:br/>
+        <w:t xml:space="preserve">  feeds ran the story or when it is tagged with a ticker you follow, the size of an</w:t>
+        <w:br/>
+        <w:t xml:space="preserve">  insider buy (more for an officer or director), and the type of an offering filing.</w:t>
+        <w:br/>
+        <w:t xml:space="preserve">  A score of </w:t>
+      </w:r>
+      <w:r>
+        <w:rPr>
+          <w:b/>
+        </w:rPr>
+        <w:t>6</w:t>
+      </w:r>
+      <w:r>
+        <w:t xml:space="preserve"> or more is High, </w:t>
+      </w:r>
+      <w:r>
+        <w:rPr>
+          <w:b/>
+        </w:rPr>
+        <w:t>3</w:t>
+      </w:r>
+      <w:r>
+        <w:t xml:space="preserve"> or more Med, anything lower Low. A High</w:t>
+        <w:br/>
+        <w:t xml:space="preserve">  older than </w:t>
+      </w:r>
+      <w:r>
+        <w:rPr>
+          <w:b/>
+        </w:rPr>
+        <w:t>24 hours</w:t>
+      </w:r>
+      <w:r>
+        <w:t xml:space="preserve"> shows as </w:t>
+      </w:r>
+      <w:r>
+        <w:rPr>
+          <w:b/>
+        </w:rPr>
+        <w:t>Med</w:t>
+      </w:r>
+      <w:r>
+        <w:t>. Hover the letter to read the rules that</w:t>
+        <w:br/>
+        <w:t xml:space="preserve">  scored it. Every threshold, keyword and point value is in </w:t>
+      </w:r>
+      <w:r>
+        <w:rPr>
+          <w:b/>
+        </w:rPr>
+        <w:t>Settings →</w:t>
+        <w:br/>
+        <w:t xml:space="preserve">  Configuration → Market news → Impact</w:t>
+      </w:r>
+      <w:r>
+        <w:t xml:space="preserve"> (and the </w:t>
+      </w:r>
+      <w:r>
+        <w:rPr>
+          <w:i/>
+        </w:rPr>
+        <w:t>Impact keywords</w:t>
+      </w:r>
+      <w:r>
+        <w:t xml:space="preserve">, </w:t>
+      </w:r>
+      <w:r>
+        <w:rPr>
+          <w:i/>
+        </w:rPr>
+        <w:t>by feed</w:t>
+      </w:r>
+      <w:r>
+        <w:t>,</w:t>
+        <w:br/>
+        <w:t xml:space="preserve">  </w:t>
+      </w:r>
+      <w:r>
+        <w:rPr>
+          <w:i/>
+        </w:rPr>
+        <w:t>insider buys</w:t>
+      </w:r>
+      <w:r>
+        <w:t xml:space="preserve"> and </w:t>
+      </w:r>
+      <w:r>
+        <w:rPr>
+          <w:i/>
+        </w:rPr>
+        <w:t>SEC filings</w:t>
+      </w:r>
+      <w:r>
+        <w:t xml:space="preserve"> sections below it).</w:t>
+      </w:r>
+    </w:p>
+    <w:p>
+      <w:pPr>
+        <w:pStyle w:val="ListBullet"/>
+      </w:pPr>
+      <w:r>
+        <w:rPr>
+          <w:b/>
+        </w:rPr>
         <w:t>Sources</w:t>
       </w:r>
       <w:r>
-        <w:t xml:space="preserve"> are public news feeds (MarketWatch, CNBC, Yahoo Finance, the press-release</w:t>
-        <w:br/>
-        <w:t xml:space="preserve">  wires and others) plus </w:t>
-      </w:r>
-      <w:r>
-        <w:rPr>
-          <w:b/>
-        </w:rPr>
-        <w:t>SEC EDGAR</w:t>
-      </w:r>
-      <w:r>
-        <w:t xml:space="preserve">: insider </w:t>
-      </w:r>
-      <w:r>
-        <w:rPr>
-          <w:b/>
-        </w:rPr>
-        <w:t>purchases</w:t>
-      </w:r>
-      <w:r>
-        <w:t xml:space="preserve"> filed on Form 4, and new</w:t>
-        <w:br/>
-        <w:t xml:space="preserve">  share offerings. A story several feeds carried shows each feed's badge.</w:t>
+        <w:t xml:space="preserve"> are public news feeds (MarketWatch, CNBC, Yahoo Finance, the</w:t>
+        <w:br/>
+        <w:t xml:space="preserve">  press-release wires and others). A story several feeds carried shows each feed's</w:t>
+        <w:br/>
+        <w:t xml:space="preserve">  badge.</w:t>
       </w:r>
     </w:p>
     <w:p>
@@ -7362,9 +7624,9 @@
         <w:t>A ticker is tagged only when the headline names it explicitly</w:t>
       </w:r>
       <w:r>
-        <w:t xml:space="preserve"> — a cashtag like</w:t>
-        <w:br/>
-        <w:t xml:space="preserve">  </w:t>
+        <w:t xml:space="preserve"> — a cashtag</w:t>
+        <w:br/>
+        <w:t xml:space="preserve">  like </w:t>
       </w:r>
       <w:r>
         <w:rPr>
@@ -7386,24 +7648,13 @@
         <w:t>(NASDAQ: NVDA)</w:t>
       </w:r>
       <w:r>
-        <w:t xml:space="preserve"> — or when it came from Yahoo Finance's</w:t>
-        <w:br/>
-        <w:t xml:space="preserve">  page for that ticker, and only for tickers the app follows (the Watchlist only</w:t>
-        <w:br/>
-        <w:t xml:space="preserve">  set). An </w:t>
-      </w:r>
-      <w:r>
-        <w:rPr>
-          <w:b/>
-        </w:rPr>
-        <w:t>SEC filing</w:t>
-      </w:r>
-      <w:r>
-        <w:t xml:space="preserve"> is the exception: it carries the filing company's own</w:t>
-        <w:br/>
-        <w:t xml:space="preserve">  ticker whether or not the app follows it. A company name alone never tags, so a</w:t>
-        <w:br/>
-        <w:t xml:space="preserve">  ticker filter can miss a story about that company.</w:t>
+        <w:t xml:space="preserve"> — or when it came from Yahoo</w:t>
+        <w:br/>
+        <w:t xml:space="preserve">  Finance's page for that ticker, and only for tickers the app follows (the</w:t>
+        <w:br/>
+        <w:t xml:space="preserve">  Watchlist only set). A company name alone never tags, so a ticker filter can miss</w:t>
+        <w:br/>
+        <w:t xml:space="preserve">  a story about that company.</w:t>
       </w:r>
     </w:p>
     <w:p>
@@ -7498,7 +7749,7 @@
         <w:t>Ticker</w:t>
       </w:r>
       <w:r>
-        <w:t xml:space="preserve"> or </w:t>
+        <w:t xml:space="preserve">, </w:t>
       </w:r>
       <w:r>
         <w:rPr>
@@ -7520,9 +7771,20 @@
         <w:t>[tickers] extras</w:t>
       </w:r>
       <w:r>
-        <w:t>); choosing no source means every</w:t>
-        <w:br/>
-        <w:t xml:space="preserve">  source. </w:t>
+        <w:t xml:space="preserve">) or </w:t>
+      </w:r>
+      <w:r>
+        <w:rPr>
+          <w:b/>
+        </w:rPr>
+        <w:t>Impact</w:t>
+      </w:r>
+      <w:r>
+        <w:t xml:space="preserve"> (All · High · High +</w:t>
+        <w:br/>
+        <w:t xml:space="preserve">  Med); choosing no source means every source. The filters apply to the headlines</w:t>
+        <w:br/>
+        <w:t xml:space="preserve">  only. </w:t>
       </w:r>
       <w:r>
         <w:rPr>
@@ -7542,12 +7804,218 @@
         <w:rPr>
           <w:b/>
         </w:rPr>
+        <w:t>The SEC / EDGAR panel</w:t>
+      </w:r>
+      <w:r>
+        <w:t xml:space="preserve"> lists insider </w:t>
+      </w:r>
+      <w:r>
+        <w:rPr>
+          <w:b/>
+        </w:rPr>
+        <w:t>purchases</w:t>
+      </w:r>
+      <w:r>
+        <w:t xml:space="preserve"> filed on Form 4 and new share</w:t>
+        <w:br/>
+        <w:t xml:space="preserve">  offerings (S-1, S-3, 424B5, S-3ASR) in three columns: </w:t>
+      </w:r>
+      <w:r>
+        <w:rPr>
+          <w:b/>
+        </w:rPr>
+        <w:t>Date/Time</w:t>
+      </w:r>
+      <w:r>
+        <w:t xml:space="preserve">, </w:t>
+      </w:r>
+      <w:r>
+        <w:rPr>
+          <w:b/>
+        </w:rPr>
+        <w:t>Symbol</w:t>
+      </w:r>
+      <w:r>
+        <w:br/>
+        <w:t xml:space="preserve">  and </w:t>
+      </w:r>
+      <w:r>
+        <w:rPr>
+          <w:b/>
+        </w:rPr>
+        <w:t>Headline/Details</w:t>
+      </w:r>
+      <w:r>
+        <w:t xml:space="preserve"> — the impact letter, the title, then for an insider buy</w:t>
+        <w:br/>
+        <w:t xml:space="preserve">  how many purchases, their total and the date, or for a filing its form. A filing</w:t>
+        <w:br/>
+        <w:t xml:space="preserve">  carries the filer's own ticker whether or not the app follows it. Titles open the</w:t>
+        <w:br/>
+        <w:t xml:space="preserve">  filing on </w:t>
+      </w:r>
+      <w:r>
+        <w:rPr>
+          <w:b/>
+        </w:rPr>
+        <w:t>sec.gov</w:t>
+      </w:r>
+      <w:r>
+        <w:t xml:space="preserve"> and nowhere else.</w:t>
+      </w:r>
+    </w:p>
+    <w:p>
+      <w:pPr>
+        <w:pStyle w:val="ListBullet"/>
+      </w:pPr>
+      <w:r>
+        <w:rPr>
+          <w:b/>
+        </w:rPr>
+        <w:t>The calendar</w:t>
+      </w:r>
+      <w:r>
+        <w:t xml:space="preserve"> is three groups of tiles:</w:t>
+      </w:r>
+    </w:p>
+    <w:p>
+      <w:pPr>
+        <w:pStyle w:val="ListBullet"/>
+      </w:pPr>
+      <w:r>
+        <w:rPr>
+          <w:b/>
+        </w:rPr>
+        <w:t>Economic news/Calendar</w:t>
+      </w:r>
+      <w:r>
+        <w:t xml:space="preserve"> — FOMC meetings, the Beige Book, Board speeches and</w:t>
+        <w:br/>
+        <w:t xml:space="preserve">    testimony from the Federal Reserve's own calendar, plus a few other scheduled</w:t>
+        <w:br/>
+        <w:t xml:space="preserve">    releases (JOLTS, the Employment Cost Index).</w:t>
+      </w:r>
+    </w:p>
+    <w:p>
+      <w:pPr>
+        <w:pStyle w:val="ListBullet"/>
+      </w:pPr>
+      <w:r>
+        <w:rPr>
+          <w:b/>
+        </w:rPr>
+        <w:t>Dividend / IPO</w:t>
+      </w:r>
+      <w:r>
+        <w:t xml:space="preserve"> — the ex-dividend date, amount and pay date for the tickers</w:t>
+        <w:br/>
+        <w:t xml:space="preserve">    you follow (the next 30 days, and the last 3), and IPOs of $100 million or more</w:t>
+        <w:br/>
+        <w:t xml:space="preserve">    from Nasdaq's calendar — upcoming with their price range, priced ones for a week</w:t>
+        <w:br/>
+        <w:t xml:space="preserve">    with their price.</w:t>
+      </w:r>
+    </w:p>
+    <w:p>
+      <w:pPr>
+        <w:pStyle w:val="ListBullet"/>
+      </w:pPr>
+      <w:r>
+        <w:rPr>
+          <w:b/>
+        </w:rPr>
+        <w:t>Economic data (CPI, PPI etc)</w:t>
+      </w:r>
+      <w:r>
+        <w:t xml:space="preserve"> — one tile per report: CPI, PPI, Jobs (payrolls</w:t>
+        <w:br/>
+        <w:t xml:space="preserve">    and unemployment), PCE, GDP, Retail sales and Jobless claims. Each line shows</w:t>
+        <w:br/>
+        <w:t xml:space="preserve">    </w:t>
+      </w:r>
+      <w:r>
+        <w:rPr>
+          <w:b/>
+        </w:rPr>
+        <w:t>Actual</w:t>
+      </w:r>
+      <w:r>
+        <w:t xml:space="preserve"> and </w:t>
+      </w:r>
+      <w:r>
+        <w:rPr>
+          <w:b/>
+        </w:rPr>
+        <w:t>Prior</w:t>
+      </w:r>
+      <w:r>
+        <w:t xml:space="preserve">, and the tile shows when the </w:t>
+      </w:r>
+      <w:r>
+        <w:rPr>
+          <w:b/>
+        </w:rPr>
+        <w:t>Next</w:t>
+      </w:r>
+      <w:r>
+        <w:t xml:space="preserve"> release is due.</w:t>
+        <w:br/>
+        <w:t xml:space="preserve">    For a day after a release the tile is either </w:t>
+      </w:r>
+      <w:r>
+        <w:rPr>
+          <w:b/>
+        </w:rPr>
+        <w:t>released</w:t>
+      </w:r>
+      <w:r>
+        <w:t xml:space="preserve"> — the new number has</w:t>
+        <w:br/>
+        <w:t xml:space="preserve">    arrived and is the Actual — or reads </w:t>
+      </w:r>
+      <w:r>
+        <w:rPr>
+          <w:b/>
+        </w:rPr>
+        <w:t>Awaiting the release</w:t>
+      </w:r>
+      <w:r>
+        <w:t xml:space="preserve"> (Actual —) while</w:t>
+        <w:br/>
+        <w:t xml:space="preserve">    the service checks for it every 2 minutes for up to an hour. A tile with no</w:t>
+        <w:br/>
+        <w:t xml:space="preserve">    future date reads </w:t>
+      </w:r>
+      <w:r>
+        <w:rPr>
+          <w:i/>
+        </w:rPr>
+        <w:t>Next date not yet published</w:t>
+      </w:r>
+      <w:r>
+        <w:t>.</w:t>
+        <w:br/>
+        <w:t xml:space="preserve">  A muted note under a group means its sources could not be reached; it is showing</w:t>
+        <w:br/>
+        <w:t xml:space="preserve">  the last good reading.</w:t>
+      </w:r>
+    </w:p>
+    <w:p>
+      <w:pPr>
+        <w:pStyle w:val="ListBullet"/>
+      </w:pPr>
+      <w:r>
+        <w:rPr>
+          <w:b/>
+        </w:rPr>
         <w:t>Refresh</w:t>
       </w:r>
       <w:r>
         <w:t xml:space="preserve"> checks every feed now instead of waiting for the next scheduled poll</w:t>
         <w:br/>
-        <w:t xml:space="preserve">  (every 5 minutes in market hours, 15 off-hours, 60 at weekends and holidays).</w:t>
+        <w:t xml:space="preserve">  (every 5 minutes in market hours, 15 off-hours, 60 at weekends and holidays), and</w:t>
+        <w:br/>
+        <w:t xml:space="preserve">  re-checks the calendar — though each calendar source still keeps its own schedule.</w:t>
       </w:r>
     </w:p>
     <w:p>
@@ -7584,28 +8052,28 @@
         <w:t>In the news</w:t>
       </w:r>
       <w:r>
-        <w:t xml:space="preserve"> band; the public site has its own copy of this page (see </w:t>
+        <w:t xml:space="preserve"> band (headlines and SEC items); the public site has its own copy of</w:t>
+        <w:br/>
+        <w:t xml:space="preserve">  this page (see </w:t>
       </w:r>
       <w:r>
         <w:rPr>
           <w:i/>
         </w:rPr>
-        <w:t>The</w:t>
-        <w:br/>
-        <w:t xml:space="preserve">  public live screens</w:t>
-      </w:r>
-      <w:r>
-        <w:t>). Every feed, its on/off switch, whether the public site</w:t>
-        <w:br/>
-        <w:t xml:space="preserve">  may show it, and the poll intervals are in </w:t>
-      </w:r>
-      <w:r>
-        <w:rPr>
-          <w:b/>
-        </w:rPr>
-        <w:t>Settings → Configuration →</w:t>
-        <w:br/>
-        <w:t xml:space="preserve">  Market news</w:t>
+        <w:t>The public live screens</w:t>
+      </w:r>
+      <w:r>
+        <w:t>). Every feed, its on/off switch, whether</w:t>
+        <w:br/>
+        <w:t xml:space="preserve">  the public site may show it, the poll intervals, the impact rules and the</w:t>
+        <w:br/>
+        <w:t xml:space="preserve">  calendar's sources are in </w:t>
+      </w:r>
+      <w:r>
+        <w:rPr>
+          <w:b/>
+        </w:rPr>
+        <w:t>Settings → Configuration → Market news</w:t>
       </w:r>
       <w:r>
         <w:t>.</w:t>
@@ -7617,7 +8085,9 @@
       </w:pPr>
       <w:r>
         <w:rPr/>
-        <w:t>A headline is not a verified fact, and nothing here is a trade recommendation.</w:t>
+        <w:t>A headline is not a verified fact, the impact letter is a rule count and not a</w:t>
+        <w:br/>
+        <w:t>judgement, and nothing here is a trade recommendation.</w:t>
       </w:r>
     </w:p>
     <w:p>

--- a/docs/manuals/user-guide/user-guide.docx
+++ b/docs/manuals/user-guide/user-guide.docx
@@ -7960,18 +7960,7 @@
       <w:r>
         <w:t xml:space="preserve"> release is due.</w:t>
         <w:br/>
-        <w:t xml:space="preserve">    For a day after a release the tile is either </w:t>
-      </w:r>
-      <w:r>
-        <w:rPr>
-          <w:b/>
-        </w:rPr>
-        <w:t>released</w:t>
-      </w:r>
-      <w:r>
-        <w:t xml:space="preserve"> — the new number has</w:t>
-        <w:br/>
-        <w:t xml:space="preserve">    arrived and is the Actual — or reads </w:t>
+        <w:t xml:space="preserve">    For a day after a release the tile reads either </w:t>
       </w:r>
       <w:r>
         <w:rPr>
@@ -7980,9 +7969,32 @@
         <w:t>Awaiting the release</w:t>
       </w:r>
       <w:r>
-        <w:t xml:space="preserve"> (Actual —) while</w:t>
-        <w:br/>
-        <w:t xml:space="preserve">    the service checks for it every 2 minutes for up to an hour. A tile with no</w:t>
+        <w:br/>
+        <w:t xml:space="preserve">    (Actual —) while the service checks for the new number every 2 minutes for up</w:t>
+        <w:br/>
+        <w:t xml:space="preserve">    to an hour, or </w:t>
+      </w:r>
+      <w:r>
+        <w:rPr>
+          <w:b/>
+        </w:rPr>
+        <w:t>Released</w:t>
+      </w:r>
+      <w:r>
+        <w:t xml:space="preserve"> with the release time in Central — </w:t>
+      </w:r>
+      <w:r>
+        <w:rPr>
+          <w:i/>
+        </w:rPr>
+        <w:t>Released 7:30</w:t>
+        <w:br/>
+        <w:t xml:space="preserve">    AM CT</w:t>
+      </w:r>
+      <w:r>
+        <w:t>, with the day added once it is no longer today — once the new number has</w:t>
+        <w:br/>
+        <w:t xml:space="preserve">    arrived and is the Actual. A tile with no</w:t>
         <w:br/>
         <w:t xml:space="preserve">    future date reads </w:t>
       </w:r>

--- a/docs/manuals/user-guide/user-guide.docx
+++ b/docs/manuals/user-guide/user-guide.docx
@@ -7372,18 +7372,38 @@
         <w:t>Each headline is one line</w:t>
       </w:r>
       <w:r>
-        <w:t>: when it was published (an older item shows its</w:t>
-        <w:br/>
-        <w:t xml:space="preserve">  date), an </w:t>
-      </w:r>
-      <w:r>
-        <w:rPr>
-          <w:b/>
-        </w:rPr>
-        <w:t>impact</w:t>
-      </w:r>
-      <w:r>
-        <w:t xml:space="preserve"> letter, up to two tickers (a </w:t>
+        <w:t>, in columns under a header that stays at the top</w:t>
+        <w:br/>
+        <w:t xml:space="preserve">  of the list as it scrolls: </w:t>
+      </w:r>
+      <w:r>
+        <w:rPr>
+          <w:b/>
+        </w:rPr>
+        <w:t>Time</w:t>
+      </w:r>
+      <w:r>
+        <w:t xml:space="preserve"> (when it was published; an older item shows</w:t>
+        <w:br/>
+        <w:t xml:space="preserve">  its date), </w:t>
+      </w:r>
+      <w:r>
+        <w:rPr>
+          <w:b/>
+        </w:rPr>
+        <w:t>Imp.</w:t>
+      </w:r>
+      <w:r>
+        <w:t xml:space="preserve"> (the impact letter), </w:t>
+      </w:r>
+      <w:r>
+        <w:rPr>
+          <w:b/>
+        </w:rPr>
+        <w:t>Symbol</w:t>
+      </w:r>
+      <w:r>
+        <w:t xml:space="preserve"> (up to two tickers; a </w:t>
       </w:r>
       <w:r>
         <w:rPr>
@@ -7392,11 +7412,41 @@
         <w:t>+N</w:t>
       </w:r>
       <w:r>
-        <w:t xml:space="preserve"> chip holds the rest —</w:t>
-        <w:br/>
-        <w:t xml:space="preserve">  hover it for the list), the headline, and a small badge naming each feed that ran</w:t>
-        <w:br/>
-        <w:t xml:space="preserve">  it. On a narrow screen the feed badges are dropped so the headline keeps its room.</w:t>
+        <w:br/>
+        <w:t xml:space="preserve">  chip holds the rest — hover it for the list), the </w:t>
+      </w:r>
+      <w:r>
+        <w:rPr>
+          <w:b/>
+        </w:rPr>
+        <w:t>Headline</w:t>
+      </w:r>
+      <w:r>
+        <w:t xml:space="preserve">, and </w:t>
+      </w:r>
+      <w:r>
+        <w:rPr>
+          <w:b/>
+        </w:rPr>
+        <w:t>Source</w:t>
+      </w:r>
+      <w:r>
+        <w:t xml:space="preserve"> —</w:t>
+        <w:br/>
+        <w:t xml:space="preserve">  the feed that ran it, with </w:t>
+      </w:r>
+      <w:r>
+        <w:rPr>
+          <w:b/>
+        </w:rPr>
+        <w:t>+N</w:t>
+      </w:r>
+      <w:r>
+        <w:t xml:space="preserve"> when more feeds carried the same story (hover</w:t>
+        <w:br/>
+        <w:t xml:space="preserve">  it for every feed). On a narrow screen the Symbol and Source columns are dropped</w:t>
+        <w:br/>
+        <w:t xml:space="preserve">  so the headline keeps its room.</w:t>
       </w:r>
     </w:p>
     <w:p>
@@ -7608,9 +7658,18 @@
       <w:r>
         <w:t xml:space="preserve"> are public news feeds (MarketWatch, CNBC, Yahoo Finance, the</w:t>
         <w:br/>
-        <w:t xml:space="preserve">  press-release wires and others). A story several feeds carried shows each feed's</w:t>
-        <w:br/>
-        <w:t xml:space="preserve">  badge.</w:t>
+        <w:t xml:space="preserve">  press-release wires and others). A story several feeds carried names the first in</w:t>
+        <w:br/>
+        <w:t xml:space="preserve">  its Source column and counts the rest as </w:t>
+      </w:r>
+      <w:r>
+        <w:rPr>
+          <w:b/>
+        </w:rPr>
+        <w:t>+N</w:t>
+      </w:r>
+      <w:r>
+        <w:t>.</w:t>
       </w:r>
     </w:p>
     <w:p>
@@ -8010,6 +8069,56 @@
         <w:t xml:space="preserve">  A muted note under a group means its sources could not be reached; it is showing</w:t>
         <w:br/>
         <w:t xml:space="preserve">  the last good reading.</w:t>
+        <w:br/>
+        <w:t xml:space="preserve">  </w:t>
+      </w:r>
+      <w:r>
+        <w:rPr>
+          <w:b/>
+        </w:rPr>
+        <w:t>Highlighted tiles</w:t>
+      </w:r>
+      <w:r>
+        <w:t xml:space="preserve"> — an amber border and a </w:t>
+      </w:r>
+      <w:r>
+        <w:rPr>
+          <w:b/>
+        </w:rPr>
+        <w:t>HIGH</w:t>
+      </w:r>
+      <w:r>
+        <w:t xml:space="preserve"> tag — are the releases that</w:t>
+        <w:br/>
+        <w:t xml:space="preserve">  most often move the market: the FOMC statement and its press conference, the Fed</w:t>
+        <w:br/>
+        <w:t xml:space="preserve">  Chair's own speeches and testimony, and the CPI, PPI, Jobs, PCE, GDP and Retail</w:t>
+        <w:br/>
+        <w:t xml:space="preserve">  sales reports (Jobless claims is not). The service decides: an event is high when</w:t>
+        <w:br/>
+        <w:t xml:space="preserve">  its title contains one of the phrases in </w:t>
+      </w:r>
+      <w:r>
+        <w:rPr>
+          <w:b/>
+        </w:rPr>
+        <w:t>Settings → Configuration → Market news</w:t>
+        <w:br/>
+        <w:t xml:space="preserve">  → Other releases → Highlight events whose title contains</w:t>
+      </w:r>
+      <w:r>
+        <w:t>, and a report when its</w:t>
+        <w:br/>
+        <w:t xml:space="preserve">  indicator's </w:t>
+      </w:r>
+      <w:r>
+        <w:rPr>
+          <w:b/>
+        </w:rPr>
+        <w:t>High impact</w:t>
+      </w:r>
+      <w:r>
+        <w:t xml:space="preserve"> switch is on.</w:t>
       </w:r>
     </w:p>
     <w:p>

--- a/docs/manuals/user-guide/user-guide.docx
+++ b/docs/manuals/user-guide/user-guide.docx
@@ -1703,7 +1703,7 @@
         <w:rPr/>
         <w:t xml:space="preserve"> page is your Market News page — headlines, the SEC</w:t>
         <w:br/>
-        <w:t>panel and the calendar — with every control that belongs to you taken out: no</w:t>
+        <w:t>filings and the calendar, laid out the same way — with every control that belongs to you taken out: no</w:t>
         <w:br/>
         <w:t>Refresh, no Watchlist only, and a ticker is a filter chip rather than a link to a</w:t>
         <w:br/>
@@ -7324,7 +7324,7 @@
     <w:p>
       <w:r>
         <w:rPr/>
-        <w:t xml:space="preserve">Three panels: the </w:t>
+        <w:t xml:space="preserve">Two columns: the </w:t>
       </w:r>
       <w:r>
         <w:rPr>
@@ -7334,31 +7334,42 @@
       </w:r>
       <w:r>
         <w:rPr/>
-        <w:t xml:space="preserve"> on the left, the </w:t>
-      </w:r>
-      <w:r>
-        <w:rPr>
-          <w:b/>
-        </w:rPr>
-        <w:t>SEC / EDGAR</w:t>
-      </w:r>
-      <w:r>
-        <w:rPr/>
-        <w:t xml:space="preserve"> panel (filings and</w:t>
-        <w:br/>
-        <w:t xml:space="preserve">insider buys) top right, and the </w:t>
-      </w:r>
-      <w:r>
-        <w:rPr>
-          <w:b/>
-        </w:rPr>
-        <w:t>economic calendar</w:t>
-      </w:r>
-      <w:r>
-        <w:rPr/>
-        <w:t xml:space="preserve"> below it. On a phone they</w:t>
-        <w:br/>
-        <w:t>stack in that order. Every time is Central.</w:t>
+        <w:t xml:space="preserve"> and their filters on the left (two thirds of the</w:t>
+        <w:br/>
+        <w:t xml:space="preserve">width); on the right, </w:t>
+      </w:r>
+      <w:r>
+        <w:rPr>
+          <w:b/>
+        </w:rPr>
+        <w:t>Next on the calendar</w:t>
+      </w:r>
+      <w:r>
+        <w:rPr/>
+        <w:t xml:space="preserve">, the </w:t>
+      </w:r>
+      <w:r>
+        <w:rPr>
+          <w:b/>
+        </w:rPr>
+        <w:t>SEC filings</w:t>
+      </w:r>
+      <w:r>
+        <w:rPr/>
+        <w:t xml:space="preserve"> and the</w:t>
+        <w:br/>
+      </w:r>
+      <w:r>
+        <w:rPr>
+          <w:b/>
+        </w:rPr>
+        <w:t>Economic calendar</w:t>
+      </w:r>
+      <w:r>
+        <w:rPr/>
+        <w:t>. On a phone they stack in that order. Every time is Central, on</w:t>
+        <w:br/>
+        <w:t>a 24-hour clock.</w:t>
       </w:r>
     </w:p>
     <w:p>
@@ -7369,323 +7380,52 @@
         <w:rPr>
           <w:b/>
         </w:rPr>
-        <w:t>Each headline is one line</w:t>
-      </w:r>
-      <w:r>
-        <w:t>, in columns under a header that stays at the top</w:t>
-        <w:br/>
-        <w:t xml:space="preserve">  of the list as it scrolls: </w:t>
-      </w:r>
-      <w:r>
-        <w:rPr>
-          <w:b/>
-        </w:rPr>
-        <w:t>Time</w:t>
-      </w:r>
-      <w:r>
-        <w:t xml:space="preserve"> (when it was published; an older item shows</w:t>
-        <w:br/>
-        <w:t xml:space="preserve">  its date), </w:t>
-      </w:r>
-      <w:r>
-        <w:rPr>
-          <w:b/>
-        </w:rPr>
-        <w:t>Imp.</w:t>
-      </w:r>
-      <w:r>
-        <w:t xml:space="preserve"> (the impact letter), </w:t>
-      </w:r>
-      <w:r>
-        <w:rPr>
-          <w:b/>
-        </w:rPr>
-        <w:t>Symbol</w:t>
-      </w:r>
-      <w:r>
-        <w:t xml:space="preserve"> (up to two tickers; a </w:t>
-      </w:r>
-      <w:r>
-        <w:rPr>
-          <w:b/>
-        </w:rPr>
-        <w:t>+N</w:t>
-      </w:r>
-      <w:r>
-        <w:br/>
-        <w:t xml:space="preserve">  chip holds the rest — hover it for the list), the </w:t>
-      </w:r>
-      <w:r>
-        <w:rPr>
-          <w:b/>
-        </w:rPr>
-        <w:t>Headline</w:t>
-      </w:r>
-      <w:r>
-        <w:t xml:space="preserve">, and </w:t>
-      </w:r>
-      <w:r>
-        <w:rPr>
-          <w:b/>
-        </w:rPr>
-        <w:t>Source</w:t>
+        <w:t>The filter card</w:t>
+      </w:r>
+      <w:r>
+        <w:t xml:space="preserve"> at the top: a search box (</w:t>
+      </w:r>
+      <w:r>
+        <w:rPr>
+          <w:i/>
+        </w:rPr>
+        <w:t>Filter by ticker or keyword</w:t>
       </w:r>
       <w:r>
         <w:t xml:space="preserve"> —</w:t>
         <w:br/>
-        <w:t xml:space="preserve">  the feed that ran it, with </w:t>
-      </w:r>
-      <w:r>
-        <w:rPr>
-          <w:b/>
-        </w:rPr>
-        <w:t>+N</w:t>
-      </w:r>
-      <w:r>
-        <w:t xml:space="preserve"> when more feeds carried the same story (hover</w:t>
-        <w:br/>
-        <w:t xml:space="preserve">  it for every feed). On a narrow screen the Symbol and Source columns are dropped</w:t>
-        <w:br/>
-        <w:t xml:space="preserve">  so the headline keeps its room.</w:t>
-      </w:r>
-    </w:p>
-    <w:p>
-      <w:pPr>
-        <w:pStyle w:val="ListBullet"/>
-      </w:pPr>
-      <w:r>
-        <w:rPr>
-          <w:b/>
-        </w:rPr>
-        <w:t>Impact (H / M / L)</w:t>
-      </w:r>
-      <w:r>
-        <w:t xml:space="preserve"> is a rules-based rank the service gives every item: keyword</w:t>
-        <w:br/>
-        <w:t xml:space="preserve">  tiers (</w:t>
+        <w:t xml:space="preserve">  matches any word in a headline, or part of a ticker, in any case), the </w:t>
+      </w:r>
+      <w:r>
+        <w:rPr>
+          <w:b/>
+        </w:rPr>
+        <w:t>All · High</w:t>
+        <w:br/>
+        <w:t xml:space="preserve">  · Med · Low</w:t>
+      </w:r>
+      <w:r>
+        <w:t xml:space="preserve"> picker (a band shows </w:t>
       </w:r>
       <w:r>
         <w:rPr>
           <w:i/>
         </w:rPr>
-        <w:t>FOMC</w:t>
-      </w:r>
-      <w:r>
-        <w:t xml:space="preserve">, </w:t>
-      </w:r>
-      <w:r>
-        <w:rPr>
-          <w:i/>
-        </w:rPr>
-        <w:t>CPI</w:t>
-      </w:r>
-      <w:r>
-        <w:t xml:space="preserve">, </w:t>
-      </w:r>
-      <w:r>
-        <w:rPr>
-          <w:i/>
-        </w:rPr>
-        <w:t>merger</w:t>
-      </w:r>
-      <w:r>
-        <w:t xml:space="preserve">, </w:t>
-      </w:r>
-      <w:r>
-        <w:rPr>
-          <w:i/>
-        </w:rPr>
-        <w:t>bankruptcy</w:t>
-      </w:r>
-      <w:r>
-        <w:t xml:space="preserve"> … count most; </w:t>
-      </w:r>
-      <w:r>
-        <w:rPr>
-          <w:i/>
-        </w:rPr>
-        <w:t>downgrade</w:t>
-      </w:r>
-      <w:r>
-        <w:t>,</w:t>
+        <w:t>only</w:t>
+      </w:r>
+      <w:r>
+        <w:t xml:space="preserve"> that band; All shows everything), a</w:t>
         <w:br/>
         <w:t xml:space="preserve">  </w:t>
       </w:r>
       <w:r>
         <w:rPr>
-          <w:i/>
-        </w:rPr>
-        <w:t>earnings</w:t>
-      </w:r>
-      <w:r>
-        <w:t xml:space="preserve">, </w:t>
-      </w:r>
-      <w:r>
-        <w:rPr>
-          <w:i/>
-        </w:rPr>
-        <w:t>tariff</w:t>
-      </w:r>
-      <w:r>
-        <w:t xml:space="preserve"> … less; </w:t>
-      </w:r>
-      <w:r>
-        <w:rPr>
-          <w:i/>
-        </w:rPr>
-        <w:t>outlook</w:t>
-      </w:r>
-      <w:r>
-        <w:t xml:space="preserve">, </w:t>
-      </w:r>
-      <w:r>
-        <w:rPr>
-          <w:i/>
-        </w:rPr>
-        <w:t>analyst</w:t>
-      </w:r>
-      <w:r>
-        <w:t xml:space="preserve"> … least — each tier counts</w:t>
-        <w:br/>
-        <w:t xml:space="preserve">  once), points for the feed (the Federal Reserve most), a bonus when two or more</w:t>
-        <w:br/>
-        <w:t xml:space="preserve">  feeds ran the story or when it is tagged with a ticker you follow, the size of an</w:t>
-        <w:br/>
-        <w:t xml:space="preserve">  insider buy (more for an officer or director), and the type of an offering filing.</w:t>
-        <w:br/>
-        <w:t xml:space="preserve">  A score of </w:t>
-      </w:r>
-      <w:r>
-        <w:rPr>
-          <w:b/>
-        </w:rPr>
-        <w:t>6</w:t>
-      </w:r>
-      <w:r>
-        <w:t xml:space="preserve"> or more is High, </w:t>
-      </w:r>
-      <w:r>
-        <w:rPr>
-          <w:b/>
-        </w:rPr>
-        <w:t>3</w:t>
-      </w:r>
-      <w:r>
-        <w:t xml:space="preserve"> or more Med, anything lower Low. A High</w:t>
-        <w:br/>
-        <w:t xml:space="preserve">  older than </w:t>
-      </w:r>
-      <w:r>
-        <w:rPr>
-          <w:b/>
-        </w:rPr>
-        <w:t>24 hours</w:t>
-      </w:r>
-      <w:r>
-        <w:t xml:space="preserve"> shows as </w:t>
-      </w:r>
-      <w:r>
-        <w:rPr>
-          <w:b/>
-        </w:rPr>
-        <w:t>Med</w:t>
-      </w:r>
-      <w:r>
-        <w:t>. Hover the letter to read the rules that</w:t>
-        <w:br/>
-        <w:t xml:space="preserve">  scored it. Every threshold, keyword and point value is in </w:t>
-      </w:r>
-      <w:r>
-        <w:rPr>
-          <w:b/>
-        </w:rPr>
-        <w:t>Settings →</w:t>
-        <w:br/>
-        <w:t xml:space="preserve">  Configuration → Market news → Impact</w:t>
-      </w:r>
-      <w:r>
-        <w:t xml:space="preserve"> (and the </w:t>
-      </w:r>
-      <w:r>
-        <w:rPr>
-          <w:i/>
-        </w:rPr>
-        <w:t>Impact keywords</w:t>
-      </w:r>
-      <w:r>
-        <w:t xml:space="preserve">, </w:t>
-      </w:r>
-      <w:r>
-        <w:rPr>
-          <w:i/>
-        </w:rPr>
-        <w:t>by feed</w:t>
-      </w:r>
-      <w:r>
-        <w:t>,</w:t>
-        <w:br/>
-        <w:t xml:space="preserve">  </w:t>
-      </w:r>
-      <w:r>
-        <w:rPr>
-          <w:i/>
-        </w:rPr>
-        <w:t>insider buys</w:t>
-      </w:r>
-      <w:r>
-        <w:t xml:space="preserve"> and </w:t>
-      </w:r>
-      <w:r>
-        <w:rPr>
-          <w:i/>
-        </w:rPr>
-        <w:t>SEC filings</w:t>
-      </w:r>
-      <w:r>
-        <w:t xml:space="preserve"> sections below it).</w:t>
-      </w:r>
-    </w:p>
-    <w:p>
-      <w:pPr>
-        <w:pStyle w:val="ListBullet"/>
-      </w:pPr>
-      <w:r>
-        <w:rPr>
-          <w:b/>
-        </w:rPr>
-        <w:t>Sources</w:t>
-      </w:r>
-      <w:r>
-        <w:t xml:space="preserve"> are public news feeds (MarketWatch, CNBC, Yahoo Finance, the</w:t>
-        <w:br/>
-        <w:t xml:space="preserve">  press-release wires and others). A story several feeds carried names the first in</w:t>
-        <w:br/>
-        <w:t xml:space="preserve">  its Source column and counts the rest as </w:t>
-      </w:r>
-      <w:r>
-        <w:rPr>
-          <w:b/>
-        </w:rPr>
-        <w:t>+N</w:t>
-      </w:r>
-      <w:r>
-        <w:t>.</w:t>
-      </w:r>
-    </w:p>
-    <w:p>
-      <w:pPr>
-        <w:pStyle w:val="ListBullet"/>
-      </w:pPr>
-      <w:r>
-        <w:rPr>
-          <w:b/>
-        </w:rPr>
-        <w:t>A ticker is tagged only when the headline names it explicitly</w:t>
-      </w:r>
-      <w:r>
-        <w:t xml:space="preserve"> — a cashtag</w:t>
-        <w:br/>
-        <w:t xml:space="preserve">  like </w:t>
+          <w:b/>
+        </w:rPr>
+        <w:t>Watchlist only</w:t>
+      </w:r>
+      <w:r>
+        <w:t xml:space="preserve"> chip (the symbols the app collects gamma for, plus </w:t>
       </w:r>
       <w:r>
         <w:rPr>
@@ -7693,10 +7433,43 @@
           <w:color w:val="334455"/>
           <w:sz w:val="19"/>
         </w:rPr>
-        <w:t>$NVDA</w:t>
-      </w:r>
-      <w:r>
-        <w:t xml:space="preserve"> or a bracket like </w:t>
+        <w:t>[tickers]</w:t>
+        <w:br/>
+        <w:t xml:space="preserve">  extras</w:t>
+      </w:r>
+      <w:r>
+        <w:t xml:space="preserve">), and a </w:t>
+      </w:r>
+      <w:r>
+        <w:rPr>
+          <w:b/>
+        </w:rPr>
+        <w:t>SOURCES</w:t>
+      </w:r>
+      <w:r>
+        <w:t xml:space="preserve"> row — one chip per feed in the current list with the</w:t>
+        <w:br/>
+        <w:t xml:space="preserve">  number of its stories. Click a source to see only its stories; click several to</w:t>
+        <w:br/>
+        <w:t xml:space="preserve">  combine them; click again to drop one; none means every source. The filters apply to</w:t>
+        <w:br/>
+        <w:t xml:space="preserve">  the headlines only.</w:t>
+      </w:r>
+    </w:p>
+    <w:p>
+      <w:pPr>
+        <w:pStyle w:val="ListBullet"/>
+      </w:pPr>
+      <w:r>
+        <w:rPr>
+          <w:b/>
+        </w:rPr>
+        <w:t>Most mentioned</w:t>
+      </w:r>
+      <w:r>
+        <w:t xml:space="preserve"> — the tickers named in headlines from the general feeds over the</w:t>
+        <w:br/>
+        <w:t xml:space="preserve">  last 6 hours (</w:t>
       </w:r>
       <w:r>
         <w:rPr>
@@ -7704,57 +7477,10 @@
           <w:color w:val="334455"/>
           <w:sz w:val="19"/>
         </w:rPr>
-        <w:t>(NASDAQ: NVDA)</w:t>
-      </w:r>
-      <w:r>
-        <w:t xml:space="preserve"> — or when it came from Yahoo</w:t>
-        <w:br/>
-        <w:t xml:space="preserve">  Finance's page for that ticker, and only for tickers the app follows (the</w:t>
-        <w:br/>
-        <w:t xml:space="preserve">  Watchlist only set). A company name alone never tags, so a ticker filter can miss</w:t>
-        <w:br/>
-        <w:t xml:space="preserve">  a story about that company.</w:t>
-      </w:r>
-    </w:p>
-    <w:p>
-      <w:pPr>
-        <w:pStyle w:val="ListBullet"/>
-      </w:pPr>
-      <w:r>
-        <w:rPr>
-          <w:b/>
-        </w:rPr>
-        <w:t>Click a ticker</w:t>
-      </w:r>
-      <w:r>
-        <w:t xml:space="preserve"> to open its Symbol page. </w:t>
-      </w:r>
-      <w:r>
-        <w:rPr>
-          <w:b/>
-        </w:rPr>
-        <w:t>Click a headline</w:t>
-      </w:r>
-      <w:r>
-        <w:t xml:space="preserve"> to read it on the</w:t>
-        <w:br/>
-        <w:t xml:space="preserve">  publisher's site, in a new tab.</w:t>
-      </w:r>
-    </w:p>
-    <w:p>
-      <w:pPr>
-        <w:pStyle w:val="ListBullet"/>
-      </w:pPr>
-      <w:r>
-        <w:rPr>
-          <w:b/>
-        </w:rPr>
-        <w:t>Trending</w:t>
-      </w:r>
-      <w:r>
-        <w:t xml:space="preserve"> chips count the tickers named in headlines from the general feeds</w:t>
-        <w:br/>
-        <w:t xml:space="preserve">  over the last 6 hours (</w:t>
+        <w:t>[trending] window_h</w:t>
+      </w:r>
+      <w:r>
+        <w:t xml:space="preserve"> in </w:t>
       </w:r>
       <w:r>
         <w:rPr>
@@ -7762,10 +7488,50 @@
           <w:color w:val="334455"/>
           <w:sz w:val="19"/>
         </w:rPr>
-        <w:t>[trending] window_h</w:t>
-      </w:r>
-      <w:r>
-        <w:t xml:space="preserve"> in </w:t>
+        <w:t>config/news.toml</w:t>
+      </w:r>
+      <w:r>
+        <w:t>), with their counts. Yahoo</w:t>
+        <w:br/>
+        <w:t xml:space="preserve">  Finance's per-ticker stories are left out, because they carry the ticker they were</w:t>
+        <w:br/>
+        <w:t xml:space="preserve">  fetched for rather than one the headline named. Click one to show only its news;</w:t>
+        <w:br/>
+        <w:t xml:space="preserve">  click it again to clear. At the right: </w:t>
+      </w:r>
+      <w:r>
+        <w:rPr>
+          <w:b/>
+        </w:rPr>
+        <w:t>N of M stories</w:t>
+      </w:r>
+      <w:r>
+        <w:t xml:space="preserve"> — how many pass the</w:t>
+        <w:br/>
+        <w:t xml:space="preserve">  filters, out of the whole list.</w:t>
+      </w:r>
+    </w:p>
+    <w:p>
+      <w:pPr>
+        <w:pStyle w:val="ListBullet"/>
+      </w:pPr>
+      <w:r>
+        <w:rPr>
+          <w:b/>
+        </w:rPr>
+        <w:t>Each headline is one line</w:t>
+      </w:r>
+      <w:r>
+        <w:t xml:space="preserve">, with no header row: the </w:t>
+      </w:r>
+      <w:r>
+        <w:rPr>
+          <w:b/>
+        </w:rPr>
+        <w:t>time</w:t>
+      </w:r>
+      <w:r>
+        <w:t xml:space="preserve"> (today's as </w:t>
       </w:r>
       <w:r>
         <w:rPr>
@@ -7773,53 +7539,12 @@
           <w:color w:val="334455"/>
           <w:sz w:val="19"/>
         </w:rPr>
-        <w:t>config/news.toml</w:t>
-      </w:r>
-      <w:r>
-        <w:t>). Yahoo</w:t>
-        <w:br/>
-        <w:t xml:space="preserve">  Finance's per-ticker stories are left out, because they carry the ticker they</w:t>
-        <w:br/>
-        <w:t xml:space="preserve">  were fetched for rather than one the headline named. Click one to show only its</w:t>
-        <w:br/>
-        <w:t xml:space="preserve">  news; click it again to clear.</w:t>
-      </w:r>
-    </w:p>
-    <w:p>
-      <w:pPr>
-        <w:pStyle w:val="ListBullet"/>
-      </w:pPr>
-      <w:r>
-        <w:t xml:space="preserve">Filter by </w:t>
-      </w:r>
-      <w:r>
-        <w:rPr>
-          <w:b/>
-        </w:rPr>
-        <w:t>Sources</w:t>
-      </w:r>
-      <w:r>
-        <w:t xml:space="preserve">, </w:t>
-      </w:r>
-      <w:r>
-        <w:rPr>
-          <w:b/>
-        </w:rPr>
-        <w:t>Ticker</w:t>
-      </w:r>
-      <w:r>
-        <w:t xml:space="preserve">, </w:t>
-      </w:r>
-      <w:r>
-        <w:rPr>
-          <w:b/>
-        </w:rPr>
-        <w:t>Watchlist only</w:t>
-      </w:r>
-      <w:r>
-        <w:t xml:space="preserve"> (the symbols the app</w:t>
-        <w:br/>
-        <w:t xml:space="preserve">  collects gamma for, plus </w:t>
+        <w:t>9:41</w:t>
+      </w:r>
+      <w:r>
+        <w:t>,</w:t>
+        <w:br/>
+        <w:t xml:space="preserve">  this week's as </w:t>
       </w:r>
       <w:r>
         <w:rPr>
@@ -7827,23 +7552,82 @@
           <w:color w:val="334455"/>
           <w:sz w:val="19"/>
         </w:rPr>
-        <w:t>[tickers] extras</w:t>
-      </w:r>
-      <w:r>
-        <w:t xml:space="preserve">) or </w:t>
-      </w:r>
-      <w:r>
-        <w:rPr>
-          <w:b/>
-        </w:rPr>
-        <w:t>Impact</w:t>
-      </w:r>
-      <w:r>
-        <w:t xml:space="preserve"> (All · High · High +</w:t>
-        <w:br/>
-        <w:t xml:space="preserve">  Med); choosing no source means every source. The filters apply to the headlines</w:t>
-        <w:br/>
-        <w:t xml:space="preserve">  only. </w:t>
+        <w:t>Fri 16:22</w:t>
+      </w:r>
+      <w:r>
+        <w:t xml:space="preserve">, older as a date), </w:t>
+      </w:r>
+      <w:r>
+        <w:rPr>
+          <w:b/>
+        </w:rPr>
+        <w:t>HIGH / MED / LOW</w:t>
+      </w:r>
+      <w:r>
+        <w:t xml:space="preserve">, the </w:t>
+      </w:r>
+      <w:r>
+        <w:rPr>
+          <w:b/>
+        </w:rPr>
+        <w:t>headline</w:t>
+      </w:r>
+      <w:r>
+        <w:br/>
+        <w:t xml:space="preserve">  (click it to read it on the publisher's site, in a new tab), up to two </w:t>
+      </w:r>
+      <w:r>
+        <w:rPr>
+          <w:b/>
+        </w:rPr>
+        <w:t>tickers</w:t>
+      </w:r>
+      <w:r>
+        <w:t xml:space="preserve"> (a</w:t>
+        <w:br/>
+        <w:t xml:space="preserve">  </w:t>
+      </w:r>
+      <w:r>
+        <w:rPr>
+          <w:b/>
+        </w:rPr>
+        <w:t>+N</w:t>
+      </w:r>
+      <w:r>
+        <w:t xml:space="preserve"> chip holds the rest — hover it for the list) and the </w:t>
+      </w:r>
+      <w:r>
+        <w:rPr>
+          <w:b/>
+        </w:rPr>
+        <w:t>feed</w:t>
+      </w:r>
+      <w:r>
+        <w:t xml:space="preserve"> that ran it, in</w:t>
+        <w:br/>
+        <w:t xml:space="preserve">  blue (hover it for every feed when several carried the story). A </w:t>
+      </w:r>
+      <w:r>
+        <w:rPr>
+          <w:b/>
+        </w:rPr>
+        <w:t>HIGH</w:t>
+      </w:r>
+      <w:r>
+        <w:t xml:space="preserve"> story has a</w:t>
+        <w:br/>
+        <w:t xml:space="preserve">  red left edge and a faint red wash, a </w:t>
+      </w:r>
+      <w:r>
+        <w:rPr>
+          <w:b/>
+        </w:rPr>
+        <w:t>MED</w:t>
+      </w:r>
+      <w:r>
+        <w:t xml:space="preserve"> story an amber edge. On a narrow screen</w:t>
+        <w:br/>
+        <w:t xml:space="preserve">  the tickers and the feed are dropped so the headline keeps its room. </w:t>
       </w:r>
       <w:r>
         <w:rPr>
@@ -7852,7 +7636,8 @@
         <w:t>Show more</w:t>
       </w:r>
       <w:r>
-        <w:t xml:space="preserve"> pages further down the list.</w:t>
+        <w:br/>
+        <w:t xml:space="preserve">  pages further down the list.</w:t>
       </w:r>
     </w:p>
     <w:p>
@@ -7863,10 +7648,320 @@
         <w:rPr>
           <w:b/>
         </w:rPr>
-        <w:t>The SEC / EDGAR panel</w:t>
-      </w:r>
-      <w:r>
-        <w:t xml:space="preserve"> lists insider </w:t>
+        <w:t>Impact (HIGH / MED / LOW)</w:t>
+      </w:r>
+      <w:r>
+        <w:t xml:space="preserve"> is a rules-based rank the service gives every item: keyword</w:t>
+        <w:br/>
+        <w:t xml:space="preserve">  tiers (</w:t>
+      </w:r>
+      <w:r>
+        <w:rPr>
+          <w:i/>
+        </w:rPr>
+        <w:t>FOMC</w:t>
+      </w:r>
+      <w:r>
+        <w:t xml:space="preserve">, </w:t>
+      </w:r>
+      <w:r>
+        <w:rPr>
+          <w:i/>
+        </w:rPr>
+        <w:t>CPI</w:t>
+      </w:r>
+      <w:r>
+        <w:t xml:space="preserve">, </w:t>
+      </w:r>
+      <w:r>
+        <w:rPr>
+          <w:i/>
+        </w:rPr>
+        <w:t>merger</w:t>
+      </w:r>
+      <w:r>
+        <w:t xml:space="preserve">, </w:t>
+      </w:r>
+      <w:r>
+        <w:rPr>
+          <w:i/>
+        </w:rPr>
+        <w:t>bankruptcy</w:t>
+      </w:r>
+      <w:r>
+        <w:t xml:space="preserve"> … count most; </w:t>
+      </w:r>
+      <w:r>
+        <w:rPr>
+          <w:i/>
+        </w:rPr>
+        <w:t>downgrade</w:t>
+      </w:r>
+      <w:r>
+        <w:t>,</w:t>
+        <w:br/>
+        <w:t xml:space="preserve">  </w:t>
+      </w:r>
+      <w:r>
+        <w:rPr>
+          <w:i/>
+        </w:rPr>
+        <w:t>earnings</w:t>
+      </w:r>
+      <w:r>
+        <w:t xml:space="preserve">, </w:t>
+      </w:r>
+      <w:r>
+        <w:rPr>
+          <w:i/>
+        </w:rPr>
+        <w:t>tariff</w:t>
+      </w:r>
+      <w:r>
+        <w:t xml:space="preserve"> … less; </w:t>
+      </w:r>
+      <w:r>
+        <w:rPr>
+          <w:i/>
+        </w:rPr>
+        <w:t>outlook</w:t>
+      </w:r>
+      <w:r>
+        <w:t xml:space="preserve">, </w:t>
+      </w:r>
+      <w:r>
+        <w:rPr>
+          <w:i/>
+        </w:rPr>
+        <w:t>analyst</w:t>
+      </w:r>
+      <w:r>
+        <w:t xml:space="preserve"> … least — each tier counts</w:t>
+        <w:br/>
+        <w:t xml:space="preserve">  once), points for the feed (the Federal Reserve most), a bonus when two or more</w:t>
+        <w:br/>
+        <w:t xml:space="preserve">  feeds ran the story or when it is tagged with a ticker you follow, the size of an</w:t>
+        <w:br/>
+        <w:t xml:space="preserve">  insider buy (more for an officer or director), and the type of an offering filing.</w:t>
+        <w:br/>
+        <w:t xml:space="preserve">  A score of </w:t>
+      </w:r>
+      <w:r>
+        <w:rPr>
+          <w:b/>
+        </w:rPr>
+        <w:t>6</w:t>
+      </w:r>
+      <w:r>
+        <w:t xml:space="preserve"> or more is High, </w:t>
+      </w:r>
+      <w:r>
+        <w:rPr>
+          <w:b/>
+        </w:rPr>
+        <w:t>3</w:t>
+      </w:r>
+      <w:r>
+        <w:t xml:space="preserve"> or more Med, anything lower Low. A High</w:t>
+        <w:br/>
+        <w:t xml:space="preserve">  older than </w:t>
+      </w:r>
+      <w:r>
+        <w:rPr>
+          <w:b/>
+        </w:rPr>
+        <w:t>24 hours</w:t>
+      </w:r>
+      <w:r>
+        <w:t xml:space="preserve"> shows as </w:t>
+      </w:r>
+      <w:r>
+        <w:rPr>
+          <w:b/>
+        </w:rPr>
+        <w:t>Med</w:t>
+      </w:r>
+      <w:r>
+        <w:t>. Hover the word to read the rules that</w:t>
+        <w:br/>
+        <w:t xml:space="preserve">  scored it. Every threshold, keyword and point value is in </w:t>
+      </w:r>
+      <w:r>
+        <w:rPr>
+          <w:b/>
+        </w:rPr>
+        <w:t>Settings →</w:t>
+        <w:br/>
+        <w:t xml:space="preserve">  Configuration → Market news → Impact</w:t>
+      </w:r>
+      <w:r>
+        <w:t xml:space="preserve"> (and the </w:t>
+      </w:r>
+      <w:r>
+        <w:rPr>
+          <w:i/>
+        </w:rPr>
+        <w:t>Impact keywords</w:t>
+      </w:r>
+      <w:r>
+        <w:t xml:space="preserve">, </w:t>
+      </w:r>
+      <w:r>
+        <w:rPr>
+          <w:i/>
+        </w:rPr>
+        <w:t>by feed</w:t>
+      </w:r>
+      <w:r>
+        <w:t>,</w:t>
+        <w:br/>
+        <w:t xml:space="preserve">  </w:t>
+      </w:r>
+      <w:r>
+        <w:rPr>
+          <w:i/>
+        </w:rPr>
+        <w:t>insider buys</w:t>
+      </w:r>
+      <w:r>
+        <w:t xml:space="preserve"> and </w:t>
+      </w:r>
+      <w:r>
+        <w:rPr>
+          <w:i/>
+        </w:rPr>
+        <w:t>SEC filings</w:t>
+      </w:r>
+      <w:r>
+        <w:t xml:space="preserve"> sections below it).</w:t>
+      </w:r>
+    </w:p>
+    <w:p>
+      <w:pPr>
+        <w:pStyle w:val="ListBullet"/>
+      </w:pPr>
+      <w:r>
+        <w:rPr>
+          <w:b/>
+        </w:rPr>
+        <w:t>A ticker is tagged only when the headline names it explicitly</w:t>
+      </w:r>
+      <w:r>
+        <w:t xml:space="preserve"> — a cashtag</w:t>
+        <w:br/>
+        <w:t xml:space="preserve">  like </w:t>
+      </w:r>
+      <w:r>
+        <w:rPr>
+          <w:rFonts w:ascii="Consolas" w:hAnsi="Consolas"/>
+          <w:color w:val="334455"/>
+          <w:sz w:val="19"/>
+        </w:rPr>
+        <w:t>$NVDA</w:t>
+      </w:r>
+      <w:r>
+        <w:t xml:space="preserve"> or a bracket like </w:t>
+      </w:r>
+      <w:r>
+        <w:rPr>
+          <w:rFonts w:ascii="Consolas" w:hAnsi="Consolas"/>
+          <w:color w:val="334455"/>
+          <w:sz w:val="19"/>
+        </w:rPr>
+        <w:t>(NASDAQ: NVDA)</w:t>
+      </w:r>
+      <w:r>
+        <w:t xml:space="preserve"> — or when it came from Yahoo</w:t>
+        <w:br/>
+        <w:t xml:space="preserve">  Finance's page for that ticker, and only for tickers the app follows (the</w:t>
+        <w:br/>
+        <w:t xml:space="preserve">  Watchlist only set). A company name alone never tags, so a ticker filter can miss</w:t>
+        <w:br/>
+        <w:t xml:space="preserve">  a story about that company.</w:t>
+      </w:r>
+    </w:p>
+    <w:p>
+      <w:pPr>
+        <w:pStyle w:val="ListBullet"/>
+      </w:pPr>
+      <w:r>
+        <w:rPr>
+          <w:b/>
+        </w:rPr>
+        <w:t>Click a ticker</w:t>
+      </w:r>
+      <w:r>
+        <w:t xml:space="preserve"> to open its Symbol page.</w:t>
+      </w:r>
+    </w:p>
+    <w:p>
+      <w:pPr>
+        <w:pStyle w:val="ListBullet"/>
+      </w:pPr>
+      <w:r>
+        <w:rPr>
+          <w:b/>
+        </w:rPr>
+        <w:t>Next on the calendar</w:t>
+      </w:r>
+      <w:r>
+        <w:t xml:space="preserve"> (top right) — the next event or data release that has a</w:t>
+        <w:br/>
+        <w:t xml:space="preserve">  time, with a countdown (</w:t>
+      </w:r>
+      <w:r>
+        <w:rPr>
+          <w:i/>
+        </w:rPr>
+        <w:t>in 1d 19h</w:t>
+      </w:r>
+      <w:r>
+        <w:t xml:space="preserve">, </w:t>
+      </w:r>
+      <w:r>
+        <w:rPr>
+          <w:i/>
+        </w:rPr>
+        <w:t>in 45m</w:t>
+      </w:r>
+      <w:r>
+        <w:t xml:space="preserve">, </w:t>
+      </w:r>
+      <w:r>
+        <w:rPr>
+          <w:i/>
+        </w:rPr>
+        <w:t>now</w:t>
+      </w:r>
+      <w:r>
+        <w:t>), its title (a Fed speaker as</w:t>
+        <w:br/>
+        <w:t xml:space="preserve">  </w:t>
+      </w:r>
+      <w:r>
+        <w:rPr>
+          <w:i/>
+        </w:rPr>
+        <w:t>Vice Chair for Supervision Michelle W. Bowman — discussion</w:t>
+      </w:r>
+      <w:r>
+        <w:t>) and its date and time.</w:t>
+        <w:br/>
+        <w:t xml:space="preserve">  An item with only a date is not counted down to.</w:t>
+      </w:r>
+    </w:p>
+    <w:p>
+      <w:pPr>
+        <w:pStyle w:val="ListBullet"/>
+      </w:pPr>
+      <w:r>
+        <w:rPr>
+          <w:b/>
+        </w:rPr>
+        <w:t>SEC filings</w:t>
+      </w:r>
+      <w:r>
+        <w:t xml:space="preserve"> — insider </w:t>
       </w:r>
       <w:r>
         <w:rPr>
@@ -7875,15 +7970,91 @@
         <w:t>purchases</w:t>
       </w:r>
       <w:r>
-        <w:t xml:space="preserve"> filed on Form 4 and new share</w:t>
-        <w:br/>
-        <w:t xml:space="preserve">  offerings (S-1, S-3, 424B5, S-3ASR) in three columns: </w:t>
-      </w:r>
-      <w:r>
-        <w:rPr>
-          <w:b/>
-        </w:rPr>
-        <w:t>Date/Time</w:t>
+        <w:t xml:space="preserve"> filed on Form 4 and new share offerings and</w:t>
+        <w:br/>
+        <w:t xml:space="preserve">  registrations (424B5, S-1, S-3, S-3ASR), newest first. The chips </w:t>
+      </w:r>
+      <w:r>
+        <w:rPr>
+          <w:b/>
+        </w:rPr>
+        <w:t>All · Insider buys</w:t>
+        <w:br/>
+        <w:t xml:space="preserve">  · Offerings · Registrations</w:t>
+      </w:r>
+      <w:r>
+        <w:t xml:space="preserve"> show one kind at a time. Each row: a dot for its impact,</w:t>
+        <w:br/>
+        <w:t xml:space="preserve">  the </w:t>
+      </w:r>
+      <w:r>
+        <w:rPr>
+          <w:b/>
+        </w:rPr>
+        <w:t>form</w:t>
+      </w:r>
+      <w:r>
+        <w:t xml:space="preserve"> (FORM 4 green, 424B5 red, S-1 amber, S-3 grey), the symbol (the filer's</w:t>
+        <w:br/>
+        <w:t xml:space="preserve">  own ticker whether or not the app follows it), who filed — the insider, or the</w:t>
+        <w:br/>
+        <w:t xml:space="preserve">  company and what it filed (hover for the full title) — an insider buy's dollar total</w:t>
+        <w:br/>
+        <w:t xml:space="preserve">  in green, and the time. A name opens the filing on </w:t>
+      </w:r>
+      <w:r>
+        <w:rPr>
+          <w:b/>
+        </w:rPr>
+        <w:t>sec.gov</w:t>
+      </w:r>
+      <w:r>
+        <w:t xml:space="preserve"> and nowhere else.</w:t>
+      </w:r>
+    </w:p>
+    <w:p>
+      <w:pPr>
+        <w:pStyle w:val="ListBullet"/>
+      </w:pPr>
+      <w:r>
+        <w:rPr>
+          <w:b/>
+        </w:rPr>
+        <w:t>Economic calendar</w:t>
+      </w:r>
+      <w:r>
+        <w:t xml:space="preserve"> — one list, grouped by day (</w:t>
+      </w:r>
+      <w:r>
+        <w:rPr>
+          <w:i/>
+        </w:rPr>
+        <w:t>MON · SEP 28</w:t>
+      </w:r>
+      <w:r>
+        <w:t>), each row a time,</w:t>
+        <w:br/>
+        <w:t xml:space="preserve">  a </w:t>
+      </w:r>
+      <w:r>
+        <w:rPr>
+          <w:b/>
+        </w:rPr>
+        <w:t>badge</w:t>
+      </w:r>
+      <w:r>
+        <w:t>, a title and a grey subtitle. The badge tells the kinds apart:</w:t>
+      </w:r>
+    </w:p>
+    <w:p>
+      <w:pPr>
+        <w:pStyle w:val="ListBullet"/>
+      </w:pPr>
+      <w:r>
+        <w:rPr>
+          <w:b/>
+        </w:rPr>
+        <w:t>FOMC</w:t>
       </w:r>
       <w:r>
         <w:t xml:space="preserve">, </w:t>
@@ -7892,312 +8063,261 @@
         <w:rPr>
           <w:b/>
         </w:rPr>
+        <w:t>SPEECH</w:t>
+      </w:r>
+      <w:r>
+        <w:t xml:space="preserve">, </w:t>
+      </w:r>
+      <w:r>
+        <w:rPr>
+          <w:b/>
+        </w:rPr>
+        <w:t>TESTIMONY</w:t>
+      </w:r>
+      <w:r>
+        <w:t xml:space="preserve"> or </w:t>
+      </w:r>
+      <w:r>
+        <w:rPr>
+          <w:b/>
+        </w:rPr>
+        <w:t>EVENT</w:t>
+      </w:r>
+      <w:r>
+        <w:t xml:space="preserve"> — the Federal Reserve's calendar</w:t>
+        <w:br/>
+        <w:t xml:space="preserve">    (FOMC meetings, the Beige Book, Board speeches and testimony) plus a few other</w:t>
+        <w:br/>
+        <w:t xml:space="preserve">    scheduled releases (JOLTS, the Employment Cost Index). A speech shows the</w:t>
+        <w:br/>
+        <w:t xml:space="preserve">    speaker's name, then their role.</w:t>
+      </w:r>
+    </w:p>
+    <w:p>
+      <w:pPr>
+        <w:pStyle w:val="ListBullet"/>
+      </w:pPr>
+      <w:r>
+        <w:rPr>
+          <w:b/>
+        </w:rPr>
+        <w:t>DIVIDEND</w:t>
+      </w:r>
+      <w:r>
+        <w:t xml:space="preserve"> and </w:t>
+      </w:r>
+      <w:r>
+        <w:rPr>
+          <w:b/>
+        </w:rPr>
+        <w:t>IPO</w:t>
+      </w:r>
+      <w:r>
+        <w:t xml:space="preserve"> — the ex-dividend date, amount and pay date for the tickers</w:t>
+        <w:br/>
+        <w:t xml:space="preserve">    you follow (the next 30 days, and the last 3), and IPOs of $100 million or more</w:t>
+        <w:br/>
+        <w:t xml:space="preserve">    from Nasdaq's calendar — upcoming with their price range, priced ones for a week</w:t>
+        <w:br/>
+        <w:t xml:space="preserve">    with their price. A dividend's subtitle is its amount and</w:t>
+        <w:br/>
+        <w:t xml:space="preserve">    pay date; an IPO's its price or range and the offer size.</w:t>
+      </w:r>
+    </w:p>
+    <w:p>
+      <w:pPr>
+        <w:pStyle w:val="ListBullet"/>
+      </w:pPr>
+      <w:r>
+        <w:rPr>
+          <w:b/>
+        </w:rPr>
+        <w:t>DATA</w:t>
+      </w:r>
+      <w:r>
+        <w:t xml:space="preserve"> — one row per report: CPI, PPI, Jobs (payrolls and unemployment), PCE,</w:t>
+        <w:br/>
+        <w:t xml:space="preserve">    GDP, Retail sales and Jobless claims, at its next release, with the </w:t>
+      </w:r>
+      <w:r>
+        <w:rPr>
+          <w:b/>
+        </w:rPr>
+        <w:t>Prior</w:t>
+      </w:r>
+      <w:r>
+        <w:br/>
+        <w:t xml:space="preserve">    value. For a day after a release the row sits at the release and reads either</w:t>
+        <w:br/>
+        <w:t xml:space="preserve">    </w:t>
+      </w:r>
+      <w:r>
+        <w:rPr>
+          <w:b/>
+        </w:rPr>
+        <w:t>Awaiting the release</w:t>
+      </w:r>
+      <w:r>
+        <w:t xml:space="preserve"> while the service checks for the new number every 2</w:t>
+        <w:br/>
+        <w:t xml:space="preserve">    minutes for up to an hour, or </w:t>
+      </w:r>
+      <w:r>
+        <w:rPr>
+          <w:b/>
+        </w:rPr>
+        <w:t>Actual … · Prior … · Released 7:30 AM CT</w:t>
+      </w:r>
+      <w:r>
+        <w:t xml:space="preserve"> once the</w:t>
+        <w:br/>
+        <w:t xml:space="preserve">    new number has arrived (the day is added once it is no longer today). A report</w:t>
+        <w:br/>
+        <w:t xml:space="preserve">    with two figures (CPI and Core CPI) shows a line for each. A report with no future</w:t>
+        <w:br/>
+        <w:t xml:space="preserve">    date is listed at the end under </w:t>
+      </w:r>
+      <w:r>
+        <w:rPr>
+          <w:i/>
+        </w:rPr>
+        <w:t>Date not yet published</w:t>
+      </w:r>
+      <w:r>
+        <w:t>.</w:t>
+        <w:br/>
+        <w:t xml:space="preserve">  A muted note at the top of the card means a source could not be reached and the last</w:t>
+        <w:br/>
+        <w:t xml:space="preserve">  good reading is shown; a kind with nothing ahead says so at the foot.</w:t>
+        <w:br/>
+        <w:t xml:space="preserve">  </w:t>
+      </w:r>
+      <w:r>
+        <w:rPr>
+          <w:b/>
+        </w:rPr>
+        <w:t>Highlighted rows</w:t>
+      </w:r>
+      <w:r>
+        <w:t xml:space="preserve"> — an amber left edge, a faint amber wash and a </w:t>
+      </w:r>
+      <w:r>
+        <w:rPr>
+          <w:b/>
+        </w:rPr>
+        <w:t>HIGH</w:t>
+      </w:r>
+      <w:r>
+        <w:t xml:space="preserve"> tag — are the releases that</w:t>
+        <w:br/>
+        <w:t xml:space="preserve">  most often move the market: the FOMC statement and its press conference, the Fed</w:t>
+        <w:br/>
+        <w:t xml:space="preserve">  Chair's own speeches and testimony, and the CPI, PPI, Jobs, PCE, GDP and Retail</w:t>
+        <w:br/>
+        <w:t xml:space="preserve">  sales reports (Jobless claims is not). The service decides: an event is high when</w:t>
+        <w:br/>
+        <w:t xml:space="preserve">  its title contains one of the phrases in </w:t>
+      </w:r>
+      <w:r>
+        <w:rPr>
+          <w:b/>
+        </w:rPr>
+        <w:t>Settings → Configuration → Market news</w:t>
+        <w:br/>
+        <w:t xml:space="preserve">  → Other releases → Highlight events whose title contains</w:t>
+      </w:r>
+      <w:r>
+        <w:t>, and a report when its</w:t>
+        <w:br/>
+        <w:t xml:space="preserve">  indicator's </w:t>
+      </w:r>
+      <w:r>
+        <w:rPr>
+          <w:b/>
+        </w:rPr>
+        <w:t>High impact</w:t>
+      </w:r>
+      <w:r>
+        <w:t xml:space="preserve"> switch is on.</w:t>
+      </w:r>
+    </w:p>
+    <w:p>
+      <w:pPr>
+        <w:pStyle w:val="ListBullet"/>
+      </w:pPr>
+      <w:r>
+        <w:rPr>
+          <w:b/>
+        </w:rPr>
+        <w:t>Refresh</w:t>
+      </w:r>
+      <w:r>
+        <w:t xml:space="preserve"> checks every feed now instead of waiting for the next scheduled poll</w:t>
+        <w:br/>
+        <w:t xml:space="preserve">  (every 5 minutes in market hours, 15 off-hours, 60 at weekends and holidays), and</w:t>
+        <w:br/>
+        <w:t xml:space="preserve">  re-checks the calendar — though each calendar source still keeps its own schedule.</w:t>
+      </w:r>
+    </w:p>
+    <w:p>
+      <w:pPr>
+        <w:pStyle w:val="ListBullet"/>
+      </w:pPr>
+      <w:r>
+        <w:t xml:space="preserve">The </w:t>
+      </w:r>
+      <w:r>
+        <w:rPr>
+          <w:b/>
+        </w:rPr>
+        <w:t>Desk</w:t>
+      </w:r>
+      <w:r>
+        <w:t xml:space="preserve"> shows the five newest headlines and each </w:t>
+      </w:r>
+      <w:r>
+        <w:rPr>
+          <w:b/>
+        </w:rPr>
         <w:t>Symbol</w:t>
       </w:r>
       <w:r>
-        <w:br/>
-        <w:t xml:space="preserve">  and </w:t>
-      </w:r>
-      <w:r>
-        <w:rPr>
-          <w:b/>
-        </w:rPr>
-        <w:t>Headline/Details</w:t>
-      </w:r>
-      <w:r>
-        <w:t xml:space="preserve"> — the impact letter, the title, then for an insider buy</w:t>
-        <w:br/>
-        <w:t xml:space="preserve">  how many purchases, their total and the date, or for a filing its form. A filing</w:t>
-        <w:br/>
-        <w:t xml:space="preserve">  carries the filer's own ticker whether or not the app follows it. Titles open the</w:t>
-        <w:br/>
-        <w:t xml:space="preserve">  filing on </w:t>
-      </w:r>
-      <w:r>
-        <w:rPr>
-          <w:b/>
-        </w:rPr>
-        <w:t>sec.gov</w:t>
-      </w:r>
-      <w:r>
-        <w:t xml:space="preserve"> and nowhere else.</w:t>
-      </w:r>
-    </w:p>
-    <w:p>
-      <w:pPr>
-        <w:pStyle w:val="ListBullet"/>
-      </w:pPr>
-      <w:r>
-        <w:rPr>
-          <w:b/>
-        </w:rPr>
-        <w:t>The calendar</w:t>
-      </w:r>
-      <w:r>
-        <w:t xml:space="preserve"> is three groups of tiles:</w:t>
-      </w:r>
-    </w:p>
-    <w:p>
-      <w:pPr>
-        <w:pStyle w:val="ListBullet"/>
-      </w:pPr>
-      <w:r>
-        <w:rPr>
-          <w:b/>
-        </w:rPr>
-        <w:t>Economic news/Calendar</w:t>
-      </w:r>
-      <w:r>
-        <w:t xml:space="preserve"> — FOMC meetings, the Beige Book, Board speeches and</w:t>
-        <w:br/>
-        <w:t xml:space="preserve">    testimony from the Federal Reserve's own calendar, plus a few other scheduled</w:t>
-        <w:br/>
-        <w:t xml:space="preserve">    releases (JOLTS, the Employment Cost Index).</w:t>
-      </w:r>
-    </w:p>
-    <w:p>
-      <w:pPr>
-        <w:pStyle w:val="ListBullet"/>
-      </w:pPr>
-      <w:r>
-        <w:rPr>
-          <w:b/>
-        </w:rPr>
-        <w:t>Dividend / IPO</w:t>
-      </w:r>
-      <w:r>
-        <w:t xml:space="preserve"> — the ex-dividend date, amount and pay date for the tickers</w:t>
-        <w:br/>
-        <w:t xml:space="preserve">    you follow (the next 30 days, and the last 3), and IPOs of $100 million or more</w:t>
-        <w:br/>
-        <w:t xml:space="preserve">    from Nasdaq's calendar — upcoming with their price range, priced ones for a week</w:t>
-        <w:br/>
-        <w:t xml:space="preserve">    with their price.</w:t>
-      </w:r>
-    </w:p>
-    <w:p>
-      <w:pPr>
-        <w:pStyle w:val="ListBullet"/>
-      </w:pPr>
-      <w:r>
-        <w:rPr>
-          <w:b/>
-        </w:rPr>
-        <w:t>Economic data (CPI, PPI etc)</w:t>
-      </w:r>
-      <w:r>
-        <w:t xml:space="preserve"> — one tile per report: CPI, PPI, Jobs (payrolls</w:t>
-        <w:br/>
-        <w:t xml:space="preserve">    and unemployment), PCE, GDP, Retail sales and Jobless claims. Each line shows</w:t>
-        <w:br/>
-        <w:t xml:space="preserve">    </w:t>
-      </w:r>
-      <w:r>
-        <w:rPr>
-          <w:b/>
-        </w:rPr>
-        <w:t>Actual</w:t>
-      </w:r>
-      <w:r>
-        <w:t xml:space="preserve"> and </w:t>
-      </w:r>
-      <w:r>
-        <w:rPr>
-          <w:b/>
-        </w:rPr>
-        <w:t>Prior</w:t>
-      </w:r>
-      <w:r>
-        <w:t xml:space="preserve">, and the tile shows when the </w:t>
-      </w:r>
-      <w:r>
-        <w:rPr>
-          <w:b/>
-        </w:rPr>
-        <w:t>Next</w:t>
-      </w:r>
-      <w:r>
-        <w:t xml:space="preserve"> release is due.</w:t>
-        <w:br/>
-        <w:t xml:space="preserve">    For a day after a release the tile reads either </w:t>
-      </w:r>
-      <w:r>
-        <w:rPr>
-          <w:b/>
-        </w:rPr>
-        <w:t>Awaiting the release</w:t>
-      </w:r>
-      <w:r>
-        <w:br/>
-        <w:t xml:space="preserve">    (Actual —) while the service checks for the new number every 2 minutes for up</w:t>
-        <w:br/>
-        <w:t xml:space="preserve">    to an hour, or </w:t>
-      </w:r>
-      <w:r>
-        <w:rPr>
-          <w:b/>
-        </w:rPr>
-        <w:t>Released</w:t>
-      </w:r>
-      <w:r>
-        <w:t xml:space="preserve"> with the release time in Central — </w:t>
+        <w:t xml:space="preserve"> page an</w:t>
+        <w:br/>
+        <w:t xml:space="preserve">  </w:t>
       </w:r>
       <w:r>
         <w:rPr>
           <w:i/>
         </w:rPr>
-        <w:t>Released 7:30</w:t>
-        <w:br/>
-        <w:t xml:space="preserve">    AM CT</w:t>
-      </w:r>
-      <w:r>
-        <w:t>, with the day added once it is no longer today — once the new number has</w:t>
-        <w:br/>
-        <w:t xml:space="preserve">    arrived and is the Actual. A tile with no</w:t>
-        <w:br/>
-        <w:t xml:space="preserve">    future date reads </w:t>
+        <w:t>In the news</w:t>
+      </w:r>
+      <w:r>
+        <w:t xml:space="preserve"> band (headlines and SEC items); the public site has its own copy of</w:t>
+        <w:br/>
+        <w:t xml:space="preserve">  this page (see </w:t>
       </w:r>
       <w:r>
         <w:rPr>
           <w:i/>
         </w:rPr>
-        <w:t>Next date not yet published</w:t>
+        <w:t>The public live screens</w:t>
+      </w:r>
+      <w:r>
+        <w:t>). Every feed, its on/off switch, whether</w:t>
+        <w:br/>
+        <w:t xml:space="preserve">  the public site may show it, the poll intervals, the impact rules and the</w:t>
+        <w:br/>
+        <w:t xml:space="preserve">  calendar's sources are in </w:t>
+      </w:r>
+      <w:r>
+        <w:rPr>
+          <w:b/>
+        </w:rPr>
+        <w:t>Settings → Configuration → Market news</w:t>
       </w:r>
       <w:r>
         <w:t>.</w:t>
-        <w:br/>
-        <w:t xml:space="preserve">  A muted note under a group means its sources could not be reached; it is showing</w:t>
-        <w:br/>
-        <w:t xml:space="preserve">  the last good reading.</w:t>
-        <w:br/>
-        <w:t xml:space="preserve">  </w:t>
-      </w:r>
-      <w:r>
-        <w:rPr>
-          <w:b/>
-        </w:rPr>
-        <w:t>Highlighted tiles</w:t>
-      </w:r>
-      <w:r>
-        <w:t xml:space="preserve"> — an amber border and a </w:t>
-      </w:r>
-      <w:r>
-        <w:rPr>
-          <w:b/>
-        </w:rPr>
-        <w:t>HIGH</w:t>
-      </w:r>
-      <w:r>
-        <w:t xml:space="preserve"> tag — are the releases that</w:t>
-        <w:br/>
-        <w:t xml:space="preserve">  most often move the market: the FOMC statement and its press conference, the Fed</w:t>
-        <w:br/>
-        <w:t xml:space="preserve">  Chair's own speeches and testimony, and the CPI, PPI, Jobs, PCE, GDP and Retail</w:t>
-        <w:br/>
-        <w:t xml:space="preserve">  sales reports (Jobless claims is not). The service decides: an event is high when</w:t>
-        <w:br/>
-        <w:t xml:space="preserve">  its title contains one of the phrases in </w:t>
-      </w:r>
-      <w:r>
-        <w:rPr>
-          <w:b/>
-        </w:rPr>
-        <w:t>Settings → Configuration → Market news</w:t>
-        <w:br/>
-        <w:t xml:space="preserve">  → Other releases → Highlight events whose title contains</w:t>
-      </w:r>
-      <w:r>
-        <w:t>, and a report when its</w:t>
-        <w:br/>
-        <w:t xml:space="preserve">  indicator's </w:t>
-      </w:r>
-      <w:r>
-        <w:rPr>
-          <w:b/>
-        </w:rPr>
-        <w:t>High impact</w:t>
-      </w:r>
-      <w:r>
-        <w:t xml:space="preserve"> switch is on.</w:t>
-      </w:r>
-    </w:p>
-    <w:p>
-      <w:pPr>
-        <w:pStyle w:val="ListBullet"/>
-      </w:pPr>
-      <w:r>
-        <w:rPr>
-          <w:b/>
-        </w:rPr>
-        <w:t>Refresh</w:t>
-      </w:r>
-      <w:r>
-        <w:t xml:space="preserve"> checks every feed now instead of waiting for the next scheduled poll</w:t>
-        <w:br/>
-        <w:t xml:space="preserve">  (every 5 minutes in market hours, 15 off-hours, 60 at weekends and holidays), and</w:t>
-        <w:br/>
-        <w:t xml:space="preserve">  re-checks the calendar — though each calendar source still keeps its own schedule.</w:t>
-      </w:r>
-    </w:p>
-    <w:p>
-      <w:pPr>
-        <w:pStyle w:val="ListBullet"/>
-      </w:pPr>
-      <w:r>
-        <w:t xml:space="preserve">The </w:t>
-      </w:r>
-      <w:r>
-        <w:rPr>
-          <w:b/>
-        </w:rPr>
-        <w:t>Desk</w:t>
-      </w:r>
-      <w:r>
-        <w:t xml:space="preserve"> shows the five newest headlines and each </w:t>
-      </w:r>
-      <w:r>
-        <w:rPr>
-          <w:b/>
-        </w:rPr>
-        <w:t>Symbol</w:t>
-      </w:r>
-      <w:r>
-        <w:t xml:space="preserve"> page an</w:t>
-        <w:br/>
-        <w:t xml:space="preserve">  </w:t>
-      </w:r>
-      <w:r>
-        <w:rPr>
-          <w:i/>
-        </w:rPr>
-        <w:t>In the news</w:t>
-      </w:r>
-      <w:r>
-        <w:t xml:space="preserve"> band (headlines and SEC items); the public site has its own copy of</w:t>
-        <w:br/>
-        <w:t xml:space="preserve">  this page (see </w:t>
-      </w:r>
-      <w:r>
-        <w:rPr>
-          <w:i/>
-        </w:rPr>
-        <w:t>The public live screens</w:t>
-      </w:r>
-      <w:r>
-        <w:t>). Every feed, its on/off switch, whether</w:t>
-        <w:br/>
-        <w:t xml:space="preserve">  the public site may show it, the poll intervals, the impact rules and the</w:t>
-        <w:br/>
-        <w:t xml:space="preserve">  calendar's sources are in </w:t>
-      </w:r>
-      <w:r>
-        <w:rPr>
-          <w:b/>
-        </w:rPr>
-        <w:t>Settings → Configuration → Market news</w:t>
-      </w:r>
-      <w:r>
-        <w:t>.</w:t>
       </w:r>
     </w:p>
     <w:p>
@@ -8206,7 +8326,7 @@
       </w:pPr>
       <w:r>
         <w:rPr/>
-        <w:t>A headline is not a verified fact, the impact letter is a rule count and not a</w:t>
+        <w:t>A headline is not a verified fact, the impact word is a rule count and not a</w:t>
         <w:br/>
         <w:t>judgement, and nothing here is a trade recommendation.</w:t>
       </w:r>

--- a/docs/manuals/user-guide/user-guide.docx
+++ b/docs/manuals/user-guide/user-guide.docx
@@ -32,7 +32,7 @@
           <w:color w:val="5B6678"/>
           <w:sz w:val="18"/>
         </w:rPr>
-        <w:t>NeuralStrike · Generated 2026-09-26</w:t>
+        <w:t>NeuralStrike · Generated 2026-09-28</w:t>
       </w:r>
     </w:p>
     <w:p/>
@@ -737,6 +737,38 @@
       </w:r>
       <w:r>
         <w:t>.</w:t>
+        <w:br/>
+        <w:t xml:space="preserve">  Which channels each kind of alert goes to is set in </w:t>
+      </w:r>
+      <w:r>
+        <w:rPr>
+          <w:b/>
+        </w:rPr>
+        <w:t>Settings → General → Push</w:t>
+        <w:br/>
+        <w:t xml:space="preserve">  notifications</w:t>
+      </w:r>
+      <w:r>
+        <w:t xml:space="preserve">, and the trade idea can also pop up as a </w:t>
+      </w:r>
+      <w:r>
+        <w:rPr>
+          <w:b/>
+        </w:rPr>
+        <w:t>Google Calendar</w:t>
+      </w:r>
+      <w:r>
+        <w:br/>
+        <w:t xml:space="preserve">  event (see </w:t>
+      </w:r>
+      <w:r>
+        <w:rPr>
+          <w:i/>
+        </w:rPr>
+        <w:t>Google Calendar popup for the trade idea</w:t>
+      </w:r>
+      <w:r>
+        <w:t xml:space="preserve"> under Settings).</w:t>
       </w:r>
     </w:p>
     <w:p>
@@ -24639,7 +24671,7 @@
               <w:rPr>
                 <w:b/>
               </w:rPr>
-              <w:t>Market hours &amp; schedules</w:t>
+              <w:t>Push notifications</w:t>
             </w:r>
           </w:p>
         </w:tc>
@@ -24651,7 +24683,7 @@
             <w:r/>
             <w:r>
               <w:rPr/>
-              <w:t>Session times, operating windows, and the time of every scheduled job (briefings, digests, reports)</w:t>
+              <w:t>Which channels each alert category goes to (the same checkboxes as on General), and the trade idea's Google Calendar ID</w:t>
             </w:r>
           </w:p>
         </w:tc>
@@ -24668,7 +24700,7 @@
               <w:rPr>
                 <w:b/>
               </w:rPr>
-              <w:t>Symbols &amp; watchlists</w:t>
+              <w:t>Market hours &amp; schedules</w:t>
             </w:r>
           </w:p>
         </w:tc>
@@ -24681,7 +24713,7 @@
             <w:r/>
             <w:r>
               <w:rPr/>
-              <w:t>What the gamma collector polls, the BIG10 basket, the Net Prem groups</w:t>
+              <w:t>Session times, operating windows, and the time of every scheduled job (briefings, digests, reports)</w:t>
             </w:r>
           </w:p>
         </w:tc>
@@ -24697,7 +24729,7 @@
               <w:rPr>
                 <w:b/>
               </w:rPr>
-              <w:t>Sector map</w:t>
+              <w:t>Symbols &amp; watchlists</w:t>
             </w:r>
           </w:p>
         </w:tc>
@@ -24709,7 +24741,7 @@
             <w:r/>
             <w:r>
               <w:rPr/>
-              <w:t>Which sector each symbol counts toward for the sector cap</w:t>
+              <w:t>What the gamma collector polls, the BIG10 basket, the Net Prem groups</w:t>
             </w:r>
           </w:p>
         </w:tc>
@@ -24726,7 +24758,7 @@
               <w:rPr>
                 <w:b/>
               </w:rPr>
-              <w:t>Commissions</w:t>
+              <w:t>Sector map</w:t>
             </w:r>
           </w:p>
         </w:tc>
@@ -24739,7 +24771,7 @@
             <w:r/>
             <w:r>
               <w:rPr/>
-              <w:t>Schwab's per-contract rates</w:t>
+              <w:t>Which sector each symbol counts toward for the sector cap</w:t>
             </w:r>
           </w:p>
         </w:tc>
@@ -24755,6 +24787,35 @@
               <w:rPr>
                 <w:b/>
               </w:rPr>
+              <w:t>Commissions</w:t>
+            </w:r>
+          </w:p>
+        </w:tc>
+        <w:tc>
+          <w:tcPr>
+            <w:tcW w:type="dxa" w:w="4320"/>
+          </w:tcPr>
+          <w:p>
+            <w:r/>
+            <w:r>
+              <w:rPr/>
+              <w:t>Schwab's per-contract rates</w:t>
+            </w:r>
+          </w:p>
+        </w:tc>
+      </w:tr>
+      <w:tr>
+        <w:tc>
+          <w:tcPr>
+            <w:tcW w:type="dxa" w:w="4320"/>
+            <w:shd w:val="clear" w:color="auto" w:fill="F4F6FA"/>
+          </w:tcPr>
+          <w:p>
+            <w:r/>
+            <w:r>
+              <w:rPr>
+                <w:b/>
+              </w:rPr>
               <w:t>Ports / Environments</w:t>
             </w:r>
           </w:p>
@@ -24762,6 +24823,7 @@
         <w:tc>
           <w:tcPr>
             <w:tcW w:type="dxa" w:w="4320"/>
+            <w:shd w:val="clear" w:color="auto" w:fill="F4F6FA"/>
           </w:tcPr>
           <w:p>
             <w:r/>
@@ -25153,6 +25215,83 @@
         <w:rPr>
           <w:b/>
         </w:rPr>
+        <w:t>Push notifications</w:t>
+      </w:r>
+      <w:r>
+        <w:t xml:space="preserve"> — one row per kind of phone alert (new scanner signals,</w:t>
+        <w:br/>
+        <w:t xml:space="preserve">  unusual options activity, premium crossover, gamma flip, the position action</w:t>
+        <w:br/>
+        <w:t xml:space="preserve">  digest, the end-of-day summary, the Dealer Positioning briefings, the market</w:t>
+        <w:br/>
+        <w:t xml:space="preserve">  snapshot, the market state change and the hourly trade idea), with a</w:t>
+        <w:br/>
+        <w:t xml:space="preserve">  </w:t>
+      </w:r>
+      <w:r>
+        <w:rPr>
+          <w:b/>
+        </w:rPr>
+        <w:t>Discord</w:t>
+      </w:r>
+      <w:r>
+        <w:t xml:space="preserve"> and a </w:t>
+      </w:r>
+      <w:r>
+        <w:rPr>
+          <w:b/>
+        </w:rPr>
+        <w:t>Telegram</w:t>
+      </w:r>
+      <w:r>
+        <w:t xml:space="preserve"> checkbox on each. </w:t>
+      </w:r>
+      <w:r>
+        <w:rPr>
+          <w:b/>
+        </w:rPr>
+        <w:t>Ticked means that alert is</w:t>
+        <w:br/>
+        <w:t xml:space="preserve">  sent there</w:t>
+      </w:r>
+      <w:r>
+        <w:t>; untick it to stop it. A change applies to the very next alert —</w:t>
+        <w:br/>
+        <w:t xml:space="preserve">  no restart. The hourly trade idea also has a </w:t>
+      </w:r>
+      <w:r>
+        <w:rPr>
+          <w:b/>
+        </w:rPr>
+        <w:t>Calendar</w:t>
+      </w:r>
+      <w:r>
+        <w:t xml:space="preserve"> checkbox (off until</w:t>
+        <w:br/>
+        <w:t xml:space="preserve">  you tick it): see below. A ticked box still needs that channel set up in</w:t>
+        <w:br/>
+        <w:t xml:space="preserve">  </w:t>
+      </w:r>
+      <w:r>
+        <w:rPr>
+          <w:rFonts w:ascii="Consolas" w:hAnsi="Consolas"/>
+          <w:color w:val="334455"/>
+          <w:sz w:val="19"/>
+        </w:rPr>
+        <w:t>shared/notifications.json</w:t>
+      </w:r>
+      <w:r>
+        <w:t xml:space="preserve"> — it cannot send where there is no webhook or chat.</w:t>
+      </w:r>
+    </w:p>
+    <w:p>
+      <w:pPr>
+        <w:pStyle w:val="ListBullet"/>
+      </w:pPr>
+      <w:r>
+        <w:rPr>
+          <w:b/>
+        </w:rPr>
         <w:t>Flow alerts</w:t>
       </w:r>
       <w:r>
@@ -25341,6 +25480,331 @@
         <w:t xml:space="preserve">  session but the last five is deleted before the compaction. The button shows a</w:t>
         <w:br/>
         <w:t xml:space="preserve">  spinner while it runs, and the tool's own output lands underneath it.</w:t>
+      </w:r>
+    </w:p>
+    <w:p>
+      <w:pPr>
+        <w:pStyle w:val="Heading3"/>
+      </w:pPr>
+      <w:r>
+        <w:rPr/>
+        <w:t>Google Calendar popup for the trade idea</w:t>
+      </w:r>
+    </w:p>
+    <w:p>
+      <w:r>
+        <w:rPr/>
+        <w:t xml:space="preserve">With </w:t>
+      </w:r>
+      <w:r>
+        <w:rPr>
+          <w:b/>
+        </w:rPr>
+        <w:t>Calendar</w:t>
+      </w:r>
+      <w:r>
+        <w:rPr/>
+        <w:t xml:space="preserve"> ticked on the </w:t>
+      </w:r>
+      <w:r>
+        <w:rPr>
+          <w:i/>
+        </w:rPr>
+        <w:t>Hourly trade idea</w:t>
+      </w:r>
+      <w:r>
+        <w:rPr/>
+        <w:t xml:space="preserve"> row, every trade idea the app</w:t>
+        <w:br/>
+        <w:t>posts also creates a short event (five minutes, starting a minute after the post)</w:t>
+        <w:br/>
+        <w:t xml:space="preserve">titled with the trade, for example </w:t>
+      </w:r>
+      <w:r>
+        <w:rPr>
+          <w:i/>
+        </w:rPr>
+        <w:t>Trade idea: SPY put credit spread</w:t>
+      </w:r>
+      <w:r>
+        <w:rPr/>
+        <w:t>, with the</w:t>
+        <w:br/>
+        <w:t>full caption in its description. Your phone or computer pops it up like any other</w:t>
+        <w:br/>
+        <w:t>calendar reminder. An hour the app skips (no Strong or Good trade) creates nothing.</w:t>
+      </w:r>
+    </w:p>
+    <w:p>
+      <w:r>
+        <w:rPr/>
+        <w:t>It needs a one-time setup, done by you in Google — the app never sees your Google</w:t>
+        <w:br/>
+        <w:t>password:</w:t>
+      </w:r>
+    </w:p>
+    <w:p>
+      <w:pPr>
+        <w:pStyle w:val="ListNumber"/>
+      </w:pPr>
+      <w:r>
+        <w:t xml:space="preserve">In the </w:t>
+      </w:r>
+      <w:r>
+        <w:rPr>
+          <w:color w:val="5D5294"/>
+        </w:rPr>
+        <w:t>Google Cloud console</w:t>
+      </w:r>
+      <w:r>
+        <w:t>, create a</w:t>
+        <w:br/>
+        <w:t xml:space="preserve">   project (or pick one), open </w:t>
+      </w:r>
+      <w:r>
+        <w:rPr>
+          <w:b/>
+        </w:rPr>
+        <w:t>APIs &amp; Services → Library</w:t>
+      </w:r>
+      <w:r>
+        <w:t xml:space="preserve"> and enable the</w:t>
+        <w:br/>
+        <w:t xml:space="preserve">   </w:t>
+      </w:r>
+      <w:r>
+        <w:rPr>
+          <w:b/>
+        </w:rPr>
+        <w:t>Google Calendar API</w:t>
+      </w:r>
+      <w:r>
+        <w:t>.</w:t>
+      </w:r>
+    </w:p>
+    <w:p>
+      <w:pPr>
+        <w:pStyle w:val="ListNumber"/>
+      </w:pPr>
+      <w:r>
+        <w:rPr>
+          <w:b/>
+        </w:rPr>
+        <w:t>APIs &amp; Services → Credentials → Create credentials → Service account.</w:t>
+      </w:r>
+      <w:r>
+        <w:t xml:space="preserve"> Give</w:t>
+        <w:br/>
+        <w:t xml:space="preserve">   it a name; no roles are needed. Open it, go to </w:t>
+      </w:r>
+      <w:r>
+        <w:rPr>
+          <w:b/>
+        </w:rPr>
+        <w:t>Keys → Add key → JSON</w:t>
+      </w:r>
+      <w:r>
+        <w:t>, and</w:t>
+        <w:br/>
+        <w:t xml:space="preserve">   download the key file.</w:t>
+      </w:r>
+    </w:p>
+    <w:p>
+      <w:pPr>
+        <w:pStyle w:val="ListNumber"/>
+      </w:pPr>
+      <w:r>
+        <w:t xml:space="preserve">Copy that file to the server as </w:t>
+      </w:r>
+      <w:r>
+        <w:rPr>
+          <w:rFonts w:ascii="Consolas" w:hAnsi="Consolas"/>
+          <w:color w:val="334455"/>
+          <w:sz w:val="19"/>
+        </w:rPr>
+        <w:t>shared/google_calendar_sa.json</w:t>
+      </w:r>
+      <w:r>
+        <w:t xml:space="preserve"> in the app's</w:t>
+        <w:br/>
+        <w:t xml:space="preserve">   folder. It is a secret: it is gitignored, like </w:t>
+      </w:r>
+      <w:r>
+        <w:rPr>
+          <w:rFonts w:ascii="Consolas" w:hAnsi="Consolas"/>
+          <w:color w:val="334455"/>
+          <w:sz w:val="19"/>
+        </w:rPr>
+        <w:t>notifications.json</w:t>
+      </w:r>
+      <w:r>
+        <w:t>.</w:t>
+      </w:r>
+    </w:p>
+    <w:p>
+      <w:pPr>
+        <w:pStyle w:val="ListNumber"/>
+      </w:pPr>
+      <w:r>
+        <w:t xml:space="preserve">In </w:t>
+      </w:r>
+      <w:r>
+        <w:rPr>
+          <w:color w:val="5D5294"/>
+        </w:rPr>
+        <w:t>Google Calendar</w:t>
+      </w:r>
+      <w:r>
+        <w:t xml:space="preserve">, create a </w:t>
+      </w:r>
+      <w:r>
+        <w:rPr>
+          <w:b/>
+        </w:rPr>
+        <w:t>new calendar</w:t>
+      </w:r>
+      <w:r>
+        <w:br/>
+        <w:t xml:space="preserve">   (for example </w:t>
+      </w:r>
+      <w:r>
+        <w:rPr>
+          <w:i/>
+        </w:rPr>
+        <w:t>NeuralStrike Trade Ideas</w:t>
+      </w:r>
+      <w:r>
+        <w:t xml:space="preserve">). In its </w:t>
+      </w:r>
+      <w:r>
+        <w:rPr>
+          <w:b/>
+        </w:rPr>
+        <w:t>Settings</w:t>
+      </w:r>
+      <w:r>
+        <w:t>:</w:t>
+        <w:br/>
+        <w:t xml:space="preserve">   - </w:t>
+      </w:r>
+      <w:r>
+        <w:rPr>
+          <w:b/>
+        </w:rPr>
+        <w:t>Event notifications → set it to 0 minutes (at the time of the event),</w:t>
+        <w:br/>
+        <w:t xml:space="preserve">     Notification.</w:t>
+      </w:r>
+      <w:r>
+        <w:t xml:space="preserve"> This is what makes it pop up. The app cannot set it for you:</w:t>
+        <w:br/>
+        <w:t xml:space="preserve">     a reminder written by the app would belong to the service account, not to</w:t>
+        <w:br/>
+        <w:t xml:space="preserve">     you.</w:t>
+        <w:br/>
+        <w:t xml:space="preserve">   - </w:t>
+      </w:r>
+      <w:r>
+        <w:rPr>
+          <w:b/>
+        </w:rPr>
+        <w:t>Share with specific people</w:t>
+      </w:r>
+      <w:r>
+        <w:t xml:space="preserve"> → add the service account's email (the</w:t>
+        <w:br/>
+        <w:t xml:space="preserve">     </w:t>
+      </w:r>
+      <w:r>
+        <w:rPr>
+          <w:rFonts w:ascii="Consolas" w:hAnsi="Consolas"/>
+          <w:color w:val="334455"/>
+          <w:sz w:val="19"/>
+        </w:rPr>
+        <w:t>client_email</w:t>
+      </w:r>
+      <w:r>
+        <w:t xml:space="preserve"> in the key file, ending in </w:t>
+      </w:r>
+      <w:r>
+        <w:rPr>
+          <w:rFonts w:ascii="Consolas" w:hAnsi="Consolas"/>
+          <w:color w:val="334455"/>
+          <w:sz w:val="19"/>
+        </w:rPr>
+        <w:t>iam.gserviceaccount.com</w:t>
+      </w:r>
+      <w:r>
+        <w:t>) with</w:t>
+        <w:br/>
+        <w:t xml:space="preserve">     </w:t>
+      </w:r>
+      <w:r>
+        <w:rPr>
+          <w:b/>
+        </w:rPr>
+        <w:t>Make changes to events</w:t>
+      </w:r>
+      <w:r>
+        <w:t>.</w:t>
+        <w:br/>
+        <w:t xml:space="preserve">   - </w:t>
+      </w:r>
+      <w:r>
+        <w:rPr>
+          <w:b/>
+        </w:rPr>
+        <w:t>Integrate calendar → Calendar ID</w:t>
+      </w:r>
+      <w:r>
+        <w:t xml:space="preserve"> — copy it.</w:t>
+      </w:r>
+    </w:p>
+    <w:p>
+      <w:pPr>
+        <w:pStyle w:val="ListNumber"/>
+      </w:pPr>
+      <w:r>
+        <w:t xml:space="preserve">In the app, </w:t>
+      </w:r>
+      <w:r>
+        <w:rPr>
+          <w:b/>
+        </w:rPr>
+        <w:t>Settings → Configuration → Push notifications → Calendar ID</w:t>
+      </w:r>
+      <w:r>
+        <w:t>:</w:t>
+        <w:br/>
+        <w:t xml:space="preserve">   paste it and save. Then tick </w:t>
+      </w:r>
+      <w:r>
+        <w:rPr>
+          <w:b/>
+        </w:rPr>
+        <w:t>Calendar</w:t>
+      </w:r>
+      <w:r>
+        <w:t xml:space="preserve"> on the trade-idea row in </w:t>
+      </w:r>
+      <w:r>
+        <w:rPr>
+          <w:b/>
+        </w:rPr>
+        <w:t>General</w:t>
+      </w:r>
+      <w:r>
+        <w:t>.</w:t>
+      </w:r>
+    </w:p>
+    <w:p>
+      <w:r>
+        <w:rPr/>
+        <w:t>If the key file or the Calendar ID is missing, the checkbox simply does nothing.</w:t>
+        <w:br/>
+        <w:t>A problem talking to Google is logged by the options service and never stops the</w:t>
+        <w:br/>
+        <w:t>Discord and Telegram posts.</w:t>
       </w:r>
     </w:p>
     <w:p>

--- a/docs/manuals/user-guide/user-guide.docx
+++ b/docs/manuals/user-guide/user-guide.docx
@@ -25516,7 +25516,7 @@
         <w:rPr/>
         <w:t xml:space="preserve"> row, every trade idea the app</w:t>
         <w:br/>
-        <w:t>posts also creates a short event (five minutes, starting a minute after the post)</w:t>
+        <w:t>posts also creates a short event (five minutes, starting five minutes after the post)</w:t>
         <w:br/>
         <w:t xml:space="preserve">titled with the trade, for example </w:t>
       </w:r>
@@ -25795,6 +25795,28 @@
       </w:r>
       <w:r>
         <w:t>.</w:t>
+      </w:r>
+    </w:p>
+    <w:p>
+      <w:r>
+        <w:rPr/>
+        <w:t>The popup arrives when the event starts, so about five minutes after the Discord</w:t>
+        <w:br/>
+        <w:t>and Telegram post. That gap is deliberate: with a one-minute gap your phone and</w:t>
+        <w:br/>
+        <w:t>browser had not synced the event before its reminder was due, and no popup came.</w:t>
+        <w:br/>
+        <w:t xml:space="preserve">It is </w:t>
+      </w:r>
+      <w:r>
+        <w:rPr>
+          <w:b/>
+        </w:rPr>
+        <w:t>Event starts after the post</w:t>
+      </w:r>
+      <w:r>
+        <w:rPr/>
+        <w:t xml:space="preserve"> under Configuration → Push notifications.</w:t>
       </w:r>
     </w:p>
     <w:p>

--- a/docs/manuals/user-guide/user-guide.docx
+++ b/docs/manuals/user-guide/user-guide.docx
@@ -32,7 +32,7 @@
           <w:color w:val="5B6678"/>
           <w:sz w:val="18"/>
         </w:rPr>
-        <w:t>NeuralStrike · Generated 2026-09-28</w:t>
+        <w:t>NeuralStrike · Generated 2026-09-29</w:t>
       </w:r>
     </w:p>
     <w:p/>
@@ -769,6 +769,32 @@
       </w:r>
       <w:r>
         <w:t xml:space="preserve"> under Settings).</w:t>
+        <w:br/>
+        <w:t xml:space="preserve">  Every trade idea that posts also appears on the public site: the newest three on</w:t>
+        <w:br/>
+        <w:t xml:space="preserve">  the home page, and every card of the last six posting days on </w:t>
+      </w:r>
+      <w:r>
+        <w:rPr>
+          <w:b/>
+        </w:rPr>
+        <w:t>neuralstrike.co/ideas.html</w:t>
+      </w:r>
+      <w:r>
+        <w:t>.</w:t>
+        <w:br/>
+        <w:t xml:space="preserve">  Settings → Configuration → Push notifications → </w:t>
+      </w:r>
+      <w:r>
+        <w:rPr>
+          <w:i/>
+        </w:rPr>
+        <w:t>Public site</w:t>
+      </w:r>
+      <w:r>
+        <w:t xml:space="preserve"> turns that off or</w:t>
+        <w:br/>
+        <w:t xml:space="preserve">  changes how many days are kept; nothing that already posted is taken down by it.</w:t>
       </w:r>
     </w:p>
     <w:p>

--- a/docs/manuals/user-guide/user-guide.docx
+++ b/docs/manuals/user-guide/user-guide.docx
@@ -795,6 +795,45 @@
         <w:t xml:space="preserve"> turns that off or</w:t>
         <w:br/>
         <w:t xml:space="preserve">  changes how many days are kept; nothing that already posted is taken down by it.</w:t>
+        <w:br/>
+        <w:t xml:space="preserve">  Each card also shows </w:t>
+      </w:r>
+      <w:r>
+        <w:rPr>
+          <w:b/>
+        </w:rPr>
+        <w:t>how the idea did</w:t>
+      </w:r>
+      <w:r>
+        <w:t>, measured from the stock price alone:</w:t>
+        <w:br/>
+        <w:t xml:space="preserve">  while it is open, the stock's move since the post and what the trade would pay</w:t>
+        <w:br/>
+        <w:t xml:space="preserve">  </w:t>
+      </w:r>
+      <w:r>
+        <w:rPr>
+          <w:i/>
+        </w:rPr>
+        <w:t>at expiry</w:t>
+      </w:r>
+      <w:r>
+        <w:t xml:space="preserve"> if the stock finished at today's price (a long option is usually worth</w:t>
+        <w:br/>
+        <w:t xml:space="preserve">  more than that before expiry, because of its time value); once it has expired, its</w:t>
+        <w:br/>
+        <w:t xml:space="preserve">  settled result on the expiry-day close. It refreshes every 15 minutes during the</w:t>
+        <w:br/>
+        <w:t xml:space="preserve">  session (</w:t>
+      </w:r>
+      <w:r>
+        <w:rPr>
+          <w:i/>
+        </w:rPr>
+        <w:t>Result refresh</w:t>
+      </w:r>
+      <w:r>
+        <w:t xml:space="preserve"> in the same section).</w:t>
       </w:r>
     </w:p>
     <w:p>

--- a/docs/manuals/user-guide/user-guide.docx
+++ b/docs/manuals/user-guide/user-guide.docx
@@ -802,29 +802,33 @@
         <w:rPr>
           <w:b/>
         </w:rPr>
-        <w:t>how the idea did</w:t>
-      </w:r>
-      <w:r>
-        <w:t>, measured from the stock price alone:</w:t>
-        <w:br/>
-        <w:t xml:space="preserve">  while it is open, the stock's move since the post and what the trade would pay</w:t>
-        <w:br/>
-        <w:t xml:space="preserve">  </w:t>
+        <w:t>how the idea did under the app's own exit rules</w:t>
+      </w:r>
+      <w:r>
+        <w:t xml:space="preserve"> (the</w:t>
+        <w:br/>
+        <w:t xml:space="preserve">  profit target and stop in Settings → Configuration → Trade management): it closes</w:t>
+        <w:br/>
+        <w:t xml:space="preserve">  the first minute its option reaches the target or the stop, and otherwise settles</w:t>
+        <w:br/>
+        <w:t xml:space="preserve">  at intrinsic on the expiry-day close. The option's value is </w:t>
       </w:r>
       <w:r>
         <w:rPr>
           <w:i/>
         </w:rPr>
-        <w:t>at expiry</w:t>
-      </w:r>
-      <w:r>
-        <w:t xml:space="preserve"> if the stock finished at today's price (a long option is usually worth</w:t>
-        <w:br/>
-        <w:t xml:space="preserve">  more than that before expiry, because of its time value); once it has expired, its</w:t>
-        <w:br/>
-        <w:t xml:space="preserve">  settled result on the expiry-day close. It refreshes every 15 minutes during the</w:t>
-        <w:br/>
-        <w:t xml:space="preserve">  session (</w:t>
+        <w:t>modelled</w:t>
+      </w:r>
+      <w:r>
+        <w:t xml:space="preserve"> from the</w:t>
+        <w:br/>
+        <w:t xml:space="preserve">  stock price at the volatility its entry price implied, so no option quote is ever</w:t>
+        <w:br/>
+        <w:t xml:space="preserve">  published, and an open idea shows an estimated value now beside its target. A stop</w:t>
+        <w:br/>
+        <w:t xml:space="preserve">  reached by an overnight gap is booked at the opening value, worse than the stop</w:t>
+        <w:br/>
+        <w:t xml:space="preserve">  itself. It refreshes every 15 minutes during the session (</w:t>
       </w:r>
       <w:r>
         <w:rPr>
@@ -833,7 +837,9 @@
         <w:t>Result refresh</w:t>
       </w:r>
       <w:r>
-        <w:t xml:space="preserve"> in the same section).</w:t>
+        <w:t xml:space="preserve"> in the</w:t>
+        <w:br/>
+        <w:t xml:space="preserve">  same section).</w:t>
       </w:r>
     </w:p>
     <w:p>

--- a/docs/manuals/user-guide/user-guide.docx
+++ b/docs/manuals/user-guide/user-guide.docx
@@ -32,7 +32,7 @@
           <w:color w:val="5B6678"/>
           <w:sz w:val="18"/>
         </w:rPr>
-        <w:t>NeuralStrike · Generated 2026-09-29</w:t>
+        <w:t>NeuralStrike · Generated 2026-09-30</w:t>
       </w:r>
     </w:p>
     <w:p/>
@@ -782,6 +782,12 @@
       </w:r>
       <w:r>
         <w:t>.</w:t>
+        <w:br/>
+        <w:t xml:space="preserve">  Under the home page heading, one line gives the record for those days — how many</w:t>
+        <w:br/>
+        <w:t xml:space="preserve">  hit their target, were stopped out or are still open, and the dollar result of the</w:t>
+        <w:br/>
+        <w:t xml:space="preserve">  ones that have closed.</w:t>
         <w:br/>
         <w:t xml:space="preserve">  Settings → Configuration → Push notifications → </w:t>
       </w:r>

--- a/docs/manuals/user-guide/user-guide.docx
+++ b/docs/manuals/user-guide/user-guide.docx
@@ -32,7 +32,7 @@
           <w:color w:val="5B6678"/>
           <w:sz w:val="18"/>
         </w:rPr>
-        <w:t>NeuralStrike · Generated 2026-09-30</w:t>
+        <w:t>NeuralStrike · Generated 2026-10-01</w:t>
       </w:r>
     </w:p>
     <w:p/>
@@ -4304,6 +4304,45 @@
     <w:p>
       <w:r>
         <w:rPr/>
+        <w:t xml:space="preserve">A </w:t>
+      </w:r>
+      <w:r>
+        <w:rPr>
+          <w:b/>
+        </w:rPr>
+        <w:t>hedging-flow</w:t>
+      </w:r>
+      <w:r>
+        <w:rPr/>
+        <w:t xml:space="preserve"> alert (a hedging surge or reversal — see</w:t>
+        <w:br/>
+      </w:r>
+      <w:r>
+        <w:rPr>
+          <w:color w:val="5D5294"/>
+        </w:rPr>
+        <w:t>Flow Alerts</w:t>
+      </w:r>
+      <w:r>
+        <w:rPr/>
+        <w:t xml:space="preserve">) glows but stays </w:t>
+      </w:r>
+      <w:r>
+        <w:rPr>
+          <w:b/>
+        </w:rPr>
+        <w:t>silent</w:t>
+      </w:r>
+      <w:r>
+        <w:rPr/>
+        <w:t xml:space="preserve"> while its phone push is off,</w:t>
+        <w:br/>
+        <w:t>which is how it ships: it is neither named nor counted in "plus N more".</w:t>
+      </w:r>
+    </w:p>
+    <w:p>
+      <w:r>
+        <w:rPr/>
         <w:t xml:space="preserve">A position that only changes </w:t>
       </w:r>
       <w:r>
@@ -4468,7 +4507,18 @@
         <w:br/>
         <w:t xml:space="preserve">  no time-and-sales tape, so nobody — including this app — can honestly tell you</w:t>
         <w:br/>
-        <w:t xml:space="preserve">  which side initiated.</w:t>
+        <w:t xml:space="preserve">  which side initiated. The one exception is a </w:t>
+      </w:r>
+      <w:r>
+        <w:rPr>
+          <w:b/>
+        </w:rPr>
+        <w:t>hedging</w:t>
+      </w:r>
+      <w:r>
+        <w:t xml:space="preserve"> row, whose buying or</w:t>
+        <w:br/>
+        <w:t xml:space="preserve">  selling is a model's estimate and says so (≈ and "model").</w:t>
       </w:r>
     </w:p>
     <w:p>
@@ -7104,7 +7154,8 @@
         <w:rPr/>
         <w:t xml:space="preserve"> (flow alerts</w:t>
         <w:br/>
-        <w:t xml:space="preserve">today) </w:t>
+        <w:t>today, not counting the hedging-flow alerts, which are an unvalidated model)</w:t>
+        <w:br/>
       </w:r>
       <w:r>
         <w:rPr>
@@ -7263,62 +7314,302 @@
       </w:r>
       <w:r>
         <w:rPr/>
-        <w:t>, newest first — the same</w:t>
-        <w:br/>
-        <w:t>alerts that chime and push to your phone, kept somewhere you can read them.</w:t>
-      </w:r>
-    </w:p>
-    <w:p>
-      <w:r>
-        <w:rPr/>
-        <w:t xml:space="preserve">Four detector types: </w:t>
-      </w:r>
-      <w:r>
-        <w:rPr>
-          <w:b/>
-        </w:rPr>
-        <w:t>Crossover</w:t>
-      </w:r>
-      <w:r>
-        <w:rPr/>
-        <w:t xml:space="preserve"> (call premium overtook put premium, or the</w:t>
-        <w:br/>
-        <w:t xml:space="preserve">reverse), </w:t>
-      </w:r>
-      <w:r>
-        <w:rPr>
-          <w:b/>
-        </w:rPr>
-        <w:t>Unusual activity</w:t>
-      </w:r>
-      <w:r>
-        <w:rPr/>
-        <w:t xml:space="preserve"> (a contract traded far above its open interest),</w:t>
-        <w:br/>
-      </w:r>
-      <w:r>
-        <w:rPr>
-          <w:b/>
-        </w:rPr>
-        <w:t>Gamma flip</w:t>
-      </w:r>
-      <w:r>
-        <w:rPr/>
-        <w:t xml:space="preserve"> (spot crossed the dealer gamma flip) and </w:t>
-      </w:r>
-      <w:r>
-        <w:rPr>
-          <w:b/>
-        </w:rPr>
-        <w:t>Big delta</w:t>
-      </w:r>
-      <w:r>
-        <w:rPr/>
-        <w:t xml:space="preserve"> (one contract</w:t>
-        <w:br/>
-        <w:t>holds an outsized share of the symbol's directional exposure).</w:t>
-      </w:r>
-    </w:p>
+        <w:t>, newest first, kept somewhere</w:t>
+        <w:br/>
+        <w:t>you can read it — whether or not it chimed or reached your phone.</w:t>
+      </w:r>
+    </w:p>
+    <w:p>
+      <w:r>
+        <w:rPr/>
+        <w:t>Six kinds of alert. The screen names each by what happened:</w:t>
+      </w:r>
+    </w:p>
+    <w:tbl>
+      <w:tblPr>
+        <w:tblW w:type="auto" w:w="0"/>
+        <w:jc w:val="left"/>
+        <w:tblLayout w:type="autofit"/>
+        <w:tblLook w:firstColumn="1" w:firstRow="1" w:lastColumn="0" w:lastRow="0" w:noHBand="0" w:noVBand="1" w:val="04A0"/>
+        <w:tblBorders>
+          <w:top w:val="single" w:sz="4" w:space="0" w:color="D8DEE9"/>
+          <w:left w:val="single" w:sz="4" w:space="0" w:color="D8DEE9"/>
+          <w:bottom w:val="single" w:sz="4" w:space="0" w:color="D8DEE9"/>
+          <w:right w:val="single" w:sz="4" w:space="0" w:color="D8DEE9"/>
+          <w:insideH w:val="single" w:sz="4" w:space="0" w:color="D8DEE9"/>
+          <w:insideV w:val="single" w:sz="4" w:space="0" w:color="D8DEE9"/>
+        </w:tblBorders>
+      </w:tblPr>
+      <w:tblGrid>
+        <w:gridCol w:w="4320"/>
+        <w:gridCol w:w="4320"/>
+      </w:tblGrid>
+      <w:tr>
+        <w:tc>
+          <w:tcPr>
+            <w:tcW w:type="dxa" w:w="4320"/>
+            <w:shd w:val="clear" w:color="auto" w:fill="EAF2FB"/>
+          </w:tcPr>
+          <w:p>
+            <w:r>
+              <w:rPr>
+                <w:b/>
+              </w:rPr>
+            </w:r>
+            <w:r>
+              <w:rPr>
+                <w:b/>
+              </w:rPr>
+              <w:t>Type on screen</w:t>
+            </w:r>
+          </w:p>
+        </w:tc>
+        <w:tc>
+          <w:tcPr>
+            <w:tcW w:type="dxa" w:w="4320"/>
+            <w:shd w:val="clear" w:color="auto" w:fill="EAF2FB"/>
+          </w:tcPr>
+          <w:p>
+            <w:r>
+              <w:rPr>
+                <w:b/>
+              </w:rPr>
+            </w:r>
+            <w:r>
+              <w:rPr>
+                <w:b/>
+              </w:rPr>
+              <w:t>What happened</w:t>
+            </w:r>
+          </w:p>
+        </w:tc>
+      </w:tr>
+      <w:tr>
+        <w:tc>
+          <w:tcPr>
+            <w:tcW w:type="dxa" w:w="4320"/>
+          </w:tcPr>
+          <w:p>
+            <w:r/>
+            <w:r>
+              <w:rPr>
+                <w:b/>
+              </w:rPr>
+              <w:t>Premium shift</w:t>
+            </w:r>
+          </w:p>
+        </w:tc>
+        <w:tc>
+          <w:tcPr>
+            <w:tcW w:type="dxa" w:w="4320"/>
+          </w:tcPr>
+          <w:p>
+            <w:r/>
+            <w:r>
+              <w:rPr/>
+              <w:t>Call premium overtook put premium on a symbol, or the reverse.</w:t>
+            </w:r>
+          </w:p>
+        </w:tc>
+      </w:tr>
+      <w:tr>
+        <w:tc>
+          <w:tcPr>
+            <w:tcW w:type="dxa" w:w="4320"/>
+            <w:shd w:val="clear" w:color="auto" w:fill="F4F6FA"/>
+          </w:tcPr>
+          <w:p>
+            <w:r/>
+            <w:r>
+              <w:rPr>
+                <w:b/>
+              </w:rPr>
+              <w:t>Unusual volume</w:t>
+            </w:r>
+          </w:p>
+        </w:tc>
+        <w:tc>
+          <w:tcPr>
+            <w:tcW w:type="dxa" w:w="4320"/>
+            <w:shd w:val="clear" w:color="auto" w:fill="F4F6FA"/>
+          </w:tcPr>
+          <w:p>
+            <w:r/>
+            <w:r>
+              <w:rPr/>
+              <w:t>One contract traded far above its open interest.</w:t>
+            </w:r>
+          </w:p>
+        </w:tc>
+      </w:tr>
+      <w:tr>
+        <w:tc>
+          <w:tcPr>
+            <w:tcW w:type="dxa" w:w="4320"/>
+          </w:tcPr>
+          <w:p>
+            <w:r/>
+            <w:r>
+              <w:rPr>
+                <w:b/>
+              </w:rPr>
+              <w:t>Hedging flip</w:t>
+            </w:r>
+          </w:p>
+        </w:tc>
+        <w:tc>
+          <w:tcPr>
+            <w:tcW w:type="dxa" w:w="4320"/>
+          </w:tcPr>
+          <w:p>
+            <w:r/>
+            <w:r>
+              <w:rPr/>
+              <w:t>Spot crossed the dealer gamma flip, so dealer hedging starts damping moves instead of amplifying them, or the reverse.</w:t>
+            </w:r>
+          </w:p>
+        </w:tc>
+      </w:tr>
+      <w:tr>
+        <w:tc>
+          <w:tcPr>
+            <w:tcW w:type="dxa" w:w="4320"/>
+            <w:shd w:val="clear" w:color="auto" w:fill="F4F6FA"/>
+          </w:tcPr>
+          <w:p>
+            <w:r/>
+            <w:r>
+              <w:rPr>
+                <w:b/>
+              </w:rPr>
+              <w:t>Outsized bet</w:t>
+            </w:r>
+          </w:p>
+        </w:tc>
+        <w:tc>
+          <w:tcPr>
+            <w:tcW w:type="dxa" w:w="4320"/>
+            <w:shd w:val="clear" w:color="auto" w:fill="F4F6FA"/>
+          </w:tcPr>
+          <w:p>
+            <w:r/>
+            <w:r>
+              <w:rPr/>
+              <w:t xml:space="preserve">One contract holds an outsized share of the symbol's directional exposure (the </w:t>
+            </w:r>
+            <w:r>
+              <w:rPr>
+                <w:b/>
+              </w:rPr>
+              <w:t>Share</w:t>
+            </w:r>
+            <w:r>
+              <w:rPr/>
+              <w:t xml:space="preserve"> column).</w:t>
+            </w:r>
+          </w:p>
+        </w:tc>
+      </w:tr>
+      <w:tr>
+        <w:tc>
+          <w:tcPr>
+            <w:tcW w:type="dxa" w:w="4320"/>
+          </w:tcPr>
+          <w:p>
+            <w:r/>
+            <w:r>
+              <w:rPr>
+                <w:b/>
+              </w:rPr>
+              <w:t>Hedging surge</w:t>
+            </w:r>
+          </w:p>
+        </w:tc>
+        <w:tc>
+          <w:tcPr>
+            <w:tcW w:type="dxa" w:w="4320"/>
+          </w:tcPr>
+          <w:p>
+            <w:r/>
+            <w:r>
+              <w:rPr/>
+              <w:t xml:space="preserve">The stock dealers would have to buy or sell to hedge the last 15 minutes of option trades ran several times its normal size. Side: </w:t>
+            </w:r>
+            <w:r>
+              <w:rPr>
+                <w:b/>
+              </w:rPr>
+              <w:t>Dealers buying</w:t>
+            </w:r>
+            <w:r>
+              <w:rPr/>
+              <w:t xml:space="preserve"> (upward pressure, green) or </w:t>
+            </w:r>
+            <w:r>
+              <w:rPr>
+                <w:b/>
+              </w:rPr>
+              <w:t>Dealers selling</w:t>
+            </w:r>
+            <w:r>
+              <w:rPr/>
+              <w:t xml:space="preserve"> (downward, red).</w:t>
+            </w:r>
+          </w:p>
+        </w:tc>
+      </w:tr>
+      <w:tr>
+        <w:tc>
+          <w:tcPr>
+            <w:tcW w:type="dxa" w:w="4320"/>
+            <w:shd w:val="clear" w:color="auto" w:fill="F4F6FA"/>
+          </w:tcPr>
+          <w:p>
+            <w:r/>
+            <w:r>
+              <w:rPr>
+                <w:b/>
+              </w:rPr>
+              <w:t>Hedging reversal</w:t>
+            </w:r>
+          </w:p>
+        </w:tc>
+        <w:tc>
+          <w:tcPr>
+            <w:tcW w:type="dxa" w:w="4320"/>
+            <w:shd w:val="clear" w:color="auto" w:fill="F4F6FA"/>
+          </w:tcPr>
+          <w:p>
+            <w:r/>
+            <w:r>
+              <w:rPr/>
+              <w:t xml:space="preserve">The day's running hedging total changed sign: </w:t>
+            </w:r>
+            <w:r>
+              <w:rPr>
+                <w:b/>
+              </w:rPr>
+              <w:t>Now buying</w:t>
+            </w:r>
+            <w:r>
+              <w:rPr/>
+              <w:t xml:space="preserve"> or </w:t>
+            </w:r>
+            <w:r>
+              <w:rPr>
+                <w:b/>
+              </w:rPr>
+              <w:t>Now selling</w:t>
+            </w:r>
+            <w:r>
+              <w:rPr/>
+              <w:t>.</w:t>
+            </w:r>
+          </w:p>
+        </w:tc>
+      </w:tr>
+    </w:tbl>
+    <w:p/>
     <w:p>
       <w:r>
         <w:rPr/>
@@ -7376,15 +7667,337 @@
         <w:rPr>
           <w:b/>
         </w:rPr>
-        <w:t>No alert can tell a buy from a sell</w:t>
-      </w:r>
-      <w:r>
-        <w:rPr/>
-        <w:t xml:space="preserve"> — Schwab publishes no options tape. Read</w:t>
-        <w:br/>
-        <w:t>every row as "something large happened here", then use price and gamma to decide</w:t>
-        <w:br/>
-        <w:t>direction.</w:t>
+        <w:t>The first four cannot tell a buy from a sell</w:t>
+      </w:r>
+      <w:r>
+        <w:rPr/>
+        <w:t xml:space="preserve"> — Schwab publishes no options</w:t>
+        <w:br/>
+        <w:t>tape. Read those rows as "something large happened here", then use price and gamma</w:t>
+        <w:br/>
+        <w:t>to decide direction.</w:t>
+      </w:r>
+    </w:p>
+    <w:p>
+      <w:pPr>
+        <w:pStyle w:val="Heading3"/>
+      </w:pPr>
+      <w:r>
+        <w:rPr/>
+        <w:t>The two hedging-flow alerts</w:t>
+      </w:r>
+    </w:p>
+    <w:p>
+      <w:r>
+        <w:rPr>
+          <w:b/>
+        </w:rPr>
+        <w:t>Hedging surge</w:t>
+      </w:r>
+      <w:r>
+        <w:rPr/>
+        <w:t xml:space="preserve"> and </w:t>
+      </w:r>
+      <w:r>
+        <w:rPr>
+          <w:b/>
+        </w:rPr>
+        <w:t>Hedging reversal</w:t>
+      </w:r>
+      <w:r>
+        <w:rPr/>
+        <w:t xml:space="preserve"> watch only </w:t>
+      </w:r>
+      <w:r>
+        <w:rPr>
+          <w:rFonts w:ascii="Consolas" w:hAnsi="Consolas"/>
+          <w:color w:val="334455"/>
+          <w:sz w:val="19"/>
+        </w:rPr>
+        <w:t>$SPX</w:t>
+      </w:r>
+      <w:r>
+        <w:rPr/>
+        <w:t>, SPY, QQQ and IWM, during</w:t>
+        <w:br/>
+        <w:t>regular hours (08:30–15:00 CT). They are the one place this app names a direction,</w:t>
+        <w:br/>
+        <w:t xml:space="preserve">and that direction is a </w:t>
+      </w:r>
+      <w:r>
+        <w:rPr>
+          <w:b/>
+        </w:rPr>
+        <w:t>model's estimate</w:t>
+      </w:r>
+      <w:r>
+        <w:rPr/>
+        <w:t>, never an observation: each minute, every</w:t>
+        <w:br/>
+        <w:t>option contract's new volume is labelled bought or sold by where its last trade price</w:t>
+        <w:br/>
+        <w:t>sat against the bid and ask, and turned into the stock a dealer on the other side</w:t>
+        <w:br/>
+        <w:t xml:space="preserve">would trade to stay hedged. That is why their dollar figures carry </w:t>
+      </w:r>
+      <w:r>
+        <w:rPr>
+          <w:b/>
+        </w:rPr>
+        <w:t>≈</w:t>
+      </w:r>
+      <w:r>
+        <w:rPr/>
+        <w:t xml:space="preserve"> and their</w:t>
+        <w:br/>
+        <w:t xml:space="preserve">detail ends in </w:t>
+      </w:r>
+      <w:r>
+        <w:rPr>
+          <w:b/>
+        </w:rPr>
+        <w:t>model</w:t>
+      </w:r>
+      <w:r>
+        <w:rPr/>
+        <w:t>. It is a home-built imitation of the idea behind SpotGamma's</w:t>
+        <w:br/>
+        <w:t>HIRO, not SpotGamma's number. Trades exactly at the midpoint, or on a quote that</w:t>
+        <w:br/>
+        <w:t>cannot be read, get no label; a surge does not fire when more than half of the</w:t>
+        <w:br/>
+        <w:t>window's volume had none.</w:t>
+      </w:r>
+    </w:p>
+    <w:p>
+      <w:r>
+        <w:rPr/>
+        <w:t xml:space="preserve">They ship </w:t>
+      </w:r>
+      <w:r>
+        <w:rPr>
+          <w:b/>
+        </w:rPr>
+        <w:t>quiet and private</w:t>
+      </w:r>
+      <w:r>
+        <w:rPr/>
+        <w:t>, because nobody has yet shown that they lead price:</w:t>
+      </w:r>
+    </w:p>
+    <w:p>
+      <w:pPr>
+        <w:pStyle w:val="ListBullet"/>
+      </w:pPr>
+      <w:r>
+        <w:t xml:space="preserve">They </w:t>
+      </w:r>
+      <w:r>
+        <w:rPr>
+          <w:b/>
+        </w:rPr>
+        <w:t>never chime or pop up a toast</w:t>
+      </w:r>
+      <w:r>
+        <w:t>, whatever the settings.</w:t>
+      </w:r>
+    </w:p>
+    <w:p>
+      <w:pPr>
+        <w:pStyle w:val="ListBullet"/>
+      </w:pPr>
+      <w:r>
+        <w:t xml:space="preserve">They </w:t>
+      </w:r>
+      <w:r>
+        <w:rPr>
+          <w:b/>
+        </w:rPr>
+        <w:t>do not reach your phone</w:t>
+      </w:r>
+      <w:r>
+        <w:t xml:space="preserve"> and the </w:t>
+      </w:r>
+      <w:r>
+        <w:rPr>
+          <w:b/>
+        </w:rPr>
+        <w:t>Desk does not speak them</w:t>
+      </w:r>
+      <w:r>
+        <w:t xml:space="preserve"> (the row still</w:t>
+        <w:br/>
+        <w:t xml:space="preserve">  glows).</w:t>
+      </w:r>
+    </w:p>
+    <w:p>
+      <w:pPr>
+        <w:pStyle w:val="ListBullet"/>
+      </w:pPr>
+      <w:r>
+        <w:t xml:space="preserve">They are </w:t>
+      </w:r>
+      <w:r>
+        <w:rPr>
+          <w:b/>
+        </w:rPr>
+        <w:t>hidden on the public live screens</w:t>
+      </w:r>
+      <w:r>
+        <w:t xml:space="preserve"> and in the website's gallery</w:t>
+        <w:br/>
+        <w:t xml:space="preserve">  pictures.</w:t>
+      </w:r>
+    </w:p>
+    <w:p>
+      <w:pPr>
+        <w:pStyle w:val="ListBullet"/>
+      </w:pPr>
+      <w:r>
+        <w:t xml:space="preserve">They </w:t>
+      </w:r>
+      <w:r>
+        <w:rPr>
+          <w:b/>
+        </w:rPr>
+        <w:t>do not count</w:t>
+      </w:r>
+      <w:r>
+        <w:t xml:space="preserve"> toward the Opportunity Board's </w:t>
+      </w:r>
+      <w:r>
+        <w:rPr>
+          <w:b/>
+        </w:rPr>
+        <w:t>Flow alerts</w:t>
+      </w:r>
+      <w:r>
+        <w:t xml:space="preserve"> column or its</w:t>
+        <w:br/>
+        <w:t xml:space="preserve">  score, or the end-of-day mover counts.</w:t>
+      </w:r>
+    </w:p>
+    <w:p>
+      <w:r>
+        <w:rPr>
+          <w:b/>
+        </w:rPr>
+        <w:t>When to turn them on.</w:t>
+      </w:r>
+      <w:r>
+        <w:rPr/>
+        <w:t xml:space="preserve"> A report scores them every weekday at 16:10 CT (see the</w:t>
+        <w:br/>
+        <w:t>Technical Reference). Leave them quiet until several sessions of that report show</w:t>
+        <w:br/>
+        <w:t xml:space="preserve">their hit rates </w:t>
+      </w:r>
+      <w:r>
+        <w:rPr>
+          <w:b/>
+        </w:rPr>
+        <w:t>well above the base rate</w:t>
+      </w:r>
+      <w:r>
+        <w:rPr/>
+        <w:t xml:space="preserve"> — how often price simply moved that way</w:t>
+        <w:br/>
+        <w:t xml:space="preserve">anyway. Then, in </w:t>
+      </w:r>
+      <w:r>
+        <w:rPr>
+          <w:b/>
+        </w:rPr>
+        <w:t>Settings → Configuration → Flow alerts → Hedging flow (HIRO</w:t>
+        <w:br/>
+        <w:t>model)</w:t>
+      </w:r>
+      <w:r>
+        <w:rPr/>
+        <w:t>:</w:t>
+      </w:r>
+    </w:p>
+    <w:p>
+      <w:pPr>
+        <w:pStyle w:val="ListBullet"/>
+      </w:pPr>
+      <w:r>
+        <w:rPr>
+          <w:b/>
+        </w:rPr>
+        <w:t>Send hedging-flow pushes to the phone</w:t>
+      </w:r>
+      <w:r>
+        <w:t xml:space="preserve"> — sends reversals and the strongest surges</w:t>
+        <w:br/>
+        <w:t xml:space="preserve">  (at </w:t>
+      </w:r>
+      <w:r>
+        <w:rPr>
+          <w:b/>
+        </w:rPr>
+        <w:t>Push surges at</w:t>
+      </w:r>
+      <w:r>
+        <w:t>, 4× normal by default) to your phone, and lets the Desk speak</w:t>
+        <w:br/>
+        <w:t xml:space="preserve">  them. Which channels they go to is the </w:t>
+      </w:r>
+      <w:r>
+        <w:rPr>
+          <w:b/>
+        </w:rPr>
+        <w:t>Hedging flow</w:t>
+      </w:r>
+      <w:r>
+        <w:t xml:space="preserve"> row under </w:t>
+      </w:r>
+      <w:r>
+        <w:rPr>
+          <w:b/>
+        </w:rPr>
+        <w:t>Settings →</w:t>
+        <w:br/>
+        <w:t xml:space="preserve">  General → Push notifications</w:t>
+      </w:r>
+      <w:r>
+        <w:t>.</w:t>
+      </w:r>
+    </w:p>
+    <w:p>
+      <w:pPr>
+        <w:pStyle w:val="ListBullet"/>
+      </w:pPr>
+      <w:r>
+        <w:rPr>
+          <w:b/>
+        </w:rPr>
+        <w:t>Show hedging-flow alerts on the public screens</w:t>
+      </w:r>
+      <w:r>
+        <w:t xml:space="preserve"> — shows them on the public</w:t>
+        <w:br/>
+        <w:t xml:space="preserve">  Flow Alerts and Desk screens. Turning it off again leaves alerts already shown there</w:t>
+        <w:br/>
+        <w:t xml:space="preserve">  until the list resets overnight.</w:t>
+      </w:r>
+    </w:p>
+    <w:p>
+      <w:r>
+        <w:rPr/>
+        <w:t xml:space="preserve">Either switch applies to alerts fired </w:t>
+      </w:r>
+      <w:r>
+        <w:rPr>
+          <w:b/>
+        </w:rPr>
+        <w:t>after</w:t>
+      </w:r>
+      <w:r>
+        <w:rPr/>
+        <w:t xml:space="preserve"> the change: each alert carries the</w:t>
+        <w:br/>
+        <w:t>setting it was fired under, so the rows already on today's list keep theirs.</w:t>
       </w:r>
     </w:p>
     <w:p>
@@ -25297,7 +25910,7 @@
       <w:r>
         <w:t xml:space="preserve"> — one row per kind of phone alert (new scanner signals,</w:t>
         <w:br/>
-        <w:t xml:space="preserve">  unusual options activity, premium crossover, gamma flip, the position action</w:t>
+        <w:t xml:space="preserve">  unusual options activity, premium crossover, gamma flip, hedging flow, the position action</w:t>
         <w:br/>
         <w:t xml:space="preserve">  digest, the end-of-day summary, the Dealer Positioning briefings, the market</w:t>
         <w:br/>

--- a/docs/manuals/user-guide/user-guide.docx
+++ b/docs/manuals/user-guide/user-guide.docx
@@ -7939,9 +7939,22 @@
         <w:t>Push surges at</w:t>
       </w:r>
       <w:r>
-        <w:t>, 4× normal by default) to your phone, and lets the Desk speak</w:t>
-        <w:br/>
-        <w:t xml:space="preserve">  them. Which channels they go to is the </w:t>
+        <w:t>, 4× normal by default) to your phone. The Desk then speaks</w:t>
+        <w:br/>
+        <w:t xml:space="preserve">  every reversal and every surge at or above the surge bar (</w:t>
+      </w:r>
+      <w:r>
+        <w:rPr>
+          <w:b/>
+        </w:rPr>
+        <w:t>Surge at</w:t>
+      </w:r>
+      <w:r>
+        <w:t>, 3× normal by</w:t>
+        <w:br/>
+        <w:t xml:space="preserve">  default), while only surges at or above the push bar reach the phone. Which channels</w:t>
+        <w:br/>
+        <w:t xml:space="preserve">  they go to is the </w:t>
       </w:r>
       <w:r>
         <w:rPr>
@@ -7956,9 +7969,9 @@
         <w:rPr>
           <w:b/>
         </w:rPr>
-        <w:t>Settings →</w:t>
-        <w:br/>
-        <w:t xml:space="preserve">  General → Push notifications</w:t>
+        <w:t>Settings → General → Push</w:t>
+        <w:br/>
+        <w:t xml:space="preserve">  notifications</w:t>
       </w:r>
       <w:r>
         <w:t>.</w:t>

--- a/docs/manuals/user-guide/user-guide.docx
+++ b/docs/manuals/user-guide/user-guide.docx
@@ -32,7 +32,7 @@
           <w:color w:val="5B6678"/>
           <w:sz w:val="18"/>
         </w:rPr>
-        <w:t>NeuralStrike · Generated 2026-10-01</w:t>
+        <w:t>NeuralStrike · Generated 2026-10-02</w:t>
       </w:r>
     </w:p>
     <w:p/>
@@ -7625,19 +7625,40 @@
         <w:rPr/>
         <w:t>. Filter by</w:t>
         <w:br/>
-        <w:t xml:space="preserve">type or symbol — filtering is instant. </w:t>
-      </w:r>
-      <w:r>
-        <w:rPr>
-          <w:b/>
-        </w:rPr>
-        <w:t>Click any row</w:t>
-      </w:r>
-      <w:r>
-        <w:rPr/>
-        <w:t xml:space="preserve"> to open Dealer Positioning</w:t>
-        <w:br/>
-        <w:t>for that symbol.</w:t>
+        <w:t xml:space="preserve">symbol, or click the </w:t>
+      </w:r>
+      <w:r>
+        <w:rPr>
+          <w:b/>
+        </w:rPr>
+        <w:t>Alert type</w:t>
+      </w:r>
+      <w:r>
+        <w:rPr/>
+        <w:t xml:space="preserve"> chips to switch a type off or on (</w:t>
+      </w:r>
+      <w:r>
+        <w:rPr>
+          <w:b/>
+        </w:rPr>
+        <w:t>All</w:t>
+      </w:r>
+      <w:r>
+        <w:rPr/>
+        <w:t xml:space="preserve"> shows</w:t>
+        <w:br/>
+        <w:t>every type) — filtering is instant, and the types you switch off are remembered.</w:t>
+        <w:br/>
+      </w:r>
+      <w:r>
+        <w:rPr>
+          <w:b/>
+        </w:rPr>
+        <w:t>Click a symbol</w:t>
+      </w:r>
+      <w:r>
+        <w:rPr/>
+        <w:t xml:space="preserve"> (the dotted underline) to open Dealer Positioning for it.</w:t>
       </w:r>
     </w:p>
     <w:p>

--- a/docs/manuals/user-guide/user-guide.docx
+++ b/docs/manuals/user-guide/user-guide.docx
@@ -24282,7 +24282,31 @@
         <w:t>Archive</w:t>
       </w:r>
       <w:r>
-        <w:t xml:space="preserve"> list reopens any past date.</w:t>
+        <w:t xml:space="preserve"> dropdown reopens any past report, one month at a time: pick a</w:t>
+        <w:br/>
+        <w:t xml:space="preserve">  month (each shows how many reports it holds, newest month first) and that</w:t>
+        <w:br/>
+        <w:t xml:space="preserve">  month's days appear below it, each with a </w:t>
+      </w:r>
+      <w:r>
+        <w:rPr>
+          <w:b/>
+        </w:rPr>
+        <w:t>Summary</w:t>
+      </w:r>
+      <w:r>
+        <w:t xml:space="preserve"> and a </w:t>
+      </w:r>
+      <w:r>
+        <w:rPr>
+          <w:b/>
+        </w:rPr>
+        <w:t>Detail</w:t>
+      </w:r>
+      <w:r>
+        <w:t xml:space="preserve"> link</w:t>
+        <w:br/>
+        <w:t xml:space="preserve">  that open in a new tab.</w:t>
       </w:r>
     </w:p>
     <w:p>

--- a/docs/manuals/user-guide/user-guide.docx
+++ b/docs/manuals/user-guide/user-guide.docx
@@ -32,7 +32,7 @@
           <w:color w:val="5B6678"/>
           <w:sz w:val="18"/>
         </w:rPr>
-        <w:t>NeuralStrike · Generated 2026-10-02</w:t>
+        <w:t>NeuralStrike · Generated 2026-10-03</w:t>
       </w:r>
     </w:p>
     <w:p/>
@@ -25506,7 +25506,7 @@
               <w:rPr>
                 <w:b/>
               </w:rPr>
-              <w:t>Sector map</w:t>
+              <w:t>Local market data</w:t>
             </w:r>
           </w:p>
         </w:tc>
@@ -25519,7 +25519,7 @@
             <w:r/>
             <w:r>
               <w:rPr/>
-              <w:t>Which sector each symbol counts toward for the sector cap</w:t>
+              <w:t>Whether the app may reuse market data it has already fetched from Schwab instead of asking again, how old that data may be, and how often watchlist symbols are fetched. See the note below</w:t>
             </w:r>
           </w:p>
         </w:tc>
@@ -25535,7 +25535,7 @@
               <w:rPr>
                 <w:b/>
               </w:rPr>
-              <w:t>Commissions</w:t>
+              <w:t>Sector map</w:t>
             </w:r>
           </w:p>
         </w:tc>
@@ -25547,7 +25547,7 @@
             <w:r/>
             <w:r>
               <w:rPr/>
-              <w:t>Schwab's per-contract rates</w:t>
+              <w:t>Which sector each symbol counts toward for the sector cap</w:t>
             </w:r>
           </w:p>
         </w:tc>
@@ -25564,7 +25564,7 @@
               <w:rPr>
                 <w:b/>
               </w:rPr>
-              <w:t>Ports / Environments</w:t>
+              <w:t>Commissions</w:t>
             </w:r>
           </w:p>
         </w:tc>
@@ -25577,6 +25577,34 @@
             <w:r/>
             <w:r>
               <w:rPr/>
+              <w:t>Schwab's per-contract rates</w:t>
+            </w:r>
+          </w:p>
+        </w:tc>
+      </w:tr>
+      <w:tr>
+        <w:tc>
+          <w:tcPr>
+            <w:tcW w:type="dxa" w:w="4320"/>
+          </w:tcPr>
+          <w:p>
+            <w:r/>
+            <w:r>
+              <w:rPr>
+                <w:b/>
+              </w:rPr>
+              <w:t>Ports / Environments</w:t>
+            </w:r>
+          </w:p>
+        </w:tc>
+        <w:tc>
+          <w:tcPr>
+            <w:tcW w:type="dxa" w:w="4320"/>
+          </w:tcPr>
+          <w:p>
+            <w:r/>
+            <w:r>
+              <w:rPr/>
               <w:t>Shown for reference only</w:t>
             </w:r>
           </w:p>
@@ -25786,6 +25814,90 @@
     </w:p>
     <w:p>
       <w:pPr>
+        <w:pStyle w:val="IntenseQuote"/>
+      </w:pPr>
+      <w:r>
+        <w:rPr>
+          <w:b/>
+        </w:rPr>
+        <w:t>Local market data ships switched to counting only.</w:t>
+      </w:r>
+      <w:r>
+        <w:rPr/>
+        <w:t xml:space="preserve"> Its </w:t>
+      </w:r>
+      <w:r>
+        <w:rPr>
+          <w:b/>
+        </w:rPr>
+        <w:t>Mode</w:t>
+      </w:r>
+      <w:r>
+        <w:rPr/>
+        <w:t xml:space="preserve"> has three</w:t>
+        <w:br/>
+        <w:t xml:space="preserve">settings. </w:t>
+      </w:r>
+      <w:r>
+        <w:rPr>
+          <w:b/>
+        </w:rPr>
+        <w:t>Off</w:t>
+      </w:r>
+      <w:r>
+        <w:rPr/>
+        <w:t xml:space="preserve"> asks Schwab for everything. </w:t>
+      </w:r>
+      <w:r>
+        <w:rPr>
+          <w:b/>
+        </w:rPr>
+        <w:t>Shadow</w:t>
+      </w:r>
+      <w:r>
+        <w:rPr/>
+        <w:t xml:space="preserve"> — the setting it ships</w:t>
+        <w:br/>
+        <w:t>with — still asks Schwab for everything and only counts how many requests it</w:t>
+        <w:br/>
+      </w:r>
+      <w:r>
+        <w:rPr>
+          <w:i/>
+        </w:rPr>
+        <w:t>could</w:t>
+      </w:r>
+      <w:r>
+        <w:rPr/>
+        <w:t xml:space="preserve"> have answered from data it already held. </w:t>
+      </w:r>
+      <w:r>
+        <w:rPr>
+          <w:b/>
+        </w:rPr>
+        <w:t>On</w:t>
+      </w:r>
+      <w:r>
+        <w:rPr/>
+        <w:t xml:space="preserve"> answers those repeat</w:t>
+        <w:br/>
+        <w:t>requests locally, which lowers the number of Schwab calls and means a figure can</w:t>
+        <w:br/>
+        <w:t>be as old as the time limits in this category allow. Two further switches in the</w:t>
+        <w:br/>
+        <w:t>same category are also off: the scanner fetching one wide option chain per symbol</w:t>
+        <w:br/>
+        <w:t>in place of three, and fetching watchlist symbols every third minute in place of</w:t>
+        <w:br/>
+        <w:t>every minute. Changes in this category apply at once — no restart. Nothing in it</w:t>
+        <w:br/>
+        <w:t>has been measured on the live system yet, so leave it on Shadow until the counts</w:t>
+        <w:br/>
+        <w:t>have been read.</w:t>
+      </w:r>
+    </w:p>
+    <w:p>
+      <w:pPr>
         <w:pStyle w:val="Heading3"/>
       </w:pPr>
       <w:r>
@@ -26187,7 +26299,31 @@
       <w:r>
         <w:t xml:space="preserve"> (counted at each call site), for today, the last 7 days</w:t>
         <w:br/>
-        <w:t xml:space="preserve">  and the last 30.</w:t>
+        <w:t xml:space="preserve">  and the last 30. Under the Schwab counts, </w:t>
+      </w:r>
+      <w:r>
+        <w:rPr>
+          <w:b/>
+        </w:rPr>
+        <w:t>Answered locally today</w:t>
+      </w:r>
+      <w:r>
+        <w:t xml:space="preserve"> is the number</w:t>
+        <w:br/>
+        <w:t xml:space="preserve">  of requests the gateway answered from data it already held. Those requests never</w:t>
+        <w:br/>
+        <w:t xml:space="preserve">  went to Schwab, so they are not in the Schwab counts. It stays at zero while</w:t>
+        <w:br/>
+        <w:t xml:space="preserve">  </w:t>
+      </w:r>
+      <w:r>
+        <w:rPr>
+          <w:b/>
+        </w:rPr>
+        <w:t>Local market data</w:t>
+      </w:r>
+      <w:r>
+        <w:t xml:space="preserve"> is on Shadow, the setting it ships with.</w:t>
       </w:r>
     </w:p>
     <w:p>

--- a/docs/manuals/user-guide/user-guide.docx
+++ b/docs/manuals/user-guide/user-guide.docx
@@ -17278,7 +17278,7 @@
       </w:r>
       <w:r>
         <w:rPr/>
-        <w:t xml:space="preserve"> on trading days — there is no 15:00 run. So a target hit at 09:15</w:t>
+        <w:t xml:space="preserve"> on trading days. So a target hit at 09:15</w:t>
         <w:br/>
         <w:t xml:space="preserve">is acted on at 10:00 unless you press </w:t>
       </w:r>
@@ -17291,6 +17291,38 @@
       <w:r>
         <w:rPr/>
         <w:t xml:space="preserve"> yourself.</w:t>
+      </w:r>
+    </w:p>
+    <w:p>
+      <w:pPr>
+        <w:pStyle w:val="IntenseQuote"/>
+      </w:pPr>
+      <w:r>
+        <w:rPr>
+          <w:b/>
+        </w:rPr>
+        <w:t>Expiry is settled separately, at 15:05 CT.</w:t>
+      </w:r>
+      <w:r>
+        <w:rPr/>
+        <w:t xml:space="preserve"> A position that reaches its</w:t>
+        <w:br/>
+        <w:t>expiration is closed at its intrinsic value against that day's closing price,</w:t>
+        <w:br/>
+        <w:t>on a pass that does nothing else (no new entries, no exit rules). If that pass</w:t>
+        <w:br/>
+        <w:t xml:space="preserve">is missed, the next morning's cycle settles it against the </w:t>
+      </w:r>
+      <w:r>
+        <w:rPr>
+          <w:b/>
+        </w:rPr>
+        <w:t>expiration day's</w:t>
+      </w:r>
+      <w:r>
+        <w:rPr/>
+        <w:br/>
+        <w:t>close, not the morning's price. The Paper Ledger settles on the same pass.</w:t>
       </w:r>
     </w:p>
     <w:p>

--- a/docs/manuals/user-guide/user-guide.docx
+++ b/docs/manuals/user-guide/user-guide.docx
@@ -32,7 +32,7 @@
           <w:color w:val="5B6678"/>
           <w:sz w:val="18"/>
         </w:rPr>
-        <w:t>NeuralStrike · Generated 2026-10-03</w:t>
+        <w:t>NeuralStrike · Generated 2026-10-04</w:t>
       </w:r>
     </w:p>
     <w:p/>
@@ -25174,95 +25174,31 @@
     </w:p>
     <w:p>
       <w:pPr>
-        <w:pStyle w:val="Heading2"/>
-      </w:pPr>
-      <w:r>
-        <w:rPr/>
-        <w:t>Settings</w:t>
-      </w:r>
-    </w:p>
-    <w:p>
-      <w:r>
-        <w:rPr>
-          <w:b/>
-        </w:rPr>
-        <w:t>Route:</w:t>
-      </w:r>
-      <w:r>
-        <w:rPr/>
-        <w:t xml:space="preserve"> </w:t>
-      </w:r>
-      <w:r>
-        <w:rPr>
-          <w:rFonts w:ascii="Consolas" w:hAnsi="Consolas"/>
-          <w:color w:val="334455"/>
-          <w:sz w:val="19"/>
-        </w:rPr>
-        <w:t>/settings</w:t>
-      </w:r>
-      <w:r>
-        <w:rPr/>
-        <w:t xml:space="preserve"> — a standalone item at the </w:t>
-      </w:r>
-      <w:r>
-        <w:rPr>
-          <w:b/>
-        </w:rPr>
-        <w:t>foot of the rail</w:t>
-      </w:r>
-      <w:r>
-        <w:rPr/>
-        <w:t>, with System</w:t>
-        <w:br/>
-        <w:t xml:space="preserve">Status and Stop All Services. It has three tabs: </w:t>
-      </w:r>
-      <w:r>
-        <w:rPr>
-          <w:b/>
-        </w:rPr>
-        <w:t>General</w:t>
-      </w:r>
-      <w:r>
-        <w:rPr/>
-        <w:t xml:space="preserve"> (your app preferences),</w:t>
-        <w:br/>
-      </w:r>
-      <w:r>
-        <w:rPr>
-          <w:b/>
-        </w:rPr>
-        <w:t>Appearance</w:t>
-      </w:r>
-      <w:r>
-        <w:rPr/>
-        <w:t xml:space="preserve"> (every colour and font) and </w:t>
-      </w:r>
-      <w:r>
-        <w:rPr>
-          <w:b/>
-        </w:rPr>
-        <w:t>Configuration</w:t>
-      </w:r>
-      <w:r>
-        <w:rPr/>
-        <w:t xml:space="preserve"> (the trading settings).</w:t>
-      </w:r>
-    </w:p>
-    <w:p>
-      <w:pPr>
         <w:pStyle w:val="Heading3"/>
       </w:pPr>
       <w:r>
         <w:rPr/>
-        <w:t>Configuration</w:t>
-      </w:r>
-    </w:p>
-    <w:p>
-      <w:r>
-        <w:rPr/>
-        <w:t>Every setting the trading services use — the thresholds that used to mean editing</w:t>
-        <w:br/>
-        <w:t>a file on the server — in one place, grouped by what they do:</w:t>
+        <w:t>Server alerts — being told when you are not looking</w:t>
+      </w:r>
+    </w:p>
+    <w:p>
+      <w:r>
+        <w:rPr/>
+        <w:t>The health board only helps while it is open. Three things now reach your phone</w:t>
+        <w:br/>
+        <w:t xml:space="preserve">on their own, through the </w:t>
+      </w:r>
+      <w:r>
+        <w:rPr>
+          <w:b/>
+        </w:rPr>
+        <w:t>Server alerts</w:t>
+      </w:r>
+      <w:r>
+        <w:rPr/>
+        <w:t xml:space="preserve"> row under Settings → General → Push</w:t>
+        <w:br/>
+        <w:t>notifications (Discord and Telegram, both ticked as shipped):</w:t>
       </w:r>
     </w:p>
     <w:tbl>
@@ -25300,7 +25236,7 @@
               <w:rPr>
                 <w:b/>
               </w:rPr>
-              <w:t>Category</w:t>
+              <w:t>Alert</w:t>
             </w:r>
           </w:p>
         </w:tc>
@@ -25319,7 +25255,7 @@
               <w:rPr>
                 <w:b/>
               </w:rPr>
-              <w:t>What it controls</w:t>
+              <w:t>When it is sent</w:t>
             </w:r>
           </w:p>
         </w:tc>
@@ -25335,7 +25271,7 @@
               <w:rPr>
                 <w:b/>
               </w:rPr>
-              <w:t>Trade selection</w:t>
+              <w:t>A part of the app is down and staying down</w:t>
             </w:r>
           </w:p>
         </w:tc>
@@ -25347,7 +25283,7 @@
             <w:r/>
             <w:r>
               <w:rPr/>
-              <w:t>Volatility (IV rank) floors and ceilings, minimum credit, directional and single-option rules, the score a signal needs to be recorded</w:t>
+              <w:t>A service crashed and used up its automatic restarts. One crash that restarts cleanly sends nothing.</w:t>
             </w:r>
           </w:p>
         </w:tc>
@@ -25364,7 +25300,7 @@
               <w:rPr>
                 <w:b/>
               </w:rPr>
-              <w:t>Exits &amp; trade management</w:t>
+              <w:t>A scheduled job failed</w:t>
             </w:r>
           </w:p>
         </w:tc>
@@ -25377,7 +25313,7 @@
             <w:r/>
             <w:r>
               <w:rPr/>
-              <w:t>Take profit, stop loss, time and delta stops, the profit-lock ladder, per-structure rules, Rescue board warnings</w:t>
+              <w:t>The nightly backup, the end-of-day report or another timed job exited with an error.</w:t>
             </w:r>
           </w:p>
         </w:tc>
@@ -25393,7 +25329,7 @@
               <w:rPr>
                 <w:b/>
               </w:rPr>
-              <w:t>Paper books</w:t>
+              <w:t>The Schwab sign-in is about to run out</w:t>
             </w:r>
           </w:p>
         </w:tc>
@@ -25405,7 +25341,261 @@
             <w:r/>
             <w:r>
               <w:rPr/>
-              <w:t>The largest loss one trade may carry in each paper book</w:t>
+              <w:t>Checked every day at 07:30 CT, weekends included. Sent when 48 hours or fewer are left, when it has already expired or been rejected, and when the check cannot read the answer.</w:t>
+            </w:r>
+          </w:p>
+        </w:tc>
+      </w:tr>
+    </w:tbl>
+    <w:p/>
+    <w:p>
+      <w:r>
+        <w:rPr/>
+        <w:t>The Schwab sign-in lasts 7 days and only you can renew it (</w:t>
+      </w:r>
+      <w:r>
+        <w:rPr>
+          <w:b/>
+        </w:rPr>
+        <w:t>Re-authorize</w:t>
+      </w:r>
+      <w:r>
+        <w:rPr/>
+        <w:t xml:space="preserve"> on</w:t>
+        <w:br/>
+        <w:t>the gateway card). When it lapses all market data stops, so the warning repeats</w:t>
+        <w:br/>
+        <w:t>each morning until you sign in again. A part that stays down is reported again</w:t>
+        <w:br/>
+        <w:t>every 6 hours. Both numbers, and the time of the daily check, are under</w:t>
+        <w:br/>
+        <w:t>Settings → Configuration (</w:t>
+      </w:r>
+      <w:r>
+        <w:rPr>
+          <w:i/>
+        </w:rPr>
+        <w:t>Push notifications</w:t>
+      </w:r>
+      <w:r>
+        <w:rPr/>
+        <w:t xml:space="preserve"> → </w:t>
+      </w:r>
+      <w:r>
+        <w:rPr>
+          <w:i/>
+        </w:rPr>
+        <w:t>Server alerts</w:t>
+      </w:r>
+      <w:r>
+        <w:rPr/>
+        <w:t xml:space="preserve">, and </w:t>
+      </w:r>
+      <w:r>
+        <w:rPr>
+          <w:i/>
+        </w:rPr>
+        <w:t>Market</w:t>
+        <w:br/>
+        <w:t>hours &amp; schedules</w:t>
+      </w:r>
+      <w:r>
+        <w:rPr/>
+        <w:t xml:space="preserve"> → </w:t>
+      </w:r>
+      <w:r>
+        <w:rPr>
+          <w:i/>
+        </w:rPr>
+        <w:t>Schwab sign-in check</w:t>
+      </w:r>
+      <w:r>
+        <w:rPr/>
+        <w:t>).</w:t>
+      </w:r>
+    </w:p>
+    <w:p>
+      <w:r>
+        <w:rPr/>
+        <w:t>A job that finishes without an error but did nothing is not reported.</w:t>
+      </w:r>
+    </w:p>
+    <w:p>
+      <w:pPr>
+        <w:pStyle w:val="Heading2"/>
+      </w:pPr>
+      <w:r>
+        <w:rPr/>
+        <w:t>Settings</w:t>
+      </w:r>
+    </w:p>
+    <w:p>
+      <w:r>
+        <w:rPr>
+          <w:b/>
+        </w:rPr>
+        <w:t>Route:</w:t>
+      </w:r>
+      <w:r>
+        <w:rPr/>
+        <w:t xml:space="preserve"> </w:t>
+      </w:r>
+      <w:r>
+        <w:rPr>
+          <w:rFonts w:ascii="Consolas" w:hAnsi="Consolas"/>
+          <w:color w:val="334455"/>
+          <w:sz w:val="19"/>
+        </w:rPr>
+        <w:t>/settings</w:t>
+      </w:r>
+      <w:r>
+        <w:rPr/>
+        <w:t xml:space="preserve"> — a standalone item at the </w:t>
+      </w:r>
+      <w:r>
+        <w:rPr>
+          <w:b/>
+        </w:rPr>
+        <w:t>foot of the rail</w:t>
+      </w:r>
+      <w:r>
+        <w:rPr/>
+        <w:t>, with System</w:t>
+        <w:br/>
+        <w:t xml:space="preserve">Status and Stop All Services. It has three tabs: </w:t>
+      </w:r>
+      <w:r>
+        <w:rPr>
+          <w:b/>
+        </w:rPr>
+        <w:t>General</w:t>
+      </w:r>
+      <w:r>
+        <w:rPr/>
+        <w:t xml:space="preserve"> (your app preferences),</w:t>
+        <w:br/>
+      </w:r>
+      <w:r>
+        <w:rPr>
+          <w:b/>
+        </w:rPr>
+        <w:t>Appearance</w:t>
+      </w:r>
+      <w:r>
+        <w:rPr/>
+        <w:t xml:space="preserve"> (every colour and font) and </w:t>
+      </w:r>
+      <w:r>
+        <w:rPr>
+          <w:b/>
+        </w:rPr>
+        <w:t>Configuration</w:t>
+      </w:r>
+      <w:r>
+        <w:rPr/>
+        <w:t xml:space="preserve"> (the trading settings).</w:t>
+      </w:r>
+    </w:p>
+    <w:p>
+      <w:pPr>
+        <w:pStyle w:val="Heading3"/>
+      </w:pPr>
+      <w:r>
+        <w:rPr/>
+        <w:t>Configuration</w:t>
+      </w:r>
+    </w:p>
+    <w:p>
+      <w:r>
+        <w:rPr/>
+        <w:t>Every setting the trading services use — the thresholds that used to mean editing</w:t>
+        <w:br/>
+        <w:t>a file on the server — in one place, grouped by what they do:</w:t>
+      </w:r>
+    </w:p>
+    <w:tbl>
+      <w:tblPr>
+        <w:tblW w:type="auto" w:w="0"/>
+        <w:jc w:val="left"/>
+        <w:tblLayout w:type="autofit"/>
+        <w:tblLook w:firstColumn="1" w:firstRow="1" w:lastColumn="0" w:lastRow="0" w:noHBand="0" w:noVBand="1" w:val="04A0"/>
+        <w:tblBorders>
+          <w:top w:val="single" w:sz="4" w:space="0" w:color="D8DEE9"/>
+          <w:left w:val="single" w:sz="4" w:space="0" w:color="D8DEE9"/>
+          <w:bottom w:val="single" w:sz="4" w:space="0" w:color="D8DEE9"/>
+          <w:right w:val="single" w:sz="4" w:space="0" w:color="D8DEE9"/>
+          <w:insideH w:val="single" w:sz="4" w:space="0" w:color="D8DEE9"/>
+          <w:insideV w:val="single" w:sz="4" w:space="0" w:color="D8DEE9"/>
+        </w:tblBorders>
+      </w:tblPr>
+      <w:tblGrid>
+        <w:gridCol w:w="4320"/>
+        <w:gridCol w:w="4320"/>
+      </w:tblGrid>
+      <w:tr>
+        <w:tc>
+          <w:tcPr>
+            <w:tcW w:type="dxa" w:w="4320"/>
+            <w:shd w:val="clear" w:color="auto" w:fill="EAF2FB"/>
+          </w:tcPr>
+          <w:p>
+            <w:r>
+              <w:rPr>
+                <w:b/>
+              </w:rPr>
+            </w:r>
+            <w:r>
+              <w:rPr>
+                <w:b/>
+              </w:rPr>
+              <w:t>Category</w:t>
+            </w:r>
+          </w:p>
+        </w:tc>
+        <w:tc>
+          <w:tcPr>
+            <w:tcW w:type="dxa" w:w="4320"/>
+            <w:shd w:val="clear" w:color="auto" w:fill="EAF2FB"/>
+          </w:tcPr>
+          <w:p>
+            <w:r>
+              <w:rPr>
+                <w:b/>
+              </w:rPr>
+            </w:r>
+            <w:r>
+              <w:rPr>
+                <w:b/>
+              </w:rPr>
+              <w:t>What it controls</w:t>
+            </w:r>
+          </w:p>
+        </w:tc>
+      </w:tr>
+      <w:tr>
+        <w:tc>
+          <w:tcPr>
+            <w:tcW w:type="dxa" w:w="4320"/>
+          </w:tcPr>
+          <w:p>
+            <w:r/>
+            <w:r>
+              <w:rPr>
+                <w:b/>
+              </w:rPr>
+              <w:t>Trade selection</w:t>
+            </w:r>
+          </w:p>
+        </w:tc>
+        <w:tc>
+          <w:tcPr>
+            <w:tcW w:type="dxa" w:w="4320"/>
+          </w:tcPr>
+          <w:p>
+            <w:r/>
+            <w:r>
+              <w:rPr/>
+              <w:t>Volatility (IV rank) floors and ceilings, minimum credit, directional and single-option rules, the score a signal needs to be recorded</w:t>
             </w:r>
           </w:p>
         </w:tc>
@@ -25422,7 +25612,7 @@
               <w:rPr>
                 <w:b/>
               </w:rPr>
-              <w:t>Flow alerts</w:t>
+              <w:t>Exits &amp; trade management</w:t>
             </w:r>
           </w:p>
         </w:tc>
@@ -25435,7 +25625,7 @@
             <w:r/>
             <w:r>
               <w:rPr/>
-              <w:t>Each detector's thresholds, and which alerts reach your phone</w:t>
+              <w:t>Take profit, stop loss, time and delta stops, the profit-lock ladder, per-structure rules, Rescue board warnings</w:t>
             </w:r>
           </w:p>
         </w:tc>
@@ -25451,7 +25641,7 @@
               <w:rPr>
                 <w:b/>
               </w:rPr>
-              <w:t>Push notifications</w:t>
+              <w:t>Paper books</w:t>
             </w:r>
           </w:p>
         </w:tc>
@@ -25463,7 +25653,7 @@
             <w:r/>
             <w:r>
               <w:rPr/>
-              <w:t>Which channels each alert category goes to (the same checkboxes as on General), and the trade idea's Google Calendar ID</w:t>
+              <w:t>The largest loss one trade may carry in each paper book</w:t>
             </w:r>
           </w:p>
         </w:tc>
@@ -25480,7 +25670,7 @@
               <w:rPr>
                 <w:b/>
               </w:rPr>
-              <w:t>Market hours &amp; schedules</w:t>
+              <w:t>Flow alerts</w:t>
             </w:r>
           </w:p>
         </w:tc>
@@ -25493,7 +25683,7 @@
             <w:r/>
             <w:r>
               <w:rPr/>
-              <w:t>Session times, operating windows, and the time of every scheduled job (briefings, digests, reports)</w:t>
+              <w:t>Each detector's thresholds, and which alerts reach your phone</w:t>
             </w:r>
           </w:p>
         </w:tc>
@@ -25509,7 +25699,7 @@
               <w:rPr>
                 <w:b/>
               </w:rPr>
-              <w:t>Symbols &amp; watchlists</w:t>
+              <w:t>Push notifications</w:t>
             </w:r>
           </w:p>
         </w:tc>
@@ -25521,7 +25711,7 @@
             <w:r/>
             <w:r>
               <w:rPr/>
-              <w:t>What the gamma collector polls, the BIG10 basket, the Net Prem groups</w:t>
+              <w:t>Which channels each alert category goes to (the same checkboxes as on General), and the trade idea's Google Calendar ID</w:t>
             </w:r>
           </w:p>
         </w:tc>
@@ -25538,7 +25728,7 @@
               <w:rPr>
                 <w:b/>
               </w:rPr>
-              <w:t>Local market data</w:t>
+              <w:t>Market hours &amp; schedules</w:t>
             </w:r>
           </w:p>
         </w:tc>
@@ -25551,7 +25741,7 @@
             <w:r/>
             <w:r>
               <w:rPr/>
-              <w:t>Whether the app may reuse market data it has already fetched from Schwab instead of asking again, how old that data may be, and how often watchlist symbols are fetched. See the note below</w:t>
+              <w:t>Session times, operating windows, and the time of every scheduled job (briefings, digests, reports)</w:t>
             </w:r>
           </w:p>
         </w:tc>
@@ -25567,7 +25757,7 @@
               <w:rPr>
                 <w:b/>
               </w:rPr>
-              <w:t>Sector map</w:t>
+              <w:t>Symbols &amp; watchlists</w:t>
             </w:r>
           </w:p>
         </w:tc>
@@ -25579,7 +25769,7 @@
             <w:r/>
             <w:r>
               <w:rPr/>
-              <w:t>Which sector each symbol counts toward for the sector cap</w:t>
+              <w:t>What the gamma collector polls, the BIG10 basket, the Net Prem groups</w:t>
             </w:r>
           </w:p>
         </w:tc>
@@ -25596,7 +25786,7 @@
               <w:rPr>
                 <w:b/>
               </w:rPr>
-              <w:t>Commissions</w:t>
+              <w:t>Local market data</w:t>
             </w:r>
           </w:p>
         </w:tc>
@@ -25609,7 +25799,7 @@
             <w:r/>
             <w:r>
               <w:rPr/>
-              <w:t>Schwab's per-contract rates</w:t>
+              <w:t>Whether the app may reuse market data it has already fetched from Schwab instead of asking again, how old that data may be, and how often watchlist symbols are fetched. See the note below</w:t>
             </w:r>
           </w:p>
         </w:tc>
@@ -25625,7 +25815,7 @@
               <w:rPr>
                 <w:b/>
               </w:rPr>
-              <w:t>Ports / Environments</w:t>
+              <w:t>Sector map</w:t>
             </w:r>
           </w:p>
         </w:tc>
@@ -25637,6 +25827,64 @@
             <w:r/>
             <w:r>
               <w:rPr/>
+              <w:t>Which sector each symbol counts toward for the sector cap</w:t>
+            </w:r>
+          </w:p>
+        </w:tc>
+      </w:tr>
+      <w:tr>
+        <w:tc>
+          <w:tcPr>
+            <w:tcW w:type="dxa" w:w="4320"/>
+            <w:shd w:val="clear" w:color="auto" w:fill="F4F6FA"/>
+          </w:tcPr>
+          <w:p>
+            <w:r/>
+            <w:r>
+              <w:rPr>
+                <w:b/>
+              </w:rPr>
+              <w:t>Commissions</w:t>
+            </w:r>
+          </w:p>
+        </w:tc>
+        <w:tc>
+          <w:tcPr>
+            <w:tcW w:type="dxa" w:w="4320"/>
+            <w:shd w:val="clear" w:color="auto" w:fill="F4F6FA"/>
+          </w:tcPr>
+          <w:p>
+            <w:r/>
+            <w:r>
+              <w:rPr/>
+              <w:t>Schwab's per-contract rates</w:t>
+            </w:r>
+          </w:p>
+        </w:tc>
+      </w:tr>
+      <w:tr>
+        <w:tc>
+          <w:tcPr>
+            <w:tcW w:type="dxa" w:w="4320"/>
+          </w:tcPr>
+          <w:p>
+            <w:r/>
+            <w:r>
+              <w:rPr>
+                <w:b/>
+              </w:rPr>
+              <w:t>Ports / Environments</w:t>
+            </w:r>
+          </w:p>
+        </w:tc>
+        <w:tc>
+          <w:tcPr>
+            <w:tcW w:type="dxa" w:w="4320"/>
+          </w:tcPr>
+          <w:p>
+            <w:r/>
+            <w:r>
+              <w:rPr/>
               <w:t>Shown for reference only</w:t>
             </w:r>
           </w:p>
@@ -26116,9 +26364,18 @@
         <w:br/>
         <w:t xml:space="preserve">  digest, the end-of-day summary, the Dealer Positioning briefings, the market</w:t>
         <w:br/>
-        <w:t xml:space="preserve">  snapshot, the market state change and the hourly trade idea), with a</w:t>
-        <w:br/>
-        <w:t xml:space="preserve">  </w:t>
+        <w:t xml:space="preserve">  snapshot, the market state change, the hourly trade idea and </w:t>
+      </w:r>
+      <w:r>
+        <w:rPr>
+          <w:b/>
+        </w:rPr>
+        <w:t>Server</w:t>
+        <w:br/>
+        <w:t xml:space="preserve">  alerts</w:t>
+      </w:r>
+      <w:r>
+        <w:t xml:space="preserve">), with a </w:t>
       </w:r>
       <w:r>
         <w:rPr>

--- a/docs/manuals/user-guide/user-guide.docx
+++ b/docs/manuals/user-guide/user-guide.docx
@@ -9486,7 +9486,13 @@
       <w:r>
         <w:t xml:space="preserve"> — four tiles (Bias / Signal / Yesterday / Change) with rate-of-change</w:t>
         <w:br/>
-        <w:t xml:space="preserve">  readings and a divergence line beneath. Hover the Bias or Signal word to see which</w:t>
+        <w:t xml:space="preserve">  readings and a divergence line beneath. Yesterday, Change and the rate-of-change</w:t>
+        <w:br/>
+        <w:t xml:space="preserve">  readings compare today's live reading with earlier sessions' live readings; they</w:t>
+        <w:br/>
+        <w:t xml:space="preserve">  show a dash until a few sessions have been recorded, and when the data feed is</w:t>
+        <w:br/>
+        <w:t xml:space="preserve">  down the score itself shows a dash rather than 0.00. Hover the Bias or Signal word to see which</w:t>
         <w:br/>
         <w:t xml:space="preserve">  band of the sentiment composite it covers. A high composite means calm, supportive</w:t>
         <w:br/>
@@ -24997,6 +25003,49 @@
         <w:t xml:space="preserve"> button on the gateway card opens Schwab's OAuth login in a new</w:t>
         <w:br/>
         <w:t xml:space="preserve">  browser tab. Use it when the auth line says the login has expired.</w:t>
+      </w:r>
+    </w:p>
+    <w:p>
+      <w:pPr>
+        <w:pStyle w:val="ListBullet"/>
+      </w:pPr>
+      <w:r>
+        <w:t xml:space="preserve">A service whose scheduler has </w:t>
+      </w:r>
+      <w:r>
+        <w:rPr>
+          <w:b/>
+        </w:rPr>
+        <w:t>stopped</w:t>
+      </w:r>
+      <w:r>
+        <w:t>, or has not run for ten minutes, shows</w:t>
+        <w:br/>
+        <w:t xml:space="preserve">  as unhealthy with the reason, even though the process is still answering. A card</w:t>
+        <w:br/>
+        <w:t xml:space="preserve">  also says when a service holds </w:t>
+      </w:r>
+      <w:r>
+        <w:rPr>
+          <w:b/>
+        </w:rPr>
+        <w:t>commands it could not run</w:t>
+      </w:r>
+      <w:r>
+        <w:t xml:space="preserve"> (they are kept for</w:t>
+        <w:br/>
+        <w:t xml:space="preserve">  you to read and are never re-run), and the Redis card says whether Redis is</w:t>
+        <w:br/>
+        <w:t xml:space="preserve">  </w:t>
+      </w:r>
+      <w:r>
+        <w:rPr>
+          <w:b/>
+        </w:rPr>
+        <w:t>saved to disk</w:t>
+      </w:r>
+      <w:r>
+        <w:t>.</w:t>
       </w:r>
     </w:p>
     <w:p>

--- a/docs/manuals/user-guide/user-guide.docx
+++ b/docs/manuals/user-guide/user-guide.docx
@@ -13492,6 +13492,25 @@
       </w:r>
     </w:p>
     <w:p>
+      <w:pPr>
+        <w:pStyle w:val="ListBullet"/>
+      </w:pPr>
+      <w:r>
+        <w:t xml:space="preserve">Each tab shows </w:t>
+      </w:r>
+      <w:r>
+        <w:rPr>
+          <w:b/>
+        </w:rPr>
+        <w:t>100 rows a page</w:t>
+      </w:r>
+      <w:r>
+        <w:t>; the footer's arrows move through the day's</w:t>
+        <w:br/>
+        <w:t xml:space="preserve">  list, and clicking a column header sorts the whole day, not the page you are on.</w:t>
+      </w:r>
+    </w:p>
+    <w:p>
       <w:r>
         <w:rPr>
           <w:b/>
@@ -25045,7 +25064,17 @@
         <w:t>saved to disk</w:t>
       </w:r>
       <w:r>
-        <w:t>.</w:t>
+        <w:t xml:space="preserve">. The gateway's card says which mode the </w:t>
+      </w:r>
+      <w:r>
+        <w:rPr>
+          <w:b/>
+        </w:rPr>
+        <w:t>market data store</w:t>
+      </w:r>
+      <w:r>
+        <w:br/>
+        <w:t xml:space="preserve">  is in (off, shadow or on) and counts any store faults.</w:t>
       </w:r>
     </w:p>
     <w:p>

--- a/docs/manuals/user-guide/user-guide.docx
+++ b/docs/manuals/user-guide/user-guide.docx
@@ -20649,7 +20649,7 @@
           <w:color w:val="334455"/>
           <w:sz w:val="19"/>
         </w:rPr>
-        <w:t>$195 debit</w:t>
+        <w:t>$195.00 debit</w:t>
       </w:r>
       <w:r>
         <w:t xml:space="preserve">, </w:t>
@@ -20660,7 +20660,7 @@
           <w:color w:val="334455"/>
           <w:sz w:val="19"/>
         </w:rPr>
-        <w:t>$804 credit</w:t>
+        <w:t>$804.00 credit</w:t>
       </w:r>
       <w:r>
         <w:t xml:space="preserve">, or </w:t>
@@ -20671,7 +20671,7 @@
           <w:color w:val="334455"/>
           <w:sz w:val="19"/>
         </w:rPr>
-        <w:t>$54,058 debit for 100 shares</w:t>
+        <w:t>$54,058.00 debit for 100 shares</w:t>
       </w:r>
       <w:r>
         <w:br/>

--- a/docs/manuals/user-guide/user-guide.docx
+++ b/docs/manuals/user-guide/user-guide.docx
@@ -9288,6 +9288,51 @@
         <w:t xml:space="preserve">  only (broad ETFs, top ten, sectors, thematic), so a rising VIX or a bid Treasury is</w:t>
         <w:br/>
         <w:t xml:space="preserve">  not counted as a decline.</w:t>
+      </w:r>
+    </w:p>
+    <w:p>
+      <w:pPr>
+        <w:pStyle w:val="ListBullet"/>
+      </w:pPr>
+      <w:r>
+        <w:t xml:space="preserve">The two </w:t>
+      </w:r>
+      <w:r>
+        <w:rPr>
+          <w:b/>
+        </w:rPr>
+        <w:t>futures tiles</w:t>
+      </w:r>
+      <w:r>
+        <w:t xml:space="preserve"> name their contract in brackets: </w:t>
+      </w:r>
+      <w:r>
+        <w:rPr>
+          <w:rFonts w:ascii="Consolas" w:hAnsi="Consolas"/>
+          <w:color w:val="334455"/>
+          <w:sz w:val="19"/>
+        </w:rPr>
+        <w:t>/ES[Z26]</w:t>
+      </w:r>
+      <w:r>
+        <w:t xml:space="preserve"> is the</w:t>
+        <w:br/>
+        <w:t xml:space="preserve">  December 2026 E-mini S&amp;P 500. They move to the next quarterly contract by</w:t>
+        <w:br/>
+        <w:t xml:space="preserve">  themselves, 8 days before the old one expires. To change the 8 days, open</w:t>
+        <w:br/>
+        <w:t xml:space="preserve">  Settings → Configuration → Symbols &amp; watchlists → </w:t>
+      </w:r>
+      <w:r>
+        <w:rPr>
+          <w:i/>
+        </w:rPr>
+        <w:t>Index futures</w:t>
+      </w:r>
+      <w:r>
+        <w:t>; it takes</w:t>
+        <w:br/>
+        <w:t xml:space="preserve">  effect on the next refresh, with no restart.</w:t>
       </w:r>
     </w:p>
     <w:p>

--- a/docs/manuals/user-guide/user-guide.docx
+++ b/docs/manuals/user-guide/user-guide.docx
@@ -4050,7 +4050,7 @@
             <w:r/>
             <w:r>
               <w:rPr/>
-              <w:t>The five newest unusual-options events</w:t>
+              <w:t>The newest unusual-options events. A row that names one contract can carry a second line: the estimated share of its volume that was bought, sold, or could not be told</w:t>
             </w:r>
           </w:p>
         </w:tc>
@@ -4500,14 +4500,27 @@
         <w:rPr>
           <w:b/>
         </w:rPr>
-        <w:t>Flow alerts say "call" or "put", never "bought" or "sold".</w:t>
-      </w:r>
-      <w:r>
-        <w:t xml:space="preserve"> Schwab publishes</w:t>
-        <w:br/>
-        <w:t xml:space="preserve">  no time-and-sales tape, so nobody — including this app — can honestly tell you</w:t>
-        <w:br/>
-        <w:t xml:space="preserve">  which side initiated. The one exception is a </w:t>
+        <w:t>A flow alert says "call" or "put"; anything about bought or sold is an estimate</w:t>
+        <w:br/>
+        <w:t xml:space="preserve">  and is marked ≈.</w:t>
+      </w:r>
+      <w:r>
+        <w:t xml:space="preserve"> Schwab publishes no time-and-sales tape, so nobody — including</w:t>
+        <w:br/>
+        <w:t xml:space="preserve">  this app — knows which side started a trade. Two things on the panel estimate it</w:t>
+        <w:br/>
+        <w:t xml:space="preserve">  and say so: the second line under an unusual-volume or outsized-bet row (see</w:t>
+        <w:br/>
+        <w:t xml:space="preserve">  </w:t>
+      </w:r>
+      <w:r>
+        <w:rPr>
+          <w:color w:val="5D5294"/>
+        </w:rPr>
+        <w:t>Bought / sold (estimate)</w:t>
+      </w:r>
+      <w:r>
+        <w:t xml:space="preserve">), and a </w:t>
       </w:r>
       <w:r>
         <w:rPr>
@@ -4516,9 +4529,9 @@
         <w:t>hedging</w:t>
       </w:r>
       <w:r>
-        <w:t xml:space="preserve"> row, whose buying or</w:t>
-        <w:br/>
-        <w:t xml:space="preserve">  selling is a model's estimate and says so (≈ and "model").</w:t>
+        <w:t xml:space="preserve"> row, whose</w:t>
+        <w:br/>
+        <w:t xml:space="preserve">  detail ends in "model". If the second line is cut short, hover it.</w:t>
       </w:r>
     </w:p>
     <w:p>
@@ -7619,13 +7632,13 @@
         <w:rPr>
           <w:b/>
         </w:rPr>
-        <w:t>Time · Age · Symbol · Type · Side · Detail · Share · Alert</w:t>
-      </w:r>
-      <w:r>
-        <w:rPr/>
-        <w:t>. Filter by</w:t>
-        <w:br/>
-        <w:t xml:space="preserve">symbol, or click the </w:t>
+        <w:t>Time · Age · Symbol · Alert type · Side · What traded · Bought / sold</w:t>
+        <w:br/>
+        <w:t>(estimate) · Share of flow · Summary</w:t>
+      </w:r>
+      <w:r>
+        <w:rPr/>
+        <w:t xml:space="preserve">. Filter by symbol, or click the </w:t>
       </w:r>
       <w:r>
         <w:rPr>
@@ -7635,7 +7648,8 @@
       </w:r>
       <w:r>
         <w:rPr/>
-        <w:t xml:space="preserve"> chips to switch a type off or on (</w:t>
+        <w:br/>
+        <w:t>chips to switch a type off or on (</w:t>
       </w:r>
       <w:r>
         <w:rPr>
@@ -7645,10 +7659,9 @@
       </w:r>
       <w:r>
         <w:rPr/>
-        <w:t xml:space="preserve"> shows</w:t>
-        <w:br/>
-        <w:t>every type) — filtering is instant, and the types you switch off are remembered.</w:t>
-        <w:br/>
+        <w:t xml:space="preserve"> shows every type) — filtering is instant,</w:t>
+        <w:br/>
+        <w:t xml:space="preserve">and the types you switch off are remembered. </w:t>
       </w:r>
       <w:r>
         <w:rPr>
@@ -7658,7 +7671,9 @@
       </w:r>
       <w:r>
         <w:rPr/>
-        <w:t xml:space="preserve"> (the dotted underline) to open Dealer Positioning for it.</w:t>
+        <w:t xml:space="preserve"> (the dotted</w:t>
+        <w:br/>
+        <w:t>underline) to open Dealer Positioning for it.</w:t>
       </w:r>
     </w:p>
     <w:p>
@@ -7667,7 +7682,7 @@
       </w:pPr>
       <w:r>
         <w:rPr/>
-        <w:t xml:space="preserve">The list covers </w:t>
+        <w:t xml:space="preserve">The alert list covers </w:t>
       </w:r>
       <w:r>
         <w:rPr>
@@ -7677,7 +7692,7 @@
       </w:r>
       <w:r>
         <w:rPr/>
-        <w:t xml:space="preserve"> and resets overnight. There is no history.</w:t>
+        <w:t xml:space="preserve"> and resets overnight.</w:t>
       </w:r>
     </w:p>
     <w:p>
@@ -7688,15 +7703,619 @@
         <w:rPr>
           <w:b/>
         </w:rPr>
-        <w:t>The first four cannot tell a buy from a sell</w:t>
+        <w:t>The first four do not know a buy from a sell</w:t>
       </w:r>
       <w:r>
         <w:rPr/>
         <w:t xml:space="preserve"> — Schwab publishes no options</w:t>
         <w:br/>
-        <w:t>tape. Read those rows as "something large happened here", then use price and gamma</w:t>
-        <w:br/>
-        <w:t>to decide direction.</w:t>
+        <w:t>tape. Read the alert itself as "something large happened here", then use price and</w:t>
+        <w:br/>
+        <w:t>gamma to decide direction.</w:t>
+      </w:r>
+    </w:p>
+    <w:p>
+      <w:pPr>
+        <w:pStyle w:val="Heading3"/>
+      </w:pPr>
+      <w:r>
+        <w:rPr/>
+        <w:t>Bought / sold (estimate)</w:t>
+      </w:r>
+    </w:p>
+    <w:p>
+      <w:r>
+        <w:rPr/>
+        <w:t xml:space="preserve">For the two alerts that name one contract — </w:t>
+      </w:r>
+      <w:r>
+        <w:rPr>
+          <w:b/>
+        </w:rPr>
+        <w:t>Unusual volume</w:t>
+      </w:r>
+      <w:r>
+        <w:rPr/>
+        <w:t xml:space="preserve"> and </w:t>
+      </w:r>
+      <w:r>
+        <w:rPr>
+          <w:b/>
+        </w:rPr>
+        <w:t>Outsized bet</w:t>
+      </w:r>
+      <w:r>
+        <w:rPr/>
+        <w:t xml:space="preserve"> —</w:t>
+        <w:br/>
+        <w:t>the app estimates how much of that contract's volume today was bought and how much</w:t>
+        <w:br/>
+        <w:t>was sold.</w:t>
+      </w:r>
+    </w:p>
+    <w:p>
+      <w:r>
+        <w:rPr>
+          <w:b/>
+        </w:rPr>
+        <w:t>How to read it.</w:t>
+      </w:r>
+      <w:r>
+        <w:rPr/>
+        <w:t xml:space="preserve"> A cell reads, for example:</w:t>
+      </w:r>
+    </w:p>
+    <w:p>
+      <w:pPr>
+        <w:pStyle w:val="IntenseQuote"/>
+      </w:pPr>
+      <w:r>
+        <w:rPr/>
+        <w:t>≈ bought 56.67% · sold 29.95% · unlabelled 13.38%</w:t>
+        <w:br/>
+        <w:t>since the alert: bought 71.05% · sold 20.00% of 12,400</w:t>
+      </w:r>
+    </w:p>
+    <w:p>
+      <w:pPr>
+        <w:pStyle w:val="ListBullet"/>
+      </w:pPr>
+      <w:r>
+        <w:t xml:space="preserve">The </w:t>
+      </w:r>
+      <w:r>
+        <w:rPr>
+          <w:b/>
+        </w:rPr>
+        <w:t>first line</w:t>
+      </w:r>
+      <w:r>
+        <w:t xml:space="preserve"> covers the contract's whole day. Once a minute the app takes the</w:t>
+        <w:br/>
+        <w:t xml:space="preserve">  contract's new volume and looks at where its latest trade printed: at the ask is</w:t>
+        <w:br/>
+        <w:t xml:space="preserve">  </w:t>
+      </w:r>
+      <w:r>
+        <w:rPr>
+          <w:b/>
+        </w:rPr>
+        <w:t>bought</w:t>
+      </w:r>
+      <w:r>
+        <w:t xml:space="preserve">, at the bid is </w:t>
+      </w:r>
+      <w:r>
+        <w:rPr>
+          <w:b/>
+        </w:rPr>
+        <w:t>sold</w:t>
+      </w:r>
+      <w:r>
+        <w:t>. The three shares always add up to the day's</w:t>
+        <w:br/>
+        <w:t xml:space="preserve">  volume, including the volume that caused the alert.</w:t>
+      </w:r>
+    </w:p>
+    <w:p>
+      <w:pPr>
+        <w:pStyle w:val="ListBullet"/>
+      </w:pPr>
+      <w:r>
+        <w:rPr>
+          <w:b/>
+        </w:rPr>
+        <w:t>Unlabelled</w:t>
+      </w:r>
+      <w:r>
+        <w:t xml:space="preserve"> is volume the app could not tell: a trade at the exact midpoint, a</w:t>
+        <w:br/>
+        <w:t xml:space="preserve">  quote it could not read, or volume that printed while the app was not watching (a</w:t>
+        <w:br/>
+        <w:t xml:space="preserve">  restart, a missed minute). When this share is large, the estimate is thin.</w:t>
+      </w:r>
+    </w:p>
+    <w:p>
+      <w:pPr>
+        <w:pStyle w:val="ListBullet"/>
+      </w:pPr>
+      <w:r>
+        <w:t xml:space="preserve">The </w:t>
+      </w:r>
+      <w:r>
+        <w:rPr>
+          <w:b/>
+        </w:rPr>
+        <w:t>second line</w:t>
+      </w:r>
+      <w:r>
+        <w:t xml:space="preserve"> appears once the contract has traded after its alert. From the</w:t>
+        <w:br/>
+        <w:t xml:space="preserve">  moment a contract is flagged the app follows it tick by tick, which is finer than</w:t>
+        <w:br/>
+        <w:t xml:space="preserve">  once a minute. It is shown apart from the day's share because it is a different</w:t>
+        <w:br/>
+        <w:t xml:space="preserve">  sample of a different stretch of the day; "of 12,400" is the number of contracts</w:t>
+        <w:br/>
+        <w:t xml:space="preserve">  it covers.</w:t>
+      </w:r>
+    </w:p>
+    <w:p>
+      <w:r>
+        <w:rPr>
+          <w:b/>
+        </w:rPr>
+        <w:t>What it is not.</w:t>
+      </w:r>
+      <w:r>
+        <w:rPr/>
+        <w:t xml:space="preserve"> It is an estimate: a whole minute's volume takes one label, and</w:t>
+        <w:br/>
+        <w:t xml:space="preserve">the tick-by-tick stream still merges rapid trades. And </w:t>
+      </w:r>
+      <w:r>
+        <w:rPr>
+          <w:b/>
+        </w:rPr>
+        <w:t>bought is not the same as</w:t>
+        <w:br/>
+        <w:t>bullish</w:t>
+      </w:r>
+      <w:r>
+        <w:rPr/>
+        <w:t xml:space="preserve"> — a call bought to close a short call looks exactly like one bought to open.</w:t>
+        <w:br/>
+        <w:t>The table below is what speaks to that.</w:t>
+      </w:r>
+    </w:p>
+    <w:p>
+      <w:r>
+        <w:rPr>
+          <w:b/>
+        </w:rPr>
+        <w:t>To turn it off, or keep it off the public screens:</w:t>
+      </w:r>
+      <w:r>
+        <w:rPr/>
+        <w:t xml:space="preserve"> Settings → Configuration →</w:t>
+        <w:br/>
+      </w:r>
+      <w:r>
+        <w:rPr>
+          <w:b/>
+        </w:rPr>
+        <w:t>Flow alerts</w:t>
+      </w:r>
+      <w:r>
+        <w:rPr/>
+        <w:t xml:space="preserve"> → </w:t>
+      </w:r>
+      <w:r>
+        <w:rPr>
+          <w:i/>
+        </w:rPr>
+        <w:t>Bought or sold (estimate)</w:t>
+      </w:r>
+      <w:r>
+        <w:rPr/>
+        <w:t xml:space="preserve">. </w:t>
+      </w:r>
+      <w:r>
+        <w:rPr>
+          <w:b/>
+        </w:rPr>
+        <w:t>Stream a contract after its alert</w:t>
+      </w:r>
+      <w:r>
+        <w:rPr/>
+        <w:br/>
+        <w:t>switches off the second line only.</w:t>
+      </w:r>
+    </w:p>
+    <w:p>
+      <w:pPr>
+        <w:pStyle w:val="Heading3"/>
+      </w:pPr>
+      <w:r>
+        <w:rPr/>
+        <w:t>Previous session: opened or closed</w:t>
+      </w:r>
+    </w:p>
+    <w:p>
+      <w:r>
+        <w:rPr/>
+        <w:t xml:space="preserve">Under the alert table, a second table lists the contracts flagged in the </w:t>
+      </w:r>
+      <w:r>
+        <w:rPr>
+          <w:b/>
+        </w:rPr>
+        <w:t>previous</w:t>
+        <w:br/>
+        <w:t>session</w:t>
+      </w:r>
+      <w:r>
+        <w:rPr/>
+        <w:t xml:space="preserve"> and what their </w:t>
+      </w:r>
+      <w:r>
+        <w:rPr>
+          <w:b/>
+        </w:rPr>
+        <w:t>open interest</w:t>
+      </w:r>
+      <w:r>
+        <w:rPr/>
+        <w:t xml:space="preserve"> did overnight. Open interest is the number</w:t>
+        <w:br/>
+        <w:t>of contracts still open, and it is only published once a day, which is why this</w:t>
+        <w:br/>
+        <w:t>reading arrives the morning after.</w:t>
+      </w:r>
+    </w:p>
+    <w:tbl>
+      <w:tblPr>
+        <w:tblW w:type="auto" w:w="0"/>
+        <w:jc w:val="left"/>
+        <w:tblLayout w:type="autofit"/>
+        <w:tblLook w:firstColumn="1" w:firstRow="1" w:lastColumn="0" w:lastRow="0" w:noHBand="0" w:noVBand="1" w:val="04A0"/>
+        <w:tblBorders>
+          <w:top w:val="single" w:sz="4" w:space="0" w:color="D8DEE9"/>
+          <w:left w:val="single" w:sz="4" w:space="0" w:color="D8DEE9"/>
+          <w:bottom w:val="single" w:sz="4" w:space="0" w:color="D8DEE9"/>
+          <w:right w:val="single" w:sz="4" w:space="0" w:color="D8DEE9"/>
+          <w:insideH w:val="single" w:sz="4" w:space="0" w:color="D8DEE9"/>
+          <w:insideV w:val="single" w:sz="4" w:space="0" w:color="D8DEE9"/>
+        </w:tblBorders>
+      </w:tblPr>
+      <w:tblGrid>
+        <w:gridCol w:w="4320"/>
+        <w:gridCol w:w="4320"/>
+      </w:tblGrid>
+      <w:tr>
+        <w:tc>
+          <w:tcPr>
+            <w:tcW w:type="dxa" w:w="4320"/>
+            <w:shd w:val="clear" w:color="auto" w:fill="EAF2FB"/>
+          </w:tcPr>
+          <w:p>
+            <w:r>
+              <w:rPr>
+                <w:b/>
+              </w:rPr>
+            </w:r>
+            <w:r>
+              <w:rPr>
+                <w:b/>
+              </w:rPr>
+              <w:t>Reading</w:t>
+            </w:r>
+          </w:p>
+        </w:tc>
+        <w:tc>
+          <w:tcPr>
+            <w:tcW w:type="dxa" w:w="4320"/>
+            <w:shd w:val="clear" w:color="auto" w:fill="EAF2FB"/>
+          </w:tcPr>
+          <w:p>
+            <w:r>
+              <w:rPr>
+                <w:b/>
+              </w:rPr>
+            </w:r>
+            <w:r>
+              <w:rPr>
+                <w:b/>
+              </w:rPr>
+              <w:t>What it means</w:t>
+            </w:r>
+          </w:p>
+        </w:tc>
+      </w:tr>
+      <w:tr>
+        <w:tc>
+          <w:tcPr>
+            <w:tcW w:type="dxa" w:w="4320"/>
+          </w:tcPr>
+          <w:p>
+            <w:r/>
+            <w:r>
+              <w:rPr>
+                <w:b/>
+              </w:rPr>
+              <w:t>Mostly opened</w:t>
+            </w:r>
+          </w:p>
+        </w:tc>
+        <w:tc>
+          <w:tcPr>
+            <w:tcW w:type="dxa" w:w="4320"/>
+          </w:tcPr>
+          <w:p>
+            <w:r/>
+            <w:r>
+              <w:rPr/>
+              <w:t>Open interest rose by at least half of that day's volume. The volume mostly put new positions on.</w:t>
+            </w:r>
+          </w:p>
+        </w:tc>
+      </w:tr>
+      <w:tr>
+        <w:tc>
+          <w:tcPr>
+            <w:tcW w:type="dxa" w:w="4320"/>
+            <w:shd w:val="clear" w:color="auto" w:fill="F4F6FA"/>
+          </w:tcPr>
+          <w:p>
+            <w:r/>
+            <w:r>
+              <w:rPr>
+                <w:b/>
+              </w:rPr>
+              <w:t>Mostly closed</w:t>
+            </w:r>
+          </w:p>
+        </w:tc>
+        <w:tc>
+          <w:tcPr>
+            <w:tcW w:type="dxa" w:w="4320"/>
+            <w:shd w:val="clear" w:color="auto" w:fill="F4F6FA"/>
+          </w:tcPr>
+          <w:p>
+            <w:r/>
+            <w:r>
+              <w:rPr/>
+              <w:t>Open interest fell by at least half of that day's volume. The volume mostly took old positions off.</w:t>
+            </w:r>
+          </w:p>
+        </w:tc>
+      </w:tr>
+      <w:tr>
+        <w:tc>
+          <w:tcPr>
+            <w:tcW w:type="dxa" w:w="4320"/>
+          </w:tcPr>
+          <w:p>
+            <w:r/>
+            <w:r>
+              <w:rPr>
+                <w:b/>
+              </w:rPr>
+              <w:t>Mixed, or traded within the day</w:t>
+            </w:r>
+          </w:p>
+        </w:tc>
+        <w:tc>
+          <w:tcPr>
+            <w:tcW w:type="dxa" w:w="4320"/>
+          </w:tcPr>
+          <w:p>
+            <w:r/>
+            <w:r>
+              <w:rPr/>
+              <w:t>Neither. Much of the volume opened and closed inside the same session.</w:t>
+            </w:r>
+          </w:p>
+        </w:tc>
+      </w:tr>
+      <w:tr>
+        <w:tc>
+          <w:tcPr>
+            <w:tcW w:type="dxa" w:w="4320"/>
+            <w:shd w:val="clear" w:color="auto" w:fill="F4F6FA"/>
+          </w:tcPr>
+          <w:p>
+            <w:r/>
+            <w:r>
+              <w:rPr>
+                <w:b/>
+              </w:rPr>
+              <w:t>Waiting for today's open interest</w:t>
+            </w:r>
+          </w:p>
+        </w:tc>
+        <w:tc>
+          <w:tcPr>
+            <w:tcW w:type="dxa" w:w="4320"/>
+            <w:shd w:val="clear" w:color="auto" w:fill="F4F6FA"/>
+          </w:tcPr>
+          <w:p>
+            <w:r/>
+            <w:r>
+              <w:rPr/>
+              <w:t>The new figure has not been read yet. It is read during regular hours and re-read through the session.</w:t>
+            </w:r>
+          </w:p>
+        </w:tc>
+      </w:tr>
+      <w:tr>
+        <w:tc>
+          <w:tcPr>
+            <w:tcW w:type="dxa" w:w="4320"/>
+          </w:tcPr>
+          <w:p>
+            <w:r/>
+            <w:r>
+              <w:rPr>
+                <w:b/>
+              </w:rPr>
+              <w:t>Expired — no reading</w:t>
+            </w:r>
+          </w:p>
+        </w:tc>
+        <w:tc>
+          <w:tcPr>
+            <w:tcW w:type="dxa" w:w="4320"/>
+          </w:tcPr>
+          <w:p>
+            <w:r/>
+            <w:r>
+              <w:rPr/>
+              <w:t>The contract expired on its alert day, so there is no next-day figure.</w:t>
+            </w:r>
+          </w:p>
+        </w:tc>
+      </w:tr>
+      <w:tr>
+        <w:tc>
+          <w:tcPr>
+            <w:tcW w:type="dxa" w:w="4320"/>
+            <w:shd w:val="clear" w:color="auto" w:fill="F4F6FA"/>
+          </w:tcPr>
+          <w:p>
+            <w:r/>
+            <w:r>
+              <w:rPr>
+                <w:b/>
+              </w:rPr>
+              <w:t>No reading</w:t>
+            </w:r>
+          </w:p>
+        </w:tc>
+        <w:tc>
+          <w:tcPr>
+            <w:tcW w:type="dxa" w:w="4320"/>
+            <w:shd w:val="clear" w:color="auto" w:fill="F4F6FA"/>
+          </w:tcPr>
+          <w:p>
+            <w:r/>
+            <w:r>
+              <w:rPr/>
+              <w:t>A figure was missing or unusable. The app does not guess.</w:t>
+            </w:r>
+          </w:p>
+        </w:tc>
+      </w:tr>
+    </w:tbl>
+    <w:p/>
+    <w:p>
+      <w:r>
+        <w:rPr/>
+        <w:t xml:space="preserve">Read it together with the estimate: </w:t>
+      </w:r>
+      <w:r>
+        <w:rPr>
+          <w:i/>
+        </w:rPr>
+        <w:t>mostly bought</w:t>
+      </w:r>
+      <w:r>
+        <w:rPr/>
+        <w:t xml:space="preserve"> and </w:t>
+      </w:r>
+      <w:r>
+        <w:rPr>
+          <w:i/>
+        </w:rPr>
+        <w:t>mostly opened</w:t>
+      </w:r>
+      <w:r>
+        <w:rPr/>
+        <w:t xml:space="preserve"> is new long</w:t>
+        <w:br/>
+        <w:t xml:space="preserve">exposure; </w:t>
+      </w:r>
+      <w:r>
+        <w:rPr>
+          <w:i/>
+        </w:rPr>
+        <w:t>mostly sold</w:t>
+      </w:r>
+      <w:r>
+        <w:rPr/>
+        <w:t xml:space="preserve"> and </w:t>
+      </w:r>
+      <w:r>
+        <w:rPr>
+          <w:i/>
+        </w:rPr>
+        <w:t>mostly opened</w:t>
+      </w:r>
+      <w:r>
+        <w:rPr/>
+        <w:t xml:space="preserve"> is new short exposure; either one with</w:t>
+        <w:br/>
+      </w:r>
+      <w:r>
+        <w:rPr>
+          <w:i/>
+        </w:rPr>
+        <w:t>mostly closed</w:t>
+      </w:r>
+      <w:r>
+        <w:rPr/>
+        <w:t xml:space="preserve"> is somebody leaving a position.</w:t>
+      </w:r>
+    </w:p>
+    <w:p>
+      <w:pPr>
+        <w:pStyle w:val="IntenseQuote"/>
+      </w:pPr>
+      <w:r>
+        <w:rPr>
+          <w:b/>
+        </w:rPr>
+        <w:t>Most rows will say "Expired — no reading".</w:t>
+      </w:r>
+      <w:r>
+        <w:rPr/>
+        <w:t xml:space="preserve"> On Friday 2 October 2026, 152 of the</w:t>
+        <w:br/>
+        <w:t>175 contract alerts (87%) were on contracts expiring that same day. The reading is</w:t>
+        <w:br/>
+        <w:t>for the minority that had days left to run, which are also the ones where opened</w:t>
+        <w:br/>
+        <w:t>versus closed matters most.</w:t>
+      </w:r>
+    </w:p>
+    <w:p>
+      <w:r>
+        <w:rPr/>
+        <w:t>The two cut-offs (half of the day's volume, in each direction) and how many sessions</w:t>
+        <w:br/>
+        <w:t xml:space="preserve">are kept are under Settings → Configuration → </w:t>
+      </w:r>
+      <w:r>
+        <w:rPr>
+          <w:b/>
+        </w:rPr>
+        <w:t>Flow alerts</w:t>
+      </w:r>
+      <w:r>
+        <w:rPr/>
+        <w:t xml:space="preserve"> → </w:t>
+      </w:r>
+      <w:r>
+        <w:rPr>
+          <w:i/>
+        </w:rPr>
+        <w:t>Opened or closed</w:t>
+        <w:br/>
+        <w:t>(next day)</w:t>
+      </w:r>
+      <w:r>
+        <w:rPr/>
+        <w:t>.</w:t>
       </w:r>
     </w:p>
     <w:p>

--- a/docs/manuals/user-guide/user-guide.docx
+++ b/docs/manuals/user-guide/user-guide.docx
@@ -7773,7 +7773,7 @@
         <w:rPr/>
         <w:t>≈ bought 56.67% · sold 29.95% · unlabelled 13.38%</w:t>
         <w:br/>
-        <w:t>since the alert: bought 71.05% · sold 20.00% of 12,400</w:t>
+        <w:t>since the alert: bought 71.05% · sold 20.00% · unlabelled 8.95% of 12,400</w:t>
       </w:r>
     </w:p>
     <w:p>

--- a/docs/manuals/user-guide/user-guide.docx
+++ b/docs/manuals/user-guide/user-guide.docx
@@ -4144,7 +4144,7 @@
               <w:rPr>
                 <w:b/>
               </w:rPr>
-              <w:t>Market Summary</w:t>
+              <w:t>Market read</w:t>
             </w:r>
           </w:p>
         </w:tc>
@@ -4156,6 +4156,46 @@
             <w:r/>
             <w:r>
               <w:rPr/>
+              <w:t xml:space="preserve">Six readings, each marked Tailwind, Headwind or Neutral for stocks, retaken every 15 minutes in the session. See </w:t>
+            </w:r>
+            <w:r>
+              <w:rPr>
+                <w:color w:val="5D5294"/>
+              </w:rPr>
+              <w:t>The Market read</w:t>
+            </w:r>
+            <w:r>
+              <w:rPr/>
+              <w:t>. Full width</w:t>
+            </w:r>
+          </w:p>
+        </w:tc>
+      </w:tr>
+      <w:tr>
+        <w:tc>
+          <w:tcPr>
+            <w:tcW w:type="dxa" w:w="4320"/>
+            <w:shd w:val="clear" w:color="auto" w:fill="F4F6FA"/>
+          </w:tcPr>
+          <w:p>
+            <w:r/>
+            <w:r>
+              <w:rPr>
+                <w:b/>
+              </w:rPr>
+              <w:t>Market Summary</w:t>
+            </w:r>
+          </w:p>
+        </w:tc>
+        <w:tc>
+          <w:tcPr>
+            <w:tcW w:type="dxa" w:w="4320"/>
+            <w:shd w:val="clear" w:color="auto" w:fill="F4F6FA"/>
+          </w:tcPr>
+          <w:p>
+            <w:r/>
+            <w:r>
+              <w:rPr/>
               <w:t>Up to five highlights from the latest published market report, with which report they came from and a link to the full report, over six live chips (Sentiment, Trend, Bias, Signal, Regime, Bull/Bear) — full width, at the bottom</w:t>
             </w:r>
           </w:p>
@@ -4738,6 +4778,650 @@
     <w:p>
       <w:r>
         <w:br/>
+      </w:r>
+    </w:p>
+    <w:p>
+      <w:pPr>
+        <w:pStyle w:val="Heading3"/>
+      </w:pPr>
+      <w:r>
+        <w:rPr/>
+        <w:t>The Market read</w:t>
+      </w:r>
+    </w:p>
+    <w:p>
+      <w:r>
+        <w:rPr/>
+        <w:t>The Desk, the Market Dashboard and Flow Alerts each show part of what the market</w:t>
+        <w:br/>
+        <w:t>is doing. The Market read lines six of those readings up and says, for each, which</w:t>
+        <w:br/>
+        <w:t xml:space="preserve">way it points </w:t>
+      </w:r>
+      <w:r>
+        <w:rPr>
+          <w:b/>
+        </w:rPr>
+        <w:t>for stocks</w:t>
+      </w:r>
+      <w:r>
+        <w:rPr/>
+        <w:t>.</w:t>
+      </w:r>
+    </w:p>
+    <w:tbl>
+      <w:tblPr>
+        <w:tblW w:type="auto" w:w="0"/>
+        <w:jc w:val="left"/>
+        <w:tblLayout w:type="autofit"/>
+        <w:tblLook w:firstColumn="1" w:firstRow="1" w:lastColumn="0" w:lastRow="0" w:noHBand="0" w:noVBand="1" w:val="04A0"/>
+        <w:tblBorders>
+          <w:top w:val="single" w:sz="4" w:space="0" w:color="D8DEE9"/>
+          <w:left w:val="single" w:sz="4" w:space="0" w:color="D8DEE9"/>
+          <w:bottom w:val="single" w:sz="4" w:space="0" w:color="D8DEE9"/>
+          <w:right w:val="single" w:sz="4" w:space="0" w:color="D8DEE9"/>
+          <w:insideH w:val="single" w:sz="4" w:space="0" w:color="D8DEE9"/>
+          <w:insideV w:val="single" w:sz="4" w:space="0" w:color="D8DEE9"/>
+        </w:tblBorders>
+      </w:tblPr>
+      <w:tblGrid>
+        <w:gridCol w:w="2160"/>
+        <w:gridCol w:w="2160"/>
+        <w:gridCol w:w="2160"/>
+        <w:gridCol w:w="2160"/>
+      </w:tblGrid>
+      <w:tr>
+        <w:tc>
+          <w:tcPr>
+            <w:tcW w:type="dxa" w:w="2160"/>
+            <w:shd w:val="clear" w:color="auto" w:fill="EAF2FB"/>
+          </w:tcPr>
+          <w:p>
+            <w:r>
+              <w:rPr>
+                <w:b/>
+              </w:rPr>
+            </w:r>
+            <w:r>
+              <w:rPr>
+                <w:b/>
+              </w:rPr>
+              <w:t>Row</w:t>
+            </w:r>
+          </w:p>
+        </w:tc>
+        <w:tc>
+          <w:tcPr>
+            <w:tcW w:type="dxa" w:w="2160"/>
+            <w:shd w:val="clear" w:color="auto" w:fill="EAF2FB"/>
+          </w:tcPr>
+          <w:p>
+            <w:r>
+              <w:rPr>
+                <w:b/>
+              </w:rPr>
+            </w:r>
+            <w:r>
+              <w:rPr>
+                <w:b/>
+              </w:rPr>
+              <w:t>What it reads</w:t>
+            </w:r>
+          </w:p>
+        </w:tc>
+        <w:tc>
+          <w:tcPr>
+            <w:tcW w:type="dxa" w:w="2160"/>
+            <w:shd w:val="clear" w:color="auto" w:fill="EAF2FB"/>
+          </w:tcPr>
+          <w:p>
+            <w:r>
+              <w:rPr>
+                <w:b/>
+              </w:rPr>
+            </w:r>
+            <w:r>
+              <w:rPr>
+                <w:b/>
+              </w:rPr>
+              <w:t>Tailwind when</w:t>
+            </w:r>
+          </w:p>
+        </w:tc>
+        <w:tc>
+          <w:tcPr>
+            <w:tcW w:type="dxa" w:w="2160"/>
+            <w:shd w:val="clear" w:color="auto" w:fill="EAF2FB"/>
+          </w:tcPr>
+          <w:p>
+            <w:r>
+              <w:rPr>
+                <w:b/>
+              </w:rPr>
+            </w:r>
+            <w:r>
+              <w:rPr>
+                <w:b/>
+              </w:rPr>
+              <w:t>Headwind when</w:t>
+            </w:r>
+          </w:p>
+        </w:tc>
+      </w:tr>
+      <w:tr>
+        <w:tc>
+          <w:tcPr>
+            <w:tcW w:type="dxa" w:w="2160"/>
+          </w:tcPr>
+          <w:p>
+            <w:r/>
+            <w:r>
+              <w:rPr>
+                <w:b/>
+              </w:rPr>
+              <w:t>Direction</w:t>
+            </w:r>
+          </w:p>
+        </w:tc>
+        <w:tc>
+          <w:tcPr>
+            <w:tcW w:type="dxa" w:w="2160"/>
+          </w:tcPr>
+          <w:p>
+            <w:r/>
+            <w:r>
+              <w:rPr/>
+              <w:t>The S&amp;P 500 and Nasdaq 100 indexes on the day</w:t>
+            </w:r>
+          </w:p>
+        </w:tc>
+        <w:tc>
+          <w:tcPr>
+            <w:tcW w:type="dxa" w:w="2160"/>
+          </w:tcPr>
+          <w:p>
+            <w:r/>
+            <w:r>
+              <w:rPr/>
+              <w:t>Both are up at least 0.25%</w:t>
+            </w:r>
+          </w:p>
+        </w:tc>
+        <w:tc>
+          <w:tcPr>
+            <w:tcW w:type="dxa" w:w="2160"/>
+          </w:tcPr>
+          <w:p>
+            <w:r/>
+            <w:r>
+              <w:rPr/>
+              <w:t>Both are down at least 0.25%</w:t>
+            </w:r>
+          </w:p>
+        </w:tc>
+      </w:tr>
+      <w:tr>
+        <w:tc>
+          <w:tcPr>
+            <w:tcW w:type="dxa" w:w="2160"/>
+            <w:shd w:val="clear" w:color="auto" w:fill="F4F6FA"/>
+          </w:tcPr>
+          <w:p>
+            <w:r/>
+            <w:r>
+              <w:rPr>
+                <w:b/>
+              </w:rPr>
+              <w:t>Breadth</w:t>
+            </w:r>
+          </w:p>
+        </w:tc>
+        <w:tc>
+          <w:tcPr>
+            <w:tcW w:type="dxa" w:w="2160"/>
+            <w:shd w:val="clear" w:color="auto" w:fill="F4F6FA"/>
+          </w:tcPr>
+          <w:p>
+            <w:r/>
+            <w:r>
+              <w:rPr/>
+              <w:t>Rising against falling funds and stocks on the Market Dashboard's equity frames</w:t>
+            </w:r>
+          </w:p>
+        </w:tc>
+        <w:tc>
+          <w:tcPr>
+            <w:tcW w:type="dxa" w:w="2160"/>
+            <w:shd w:val="clear" w:color="auto" w:fill="F4F6FA"/>
+          </w:tcPr>
+          <w:p>
+            <w:r/>
+            <w:r>
+              <w:rPr/>
+              <w:t>60% or more are rising</w:t>
+            </w:r>
+          </w:p>
+        </w:tc>
+        <w:tc>
+          <w:tcPr>
+            <w:tcW w:type="dxa" w:w="2160"/>
+            <w:shd w:val="clear" w:color="auto" w:fill="F4F6FA"/>
+          </w:tcPr>
+          <w:p>
+            <w:r/>
+            <w:r>
+              <w:rPr/>
+              <w:t>40% or fewer are rising</w:t>
+            </w:r>
+          </w:p>
+        </w:tc>
+      </w:tr>
+      <w:tr>
+        <w:tc>
+          <w:tcPr>
+            <w:tcW w:type="dxa" w:w="2160"/>
+          </w:tcPr>
+          <w:p>
+            <w:r/>
+            <w:r>
+              <w:rPr>
+                <w:b/>
+              </w:rPr>
+              <w:t>Structure</w:t>
+            </w:r>
+          </w:p>
+        </w:tc>
+        <w:tc>
+          <w:tcPr>
+            <w:tcW w:type="dxa" w:w="2160"/>
+          </w:tcPr>
+          <w:p>
+            <w:r/>
+            <w:r>
+              <w:rPr/>
+              <w:t>SPY and QQQ against the dealer gamma flip and the ceiling</w:t>
+            </w:r>
+          </w:p>
+        </w:tc>
+        <w:tc>
+          <w:tcPr>
+            <w:tcW w:type="dxa" w:w="2160"/>
+          </w:tcPr>
+          <w:p>
+            <w:r/>
+            <w:r>
+              <w:rPr/>
+              <w:t>Both are above the flip with at least 0.50% of room to the ceiling</w:t>
+            </w:r>
+          </w:p>
+        </w:tc>
+        <w:tc>
+          <w:tcPr>
+            <w:tcW w:type="dxa" w:w="2160"/>
+          </w:tcPr>
+          <w:p>
+            <w:r/>
+            <w:r>
+              <w:rPr/>
+              <w:t>Both are within 0.25% of the ceiling while dealers are long gamma, or both are below the flip</w:t>
+            </w:r>
+          </w:p>
+        </w:tc>
+      </w:tr>
+      <w:tr>
+        <w:tc>
+          <w:tcPr>
+            <w:tcW w:type="dxa" w:w="2160"/>
+            <w:shd w:val="clear" w:color="auto" w:fill="F4F6FA"/>
+          </w:tcPr>
+          <w:p>
+            <w:r/>
+            <w:r>
+              <w:rPr>
+                <w:b/>
+              </w:rPr>
+              <w:t>Volatility</w:t>
+            </w:r>
+          </w:p>
+        </w:tc>
+        <w:tc>
+          <w:tcPr>
+            <w:tcW w:type="dxa" w:w="2160"/>
+            <w:shd w:val="clear" w:color="auto" w:fill="F4F6FA"/>
+          </w:tcPr>
+          <w:p>
+            <w:r/>
+            <w:r>
+              <w:rPr/>
+              <w:t>The VIX, the one-day VIX and the three-month VIX</w:t>
+            </w:r>
+          </w:p>
+        </w:tc>
+        <w:tc>
+          <w:tcPr>
+            <w:tcW w:type="dxa" w:w="2160"/>
+            <w:shd w:val="clear" w:color="auto" w:fill="F4F6FA"/>
+          </w:tcPr>
+          <w:p>
+            <w:r/>
+            <w:r>
+              <w:rPr/>
+              <w:t>The VIX is down at least 1% and below the three-month</w:t>
+            </w:r>
+          </w:p>
+        </w:tc>
+        <w:tc>
+          <w:tcPr>
+            <w:tcW w:type="dxa" w:w="2160"/>
+            <w:shd w:val="clear" w:color="auto" w:fill="F4F6FA"/>
+          </w:tcPr>
+          <w:p>
+            <w:r/>
+            <w:r>
+              <w:rPr/>
+              <w:t>The VIX is up at least 1% on a day stocks are up, or the one-day is above the VIX</w:t>
+            </w:r>
+          </w:p>
+        </w:tc>
+      </w:tr>
+      <w:tr>
+        <w:tc>
+          <w:tcPr>
+            <w:tcW w:type="dxa" w:w="2160"/>
+          </w:tcPr>
+          <w:p>
+            <w:r/>
+            <w:r>
+              <w:rPr>
+                <w:b/>
+              </w:rPr>
+              <w:t>Flow</w:t>
+            </w:r>
+          </w:p>
+        </w:tc>
+        <w:tc>
+          <w:tcPr>
+            <w:tcW w:type="dxa" w:w="2160"/>
+          </w:tcPr>
+          <w:p>
+            <w:r/>
+            <w:r>
+              <w:rPr/>
+              <w:t>The bought/sold estimate, pooled over today's flagged contracts</w:t>
+            </w:r>
+          </w:p>
+        </w:tc>
+        <w:tc>
+          <w:tcPr>
+            <w:tcW w:type="dxa" w:w="2160"/>
+          </w:tcPr>
+          <w:p>
+            <w:r/>
+            <w:r>
+              <w:rPr/>
+              <w:t>Calls lean bought by 5 points or more and puts do not</w:t>
+            </w:r>
+          </w:p>
+        </w:tc>
+        <w:tc>
+          <w:tcPr>
+            <w:tcW w:type="dxa" w:w="2160"/>
+          </w:tcPr>
+          <w:p>
+            <w:r/>
+            <w:r>
+              <w:rPr/>
+              <w:t>Puts lean bought by 5 points or more and calls do not</w:t>
+            </w:r>
+          </w:p>
+        </w:tc>
+      </w:tr>
+      <w:tr>
+        <w:tc>
+          <w:tcPr>
+            <w:tcW w:type="dxa" w:w="2160"/>
+            <w:shd w:val="clear" w:color="auto" w:fill="F4F6FA"/>
+          </w:tcPr>
+          <w:p>
+            <w:r/>
+            <w:r>
+              <w:rPr>
+                <w:b/>
+              </w:rPr>
+              <w:t>Cross-asset</w:t>
+            </w:r>
+          </w:p>
+        </w:tc>
+        <w:tc>
+          <w:tcPr>
+            <w:tcW w:type="dxa" w:w="2160"/>
+            <w:shd w:val="clear" w:color="auto" w:fill="F4F6FA"/>
+          </w:tcPr>
+          <w:p>
+            <w:r/>
+            <w:r>
+              <w:rPr/>
+              <w:t>Long Treasuries, the dollar and high-yield credit, by their Market Dashboard colours</w:t>
+            </w:r>
+          </w:p>
+        </w:tc>
+        <w:tc>
+          <w:tcPr>
+            <w:tcW w:type="dxa" w:w="2160"/>
+            <w:shd w:val="clear" w:color="auto" w:fill="F4F6FA"/>
+          </w:tcPr>
+          <w:p>
+            <w:r/>
+            <w:r>
+              <w:rPr/>
+              <w:t>At least two are risk-on</w:t>
+            </w:r>
+          </w:p>
+        </w:tc>
+        <w:tc>
+          <w:tcPr>
+            <w:tcW w:type="dxa" w:w="2160"/>
+            <w:shd w:val="clear" w:color="auto" w:fill="F4F6FA"/>
+          </w:tcPr>
+          <w:p>
+            <w:r/>
+            <w:r>
+              <w:rPr/>
+              <w:t>At least two are risk-off</w:t>
+            </w:r>
+          </w:p>
+        </w:tc>
+      </w:tr>
+    </w:tbl>
+    <w:p/>
+    <w:p>
+      <w:r>
+        <w:rPr/>
+        <w:t xml:space="preserve">Anything in between is </w:t>
+      </w:r>
+      <w:r>
+        <w:rPr>
+          <w:b/>
+        </w:rPr>
+        <w:t>Neutral</w:t>
+      </w:r>
+      <w:r>
+        <w:rPr/>
+        <w:t>.</w:t>
+      </w:r>
+    </w:p>
+    <w:p>
+      <w:r>
+        <w:rPr>
+          <w:b/>
+        </w:rPr>
+        <w:t>How to read it</w:t>
+      </w:r>
+    </w:p>
+    <w:p>
+      <w:pPr>
+        <w:pStyle w:val="ListBullet"/>
+      </w:pPr>
+      <w:r>
+        <w:rPr>
+          <w:b/>
+        </w:rPr>
+        <w:t>The chips are for stocks, not for the day's move.</w:t>
+      </w:r>
+      <w:r>
+        <w:t xml:space="preserve"> A tailwind helps stocks</w:t>
+        <w:br/>
+        <w:t xml:space="preserve">  rise; a headwind holds them back. That reads the same on an up day and a down day.</w:t>
+      </w:r>
+    </w:p>
+    <w:p>
+      <w:pPr>
+        <w:pStyle w:val="ListBullet"/>
+      </w:pPr>
+      <w:r>
+        <w:rPr>
+          <w:b/>
+        </w:rPr>
+        <w:t>No reading is not Neutral.</w:t>
+      </w:r>
+      <w:r>
+        <w:t xml:space="preserve"> It means the row's data was missing or out of</w:t>
+        <w:br/>
+        <w:t xml:space="preserve">  date: a symbol with no ceiling, too few flagged contracts, a feed that stopped.</w:t>
+      </w:r>
+    </w:p>
+    <w:p>
+      <w:pPr>
+        <w:pStyle w:val="ListBullet"/>
+      </w:pPr>
+      <w:r>
+        <w:rPr>
+          <w:b/>
+        </w:rPr>
+        <w:t>Since last</w:t>
+      </w:r>
+      <w:r>
+        <w:t xml:space="preserve"> is the change from the previous reading: "was Neutral" when the</w:t>
+        <w:br/>
+        <w:t xml:space="preserve">  chip flipped, otherwise how far the row's main number moved, or "unchanged".</w:t>
+      </w:r>
+    </w:p>
+    <w:p>
+      <w:pPr>
+        <w:pStyle w:val="ListBullet"/>
+      </w:pPr>
+      <w:r>
+        <w:rPr>
+          <w:b/>
+        </w:rPr>
+        <w:t>The head</w:t>
+      </w:r>
+      <w:r>
+        <w:t xml:space="preserve"> shows when the reading was taken and when the next one is due. The</w:t>
+        <w:br/>
+        <w:t xml:space="preserve">  15:00 reading is the close and stays on screen after hours. Before the first</w:t>
+        <w:br/>
+        <w:t xml:space="preserve">  reading of a day you see the previous session's, greyed.</w:t>
+      </w:r>
+    </w:p>
+    <w:p>
+      <w:pPr>
+        <w:pStyle w:val="ListBullet"/>
+      </w:pPr>
+      <w:r>
+        <w:rPr>
+          <w:b/>
+        </w:rPr>
+        <w:t>Grey rows and "not updating"</w:t>
+      </w:r>
+      <w:r>
+        <w:t xml:space="preserve"> mean readings have stopped arriving. What you</w:t>
+        <w:br/>
+        <w:t xml:space="preserve">  see is the last one.</w:t>
+      </w:r>
+    </w:p>
+    <w:p>
+      <w:r>
+        <w:rPr>
+          <w:b/>
+        </w:rPr>
+        <w:t>What it is not</w:t>
+      </w:r>
+    </w:p>
+    <w:p>
+      <w:pPr>
+        <w:pStyle w:val="ListBullet"/>
+      </w:pPr>
+      <w:r>
+        <w:rPr>
+          <w:b/>
+        </w:rPr>
+        <w:t>Not a forecast and not advice.</w:t>
+      </w:r>
+      <w:r>
+        <w:t xml:space="preserve"> It counts six rules. Nobody has yet measured</w:t>
+        <w:br/>
+        <w:t xml:space="preserve">  whether more tailwinds than headwinds means anything about what happens next.</w:t>
+      </w:r>
+    </w:p>
+    <w:p>
+      <w:pPr>
+        <w:pStyle w:val="ListBullet"/>
+      </w:pPr>
+      <w:r>
+        <w:rPr>
+          <w:b/>
+        </w:rPr>
+        <w:t>Not the same as Bias and Signal.</w:t>
+      </w:r>
+      <w:r>
+        <w:t xml:space="preserve"> Those come from the sentiment score at the</w:t>
+        <w:br/>
+        <w:t xml:space="preserve">  top of the page. The two can disagree, and when they do, that is information.</w:t>
+      </w:r>
+    </w:p>
+    <w:p>
+      <w:pPr>
+        <w:pStyle w:val="ListBullet"/>
+      </w:pPr>
+      <w:r>
+        <w:rPr>
+          <w:b/>
+        </w:rPr>
+        <w:t>The Flow row is the weakest.</w:t>
+      </w:r>
+      <w:r>
+        <w:t xml:space="preserve"> It rests on an estimate, and on its first live</w:t>
+        <w:br/>
+        <w:t xml:space="preserve">  day that estimate was nearly even between bought and sold. Expect it to read</w:t>
+        <w:br/>
+        <w:t xml:space="preserve">  Neutral most of the time.</w:t>
+      </w:r>
+    </w:p>
+    <w:p>
+      <w:r>
+        <w:rPr>
+          <w:b/>
+        </w:rPr>
+        <w:t>To change it:</w:t>
+      </w:r>
+      <w:r>
+        <w:rPr/>
+        <w:t xml:space="preserve"> Settings → Configuration → </w:t>
+      </w:r>
+      <w:r>
+        <w:rPr>
+          <w:b/>
+        </w:rPr>
+        <w:t>Market read</w:t>
+      </w:r>
+      <w:r>
+        <w:rPr/>
+        <w:t>. Every threshold in</w:t>
+        <w:br/>
+        <w:t>the table is there, along with 15 or 30 minutes between readings, and the switch</w:t>
+        <w:br/>
+        <w:t>that keeps it off the public Desk. Changes apply at the next reading.</w:t>
       </w:r>
     </w:p>
     <w:p>

--- a/docs/manuals/user-guide/user-guide.docx
+++ b/docs/manuals/user-guide/user-guide.docx
@@ -5288,6 +5288,21 @@
         <w:t xml:space="preserve"> It means the row's data was missing or out of</w:t>
         <w:br/>
         <w:t xml:space="preserve">  date: a symbol with no ceiling, too few flagged contracts, a feed that stopped.</w:t>
+        <w:br/>
+        <w:t xml:space="preserve">  Structure says </w:t>
+      </w:r>
+      <w:r>
+        <w:rPr>
+          <w:i/>
+        </w:rPr>
+        <w:t>Dealer levels are not current</w:t>
+      </w:r>
+      <w:r>
+        <w:t xml:space="preserve"> when the gamma collector has</w:t>
+        <w:br/>
+        <w:t xml:space="preserve">  fallen behind, the same moment the Dealer positioning panel greys its levels.</w:t>
+        <w:br/>
+        <w:t xml:space="preserve">  Volatility needs the VIX, the one-day and the three-month all present.</w:t>
       </w:r>
     </w:p>
     <w:p>
@@ -5421,7 +5436,25 @@
         <w:br/>
         <w:t>the table is there, along with 15 or 30 minutes between readings, and the switch</w:t>
         <w:br/>
-        <w:t>that keeps it off the public Desk. Changes apply at the next reading.</w:t>
+        <w:t>that keeps it off the public Desk. A threshold applies at the next reading. The</w:t>
+        <w:br/>
+        <w:t>two switches apply within a few seconds: turning the Market read off takes the</w:t>
+        <w:br/>
+        <w:t>panel off the Desk, and turning the public switch off takes it off the public</w:t>
+        <w:br/>
+        <w:t>Desk. The Flow row follows Flow Alerts' own public switch for the estimate as</w:t>
+        <w:br/>
+        <w:t xml:space="preserve">well: with that off, the public Desk shows the row as </w:t>
+      </w:r>
+      <w:r>
+        <w:rPr>
+          <w:i/>
+        </w:rPr>
+        <w:t>Not shown on this screen</w:t>
+      </w:r>
+      <w:r>
+        <w:rPr/>
+        <w:t>.</w:t>
       </w:r>
     </w:p>
     <w:p>

--- a/docs/manuals/user-guide/user-guide.docx
+++ b/docs/manuals/user-guide/user-guide.docx
@@ -32,7 +32,7 @@
           <w:color w:val="5B6678"/>
           <w:sz w:val="18"/>
         </w:rPr>
-        <w:t>NeuralStrike · Generated 2026-10-05</w:t>
+        <w:t>NeuralStrike · Generated 2026-10-06</w:t>
       </w:r>
     </w:p>
     <w:p/>
@@ -4146,6 +4146,10 @@
               </w:rPr>
               <w:t>Market read</w:t>
             </w:r>
+            <w:r>
+              <w:rPr/>
+              <w:t xml:space="preserve"> (button, top right)</w:t>
+            </w:r>
           </w:p>
         </w:tc>
         <w:tc>
@@ -4156,17 +4160,13 @@
             <w:r/>
             <w:r>
               <w:rPr/>
-              <w:t xml:space="preserve">Six readings, each marked Tailwind, Headwind or Neutral for stocks, retaken every 15 minutes in the session. See </w:t>
+              <w:t xml:space="preserve">Opens a popup of six readings, each marked Tailwind, Headwind or Neutral for stocks, retaken every 15 minutes in the session. The time and the count sit beside the button. See </w:t>
             </w:r>
             <w:r>
               <w:rPr>
                 <w:color w:val="5D5294"/>
               </w:rPr>
               <w:t>The Market read</w:t>
-            </w:r>
-            <w:r>
-              <w:rPr/>
-              <w:t>. Full width</w:t>
             </w:r>
           </w:p>
         </w:tc>
@@ -4183,7 +4183,11 @@
               <w:rPr>
                 <w:b/>
               </w:rPr>
-              <w:t>Market Summary</w:t>
+              <w:t>Market report</w:t>
+            </w:r>
+            <w:r>
+              <w:rPr/>
+              <w:t xml:space="preserve"> (button, top right)</w:t>
             </w:r>
           </w:p>
         </w:tc>
@@ -4196,7 +4200,7 @@
             <w:r/>
             <w:r>
               <w:rPr/>
-              <w:t>Up to five highlights from the latest published market report, with which report they came from and a link to the full report, over six live chips (Sentiment, Trend, Bias, Signal, Regime, Bull/Bear) — full width, at the bottom</w:t>
+              <w:t>Opens the latest published market report, in full, in a popup. Which report it is sits beside the button</w:t>
             </w:r>
           </w:p>
         </w:tc>
@@ -4670,109 +4674,101 @@
         <w:rPr>
           <w:b/>
         </w:rPr>
+        <w:t>Market report</w:t>
+      </w:r>
+      <w:r>
+        <w:rPr/>
+        <w:t xml:space="preserve"> is the second button at the top right of the page. It opens the</w:t>
+        <w:br/>
+        <w:t xml:space="preserve">latest published </w:t>
+      </w:r>
+      <w:r>
+        <w:rPr>
+          <w:b/>
+        </w:rPr>
+        <w:t>NeuralStrike market report</w:t>
+      </w:r>
+      <w:r>
+        <w:rPr/>
+        <w:t xml:space="preserve"> — the report the website publishes</w:t>
+        <w:br/>
+        <w:t>five times a trading day — in a popup, in full, so you can read it without leaving</w:t>
+        <w:br/>
+        <w:t>the Desk. The line beside the button names the report, for example "Market close</w:t>
+        <w:br/>
+        <w:t xml:space="preserve">report · 14 Sep · 16:20 CT", and </w:t>
+      </w:r>
+      <w:r>
+        <w:rPr>
+          <w:b/>
+        </w:rPr>
+        <w:t>Open in a new tab</w:t>
+      </w:r>
+      <w:r>
+        <w:rPr/>
+        <w:t xml:space="preserve"> inside the popup opens the</w:t>
+        <w:br/>
+        <w:t>same report on the website. Three things are easy to misread:</w:t>
+      </w:r>
+    </w:p>
+    <w:p>
+      <w:pPr>
+        <w:pStyle w:val="ListBullet"/>
+      </w:pPr>
+      <w:r>
+        <w:rPr>
+          <w:b/>
+        </w:rPr>
+        <w:t>It changes when a new report is published, not on a schedule.</w:t>
+      </w:r>
+      <w:r>
+        <w:t xml:space="preserve"> Check the</w:t>
+        <w:br/>
+        <w:t xml:space="preserve">  line beside the button for the report's age.</w:t>
+      </w:r>
+    </w:p>
+    <w:p>
+      <w:pPr>
+        <w:pStyle w:val="ListBullet"/>
+      </w:pPr>
+      <w:r>
+        <w:rPr>
+          <w:b/>
+        </w:rPr>
+        <w:t>A popup left open across a new report reloads to the new one.</w:t>
+      </w:r>
+    </w:p>
+    <w:p>
+      <w:pPr>
+        <w:pStyle w:val="ListBullet"/>
+      </w:pPr>
+      <w:r>
+        <w:rPr>
+          <w:b/>
+        </w:rPr>
+        <w:t>Before any report has been published there is no Market report button.</w:t>
+      </w:r>
+    </w:p>
+    <w:p>
+      <w:r>
+        <w:rPr/>
+        <w:t xml:space="preserve">Until 6 October 2026 this was a </w:t>
+      </w:r>
+      <w:r>
+        <w:rPr>
+          <w:b/>
+        </w:rPr>
         <w:t>Market Summary</w:t>
       </w:r>
       <w:r>
         <w:rPr/>
-        <w:t xml:space="preserve"> is the frame across the bottom. It shows the highlights of the</w:t>
-        <w:br/>
-        <w:t xml:space="preserve">latest published </w:t>
-      </w:r>
-      <w:r>
-        <w:rPr>
-          <w:b/>
-        </w:rPr>
-        <w:t>NeuralStrike market report</w:t>
-      </w:r>
-      <w:r>
-        <w:rPr/>
-        <w:t xml:space="preserve"> — the report the website publishes</w:t>
-        <w:br/>
-        <w:t>five times a trading day — as up to five bullet points, each one of the report's</w:t>
-        <w:br/>
-        <w:t>own section headlines in report order. Above them a line names the report, for</w:t>
-        <w:br/>
-        <w:t xml:space="preserve">example "Market close report · 14 Sep · 16:20 CT", and </w:t>
-      </w:r>
-      <w:r>
-        <w:rPr>
-          <w:b/>
-        </w:rPr>
-        <w:t>Read the full report</w:t>
-      </w:r>
-      <w:r>
-        <w:rPr/>
-        <w:br/>
-        <w:t>opens the whole report on the website in a new tab. The highlights are quoted from</w:t>
-        <w:br/>
-        <w:t>the report as written; no AI rewrites them. Three things about the frame are easy</w:t>
-        <w:br/>
-        <w:t>to misread:</w:t>
-      </w:r>
-    </w:p>
-    <w:p>
-      <w:pPr>
-        <w:pStyle w:val="ListBullet"/>
-      </w:pPr>
-      <w:r>
-        <w:rPr>
-          <w:b/>
-        </w:rPr>
-        <w:t>It changes when a new report is published, not on a schedule.</w:t>
-      </w:r>
-      <w:r>
-        <w:t xml:space="preserve"> Between</w:t>
-        <w:br/>
-        <w:t xml:space="preserve">  reports the bullets stay put, so check the report line for their age. The six</w:t>
-        <w:br/>
-        <w:t xml:space="preserve">  chips underneath are </w:t>
-      </w:r>
-      <w:r>
-        <w:rPr>
-          <w:b/>
-        </w:rPr>
-        <w:t>live</w:t>
-      </w:r>
-      <w:r>
-        <w:t xml:space="preserve"> regardless: SENTIMENT, TREND, BIAS, SIGNAL, REGIME</w:t>
-        <w:br/>
-        <w:t xml:space="preserve">  and BULL/BEAR update on every poll even while the report above them is hours</w:t>
-        <w:br/>
-        <w:t xml:space="preserve">  old, and hovering any of them explains that word — the same hover as the top</w:t>
-        <w:br/>
-        <w:t xml:space="preserve">  strip.</w:t>
-      </w:r>
-    </w:p>
-    <w:p>
-      <w:pPr>
-        <w:pStyle w:val="ListBullet"/>
-      </w:pPr>
-      <w:r>
-        <w:rPr>
-          <w:b/>
-        </w:rPr>
-        <w:t>If a new report can't be read, the previous highlights stay up</w:t>
-      </w:r>
-      <w:r>
-        <w:t xml:space="preserve"> rather than</w:t>
-        <w:br/>
-        <w:t xml:space="preserve">  the frame going blank.</w:t>
-      </w:r>
-    </w:p>
-    <w:p>
-      <w:pPr>
-        <w:pStyle w:val="ListBullet"/>
-      </w:pPr>
-      <w:r>
-        <w:rPr>
-          <w:b/>
-        </w:rPr>
-        <w:t>Before any report has been published</w:t>
-      </w:r>
-      <w:r>
-        <w:t xml:space="preserve"> the frame reads "No market report</w:t>
-        <w:br/>
-        <w:t xml:space="preserve">  published yet." instead of a blank space.</w:t>
+        <w:t xml:space="preserve"> frame across the bottom of the</w:t>
+        <w:br/>
+        <w:t>page: five highlight points from the report over six chips (Sentiment, Trend,</w:t>
+        <w:br/>
+        <w:t>Bias, Signal, Regime, Bull/Bear). The full report replaced the highlights, and all</w:t>
+        <w:br/>
+        <w:t>six readings are still on the strip at the top of the page.</w:t>
       </w:r>
     </w:p>
     <w:p>
@@ -4787,6 +4783,34 @@
       <w:r>
         <w:rPr/>
         <w:t>The Market read</w:t>
+      </w:r>
+    </w:p>
+    <w:p>
+      <w:r>
+        <w:rPr>
+          <w:b/>
+        </w:rPr>
+        <w:t>To open it:</w:t>
+      </w:r>
+      <w:r>
+        <w:rPr/>
+        <w:t xml:space="preserve"> the </w:t>
+      </w:r>
+      <w:r>
+        <w:rPr>
+          <w:b/>
+        </w:rPr>
+        <w:t>Market read</w:t>
+      </w:r>
+      <w:r>
+        <w:rPr/>
+        <w:t xml:space="preserve"> button at the top right of the Desk. The line</w:t>
+        <w:br/>
+        <w:t>beside the button shows when the reading was taken and how it counts, for example</w:t>
+        <w:br/>
+        <w:t>"12:45 CT · next 13:00 · 2 tailwinds · 2 headwinds", so the page says something</w:t>
+        <w:br/>
+        <w:t>with the popup closed.</w:t>
       </w:r>
     </w:p>
     <w:p>
@@ -5352,7 +5376,7 @@
       <w:r>
         <w:t xml:space="preserve"> mean readings have stopped arriving. What you</w:t>
         <w:br/>
-        <w:t xml:space="preserve">  see is the last one.</w:t>
+        <w:t xml:space="preserve">  see is the last one. The line beside the button greys at the same moment.</w:t>
       </w:r>
     </w:p>
     <w:p>
@@ -5440,7 +5464,7 @@
         <w:br/>
         <w:t>two switches apply within a few seconds: turning the Market read off takes the</w:t>
         <w:br/>
-        <w:t>panel off the Desk, and turning the public switch off takes it off the public</w:t>
+        <w:t>button off the Desk, and turning the public switch off takes it off the public</w:t>
         <w:br/>
         <w:t>Desk. The Flow row follows Flow Alerts' own public switch for the estimate as</w:t>
         <w:br/>
@@ -28549,11 +28573,11 @@
         <w:rPr>
           <w:b/>
         </w:rPr>
-        <w:t>Market Summary</w:t>
-      </w:r>
-      <w:r>
-        <w:rPr/>
-        <w:t xml:space="preserve"> frame, so it keeps being picked up — whenever a new</w:t>
+        <w:t>Market report</w:t>
+      </w:r>
+      <w:r>
+        <w:rPr/>
+        <w:t xml:space="preserve"> button, so it keeps being picked up — whenever a new</w:t>
         <w:br/>
         <w:t>report is published — whether or not the marquee is showing.</w:t>
       </w:r>

--- a/docs/manuals/user-guide/user-guide.docx
+++ b/docs/manuals/user-guide/user-guide.docx
@@ -4050,7 +4050,7 @@
             <w:r/>
             <w:r>
               <w:rPr/>
-              <w:t>The newest unusual-options events. A row that names one contract can carry a second line: the estimated share of its volume that was bought, sold, or could not be told</w:t>
+              <w:t>The newest unusual-options events. A row that names one contract can carry a bar under it: the estimated share of its volume that was bought (green), sold (red), or could not be told (grey)</w:t>
             </w:r>
           </w:p>
         </w:tc>
@@ -8503,7 +8503,39 @@
       </w:r>
       <w:r>
         <w:rPr/>
-        <w:t xml:space="preserve"> A cell reads, for example:</w:t>
+        <w:t xml:space="preserve"> A cell holds one or two bars, each split in proportion into three</w:t>
+        <w:br/>
+        <w:t xml:space="preserve">colours. </w:t>
+      </w:r>
+      <w:r>
+        <w:rPr>
+          <w:b/>
+        </w:rPr>
+        <w:t>Green</w:t>
+      </w:r>
+      <w:r>
+        <w:rPr/>
+        <w:t xml:space="preserve"> is bought, </w:t>
+      </w:r>
+      <w:r>
+        <w:rPr>
+          <w:b/>
+        </w:rPr>
+        <w:t>red</w:t>
+      </w:r>
+      <w:r>
+        <w:rPr/>
+        <w:t xml:space="preserve"> is sold, </w:t>
+      </w:r>
+      <w:r>
+        <w:rPr>
+          <w:b/>
+        </w:rPr>
+        <w:t>grey</w:t>
+      </w:r>
+      <w:r>
+        <w:rPr/>
+        <w:t xml:space="preserve"> is unknown. For example:</w:t>
       </w:r>
     </w:p>
     <w:p>
@@ -8512,9 +8544,70 @@
       </w:pPr>
       <w:r>
         <w:rPr/>
-        <w:t>≈ bought 56.67% · sold 29.95% · unlabelled 13.38%</w:t>
-        <w:br/>
-        <w:t>since the alert: bought 71.05% · sold 20.00% · unlabelled 8.95% of 12,400</w:t>
+        <w:t xml:space="preserve">≈ Session — </w:t>
+      </w:r>
+      <w:r>
+        <w:rPr>
+          <w:b/>
+        </w:rPr>
+        <w:t>Buy 56.67%</w:t>
+      </w:r>
+      <w:r>
+        <w:rPr/>
+        <w:t xml:space="preserve"> (green) · </w:t>
+      </w:r>
+      <w:r>
+        <w:rPr>
+          <w:b/>
+        </w:rPr>
+        <w:t>Sell 29.95%</w:t>
+      </w:r>
+      <w:r>
+        <w:rPr/>
+        <w:t xml:space="preserve"> (red) · </w:t>
+      </w:r>
+      <w:r>
+        <w:rPr>
+          <w:b/>
+        </w:rPr>
+        <w:t>13.38%</w:t>
+      </w:r>
+      <w:r>
+        <w:rPr/>
+        <w:t xml:space="preserve"> (grey)</w:t>
+        <w:br/>
+        <w:t xml:space="preserve">≈ Since alert — </w:t>
+      </w:r>
+      <w:r>
+        <w:rPr>
+          <w:b/>
+        </w:rPr>
+        <w:t>Buy 71.05%</w:t>
+      </w:r>
+      <w:r>
+        <w:rPr/>
+        <w:t xml:space="preserve"> (green) · </w:t>
+      </w:r>
+      <w:r>
+        <w:rPr>
+          <w:b/>
+        </w:rPr>
+        <w:t>20.00%</w:t>
+      </w:r>
+      <w:r>
+        <w:rPr/>
+        <w:t xml:space="preserve"> (red) · a grey sliver, then</w:t>
+        <w:br/>
+      </w:r>
+      <w:r>
+        <w:rPr>
+          <w:i/>
+        </w:rPr>
+        <w:t>Unknown 8.95% · of 12,400</w:t>
+      </w:r>
+      <w:r>
+        <w:rPr/>
+        <w:t xml:space="preserve"> printed after the bar</w:t>
       </w:r>
     </w:p>
     <w:p>
@@ -8522,18 +8615,57 @@
         <w:pStyle w:val="ListBullet"/>
       </w:pPr>
       <w:r>
+        <w:t>A segment wide enough prints its word and its share; a narrower one prints only the</w:t>
+        <w:br/>
+        <w:t xml:space="preserve">  share, and its colour says which it is; a sliver prints nothing inside, and its</w:t>
+        <w:br/>
+        <w:t xml:space="preserve">  share is written just after the bar. No share that traded is ever left off. Hover a</w:t>
+        <w:br/>
+        <w:t xml:space="preserve">  bar to read all three shares in words.</w:t>
+      </w:r>
+    </w:p>
+    <w:p>
+      <w:pPr>
+        <w:pStyle w:val="ListBullet"/>
+      </w:pPr>
+      <w:r>
+        <w:rPr>
+          <w:b/>
+        </w:rPr>
+        <w:t>Green and red mean bought and sold, not bullish and bearish.</w:t>
+      </w:r>
+      <w:r>
+        <w:t xml:space="preserve"> A put that was</w:t>
+        <w:br/>
+        <w:t xml:space="preserve">  mostly bought shows a red </w:t>
+      </w:r>
+      <w:r>
+        <w:rPr>
+          <w:b/>
+        </w:rPr>
+        <w:t>Put</w:t>
+      </w:r>
+      <w:r>
+        <w:t xml:space="preserve"> in the Side column beside a mostly green bar.</w:t>
+      </w:r>
+    </w:p>
+    <w:p>
+      <w:pPr>
+        <w:pStyle w:val="ListBullet"/>
+      </w:pPr>
+      <w:r>
         <w:t xml:space="preserve">The </w:t>
       </w:r>
       <w:r>
         <w:rPr>
           <w:b/>
         </w:rPr>
-        <w:t>first line</w:t>
-      </w:r>
-      <w:r>
-        <w:t xml:space="preserve"> covers the contract's whole day. Once a minute the app takes the</w:t>
-        <w:br/>
-        <w:t xml:space="preserve">  contract's new volume and looks at where its latest trade printed: at the ask is</w:t>
+        <w:t>≈ Session</w:t>
+      </w:r>
+      <w:r>
+        <w:t xml:space="preserve"> bar covers the contract's whole day. Once a minute the app takes</w:t>
+        <w:br/>
+        <w:t xml:space="preserve">  the contract's new volume and looks at where its latest trade printed: at the ask is</w:t>
         <w:br/>
         <w:t xml:space="preserve">  </w:t>
       </w:r>
@@ -8566,14 +8698,25 @@
         <w:rPr>
           <w:b/>
         </w:rPr>
-        <w:t>Unlabelled</w:t>
-      </w:r>
-      <w:r>
-        <w:t xml:space="preserve"> is volume the app could not tell: a trade at the exact midpoint, a</w:t>
-        <w:br/>
-        <w:t xml:space="preserve">  quote it could not read, or volume that printed while the app was not watching (a</w:t>
-        <w:br/>
-        <w:t xml:space="preserve">  restart, a missed minute). When this share is large, the estimate is thin.</w:t>
+        <w:t>Unknown</w:t>
+      </w:r>
+      <w:r>
+        <w:t xml:space="preserve"> is volume the app could not tell (the technical manuals call it</w:t>
+        <w:br/>
+        <w:t xml:space="preserve">  </w:t>
+      </w:r>
+      <w:r>
+        <w:rPr>
+          <w:i/>
+        </w:rPr>
+        <w:t>unlabelled</w:t>
+      </w:r>
+      <w:r>
+        <w:t>): a trade at the exact midpoint, a quote it could not read, or volume</w:t>
+        <w:br/>
+        <w:t xml:space="preserve">  that printed while the app was not watching (a restart, a missed minute). When the</w:t>
+        <w:br/>
+        <w:t xml:space="preserve">  grey share is large, the estimate is thin.</w:t>
       </w:r>
     </w:p>
     <w:p>
@@ -8587,18 +8730,47 @@
         <w:rPr>
           <w:b/>
         </w:rPr>
-        <w:t>second line</w:t>
-      </w:r>
-      <w:r>
-        <w:t xml:space="preserve"> appears once the contract has traded after its alert. From the</w:t>
-        <w:br/>
-        <w:t xml:space="preserve">  moment a contract is flagged the app follows it tick by tick, which is finer than</w:t>
+        <w:t>≈ Since alert</w:t>
+      </w:r>
+      <w:r>
+        <w:t xml:space="preserve"> bar appears once the contract has traded after its alert. From</w:t>
+        <w:br/>
+        <w:t xml:space="preserve">  the moment a contract is flagged the app follows it tick by tick, which is finer than</w:t>
         <w:br/>
         <w:t xml:space="preserve">  once a minute. It is shown apart from the day's share because it is a different</w:t>
         <w:br/>
         <w:t xml:space="preserve">  sample of a different stretch of the day; "of 12,400" is the number of contracts</w:t>
         <w:br/>
         <w:t xml:space="preserve">  it covers.</w:t>
+      </w:r>
+    </w:p>
+    <w:p>
+      <w:pPr>
+        <w:pStyle w:val="ListBullet"/>
+      </w:pPr>
+      <w:r>
+        <w:t>Click the column heading to sort the table by the bought share.</w:t>
+      </w:r>
+    </w:p>
+    <w:p>
+      <w:pPr>
+        <w:pStyle w:val="ListBullet"/>
+      </w:pPr>
+      <w:r>
+        <w:t xml:space="preserve">On the </w:t>
+      </w:r>
+      <w:r>
+        <w:rPr>
+          <w:b/>
+        </w:rPr>
+        <w:t>Desk</w:t>
+      </w:r>
+      <w:r>
+        <w:t>, the same bar sits under the alert's detail line, a little shorter.</w:t>
+        <w:br/>
+        <w:t xml:space="preserve">  The Desk keeps each row to two lines, so the text after a bar and the since-alert</w:t>
+        <w:br/>
+        <w:t xml:space="preserve">  bar are drawn only where the panel is wide enough; hovering shows every figure.</w:t>
       </w:r>
     </w:p>
     <w:p>

--- a/docs/manuals/user-guide/user-guide.docx
+++ b/docs/manuals/user-guide/user-guide.docx
@@ -15817,7 +15817,9 @@
         <w:rPr/>
         <w:t>The list re-scans itself every 15 minutes between 08:00 and 15:15 CT on trading</w:t>
         <w:br/>
-        <w:t xml:space="preserve">days; you rarely need to press </w:t>
+        <w:t>days, starting two minutes after each quarter hour (9:02, 9:17, 9:32, 9:47); you</w:t>
+        <w:br/>
+        <w:t xml:space="preserve">rarely need to press </w:t>
       </w:r>
       <w:r>
         <w:rPr>

--- a/docs/manuals/user-guide/user-guide.docx
+++ b/docs/manuals/user-guide/user-guide.docx
@@ -915,27 +915,17 @@
       </w:r>
       <w:r>
         <w:rPr/>
-        <w:t xml:space="preserve">, </w:t>
-      </w:r>
-      <w:r>
-        <w:rPr>
-          <w:b/>
-        </w:rPr>
-        <w:t>8215</w:t>
-      </w:r>
-      <w:r>
-        <w:rPr/>
         <w:t xml:space="preserve"> and </w:t>
       </w:r>
       <w:r>
         <w:rPr>
           <w:b/>
         </w:rPr>
-        <w:t>8216</w:t>
-      </w:r>
-      <w:r>
-        <w:rPr/>
-        <w:t xml:space="preserve"> (the six services),</w:t>
+        <w:t>8215–8217</w:t>
+      </w:r>
+      <w:r>
+        <w:rPr/>
+        <w:t xml:space="preserve"> (the seven services),</w:t>
         <w:br/>
       </w:r>
       <w:r>
@@ -1076,7 +1066,7 @@
             <w:r/>
             <w:r>
               <w:rPr/>
-              <w:t>Starts the gateway, the six domain services, the web app and the public live screens.</w:t>
+              <w:t>Starts the gateway, the seven services, the web app and the public live screens.</w:t>
             </w:r>
           </w:p>
         </w:tc>
@@ -2043,12 +2033,12 @@
         <w:rPr>
           <w:b/>
         </w:rPr>
-        <w:t>Six domain services</w:t>
-      </w:r>
-      <w:r>
-        <w:t xml:space="preserve"> — Sentiment, Options, Portfolio, Trade, Market and</w:t>
-        <w:br/>
-        <w:t xml:space="preserve">  News. Each one powers its matching page(s).</w:t>
+        <w:t>Seven services</w:t>
+      </w:r>
+      <w:r>
+        <w:t xml:space="preserve"> — Sentiment, Options, Portfolio, Trade, Market, News and</w:t>
+        <w:br/>
+        <w:t xml:space="preserve">  Blog. Each one powers its matching page(s).</w:t>
       </w:r>
     </w:p>
     <w:p>
@@ -2219,7 +2209,7 @@
         <w:rPr/>
         <w:t>. This stops the</w:t>
         <w:br/>
-        <w:t xml:space="preserve">gateway, the six services, the web app </w:t>
+        <w:t xml:space="preserve">gateway, the seven services, the web app </w:t>
       </w:r>
       <w:r>
         <w:rPr>
@@ -3198,7 +3188,7 @@
             <w:r/>
             <w:r>
               <w:rPr/>
-              <w:t>EOD Report · User Manuals</w:t>
+              <w:t>EOD Report · Post to X · Blog · User Manuals</w:t>
             </w:r>
           </w:p>
         </w:tc>
@@ -26313,7 +26303,7 @@
       </w:pPr>
       <w:r>
         <w:rPr/>
-        <w:t>User Manuals</w:t>
+        <w:t>Blog</w:t>
       </w:r>
     </w:p>
     <w:p>
@@ -26333,7 +26323,7 @@
           <w:color w:val="334455"/>
           <w:sz w:val="19"/>
         </w:rPr>
-        <w:t>/manuals</w:t>
+        <w:t>/blog</w:t>
       </w:r>
       <w:r>
         <w:rPr/>
@@ -26347,95 +26337,15 @@
       </w:r>
       <w:r>
         <w:rPr/>
-        <w:t xml:space="preserve"> group, alongside EOD Report. (It used</w:t>
-        <w:br/>
-        <w:t>to be nested under Settings; it is now a peer tab.)</w:t>
-      </w:r>
-    </w:p>
-    <w:p>
-      <w:r>
-        <w:rPr/>
-        <w:t>A simple index that links the five manuals — each opens in a new browser tab:</w:t>
-      </w:r>
-    </w:p>
-    <w:p>
-      <w:pPr>
-        <w:pStyle w:val="ListBullet"/>
-      </w:pPr>
-      <w:r>
-        <w:rPr>
-          <w:b/>
-        </w:rPr>
-        <w:t>User Guide</w:t>
-      </w:r>
-      <w:r>
-        <w:t xml:space="preserve"> — how to use the app (this document).</w:t>
-      </w:r>
-    </w:p>
-    <w:p>
-      <w:pPr>
-        <w:pStyle w:val="ListBullet"/>
-      </w:pPr>
-      <w:r>
-        <w:rPr>
-          <w:b/>
-        </w:rPr>
-        <w:t>Reference Guide</w:t>
-      </w:r>
-      <w:r>
-        <w:t xml:space="preserve"> — what each tab and sub-tab is for, why it matters and when to</w:t>
-        <w:br/>
-        <w:t xml:space="preserve">  open it, starting from a one-page summary of the whole app.</w:t>
-      </w:r>
-    </w:p>
-    <w:p>
-      <w:pPr>
-        <w:pStyle w:val="ListBullet"/>
-      </w:pPr>
-      <w:r>
-        <w:rPr>
-          <w:b/>
-        </w:rPr>
-        <w:t>Technical Reference</w:t>
-      </w:r>
-      <w:r>
-        <w:t xml:space="preserve"> — the math behind every number.</w:t>
-      </w:r>
-    </w:p>
-    <w:p>
-      <w:pPr>
-        <w:pStyle w:val="ListBullet"/>
-      </w:pPr>
-      <w:r>
-        <w:rPr>
-          <w:b/>
-        </w:rPr>
-        <w:t>API / Developer Reference</w:t>
-      </w:r>
-      <w:r>
-        <w:t xml:space="preserve"> — the integration surface for developers.</w:t>
-      </w:r>
-    </w:p>
-    <w:p>
-      <w:pPr>
-        <w:pStyle w:val="ListBullet"/>
-      </w:pPr>
-      <w:r>
-        <w:rPr>
-          <w:b/>
-        </w:rPr>
-        <w:t>Options Glossary</w:t>
-      </w:r>
-      <w:r>
-        <w:t xml:space="preserve"> — plain-English definitions of every term the app puts on</w:t>
-        <w:br/>
-        <w:t xml:space="preserve">  screen, from what a contract is to what dealer gamma means.</w:t>
-      </w:r>
-    </w:p>
-    <w:p>
-      <w:r>
-        <w:rPr/>
-        <w:t>The Word (</w:t>
+        <w:t xml:space="preserve"> group, after Post to X.</w:t>
+      </w:r>
+    </w:p>
+    <w:p>
+      <w:r>
+        <w:rPr/>
+        <w:t>Put an entry on the public site's Blog, and take one off. The Blog's list of</w:t>
+        <w:br/>
+        <w:t xml:space="preserve">entries is at </w:t>
       </w:r>
       <w:r>
         <w:rPr>
@@ -26443,11 +26353,23 @@
           <w:color w:val="334455"/>
           <w:sz w:val="19"/>
         </w:rPr>
-        <w:t>.docx</w:t>
-      </w:r>
-      <w:r>
-        <w:rPr/>
-        <w:t xml:space="preserve">) copies live alongside the HTML under </w:t>
+        <w:t>neuralstrike.co/blog.html</w:t>
+      </w:r>
+      <w:r>
+        <w:rPr/>
+        <w:t xml:space="preserve">, reached from </w:t>
+      </w:r>
+      <w:r>
+        <w:rPr>
+          <w:b/>
+        </w:rPr>
+        <w:t>Blog</w:t>
+      </w:r>
+      <w:r>
+        <w:rPr/>
+        <w:t xml:space="preserve"> in the site's</w:t>
+        <w:br/>
+        <w:t xml:space="preserve">menu; each entry has a page of its own at </w:t>
       </w:r>
       <w:r>
         <w:rPr>
@@ -26455,54 +26377,229 @@
           <w:color w:val="334455"/>
           <w:sz w:val="19"/>
         </w:rPr>
-        <w:t>docs/manuals/</w:t>
+        <w:t>neuralstrike.co/blog/&lt;address&gt;/</w:t>
       </w:r>
       <w:r>
         <w:rPr/>
         <w:t>.</w:t>
-      </w:r>
-    </w:p>
-    <w:p>
-      <w:r>
-        <w:br/>
-      </w:r>
-    </w:p>
-    <w:p>
-      <w:pPr>
-        <w:pStyle w:val="Heading1"/>
-      </w:pPr>
-      <w:r>
-        <w:rPr/>
-        <w:t>SYSTEM</w:t>
-      </w:r>
-    </w:p>
-    <w:p>
-      <w:r>
-        <w:rPr/>
-        <w:t>The machine-level controls pinned to the foot of the rail. None of them is a step</w:t>
-        <w:br/>
-        <w:t>in a trading workflow, which is why they sit apart.</w:t>
-      </w:r>
-    </w:p>
-    <w:p>
-      <w:pPr>
-        <w:pStyle w:val="Heading2"/>
-      </w:pPr>
-      <w:r>
-        <w:rPr/>
-        <w:t>System Status</w:t>
-      </w:r>
-    </w:p>
-    <w:p>
-      <w:r>
-        <w:rPr>
-          <w:b/>
-        </w:rPr>
-        <w:t>Route:</w:t>
-      </w:r>
-      <w:r>
-        <w:rPr/>
-        <w:t xml:space="preserve"> </w:t>
+        <w:br/>
+        <w:t>An entry is one self-contained HTML document: a file that carries its own</w:t>
+        <w:br/>
+        <w:t>styles and needs nothing else to display.</w:t>
+      </w:r>
+    </w:p>
+    <w:p>
+      <w:pPr>
+        <w:pStyle w:val="IntenseQuote"/>
+      </w:pPr>
+      <w:r>
+        <w:rPr>
+          <w:b/>
+        </w:rPr>
+        <w:t>Nothing is public until you press Publish.</w:t>
+      </w:r>
+      <w:r>
+        <w:rPr/>
+        <w:t xml:space="preserve"> Uploading a file only makes a</w:t>
+        <w:br/>
+      </w:r>
+      <w:r>
+        <w:rPr>
+          <w:i/>
+        </w:rPr>
+        <w:t>draft</w:t>
+      </w:r>
+      <w:r>
+        <w:rPr/>
+        <w:t>: a cleaned copy that waits on this page, where only you can see it.</w:t>
+      </w:r>
+    </w:p>
+    <w:p>
+      <w:r>
+        <w:rPr>
+          <w:b/>
+        </w:rPr>
+        <w:t>To add an entry:</w:t>
+      </w:r>
+    </w:p>
+    <w:p>
+      <w:pPr>
+        <w:pStyle w:val="ListNumber"/>
+      </w:pPr>
+      <w:r>
+        <w:t xml:space="preserve">Under </w:t>
+      </w:r>
+      <w:r>
+        <w:rPr>
+          <w:b/>
+        </w:rPr>
+        <w:t>Add a draft</w:t>
+      </w:r>
+      <w:r>
+        <w:t>, choose the HTML file. It must be UTF-8 text and no</w:t>
+        <w:br/>
+        <w:t xml:space="preserve">   larger than the size printed under the upload box.</w:t>
+      </w:r>
+    </w:p>
+    <w:p>
+      <w:pPr>
+        <w:pStyle w:val="ListNumber"/>
+      </w:pPr>
+      <w:r>
+        <w:t>Wait a moment. The blog service cleans the document and it appears under</w:t>
+        <w:br/>
+        <w:t xml:space="preserve">   </w:t>
+      </w:r>
+      <w:r>
+        <w:rPr>
+          <w:b/>
+        </w:rPr>
+        <w:t>Drafts waiting</w:t>
+      </w:r>
+      <w:r>
+        <w:t>. The draft says what cleaning removed.</w:t>
+      </w:r>
+    </w:p>
+    <w:p>
+      <w:pPr>
+        <w:pStyle w:val="ListNumber"/>
+      </w:pPr>
+      <w:r>
+        <w:t xml:space="preserve">Press </w:t>
+      </w:r>
+      <w:r>
+        <w:rPr>
+          <w:b/>
+        </w:rPr>
+        <w:t>Preview</w:t>
+      </w:r>
+      <w:r>
+        <w:t xml:space="preserve"> and read it. Cleaning can change how a page looks, and the</w:t>
+        <w:br/>
+        <w:t xml:space="preserve">   preview is exactly what a visitor would see.</w:t>
+      </w:r>
+    </w:p>
+    <w:p>
+      <w:pPr>
+        <w:pStyle w:val="ListNumber"/>
+      </w:pPr>
+      <w:r>
+        <w:t xml:space="preserve">Check the </w:t>
+      </w:r>
+      <w:r>
+        <w:rPr>
+          <w:b/>
+        </w:rPr>
+        <w:t>Title</w:t>
+      </w:r>
+      <w:r>
+        <w:t xml:space="preserve">, </w:t>
+      </w:r>
+      <w:r>
+        <w:rPr>
+          <w:b/>
+        </w:rPr>
+        <w:t>Summary</w:t>
+      </w:r>
+      <w:r>
+        <w:t xml:space="preserve"> and </w:t>
+      </w:r>
+      <w:r>
+        <w:rPr>
+          <w:b/>
+        </w:rPr>
+        <w:t>Tags</w:t>
+      </w:r>
+      <w:r>
+        <w:t xml:space="preserve"> — the Blog's list of entries</w:t>
+        <w:br/>
+        <w:t xml:space="preserve">   shows them — and the </w:t>
+      </w:r>
+      <w:r>
+        <w:rPr>
+          <w:b/>
+        </w:rPr>
+        <w:t>Address</w:t>
+      </w:r>
+      <w:r>
+        <w:t>, which is the last part of the entry's web</w:t>
+        <w:br/>
+        <w:t xml:space="preserve">   address. The full public address is printed under the box.</w:t>
+      </w:r>
+    </w:p>
+    <w:p>
+      <w:pPr>
+        <w:pStyle w:val="ListNumber"/>
+      </w:pPr>
+      <w:r>
+        <w:t xml:space="preserve">Press </w:t>
+      </w:r>
+      <w:r>
+        <w:rPr>
+          <w:b/>
+        </w:rPr>
+        <w:t>Publish</w:t>
+      </w:r>
+      <w:r>
+        <w:t xml:space="preserve"> and confirm. The entry is on the public site at once.</w:t>
+      </w:r>
+    </w:p>
+    <w:p>
+      <w:pPr>
+        <w:pStyle w:val="ListBullet"/>
+      </w:pPr>
+      <w:r>
+        <w:rPr>
+          <w:b/>
+        </w:rPr>
+        <w:t>What cleaning removes:</w:t>
+      </w:r>
+      <w:r>
+        <w:t xml:space="preserve"> scripts, forms, event handlers, embedded frames,</w:t>
+        <w:br/>
+        <w:t xml:space="preserve">  images, and links out to other sites' stylesheets. The typefaces the document</w:t>
+        <w:br/>
+        <w:t xml:space="preserve">  asks Google Fonts for are copied onto this server instead, and the draft says</w:t>
+        <w:br/>
+        <w:t xml:space="preserve">  so when one could not be. Scripts never run, in the preview or on the site.</w:t>
+      </w:r>
+    </w:p>
+    <w:p>
+      <w:pPr>
+        <w:pStyle w:val="ListBullet"/>
+      </w:pPr>
+      <w:r>
+        <w:rPr>
+          <w:b/>
+        </w:rPr>
+        <w:t>A draft may also carry a note about its typefaces</w:t>
+      </w:r>
+      <w:r>
+        <w:t xml:space="preserve"> when some or all of</w:t>
+        <w:br/>
+        <w:t xml:space="preserve">  them could not be copied. The entry is then shown in the fallback fonts its</w:t>
+        <w:br/>
+        <w:t xml:space="preserve">  own stylesheet names. Preview shows exactly that.</w:t>
+      </w:r>
+    </w:p>
+    <w:p>
+      <w:pPr>
+        <w:pStyle w:val="ListBullet"/>
+      </w:pPr>
+      <w:r>
+        <w:rPr>
+          <w:b/>
+        </w:rPr>
+        <w:t>Publish is greyed out</w:t>
+      </w:r>
+      <w:r>
+        <w:t xml:space="preserve"> while the title is empty or the address cannot be</w:t>
+        <w:br/>
+        <w:t xml:space="preserve">  used. When it is the address, the reason is shown in red under it: use</w:t>
+        <w:br/>
+        <w:t xml:space="preserve">  letters, digits and single hyphens, at most 80 characters as shipped. A few</w:t>
+        <w:br/>
+        <w:t xml:space="preserve">  addresses are reserved by the site, </w:t>
       </w:r>
       <w:r>
         <w:rPr>
@@ -26510,6 +26607,341 @@
           <w:color w:val="334455"/>
           <w:sz w:val="19"/>
         </w:rPr>
+        <w:t>fonts</w:t>
+      </w:r>
+      <w:r>
+        <w:t xml:space="preserve"> among them.</w:t>
+      </w:r>
+    </w:p>
+    <w:p>
+      <w:pPr>
+        <w:pStyle w:val="ListBullet"/>
+      </w:pPr>
+      <w:r>
+        <w:rPr>
+          <w:b/>
+        </w:rPr>
+        <w:t>Discard</w:t>
+      </w:r>
+      <w:r>
+        <w:t xml:space="preserve"> deletes a draft. Nothing public changes.</w:t>
+      </w:r>
+    </w:p>
+    <w:p>
+      <w:pPr>
+        <w:pStyle w:val="ListBullet"/>
+      </w:pPr>
+      <w:r>
+        <w:rPr>
+          <w:b/>
+        </w:rPr>
+        <w:t>Twenty drafts can wait at once</w:t>
+      </w:r>
+      <w:r>
+        <w:t xml:space="preserve"> as shipped (the limit is under Settings →</w:t>
+        <w:br/>
+        <w:t xml:space="preserve">  Configuration → Site blog). Past that an upload is refused until you publish</w:t>
+        <w:br/>
+        <w:t xml:space="preserve">  or discard one.</w:t>
+      </w:r>
+    </w:p>
+    <w:p>
+      <w:pPr>
+        <w:pStyle w:val="ListBullet"/>
+      </w:pPr>
+      <w:r>
+        <w:rPr>
+          <w:b/>
+        </w:rPr>
+        <w:t>To replace an entry</w:t>
+      </w:r>
+      <w:r>
+        <w:t xml:space="preserve">, pick it under </w:t>
+      </w:r>
+      <w:r>
+        <w:rPr>
+          <w:b/>
+        </w:rPr>
+        <w:t>Replace an existing entry</w:t>
+      </w:r>
+      <w:r>
+        <w:rPr>
+          <w:i/>
+        </w:rPr>
+        <w:t>before</w:t>
+      </w:r>
+      <w:r>
+        <w:br/>
+        <w:t xml:space="preserve">  you choose the file. The draft then says which entry it replaces and keeps that</w:t>
+        <w:br/>
+        <w:t xml:space="preserve">  entry's address, which cannot be edited. The old version stays public until you</w:t>
+        <w:br/>
+        <w:t xml:space="preserve">  publish the new one.</w:t>
+      </w:r>
+    </w:p>
+    <w:p>
+      <w:pPr>
+        <w:pStyle w:val="ListBullet"/>
+      </w:pPr>
+      <w:r>
+        <w:rPr>
+          <w:b/>
+        </w:rPr>
+        <w:t>Published</w:t>
+      </w:r>
+      <w:r>
+        <w:t xml:space="preserve"> lists what is on the site, newest first. </w:t>
+      </w:r>
+      <w:r>
+        <w:rPr>
+          <w:b/>
+        </w:rPr>
+        <w:t>Open on the site</w:t>
+      </w:r>
+      <w:r>
+        <w:br/>
+        <w:t xml:space="preserve">  opens the entry in a new tab. </w:t>
+      </w:r>
+      <w:r>
+        <w:rPr>
+          <w:b/>
+        </w:rPr>
+        <w:t>Unpublish</w:t>
+      </w:r>
+      <w:r>
+        <w:t xml:space="preserve"> asks first, then removes the page</w:t>
+        <w:br/>
+        <w:t xml:space="preserve">  from the public site; its address stops working. To bring an entry back,</w:t>
+        <w:br/>
+        <w:t xml:space="preserve">  upload its file again.</w:t>
+      </w:r>
+    </w:p>
+    <w:p>
+      <w:pPr>
+        <w:pStyle w:val="ListBullet"/>
+      </w:pPr>
+      <w:r>
+        <w:t>After an upload, Publish, Discard or Unpublish the control you pressed waits</w:t>
+        <w:br/>
+        <w:t xml:space="preserve">  for the blog service, and a message at the bottom of the screen says how it</w:t>
+        <w:br/>
+        <w:t xml:space="preserve">  went. If the blog service is stopped nothing happens: the control waits, then</w:t>
+        <w:br/>
+        <w:t xml:space="preserve">  comes back. </w:t>
+      </w:r>
+      <w:r>
+        <w:rPr>
+          <w:b/>
+        </w:rPr>
+        <w:t>System Status</w:t>
+      </w:r>
+      <w:r>
+        <w:t xml:space="preserve"> shows whether the service is running.</w:t>
+      </w:r>
+    </w:p>
+    <w:p>
+      <w:pPr>
+        <w:pStyle w:val="Heading2"/>
+      </w:pPr>
+      <w:r>
+        <w:rPr/>
+        <w:t>User Manuals</w:t>
+      </w:r>
+    </w:p>
+    <w:p>
+      <w:r>
+        <w:rPr>
+          <w:b/>
+        </w:rPr>
+        <w:t>Route:</w:t>
+      </w:r>
+      <w:r>
+        <w:rPr/>
+        <w:t xml:space="preserve"> </w:t>
+      </w:r>
+      <w:r>
+        <w:rPr>
+          <w:rFonts w:ascii="Consolas" w:hAnsi="Consolas"/>
+          <w:color w:val="334455"/>
+          <w:sz w:val="19"/>
+        </w:rPr>
+        <w:t>/manuals</w:t>
+      </w:r>
+      <w:r>
+        <w:rPr/>
+        <w:t xml:space="preserve"> — a tab in the </w:t>
+      </w:r>
+      <w:r>
+        <w:rPr>
+          <w:b/>
+        </w:rPr>
+        <w:t>More</w:t>
+      </w:r>
+      <w:r>
+        <w:rPr/>
+        <w:t xml:space="preserve"> group, alongside EOD Report. (It used</w:t>
+        <w:br/>
+        <w:t>to be nested under Settings; it is now a peer tab.)</w:t>
+      </w:r>
+    </w:p>
+    <w:p>
+      <w:r>
+        <w:rPr/>
+        <w:t>A simple index that links the five manuals — each opens in a new browser tab:</w:t>
+      </w:r>
+    </w:p>
+    <w:p>
+      <w:pPr>
+        <w:pStyle w:val="ListBullet"/>
+      </w:pPr>
+      <w:r>
+        <w:rPr>
+          <w:b/>
+        </w:rPr>
+        <w:t>User Guide</w:t>
+      </w:r>
+      <w:r>
+        <w:t xml:space="preserve"> — how to use the app (this document).</w:t>
+      </w:r>
+    </w:p>
+    <w:p>
+      <w:pPr>
+        <w:pStyle w:val="ListBullet"/>
+      </w:pPr>
+      <w:r>
+        <w:rPr>
+          <w:b/>
+        </w:rPr>
+        <w:t>Reference Guide</w:t>
+      </w:r>
+      <w:r>
+        <w:t xml:space="preserve"> — what each tab and sub-tab is for, why it matters and when to</w:t>
+        <w:br/>
+        <w:t xml:space="preserve">  open it, starting from a one-page summary of the whole app.</w:t>
+      </w:r>
+    </w:p>
+    <w:p>
+      <w:pPr>
+        <w:pStyle w:val="ListBullet"/>
+      </w:pPr>
+      <w:r>
+        <w:rPr>
+          <w:b/>
+        </w:rPr>
+        <w:t>Technical Reference</w:t>
+      </w:r>
+      <w:r>
+        <w:t xml:space="preserve"> — the math behind every number.</w:t>
+      </w:r>
+    </w:p>
+    <w:p>
+      <w:pPr>
+        <w:pStyle w:val="ListBullet"/>
+      </w:pPr>
+      <w:r>
+        <w:rPr>
+          <w:b/>
+        </w:rPr>
+        <w:t>API / Developer Reference</w:t>
+      </w:r>
+      <w:r>
+        <w:t xml:space="preserve"> — the integration surface for developers.</w:t>
+      </w:r>
+    </w:p>
+    <w:p>
+      <w:pPr>
+        <w:pStyle w:val="ListBullet"/>
+      </w:pPr>
+      <w:r>
+        <w:rPr>
+          <w:b/>
+        </w:rPr>
+        <w:t>Options Glossary</w:t>
+      </w:r>
+      <w:r>
+        <w:t xml:space="preserve"> — plain-English definitions of every term the app puts on</w:t>
+        <w:br/>
+        <w:t xml:space="preserve">  screen, from what a contract is to what dealer gamma means.</w:t>
+      </w:r>
+    </w:p>
+    <w:p>
+      <w:r>
+        <w:rPr/>
+        <w:t>The Word (</w:t>
+      </w:r>
+      <w:r>
+        <w:rPr>
+          <w:rFonts w:ascii="Consolas" w:hAnsi="Consolas"/>
+          <w:color w:val="334455"/>
+          <w:sz w:val="19"/>
+        </w:rPr>
+        <w:t>.docx</w:t>
+      </w:r>
+      <w:r>
+        <w:rPr/>
+        <w:t xml:space="preserve">) copies live alongside the HTML under </w:t>
+      </w:r>
+      <w:r>
+        <w:rPr>
+          <w:rFonts w:ascii="Consolas" w:hAnsi="Consolas"/>
+          <w:color w:val="334455"/>
+          <w:sz w:val="19"/>
+        </w:rPr>
+        <w:t>docs/manuals/</w:t>
+      </w:r>
+      <w:r>
+        <w:rPr/>
+        <w:t>.</w:t>
+      </w:r>
+    </w:p>
+    <w:p>
+      <w:r>
+        <w:br/>
+      </w:r>
+    </w:p>
+    <w:p>
+      <w:pPr>
+        <w:pStyle w:val="Heading1"/>
+      </w:pPr>
+      <w:r>
+        <w:rPr/>
+        <w:t>SYSTEM</w:t>
+      </w:r>
+    </w:p>
+    <w:p>
+      <w:r>
+        <w:rPr/>
+        <w:t>The machine-level controls pinned to the foot of the rail. None of them is a step</w:t>
+        <w:br/>
+        <w:t>in a trading workflow, which is why they sit apart.</w:t>
+      </w:r>
+    </w:p>
+    <w:p>
+      <w:pPr>
+        <w:pStyle w:val="Heading2"/>
+      </w:pPr>
+      <w:r>
+        <w:rPr/>
+        <w:t>System Status</w:t>
+      </w:r>
+    </w:p>
+    <w:p>
+      <w:r>
+        <w:rPr>
+          <w:b/>
+        </w:rPr>
+        <w:t>Route:</w:t>
+      </w:r>
+      <w:r>
+        <w:rPr/>
+        <w:t xml:space="preserve"> </w:t>
+      </w:r>
+      <w:r>
+        <w:rPr>
+          <w:rFonts w:ascii="Consolas" w:hAnsi="Consolas"/>
+          <w:color w:val="334455"/>
+          <w:sz w:val="19"/>
+        </w:rPr>
         <w:t>/status</w:t>
       </w:r>
       <w:r>
@@ -26566,7 +26998,7 @@
         <w:t>component grid</w:t>
       </w:r>
       <w:r>
-        <w:t xml:space="preserve"> — Redis, the Schwab gateway, the six services, the web app</w:t>
+        <w:t xml:space="preserve"> — Redis, the Schwab gateway, the seven services, the web app</w:t>
         <w:br/>
         <w:t xml:space="preserve">  itself, and the public live screens beside it, each with Online/Offline and its</w:t>
         <w:br/>
@@ -28855,7 +29287,7 @@
         <w:rPr/>
         <w:t xml:space="preserve"> inside it, which is where the decision is actually made.</w:t>
         <w:br/>
-        <w:t xml:space="preserve">Confirming stops the gateway, the six services, the web app </w:t>
+        <w:t xml:space="preserve">Confirming stops the gateway, the seven services, the web app </w:t>
       </w:r>
       <w:r>
         <w:rPr>

--- a/docs/manuals/user-guide/user-guide.docx
+++ b/docs/manuals/user-guide/user-guide.docx
@@ -26369,7 +26369,7 @@
         <w:rPr/>
         <w:t xml:space="preserve"> in the site's</w:t>
         <w:br/>
-        <w:t xml:space="preserve">menu; each entry has a page of its own at </w:t>
+        <w:t xml:space="preserve">menu or by typing </w:t>
       </w:r>
       <w:r>
         <w:rPr>
@@ -26377,229 +26377,13 @@
           <w:color w:val="334455"/>
           <w:sz w:val="19"/>
         </w:rPr>
-        <w:t>neuralstrike.co/blog/&lt;address&gt;/</w:t>
-      </w:r>
-      <w:r>
-        <w:rPr/>
-        <w:t>.</w:t>
-        <w:br/>
-        <w:t>An entry is one self-contained HTML document: a file that carries its own</w:t>
-        <w:br/>
-        <w:t>styles and needs nothing else to display.</w:t>
-      </w:r>
-    </w:p>
-    <w:p>
-      <w:pPr>
-        <w:pStyle w:val="IntenseQuote"/>
-      </w:pPr>
-      <w:r>
-        <w:rPr>
-          <w:b/>
-        </w:rPr>
-        <w:t>Nothing is public until you press Publish.</w:t>
-      </w:r>
-      <w:r>
-        <w:rPr/>
-        <w:t xml:space="preserve"> Uploading a file only makes a</w:t>
-        <w:br/>
-      </w:r>
-      <w:r>
-        <w:rPr>
-          <w:i/>
-        </w:rPr>
-        <w:t>draft</w:t>
-      </w:r>
-      <w:r>
-        <w:rPr/>
-        <w:t>: a cleaned copy that waits on this page, where only you can see it.</w:t>
-      </w:r>
-    </w:p>
-    <w:p>
-      <w:r>
-        <w:rPr>
-          <w:b/>
-        </w:rPr>
-        <w:t>To add an entry:</w:t>
-      </w:r>
-    </w:p>
-    <w:p>
-      <w:pPr>
-        <w:pStyle w:val="ListNumber"/>
-      </w:pPr>
-      <w:r>
-        <w:t xml:space="preserve">Under </w:t>
-      </w:r>
-      <w:r>
-        <w:rPr>
-          <w:b/>
-        </w:rPr>
-        <w:t>Add a draft</w:t>
-      </w:r>
-      <w:r>
-        <w:t>, choose the HTML file. It must be UTF-8 text and no</w:t>
-        <w:br/>
-        <w:t xml:space="preserve">   larger than the size printed under the upload box.</w:t>
-      </w:r>
-    </w:p>
-    <w:p>
-      <w:pPr>
-        <w:pStyle w:val="ListNumber"/>
-      </w:pPr>
-      <w:r>
-        <w:t>Wait a moment. The blog service cleans the document and it appears under</w:t>
-        <w:br/>
-        <w:t xml:space="preserve">   </w:t>
-      </w:r>
-      <w:r>
-        <w:rPr>
-          <w:b/>
-        </w:rPr>
-        <w:t>Drafts waiting</w:t>
-      </w:r>
-      <w:r>
-        <w:t>. The draft says what cleaning removed.</w:t>
-      </w:r>
-    </w:p>
-    <w:p>
-      <w:pPr>
-        <w:pStyle w:val="ListNumber"/>
-      </w:pPr>
-      <w:r>
-        <w:t xml:space="preserve">Press </w:t>
-      </w:r>
-      <w:r>
-        <w:rPr>
-          <w:b/>
-        </w:rPr>
-        <w:t>Preview</w:t>
-      </w:r>
-      <w:r>
-        <w:t xml:space="preserve"> and read it. Cleaning can change how a page looks, and the</w:t>
-        <w:br/>
-        <w:t xml:space="preserve">   preview is exactly what a visitor would see.</w:t>
-      </w:r>
-    </w:p>
-    <w:p>
-      <w:pPr>
-        <w:pStyle w:val="ListNumber"/>
-      </w:pPr>
-      <w:r>
-        <w:t xml:space="preserve">Check the </w:t>
-      </w:r>
-      <w:r>
-        <w:rPr>
-          <w:b/>
-        </w:rPr>
-        <w:t>Title</w:t>
-      </w:r>
-      <w:r>
-        <w:t xml:space="preserve">, </w:t>
-      </w:r>
-      <w:r>
-        <w:rPr>
-          <w:b/>
-        </w:rPr>
-        <w:t>Summary</w:t>
-      </w:r>
-      <w:r>
-        <w:t xml:space="preserve"> and </w:t>
-      </w:r>
-      <w:r>
-        <w:rPr>
-          <w:b/>
-        </w:rPr>
-        <w:t>Tags</w:t>
-      </w:r>
-      <w:r>
-        <w:t xml:space="preserve"> — the Blog's list of entries</w:t>
-        <w:br/>
-        <w:t xml:space="preserve">   shows them — and the </w:t>
-      </w:r>
-      <w:r>
-        <w:rPr>
-          <w:b/>
-        </w:rPr>
-        <w:t>Address</w:t>
-      </w:r>
-      <w:r>
-        <w:t>, which is the last part of the entry's web</w:t>
-        <w:br/>
-        <w:t xml:space="preserve">   address. The full public address is printed under the box.</w:t>
-      </w:r>
-    </w:p>
-    <w:p>
-      <w:pPr>
-        <w:pStyle w:val="ListNumber"/>
-      </w:pPr>
-      <w:r>
-        <w:t xml:space="preserve">Press </w:t>
-      </w:r>
-      <w:r>
-        <w:rPr>
-          <w:b/>
-        </w:rPr>
-        <w:t>Publish</w:t>
-      </w:r>
-      <w:r>
-        <w:t xml:space="preserve"> and confirm. The entry is on the public site at once.</w:t>
-      </w:r>
-    </w:p>
-    <w:p>
-      <w:pPr>
-        <w:pStyle w:val="ListBullet"/>
-      </w:pPr>
-      <w:r>
-        <w:rPr>
-          <w:b/>
-        </w:rPr>
-        <w:t>What cleaning removes:</w:t>
-      </w:r>
-      <w:r>
-        <w:t xml:space="preserve"> scripts, forms, event handlers, embedded frames,</w:t>
-        <w:br/>
-        <w:t xml:space="preserve">  images, and links out to other sites' stylesheets. The typefaces the document</w:t>
-        <w:br/>
-        <w:t xml:space="preserve">  asks Google Fonts for are copied onto this server instead, and the draft says</w:t>
-        <w:br/>
-        <w:t xml:space="preserve">  so when one could not be. Scripts never run, in the preview or on the site.</w:t>
-      </w:r>
-    </w:p>
-    <w:p>
-      <w:pPr>
-        <w:pStyle w:val="ListBullet"/>
-      </w:pPr>
-      <w:r>
-        <w:rPr>
-          <w:b/>
-        </w:rPr>
-        <w:t>A draft may also carry a note about its typefaces</w:t>
-      </w:r>
-      <w:r>
-        <w:t xml:space="preserve"> when some or all of</w:t>
-        <w:br/>
-        <w:t xml:space="preserve">  them could not be copied. The entry is then shown in the fallback fonts its</w:t>
-        <w:br/>
-        <w:t xml:space="preserve">  own stylesheet names. Preview shows exactly that.</w:t>
-      </w:r>
-    </w:p>
-    <w:p>
-      <w:pPr>
-        <w:pStyle w:val="ListBullet"/>
-      </w:pPr>
-      <w:r>
-        <w:rPr>
-          <w:b/>
-        </w:rPr>
-        <w:t>Publish is greyed out</w:t>
-      </w:r>
-      <w:r>
-        <w:t xml:space="preserve"> while the title is empty or the address cannot be</w:t>
-        <w:br/>
-        <w:t xml:space="preserve">  used. When it is the address, the reason is shown in red under it: use</w:t>
-        <w:br/>
-        <w:t xml:space="preserve">  letters, digits and single hyphens, at most 80 characters as shipped. A few</w:t>
-        <w:br/>
-        <w:t xml:space="preserve">  addresses are reserved by the site, </w:t>
+        <w:t>neuralstrike.co/blog</w:t>
+      </w:r>
+      <w:r>
+        <w:rPr/>
+        <w:t>, which takes you to the same page; each</w:t>
+        <w:br/>
+        <w:t xml:space="preserve">entry has a page of its own at </w:t>
       </w:r>
       <w:r>
         <w:rPr>
@@ -26607,6 +26391,238 @@
           <w:color w:val="334455"/>
           <w:sz w:val="19"/>
         </w:rPr>
+        <w:t>neuralstrike.co/blog/&lt;address&gt;/</w:t>
+      </w:r>
+      <w:r>
+        <w:rPr/>
+        <w:t>.</w:t>
+        <w:br/>
+        <w:t>An entry is one self-contained HTML document: a file that carries its own</w:t>
+        <w:br/>
+        <w:t>styles and needs nothing else to display.</w:t>
+      </w:r>
+    </w:p>
+    <w:p>
+      <w:pPr>
+        <w:pStyle w:val="IntenseQuote"/>
+      </w:pPr>
+      <w:r>
+        <w:rPr>
+          <w:b/>
+        </w:rPr>
+        <w:t>Nothing is public until you press Publish.</w:t>
+      </w:r>
+      <w:r>
+        <w:rPr/>
+        <w:t xml:space="preserve"> Uploading a file only makes a</w:t>
+        <w:br/>
+      </w:r>
+      <w:r>
+        <w:rPr>
+          <w:i/>
+        </w:rPr>
+        <w:t>draft</w:t>
+      </w:r>
+      <w:r>
+        <w:rPr/>
+        <w:t>: a cleaned copy that waits on this page, where only you can see it.</w:t>
+      </w:r>
+    </w:p>
+    <w:p>
+      <w:r>
+        <w:rPr>
+          <w:b/>
+        </w:rPr>
+        <w:t>To add an entry:</w:t>
+      </w:r>
+    </w:p>
+    <w:p>
+      <w:pPr>
+        <w:pStyle w:val="ListNumber"/>
+      </w:pPr>
+      <w:r>
+        <w:t xml:space="preserve">Under </w:t>
+      </w:r>
+      <w:r>
+        <w:rPr>
+          <w:b/>
+        </w:rPr>
+        <w:t>Add a draft</w:t>
+      </w:r>
+      <w:r>
+        <w:t>, choose the HTML file. It must be UTF-8 text and no</w:t>
+        <w:br/>
+        <w:t xml:space="preserve">   larger than the size printed under the upload box.</w:t>
+      </w:r>
+    </w:p>
+    <w:p>
+      <w:pPr>
+        <w:pStyle w:val="ListNumber"/>
+      </w:pPr>
+      <w:r>
+        <w:t>Wait a moment. The blog service cleans the document and it appears under</w:t>
+        <w:br/>
+        <w:t xml:space="preserve">   </w:t>
+      </w:r>
+      <w:r>
+        <w:rPr>
+          <w:b/>
+        </w:rPr>
+        <w:t>Drafts waiting</w:t>
+      </w:r>
+      <w:r>
+        <w:t>. The draft says what cleaning removed.</w:t>
+      </w:r>
+    </w:p>
+    <w:p>
+      <w:pPr>
+        <w:pStyle w:val="ListNumber"/>
+      </w:pPr>
+      <w:r>
+        <w:t xml:space="preserve">Press </w:t>
+      </w:r>
+      <w:r>
+        <w:rPr>
+          <w:b/>
+        </w:rPr>
+        <w:t>Preview</w:t>
+      </w:r>
+      <w:r>
+        <w:t xml:space="preserve"> and read it. Cleaning can change how a page looks, and the</w:t>
+        <w:br/>
+        <w:t xml:space="preserve">   preview is exactly what a visitor would see.</w:t>
+      </w:r>
+    </w:p>
+    <w:p>
+      <w:pPr>
+        <w:pStyle w:val="ListNumber"/>
+      </w:pPr>
+      <w:r>
+        <w:t xml:space="preserve">Check the </w:t>
+      </w:r>
+      <w:r>
+        <w:rPr>
+          <w:b/>
+        </w:rPr>
+        <w:t>Title</w:t>
+      </w:r>
+      <w:r>
+        <w:t xml:space="preserve">, </w:t>
+      </w:r>
+      <w:r>
+        <w:rPr>
+          <w:b/>
+        </w:rPr>
+        <w:t>Summary</w:t>
+      </w:r>
+      <w:r>
+        <w:t xml:space="preserve"> and </w:t>
+      </w:r>
+      <w:r>
+        <w:rPr>
+          <w:b/>
+        </w:rPr>
+        <w:t>Tags</w:t>
+      </w:r>
+      <w:r>
+        <w:t xml:space="preserve"> — the Blog's list of entries</w:t>
+        <w:br/>
+        <w:t xml:space="preserve">   shows them — and the </w:t>
+      </w:r>
+      <w:r>
+        <w:rPr>
+          <w:b/>
+        </w:rPr>
+        <w:t>Address</w:t>
+      </w:r>
+      <w:r>
+        <w:t>, which is the last part of the entry's web</w:t>
+        <w:br/>
+        <w:t xml:space="preserve">   address. The full public address is printed under the box.</w:t>
+      </w:r>
+    </w:p>
+    <w:p>
+      <w:pPr>
+        <w:pStyle w:val="ListNumber"/>
+      </w:pPr>
+      <w:r>
+        <w:t xml:space="preserve">Press </w:t>
+      </w:r>
+      <w:r>
+        <w:rPr>
+          <w:b/>
+        </w:rPr>
+        <w:t>Publish</w:t>
+      </w:r>
+      <w:r>
+        <w:t xml:space="preserve"> and confirm. The entry is on the public site at once.</w:t>
+      </w:r>
+    </w:p>
+    <w:p>
+      <w:pPr>
+        <w:pStyle w:val="ListBullet"/>
+      </w:pPr>
+      <w:r>
+        <w:rPr>
+          <w:b/>
+        </w:rPr>
+        <w:t>What cleaning removes:</w:t>
+      </w:r>
+      <w:r>
+        <w:t xml:space="preserve"> scripts, forms, event handlers, embedded frames,</w:t>
+        <w:br/>
+        <w:t xml:space="preserve">  images, and links out to other sites' stylesheets. The typefaces the document</w:t>
+        <w:br/>
+        <w:t xml:space="preserve">  asks Google Fonts for are copied onto this server instead, and the draft says</w:t>
+        <w:br/>
+        <w:t xml:space="preserve">  so when one could not be. Scripts never run, in the preview or on the site.</w:t>
+      </w:r>
+    </w:p>
+    <w:p>
+      <w:pPr>
+        <w:pStyle w:val="ListBullet"/>
+      </w:pPr>
+      <w:r>
+        <w:rPr>
+          <w:b/>
+        </w:rPr>
+        <w:t>A draft may also carry a note about its typefaces</w:t>
+      </w:r>
+      <w:r>
+        <w:t xml:space="preserve"> when some or all of</w:t>
+        <w:br/>
+        <w:t xml:space="preserve">  them could not be copied. The entry is then shown in the fallback fonts its</w:t>
+        <w:br/>
+        <w:t xml:space="preserve">  own stylesheet names. Preview shows exactly that.</w:t>
+      </w:r>
+    </w:p>
+    <w:p>
+      <w:pPr>
+        <w:pStyle w:val="ListBullet"/>
+      </w:pPr>
+      <w:r>
+        <w:rPr>
+          <w:b/>
+        </w:rPr>
+        <w:t>Publish is greyed out</w:t>
+      </w:r>
+      <w:r>
+        <w:t xml:space="preserve"> while the title is empty or the address cannot be</w:t>
+        <w:br/>
+        <w:t xml:space="preserve">  used, and the reason is shown in red under the address: first the title, if</w:t>
+        <w:br/>
+        <w:t xml:space="preserve">  it is empty, then the address. An address uses letters, digits and single</w:t>
+        <w:br/>
+        <w:t xml:space="preserve">  hyphens, at most 80 characters as shipped. A few addresses are reserved by</w:t>
+        <w:br/>
+        <w:t xml:space="preserve">  the site, </w:t>
+      </w:r>
+      <w:r>
+        <w:rPr>
+          <w:rFonts w:ascii="Consolas" w:hAnsi="Consolas"/>
+          <w:color w:val="334455"/>
+          <w:sz w:val="19"/>
+        </w:rPr>
         <w:t>fonts</w:t>
       </w:r>
       <w:r>
@@ -26674,9 +26690,11 @@
         <w:br/>
         <w:t xml:space="preserve">  you choose the file. The draft then says which entry it replaces and keeps that</w:t>
         <w:br/>
-        <w:t xml:space="preserve">  entry's address, which cannot be edited. The old version stays public until you</w:t>
-        <w:br/>
-        <w:t xml:space="preserve">  publish the new one.</w:t>
+        <w:t xml:space="preserve">  entry's address, which cannot be edited. It starts with that entry's tags; the</w:t>
+        <w:br/>
+        <w:t xml:space="preserve">  title and summary come from the new document. The old version stays public</w:t>
+        <w:br/>
+        <w:t xml:space="preserve">  until you publish the new one.</w:t>
       </w:r>
     </w:p>
     <w:p>
@@ -26714,6 +26732,28 @@
         <w:t xml:space="preserve">  from the public site; its address stops working. To bring an entry back,</w:t>
         <w:br/>
         <w:t xml:space="preserve">  upload its file again.</w:t>
+      </w:r>
+    </w:p>
+    <w:p>
+      <w:pPr>
+        <w:pStyle w:val="ListBullet"/>
+      </w:pPr>
+      <w:r>
+        <w:rPr>
+          <w:b/>
+        </w:rPr>
+        <w:t>If "Write entries to the site" is switched off</w:t>
+      </w:r>
+      <w:r>
+        <w:t xml:space="preserve"> (Settings → Configuration</w:t>
+        <w:br/>
+        <w:t xml:space="preserve">  → Site blog), Publish and Unpublish still take effect on this page but change</w:t>
+        <w:br/>
+        <w:t xml:space="preserve">  nothing on the public site, and the message says so: an entry you unpublish</w:t>
+        <w:br/>
+        <w:t xml:space="preserve">  stays on the site. Switched back on, the site catches up by itself within the</w:t>
+        <w:br/>
+        <w:t xml:space="preserve">  refresh time set there (30 minutes as shipped).</w:t>
       </w:r>
     </w:p>
     <w:p>

--- a/docs/manuals/user-guide/user-guide.docx
+++ b/docs/manuals/user-guide/user-guide.docx
@@ -14915,6 +14915,60 @@
         <w:pStyle w:val="ListBullet"/>
       </w:pPr>
       <w:r>
+        <w:t xml:space="preserve">On </w:t>
+      </w:r>
+      <w:r>
+        <w:rPr>
+          <w:b/>
+        </w:rPr>
+        <w:t>0-DTE</w:t>
+      </w:r>
+      <w:r>
+        <w:t xml:space="preserve"> and </w:t>
+      </w:r>
+      <w:r>
+        <w:rPr>
+          <w:b/>
+        </w:rPr>
+        <w:t>Swing</w:t>
+      </w:r>
+      <w:r>
+        <w:t xml:space="preserve">, a switch at the top of the tab: </w:t>
+      </w:r>
+      <w:r>
+        <w:rPr>
+          <w:b/>
+        </w:rPr>
+        <w:t>Credit spreads</w:t>
+      </w:r>
+      <w:r>
+        <w:br/>
+        <w:t xml:space="preserve">  and </w:t>
+      </w:r>
+      <w:r>
+        <w:rPr>
+          <w:b/>
+        </w:rPr>
+        <w:t>Other structures</w:t>
+      </w:r>
+      <w:r>
+        <w:t xml:space="preserve">. Each is its own table (see </w:t>
+      </w:r>
+      <w:r>
+        <w:rPr>
+          <w:i/>
+        </w:rPr>
+        <w:t>Other structures</w:t>
+      </w:r>
+      <w:r>
+        <w:t>, below).</w:t>
+      </w:r>
+    </w:p>
+    <w:p>
+      <w:pPr>
+        <w:pStyle w:val="ListBullet"/>
+      </w:pPr>
+      <w:r>
         <w:t>A table of candidate signals. Columns include Symbol, Type, Expiration, DTE,</w:t>
         <w:br/>
         <w:t xml:space="preserve">  Short/Long strikes, Credit, Max Loss, Risk/Reward %, Probability of Profit %,</w:t>
@@ -16052,6 +16106,453 @@
       </w:pPr>
       <w:r>
         <w:rPr/>
+        <w:t>Other structures</w:t>
+      </w:r>
+    </w:p>
+    <w:p>
+      <w:r>
+        <w:rPr/>
+        <w:t xml:space="preserve">The 0-DTE and Swing scans build more than credit spreads. Click </w:t>
+      </w:r>
+      <w:r>
+        <w:rPr>
+          <w:b/>
+        </w:rPr>
+        <w:t>Other</w:t>
+        <w:br/>
+        <w:t>structures</w:t>
+      </w:r>
+      <w:r>
+        <w:rPr/>
+        <w:t xml:space="preserve"> at the top of either tab to see the rest:</w:t>
+      </w:r>
+    </w:p>
+    <w:tbl>
+      <w:tblPr>
+        <w:tblW w:type="auto" w:w="0"/>
+        <w:jc w:val="left"/>
+        <w:tblLayout w:type="autofit"/>
+        <w:tblLook w:firstColumn="1" w:firstRow="1" w:lastColumn="0" w:lastRow="0" w:noHBand="0" w:noVBand="1" w:val="04A0"/>
+        <w:tblBorders>
+          <w:top w:val="single" w:sz="4" w:space="0" w:color="D8DEE9"/>
+          <w:left w:val="single" w:sz="4" w:space="0" w:color="D8DEE9"/>
+          <w:bottom w:val="single" w:sz="4" w:space="0" w:color="D8DEE9"/>
+          <w:right w:val="single" w:sz="4" w:space="0" w:color="D8DEE9"/>
+          <w:insideH w:val="single" w:sz="4" w:space="0" w:color="D8DEE9"/>
+          <w:insideV w:val="single" w:sz="4" w:space="0" w:color="D8DEE9"/>
+        </w:tblBorders>
+      </w:tblPr>
+      <w:tblGrid>
+        <w:gridCol w:w="2880"/>
+        <w:gridCol w:w="2880"/>
+        <w:gridCol w:w="2880"/>
+      </w:tblGrid>
+      <w:tr>
+        <w:tc>
+          <w:tcPr>
+            <w:tcW w:type="dxa" w:w="2880"/>
+            <w:shd w:val="clear" w:color="auto" w:fill="EAF2FB"/>
+          </w:tcPr>
+          <w:p>
+            <w:r>
+              <w:rPr>
+                <w:b/>
+              </w:rPr>
+            </w:r>
+            <w:r>
+              <w:rPr>
+                <w:b/>
+              </w:rPr>
+              <w:t>Family</w:t>
+            </w:r>
+          </w:p>
+        </w:tc>
+        <w:tc>
+          <w:tcPr>
+            <w:tcW w:type="dxa" w:w="2880"/>
+            <w:shd w:val="clear" w:color="auto" w:fill="EAF2FB"/>
+          </w:tcPr>
+          <w:p>
+            <w:r>
+              <w:rPr>
+                <w:b/>
+              </w:rPr>
+            </w:r>
+            <w:r>
+              <w:rPr>
+                <w:b/>
+              </w:rPr>
+              <w:t>What it lists</w:t>
+            </w:r>
+          </w:p>
+        </w:tc>
+        <w:tc>
+          <w:tcPr>
+            <w:tcW w:type="dxa" w:w="2880"/>
+            <w:shd w:val="clear" w:color="auto" w:fill="EAF2FB"/>
+          </w:tcPr>
+          <w:p>
+            <w:r>
+              <w:rPr>
+                <w:b/>
+              </w:rPr>
+            </w:r>
+            <w:r>
+              <w:rPr>
+                <w:b/>
+              </w:rPr>
+              <w:t>Tabs</w:t>
+            </w:r>
+          </w:p>
+        </w:tc>
+      </w:tr>
+      <w:tr>
+        <w:tc>
+          <w:tcPr>
+            <w:tcW w:type="dxa" w:w="2880"/>
+          </w:tcPr>
+          <w:p>
+            <w:r/>
+            <w:r>
+              <w:rPr>
+                <w:b/>
+              </w:rPr>
+              <w:t>Debit spreads</w:t>
+            </w:r>
+          </w:p>
+        </w:tc>
+        <w:tc>
+          <w:tcPr>
+            <w:tcW w:type="dxa" w:w="2880"/>
+          </w:tcPr>
+          <w:p>
+            <w:r/>
+            <w:r>
+              <w:rPr/>
+              <w:t>bull call spread, bear put spread</w:t>
+            </w:r>
+          </w:p>
+        </w:tc>
+        <w:tc>
+          <w:tcPr>
+            <w:tcW w:type="dxa" w:w="2880"/>
+          </w:tcPr>
+          <w:p>
+            <w:r/>
+            <w:r>
+              <w:rPr/>
+              <w:t>both</w:t>
+            </w:r>
+          </w:p>
+        </w:tc>
+      </w:tr>
+      <w:tr>
+        <w:tc>
+          <w:tcPr>
+            <w:tcW w:type="dxa" w:w="2880"/>
+            <w:shd w:val="clear" w:color="auto" w:fill="F4F6FA"/>
+          </w:tcPr>
+          <w:p>
+            <w:r/>
+            <w:r>
+              <w:rPr>
+                <w:b/>
+              </w:rPr>
+              <w:t>Straddles and strangles</w:t>
+            </w:r>
+          </w:p>
+        </w:tc>
+        <w:tc>
+          <w:tcPr>
+            <w:tcW w:type="dxa" w:w="2880"/>
+            <w:shd w:val="clear" w:color="auto" w:fill="F4F6FA"/>
+          </w:tcPr>
+          <w:p>
+            <w:r/>
+            <w:r>
+              <w:rPr/>
+              <w:t>long and short straddle, long and short strangle</w:t>
+            </w:r>
+          </w:p>
+        </w:tc>
+        <w:tc>
+          <w:tcPr>
+            <w:tcW w:type="dxa" w:w="2880"/>
+            <w:shd w:val="clear" w:color="auto" w:fill="F4F6FA"/>
+          </w:tcPr>
+          <w:p>
+            <w:r/>
+            <w:r>
+              <w:rPr/>
+              <w:t>both</w:t>
+            </w:r>
+          </w:p>
+        </w:tc>
+      </w:tr>
+      <w:tr>
+        <w:tc>
+          <w:tcPr>
+            <w:tcW w:type="dxa" w:w="2880"/>
+          </w:tcPr>
+          <w:p>
+            <w:r/>
+            <w:r>
+              <w:rPr>
+                <w:b/>
+              </w:rPr>
+              <w:t>Butterflies and condors</w:t>
+            </w:r>
+          </w:p>
+        </w:tc>
+        <w:tc>
+          <w:tcPr>
+            <w:tcW w:type="dxa" w:w="2880"/>
+          </w:tcPr>
+          <w:p>
+            <w:r/>
+            <w:r>
+              <w:rPr/>
+              <w:t>call and put butterfly, iron butterfly, call and put condor</w:t>
+            </w:r>
+          </w:p>
+        </w:tc>
+        <w:tc>
+          <w:tcPr>
+            <w:tcW w:type="dxa" w:w="2880"/>
+          </w:tcPr>
+          <w:p>
+            <w:r/>
+            <w:r>
+              <w:rPr/>
+              <w:t>both</w:t>
+            </w:r>
+          </w:p>
+        </w:tc>
+      </w:tr>
+      <w:tr>
+        <w:tc>
+          <w:tcPr>
+            <w:tcW w:type="dxa" w:w="2880"/>
+            <w:shd w:val="clear" w:color="auto" w:fill="F4F6FA"/>
+          </w:tcPr>
+          <w:p>
+            <w:r/>
+            <w:r>
+              <w:rPr>
+                <w:b/>
+              </w:rPr>
+              <w:t>Calendars</w:t>
+            </w:r>
+          </w:p>
+        </w:tc>
+        <w:tc>
+          <w:tcPr>
+            <w:tcW w:type="dxa" w:w="2880"/>
+            <w:shd w:val="clear" w:color="auto" w:fill="F4F6FA"/>
+          </w:tcPr>
+          <w:p>
+            <w:r/>
+            <w:r>
+              <w:rPr/>
+              <w:t>call and put calendar, call and put diagonal</w:t>
+            </w:r>
+          </w:p>
+        </w:tc>
+        <w:tc>
+          <w:tcPr>
+            <w:tcW w:type="dxa" w:w="2880"/>
+            <w:shd w:val="clear" w:color="auto" w:fill="F4F6FA"/>
+          </w:tcPr>
+          <w:p>
+            <w:r/>
+            <w:r>
+              <w:rPr/>
+              <w:t>Swing</w:t>
+            </w:r>
+          </w:p>
+        </w:tc>
+      </w:tr>
+    </w:tbl>
+    <w:p/>
+    <w:p>
+      <w:pPr>
+        <w:pStyle w:val="ListNumber"/>
+      </w:pPr>
+      <w:r>
+        <w:t xml:space="preserve">Click </w:t>
+      </w:r>
+      <w:r>
+        <w:rPr>
+          <w:b/>
+        </w:rPr>
+        <w:t>Other structures</w:t>
+      </w:r>
+      <w:r>
+        <w:t>. The number beside each side of the switch is how</w:t>
+        <w:br/>
+        <w:t xml:space="preserve">   many rows it holds, and the tab's own count adds both.</w:t>
+      </w:r>
+    </w:p>
+    <w:p>
+      <w:pPr>
+        <w:pStyle w:val="ListNumber"/>
+      </w:pPr>
+      <w:r>
+        <w:t>Untick a family box above the table to hide that kind; tick it to bring it</w:t>
+        <w:br/>
+        <w:t xml:space="preserve">   back. A family with nothing today is not listed.</w:t>
+      </w:r>
+    </w:p>
+    <w:p>
+      <w:pPr>
+        <w:pStyle w:val="ListNumber"/>
+      </w:pPr>
+      <w:r>
+        <w:t xml:space="preserve">Click a row for its detail, then </w:t>
+      </w:r>
+      <w:r>
+        <w:rPr>
+          <w:b/>
+        </w:rPr>
+        <w:t>Calculator</w:t>
+      </w:r>
+      <w:r>
+        <w:t xml:space="preserve">, </w:t>
+      </w:r>
+      <w:r>
+        <w:rPr>
+          <w:b/>
+        </w:rPr>
+        <w:t>Expected Move</w:t>
+      </w:r>
+      <w:r>
+        <w:t xml:space="preserve"> or, where</w:t>
+        <w:br/>
+        <w:t xml:space="preserve">   it is offered, </w:t>
+      </w:r>
+      <w:r>
+        <w:rPr>
+          <w:b/>
+        </w:rPr>
+        <w:t>Paper trade</w:t>
+      </w:r>
+      <w:r>
+        <w:t>.</w:t>
+      </w:r>
+    </w:p>
+    <w:p>
+      <w:r>
+        <w:rPr/>
+        <w:t>Four things to know:</w:t>
+      </w:r>
+    </w:p>
+    <w:p>
+      <w:pPr>
+        <w:pStyle w:val="ListBullet"/>
+      </w:pPr>
+      <w:r>
+        <w:rPr>
+          <w:b/>
+        </w:rPr>
+        <w:t>The score is not the credit-spread score.</w:t>
+      </w:r>
+      <w:r>
+        <w:t xml:space="preserve"> Credit spreads are scored as</w:t>
+        <w:br/>
+        <w:t xml:space="preserve">  trades that sell premium. Other structures are scored on how well they fit the</w:t>
+        <w:br/>
+        <w:t xml:space="preserve">  market's direction and volatility and how sound they are. The two are on</w:t>
+        <w:br/>
+        <w:t xml:space="preserve">  different scales, so they are in different tables, and a 75 in one is not a 75</w:t>
+        <w:br/>
+        <w:t xml:space="preserve">  in the other.</w:t>
+      </w:r>
+    </w:p>
+    <w:p>
+      <w:pPr>
+        <w:pStyle w:val="ListBullet"/>
+      </w:pPr>
+      <w:r>
+        <w:rPr>
+          <w:b/>
+        </w:rPr>
+        <w:t>At most two of a family are listed per symbol.</w:t>
+      </w:r>
+      <w:r>
+        <w:t xml:space="preserve"> The limit is per family on</w:t>
+        <w:br/>
+        <w:t xml:space="preserve">  purpose: debit spreads usually score in the 70s and long straddles in the 50s,</w:t>
+        <w:br/>
+        <w:t xml:space="preserve">  so one limit across families would never show a long straddle.</w:t>
+      </w:r>
+    </w:p>
+    <w:p>
+      <w:pPr>
+        <w:pStyle w:val="ListBullet"/>
+      </w:pPr>
+      <w:r>
+        <w:rPr>
+          <w:b/>
+          <w:i/>
+        </w:rPr>
+        <w:t>Earnings 10/29</w:t>
+      </w:r>
+      <w:r>
+        <w:rPr>
+          <w:b/>
+        </w:rPr>
+        <w:t xml:space="preserve"> beside a strategy</w:t>
+      </w:r>
+      <w:r>
+        <w:t xml:space="preserve"> means the trade would still be open</w:t>
+        <w:br/>
+        <w:t xml:space="preserve">  through that earnings report. Only trades that </w:t>
+      </w:r>
+      <w:r>
+        <w:rPr>
+          <w:i/>
+        </w:rPr>
+        <w:t>buy</w:t>
+      </w:r>
+      <w:r>
+        <w:t xml:space="preserve"> premium are kept through a</w:t>
+        <w:br/>
+        <w:t xml:space="preserve">  report, and they are marked. Trades that sell premium through one are left out.</w:t>
+      </w:r>
+    </w:p>
+    <w:p>
+      <w:pPr>
+        <w:pStyle w:val="ListBullet"/>
+      </w:pPr>
+      <w:r>
+        <w:rPr>
+          <w:b/>
+        </w:rPr>
+        <w:t>Paper trade is offered for debit spreads, butterflies and condors.</w:t>
+      </w:r>
+      <w:r>
+        <w:br/>
+        <w:t xml:space="preserve">  Straddles, strangles, the iron butterfly, calendars and diagonals are for</w:t>
+        <w:br/>
+        <w:t xml:space="preserve">  analysis; send them to the Calculator.</w:t>
+      </w:r>
+    </w:p>
+    <w:p>
+      <w:r>
+        <w:rPr/>
+        <w:t>Expect some families to be thin. A short straddle almost never clears the quality</w:t>
+        <w:br/>
+        <w:t>bar, diagonals rarely do this close to expiry, and whether a butterfly or condor</w:t>
+        <w:br/>
+        <w:t>appears depends on how the stock's strikes are spaced.</w:t>
+      </w:r>
+    </w:p>
+    <w:p>
+      <w:pPr>
+        <w:pStyle w:val="Heading3"/>
+      </w:pPr>
+      <w:r>
+        <w:rPr/>
         <w:t>"Why was there no trade on X today?"</w:t>
       </w:r>
     </w:p>
@@ -16175,7 +16676,7 @@
         <w:pStyle w:val="ListNumber"/>
       </w:pPr>
       <w:r>
-        <w:t xml:space="preserve">Read the three cards — one for </w:t>
+        <w:t xml:space="preserve">Read the cards — one for </w:t>
       </w:r>
       <w:r>
         <w:rPr>
@@ -16204,7 +16705,7 @@
         <w:t>Directional</w:t>
       </w:r>
       <w:r>
-        <w:t>.</w:t>
+        <w:t>, then one each for the other structures on 0-DTE and on Swing.</w:t>
       </w:r>
     </w:p>
     <w:p>
@@ -16530,6 +17031,34 @@
             <w:r>
               <w:rPr/>
               <w:t>The Directional pass crashed on this name. It is a fault, not a market condition — check the log</w:t>
+            </w:r>
+          </w:p>
+        </w:tc>
+      </w:tr>
+      <w:tr>
+        <w:tc>
+          <w:tcPr>
+            <w:tcW w:type="dxa" w:w="4320"/>
+          </w:tcPr>
+          <w:p>
+            <w:r/>
+            <w:r>
+              <w:rPr>
+                <w:i/>
+              </w:rPr>
+              <w:t>the other-structures build failed for this symbol; the scan logged the error</w:t>
+            </w:r>
+          </w:p>
+        </w:tc>
+        <w:tc>
+          <w:tcPr>
+            <w:tcW w:type="dxa" w:w="4320"/>
+          </w:tcPr>
+          <w:p>
+            <w:r/>
+            <w:r>
+              <w:rPr/>
+              <w:t>The same, for the other structures on that tab</w:t>
             </w:r>
           </w:p>
         </w:tc>

--- a/docs/manuals/user-guide/user-guide.docx
+++ b/docs/manuals/user-guide/user-guide.docx
@@ -32,7 +32,7 @@
           <w:color w:val="5B6678"/>
           <w:sz w:val="18"/>
         </w:rPr>
-        <w:t>NeuralStrike · Generated 2026-10-06</w:t>
+        <w:t>NeuralStrike · Generated 2026-10-07</w:t>
       </w:r>
     </w:p>
     <w:p/>
@@ -12883,6 +12883,17 @@
       <w:r>
         <w:t xml:space="preserve"> (call/put),</w:t>
         <w:br/>
+        <w:t xml:space="preserve">  </w:t>
+      </w:r>
+      <w:r>
+        <w:rPr>
+          <w:b/>
+        </w:rPr>
+        <w:t>Backspread</w:t>
+      </w:r>
+      <w:r>
+        <w:t xml:space="preserve"> (call/put: sell one, buy two further out),</w:t>
+        <w:br/>
         <w:t xml:space="preserve">  and </w:t>
       </w:r>
       <w:r>
@@ -16372,6 +16383,46 @@
           </w:p>
         </w:tc>
       </w:tr>
+      <w:tr>
+        <w:tc>
+          <w:tcPr>
+            <w:tcW w:type="dxa" w:w="2880"/>
+          </w:tcPr>
+          <w:p>
+            <w:r/>
+            <w:r>
+              <w:rPr>
+                <w:b/>
+              </w:rPr>
+              <w:t>Ratio spreads</w:t>
+            </w:r>
+          </w:p>
+        </w:tc>
+        <w:tc>
+          <w:tcPr>
+            <w:tcW w:type="dxa" w:w="2880"/>
+          </w:tcPr>
+          <w:p>
+            <w:r/>
+            <w:r>
+              <w:rPr/>
+              <w:t>call backspread, put backspread</w:t>
+            </w:r>
+          </w:p>
+        </w:tc>
+        <w:tc>
+          <w:tcPr>
+            <w:tcW w:type="dxa" w:w="2880"/>
+          </w:tcPr>
+          <w:p>
+            <w:r/>
+            <w:r>
+              <w:rPr/>
+              <w:t>both</w:t>
+            </w:r>
+          </w:p>
+        </w:tc>
+      </w:tr>
     </w:tbl>
     <w:p/>
     <w:p>
@@ -16532,9 +16583,47 @@
       </w:r>
       <w:r>
         <w:br/>
-        <w:t xml:space="preserve">  Straddles, strangles, the iron butterfly, calendars and diagonals are for</w:t>
-        <w:br/>
-        <w:t xml:space="preserve">  analysis; send them to the Calculator.</w:t>
+        <w:t xml:space="preserve">  Straddles, strangles, the iron butterfly, calendars, diagonals and</w:t>
+        <w:br/>
+        <w:t xml:space="preserve">  backspreads are for analysis; send them to the Calculator.</w:t>
+      </w:r>
+    </w:p>
+    <w:p>
+      <w:pPr>
+        <w:pStyle w:val="ListBullet"/>
+      </w:pPr>
+      <w:r>
+        <w:rPr>
+          <w:b/>
+        </w:rPr>
+        <w:t>A backspread sells one option near the money and buys two further out.</w:t>
+      </w:r>
+      <w:r>
+        <w:br/>
+        <w:t xml:space="preserve">  The call version pays on a large rise and the put version on a large fall.</w:t>
+        <w:br/>
+        <w:t xml:space="preserve">  The most it can lose is at the strike you bought, and that figure is the</w:t>
+        <w:br/>
+        <w:t xml:space="preserve">  </w:t>
+      </w:r>
+      <w:r>
+        <w:rPr>
+          <w:b/>
+        </w:rPr>
+        <w:t>Max L</w:t>
+      </w:r>
+      <w:r>
+        <w:t xml:space="preserve"> column. Only backspreads that can be entered for a credit are</w:t>
+        <w:br/>
+        <w:t xml:space="preserve">  listed. Read their probability of profit with care: about 65% is typical, and</w:t>
+        <w:br/>
+        <w:t xml:space="preserve">  most of that is the chance of keeping the small credit, not of the large</w:t>
+        <w:br/>
+        <w:t xml:space="preserve">  payoff. A put backspread usually scores higher than the call backspread on</w:t>
+        <w:br/>
+        <w:t xml:space="preserve">  the same stock; that comes from how the score treats a stock falling to zero</w:t>
+        <w:br/>
+        <w:t xml:space="preserve">  and does not make it the better trade.</w:t>
       </w:r>
     </w:p>
     <w:p>
@@ -20567,7 +20656,7 @@
         <w:rPr/>
         <w:t>A focused, on-demand scan for one symbol. It builds every strategy it can for that</w:t>
         <w:br/>
-        <w:t xml:space="preserve">symbol — seven groups, always all of them — on </w:t>
+        <w:t xml:space="preserve">symbol — eight groups, always all of them — on </w:t>
       </w:r>
       <w:r>
         <w:rPr>
@@ -22298,7 +22387,7 @@
         <w:t>filter instantly</w:t>
       </w:r>
       <w:r>
-        <w:t>: every scan already built all seven groups, so nothing</w:t>
+        <w:t>: every scan already built all eight groups, so nothing</w:t>
         <w:br/>
         <w:t xml:space="preserve">  is rescanned. The cards and the list both follow the chips.</w:t>
       </w:r>
@@ -24133,6 +24222,49 @@
             <w:r>
               <w:rPr/>
               <w:t>one 100-share lot at today's price; the sold call at the middle of your call delta band, the bought put near 0.25 delta</w:t>
+            </w:r>
+          </w:p>
+        </w:tc>
+      </w:tr>
+      <w:tr>
+        <w:tc>
+          <w:tcPr>
+            <w:tcW w:type="dxa" w:w="2880"/>
+            <w:shd w:val="clear" w:color="auto" w:fill="F4F6FA"/>
+          </w:tcPr>
+          <w:p>
+            <w:r/>
+            <w:r>
+              <w:rPr>
+                <w:b/>
+              </w:rPr>
+              <w:t>Ratio spreads</w:t>
+            </w:r>
+          </w:p>
+        </w:tc>
+        <w:tc>
+          <w:tcPr>
+            <w:tcW w:type="dxa" w:w="2880"/>
+            <w:shd w:val="clear" w:color="auto" w:fill="F4F6FA"/>
+          </w:tcPr>
+          <w:p>
+            <w:r/>
+            <w:r>
+              <w:rPr/>
+              <w:t>call backspread, put backspread</w:t>
+            </w:r>
+          </w:p>
+        </w:tc>
+        <w:tc>
+          <w:tcPr>
+            <w:tcW w:type="dxa" w:w="2880"/>
+            <w:shd w:val="clear" w:color="auto" w:fill="F4F6FA"/>
+          </w:tcPr>
+          <w:p>
+            <w:r/>
+            <w:r>
+              <w:rPr/>
+              <w:t>sell one option near 0.50 delta, buy two of the same kind near 0.30 delta further out, on the nearest expiration. Not built when it would cost more than a quarter of the distance between its strikes</w:t>
             </w:r>
           </w:p>
         </w:tc>

--- a/docs/manuals/user-guide/user-guide.docx
+++ b/docs/manuals/user-guide/user-guide.docx
@@ -16596,6 +16596,39 @@
         <w:rPr>
           <w:b/>
         </w:rPr>
+        <w:t>Every row is recorded and followed.</w:t>
+      </w:r>
+      <w:r>
+        <w:t xml:space="preserve"> When a scan finishes during regular</w:t>
+        <w:br/>
+        <w:t xml:space="preserve">  hours, the rows on Other structures and on the Directional tab are written</w:t>
+        <w:br/>
+        <w:t xml:space="preserve">  down and then priced every 15 minutes until a rule closes them or they expire.</w:t>
+        <w:br/>
+        <w:t xml:space="preserve">  They appear under </w:t>
+      </w:r>
+      <w:r>
+        <w:rPr>
+          <w:b/>
+        </w:rPr>
+        <w:t>Tracked structures</w:t>
+      </w:r>
+      <w:r>
+        <w:t xml:space="preserve"> on Captured Signals (see that</w:t>
+        <w:br/>
+        <w:t xml:space="preserve">  section). They are measurements, not trades: nothing opens one in the paper</w:t>
+        <w:br/>
+        <w:t xml:space="preserve">  Account, and at most two are open per symbol at a time.</w:t>
+      </w:r>
+    </w:p>
+    <w:p>
+      <w:pPr>
+        <w:pStyle w:val="ListBullet"/>
+      </w:pPr>
+      <w:r>
+        <w:rPr>
+          <w:b/>
+        </w:rPr>
         <w:t>A backspread sells one option near the money and buys two further out.</w:t>
       </w:r>
       <w:r>
@@ -18109,30 +18142,47 @@
         <w:rPr>
           <w:b/>
         </w:rPr>
-        <w:t>Action buttons:</w:t>
-      </w:r>
-      <w:r>
-        <w:t xml:space="preserve"> Reload, </w:t>
-      </w:r>
-      <w:r>
-        <w:rPr>
-          <w:b/>
-        </w:rPr>
-        <w:t>Refresh marks (live)</w:t>
-      </w:r>
-      <w:r>
-        <w:t xml:space="preserve"> (re-price all open</w:t>
-        <w:br/>
-        <w:t xml:space="preserve">  signals), </w:t>
-      </w:r>
-      <w:r>
-        <w:rPr>
-          <w:b/>
-        </w:rPr>
-        <w:t>Close selected</w:t>
-      </w:r>
-      <w:r>
-        <w:t xml:space="preserve"> (enter an exit value and reason).</w:t>
+        <w:t>Buttons:</w:t>
+      </w:r>
+      <w:r>
+        <w:rPr>
+          <w:b/>
+        </w:rPr>
+        <w:t>Refresh</w:t>
+      </w:r>
+      <w:r>
+        <w:t xml:space="preserve"> and </w:t>
+      </w:r>
+      <w:r>
+        <w:rPr>
+          <w:b/>
+        </w:rPr>
+        <w:t>Reprice now</w:t>
+      </w:r>
+      <w:r>
+        <w:t xml:space="preserve"> (re-price all open signals) on the</w:t>
+        <w:br/>
+        <w:t xml:space="preserve">  header line. </w:t>
+      </w:r>
+      <w:r>
+        <w:rPr>
+          <w:b/>
+        </w:rPr>
+        <w:t>Expected Move</w:t>
+      </w:r>
+      <w:r>
+        <w:t xml:space="preserve"> and </w:t>
+      </w:r>
+      <w:r>
+        <w:rPr>
+          <w:b/>
+        </w:rPr>
+        <w:t>Close signal</w:t>
+      </w:r>
+      <w:r>
+        <w:t xml:space="preserve"> (enter an exit value and</w:t>
+        <w:br/>
+        <w:t xml:space="preserve">  reason) are at the foot of the detail panel and act on the row you clicked.</w:t>
       </w:r>
     </w:p>
     <w:p>
@@ -18152,31 +18202,31 @@
         <w:rPr>
           <w:b/>
         </w:rPr>
-        <w:t>Rec</w:t>
+        <w:t>Action</w:t>
       </w:r>
       <w:r>
         <w:t xml:space="preserve"> (green TAKE_PROFIT / red CUT / amber HOLD),</w:t>
         <w:br/>
-        <w:t xml:space="preserve">  Symbol, Strat, Mode, Opened, Exp, DTE, Credit, </w:t>
-      </w:r>
-      <w:r>
-        <w:rPr>
-          <w:b/>
-        </w:rPr>
-        <w:t>Cur Price</w:t>
-      </w:r>
-      <w:r>
-        <w:t xml:space="preserve"> (what the spread</w:t>
-        <w:br/>
-        <w:t xml:space="preserve">  costs to close now), Risk, P&amp;L (green/red) and Grade. It opens </w:t>
-      </w:r>
-      <w:r>
-        <w:rPr>
-          <w:b/>
-        </w:rPr>
-        <w:t>newest capture</w:t>
-        <w:br/>
-        <w:t xml:space="preserve">  first</w:t>
+        <w:t xml:space="preserve">  Symbol, Strategy, Style, Opened, Expiry, DTE at entry, Entry, </w:t>
+      </w:r>
+      <w:r>
+        <w:rPr>
+          <w:b/>
+        </w:rPr>
+        <w:t>Mark</w:t>
+      </w:r>
+      <w:r>
+        <w:t xml:space="preserve"> (what</w:t>
+        <w:br/>
+        <w:t xml:space="preserve">  the spread costs to close now), Max loss, Open P&amp;L (green/red) and Entry grade.</w:t>
+        <w:br/>
+        <w:t xml:space="preserve">  It opens </w:t>
+      </w:r>
+      <w:r>
+        <w:rPr>
+          <w:b/>
+        </w:rPr>
+        <w:t>newest capture first</w:t>
       </w:r>
       <w:r>
         <w:t>; click any column heading to re-sort it.</w:t>
@@ -18187,18 +18237,7 @@
         <w:pStyle w:val="ListBullet"/>
       </w:pPr>
       <w:r>
-        <w:t xml:space="preserve">Click a row for its detail panel; the clicked row is also the one </w:t>
-      </w:r>
-      <w:r>
-        <w:rPr>
-          <w:b/>
-        </w:rPr>
-        <w:t>Close</w:t>
-        <w:br/>
-        <w:t xml:space="preserve">  selected</w:t>
-      </w:r>
-      <w:r>
-        <w:t xml:space="preserve"> acts on.</w:t>
+        <w:t>Click a row for its detail panel.</w:t>
       </w:r>
     </w:p>
     <w:p>
@@ -18222,7 +18261,7 @@
         <w:rPr>
           <w:b/>
         </w:rPr>
-        <w:t>Refresh marks (live)</w:t>
+        <w:t>Reprice now</w:t>
       </w:r>
       <w:r>
         <w:t>.</w:t>
@@ -18233,7 +18272,629 @@
         <w:pStyle w:val="ListBullet"/>
       </w:pPr>
       <w:r>
-        <w:t>When a tracked signal hits a stop or target, the page raises a notification.</w:t>
+        <w:t>When a captured signal hits a stop or target, the page raises a notification.</w:t>
+      </w:r>
+    </w:p>
+    <w:p>
+      <w:pPr>
+        <w:pStyle w:val="Heading3"/>
+      </w:pPr>
+      <w:r>
+        <w:rPr/>
+        <w:t>Tracked structures</w:t>
+      </w:r>
+    </w:p>
+    <w:p>
+      <w:r>
+        <w:rPr/>
+        <w:t>Under the signals is a second, read-only section. It holds the Market Scanner's</w:t>
+        <w:br/>
+      </w:r>
+      <w:r>
+        <w:rPr>
+          <w:b/>
+        </w:rPr>
+        <w:t>Other structures</w:t>
+      </w:r>
+      <w:r>
+        <w:rPr/>
+        <w:t xml:space="preserve"> and </w:t>
+      </w:r>
+      <w:r>
+        <w:rPr>
+          <w:b/>
+        </w:rPr>
+        <w:t>Directional</w:t>
+      </w:r>
+      <w:r>
+        <w:rPr/>
+        <w:t xml:space="preserve"> rows: debit spreads, straddles and</w:t>
+        <w:br/>
+        <w:t>strangles, butterflies and condors, calendars, backspreads, and single calls and</w:t>
+        <w:br/>
+        <w:t>puts. The app writes each one down when a scan finishes during regular hours and</w:t>
+        <w:br/>
+        <w:t>follows it until it closes, so that you can see how each kind turns out.</w:t>
+      </w:r>
+    </w:p>
+    <w:p>
+      <w:r>
+        <w:rPr>
+          <w:b/>
+        </w:rPr>
+        <w:t>They are not trades.</w:t>
+      </w:r>
+      <w:r>
+        <w:rPr/>
+        <w:t xml:space="preserve"> None is in a paper book. You cannot close one by hand,</w:t>
+        <w:br/>
+        <w:t>none counts in the footer above, and nothing opens one in the paper Account.</w:t>
+      </w:r>
+    </w:p>
+    <w:p>
+      <w:r>
+        <w:rPr/>
+        <w:t>The open table:</w:t>
+      </w:r>
+    </w:p>
+    <w:tbl>
+      <w:tblPr>
+        <w:tblW w:type="auto" w:w="0"/>
+        <w:jc w:val="left"/>
+        <w:tblLayout w:type="autofit"/>
+        <w:tblLook w:firstColumn="1" w:firstRow="1" w:lastColumn="0" w:lastRow="0" w:noHBand="0" w:noVBand="1" w:val="04A0"/>
+        <w:tblBorders>
+          <w:top w:val="single" w:sz="4" w:space="0" w:color="D8DEE9"/>
+          <w:left w:val="single" w:sz="4" w:space="0" w:color="D8DEE9"/>
+          <w:bottom w:val="single" w:sz="4" w:space="0" w:color="D8DEE9"/>
+          <w:right w:val="single" w:sz="4" w:space="0" w:color="D8DEE9"/>
+          <w:insideH w:val="single" w:sz="4" w:space="0" w:color="D8DEE9"/>
+          <w:insideV w:val="single" w:sz="4" w:space="0" w:color="D8DEE9"/>
+        </w:tblBorders>
+      </w:tblPr>
+      <w:tblGrid>
+        <w:gridCol w:w="4320"/>
+        <w:gridCol w:w="4320"/>
+      </w:tblGrid>
+      <w:tr>
+        <w:tc>
+          <w:tcPr>
+            <w:tcW w:type="dxa" w:w="4320"/>
+            <w:shd w:val="clear" w:color="auto" w:fill="EAF2FB"/>
+          </w:tcPr>
+          <w:p>
+            <w:r>
+              <w:rPr>
+                <w:b/>
+              </w:rPr>
+            </w:r>
+            <w:r>
+              <w:rPr>
+                <w:b/>
+              </w:rPr>
+              <w:t>Column</w:t>
+            </w:r>
+          </w:p>
+        </w:tc>
+        <w:tc>
+          <w:tcPr>
+            <w:tcW w:type="dxa" w:w="4320"/>
+            <w:shd w:val="clear" w:color="auto" w:fill="EAF2FB"/>
+          </w:tcPr>
+          <w:p>
+            <w:r>
+              <w:rPr>
+                <w:b/>
+              </w:rPr>
+            </w:r>
+            <w:r>
+              <w:rPr>
+                <w:b/>
+              </w:rPr>
+              <w:t>Meaning</w:t>
+            </w:r>
+          </w:p>
+        </w:tc>
+      </w:tr>
+      <w:tr>
+        <w:tc>
+          <w:tcPr>
+            <w:tcW w:type="dxa" w:w="4320"/>
+          </w:tcPr>
+          <w:p>
+            <w:r/>
+            <w:r>
+              <w:rPr>
+                <w:b/>
+              </w:rPr>
+              <w:t>Structure</w:t>
+            </w:r>
+            <w:r>
+              <w:rPr/>
+              <w:t xml:space="preserve"> / </w:t>
+            </w:r>
+            <w:r>
+              <w:rPr>
+                <w:b/>
+              </w:rPr>
+              <w:t>Legs</w:t>
+            </w:r>
+          </w:p>
+        </w:tc>
+        <w:tc>
+          <w:tcPr>
+            <w:tcW w:type="dxa" w:w="4320"/>
+          </w:tcPr>
+          <w:p>
+            <w:r/>
+            <w:r>
+              <w:rPr/>
+              <w:t xml:space="preserve">The kind of trade and its legs. </w:t>
+            </w:r>
+            <w:r>
+              <w:rPr>
+                <w:rFonts w:ascii="Consolas" w:hAnsi="Consolas"/>
+                <w:color w:val="334455"/>
+                <w:sz w:val="19"/>
+              </w:rPr>
+              <w:t>L</w:t>
+            </w:r>
+            <w:r>
+              <w:rPr/>
+              <w:t xml:space="preserve"> is bought, </w:t>
+            </w:r>
+            <w:r>
+              <w:rPr>
+                <w:rFonts w:ascii="Consolas" w:hAnsi="Consolas"/>
+                <w:color w:val="334455"/>
+                <w:sz w:val="19"/>
+              </w:rPr>
+              <w:t>S</w:t>
+            </w:r>
+            <w:r>
+              <w:rPr/>
+              <w:t xml:space="preserve"> is sold. A leg on a later expiry shows its date.</w:t>
+            </w:r>
+          </w:p>
+        </w:tc>
+      </w:tr>
+      <w:tr>
+        <w:tc>
+          <w:tcPr>
+            <w:tcW w:type="dxa" w:w="4320"/>
+            <w:shd w:val="clear" w:color="auto" w:fill="F4F6FA"/>
+          </w:tcPr>
+          <w:p>
+            <w:r/>
+            <w:r>
+              <w:rPr>
+                <w:b/>
+              </w:rPr>
+              <w:t>Recorded</w:t>
+            </w:r>
+            <w:r>
+              <w:rPr/>
+              <w:t xml:space="preserve"> / </w:t>
+            </w:r>
+            <w:r>
+              <w:rPr>
+                <w:b/>
+              </w:rPr>
+              <w:t>First expiry</w:t>
+            </w:r>
+          </w:p>
+        </w:tc>
+        <w:tc>
+          <w:tcPr>
+            <w:tcW w:type="dxa" w:w="4320"/>
+            <w:shd w:val="clear" w:color="auto" w:fill="F4F6FA"/>
+          </w:tcPr>
+          <w:p>
+            <w:r/>
+            <w:r>
+              <w:rPr/>
+              <w:t>When it was written down, and the date its nearest leg expires.</w:t>
+            </w:r>
+          </w:p>
+        </w:tc>
+      </w:tr>
+      <w:tr>
+        <w:tc>
+          <w:tcPr>
+            <w:tcW w:type="dxa" w:w="4320"/>
+          </w:tcPr>
+          <w:p>
+            <w:r/>
+            <w:r>
+              <w:rPr>
+                <w:b/>
+              </w:rPr>
+              <w:t>Entry, per share</w:t>
+            </w:r>
+          </w:p>
+        </w:tc>
+        <w:tc>
+          <w:tcPr>
+            <w:tcW w:type="dxa" w:w="4320"/>
+          </w:tcPr>
+          <w:p>
+            <w:r/>
+            <w:r>
+              <w:rPr>
+                <w:i/>
+              </w:rPr>
+              <w:t>5.40 paid</w:t>
+            </w:r>
+            <w:r>
+              <w:rPr/>
+              <w:t xml:space="preserve"> for a debit, </w:t>
+            </w:r>
+            <w:r>
+              <w:rPr>
+                <w:i/>
+              </w:rPr>
+              <w:t>1.35 received</w:t>
+            </w:r>
+            <w:r>
+              <w:rPr/>
+              <w:t xml:space="preserve"> for a credit.</w:t>
+            </w:r>
+          </w:p>
+        </w:tc>
+      </w:tr>
+      <w:tr>
+        <w:tc>
+          <w:tcPr>
+            <w:tcW w:type="dxa" w:w="4320"/>
+            <w:shd w:val="clear" w:color="auto" w:fill="F4F6FA"/>
+          </w:tcPr>
+          <w:p>
+            <w:r/>
+            <w:r>
+              <w:rPr>
+                <w:b/>
+              </w:rPr>
+              <w:t>Now, per share</w:t>
+            </w:r>
+          </w:p>
+        </w:tc>
+        <w:tc>
+          <w:tcPr>
+            <w:tcW w:type="dxa" w:w="4320"/>
+            <w:shd w:val="clear" w:color="auto" w:fill="F4F6FA"/>
+          </w:tcPr>
+          <w:p>
+            <w:r/>
+            <w:r>
+              <w:rPr/>
+              <w:t xml:space="preserve">What closing would do now: </w:t>
+            </w:r>
+            <w:r>
+              <w:rPr>
+                <w:i/>
+              </w:rPr>
+              <w:t>5.60 to sell</w:t>
+            </w:r>
+            <w:r>
+              <w:rPr/>
+              <w:t xml:space="preserve"> for a position worth money, </w:t>
+            </w:r>
+            <w:r>
+              <w:rPr>
+                <w:i/>
+              </w:rPr>
+              <w:t>1.40 to buy back</w:t>
+            </w:r>
+            <w:r>
+              <w:rPr/>
+              <w:t xml:space="preserve"> for one that costs money to close.</w:t>
+            </w:r>
+          </w:p>
+        </w:tc>
+      </w:tr>
+      <w:tr>
+        <w:tc>
+          <w:tcPr>
+            <w:tcW w:type="dxa" w:w="4320"/>
+          </w:tcPr>
+          <w:p>
+            <w:r/>
+            <w:r>
+              <w:rPr>
+                <w:b/>
+              </w:rPr>
+              <w:t>Max loss</w:t>
+            </w:r>
+          </w:p>
+        </w:tc>
+        <w:tc>
+          <w:tcPr>
+            <w:tcW w:type="dxa" w:w="4320"/>
+          </w:tcPr>
+          <w:p>
+            <w:r/>
+            <w:r>
+              <w:rPr/>
+              <w:t xml:space="preserve">Dollars for one contract. </w:t>
+            </w:r>
+            <w:r>
+              <w:rPr>
+                <w:b/>
+              </w:rPr>
+              <w:t>Not capped</w:t>
+            </w:r>
+            <w:r>
+              <w:rPr/>
+              <w:t xml:space="preserve"> for a short straddle, strangle or call.</w:t>
+            </w:r>
+          </w:p>
+        </w:tc>
+      </w:tr>
+      <w:tr>
+        <w:tc>
+          <w:tcPr>
+            <w:tcW w:type="dxa" w:w="4320"/>
+            <w:shd w:val="clear" w:color="auto" w:fill="F4F6FA"/>
+          </w:tcPr>
+          <w:p>
+            <w:r/>
+            <w:r>
+              <w:rPr>
+                <w:b/>
+              </w:rPr>
+              <w:t>Open result</w:t>
+            </w:r>
+          </w:p>
+        </w:tc>
+        <w:tc>
+          <w:tcPr>
+            <w:tcW w:type="dxa" w:w="4320"/>
+            <w:shd w:val="clear" w:color="auto" w:fill="F4F6FA"/>
+          </w:tcPr>
+          <w:p>
+            <w:r/>
+            <w:r>
+              <w:rPr/>
+              <w:t>Dollars for one contract at the last pricing. A dash until it has been priced.</w:t>
+            </w:r>
+          </w:p>
+        </w:tc>
+      </w:tr>
+      <w:tr>
+        <w:tc>
+          <w:tcPr>
+            <w:tcW w:type="dxa" w:w="4320"/>
+          </w:tcPr>
+          <w:p>
+            <w:r/>
+            <w:r>
+              <w:rPr>
+                <w:b/>
+              </w:rPr>
+              <w:t>Status</w:t>
+            </w:r>
+          </w:p>
+        </w:tc>
+        <w:tc>
+          <w:tcPr>
+            <w:tcW w:type="dxa" w:w="4320"/>
+          </w:tcPr>
+          <w:p>
+            <w:r/>
+            <w:r>
+              <w:rPr>
+                <w:i/>
+              </w:rPr>
+              <w:t>Holding</w:t>
+            </w:r>
+            <w:r>
+              <w:rPr/>
+              <w:t>, or the rule it has just met.</w:t>
+            </w:r>
+          </w:p>
+        </w:tc>
+      </w:tr>
+      <w:tr>
+        <w:tc>
+          <w:tcPr>
+            <w:tcW w:type="dxa" w:w="4320"/>
+            <w:shd w:val="clear" w:color="auto" w:fill="F4F6FA"/>
+          </w:tcPr>
+          <w:p>
+            <w:r/>
+            <w:r>
+              <w:rPr>
+                <w:b/>
+              </w:rPr>
+              <w:t>Notes</w:t>
+            </w:r>
+          </w:p>
+        </w:tc>
+        <w:tc>
+          <w:tcPr>
+            <w:tcW w:type="dxa" w:w="4320"/>
+            <w:shd w:val="clear" w:color="auto" w:fill="F4F6FA"/>
+          </w:tcPr>
+          <w:p>
+            <w:r/>
+            <w:r>
+              <w:rPr>
+                <w:i/>
+              </w:rPr>
+              <w:t>Loss not capped</w:t>
+            </w:r>
+            <w:r>
+              <w:rPr/>
+              <w:t xml:space="preserve">; </w:t>
+            </w:r>
+            <w:r>
+              <w:rPr>
+                <w:i/>
+              </w:rPr>
+              <w:t>Open through earnings</w:t>
+            </w:r>
+            <w:r>
+              <w:rPr/>
+              <w:t>.</w:t>
+            </w:r>
+          </w:p>
+        </w:tc>
+      </w:tr>
+    </w:tbl>
+    <w:p/>
+    <w:p>
+      <w:r>
+        <w:rPr/>
+        <w:t>These rows are priced every 15 minutes during the session, at 10, 25, 40 and 55</w:t>
+        <w:br/>
+        <w:t xml:space="preserve">minutes past the hour. </w:t>
+      </w:r>
+      <w:r>
+        <w:rPr>
+          <w:b/>
+        </w:rPr>
+        <w:t>Reprice now</w:t>
+      </w:r>
+      <w:r>
+        <w:rPr/>
+        <w:t xml:space="preserve"> does not reprice them.</w:t>
+      </w:r>
+    </w:p>
+    <w:p>
+      <w:r>
+        <w:rPr/>
+        <w:t>How one closes, first rule met:</w:t>
+      </w:r>
+    </w:p>
+    <w:p>
+      <w:pPr>
+        <w:pStyle w:val="ListNumber"/>
+      </w:pPr>
+      <w:r>
+        <w:rPr>
+          <w:b/>
+        </w:rPr>
+        <w:t>A calendar or diagonal</w:t>
+      </w:r>
+      <w:r>
+        <w:t>, from 2:00 CT on the day its near leg expires, is</w:t>
+        <w:br/>
+        <w:t xml:space="preserve">   closed at its price then.</w:t>
+      </w:r>
+    </w:p>
+    <w:p>
+      <w:pPr>
+        <w:pStyle w:val="ListNumber"/>
+      </w:pPr>
+      <w:r>
+        <w:rPr>
+          <w:b/>
+        </w:rPr>
+        <w:t>A short straddle, strangle or call, or an iron butterfly</w:t>
+      </w:r>
+      <w:r>
+        <w:t>, is closed at a</w:t>
+        <w:br/>
+        <w:t xml:space="preserve">   loss of twice the credit.</w:t>
+      </w:r>
+    </w:p>
+    <w:p>
+      <w:pPr>
+        <w:pStyle w:val="ListNumber"/>
+      </w:pPr>
+      <w:r>
+        <w:rPr>
+          <w:b/>
+        </w:rPr>
+        <w:t>Target:</w:t>
+      </w:r>
+      <w:r>
+        <w:t xml:space="preserve"> half the most it can make. For a bought call, put, straddle or</w:t>
+        <w:br/>
+        <w:t xml:space="preserve">   strangle, whose profit has no practical limit, half the debit paid.</w:t>
+      </w:r>
+    </w:p>
+    <w:p>
+      <w:pPr>
+        <w:pStyle w:val="ListNumber"/>
+      </w:pPr>
+      <w:r>
+        <w:rPr>
+          <w:b/>
+        </w:rPr>
+        <w:t>Otherwise at expiry</w:t>
+      </w:r>
+      <w:r>
+        <w:t>, valued from where the stock closed. A backspread</w:t>
+        <w:br/>
+        <w:t xml:space="preserve">   always ends this way.</w:t>
+      </w:r>
+    </w:p>
+    <w:p>
+      <w:r>
+        <w:rPr/>
+        <w:t>These levels are the credit spreads' own. There are no results for these</w:t>
+        <w:br/>
+        <w:t>structures yet to set better ones from, and every pricing is stored so a</w:t>
+        <w:br/>
+        <w:t>different rule can be tested on the same rows later. A backspread has no stop</w:t>
+        <w:br/>
+        <w:t>and no target: until the large move it is built for, it sits in the small loss</w:t>
+        <w:br/>
+        <w:t>its Max loss column already states, and the few dollars it was entered for are</w:t>
+        <w:br/>
+        <w:t>not what it is held for.</w:t>
+      </w:r>
+    </w:p>
+    <w:p>
+      <w:r>
+        <w:rPr>
+          <w:b/>
+        </w:rPr>
+        <w:t>Tracked results by structure</w:t>
+      </w:r>
+      <w:r>
+        <w:rPr/>
+        <w:t xml:space="preserve"> adds up the closed rows: how many closed, the</w:t>
+        <w:br/>
+        <w:t xml:space="preserve">share that made money, the total in dollars, and the </w:t>
+      </w:r>
+      <w:r>
+        <w:rPr>
+          <w:b/>
+        </w:rPr>
+        <w:t>average return on risk</w:t>
+      </w:r>
+      <w:r>
+        <w:rPr/>
+        <w:br/>
+        <w:t xml:space="preserve">(each result divided by what was at risk, averaged). </w:t>
+      </w:r>
+      <w:r>
+        <w:rPr>
+          <w:b/>
+        </w:rPr>
+        <w:t>Not valued</w:t>
+      </w:r>
+      <w:r>
+        <w:rPr/>
+        <w:t xml:space="preserve"> counts</w:t>
+        <w:br/>
+        <w:t>calendars that had no usable price when their near leg expired; they have no</w:t>
+        <w:br/>
+        <w:t xml:space="preserve">result and are in no other column. Where the Notes say </w:t>
+      </w:r>
+      <w:r>
+        <w:rPr>
+          <w:i/>
+        </w:rPr>
+        <w:t>Loss not capped</w:t>
+      </w:r>
+      <w:r>
+        <w:rPr/>
+        <w:t>, the</w:t>
+        <w:br/>
+        <w:t>return on risk uses a margin estimate and is not comparable with the other rows.</w:t>
       </w:r>
     </w:p>
     <w:p>

--- a/docs/manuals/user-guide/user-guide.docx
+++ b/docs/manuals/user-guide/user-guide.docx
@@ -14918,7 +14918,38 @@
       <w:r>
         <w:t xml:space="preserve"> scale from the</w:t>
         <w:br/>
-        <w:t xml:space="preserve">  credit-spread tabs — do not compare their numbers.</w:t>
+        <w:t xml:space="preserve">  credit-spread tabs — do not compare their numbers. A </w:t>
+      </w:r>
+      <w:r>
+        <w:rPr>
+          <w:b/>
+        </w:rPr>
+        <w:t>bought</w:t>
+      </w:r>
+      <w:r>
+        <w:t xml:space="preserve"> call or put is</w:t>
+        <w:br/>
+        <w:t xml:space="preserve">  listed only when its grade is </w:t>
+      </w:r>
+      <w:r>
+        <w:rPr>
+          <w:b/>
+        </w:rPr>
+        <w:t>Good</w:t>
+      </w:r>
+      <w:r>
+        <w:t xml:space="preserve"> or </w:t>
+      </w:r>
+      <w:r>
+        <w:rPr>
+          <w:b/>
+        </w:rPr>
+        <w:t>Strong</w:t>
+      </w:r>
+      <w:r>
+        <w:t>. A sold call or put is</w:t>
+        <w:br/>
+        <w:t xml:space="preserve">  also listed at Marginal, because they rarely grade higher.</w:t>
       </w:r>
     </w:p>
     <w:p>
@@ -16618,7 +16649,11 @@
         <w:br/>
         <w:t xml:space="preserve">  section). They are measurements, not trades: nothing opens one in the paper</w:t>
         <w:br/>
-        <w:t xml:space="preserve">  Account, and at most two are open per symbol at a time.</w:t>
+        <w:t xml:space="preserve">  Account. At most one row is open per symbol in each family, and ten per</w:t>
+        <w:br/>
+        <w:t xml:space="preserve">  family across all symbols (the Directional tab's single calls and puts count</w:t>
+        <w:br/>
+        <w:t xml:space="preserve">  as one family).</w:t>
       </w:r>
     </w:p>
     <w:p>
@@ -18329,6 +18364,60 @@
         <w:t xml:space="preserve"> None is in a paper book. You cannot close one by hand,</w:t>
         <w:br/>
         <w:t>none counts in the footer above, and nothing opens one in the paper Account.</w:t>
+      </w:r>
+    </w:p>
+    <w:p>
+      <w:r>
+        <w:rPr>
+          <w:b/>
+        </w:rPr>
+        <w:t>How many are followed.</w:t>
+      </w:r>
+      <w:r>
+        <w:rPr/>
+        <w:t xml:space="preserve"> There are six families: debit spreads, straddles and</w:t>
+        <w:br/>
+        <w:t>strangles, butterflies and condors, calendars, ratio spreads, and single calls</w:t>
+        <w:br/>
+        <w:t xml:space="preserve">and puts. A symbol has at most </w:t>
+      </w:r>
+      <w:r>
+        <w:rPr>
+          <w:b/>
+        </w:rPr>
+        <w:t>one</w:t>
+      </w:r>
+      <w:r>
+        <w:rPr/>
+        <w:t xml:space="preserve"> open row in each family, and a family has</w:t>
+        <w:br/>
+        <w:t xml:space="preserve">at most </w:t>
+      </w:r>
+      <w:r>
+        <w:rPr>
+          <w:b/>
+        </w:rPr>
+        <w:t>ten</w:t>
+      </w:r>
+      <w:r>
+        <w:rPr/>
+        <w:t xml:space="preserve"> open rows across all symbols, so no more than sixty are open at</w:t>
+        <w:br/>
+        <w:t>once. When a family has a free place, the kind with the fewest open rows gets it</w:t>
+        <w:br/>
+        <w:t>first (a long straddle before a third short strangle), and among those the best</w:t>
+        <w:br/>
+        <w:t xml:space="preserve">score. Both numbers are in </w:t>
+      </w:r>
+      <w:r>
+        <w:rPr>
+          <w:b/>
+        </w:rPr>
+        <w:t>Settings → Configuration → Scanner</w:t>
+      </w:r>
+      <w:r>
+        <w:rPr/>
+        <w:t>.</w:t>
       </w:r>
     </w:p>
     <w:p>

--- a/docs/manuals/user-guide/user-guide.docx
+++ b/docs/manuals/user-guide/user-guide.docx
@@ -1315,7 +1315,7 @@
     <w:p>
       <w:r>
         <w:rPr/>
-        <w:t xml:space="preserve">Seventeen of the app's screens are also published </w:t>
+        <w:t xml:space="preserve">Eighteen of the app's screens are also published </w:t>
       </w:r>
       <w:r>
         <w:rPr>
@@ -1353,30 +1353,144 @@
       </w:r>
       <w:r>
         <w:rPr/>
+        <w:t>, the Market Scanner</w:t>
+        <w:br/>
+        <w:t xml:space="preserve">(published as </w:t>
+      </w:r>
+      <w:r>
+        <w:rPr>
+          <w:b/>
+        </w:rPr>
+        <w:t>Option Signals</w:t>
+      </w:r>
+      <w:r>
+        <w:rPr/>
+        <w:t xml:space="preserve">), the </w:t>
+      </w:r>
+      <w:r>
+        <w:rPr>
+          <w:b/>
+        </w:rPr>
+        <w:t>Strategy Finder</w:t>
+      </w:r>
+      <w:r>
+        <w:rPr/>
+        <w:t>, the Rescue ad-hoc</w:t>
+        <w:br/>
+        <w:t xml:space="preserve">form (published as </w:t>
+      </w:r>
+      <w:r>
+        <w:rPr>
+          <w:b/>
+        </w:rPr>
+        <w:t>Rescue my Sh*tty trade</w:t>
+      </w:r>
+      <w:r>
+        <w:rPr/>
+        <w:t xml:space="preserve">), the </w:t>
+      </w:r>
+      <w:r>
+        <w:rPr>
+          <w:b/>
+        </w:rPr>
+        <w:t>Calculator</w:t>
+      </w:r>
+      <w:r>
+        <w:rPr/>
+        <w:t>, the</w:t>
+        <w:br/>
+      </w:r>
+      <w:r>
+        <w:rPr>
+          <w:b/>
+        </w:rPr>
+        <w:t>Simulator</w:t>
+      </w:r>
+      <w:r>
+        <w:rPr/>
+        <w:t xml:space="preserve"> and </w:t>
+      </w:r>
+      <w:r>
+        <w:rPr>
+          <w:b/>
+        </w:rPr>
+        <w:t>Market News</w:t>
+      </w:r>
+      <w:r>
+        <w:rPr/>
+        <w:t>.</w:t>
+      </w:r>
+    </w:p>
+    <w:p>
+      <w:r>
+        <w:rPr>
+          <w:b/>
+        </w:rPr>
+        <w:t>Option Signals</w:t>
+      </w:r>
+      <w:r>
+        <w:rPr/>
+        <w:t xml:space="preserve"> (</w:t>
+      </w:r>
+      <w:r>
+        <w:rPr>
+          <w:rFonts w:ascii="Consolas" w:hAnsi="Consolas"/>
+          <w:color w:val="334455"/>
+          <w:sz w:val="19"/>
+        </w:rPr>
+        <w:t>/signals</w:t>
+      </w:r>
+      <w:r>
+        <w:rPr/>
+        <w:t>, first in the site's Tools menu) is your Market</w:t>
+        <w:br/>
+        <w:t>Scanner with nothing of yours on it. A visitor sees the 0-DTE, Swing and</w:t>
+        <w:br/>
+        <w:t>Directional tabs, the Credit spreads / Other structures switch, the Checks</w:t>
+        <w:br/>
+        <w:t xml:space="preserve">column, </w:t>
+      </w:r>
+      <w:r>
+        <w:rPr>
+          <w:b/>
+        </w:rPr>
+        <w:t>Only clear</w:t>
+      </w:r>
+      <w:r>
+        <w:rPr/>
+        <w:t xml:space="preserve">, </w:t>
+      </w:r>
+      <w:r>
+        <w:rPr>
+          <w:b/>
+        </w:rPr>
+        <w:t>Why no trade?</w:t>
+      </w:r>
+      <w:r>
+        <w:rPr/>
+        <w:t xml:space="preserve"> and the Trade detail panel. They do</w:t>
+        <w:br/>
+        <w:t xml:space="preserve">not get </w:t>
+      </w:r>
+      <w:r>
+        <w:rPr>
+          <w:b/>
+        </w:rPr>
+        <w:t>Run scan</w:t>
+      </w:r>
+      <w:r>
+        <w:rPr/>
         <w:t xml:space="preserve">, the </w:t>
       </w:r>
       <w:r>
         <w:rPr>
           <w:b/>
         </w:rPr>
-        <w:t>Strategy</w:t>
-        <w:br/>
-        <w:t>Finder</w:t>
-      </w:r>
-      <w:r>
-        <w:rPr/>
-        <w:t xml:space="preserve">, the Rescue ad-hoc form (published as </w:t>
-      </w:r>
-      <w:r>
-        <w:rPr>
-          <w:b/>
-        </w:rPr>
-        <w:t>Rescue my Sh*tty trade</w:t>
-      </w:r>
-      <w:r>
-        <w:rPr/>
-        <w:t>), the</w:t>
-        <w:br/>
+        <w:t>Paper trade</w:t>
+      </w:r>
+      <w:r>
+        <w:rPr/>
+        <w:t xml:space="preserve">, </w:t>
       </w:r>
       <w:r>
         <w:rPr>
@@ -1386,27 +1500,75 @@
       </w:r>
       <w:r>
         <w:rPr/>
-        <w:t xml:space="preserve">, the </w:t>
-      </w:r>
-      <w:r>
-        <w:rPr>
-          <w:b/>
-        </w:rPr>
-        <w:t>Simulator</w:t>
-      </w:r>
-      <w:r>
-        <w:rPr/>
-        <w:t xml:space="preserve"> and </w:t>
-      </w:r>
-      <w:r>
-        <w:rPr>
-          <w:b/>
-        </w:rPr>
-        <w:t>Market News</w:t>
-      </w:r>
-      <w:r>
-        <w:rPr/>
-        <w:t>.</w:t>
+        <w:t xml:space="preserve"> or </w:t>
+      </w:r>
+      <w:r>
+        <w:rPr>
+          <w:b/>
+        </w:rPr>
+        <w:t>Expected Move</w:t>
+      </w:r>
+      <w:r>
+        <w:rPr/>
+        <w:br/>
+        <w:t xml:space="preserve">buttons, the "new" badges, the checklist's </w:t>
+      </w:r>
+      <w:r>
+        <w:rPr>
+          <w:b/>
+        </w:rPr>
+        <w:t>Paper book</w:t>
+      </w:r>
+      <w:r>
+        <w:rPr/>
+        <w:t xml:space="preserve"> line, the panel's</w:t>
+        <w:br/>
+      </w:r>
+      <w:r>
+        <w:rPr>
+          <w:b/>
+        </w:rPr>
+        <w:t>Max contracts</w:t>
+      </w:r>
+      <w:r>
+        <w:rPr/>
+        <w:t xml:space="preserve"> row, or the dollar figure of your per-trade risk cap. While</w:t>
+        <w:br/>
+      </w:r>
+      <w:r>
+        <w:rPr>
+          <w:b/>
+        </w:rPr>
+        <w:t>Show per-leg bid and ask</w:t>
+      </w:r>
+      <w:r>
+        <w:rPr/>
+        <w:t xml:space="preserve"> is off (Settings → Configuration → Public Strategy</w:t>
+        <w:br/>
+        <w:t>Finder) the panel also leaves out its Greeks section and the checklist's</w:t>
+        <w:br/>
+      </w:r>
+      <w:r>
+        <w:rPr>
+          <w:b/>
+        </w:rPr>
+        <w:t>Cost to trade</w:t>
+      </w:r>
+      <w:r>
+        <w:rPr/>
+        <w:t xml:space="preserve"> line reads </w:t>
+      </w:r>
+      <w:r>
+        <w:rPr>
+          <w:i/>
+        </w:rPr>
+        <w:t>Bid-ask not measured</w:t>
+      </w:r>
+      <w:r>
+        <w:rPr/>
+        <w:t>. The page spends no Schwab</w:t>
+        <w:br/>
+        <w:t>call: it shows the scans your stack already runs every 15 minutes.</w:t>
       </w:r>
     </w:p>
     <w:p>

--- a/docs/manuals/user-guide/user-guide.docx
+++ b/docs/manuals/user-guide/user-guide.docx
@@ -1545,7 +1545,7 @@
         <w:rPr/>
         <w:t xml:space="preserve"> is off (Settings → Configuration → Public Strategy</w:t>
         <w:br/>
-        <w:t>Finder) the panel also leaves out its Greeks section and the checklist's</w:t>
+        <w:t>Finder) the panel also leaves out its Greeks section, the checklist's</w:t>
         <w:br/>
       </w:r>
       <w:r>
@@ -1566,7 +1566,13 @@
       </w:r>
       <w:r>
         <w:rPr/>
-        <w:t>. The page spends no Schwab</w:t>
+        <w:t>, and a trade made of one</w:t>
+        <w:br/>
+        <w:t>option (a long call or put, a naked short) shows no debit, credit, max profit,</w:t>
+        <w:br/>
+        <w:t>max loss, reward to risk or breakeven: those are that option's price. Its</w:t>
+        <w:br/>
+        <w:t>probability and score still show. The page spends no Schwab</w:t>
         <w:br/>
         <w:t>call: it shows the scans your stack already runs every 15 minutes.</w:t>
       </w:r>

--- a/docs/manuals/user-guide/user-guide.docx
+++ b/docs/manuals/user-guide/user-guide.docx
@@ -723,7 +723,40 @@
         <w:br/>
         <w:t xml:space="preserve">  on the Market Scanner, drawn as an image with its legs, grade, risk, profit,</w:t>
         <w:br/>
-        <w:t xml:space="preserve">  probability of profit and payoff chart. It skips an hour rather than post a weak,</w:t>
+        <w:t xml:space="preserve">  probability of profit and payoff chart. It picks from every Scanner table: the</w:t>
+        <w:br/>
+        <w:t xml:space="preserve">  credit spreads, the Directional tab's single options, and the </w:t>
+      </w:r>
+      <w:r>
+        <w:rPr>
+          <w:b/>
+        </w:rPr>
+        <w:t>Other structures</w:t>
+      </w:r>
+      <w:r>
+        <w:br/>
+        <w:t xml:space="preserve">  (debit spreads, butterflies and condors, long straddles and strangles,</w:t>
+        <w:br/>
+        <w:t xml:space="preserve">  backspreads). Three kinds never post: a calendar or diagonal (two expirations,</w:t>
+        <w:br/>
+        <w:t xml:space="preserve">  so no single payoff to draw), a short straddle or strangle (no limit on the</w:t>
+        <w:br/>
+        <w:t xml:space="preserve">  loss), and anything that would be open through an earnings report. To go back to</w:t>
+        <w:br/>
+        <w:t xml:space="preserve">  credit spreads and single options only, set </w:t>
+      </w:r>
+      <w:r>
+        <w:rPr>
+          <w:rFonts w:ascii="Consolas" w:hAnsi="Consolas"/>
+          <w:color w:val="334455"/>
+          <w:sz w:val="19"/>
+        </w:rPr>
+        <w:t>"other_structures": false</w:t>
+      </w:r>
+      <w:r>
+        <w:t xml:space="preserve"> in the</w:t>
+        <w:br/>
+        <w:t xml:space="preserve">  same block. It skips an hour rather than post a weak,</w:t>
         <w:br/>
         <w:t xml:space="preserve">  stale or same-day trade. Turn it off with </w:t>
       </w:r>
@@ -1446,7 +1479,7 @@
         <w:br/>
         <w:t>Scanner with nothing of yours on it. A visitor sees the 0-DTE, Swing and</w:t>
         <w:br/>
-        <w:t>Directional tabs, the Credit spreads / Other structures switch, the Checks</w:t>
+        <w:t>Directional tabs, the family tick boxes on 0-DTE and Swing, the Checks</w:t>
         <w:br/>
         <w:t xml:space="preserve">column, </w:t>
       </w:r>
@@ -15143,26 +15176,20 @@
         <w:t>Swing</w:t>
       </w:r>
       <w:r>
-        <w:t xml:space="preserve">, a switch at the top of the tab: </w:t>
-      </w:r>
-      <w:r>
-        <w:rPr>
-          <w:b/>
-        </w:rPr>
-        <w:t>Credit spreads</w:t>
-      </w:r>
-      <w:r>
-        <w:br/>
-        <w:t xml:space="preserve">  and </w:t>
-      </w:r>
-      <w:r>
-        <w:rPr>
-          <w:b/>
-        </w:rPr>
-        <w:t>Other structures</w:t>
-      </w:r>
-      <w:r>
-        <w:t xml:space="preserve">. Each is its own table (see </w:t>
+        <w:t>, one table holding the credit spreads and the</w:t>
+        <w:br/>
+        <w:t xml:space="preserve">  </w:t>
+      </w:r>
+      <w:r>
+        <w:rPr>
+          <w:b/>
+        </w:rPr>
+        <w:t>other structures</w:t>
+      </w:r>
+      <w:r>
+        <w:t xml:space="preserve"> together, with a tick box per family above it (see</w:t>
+        <w:br/>
+        <w:t xml:space="preserve">  </w:t>
       </w:r>
       <w:r>
         <w:rPr>
@@ -16322,19 +16349,9 @@
     <w:p>
       <w:r>
         <w:rPr/>
-        <w:t xml:space="preserve">The 0-DTE and Swing scans build more than credit spreads. Click </w:t>
-      </w:r>
-      <w:r>
-        <w:rPr>
-          <w:b/>
-        </w:rPr>
-        <w:t>Other</w:t>
-        <w:br/>
-        <w:t>structures</w:t>
-      </w:r>
-      <w:r>
-        <w:rPr/>
-        <w:t xml:space="preserve"> at the top of either tab to see the rest:</w:t>
+        <w:t>The 0-DTE and Swing scans build more than credit spreads. Each tab lists the</w:t>
+        <w:br/>
+        <w:t>rest in the same table as its credit spreads:</w:t>
       </w:r>
     </w:p>
     <w:tbl>
@@ -16629,18 +16646,27 @@
         <w:pStyle w:val="ListNumber"/>
       </w:pPr>
       <w:r>
-        <w:t xml:space="preserve">Click </w:t>
-      </w:r>
-      <w:r>
-        <w:rPr>
-          <w:b/>
-        </w:rPr>
-        <w:t>Other structures</w:t>
-      </w:r>
-      <w:r>
-        <w:t>. The number beside each side of the switch is how</w:t>
-        <w:br/>
-        <w:t xml:space="preserve">   many rows it holds, and the tab's own count adds both.</w:t>
+        <w:t xml:space="preserve">Open </w:t>
+      </w:r>
+      <w:r>
+        <w:rPr>
+          <w:b/>
+        </w:rPr>
+        <w:t>0-DTE</w:t>
+      </w:r>
+      <w:r>
+        <w:t xml:space="preserve"> or </w:t>
+      </w:r>
+      <w:r>
+        <w:rPr>
+          <w:b/>
+        </w:rPr>
+        <w:t>Swing</w:t>
+      </w:r>
+      <w:r>
+        <w:t>. The table lists every kind together, best score</w:t>
+        <w:br/>
+        <w:t xml:space="preserve">   first, and the tab's count is the number of rows on show.</w:t>
       </w:r>
     </w:p>
     <w:p>
@@ -16650,7 +16676,20 @@
       <w:r>
         <w:t>Untick a family box above the table to hide that kind; tick it to bring it</w:t>
         <w:br/>
-        <w:t xml:space="preserve">   back. A family with nothing today is not listed.</w:t>
+        <w:t xml:space="preserve">   back. The number beside each box is how many rows it holds, and a family</w:t>
+        <w:br/>
+        <w:t xml:space="preserve">   with nothing today is not listed. </w:t>
+      </w:r>
+      <w:r>
+        <w:rPr>
+          <w:b/>
+        </w:rPr>
+        <w:t>Credit spreads</w:t>
+      </w:r>
+      <w:r>
+        <w:t xml:space="preserve"> is the first box:</w:t>
+        <w:br/>
+        <w:t xml:space="preserve">   untick it to see the other structures alone.</w:t>
       </w:r>
     </w:p>
     <w:p>
@@ -16713,9 +16752,13 @@
         <w:br/>
         <w:t xml:space="preserve">  market's direction and volatility and how sound they are. The two are on</w:t>
         <w:br/>
-        <w:t xml:space="preserve">  different scales, so they are in different tables, and a 75 in one is not a 75</w:t>
-        <w:br/>
-        <w:t xml:space="preserve">  in the other.</w:t>
+        <w:t xml:space="preserve">  different scales, and a 75 on one is not a 75 on the other. They share one</w:t>
+        <w:br/>
+        <w:t xml:space="preserve">  table and one ranking all the same, so do not read a higher score as the</w:t>
+        <w:br/>
+        <w:t xml:space="preserve">  better trade when one row is a credit spread and the other is not. Hover a</w:t>
+        <w:br/>
+        <w:t xml:space="preserve">  score to see which scale it is on.</w:t>
       </w:r>
     </w:p>
     <w:p>

--- a/docs/manuals/user-guide/user-guide.docx
+++ b/docs/manuals/user-guide/user-guide.docx
@@ -32,7 +32,7 @@
           <w:color w:val="5B6678"/>
           <w:sz w:val="18"/>
         </w:rPr>
-        <w:t>NeuralStrike · Generated 2026-10-07</w:t>
+        <w:t>NeuralStrike · Generated 2026-10-09</w:t>
       </w:r>
     </w:p>
     <w:p/>
@@ -7667,6 +7667,361 @@
         <w:t xml:space="preserve"> the left mouse button to read a cell — plain hovering</w:t>
         <w:br/>
         <w:t xml:space="preserve">  shows nothing.</w:t>
+      </w:r>
+    </w:p>
+    <w:p>
+      <w:r>
+        <w:rPr>
+          <w:b/>
+        </w:rPr>
+        <w:t>Value</w:t>
+      </w:r>
+      <w:r>
+        <w:rPr/>
+        <w:t xml:space="preserve"> (a picker beside Spot, on the Gamma, Charm, Delta and Vanna views) chooses</w:t>
+        <w:br/>
+        <w:t>what both panels draw:</w:t>
+      </w:r>
+    </w:p>
+    <w:tbl>
+      <w:tblPr>
+        <w:tblW w:type="auto" w:w="0"/>
+        <w:jc w:val="left"/>
+        <w:tblLayout w:type="autofit"/>
+        <w:tblLook w:firstColumn="1" w:firstRow="1" w:lastColumn="0" w:lastRow="0" w:noHBand="0" w:noVBand="1" w:val="04A0"/>
+        <w:tblBorders>
+          <w:top w:val="single" w:sz="4" w:space="0" w:color="D8DEE9"/>
+          <w:left w:val="single" w:sz="4" w:space="0" w:color="D8DEE9"/>
+          <w:bottom w:val="single" w:sz="4" w:space="0" w:color="D8DEE9"/>
+          <w:right w:val="single" w:sz="4" w:space="0" w:color="D8DEE9"/>
+          <w:insideH w:val="single" w:sz="4" w:space="0" w:color="D8DEE9"/>
+          <w:insideV w:val="single" w:sz="4" w:space="0" w:color="D8DEE9"/>
+        </w:tblBorders>
+      </w:tblPr>
+      <w:tblGrid>
+        <w:gridCol w:w="2880"/>
+        <w:gridCol w:w="2880"/>
+        <w:gridCol w:w="2880"/>
+      </w:tblGrid>
+      <w:tr>
+        <w:tc>
+          <w:tcPr>
+            <w:tcW w:type="dxa" w:w="2880"/>
+            <w:shd w:val="clear" w:color="auto" w:fill="EAF2FB"/>
+          </w:tcPr>
+          <w:p>
+            <w:r>
+              <w:rPr>
+                <w:b/>
+              </w:rPr>
+            </w:r>
+            <w:r>
+              <w:rPr>
+                <w:b/>
+              </w:rPr>
+              <w:t>Value</w:t>
+            </w:r>
+          </w:p>
+        </w:tc>
+        <w:tc>
+          <w:tcPr>
+            <w:tcW w:type="dxa" w:w="2880"/>
+            <w:shd w:val="clear" w:color="auto" w:fill="EAF2FB"/>
+          </w:tcPr>
+          <w:p>
+            <w:r>
+              <w:rPr>
+                <w:b/>
+              </w:rPr>
+            </w:r>
+            <w:r>
+              <w:rPr>
+                <w:b/>
+              </w:rPr>
+              <w:t>Each bar and cell holds</w:t>
+            </w:r>
+          </w:p>
+        </w:tc>
+        <w:tc>
+          <w:tcPr>
+            <w:tcW w:type="dxa" w:w="2880"/>
+            <w:shd w:val="clear" w:color="auto" w:fill="EAF2FB"/>
+          </w:tcPr>
+          <w:p>
+            <w:r>
+              <w:rPr>
+                <w:b/>
+              </w:rPr>
+            </w:r>
+            <w:r>
+              <w:rPr>
+                <w:b/>
+              </w:rPr>
+              <w:t>Use it to</w:t>
+            </w:r>
+          </w:p>
+        </w:tc>
+      </w:tr>
+      <w:tr>
+        <w:tc>
+          <w:tcPr>
+            <w:tcW w:type="dxa" w:w="2880"/>
+          </w:tcPr>
+          <w:p>
+            <w:r/>
+            <w:r>
+              <w:rPr>
+                <w:b/>
+              </w:rPr>
+              <w:t>Net</w:t>
+            </w:r>
+          </w:p>
+        </w:tc>
+        <w:tc>
+          <w:tcPr>
+            <w:tcW w:type="dxa" w:w="2880"/>
+          </w:tcPr>
+          <w:p>
+            <w:r/>
+            <w:r>
+              <w:rPr/>
+              <w:t>Calls minus puts. The default.</w:t>
+            </w:r>
+          </w:p>
+        </w:tc>
+        <w:tc>
+          <w:tcPr>
+            <w:tcW w:type="dxa" w:w="2880"/>
+          </w:tcPr>
+          <w:p>
+            <w:r/>
+            <w:r>
+              <w:rPr/>
+              <w:t>Read which side dominates a strike.</w:t>
+            </w:r>
+          </w:p>
+        </w:tc>
+      </w:tr>
+      <w:tr>
+        <w:tc>
+          <w:tcPr>
+            <w:tcW w:type="dxa" w:w="2880"/>
+            <w:shd w:val="clear" w:color="auto" w:fill="F4F6FA"/>
+          </w:tcPr>
+          <w:p>
+            <w:r/>
+            <w:r>
+              <w:rPr>
+                <w:b/>
+              </w:rPr>
+              <w:t>Calls</w:t>
+            </w:r>
+          </w:p>
+        </w:tc>
+        <w:tc>
+          <w:tcPr>
+            <w:tcW w:type="dxa" w:w="2880"/>
+            <w:shd w:val="clear" w:color="auto" w:fill="F4F6FA"/>
+          </w:tcPr>
+          <w:p>
+            <w:r/>
+            <w:r>
+              <w:rPr/>
+              <w:t>The call side alone.</w:t>
+            </w:r>
+          </w:p>
+        </w:tc>
+        <w:tc>
+          <w:tcPr>
+            <w:tcW w:type="dxa" w:w="2880"/>
+            <w:shd w:val="clear" w:color="auto" w:fill="F4F6FA"/>
+          </w:tcPr>
+          <w:p>
+            <w:r/>
+            <w:r>
+              <w:rPr/>
+              <w:t>See call positioning without the puts netted off.</w:t>
+            </w:r>
+          </w:p>
+        </w:tc>
+      </w:tr>
+      <w:tr>
+        <w:tc>
+          <w:tcPr>
+            <w:tcW w:type="dxa" w:w="2880"/>
+          </w:tcPr>
+          <w:p>
+            <w:r/>
+            <w:r>
+              <w:rPr>
+                <w:b/>
+              </w:rPr>
+              <w:t>Puts</w:t>
+            </w:r>
+          </w:p>
+        </w:tc>
+        <w:tc>
+          <w:tcPr>
+            <w:tcW w:type="dxa" w:w="2880"/>
+          </w:tcPr>
+          <w:p>
+            <w:r/>
+            <w:r>
+              <w:rPr/>
+              <w:t>The put side alone.</w:t>
+            </w:r>
+          </w:p>
+        </w:tc>
+        <w:tc>
+          <w:tcPr>
+            <w:tcW w:type="dxa" w:w="2880"/>
+          </w:tcPr>
+          <w:p>
+            <w:r/>
+            <w:r>
+              <w:rPr/>
+              <w:t>The same, for puts.</w:t>
+            </w:r>
+          </w:p>
+        </w:tc>
+      </w:tr>
+      <w:tr>
+        <w:tc>
+          <w:tcPr>
+            <w:tcW w:type="dxa" w:w="2880"/>
+            <w:shd w:val="clear" w:color="auto" w:fill="F4F6FA"/>
+          </w:tcPr>
+          <w:p>
+            <w:r/>
+            <w:r>
+              <w:rPr>
+                <w:b/>
+              </w:rPr>
+              <w:t>Size</w:t>
+            </w:r>
+          </w:p>
+        </w:tc>
+        <w:tc>
+          <w:tcPr>
+            <w:tcW w:type="dxa" w:w="2880"/>
+            <w:shd w:val="clear" w:color="auto" w:fill="F4F6FA"/>
+          </w:tcPr>
+          <w:p>
+            <w:r/>
+            <w:r>
+              <w:rPr/>
+              <w:t xml:space="preserve">Calls </w:t>
+            </w:r>
+            <w:r>
+              <w:rPr>
+                <w:b/>
+              </w:rPr>
+              <w:t>plus</w:t>
+            </w:r>
+            <w:r>
+              <w:rPr/>
+              <w:t xml:space="preserve"> puts, coloured by which way the strike leans. The bars split into a call bar and a put bar per strike.</w:t>
+            </w:r>
+          </w:p>
+        </w:tc>
+        <w:tc>
+          <w:tcPr>
+            <w:tcW w:type="dxa" w:w="2880"/>
+            <w:shd w:val="clear" w:color="auto" w:fill="F4F6FA"/>
+          </w:tcPr>
+          <w:p>
+            <w:r/>
+            <w:r>
+              <w:rPr/>
+              <w:t xml:space="preserve">See </w:t>
+            </w:r>
+            <w:r>
+              <w:rPr>
+                <w:b/>
+              </w:rPr>
+              <w:t>how much</w:t>
+            </w:r>
+            <w:r>
+              <w:rPr/>
+              <w:t xml:space="preserve"> sits at a strike.</w:t>
+            </w:r>
+          </w:p>
+        </w:tc>
+      </w:tr>
+    </w:tbl>
+    <w:p/>
+    <w:p>
+      <w:r>
+        <w:rPr>
+          <w:b/>
+        </w:rPr>
+        <w:t>To find a strike that Net is hiding, pick Size.</w:t>
+      </w:r>
+      <w:r>
+        <w:rPr/>
+        <w:t xml:space="preserve"> A strike holding large calls and</w:t>
+        <w:br/>
+        <w:t>equally large puts is nearly empty in Net, because the two cancel. In Size it is one</w:t>
+        <w:br/>
+        <w:t>of the brightest rows, and its two bars are the same length.</w:t>
+      </w:r>
+    </w:p>
+    <w:p>
+      <w:r>
+        <w:rPr/>
+        <w:t xml:space="preserve">A grey dotted </w:t>
+      </w:r>
+      <w:r>
+        <w:rPr>
+          <w:b/>
+        </w:rPr>
+        <w:t>Balanced</w:t>
+      </w:r>
+      <w:r>
+        <w:rPr/>
+        <w:t xml:space="preserve"> line across both panels marks such a strike in every</w:t>
+        <w:br/>
+        <w:t>Value: one of the largest on screen whose calls and puts nearly cancel. At most three</w:t>
+        <w:br/>
+        <w:t>are marked.</w:t>
+      </w:r>
+    </w:p>
+    <w:p>
+      <w:r>
+        <w:rPr>
+          <w:b/>
+        </w:rPr>
+        <w:t>The colour strip</w:t>
+      </w:r>
+      <w:r>
+        <w:rPr/>
+        <w:t xml:space="preserve"> at the right of the controls row gives the two ends of the heat</w:t>
+        <w:br/>
+        <w:t>map's colours as numbers, with the unit: dollars of gamma per 1% move on Gamma,</w:t>
+        <w:br/>
+        <w:t>dollars of delta on Delta, a plain figure on Charm and Vanna. The colours stretch</w:t>
+        <w:br/>
+        <w:t>over whatever is on screen, so the same shade is a different amount on another symbol</w:t>
+        <w:br/>
+        <w:t>or later in the day. Read the strip before comparing two charts.</w:t>
+      </w:r>
+    </w:p>
+    <w:p>
+      <w:r>
+        <w:rPr/>
+        <w:t xml:space="preserve">The forward projection band on the Gamma heat map is drawn in </w:t>
+      </w:r>
+      <w:r>
+        <w:rPr>
+          <w:b/>
+        </w:rPr>
+        <w:t>Net</w:t>
+      </w:r>
+      <w:r>
+        <w:rPr/>
+        <w:t xml:space="preserve"> only. It is a</w:t>
+        <w:br/>
+        <w:t>net figure, so the other three values leave it out.</w:t>
       </w:r>
     </w:p>
     <w:p>

--- a/docs/manuals/user-guide/user-guide.docx
+++ b/docs/manuals/user-guide/user-guide.docx
@@ -7991,6 +7991,285 @@
         <w:rPr>
           <w:b/>
         </w:rPr>
+        <w:t>Scale</w:t>
+      </w:r>
+      <w:r>
+        <w:rPr/>
+        <w:t xml:space="preserve"> (a picker beside Value) chooses what a colour means:</w:t>
+      </w:r>
+    </w:p>
+    <w:tbl>
+      <w:tblPr>
+        <w:tblW w:type="auto" w:w="0"/>
+        <w:jc w:val="left"/>
+        <w:tblLayout w:type="autofit"/>
+        <w:tblLook w:firstColumn="1" w:firstRow="1" w:lastColumn="0" w:lastRow="0" w:noHBand="0" w:noVBand="1" w:val="04A0"/>
+        <w:tblBorders>
+          <w:top w:val="single" w:sz="4" w:space="0" w:color="D8DEE9"/>
+          <w:left w:val="single" w:sz="4" w:space="0" w:color="D8DEE9"/>
+          <w:bottom w:val="single" w:sz="4" w:space="0" w:color="D8DEE9"/>
+          <w:right w:val="single" w:sz="4" w:space="0" w:color="D8DEE9"/>
+          <w:insideH w:val="single" w:sz="4" w:space="0" w:color="D8DEE9"/>
+          <w:insideV w:val="single" w:sz="4" w:space="0" w:color="D8DEE9"/>
+        </w:tblBorders>
+      </w:tblPr>
+      <w:tblGrid>
+        <w:gridCol w:w="2880"/>
+        <w:gridCol w:w="2880"/>
+        <w:gridCol w:w="2880"/>
+      </w:tblGrid>
+      <w:tr>
+        <w:tc>
+          <w:tcPr>
+            <w:tcW w:type="dxa" w:w="2880"/>
+            <w:shd w:val="clear" w:color="auto" w:fill="EAF2FB"/>
+          </w:tcPr>
+          <w:p>
+            <w:r>
+              <w:rPr>
+                <w:b/>
+              </w:rPr>
+            </w:r>
+            <w:r>
+              <w:rPr>
+                <w:b/>
+              </w:rPr>
+              <w:t>Scale</w:t>
+            </w:r>
+          </w:p>
+        </w:tc>
+        <w:tc>
+          <w:tcPr>
+            <w:tcW w:type="dxa" w:w="2880"/>
+            <w:shd w:val="clear" w:color="auto" w:fill="EAF2FB"/>
+          </w:tcPr>
+          <w:p>
+            <w:r>
+              <w:rPr>
+                <w:b/>
+              </w:rPr>
+            </w:r>
+            <w:r>
+              <w:rPr>
+                <w:b/>
+              </w:rPr>
+              <w:t>A colour is</w:t>
+            </w:r>
+          </w:p>
+        </w:tc>
+        <w:tc>
+          <w:tcPr>
+            <w:tcW w:type="dxa" w:w="2880"/>
+            <w:shd w:val="clear" w:color="auto" w:fill="EAF2FB"/>
+          </w:tcPr>
+          <w:p>
+            <w:r>
+              <w:rPr>
+                <w:b/>
+              </w:rPr>
+            </w:r>
+            <w:r>
+              <w:rPr>
+                <w:b/>
+              </w:rPr>
+              <w:t>Use it to</w:t>
+            </w:r>
+          </w:p>
+        </w:tc>
+      </w:tr>
+      <w:tr>
+        <w:tc>
+          <w:tcPr>
+            <w:tcW w:type="dxa" w:w="2880"/>
+          </w:tcPr>
+          <w:p>
+            <w:r/>
+            <w:r>
+              <w:rPr>
+                <w:b/>
+              </w:rPr>
+              <w:t>Locked</w:t>
+            </w:r>
+          </w:p>
+        </w:tc>
+        <w:tc>
+          <w:tcPr>
+            <w:tcW w:type="dxa" w:w="2880"/>
+          </w:tcPr>
+          <w:p>
+            <w:r/>
+            <w:r>
+              <w:rPr/>
+              <w:t>One fixed amount for the whole session. The default.</w:t>
+            </w:r>
+          </w:p>
+        </w:tc>
+        <w:tc>
+          <w:tcPr>
+            <w:tcW w:type="dxa" w:w="2880"/>
+          </w:tcPr>
+          <w:p>
+            <w:r/>
+            <w:r>
+              <w:rPr/>
+              <w:t xml:space="preserve">Read </w:t>
+            </w:r>
+            <w:r>
+              <w:rPr>
+                <w:b/>
+              </w:rPr>
+              <w:t>size</w:t>
+            </w:r>
+            <w:r>
+              <w:rPr/>
+              <w:t>, and see a level grow or fade through the day.</w:t>
+            </w:r>
+          </w:p>
+        </w:tc>
+      </w:tr>
+      <w:tr>
+        <w:tc>
+          <w:tcPr>
+            <w:tcW w:type="dxa" w:w="2880"/>
+            <w:shd w:val="clear" w:color="auto" w:fill="F4F6FA"/>
+          </w:tcPr>
+          <w:p>
+            <w:r/>
+            <w:r>
+              <w:rPr>
+                <w:b/>
+              </w:rPr>
+              <w:t>Adaptive</w:t>
+            </w:r>
+          </w:p>
+        </w:tc>
+        <w:tc>
+          <w:tcPr>
+            <w:tcW w:type="dxa" w:w="2880"/>
+            <w:shd w:val="clear" w:color="auto" w:fill="F4F6FA"/>
+          </w:tcPr>
+          <w:p>
+            <w:r/>
+            <w:r>
+              <w:rPr/>
+              <w:t>A share of the largest values on screen right now.</w:t>
+            </w:r>
+          </w:p>
+        </w:tc>
+        <w:tc>
+          <w:tcPr>
+            <w:tcW w:type="dxa" w:w="2880"/>
+            <w:shd w:val="clear" w:color="auto" w:fill="F4F6FA"/>
+          </w:tcPr>
+          <w:p>
+            <w:r/>
+            <w:r>
+              <w:rPr/>
+              <w:t>See detail on a quiet chart. The same shade is a different amount later in the day.</w:t>
+            </w:r>
+          </w:p>
+        </w:tc>
+      </w:tr>
+      <w:tr>
+        <w:tc>
+          <w:tcPr>
+            <w:tcW w:type="dxa" w:w="2880"/>
+          </w:tcPr>
+          <w:p>
+            <w:r/>
+            <w:r>
+              <w:rPr>
+                <w:b/>
+              </w:rPr>
+              <w:t>Share of column</w:t>
+            </w:r>
+          </w:p>
+        </w:tc>
+        <w:tc>
+          <w:tcPr>
+            <w:tcW w:type="dxa" w:w="2880"/>
+          </w:tcPr>
+          <w:p>
+            <w:r/>
+            <w:r>
+              <w:rPr/>
+              <w:t>That strike's percentage of the minute's total.</w:t>
+            </w:r>
+          </w:p>
+        </w:tc>
+        <w:tc>
+          <w:tcPr>
+            <w:tcW w:type="dxa" w:w="2880"/>
+          </w:tcPr>
+          <w:p>
+            <w:r/>
+            <w:r>
+              <w:rPr/>
+              <w:t xml:space="preserve">Compare the </w:t>
+            </w:r>
+            <w:r>
+              <w:rPr>
+                <w:b/>
+              </w:rPr>
+              <w:t>shape</w:t>
+            </w:r>
+            <w:r>
+              <w:rPr/>
+              <w:t xml:space="preserve"> of positioning between two times or two symbols.</w:t>
+            </w:r>
+          </w:p>
+        </w:tc>
+      </w:tr>
+    </w:tbl>
+    <w:p/>
+    <w:p>
+      <w:r>
+        <w:rPr/>
+        <w:t xml:space="preserve">The Locked scale is set from the session's </w:t>
+      </w:r>
+      <w:r>
+        <w:rPr>
+          <w:b/>
+        </w:rPr>
+        <w:t>first hour</w:t>
+      </w:r>
+      <w:r>
+        <w:rPr/>
+        <w:t xml:space="preserve"> and then held. Until that</w:t>
+        <w:br/>
+        <w:t>hour is up the chart draws on the adaptive scale and the colour strip says</w:t>
+        <w:br/>
+      </w:r>
+      <w:r>
+        <w:rPr>
+          <w:b/>
+        </w:rPr>
+        <w:t>settling until 09:30</w:t>
+      </w:r>
+      <w:r>
+        <w:rPr/>
+        <w:t xml:space="preserve">; after it, </w:t>
+      </w:r>
+      <w:r>
+        <w:rPr>
+          <w:b/>
+        </w:rPr>
+        <w:t>held since 09:30</w:t>
+      </w:r>
+      <w:r>
+        <w:rPr/>
+        <w:t>. In Locked the bars keep the</w:t>
+        <w:br/>
+        <w:t>same extent as well, and only widen when a bar is larger than the lock, so nothing is</w:t>
+        <w:br/>
+        <w:t>ever cut off.</w:t>
+      </w:r>
+    </w:p>
+    <w:p>
+      <w:r>
+        <w:rPr>
+          <w:b/>
+        </w:rPr>
         <w:t>The colour strip</w:t>
       </w:r>
       <w:r>
@@ -7999,11 +8278,11 @@
         <w:br/>
         <w:t>map's colours as numbers, with the unit: dollars of gamma per 1% move on Gamma,</w:t>
         <w:br/>
-        <w:t>dollars of delta on Delta, a plain figure on Charm and Vanna. The colours stretch</w:t>
-        <w:br/>
-        <w:t>over whatever is on screen, so the same shade is a different amount on another symbol</w:t>
-        <w:br/>
-        <w:t>or later in the day. Read the strip before comparing two charts.</w:t>
+        <w:t>dollars of delta on Delta, a plain figure on Charm and Vanna, percentages in Share of</w:t>
+        <w:br/>
+        <w:t>column. It also says what the scale is tied to. Read the strip before comparing two</w:t>
+        <w:br/>
+        <w:t>charts: in Adaptive, two charts with the same colours can differ tenfold in size.</w:t>
       </w:r>
     </w:p>
     <w:p>
@@ -8019,9 +8298,11 @@
       </w:r>
       <w:r>
         <w:rPr/>
-        <w:t xml:space="preserve"> only. It is a</w:t>
-        <w:br/>
-        <w:t>net figure, so the other three values leave it out.</w:t>
+        <w:t xml:space="preserve"> only, and not</w:t>
+        <w:br/>
+        <w:t>in Share of column. It is a net figure in dollars, so the other values and the</w:t>
+        <w:br/>
+        <w:t>percentage scale leave it out.</w:t>
       </w:r>
     </w:p>
     <w:p>

--- a/docs/manuals/user-guide/user-guide.docx
+++ b/docs/manuals/user-guide/user-guide.docx
@@ -8263,6 +8263,261 @@
         <w:t>same extent as well, and only widen when a bar is larger than the lock, so nothing is</w:t>
         <w:br/>
         <w:t>ever cut off.</w:t>
+      </w:r>
+    </w:p>
+    <w:p>
+      <w:r>
+        <w:rPr>
+          <w:b/>
+        </w:rPr>
+        <w:t>Frame</w:t>
+      </w:r>
+      <w:r>
+        <w:rPr/>
+        <w:t xml:space="preserve"> (a picker beside Scale) chooses what the vertical axis measures:</w:t>
+      </w:r>
+    </w:p>
+    <w:tbl>
+      <w:tblPr>
+        <w:tblW w:type="auto" w:w="0"/>
+        <w:jc w:val="left"/>
+        <w:tblLayout w:type="autofit"/>
+        <w:tblLook w:firstColumn="1" w:firstRow="1" w:lastColumn="0" w:lastRow="0" w:noHBand="0" w:noVBand="1" w:val="04A0"/>
+        <w:tblBorders>
+          <w:top w:val="single" w:sz="4" w:space="0" w:color="D8DEE9"/>
+          <w:left w:val="single" w:sz="4" w:space="0" w:color="D8DEE9"/>
+          <w:bottom w:val="single" w:sz="4" w:space="0" w:color="D8DEE9"/>
+          <w:right w:val="single" w:sz="4" w:space="0" w:color="D8DEE9"/>
+          <w:insideH w:val="single" w:sz="4" w:space="0" w:color="D8DEE9"/>
+          <w:insideV w:val="single" w:sz="4" w:space="0" w:color="D8DEE9"/>
+        </w:tblBorders>
+      </w:tblPr>
+      <w:tblGrid>
+        <w:gridCol w:w="2880"/>
+        <w:gridCol w:w="2880"/>
+        <w:gridCol w:w="2880"/>
+      </w:tblGrid>
+      <w:tr>
+        <w:tc>
+          <w:tcPr>
+            <w:tcW w:type="dxa" w:w="2880"/>
+            <w:shd w:val="clear" w:color="auto" w:fill="EAF2FB"/>
+          </w:tcPr>
+          <w:p>
+            <w:r>
+              <w:rPr>
+                <w:b/>
+              </w:rPr>
+            </w:r>
+            <w:r>
+              <w:rPr>
+                <w:b/>
+              </w:rPr>
+              <w:t>Frame</w:t>
+            </w:r>
+          </w:p>
+        </w:tc>
+        <w:tc>
+          <w:tcPr>
+            <w:tcW w:type="dxa" w:w="2880"/>
+            <w:shd w:val="clear" w:color="auto" w:fill="EAF2FB"/>
+          </w:tcPr>
+          <w:p>
+            <w:r>
+              <w:rPr>
+                <w:b/>
+              </w:rPr>
+            </w:r>
+            <w:r>
+              <w:rPr>
+                <w:b/>
+              </w:rPr>
+              <w:t>The vertical axis is</w:t>
+            </w:r>
+          </w:p>
+        </w:tc>
+        <w:tc>
+          <w:tcPr>
+            <w:tcW w:type="dxa" w:w="2880"/>
+            <w:shd w:val="clear" w:color="auto" w:fill="EAF2FB"/>
+          </w:tcPr>
+          <w:p>
+            <w:r>
+              <w:rPr>
+                <w:b/>
+              </w:rPr>
+            </w:r>
+            <w:r>
+              <w:rPr>
+                <w:b/>
+              </w:rPr>
+              <w:t>Use it to</w:t>
+            </w:r>
+          </w:p>
+        </w:tc>
+      </w:tr>
+      <w:tr>
+        <w:tc>
+          <w:tcPr>
+            <w:tcW w:type="dxa" w:w="2880"/>
+          </w:tcPr>
+          <w:p>
+            <w:r/>
+            <w:r>
+              <w:rPr>
+                <w:b/>
+              </w:rPr>
+              <w:t>Strike</w:t>
+            </w:r>
+          </w:p>
+        </w:tc>
+        <w:tc>
+          <w:tcPr>
+            <w:tcW w:type="dxa" w:w="2880"/>
+          </w:tcPr>
+          <w:p>
+            <w:r/>
+            <w:r>
+              <w:rPr/>
+              <w:t>The strike price. Price moves; the levels stand still. The default.</w:t>
+            </w:r>
+          </w:p>
+        </w:tc>
+        <w:tc>
+          <w:tcPr>
+            <w:tcW w:type="dxa" w:w="2880"/>
+          </w:tcPr>
+          <w:p>
+            <w:r/>
+            <w:r>
+              <w:rPr/>
+              <w:t>Read where the levels are.</w:t>
+            </w:r>
+          </w:p>
+        </w:tc>
+      </w:tr>
+      <w:tr>
+        <w:tc>
+          <w:tcPr>
+            <w:tcW w:type="dxa" w:w="2880"/>
+            <w:shd w:val="clear" w:color="auto" w:fill="F4F6FA"/>
+          </w:tcPr>
+          <w:p>
+            <w:r/>
+            <w:r>
+              <w:rPr>
+                <w:b/>
+              </w:rPr>
+              <w:t>From spot</w:t>
+            </w:r>
+          </w:p>
+        </w:tc>
+        <w:tc>
+          <w:tcPr>
+            <w:tcW w:type="dxa" w:w="2880"/>
+            <w:shd w:val="clear" w:color="auto" w:fill="F4F6FA"/>
+          </w:tcPr>
+          <w:p>
+            <w:r/>
+            <w:r>
+              <w:rPr/>
+              <w:t>The distance from the current price. Price is a flat line through the middle; the flip and the walls move.</w:t>
+            </w:r>
+          </w:p>
+        </w:tc>
+        <w:tc>
+          <w:tcPr>
+            <w:tcW w:type="dxa" w:w="2880"/>
+            <w:shd w:val="clear" w:color="auto" w:fill="F4F6FA"/>
+          </w:tcPr>
+          <w:p>
+            <w:r/>
+            <w:r>
+              <w:rPr/>
+              <w:t xml:space="preserve">See what is </w:t>
+            </w:r>
+            <w:r>
+              <w:rPr>
+                <w:b/>
+              </w:rPr>
+              <w:t>near price now</w:t>
+            </w:r>
+            <w:r>
+              <w:rPr/>
+              <w:t>, and whether it is getting nearer.</w:t>
+            </w:r>
+          </w:p>
+        </w:tc>
+      </w:tr>
+    </w:tbl>
+    <w:p/>
+    <w:p>
+      <w:r>
+        <w:rPr>
+          <w:b/>
+        </w:rPr>
+        <w:t>To see whether price is closing on a wall, pick From spot.</w:t>
+      </w:r>
+      <w:r>
+        <w:rPr/>
+        <w:t xml:space="preserve"> A wall that price is</w:t>
+        <w:br/>
+        <w:t>approaching slides toward the middle line, and the steeper the slide, the faster the</w:t>
+        <w:br/>
+        <w:t>approach. A wall that runs level is keeping its distance.</w:t>
+      </w:r>
+    </w:p>
+    <w:p>
+      <w:r>
+        <w:rPr/>
+        <w:t xml:space="preserve">From spot shows </w:t>
+      </w:r>
+      <w:r>
+        <w:rPr>
+          <w:b/>
+        </w:rPr>
+        <w:t>10 strikes each side of price</w:t>
+      </w:r>
+      <w:r>
+        <w:rPr/>
+        <w:t>, in both panels, so the bars still</w:t>
+        <w:br/>
+        <w:t>line up with the heat map. Three controls hide in this frame because they would do</w:t>
+        <w:br/>
+        <w:t xml:space="preserve">nothing: </w:t>
+      </w:r>
+      <w:r>
+        <w:rPr>
+          <w:b/>
+        </w:rPr>
+        <w:t>Spot</w:t>
+      </w:r>
+      <w:r>
+        <w:rPr/>
+        <w:t xml:space="preserve"> and </w:t>
+      </w:r>
+      <w:r>
+        <w:rPr>
+          <w:b/>
+        </w:rPr>
+        <w:t>Bar</w:t>
+      </w:r>
+      <w:r>
+        <w:rPr/>
+        <w:t xml:space="preserve"> (price is always the flat line) and </w:t>
+      </w:r>
+      <w:r>
+        <w:rPr>
+          <w:b/>
+        </w:rPr>
+        <w:t>Level movement</w:t>
+      </w:r>
+      <w:r>
+        <w:rPr/>
+        <w:br/>
+        <w:t>(the level lines are always drawn). The forward projection band is not drawn either.</w:t>
+        <w:br/>
+        <w:t>Each level line keeps its own price in its label; only its position moves.</w:t>
       </w:r>
     </w:p>
     <w:p>

--- a/docs/manuals/user-guide/user-guide.docx
+++ b/docs/manuals/user-guide/user-guide.docx
@@ -7991,11 +7991,295 @@
         <w:rPr>
           <w:b/>
         </w:rPr>
+        <w:t>Show</w:t>
+      </w:r>
+      <w:r>
+        <w:rPr/>
+        <w:t xml:space="preserve"> (a picker beside Value) chooses between the level and how it has moved:</w:t>
+      </w:r>
+    </w:p>
+    <w:tbl>
+      <w:tblPr>
+        <w:tblW w:type="auto" w:w="0"/>
+        <w:jc w:val="left"/>
+        <w:tblLayout w:type="autofit"/>
+        <w:tblLook w:firstColumn="1" w:firstRow="1" w:lastColumn="0" w:lastRow="0" w:noHBand="0" w:noVBand="1" w:val="04A0"/>
+        <w:tblBorders>
+          <w:top w:val="single" w:sz="4" w:space="0" w:color="D8DEE9"/>
+          <w:left w:val="single" w:sz="4" w:space="0" w:color="D8DEE9"/>
+          <w:bottom w:val="single" w:sz="4" w:space="0" w:color="D8DEE9"/>
+          <w:right w:val="single" w:sz="4" w:space="0" w:color="D8DEE9"/>
+          <w:insideH w:val="single" w:sz="4" w:space="0" w:color="D8DEE9"/>
+          <w:insideV w:val="single" w:sz="4" w:space="0" w:color="D8DEE9"/>
+        </w:tblBorders>
+      </w:tblPr>
+      <w:tblGrid>
+        <w:gridCol w:w="2880"/>
+        <w:gridCol w:w="2880"/>
+        <w:gridCol w:w="2880"/>
+      </w:tblGrid>
+      <w:tr>
+        <w:tc>
+          <w:tcPr>
+            <w:tcW w:type="dxa" w:w="2880"/>
+            <w:shd w:val="clear" w:color="auto" w:fill="EAF2FB"/>
+          </w:tcPr>
+          <w:p>
+            <w:r>
+              <w:rPr>
+                <w:b/>
+              </w:rPr>
+            </w:r>
+            <w:r>
+              <w:rPr>
+                <w:b/>
+              </w:rPr>
+              <w:t>Show</w:t>
+            </w:r>
+          </w:p>
+        </w:tc>
+        <w:tc>
+          <w:tcPr>
+            <w:tcW w:type="dxa" w:w="2880"/>
+            <w:shd w:val="clear" w:color="auto" w:fill="EAF2FB"/>
+          </w:tcPr>
+          <w:p>
+            <w:r>
+              <w:rPr>
+                <w:b/>
+              </w:rPr>
+            </w:r>
+            <w:r>
+              <w:rPr>
+                <w:b/>
+              </w:rPr>
+              <w:t>Each bar and cell is</w:t>
+            </w:r>
+          </w:p>
+        </w:tc>
+        <w:tc>
+          <w:tcPr>
+            <w:tcW w:type="dxa" w:w="2880"/>
+            <w:shd w:val="clear" w:color="auto" w:fill="EAF2FB"/>
+          </w:tcPr>
+          <w:p>
+            <w:r>
+              <w:rPr>
+                <w:b/>
+              </w:rPr>
+            </w:r>
+            <w:r>
+              <w:rPr>
+                <w:b/>
+              </w:rPr>
+              <w:t>Use it to</w:t>
+            </w:r>
+          </w:p>
+        </w:tc>
+      </w:tr>
+      <w:tr>
+        <w:tc>
+          <w:tcPr>
+            <w:tcW w:type="dxa" w:w="2880"/>
+          </w:tcPr>
+          <w:p>
+            <w:r/>
+            <w:r>
+              <w:rPr>
+                <w:b/>
+              </w:rPr>
+              <w:t>Level</w:t>
+            </w:r>
+          </w:p>
+        </w:tc>
+        <w:tc>
+          <w:tcPr>
+            <w:tcW w:type="dxa" w:w="2880"/>
+          </w:tcPr>
+          <w:p>
+            <w:r/>
+            <w:r>
+              <w:rPr/>
+              <w:t>The value itself. The default.</w:t>
+            </w:r>
+          </w:p>
+        </w:tc>
+        <w:tc>
+          <w:tcPr>
+            <w:tcW w:type="dxa" w:w="2880"/>
+          </w:tcPr>
+          <w:p>
+            <w:r/>
+            <w:r>
+              <w:rPr/>
+              <w:t>Read where the exposure is.</w:t>
+            </w:r>
+          </w:p>
+        </w:tc>
+      </w:tr>
+      <w:tr>
+        <w:tc>
+          <w:tcPr>
+            <w:tcW w:type="dxa" w:w="2880"/>
+            <w:shd w:val="clear" w:color="auto" w:fill="F4F6FA"/>
+          </w:tcPr>
+          <w:p>
+            <w:r/>
+            <w:r>
+              <w:rPr>
+                <w:b/>
+              </w:rPr>
+              <w:t>Change since open</w:t>
+            </w:r>
+          </w:p>
+        </w:tc>
+        <w:tc>
+          <w:tcPr>
+            <w:tcW w:type="dxa" w:w="2880"/>
+            <w:shd w:val="clear" w:color="auto" w:fill="F4F6FA"/>
+          </w:tcPr>
+          <w:p>
+            <w:r/>
+            <w:r>
+              <w:rPr/>
+              <w:t>The value now, less the same strike's value at the open.</w:t>
+            </w:r>
+          </w:p>
+        </w:tc>
+        <w:tc>
+          <w:tcPr>
+            <w:tcW w:type="dxa" w:w="2880"/>
+            <w:shd w:val="clear" w:color="auto" w:fill="F4F6FA"/>
+          </w:tcPr>
+          <w:p>
+            <w:r/>
+            <w:r>
+              <w:rPr/>
+              <w:t>See what has built or drained over the session.</w:t>
+            </w:r>
+          </w:p>
+        </w:tc>
+      </w:tr>
+      <w:tr>
+        <w:tc>
+          <w:tcPr>
+            <w:tcW w:type="dxa" w:w="2880"/>
+          </w:tcPr>
+          <w:p>
+            <w:r/>
+            <w:r>
+              <w:rPr>
+                <w:b/>
+              </w:rPr>
+              <w:t>Change over 30 min</w:t>
+            </w:r>
+          </w:p>
+        </w:tc>
+        <w:tc>
+          <w:tcPr>
+            <w:tcW w:type="dxa" w:w="2880"/>
+          </w:tcPr>
+          <w:p>
+            <w:r/>
+            <w:r>
+              <w:rPr/>
+              <w:t>The value now, less the same strike's value 30 minutes earlier.</w:t>
+            </w:r>
+          </w:p>
+        </w:tc>
+        <w:tc>
+          <w:tcPr>
+            <w:tcW w:type="dxa" w:w="2880"/>
+          </w:tcPr>
+          <w:p>
+            <w:r/>
+            <w:r>
+              <w:rPr/>
+              <w:t>See what is moving right now.</w:t>
+            </w:r>
+          </w:p>
+        </w:tc>
+      </w:tr>
+    </w:tbl>
+    <w:p/>
+    <w:p>
+      <w:r>
+        <w:rPr>
+          <w:b/>
+        </w:rPr>
+        <w:t>To see where exposure is building, pick a Change.</w:t>
+      </w:r>
+      <w:r>
+        <w:rPr/>
+        <w:t xml:space="preserve"> The standing bands that sit</w:t>
+        <w:br/>
+        <w:t>still all day go dark, and only what has moved is left. Both panels switch together.</w:t>
+      </w:r>
+    </w:p>
+    <w:p>
+      <w:pPr>
+        <w:pStyle w:val="IntenseQuote"/>
+      </w:pPr>
+      <w:r>
+        <w:rPr>
+          <w:b/>
+        </w:rPr>
+        <w:t>A change is not new trades.</w:t>
+      </w:r>
+      <w:r>
+        <w:rPr/>
+        <w:t xml:space="preserve"> Open interest updates once a day, so through the</w:t>
+        <w:br/>
+        <w:t>session these numbers move only because price, time and volatility reprice the</w:t>
+        <w:br/>
+      </w:r>
+      <w:r>
+        <w:rPr>
+          <w:b/>
+        </w:rPr>
+        <w:t>same</w:t>
+      </w:r>
+      <w:r>
+        <w:rPr/>
+        <w:t xml:space="preserve"> positions. A strike that brightens in a Change view is one where existing</w:t>
+        <w:br/>
+        <w:t>positions have become more sensitive, typically because price has moved toward it</w:t>
+        <w:br/>
+        <w:t>or its options are close to expiring. It does not mean anyone bought or sold there.</w:t>
+      </w:r>
+    </w:p>
+    <w:p>
+      <w:r>
+        <w:rPr/>
+        <w:t xml:space="preserve">In the first half hour of a session </w:t>
+      </w:r>
+      <w:r>
+        <w:rPr>
+          <w:b/>
+        </w:rPr>
+        <w:t>Change over 30 min</w:t>
+      </w:r>
+      <w:r>
+        <w:rPr/>
+        <w:t xml:space="preserve"> is empty, because nothing</w:t>
+        <w:br/>
+        <w:t>is yet 30 minutes old. A strike that was not in the chain at the start of the window</w:t>
+        <w:br/>
+        <w:t>is left blank, never drawn as a change from zero. The forward projection band is not</w:t>
+        <w:br/>
+        <w:t>drawn in a Change view.</w:t>
+      </w:r>
+    </w:p>
+    <w:p>
+      <w:r>
+        <w:rPr>
+          <w:b/>
+        </w:rPr>
         <w:t>Scale</w:t>
       </w:r>
       <w:r>
         <w:rPr/>
-        <w:t xml:space="preserve"> (a picker beside Value) chooses what a colour means:</w:t>
+        <w:t xml:space="preserve"> (a picker beside Show) chooses what a colour means:</w:t>
       </w:r>
     </w:p>
     <w:tbl>

--- a/docs/manuals/user-guide/user-guide.docx
+++ b/docs/manuals/user-guide/user-guide.docx
@@ -7551,7 +7551,7 @@
         <w:rPr>
           <w:b/>
         </w:rPr>
-        <w:t>traded dollars through calls versus puts</w:t>
+        <w:t>dollars through calls versus puts</w:t>
       </w:r>
       <w:r>
         <w:rPr/>
@@ -7569,6 +7569,45 @@
         <w:t xml:space="preserve"> net buying. A big call number is equally consistent with someone buying</w:t>
         <w:br/>
         <w:t>calls and someone selling covered calls.</w:t>
+      </w:r>
+    </w:p>
+    <w:p>
+      <w:pPr>
+        <w:pStyle w:val="IntenseQuote"/>
+      </w:pPr>
+      <w:r>
+        <w:rPr>
+          <w:b/>
+        </w:rPr>
+        <w:t>Premium is also re-priced every minute.</w:t>
+      </w:r>
+      <w:r>
+        <w:rPr/>
+        <w:t xml:space="preserve"> The figure is today's volume so far</w:t>
+        <w:br/>
+        <w:t xml:space="preserve">valued at the </w:t>
+      </w:r>
+      <w:r>
+        <w:rPr>
+          <w:i/>
+        </w:rPr>
+        <w:t>current</w:t>
+      </w:r>
+      <w:r>
+        <w:rPr/>
+        <w:t xml:space="preserve"> option prices, not a running total of what traded. So a</w:t>
+        <w:br/>
+        <w:t>line can fall with no trade behind it, and it usually ends the day below its</w:t>
+        <w:br/>
+        <w:t>peak as same-day options decay. Calls gain and puts lose value as a stock rises,</w:t>
+        <w:br/>
+        <w:t>so the two lines, and the gap between them, follow the stock's own price closely.</w:t>
+        <w:br/>
+        <w:t>On stored sessions the net line stepped the same way as price in about nine</w:t>
+        <w:br/>
+        <w:t>minutes out of ten on the indexes. Read a crossover with that in mind: it can</w:t>
+        <w:br/>
+        <w:t>come from a price move alone.</w:t>
       </w:r>
     </w:p>
     <w:p>
@@ -9527,7 +9566,7 @@
             <w:r/>
             <w:r>
               <w:rPr/>
-              <w:t>Call premium overtook put premium on a symbol, or the reverse.</w:t>
+              <w:t>Call premium overtook put premium on a symbol, or the reverse. Premium is today's volume at current option prices, so a move in the stock can cause this with no new trading.</w:t>
             </w:r>
           </w:p>
         </w:tc>

--- a/docs/manuals/user-guide/user-guide.docx
+++ b/docs/manuals/user-guide/user-guide.docx
@@ -8779,15 +8779,19 @@
         <w:rPr>
           <w:b/>
         </w:rPr>
-        <w:t>To see whether price is closing on a wall, pick From spot.</w:t>
-      </w:r>
-      <w:r>
-        <w:rPr/>
-        <w:t xml:space="preserve"> A wall that price is</w:t>
-        <w:br/>
-        <w:t>approaching slides toward the middle line, and the steeper the slide, the faster the</w:t>
-        <w:br/>
-        <w:t>approach. A wall that runs level is keeping its distance.</w:t>
+        <w:t>To see whether price is closing on a wall, pick From spot and switch Level movement</w:t>
+        <w:br/>
+        <w:t>on.</w:t>
+      </w:r>
+      <w:r>
+        <w:rPr/>
+        <w:t xml:space="preserve"> A wall that price is approaching slides toward the middle line, and the steeper</w:t>
+        <w:br/>
+        <w:t>the slide, the faster the approach. A wall that runs level is keeping its distance.</w:t>
+        <w:br/>
+        <w:t>With Level movement off, each level is a single line at its distance from price right</w:t>
+        <w:br/>
+        <w:t>now, and the heat map is left clear.</w:t>
       </w:r>
     </w:p>
     <w:p>
@@ -8805,7 +8809,7 @@
         <w:rPr/>
         <w:t>, in both panels, so the bars still</w:t>
         <w:br/>
-        <w:t>line up with the heat map. Three controls hide in this frame because they would do</w:t>
+        <w:t>line up with the heat map. Two controls hide in this frame because they would do</w:t>
         <w:br/>
         <w:t xml:space="preserve">nothing: </w:t>
       </w:r>
@@ -8827,20 +8831,11 @@
       </w:r>
       <w:r>
         <w:rPr/>
-        <w:t xml:space="preserve"> (price is always the flat line) and </w:t>
-      </w:r>
-      <w:r>
-        <w:rPr>
-          <w:b/>
-        </w:rPr>
-        <w:t>Level movement</w:t>
-      </w:r>
-      <w:r>
-        <w:rPr/>
-        <w:br/>
-        <w:t>(the level lines are always drawn). The forward projection band is not drawn either.</w:t>
-        <w:br/>
-        <w:t>Each level line keeps its own price in its label; only its position moves.</w:t>
+        <w:t xml:space="preserve"> (price is always the flat line). The forward projection</w:t>
+        <w:br/>
+        <w:t>band is not drawn either. Each level line keeps its own price in its label; only its</w:t>
+        <w:br/>
+        <w:t>position moves.</w:t>
       </w:r>
     </w:p>
     <w:p>

--- a/docs/manuals/user-guide/user-guide.docx
+++ b/docs/manuals/user-guide/user-guide.docx
@@ -32,7 +32,7 @@
           <w:color w:val="5B6678"/>
           <w:sz w:val="18"/>
         </w:rPr>
-        <w:t>NeuralStrike · Generated 2026-10-09</w:t>
+        <w:t>NeuralStrike · Generated 2026-10-10</w:t>
       </w:r>
     </w:p>
     <w:p/>
@@ -8836,6 +8836,92 @@
         <w:t>band is not drawn either. Each level line keeps its own price in its label; only its</w:t>
         <w:br/>
         <w:t>position moves.</w:t>
+      </w:r>
+    </w:p>
+    <w:p>
+      <w:r>
+        <w:rPr>
+          <w:b/>
+        </w:rPr>
+        <w:t>To see where the positioning changes fast, switch Contours on.</w:t>
+      </w:r>
+      <w:r>
+        <w:rPr/>
+        <w:t xml:space="preserve"> It draws lines of</w:t>
+        <w:br/>
+        <w:t>equal value over the heat map: at the top of the colour scale, at half of it and at a</w:t>
+        <w:br/>
+        <w:t>quarter, above and below zero. Where the lines bunch together, the exposure changes a</w:t>
+        <w:br/>
+        <w:t>lot across a few strikes. Where one line runs alone, it marks how far a band reaches.</w:t>
+        <w:br/>
+        <w:t>The lines follow the Value, Show, Scale and Frame you have chosen, and the switch is</w:t>
+        <w:br/>
+        <w:t>off until you turn it on.</w:t>
+      </w:r>
+    </w:p>
+    <w:p>
+      <w:r>
+        <w:rPr>
+          <w:b/>
+        </w:rPr>
+        <w:t>To see the gamma profile as a landscape, switch Gravity well on</w:t>
+      </w:r>
+      <w:r>
+        <w:rPr/>
+        <w:t xml:space="preserve"> (Gamma view only).</w:t>
+        <w:br/>
+        <w:t>A panel appears under the two charts. Strikes with positive gamma, where dealer hedging</w:t>
+        <w:br/>
+        <w:t xml:space="preserve">damps moves, are drawn as </w:t>
+      </w:r>
+      <w:r>
+        <w:rPr>
+          <w:b/>
+        </w:rPr>
+        <w:t>valleys</w:t>
+      </w:r>
+      <w:r>
+        <w:rPr/>
+        <w:t>. Strikes with negative gamma, where it amplifies</w:t>
+        <w:br/>
+        <w:t xml:space="preserve">them, are drawn as </w:t>
+      </w:r>
+      <w:r>
+        <w:rPr>
+          <w:b/>
+        </w:rPr>
+        <w:t>hills</w:t>
+      </w:r>
+      <w:r>
+        <w:rPr/>
+        <w:t>. The white ball is the price, the arrow beside it points</w:t>
+        <w:br/>
+        <w:t>downhill, and the small diamond marks the low point that slope leads to. One sentence</w:t>
+        <w:br/>
+        <w:t>under the panel says where price sits and how far the low point is.</w:t>
+      </w:r>
+    </w:p>
+    <w:p>
+      <w:r>
+        <w:rPr/>
+        <w:t xml:space="preserve">Read it as a picture of the positioning right now. It is </w:t>
+      </w:r>
+      <w:r>
+        <w:rPr>
+          <w:b/>
+        </w:rPr>
+        <w:t>not a forecast</w:t>
+      </w:r>
+      <w:r>
+        <w:rPr/>
+        <w:t>: it knows</w:t>
+        <w:br/>
+        <w:t>nothing about order flow, time or volatility. The height is on a square-root scale so</w:t>
+        <w:br/>
+        <w:t>that one very large strike does not flatten everything else, which means two valleys'</w:t>
+        <w:br/>
+        <w:t>depths are not in proportion to their dollars. Hover a strike for its real net gamma.</w:t>
       </w:r>
     </w:p>
     <w:p>

--- a/docs/manuals/user-guide/user-guide.docx
+++ b/docs/manuals/user-guide/user-guide.docx
@@ -8922,6 +8922,54 @@
         <w:t>that one very large strike does not flatten everything else, which means two valleys'</w:t>
         <w:br/>
         <w:t>depths are not in proportion to their dollars. Hover a strike for its real net gamma.</w:t>
+      </w:r>
+    </w:p>
+    <w:p>
+      <w:r>
+        <w:rPr>
+          <w:b/>
+        </w:rPr>
+        <w:t>To see how the profile has changed through the session, switch Ridge plot on</w:t>
+      </w:r>
+      <w:r>
+        <w:rPr/>
+        <w:br/>
+        <w:t>(Gamma, Charm, Delta and Vanna). A panel appears under the charts with one profile</w:t>
+        <w:br/>
+        <w:t>every half hour, stacked front to back: the earliest at the top and the latest in</w:t>
+        <w:br/>
+        <w:t>front, each labelled with its time. Follow one strike down the stack. If its ridge</w:t>
+        <w:br/>
+        <w:t>gets taller, positioning has been building there; if it shrinks, it has been</w:t>
+        <w:br/>
+        <w:t>leaving. The white dot on each row is where price was at that time, so the dots</w:t>
+        <w:br/>
+        <w:t>trace the path price took across the profile.</w:t>
+      </w:r>
+    </w:p>
+    <w:p>
+      <w:r>
+        <w:rPr/>
+        <w:t>A ridge's height is the size of the value and its colour the sign, so a strike with</w:t>
+        <w:br/>
+        <w:t>negative exposure is a hill too, in the negative colour. The panel follows the</w:t>
+        <w:br/>
+      </w:r>
+      <w:r>
+        <w:rPr>
+          <w:b/>
+        </w:rPr>
+        <w:t>Value</w:t>
+      </w:r>
+      <w:r>
+        <w:rPr/>
+        <w:t xml:space="preserve"> picker: choose Puts and every ridge is redrawn in puts. All the ridges</w:t>
+        <w:br/>
+        <w:t>share one scale, set by the typical one. A reading far larger than the rest, such</w:t>
+        <w:br/>
+        <w:t>as an expiry close pinned on one strike, stands as a tower in front and can run off</w:t>
+        <w:br/>
+        <w:t>the top of the panel; hover it for the real figure.</w:t>
       </w:r>
     </w:p>
     <w:p>

--- a/docs/manuals/user-guide/user-guide.docx
+++ b/docs/manuals/user-guide/user-guide.docx
@@ -8970,6 +8970,16 @@
         <w:t>as an expiry close pinned on one strike, stands as a tower in front and can run off</w:t>
         <w:br/>
         <w:t>the top of the panel; hover it for the real figure.</w:t>
+      </w:r>
+    </w:p>
+    <w:p>
+      <w:r>
+        <w:rPr/>
+        <w:t>With the Gravity well and the Ridge plot both on, the two panels share one strike</w:t>
+        <w:br/>
+        <w:t>axis: a price is at the same place across both, so you can read straight down from</w:t>
+        <w:br/>
+        <w:t>the ball in the well to that strike's ridges.</w:t>
       </w:r>
     </w:p>
     <w:p>

--- a/docs/manuals/user-guide/user-guide.docx
+++ b/docs/manuals/user-guide/user-guide.docx
@@ -32,7 +32,7 @@
           <w:color w:val="5B6678"/>
           <w:sz w:val="18"/>
         </w:rPr>
-        <w:t>NeuralStrike · Generated 2026-10-10</w:t>
+        <w:t>NeuralStrike · Generated 2026-10-11</w:t>
       </w:r>
     </w:p>
     <w:p/>
@@ -7692,7 +7692,20 @@
         <w:br/>
         <w:t xml:space="preserve">  strikes run deep blue → cyan; put-heavy (negative) run aubergine → magenta; near</w:t>
         <w:br/>
-        <w:t xml:space="preserve">  zero fades to transparent so quiet strikes read as empty. The spot price is</w:t>
+        <w:t xml:space="preserve">  zero fades to transparent so quiet strikes read as empty. Those are the shipped</w:t>
+        <w:br/>
+        <w:t xml:space="preserve">  colours: you can choose your own in </w:t>
+      </w:r>
+      <w:r>
+        <w:rPr>
+          <w:b/>
+        </w:rPr>
+        <w:t>Settings → Appearance → Dealer</w:t>
+        <w:br/>
+        <w:t xml:space="preserve">  Positioning</w:t>
+      </w:r>
+      <w:r>
+        <w:t>. The spot price is</w:t>
         <w:br/>
         <w:t xml:space="preserve">  overlaid. </w:t>
       </w:r>
@@ -31657,6 +31670,99 @@
       </w:r>
       <w:r>
         <w:t xml:space="preserve"> (confirm-gated) goes back.</w:t>
+      </w:r>
+    </w:p>
+    <w:p>
+      <w:pPr>
+        <w:pStyle w:val="ListBullet"/>
+      </w:pPr>
+      <w:r>
+        <w:rPr>
+          <w:b/>
+        </w:rPr>
+        <w:t>To choose the Dealer Positioning colours</w:t>
+      </w:r>
+      <w:r>
+        <w:t xml:space="preserve">, open </w:t>
+      </w:r>
+      <w:r>
+        <w:rPr>
+          <w:b/>
+        </w:rPr>
+        <w:t>Settings → Appearance</w:t>
+      </w:r>
+      <w:r>
+        <w:t xml:space="preserve"> and</w:t>
+        <w:br/>
+        <w:t xml:space="preserve">  find the </w:t>
+      </w:r>
+      <w:r>
+        <w:rPr>
+          <w:b/>
+        </w:rPr>
+        <w:t>Dealer Positioning</w:t>
+      </w:r>
+      <w:r>
+        <w:t xml:space="preserve"> group. The top row is the put side and the</w:t>
+        <w:br/>
+        <w:t xml:space="preserve">  bottom row the call side. </w:t>
+      </w:r>
+      <w:r>
+        <w:rPr>
+          <w:b/>
+        </w:rPr>
+        <w:t>Put</w:t>
+      </w:r>
+      <w:r>
+        <w:t xml:space="preserve"> and </w:t>
+      </w:r>
+      <w:r>
+        <w:rPr>
+          <w:b/>
+        </w:rPr>
+        <w:t>Call</w:t>
+      </w:r>
+      <w:r>
+        <w:t xml:space="preserve"> are the two main colours: the</w:t>
+        <w:br/>
+        <w:t xml:space="preserve">  bars, the walls, the gravity well, the ridge plot and the contour lines use</w:t>
+        <w:br/>
+        <w:t xml:space="preserve">  them. </w:t>
+      </w:r>
+      <w:r>
+        <w:rPr>
+          <w:b/>
+        </w:rPr>
+        <w:t>Peak</w:t>
+      </w:r>
+      <w:r>
+        <w:t xml:space="preserve">, </w:t>
+      </w:r>
+      <w:r>
+        <w:rPr>
+          <w:b/>
+        </w:rPr>
+        <w:t>Mid</w:t>
+      </w:r>
+      <w:r>
+        <w:t xml:space="preserve"> and </w:t>
+      </w:r>
+      <w:r>
+        <w:rPr>
+          <w:b/>
+        </w:rPr>
+        <w:t>Low</w:t>
+      </w:r>
+      <w:r>
+        <w:t xml:space="preserve"> are the grading: the shade the heat map</w:t>
+        <w:br/>
+        <w:t xml:space="preserve">  shows for the largest, middling and smallest values on that side. Click a</w:t>
+        <w:br/>
+        <w:t xml:space="preserve">  tile to pick a colour; the strip in the preview shows the whole scale, largest</w:t>
+        <w:br/>
+        <w:t xml:space="preserve">  put on the left to largest call on the right, before you save. The Flow and</w:t>
+        <w:br/>
+        <w:t xml:space="preserve">  Net Prem tabs keep their own colours.</w:t>
       </w:r>
     </w:p>
     <w:p>

--- a/docs/manuals/user-guide/user-guide.docx
+++ b/docs/manuals/user-guide/user-guide.docx
@@ -31762,7 +31762,9 @@
         <w:br/>
         <w:t xml:space="preserve">  put on the left to largest call on the right, before you save. The Flow and</w:t>
         <w:br/>
-        <w:t xml:space="preserve">  Net Prem tabs keep their own colours.</w:t>
+        <w:t xml:space="preserve">  Net Prem tabs follow the same colours: their call and put lines, the strike</w:t>
+        <w:br/>
+        <w:t xml:space="preserve">  ladder and the frame around them.</w:t>
       </w:r>
     </w:p>
     <w:p>

--- a/docs/manuals/user-guide/user-guide.docx
+++ b/docs/manuals/user-guide/user-guide.docx
@@ -8849,6 +8849,42 @@
         <w:t>band is not drawn either. Each level line keeps its own price in its label; only its</w:t>
         <w:br/>
         <w:t>position moves.</w:t>
+      </w:r>
+    </w:p>
+    <w:p>
+      <w:r>
+        <w:rPr>
+          <w:b/>
+        </w:rPr>
+        <w:t>The heat map is smoothed, and the Smooth picker sets how much</w:t>
+      </w:r>
+      <w:r>
+        <w:rPr/>
+        <w:t xml:space="preserve"> (Light, Medium or</w:t>
+        <w:br/>
+        <w:t>Strong; it starts at Medium, and Off is the map as collected). Each cell is averaged with the minutes</w:t>
+        <w:br/>
+        <w:t>and strikes around it before it is coloured, so a strike that flickers from one</w:t>
+        <w:br/>
+        <w:t>minute to the next stops drawing as stripes and the bands of positioning read as</w:t>
+        <w:br/>
+        <w:t>bands. Use Light to calm the noise and keep each strike distinct, Medium for the</w:t>
+        <w:br/>
+        <w:t>overall shape, Strong for the broad picture only.</w:t>
+      </w:r>
+    </w:p>
+    <w:p>
+      <w:r>
+        <w:rPr/>
+        <w:t>Smoothing costs detail, in three ways worth knowing. A smoothed wall is a little</w:t>
+        <w:br/>
+        <w:t>lower and wider than the real one. The newest few minutes show late, because the</w:t>
+        <w:br/>
+        <w:t>last column can only be averaged with what came before it. And the number you get</w:t>
+        <w:br/>
+        <w:t>by pressing and holding a cell is the smoothed one; the tooltip says "(smoothed)".</w:t>
+        <w:br/>
+        <w:t>For an exact reading use the bars, which are never smoothed, or set Smooth to Off.</w:t>
       </w:r>
     </w:p>
     <w:p>

--- a/docs/manuals/user-guide/user-guide.docx
+++ b/docs/manuals/user-guide/user-guide.docx
@@ -2063,7 +2063,7 @@
       </w:r>
       <w:r>
         <w:rPr/>
-        <w:t>'s headlines strip reads the same public-only list.</w:t>
+        <w:t>'s Headlines panel reads the same public-only list.</w:t>
       </w:r>
     </w:p>
     <w:p>
@@ -2083,9 +2083,11 @@
         <w:t>They are not redacted.</w:t>
       </w:r>
       <w:r>
-        <w:t xml:space="preserve"> The Desk shows your open paper positions and captured signals,</w:t>
-        <w:br/>
-        <w:t xml:space="preserve">  the Opportunity Board ranks signals, and Flow Alerts carries live alerts.</w:t>
+        <w:t xml:space="preserve"> The Opportunity Board ranks signals and Flow Alerts</w:t>
+        <w:br/>
+        <w:t xml:space="preserve">  carries live alerts. (The Desk no longer shows positions, on this address or</w:t>
+        <w:br/>
+        <w:t xml:space="preserve">  in the app.)</w:t>
         <w:br/>
         <w:t xml:space="preserve">  Anyone with the address can read them. That is a deliberate choice — the book</w:t>
         <w:br/>
@@ -4010,7 +4012,7 @@
         </w:rPr>
         <w:t>what is the market doing · where is the</w:t>
         <w:br/>
-        <w:t>structure · what should I act on · what am I holding.</w:t>
+        <w:t>structure · what should I act on · what is being said.</w:t>
       </w:r>
     </w:p>
     <w:p>
@@ -4211,7 +4213,7 @@
             <w:r/>
             <w:r>
               <w:rPr/>
-              <w:t>The five hottest names, with implied volatility and whether it is rising or falling, and a setup tag</w:t>
+              <w:t>The six hottest names, with implied volatility and whether it is rising or falling, and a setup tag</w:t>
             </w:r>
           </w:p>
         </w:tc>
@@ -4257,7 +4259,7 @@
               <w:rPr>
                 <w:b/>
               </w:rPr>
-              <w:t>Positions</w:t>
+              <w:t>Headlines</w:t>
             </w:r>
           </w:p>
         </w:tc>
@@ -4269,17 +4271,23 @@
             <w:r/>
             <w:r>
               <w:rPr/>
-              <w:t xml:space="preserve">Your paper trades and captured signals together, with live marks and an </w:t>
+              <w:t xml:space="preserve">The nine newest stories from Market News, one line each — time (Central), feed, and the headline, which opens the article in a new tab. </w:t>
             </w:r>
             <w:r>
               <w:rPr>
                 <w:b/>
               </w:rPr>
-              <w:t>OK / Watch / At risk / Rescue</w:t>
+              <w:t>All headlines →</w:t>
             </w:r>
             <w:r>
               <w:rPr/>
-              <w:t xml:space="preserve"> flag</w:t>
+              <w:t xml:space="preserve"> opens Market News. It sits beside Live Flow Alerts. How many it shows is a setting: </w:t>
+            </w:r>
+            <w:r>
+              <w:rPr>
+                <w:b/>
+              </w:rPr>
+              <w:t>Settings → Configuration → Market news → Headlines on the Desk</w:t>
             </w:r>
           </w:p>
         </w:tc>
@@ -4296,7 +4304,11 @@
               <w:rPr>
                 <w:b/>
               </w:rPr>
-              <w:t>Headlines</w:t>
+              <w:t>Market read</w:t>
+            </w:r>
+            <w:r>
+              <w:rPr/>
+              <w:t xml:space="preserve"> (button, top right)</w:t>
             </w:r>
           </w:p>
         </w:tc>
@@ -4309,17 +4321,13 @@
             <w:r/>
             <w:r>
               <w:rPr/>
-              <w:t xml:space="preserve">The five newest stories from Market News, one line each — time (Central), feed, and the headline, which opens the article in a new tab. </w:t>
+              <w:t xml:space="preserve">Opens a popup of six readings, each marked Tailwind, Headwind or Neutral for stocks, retaken every 15 minutes in the session. The time and the count sit beside the button. See </w:t>
             </w:r>
             <w:r>
               <w:rPr>
-                <w:b/>
+                <w:color w:val="5D5294"/>
               </w:rPr>
-              <w:t>All headlines →</w:t>
-            </w:r>
-            <w:r>
-              <w:rPr/>
-              <w:t xml:space="preserve"> opens Market News. Full width</w:t>
+              <w:t>The Market read</w:t>
             </w:r>
           </w:p>
         </w:tc>
@@ -4335,7 +4343,7 @@
               <w:rPr>
                 <w:b/>
               </w:rPr>
-              <w:t>Market read</w:t>
+              <w:t>Market report</w:t>
             </w:r>
             <w:r>
               <w:rPr/>
@@ -4351,46 +4359,6 @@
             <w:r/>
             <w:r>
               <w:rPr/>
-              <w:t xml:space="preserve">Opens a popup of six readings, each marked Tailwind, Headwind or Neutral for stocks, retaken every 15 minutes in the session. The time and the count sit beside the button. See </w:t>
-            </w:r>
-            <w:r>
-              <w:rPr>
-                <w:color w:val="5D5294"/>
-              </w:rPr>
-              <w:t>The Market read</w:t>
-            </w:r>
-          </w:p>
-        </w:tc>
-      </w:tr>
-      <w:tr>
-        <w:tc>
-          <w:tcPr>
-            <w:tcW w:type="dxa" w:w="4320"/>
-            <w:shd w:val="clear" w:color="auto" w:fill="F4F6FA"/>
-          </w:tcPr>
-          <w:p>
-            <w:r/>
-            <w:r>
-              <w:rPr>
-                <w:b/>
-              </w:rPr>
-              <w:t>Market report</w:t>
-            </w:r>
-            <w:r>
-              <w:rPr/>
-              <w:t xml:space="preserve"> (button, top right)</w:t>
-            </w:r>
-          </w:p>
-        </w:tc>
-        <w:tc>
-          <w:tcPr>
-            <w:tcW w:type="dxa" w:w="4320"/>
-            <w:shd w:val="clear" w:color="auto" w:fill="F4F6FA"/>
-          </w:tcPr>
-          <w:p>
-            <w:r/>
-            <w:r>
-              <w:rPr/>
               <w:t>Opens the latest published market report, in full, in a popup. Which report it is sits beside the button</w:t>
             </w:r>
           </w:p>
@@ -4403,6 +4371,54 @@
         <w:rPr>
           <w:b/>
         </w:rPr>
+        <w:t>The Desk does not show your positions.</w:t>
+      </w:r>
+      <w:r>
+        <w:rPr/>
+        <w:t xml:space="preserve"> It did until 11 October 2026, in the</w:t>
+        <w:br/>
+        <w:t xml:space="preserve">panel Headlines now occupies. Open paper trades are on </w:t>
+      </w:r>
+      <w:r>
+        <w:rPr>
+          <w:b/>
+        </w:rPr>
+        <w:t>Paper Account</w:t>
+      </w:r>
+      <w:r>
+        <w:rPr/>
+        <w:t>, captured</w:t>
+        <w:br/>
+        <w:t xml:space="preserve">signals on </w:t>
+      </w:r>
+      <w:r>
+        <w:rPr>
+          <w:b/>
+        </w:rPr>
+        <w:t>Captured Signals</w:t>
+      </w:r>
+      <w:r>
+        <w:rPr/>
+        <w:t xml:space="preserve">, and the </w:t>
+      </w:r>
+      <w:r>
+        <w:rPr>
+          <w:b/>
+        </w:rPr>
+        <w:t>Symbol</w:t>
+      </w:r>
+      <w:r>
+        <w:rPr/>
+        <w:t xml:space="preserve"> page shows anything open in one</w:t>
+        <w:br/>
+        <w:t>name.</w:t>
+      </w:r>
+    </w:p>
+    <w:p>
+      <w:r>
+        <w:rPr>
+          <w:b/>
+        </w:rPr>
         <w:t>Hover Bias, Signal or the market regime word</w:t>
       </w:r>
       <w:r>
@@ -4423,11 +4439,9 @@
         <w:rPr/>
         <w:t xml:space="preserve"> opens the page it came from, already set to that symbol — a</w:t>
         <w:br/>
-        <w:t>dealer row opens Dealer Positioning on that symbol, a position opens the Paper</w:t>
-        <w:br/>
-        <w:t>Ledger or Captured Signals. (A headline row is the exception: its headline opens</w:t>
-        <w:br/>
-        <w:t>the article itself.)</w:t>
+        <w:t>dealer row opens Dealer Positioning on that symbol, a flow alert opens Flow</w:t>
+        <w:br/>
+        <w:t>Alerts. (A headline row is the exception: its headline opens the article itself.)</w:t>
       </w:r>
     </w:p>
     <w:p>
@@ -4451,7 +4465,7 @@
       </w:r>
       <w:r>
         <w:rPr/>
-        <w:t xml:space="preserve"> When a new flow alert or a newly-opened position</w:t>
+        <w:t xml:space="preserve"> When a new flow alert</w:t>
         <w:br/>
         <w:t xml:space="preserve">appears, the Desk speaks it and the row itself </w:t>
       </w:r>
@@ -4511,119 +4525,65 @@
         <w:br/>
         <w:t>over."</w:t>
       </w:r>
-      <w:r>
-        <w:rPr/>
-        <w:t xml:space="preserve"> A new position adds its strikes, expiry and entry price, and says </w:t>
-      </w:r>
-      <w:r>
-        <w:rPr>
-          <w:b/>
-        </w:rPr>
-        <w:t>credit or</w:t>
-        <w:br/>
-        <w:t>debit</w:t>
-      </w:r>
-      <w:r>
-        <w:rPr/>
-        <w:t xml:space="preserve"> out loud — </w:t>
+    </w:p>
+    <w:p>
+      <w:r>
+        <w:rPr/>
+        <w:t xml:space="preserve">A </w:t>
+      </w:r>
+      <w:r>
+        <w:rPr>
+          <w:b/>
+        </w:rPr>
+        <w:t>hedging-flow</w:t>
+      </w:r>
+      <w:r>
+        <w:rPr/>
+        <w:t xml:space="preserve"> alert (a hedging surge or reversal — see</w:t>
+        <w:br/>
+      </w:r>
+      <w:r>
+        <w:rPr>
+          <w:color w:val="5D5294"/>
+        </w:rPr>
+        <w:t>Flow Alerts</w:t>
+      </w:r>
+      <w:r>
+        <w:rPr/>
+        <w:t xml:space="preserve">) glows but stays </w:t>
+      </w:r>
+      <w:r>
+        <w:rPr>
+          <w:b/>
+        </w:rPr>
+        <w:t>silent</w:t>
+      </w:r>
+      <w:r>
+        <w:rPr/>
+        <w:t xml:space="preserve"> while its phone push is off,</w:t>
+        <w:br/>
+        <w:t>which is how it ships: it is neither named nor counted in "plus N more".</w:t>
+      </w:r>
+    </w:p>
+    <w:p>
+      <w:r>
+        <w:rPr/>
+        <w:t xml:space="preserve">A symbol that </w:t>
+      </w:r>
+      <w:r>
+        <w:rPr>
+          <w:b/>
+        </w:rPr>
+        <w:t>joins the Opportunity Board</w:t>
+      </w:r>
+      <w:r>
+        <w:rPr/>
+        <w:t xml:space="preserve"> is announced as well — </w:t>
       </w:r>
       <w:r>
         <w:rPr>
           <w:i/>
         </w:rPr>
-        <w:t>"S P Y. New position, put credit spread. 2 07. point 5, 2 05,</w:t>
-        <w:br/>
-        <w:t>8 - 31, entry 56 cent credit."</w:t>
-      </w:r>
-    </w:p>
-    <w:p>
-      <w:r>
-        <w:rPr/>
-        <w:t xml:space="preserve">A </w:t>
-      </w:r>
-      <w:r>
-        <w:rPr>
-          <w:b/>
-        </w:rPr>
-        <w:t>hedging-flow</w:t>
-      </w:r>
-      <w:r>
-        <w:rPr/>
-        <w:t xml:space="preserve"> alert (a hedging surge or reversal — see</w:t>
-        <w:br/>
-      </w:r>
-      <w:r>
-        <w:rPr>
-          <w:color w:val="5D5294"/>
-        </w:rPr>
-        <w:t>Flow Alerts</w:t>
-      </w:r>
-      <w:r>
-        <w:rPr/>
-        <w:t xml:space="preserve">) glows but stays </w:t>
-      </w:r>
-      <w:r>
-        <w:rPr>
-          <w:b/>
-        </w:rPr>
-        <w:t>silent</w:t>
-      </w:r>
-      <w:r>
-        <w:rPr/>
-        <w:t xml:space="preserve"> while its phone push is off,</w:t>
-        <w:br/>
-        <w:t>which is how it ships: it is neither named nor counted in "plus N more".</w:t>
-      </w:r>
-    </w:p>
-    <w:p>
-      <w:r>
-        <w:rPr/>
-        <w:t xml:space="preserve">A position that only changes </w:t>
-      </w:r>
-      <w:r>
-        <w:rPr>
-          <w:b/>
-        </w:rPr>
-        <w:t>flag</w:t>
-      </w:r>
-      <w:r>
-        <w:rPr/>
-        <w:t xml:space="preserve"> — OK to At risk to Rescue — glows amber and</w:t>
-        <w:br/>
-        <w:t xml:space="preserve">stays </w:t>
-      </w:r>
-      <w:r>
-        <w:rPr>
-          <w:b/>
-        </w:rPr>
-        <w:t>silent</w:t>
-      </w:r>
-      <w:r>
-        <w:rPr/>
-        <w:t>. It was already in the book, and the flag column has already told</w:t>
-        <w:br/>
-        <w:t>you.</w:t>
-      </w:r>
-    </w:p>
-    <w:p>
-      <w:r>
-        <w:rPr/>
-        <w:t xml:space="preserve">A symbol that </w:t>
-      </w:r>
-      <w:r>
-        <w:rPr>
-          <w:b/>
-        </w:rPr>
-        <w:t>joins the Opportunity Board</w:t>
-      </w:r>
-      <w:r>
-        <w:rPr/>
-        <w:t xml:space="preserve"> is announced as well — </w:t>
-      </w:r>
-      <w:r>
-        <w:rPr>
-          <w:i/>
-        </w:rPr>
         <w:t>"N V D A.</w:t>
         <w:br/>
         <w:t>Joins the Opportunity Board, buy signal."</w:t>
@@ -4662,7 +4622,7 @@
       </w:r>
       <w:r>
         <w:rPr/>
-        <w:t xml:space="preserve">, </w:t>
+        <w:t xml:space="preserve"> and </w:t>
       </w:r>
       <w:r>
         <w:rPr>
@@ -4672,18 +4632,9 @@
       </w:r>
       <w:r>
         <w:rPr/>
-        <w:t xml:space="preserve">, </w:t>
-      </w:r>
-      <w:r>
-        <w:rPr>
-          <w:b/>
-        </w:rPr>
-        <w:t>Positions</w:t>
-      </w:r>
-      <w:r>
-        <w:rPr/>
-        <w:br/>
-        <w:t>— also has its own switch there, so you can keep one talking and silence another; a</w:t>
+        <w:t xml:space="preserve"> —</w:t>
+        <w:br/>
+        <w:t>also has its own switch there, so you can keep one talking and silence the other; a</w:t>
         <w:br/>
         <w:t xml:space="preserve">silenced section still glows. It obeys the same </w:t>
       </w:r>
@@ -12154,7 +12105,7 @@
         <w:t>Desk</w:t>
       </w:r>
       <w:r>
-        <w:t xml:space="preserve"> shows the five newest headlines and each </w:t>
+        <w:t xml:space="preserve"> shows the nine newest headlines and each </w:t>
       </w:r>
       <w:r>
         <w:rPr>
@@ -31409,9 +31360,9 @@
         <w:t>Spoken alerts (Desk)</w:t>
       </w:r>
       <w:r>
-        <w:t xml:space="preserve"> — the Desk announcing new flow alerts, newly-opened</w:t>
-        <w:br/>
-        <w:t xml:space="preserve">  positions and symbols joining the Opportunity Board out loud. An </w:t>
+        <w:t xml:space="preserve"> — the Desk announcing new flow alerts and symbols</w:t>
+        <w:br/>
+        <w:t xml:space="preserve">  joining the Opportunity Board out loud. An </w:t>
       </w:r>
       <w:r>
         <w:rPr>

--- a/docs/manuals/user-guide/user-guide.docx
+++ b/docs/manuals/user-guide/user-guide.docx
@@ -566,11 +566,13 @@
       <w:r>
         <w:t xml:space="preserve"> and sign in. This creates your token file. The</w:t>
         <w:br/>
-        <w:t xml:space="preserve">  button opens the proxy's login page, which is on your private Tailscale network</w:t>
-        <w:br/>
-        <w:t xml:space="preserve">  rather than the public site — so the device you click it from must be signed in</w:t>
-        <w:br/>
-        <w:t xml:space="preserve">  to Tailscale.</w:t>
+        <w:t xml:space="preserve">  button opens a dialog in the app with three steps: log in at Schwab (a new</w:t>
+        <w:br/>
+        <w:t xml:space="preserve">  tab), copy the address of the page Schwab then sends you to (it will not</w:t>
+        <w:br/>
+        <w:t xml:space="preserve">  load, which is expected), and paste it into the dialog. It works from any</w:t>
+        <w:br/>
+        <w:t xml:space="preserve">  browser signed in to the app; Tailscale is not needed.</w:t>
       </w:r>
     </w:p>
     <w:p>
@@ -30036,6 +30038,18 @@
         <w:pStyle w:val="ListBullet"/>
       </w:pPr>
       <w:r>
+        <w:t>The gateway card's auth line says how long the Schwab sign-in has left</w:t>
+        <w:br/>
+        <w:t xml:space="preserve">  ("authorized — sign-in lasts another 6 days 22 hours"). The sign-in lasts 7</w:t>
+        <w:br/>
+        <w:t xml:space="preserve">  days from the day you signed in.</w:t>
+      </w:r>
+    </w:p>
+    <w:p>
+      <w:pPr>
+        <w:pStyle w:val="ListBullet"/>
+      </w:pPr>
+      <w:r>
         <w:t xml:space="preserve">A </w:t>
       </w:r>
       <w:r>
@@ -30045,9 +30059,61 @@
         <w:t>Re-authorize</w:t>
       </w:r>
       <w:r>
-        <w:t xml:space="preserve"> button on the gateway card opens Schwab's OAuth login in a new</w:t>
-        <w:br/>
-        <w:t xml:space="preserve">  browser tab. Use it when the auth line says the login has expired.</w:t>
+        <w:t xml:space="preserve"> button on the gateway card (</w:t>
+      </w:r>
+      <w:r>
+        <w:rPr>
+          <w:b/>
+        </w:rPr>
+        <w:t>Authorize</w:t>
+      </w:r>
+      <w:r>
+        <w:t xml:space="preserve"> when the sign-in</w:t>
+        <w:br/>
+        <w:t xml:space="preserve">  has lapsed) opens the </w:t>
+      </w:r>
+      <w:r>
+        <w:rPr>
+          <w:b/>
+        </w:rPr>
+        <w:t>Sign in to Schwab</w:t>
+      </w:r>
+      <w:r>
+        <w:t xml:space="preserve"> dialog:</w:t>
+        <w:br/>
+        <w:t xml:space="preserve">  1. </w:t>
+      </w:r>
+      <w:r>
+        <w:rPr>
+          <w:b/>
+        </w:rPr>
+        <w:t>Log in to Schwab</w:t>
+      </w:r>
+      <w:r>
+        <w:t xml:space="preserve"> opens Schwab's own login in a new tab.</w:t>
+        <w:br/>
+        <w:t xml:space="preserve">  2. After you log in, Schwab sends that tab to a page that will not load. That</w:t>
+        <w:br/>
+        <w:t xml:space="preserve">     is expected. Copy the whole address from the address bar.</w:t>
+        <w:br/>
+        <w:t xml:space="preserve">  3. Paste it into the dialog and press </w:t>
+      </w:r>
+      <w:r>
+        <w:rPr>
+          <w:b/>
+        </w:rPr>
+        <w:t>Authorize</w:t>
+      </w:r>
+      <w:r>
+        <w:t>. Do it straight away: the</w:t>
+        <w:br/>
+        <w:t xml:space="preserve">     code in the address lasts about 30 seconds and works once.</w:t>
+        <w:br/>
+        <w:t xml:space="preserve">  If Schwab refuses it, the dialog stays open and says why; log in again and</w:t>
+        <w:br/>
+        <w:t xml:space="preserve">  paste the new address. Nothing here needs Tailscale. The dialog's small link</w:t>
+        <w:br/>
+        <w:t xml:space="preserve">  to the proxy's own sign-in page does, and is only a second way in.</w:t>
       </w:r>
     </w:p>
     <w:p>
@@ -32748,9 +32814,11 @@
       </w:r>
       <w:r>
         <w:rPr/>
-        <w:t xml:space="preserve"> to re-run the OAuth</w:t>
-        <w:br/>
-        <w:t>login in a new tab.</w:t>
+        <w:t xml:space="preserve"> and follow the three</w:t>
+        <w:br/>
+        <w:t>steps in the dialog (log in at Schwab, copy the address of the page that fails</w:t>
+        <w:br/>
+        <w:t>to load, paste it).</w:t>
       </w:r>
     </w:p>
     <w:p>

--- a/docs/manuals/user-guide/user-guide.docx
+++ b/docs/manuals/user-guide/user-guide.docx
@@ -32,7 +32,7 @@
           <w:color w:val="5B6678"/>
           <w:sz w:val="18"/>
         </w:rPr>
-        <w:t>NeuralStrike · Generated 2026-10-11</w:t>
+        <w:t>NeuralStrike · Generated 2026-10-13</w:t>
       </w:r>
     </w:p>
     <w:p/>
@@ -27098,7 +27098,7 @@
     <w:p>
       <w:r>
         <w:rPr/>
-        <w:t xml:space="preserve">The command bar is persistent: the model stamp, a </w:t>
+        <w:t xml:space="preserve">The command bar is persistent: a </w:t>
       </w:r>
       <w:r>
         <w:rPr>
@@ -27108,9 +27108,40 @@
       </w:r>
       <w:r>
         <w:rPr/>
-        <w:t xml:space="preserve"> box, the last price and</w:t>
-        <w:br/>
-        <w:t xml:space="preserve">its change, and the multi-timeframe bias. Type a ticker and press </w:t>
+        <w:t xml:space="preserve"> box, the company's name, its</w:t>
+        <w:br/>
+      </w:r>
+      <w:r>
+        <w:rPr>
+          <w:b/>
+        </w:rPr>
+        <w:t>Sector</w:t>
+      </w:r>
+      <w:r>
+        <w:rPr/>
+        <w:t xml:space="preserve">, </w:t>
+      </w:r>
+      <w:r>
+        <w:rPr>
+          <w:b/>
+        </w:rPr>
+        <w:t>Industry</w:t>
+      </w:r>
+      <w:r>
+        <w:rPr/>
+        <w:t xml:space="preserve"> and </w:t>
+      </w:r>
+      <w:r>
+        <w:rPr>
+          <w:b/>
+        </w:rPr>
+        <w:t>Sub-industry</w:t>
+      </w:r>
+      <w:r>
+        <w:rPr/>
+        <w:t>, the last price and its change, and the</w:t>
+        <w:br/>
+        <w:t xml:space="preserve">multi-timeframe bias. Type a ticker and press </w:t>
       </w:r>
       <w:r>
         <w:rPr>
@@ -27120,11 +27151,23 @@
       </w:r>
       <w:r>
         <w:rPr/>
-        <w:t xml:space="preserve"> (or tab</w:t>
-        <w:br/>
-        <w:t>out) to commit it - the box outline turns indigo while your typing differs from the</w:t>
-        <w:br/>
-        <w:t>committed symbol, so a half-typed ticker never looks like the thing on screen.</w:t>
+        <w:t xml:space="preserve"> (or tab out) to commit it -</w:t>
+        <w:br/>
+        <w:t>the box is ringed in amber while your typing differs from the committed symbol, so a</w:t>
+        <w:br/>
+        <w:t>half-typed ticker never looks like the thing on screen.</w:t>
+      </w:r>
+    </w:p>
+    <w:p>
+      <w:r>
+        <w:rPr/>
+        <w:t>Sector, Industry and Sub-industry come from the list of US listed stocks kept on the</w:t>
+        <w:br/>
+        <w:t>server. A dash in any of them means the list has nothing for that symbol, which is</w:t>
+        <w:br/>
+        <w:t>normal for a fund or an index. The industry and the sub-industry come from two</w:t>
+        <w:br/>
+        <w:t>different classification systems, so one is not always a finer cut of the other.</w:t>
         <w:br/>
         <w:t>Clearing the box and leaving it reverts to the last good symbol rather than blanking</w:t>
         <w:br/>
@@ -27426,12 +27469,62 @@
         <w:rPr>
           <w:b/>
         </w:rPr>
-        <w:t>Where it sits among its peers</w:t>
-      </w:r>
-      <w:r>
-        <w:t xml:space="preserve"> - the same model run across its sector, with</w:t>
-        <w:br/>
-        <w:t xml:space="preserve">  this symbol highlighted.</w:t>
+        <w:t xml:space="preserve">Top 5 in </w:t>
+      </w:r>
+      <w:r>
+        <w:rPr>
+          <w:b/>
+          <w:i/>
+        </w:rPr>
+        <w:t>the symbol's industry</w:t>
+      </w:r>
+      <w:r>
+        <w:t xml:space="preserve"> - the five biggest and most actively traded</w:t>
+        <w:br/>
+        <w:t xml:space="preserve">  stocks in that industry, each with its rank, company name and market value. The</w:t>
+        <w:br/>
+        <w:t xml:space="preserve">  symbol on screen is highlighted when it is one of the five, and the line on the</w:t>
+        <w:br/>
+        <w:t xml:space="preserve">  right of the heading gives its own place ("COIN ranks 4 of 173"). The rank is</w:t>
+        <w:br/>
+        <w:t xml:space="preserve">  popularity - average dollar volume blended with market value, refreshed every</w:t>
+        <w:br/>
+        <w:t xml:space="preserve">  Saturday - and is </w:t>
+      </w:r>
+      <w:r>
+        <w:rPr>
+          <w:b/>
+        </w:rPr>
+        <w:t>not</w:t>
+      </w:r>
+      <w:r>
+        <w:t xml:space="preserve"> the model's opinion of those stocks; for the model's</w:t>
+        <w:br/>
+        <w:t xml:space="preserve">  ranking open the </w:t>
+      </w:r>
+      <w:r>
+        <w:rPr>
+          <w:b/>
+        </w:rPr>
+        <w:t>Rank Board</w:t>
+      </w:r>
+      <w:r>
+        <w:t>. The heading reads "All 3 stocks in ..." when the</w:t>
+        <w:br/>
+        <w:t xml:space="preserve">  industry is smaller than the list, and the panel is absent for a symbol with no</w:t>
+        <w:br/>
+        <w:t xml:space="preserve">  industry. The number listed is a setting (</w:t>
+      </w:r>
+      <w:r>
+        <w:rPr>
+          <w:i/>
+        </w:rPr>
+        <w:t>Settings -&gt; Configuration -&gt;</w:t>
+        <w:br/>
+        <w:t xml:space="preserve">  Listed-stocks re-rank</w:t>
+      </w:r>
+      <w:r>
+        <w:t>).</w:t>
       </w:r>
     </w:p>
     <w:p>

--- a/docs/manuals/user-guide/user-guide.docx
+++ b/docs/manuals/user-guide/user-guide.docx
@@ -32,7 +32,7 @@
           <w:color w:val="5B6678"/>
           <w:sz w:val="18"/>
         </w:rPr>
-        <w:t>NeuralStrike · Generated 2026-10-13</w:t>
+        <w:t>NeuralStrike · Generated 2026-10-14</w:t>
       </w:r>
     </w:p>
     <w:p/>
@@ -758,7 +758,11 @@
       <w:r>
         <w:t xml:space="preserve"> in the</w:t>
         <w:br/>
-        <w:t xml:space="preserve">  same block. It skips an hour rather than post a weak,</w:t>
+        <w:t xml:space="preserve">  same block. Among the eligible trades it prefers, in order: a symbol it has</w:t>
+        <w:br/>
+        <w:t xml:space="preserve">  not posted today, the higher score, the better grade, and only then a</w:t>
+        <w:br/>
+        <w:t xml:space="preserve">  different kind of trade from the last post. It skips an hour rather than post a weak,</w:t>
         <w:br/>
         <w:t xml:space="preserve">  stale or same-day trade. Turn it off with </w:t>
       </w:r>

--- a/docs/manuals/user-guide/user-guide.docx
+++ b/docs/manuals/user-guide/user-guide.docx
@@ -32,7 +32,7 @@
           <w:color w:val="5B6678"/>
           <w:sz w:val="18"/>
         </w:rPr>
-        <w:t>NeuralStrike · Generated 2026-10-14</w:t>
+        <w:t>NeuralStrike · Generated 2026-10-15</w:t>
       </w:r>
     </w:p>
     <w:p/>
@@ -7262,6 +7262,165 @@
       </w:tr>
     </w:tbl>
     <w:p/>
+    <w:p>
+      <w:r>
+        <w:rPr>
+          <w:b/>
+        </w:rPr>
+        <w:t>Each view has its own address.</w:t>
+      </w:r>
+      <w:r>
+        <w:rPr/>
+        <w:t xml:space="preserve"> The address bar follows the sub-tab you are on —</w:t>
+        <w:br/>
+      </w:r>
+      <w:r>
+        <w:rPr>
+          <w:rFonts w:ascii="Consolas" w:hAnsi="Consolas"/>
+          <w:color w:val="334455"/>
+          <w:sz w:val="19"/>
+        </w:rPr>
+        <w:t>/options/gamma?tab=flow</w:t>
+      </w:r>
+      <w:r>
+        <w:rPr/>
+        <w:t xml:space="preserve">, </w:t>
+      </w:r>
+      <w:r>
+        <w:rPr>
+          <w:rFonts w:ascii="Consolas" w:hAnsi="Consolas"/>
+          <w:color w:val="334455"/>
+          <w:sz w:val="19"/>
+        </w:rPr>
+        <w:t>?tab=net-prem</w:t>
+      </w:r>
+      <w:r>
+        <w:rPr/>
+        <w:t xml:space="preserve">, </w:t>
+      </w:r>
+      <w:r>
+        <w:rPr>
+          <w:rFonts w:ascii="Consolas" w:hAnsi="Consolas"/>
+          <w:color w:val="334455"/>
+          <w:sz w:val="19"/>
+        </w:rPr>
+        <w:t>?tab=term</w:t>
+      </w:r>
+      <w:r>
+        <w:rPr/>
+        <w:t xml:space="preserve"> and so on (</w:t>
+      </w:r>
+      <w:r>
+        <w:rPr>
+          <w:rFonts w:ascii="Consolas" w:hAnsi="Consolas"/>
+          <w:color w:val="334455"/>
+          <w:sz w:val="19"/>
+        </w:rPr>
+        <w:t>gamma</w:t>
+      </w:r>
+      <w:r>
+        <w:rPr/>
+        <w:t>,</w:t>
+        <w:br/>
+      </w:r>
+      <w:r>
+        <w:rPr>
+          <w:rFonts w:ascii="Consolas" w:hAnsi="Consolas"/>
+          <w:color w:val="334455"/>
+          <w:sz w:val="19"/>
+        </w:rPr>
+        <w:t>charm</w:t>
+      </w:r>
+      <w:r>
+        <w:rPr/>
+        <w:t xml:space="preserve">, </w:t>
+      </w:r>
+      <w:r>
+        <w:rPr>
+          <w:rFonts w:ascii="Consolas" w:hAnsi="Consolas"/>
+          <w:color w:val="334455"/>
+          <w:sz w:val="19"/>
+        </w:rPr>
+        <w:t>delta</w:t>
+      </w:r>
+      <w:r>
+        <w:rPr/>
+        <w:t xml:space="preserve">, </w:t>
+      </w:r>
+      <w:r>
+        <w:rPr>
+          <w:rFonts w:ascii="Consolas" w:hAnsi="Consolas"/>
+          <w:color w:val="334455"/>
+          <w:sz w:val="19"/>
+        </w:rPr>
+        <w:t>vanna</w:t>
+      </w:r>
+      <w:r>
+        <w:rPr/>
+        <w:t xml:space="preserve">, </w:t>
+      </w:r>
+      <w:r>
+        <w:rPr>
+          <w:rFonts w:ascii="Consolas" w:hAnsi="Consolas"/>
+          <w:color w:val="334455"/>
+          <w:sz w:val="19"/>
+        </w:rPr>
+        <w:t>flow</w:t>
+      </w:r>
+      <w:r>
+        <w:rPr/>
+        <w:t xml:space="preserve">, </w:t>
+      </w:r>
+      <w:r>
+        <w:rPr>
+          <w:rFonts w:ascii="Consolas" w:hAnsi="Consolas"/>
+          <w:color w:val="334455"/>
+          <w:sz w:val="19"/>
+        </w:rPr>
+        <w:t>net-prem</w:t>
+      </w:r>
+      <w:r>
+        <w:rPr/>
+        <w:t xml:space="preserve">, </w:t>
+      </w:r>
+      <w:r>
+        <w:rPr>
+          <w:rFonts w:ascii="Consolas" w:hAnsi="Consolas"/>
+          <w:color w:val="334455"/>
+          <w:sz w:val="19"/>
+        </w:rPr>
+        <w:t>term</w:t>
+      </w:r>
+      <w:r>
+        <w:rPr/>
+        <w:t>) — so a bookmark or a copied</w:t>
+        <w:br/>
+        <w:t xml:space="preserve">link reopens the page on that view. Opening the bare </w:t>
+      </w:r>
+      <w:r>
+        <w:rPr>
+          <w:rFonts w:ascii="Consolas" w:hAnsi="Consolas"/>
+          <w:color w:val="334455"/>
+          <w:sz w:val="19"/>
+        </w:rPr>
+        <w:t>/options/gamma</w:t>
+      </w:r>
+      <w:r>
+        <w:rPr/>
+        <w:t xml:space="preserve"> starts on</w:t>
+        <w:br/>
+      </w:r>
+      <w:r>
+        <w:rPr>
+          <w:b/>
+        </w:rPr>
+        <w:t>Gamma</w:t>
+      </w:r>
+      <w:r>
+        <w:rPr/>
+        <w:t>, as it always has, and an address naming no known view does the same.</w:t>
+      </w:r>
+    </w:p>
     <w:p>
       <w:r>
         <w:rPr>

--- a/docs/manuals/user-guide/user-guide.docx
+++ b/docs/manuals/user-guide/user-guide.docx
@@ -12887,7 +12887,29 @@
         <w:t>Breakdown</w:t>
       </w:r>
       <w:r>
-        <w:t xml:space="preserve"> and so on). </w:t>
+        <w:t xml:space="preserve"> and so on); the four Trending words show an arrow</w:t>
+        <w:br/>
+        <w:t xml:space="preserve">  (▲ up, ▼ down), and a plain </w:t>
+      </w:r>
+      <w:r>
+        <w:rPr>
+          <w:i/>
+        </w:rPr>
+        <w:t>Trending</w:t>
+      </w:r>
+      <w:r>
+        <w:t xml:space="preserve"> says </w:t>
+      </w:r>
+      <w:r>
+        <w:rPr>
+          <w:i/>
+        </w:rPr>
+        <w:t>mixed</w:t>
+      </w:r>
+      <w:r>
+        <w:t xml:space="preserve"> when the two direction</w:t>
+        <w:br/>
+        <w:t xml:space="preserve">  reads disagree. </w:t>
       </w:r>
       <w:r>
         <w:rPr>

--- a/docs/manuals/user-guide/user-guide.docx
+++ b/docs/manuals/user-guide/user-guide.docx
@@ -32,7 +32,7 @@
           <w:color w:val="5B6678"/>
           <w:sz w:val="18"/>
         </w:rPr>
-        <w:t>NeuralStrike · Generated 2026-10-15</w:t>
+        <w:t>NeuralStrike · Generated 2026-10-16</w:t>
       </w:r>
     </w:p>
     <w:p/>
@@ -4327,7 +4327,7 @@
             <w:r/>
             <w:r>
               <w:rPr/>
-              <w:t xml:space="preserve">Opens a popup of six readings, each marked Tailwind, Headwind or Neutral for stocks, retaken every 15 minutes in the session. The time and the count sit beside the button. See </w:t>
+              <w:t xml:space="preserve">Opens a popup of six readings, each marked Tailwind, Headwind or Neutral for stocks, retaken every 15 minutes in the session. The time and the count are the button's second line, and the button glows for five minutes after a new reading. See </w:t>
             </w:r>
             <w:r>
               <w:rPr>
@@ -4365,7 +4365,7 @@
             <w:r/>
             <w:r>
               <w:rPr/>
-              <w:t>Opens the latest published market report, in full, in a popup. Which report it is sits beside the button</w:t>
+              <w:t>Opens the latest published market report, in full, in a popup. Which report it is is the button's second line, and the button glows for five minutes after a new report</w:t>
             </w:r>
           </w:p>
         </w:tc>
@@ -4842,7 +4842,7 @@
         <w:br/>
         <w:t>five times a trading day — in a popup, in full, so you can read it without leaving</w:t>
         <w:br/>
-        <w:t>the Desk. The line beside the button names the report, for example "Market close</w:t>
+        <w:t>the Desk. The button's second line names the report, for example "Market close</w:t>
         <w:br/>
         <w:t xml:space="preserve">report · 14 Sep · 16:20 CT", and </w:t>
       </w:r>
@@ -4872,7 +4872,9 @@
       <w:r>
         <w:t xml:space="preserve"> Check the</w:t>
         <w:br/>
-        <w:t xml:space="preserve">  line beside the button for the report's age.</w:t>
+        <w:t xml:space="preserve">  button's second line for the report's age; the button glows for five minutes</w:t>
+        <w:br/>
+        <w:t xml:space="preserve">  after a new one.</w:t>
       </w:r>
     </w:p>
     <w:p>
@@ -4952,13 +4954,33 @@
       </w:r>
       <w:r>
         <w:rPr/>
-        <w:t xml:space="preserve"> button at the top right of the Desk. The line</w:t>
-        <w:br/>
-        <w:t>beside the button shows when the reading was taken and how it counts, for example</w:t>
+        <w:t xml:space="preserve"> button at the top right of the Desk. The</w:t>
+        <w:br/>
+        <w:t>button's second line shows when the reading was taken and how it counts, for example</w:t>
         <w:br/>
         <w:t>"12:45 CT · next 13:00 · 2 tailwinds · 2 headwinds", so the page says something</w:t>
         <w:br/>
-        <w:t>with the popup closed.</w:t>
+        <w:t xml:space="preserve">with the popup closed. </w:t>
+      </w:r>
+      <w:r>
+        <w:rPr>
+          <w:b/>
+        </w:rPr>
+        <w:t>Either button glows</w:t>
+      </w:r>
+      <w:r>
+        <w:rPr/>
+        <w:t xml:space="preserve"> for five minutes after a new reading or a new report (Settings → Configuration → Market read → </w:t>
+      </w:r>
+      <w:r>
+        <w:rPr>
+          <w:i/>
+        </w:rPr>
+        <w:t>Glow the Desk's buttons for</w:t>
+      </w:r>
+      <w:r>
+        <w:rPr/>
+        <w:t>; 0 turns it off).</w:t>
       </w:r>
     </w:p>
     <w:p>

--- a/docs/manuals/user-guide/user-guide.docx
+++ b/docs/manuals/user-guide/user-guide.docx
@@ -32,7 +32,7 @@
           <w:color w:val="5B6678"/>
           <w:sz w:val="18"/>
         </w:rPr>
-        <w:t>NeuralStrike · Generated 2026-10-16</w:t>
+        <w:t>NeuralStrike · Generated 2026-10-17</w:t>
       </w:r>
     </w:p>
     <w:p/>
@@ -30394,9 +30394,28 @@
         <w:br/>
         <w:t xml:space="preserve">  2. After you log in, Schwab sends that tab to a page that will not load. That</w:t>
         <w:br/>
-        <w:t xml:space="preserve">     is expected. Copy the whole address from the address bar.</w:t>
-        <w:br/>
-        <w:t xml:space="preserve">  3. Paste it into the dialog and press </w:t>
+        <w:t xml:space="preserve">     is expected. Copy the whole address from the address bar (on a phone, tap</w:t>
+        <w:br/>
+        <w:t xml:space="preserve">     the address bar, then its copy button).</w:t>
+        <w:br/>
+        <w:t xml:space="preserve">  3. Come back to the app's tab and press </w:t>
+      </w:r>
+      <w:r>
+        <w:rPr>
+          <w:b/>
+        </w:rPr>
+        <w:t>Paste and sign in</w:t>
+      </w:r>
+      <w:r>
+        <w:t>. Do it straight</w:t>
+        <w:br/>
+        <w:t xml:space="preserve">     away: the code in the address lasts about 30 seconds and works once. If</w:t>
+        <w:br/>
+        <w:t xml:space="preserve">     the browser will not let the app read what you copied, press and hold the</w:t>
+        <w:br/>
+        <w:t xml:space="preserve">     box under the button and choose Paste: a whole address pasted there signs</w:t>
+        <w:br/>
+        <w:t xml:space="preserve">     in at once, without pressing </w:t>
       </w:r>
       <w:r>
         <w:rPr>
@@ -30405,15 +30424,44 @@
         <w:t>Authorize</w:t>
       </w:r>
       <w:r>
-        <w:t>. Do it straight away: the</w:t>
-        <w:br/>
-        <w:t xml:space="preserve">     code in the address lasts about 30 seconds and works once.</w:t>
+        <w:t>.</w:t>
         <w:br/>
         <w:t xml:space="preserve">  If Schwab refuses it, the dialog stays open and says why; log in again and</w:t>
         <w:br/>
         <w:t xml:space="preserve">  paste the new address. Nothing here needs Tailscale. The dialog's small link</w:t>
         <w:br/>
         <w:t xml:space="preserve">  to the proxy's own sign-in page does, and is only a second way in.</w:t>
+      </w:r>
+    </w:p>
+    <w:p>
+      <w:pPr>
+        <w:pStyle w:val="ListBullet"/>
+      </w:pPr>
+      <w:r>
+        <w:rPr>
+          <w:b/>
+        </w:rPr>
+        <w:t>On a phone</w:t>
+      </w:r>
+      <w:r>
+        <w:t xml:space="preserve">, the address </w:t>
+      </w:r>
+      <w:r>
+        <w:rPr>
+          <w:rFonts w:ascii="Consolas" w:hAnsi="Consolas"/>
+          <w:color w:val="334455"/>
+          <w:sz w:val="19"/>
+        </w:rPr>
+        <w:t>/status?signin=1</w:t>
+      </w:r>
+      <w:r>
+        <w:t xml:space="preserve"> opens the page with the dialog</w:t>
+        <w:br/>
+        <w:t xml:space="preserve">  already open, and the sign-in warning push carries that link. While the</w:t>
+        <w:br/>
+        <w:t xml:space="preserve">  dialog is open the address bar holds it too, so if the phone drops the page</w:t>
+        <w:br/>
+        <w:t xml:space="preserve">  while you are away at Schwab, it comes back with the dialog open.</w:t>
       </w:r>
     </w:p>
     <w:p>
@@ -30833,7 +30881,11 @@
         <w:rPr/>
         <w:t xml:space="preserve"> on</w:t>
         <w:br/>
-        <w:t>the gateway card). When it lapses all market data stops, so the warning repeats</w:t>
+        <w:t>the gateway card). The warning ends with a link that opens the sign-in dialog,</w:t>
+        <w:br/>
+        <w:t>so you can renew from the phone the push arrives on. When it lapses all market</w:t>
+        <w:br/>
+        <w:t>data stops, so the warning repeats</w:t>
         <w:br/>
         <w:t>each morning until you sign in again. A part that stays down is reported again</w:t>
         <w:br/>

--- a/docs/manuals/user-guide/user-guide.docx
+++ b/docs/manuals/user-guide/user-guide.docx
@@ -1264,19 +1264,35 @@
         <w:rPr/>
         <w:t>: your password, then the current 6-digit code</w:t>
         <w:br/>
-        <w:t xml:space="preserve">from your authenticator app. Tick </w:t>
-      </w:r>
-      <w:r>
-        <w:rPr>
-          <w:b/>
-        </w:rPr>
-        <w:t>Remember this device</w:t>
-      </w:r>
-      <w:r>
-        <w:rPr/>
-        <w:t xml:space="preserve"> and that browser will</w:t>
-        <w:br/>
-        <w:t>not ask again for a while; a new browser, or a private window, always will.</w:t>
+        <w:t>from your authenticator app. Without anything ticked, a sign-in lasts 12 hours.</w:t>
+        <w:br/>
+        <w:t xml:space="preserve">Tick </w:t>
+      </w:r>
+      <w:r>
+        <w:rPr>
+          <w:b/>
+        </w:rPr>
+        <w:t>Keep me signed in on this device for 30 days</w:t>
+      </w:r>
+      <w:r>
+        <w:rPr/>
+        <w:t xml:space="preserve"> and that browser stays</w:t>
+        <w:br/>
+        <w:t>signed in for 30 days from that sign-in, with no password and no code; using the</w:t>
+        <w:br/>
+        <w:t>app does not extend it, so once a month it asks again. A new browser, or a</w:t>
+        <w:br/>
+        <w:t xml:space="preserve">private window, always asks. </w:t>
+      </w:r>
+      <w:r>
+        <w:rPr>
+          <w:b/>
+        </w:rPr>
+        <w:t>Sign out</w:t>
+      </w:r>
+      <w:r>
+        <w:rPr/>
+        <w:t xml:space="preserve"> on that browser ends it at once.</w:t>
       </w:r>
     </w:p>
     <w:p>
@@ -1337,9 +1353,9 @@
       </w:r>
       <w:r>
         <w:rPr/>
-        <w:t xml:space="preserve"> still works there and</w:t>
-        <w:br/>
-        <w:t>skips the sign-in, which is what the wall display uses.</w:t>
+        <w:t xml:space="preserve"> asks for the same</w:t>
+        <w:br/>
+        <w:t>sign-in; there is no exception for the machine's own browser.</w:t>
       </w:r>
     </w:p>
     <w:p>

--- a/docs/manuals/user-guide/user-guide.docx
+++ b/docs/manuals/user-guide/user-guide.docx
@@ -1293,6 +1293,194 @@
       <w:r>
         <w:rPr/>
         <w:t xml:space="preserve"> on that browser ends it at once.</w:t>
+      </w:r>
+    </w:p>
+    <w:p>
+      <w:r>
+        <w:rPr>
+          <w:b/>
+        </w:rPr>
+        <w:t>Approving from your phone instead of typing the code.</w:t>
+      </w:r>
+      <w:r>
+        <w:rPr/>
+        <w:t xml:space="preserve"> Once it is set up,</w:t>
+        <w:br/>
+        <w:t>leave the code box empty and press Sign in. The page shows a two-digit number</w:t>
+        <w:br/>
+        <w:t>and your phone gets an ntfy notification with three numbers. Tap the one the</w:t>
+        <w:br/>
+        <w:t>page shows; the app opens on your phone asking "Approve the one showing 47?";</w:t>
+        <w:br/>
+        <w:t xml:space="preserve">press </w:t>
+      </w:r>
+      <w:r>
+        <w:rPr>
+          <w:b/>
+        </w:rPr>
+        <w:t>Approve</w:t>
+      </w:r>
+      <w:r>
+        <w:rPr/>
+        <w:t xml:space="preserve"> and the waiting page signs itself in within a few seconds.</w:t>
+        <w:br/>
+      </w:r>
+      <w:r>
+        <w:rPr>
+          <w:b/>
+        </w:rPr>
+        <w:t>Not me</w:t>
+      </w:r>
+      <w:r>
+        <w:rPr/>
+        <w:t>, a wrong number, or two minutes with no answer stop that sign-in.</w:t>
+        <w:br/>
+        <w:t>The page's "Type the authenticator code instead" link always works, so a phone</w:t>
+        <w:br/>
+        <w:t>out of reach never locks you out.</w:t>
+      </w:r>
+    </w:p>
+    <w:p>
+      <w:r>
+        <w:rPr/>
+        <w:t>The approval happens inside the app on your phone, which must itself be signed</w:t>
+        <w:br/>
+        <w:t xml:space="preserve">in (tick </w:t>
+      </w:r>
+      <w:r>
+        <w:rPr>
+          <w:b/>
+        </w:rPr>
+        <w:t>Keep me signed in</w:t>
+      </w:r>
+      <w:r>
+        <w:rPr/>
+        <w:t xml:space="preserve"> there once). That is deliberate: anyone who</w:t>
+        <w:br/>
+        <w:t>learns the ntfy channel name can read the notifications, so tapping a number</w:t>
+        <w:br/>
+        <w:t>in the notification approves nothing by itself.</w:t>
+      </w:r>
+    </w:p>
+    <w:p>
+      <w:r>
+        <w:rPr/>
+        <w:t>Setting it up, once:</w:t>
+      </w:r>
+    </w:p>
+    <w:p>
+      <w:pPr>
+        <w:pStyle w:val="ListNumber"/>
+      </w:pPr>
+      <w:r>
+        <w:t>Make a channel name nobody can guess. On the server:</w:t>
+        <w:br/>
+        <w:t xml:space="preserve">   </w:t>
+      </w:r>
+      <w:r>
+        <w:rPr>
+          <w:rFonts w:ascii="Consolas" w:hAnsi="Consolas"/>
+          <w:color w:val="334455"/>
+          <w:sz w:val="19"/>
+        </w:rPr>
+        <w:t>python -c "import secrets; print(secrets.token_urlsafe(24))"</w:t>
+      </w:r>
+    </w:p>
+    <w:p>
+      <w:pPr>
+        <w:pStyle w:val="ListNumber"/>
+      </w:pPr>
+      <w:r>
+        <w:t xml:space="preserve">Add </w:t>
+      </w:r>
+      <w:r>
+        <w:rPr>
+          <w:rFonts w:ascii="Consolas" w:hAnsi="Consolas"/>
+          <w:color w:val="334455"/>
+          <w:sz w:val="19"/>
+        </w:rPr>
+        <w:t>NTFY_TOPIC=&lt;that name&gt;</w:t>
+      </w:r>
+      <w:r>
+        <w:t xml:space="preserve"> to the server's </w:t>
+      </w:r>
+      <w:r>
+        <w:rPr>
+          <w:rFonts w:ascii="Consolas" w:hAnsi="Consolas"/>
+          <w:color w:val="334455"/>
+          <w:sz w:val="19"/>
+        </w:rPr>
+        <w:t>.env</w:t>
+      </w:r>
+      <w:r>
+        <w:t xml:space="preserve"> and restart the web app.</w:t>
+      </w:r>
+    </w:p>
+    <w:p>
+      <w:pPr>
+        <w:pStyle w:val="ListNumber"/>
+      </w:pPr>
+      <w:r>
+        <w:t xml:space="preserve">In the ntfy app on each phone: </w:t>
+      </w:r>
+      <w:r>
+        <w:rPr>
+          <w:b/>
+        </w:rPr>
+        <w:t>Subscribe to topic</w:t>
+      </w:r>
+      <w:r>
+        <w:t>, enter the name, server</w:t>
+        <w:br/>
+        <w:t xml:space="preserve">   </w:t>
+      </w:r>
+      <w:r>
+        <w:rPr>
+          <w:rFonts w:ascii="Consolas" w:hAnsi="Consolas"/>
+          <w:color w:val="334455"/>
+          <w:sz w:val="19"/>
+        </w:rPr>
+        <w:t>ntfy.sh</w:t>
+      </w:r>
+      <w:r>
+        <w:t>.</w:t>
+      </w:r>
+    </w:p>
+    <w:p>
+      <w:pPr>
+        <w:pStyle w:val="ListNumber"/>
+      </w:pPr>
+      <w:r>
+        <w:t xml:space="preserve">On each phone, sign in to the app once in its browser with </w:t>
+      </w:r>
+      <w:r>
+        <w:rPr>
+          <w:b/>
+        </w:rPr>
+        <w:t>Keep me signed</w:t>
+        <w:br/>
+        <w:t xml:space="preserve">   in</w:t>
+      </w:r>
+      <w:r>
+        <w:t xml:space="preserve"> ticked.</w:t>
+      </w:r>
+    </w:p>
+    <w:p>
+      <w:r>
+        <w:rPr/>
+        <w:t>The settings (how long an approval waits, the ntfy server, the notification's</w:t>
+        <w:br/>
+        <w:t xml:space="preserve">priority) are under Settings → Configuration → </w:t>
+      </w:r>
+      <w:r>
+        <w:rPr>
+          <w:i/>
+        </w:rPr>
+        <w:t>Sign-in from the phone</w:t>
+      </w:r>
+      <w:r>
+        <w:rPr/>
+        <w:t>.</w:t>
       </w:r>
     </w:p>
     <w:p>

--- a/docs/manuals/user-guide/user-guide.docx
+++ b/docs/manuals/user-guide/user-guide.docx
@@ -32,7 +32,7 @@
           <w:color w:val="5B6678"/>
           <w:sz w:val="18"/>
         </w:rPr>
-        <w:t>NeuralStrike · Generated 2026-10-17</w:t>
+        <w:t>NeuralStrike · Generated 2026-10-18</w:t>
       </w:r>
     </w:p>
     <w:p/>
@@ -11507,6 +11507,477 @@
       </w:pPr>
       <w:r>
         <w:rPr/>
+        <w:t>Opening Scalp</w:t>
+      </w:r>
+    </w:p>
+    <w:p>
+      <w:r>
+        <w:rPr>
+          <w:b/>
+        </w:rPr>
+        <w:t>Route:</w:t>
+      </w:r>
+      <w:r>
+        <w:rPr/>
+        <w:t xml:space="preserve"> </w:t>
+      </w:r>
+      <w:r>
+        <w:rPr>
+          <w:rFonts w:ascii="Consolas" w:hAnsi="Consolas"/>
+          <w:color w:val="334455"/>
+          <w:sz w:val="19"/>
+        </w:rPr>
+        <w:t>/options/scalp</w:t>
+      </w:r>
+      <w:r>
+        <w:rPr/>
+        <w:t xml:space="preserve">. A rail item under </w:t>
+      </w:r>
+      <w:r>
+        <w:rPr>
+          <w:b/>
+        </w:rPr>
+        <w:t>MARKETS</w:t>
+      </w:r>
+      <w:r>
+        <w:rPr/>
+        <w:t>, after Flow Alerts.</w:t>
+      </w:r>
+    </w:p>
+    <w:p>
+      <w:r>
+        <w:rPr/>
+        <w:t xml:space="preserve">A morning read for </w:t>
+      </w:r>
+      <w:r>
+        <w:rPr>
+          <w:rFonts w:ascii="Consolas" w:hAnsi="Consolas"/>
+          <w:color w:val="334455"/>
+          <w:sz w:val="19"/>
+        </w:rPr>
+        <w:t>$SPX</w:t>
+      </w:r>
+      <w:r>
+        <w:rPr/>
+        <w:t xml:space="preserve">, SPY and QQQ, published at </w:t>
+      </w:r>
+      <w:r>
+        <w:rPr>
+          <w:b/>
+        </w:rPr>
+        <w:t>08:36 CT</w:t>
+      </w:r>
+      <w:r>
+        <w:rPr/>
+        <w:t xml:space="preserve"> once the first</w:t>
+        <w:br/>
+        <w:t>five minutes are in. For each symbol it shows which way the market opened, how many of</w:t>
+        <w:br/>
+        <w:t>your premarket inputs agree, and how often four same-day (0DTE) scalps have worked on</w:t>
+        <w:br/>
+        <w:t xml:space="preserve">past mornings that looked like this one. </w:t>
+      </w:r>
+      <w:r>
+        <w:rPr>
+          <w:b/>
+        </w:rPr>
+        <w:t>It does not place trades</w:t>
+      </w:r>
+      <w:r>
+        <w:rPr/>
+        <w:t xml:space="preserve"> — you decide.</w:t>
+      </w:r>
+    </w:p>
+    <w:p>
+      <w:pPr>
+        <w:pStyle w:val="ListBullet"/>
+      </w:pPr>
+      <w:r>
+        <w:rPr>
+          <w:b/>
+        </w:rPr>
+        <w:t>Most mornings the answer is "No measured edge".</w:t>
+      </w:r>
+      <w:r>
+        <w:t xml:space="preserve"> That is normal, not an error: the</w:t>
+        <w:br/>
+        <w:t xml:space="preserve">  page then shows each trade's </w:t>
+      </w:r>
+      <w:r>
+        <w:rPr>
+          <w:b/>
+        </w:rPr>
+        <w:t>usual win rate</w:t>
+      </w:r>
+      <w:r>
+        <w:t xml:space="preserve"> and nothing more. Treat it as "nothing</w:t>
+        <w:br/>
+        <w:t xml:space="preserve">  here beats chance today".</w:t>
+      </w:r>
+    </w:p>
+    <w:p>
+      <w:pPr>
+        <w:pStyle w:val="ListBullet"/>
+      </w:pPr>
+      <w:r>
+        <w:t xml:space="preserve">The four trades are named by that morning's contract (an up open: </w:t>
+      </w:r>
+      <w:r>
+        <w:rPr>
+          <w:b/>
+        </w:rPr>
+        <w:t>Long call</w:t>
+      </w:r>
+      <w:r>
+        <w:t xml:space="preserve">, </w:t>
+      </w:r>
+      <w:r>
+        <w:rPr>
+          <w:b/>
+        </w:rPr>
+        <w:t>Long</w:t>
+        <w:br/>
+        <w:t xml:space="preserve">  put</w:t>
+      </w:r>
+      <w:r>
+        <w:t xml:space="preserve">, </w:t>
+      </w:r>
+      <w:r>
+        <w:rPr>
+          <w:b/>
+        </w:rPr>
+        <w:t>Put credit spread</w:t>
+      </w:r>
+      <w:r>
+        <w:t xml:space="preserve">, </w:t>
+      </w:r>
+      <w:r>
+        <w:rPr>
+          <w:b/>
+        </w:rPr>
+        <w:t>Call credit spread</w:t>
+      </w:r>
+      <w:r>
+        <w:t>; a down open mirrors it), each</w:t>
+        <w:br/>
+        <w:t xml:space="preserve">  marked as </w:t>
+      </w:r>
+      <w:r>
+        <w:rPr>
+          <w:i/>
+        </w:rPr>
+        <w:t>with</w:t>
+      </w:r>
+      <w:r>
+        <w:t xml:space="preserve"> or </w:t>
+      </w:r>
+      <w:r>
+        <w:rPr>
+          <w:i/>
+        </w:rPr>
+        <w:t>against</w:t>
+      </w:r>
+      <w:r>
+        <w:t xml:space="preserve"> the opening move. A </w:t>
+      </w:r>
+      <w:r>
+        <w:rPr>
+          <w:b/>
+        </w:rPr>
+        <w:t>win</w:t>
+      </w:r>
+      <w:r>
+        <w:t xml:space="preserve"> means +50% before −50% within</w:t>
+        <w:br/>
+        <w:t xml:space="preserve">  60 minutes. The win rates are always </w:t>
+      </w:r>
+      <w:r>
+        <w:rPr>
+          <w:b/>
+        </w:rPr>
+        <w:t>modelled</w:t>
+      </w:r>
+      <w:r>
+        <w:t xml:space="preserve"> (priced from the volatility index);</w:t>
+        <w:br/>
+        <w:t xml:space="preserve">  the </w:t>
+      </w:r>
+      <w:r>
+        <w:rPr>
+          <w:b/>
+        </w:rPr>
+        <w:t>Entry</w:t>
+      </w:r>
+      <w:r>
+        <w:t xml:space="preserve"> column shows the live 08:36 quote where the chain had the strike and says</w:t>
+        <w:br/>
+        <w:t xml:space="preserve">  </w:t>
+      </w:r>
+      <w:r>
+        <w:rPr>
+          <w:b/>
+        </w:rPr>
+        <w:t>modelled</w:t>
+      </w:r>
+      <w:r>
+        <w:t xml:space="preserve"> where it did not.</w:t>
+      </w:r>
+    </w:p>
+    <w:p>
+      <w:pPr>
+        <w:pStyle w:val="ListBullet"/>
+      </w:pPr>
+      <w:r>
+        <w:rPr>
+          <w:b/>
+        </w:rPr>
+        <w:t>Measured edge</w:t>
+      </w:r>
+      <w:r>
+        <w:t xml:space="preserve"> marks the single trade whose bucket rate is reliably better than</w:t>
+        <w:br/>
+        <w:t xml:space="preserve">  usual (rare). </w:t>
+      </w:r>
+      <w:r>
+        <w:rPr>
+          <w:b/>
+        </w:rPr>
+        <w:t>Caution: measured to lose more often than usual</w:t>
+      </w:r>
+      <w:r>
+        <w:t xml:space="preserve"> marks a bucket that</w:t>
+        <w:br/>
+        <w:t xml:space="preserve">  is reliably worse — a reason to stay out, not to take the other side.</w:t>
+      </w:r>
+    </w:p>
+    <w:p>
+      <w:pPr>
+        <w:pStyle w:val="ListBullet"/>
+      </w:pPr>
+      <w:r>
+        <w:rPr>
+          <w:b/>
+        </w:rPr>
+        <w:t>Morning inputs</w:t>
+      </w:r>
+      <w:r>
+        <w:t xml:space="preserve"> lists each premarket reading and whether it </w:t>
+      </w:r>
+      <w:r>
+        <w:rPr>
+          <w:b/>
+        </w:rPr>
+        <w:t>agrees</w:t>
+      </w:r>
+      <w:r>
+        <w:t>,</w:t>
+        <w:br/>
+        <w:t xml:space="preserve">  </w:t>
+      </w:r>
+      <w:r>
+        <w:rPr>
+          <w:b/>
+        </w:rPr>
+        <w:t>disagrees</w:t>
+      </w:r>
+      <w:r>
+        <w:t xml:space="preserve">, sits in the </w:t>
+      </w:r>
+      <w:r>
+        <w:rPr>
+          <w:b/>
+        </w:rPr>
+        <w:t>dead zone</w:t>
+      </w:r>
+      <w:r>
+        <w:t xml:space="preserve">, or is </w:t>
+      </w:r>
+      <w:r>
+        <w:rPr>
+          <w:b/>
+        </w:rPr>
+        <w:t>absent</w:t>
+      </w:r>
+      <w:r>
+        <w:t>. An absent input is never a</w:t>
+        <w:br/>
+        <w:t xml:space="preserve">  disagreement.</w:t>
+      </w:r>
+    </w:p>
+    <w:p>
+      <w:pPr>
+        <w:pStyle w:val="ListBullet"/>
+      </w:pPr>
+      <w:r>
+        <w:rPr>
+          <w:b/>
+        </w:rPr>
+        <w:t>Refresh</w:t>
+      </w:r>
+      <w:r>
+        <w:t xml:space="preserve"> asks the service to rebuild the call. A call already shown today stays as</w:t>
+        <w:br/>
+        <w:t xml:space="preserve">  published; Refresh only fills in a symbol that has none yet, and no new call is built</w:t>
+        <w:br/>
+        <w:t xml:space="preserve">  after </w:t>
+      </w:r>
+      <w:r>
+        <w:rPr>
+          <w:b/>
+        </w:rPr>
+        <w:t>09:35 CT</w:t>
+      </w:r>
+      <w:r>
+        <w:t>, an hour after the 08:35 entry, because the trade it would describe</w:t>
+        <w:br/>
+        <w:t xml:space="preserve">  is over by then.</w:t>
+      </w:r>
+    </w:p>
+    <w:p>
+      <w:pPr>
+        <w:pStyle w:val="ListBullet"/>
+      </w:pPr>
+      <w:r>
+        <w:t xml:space="preserve">Before 08:36, on a closed day, or after a failed refresh the page shows the </w:t>
+      </w:r>
+      <w:r>
+        <w:rPr>
+          <w:b/>
+        </w:rPr>
+        <w:t>last</w:t>
+        <w:br/>
+        <w:t xml:space="preserve">  call</w:t>
+      </w:r>
+      <w:r>
+        <w:t>, labelled with its day, under a line saying when the next call is due.</w:t>
+      </w:r>
+    </w:p>
+    <w:p>
+      <w:pPr>
+        <w:pStyle w:val="ListBullet"/>
+      </w:pPr>
+      <w:r>
+        <w:rPr>
+          <w:b/>
+        </w:rPr>
+        <w:t>Not in the probability</w:t>
+      </w:r>
+      <w:r>
+        <w:t xml:space="preserve"> (the report link, headlines, flow alerts) is context only.</w:t>
+      </w:r>
+    </w:p>
+    <w:p>
+      <w:pPr>
+        <w:pStyle w:val="ListBullet"/>
+      </w:pPr>
+      <w:r>
+        <w:rPr>
+          <w:b/>
+        </w:rPr>
+        <w:t>Scorecard</w:t>
+      </w:r>
+      <w:r>
+        <w:t xml:space="preserve"> (the last card) is the record of how the published calls actually did.</w:t>
+        <w:br/>
+        <w:t xml:space="preserve">  Each evening, once the day's bars are in, the app </w:t>
+      </w:r>
+      <w:r>
+        <w:rPr>
+          <w:b/>
+        </w:rPr>
+        <w:t>grades</w:t>
+      </w:r>
+      <w:r>
+        <w:t xml:space="preserve"> every trade it showed that</w:t>
+        <w:br/>
+        <w:t xml:space="preserve">  morning, from the call as published (never from a later rebuild). Per symbol, over the</w:t>
+        <w:br/>
+        <w:t xml:space="preserve">  last 20 graded days, it shows: </w:t>
+      </w:r>
+      <w:r>
+        <w:rPr>
+          <w:b/>
+        </w:rPr>
+        <w:t>Edge calls</w:t>
+      </w:r>
+      <w:r>
+        <w:t>, how often the one highlighted trade won</w:t>
+        <w:br/>
+        <w:t xml:space="preserve">  beside the rate it usually wins (most symbols have none, and the line says so);</w:t>
+        <w:br/>
+        <w:t xml:space="preserve">  </w:t>
+      </w:r>
+      <w:r>
+        <w:rPr>
+          <w:b/>
+        </w:rPr>
+        <w:t>Cautions</w:t>
+      </w:r>
+      <w:r>
+        <w:t>, how often a trade marked to avoid still won, beside its usual rate (the</w:t>
+        <w:br/>
+        <w:t xml:space="preserve">  caution is working when that is the lower number); and a table of all four trades with</w:t>
+        <w:br/>
+        <w:t xml:space="preserve">  their won / lost / timed-out counts and win rate. Two win rates sit side by side: the</w:t>
+        <w:br/>
+        <w:t xml:space="preserve">  </w:t>
+      </w:r>
+      <w:r>
+        <w:rPr>
+          <w:b/>
+        </w:rPr>
+        <w:t>model's</w:t>
+      </w:r>
+      <w:r>
+        <w:t xml:space="preserve"> (priced from the volatility index, the one the study uses) and the</w:t>
+        <w:br/>
+        <w:t xml:space="preserve">  </w:t>
+      </w:r>
+      <w:r>
+        <w:rPr>
+          <w:b/>
+        </w:rPr>
+        <w:t>live chain's</w:t>
+      </w:r>
+      <w:r>
+        <w:t xml:space="preserve"> (the same walk at the volatility the 08:36 chain implied; a dash when</w:t>
+        <w:br/>
+        <w:t xml:space="preserve">  no chain was captured that morning). A day whose bars are not all in yet is graded the</w:t>
+        <w:br/>
+        <w:t xml:space="preserve">  next evening. A call made on a shortened session (a half day) is not graded, because the</w:t>
+        <w:br/>
+        <w:t xml:space="preserve">  model's settlement time would be wrong. A grade is written once and never recomputed. A</w:t>
+        <w:br/>
+        <w:t xml:space="preserve">  handful of days says very little; read it as a record, not a verdict.</w:t>
+      </w:r>
+    </w:p>
+    <w:p>
+      <w:pPr>
+        <w:pStyle w:val="IntenseQuote"/>
+      </w:pPr>
+      <w:r>
+        <w:rPr/>
+        <w:t xml:space="preserve">The win rates are </w:t>
+      </w:r>
+      <w:r>
+        <w:rPr>
+          <w:b/>
+        </w:rPr>
+        <w:t>walk-forward tested</w:t>
+      </w:r>
+      <w:r>
+        <w:rPr/>
+        <w:t xml:space="preserve"> on stored data and the premiums are modelled,</w:t>
+        <w:br/>
+        <w:t>so read them as how often a method like this has worked, not as a promise of fills.</w:t>
+      </w:r>
+    </w:p>
+    <w:p>
+      <w:pPr>
+        <w:pStyle w:val="Heading2"/>
+      </w:pPr>
+      <w:r>
+        <w:rPr/>
         <w:t>Market News</w:t>
       </w:r>
     </w:p>
@@ -31570,7 +32041,7 @@
               <w:rPr>
                 <w:b/>
               </w:rPr>
-              <w:t>Commissions</w:t>
+              <w:t>Opening Scalp</w:t>
             </w:r>
           </w:p>
         </w:tc>
@@ -31583,7 +32054,13 @@
             <w:r/>
             <w:r>
               <w:rPr/>
-              <w:t>Schwab's per-contract rates</w:t>
+              <w:t xml:space="preserve">The symbols it calls and the bars it keeps, strike steps and spread widths, the target, stop and time stop, the volatility multipliers the study tries (a list of numbers), the cut points between low, mid and high agreement, and the scorecard window. The 08:36 call and 16:20 nightly pass times are under </w:t>
+            </w:r>
+            <w:r>
+              <w:rPr>
+                <w:i/>
+              </w:rPr>
+              <w:t>Market hours &amp; schedules</w:t>
             </w:r>
           </w:p>
         </w:tc>
@@ -31599,13 +32076,43 @@
               <w:rPr>
                 <w:b/>
               </w:rPr>
-              <w:t>Ports / Environments</w:t>
+              <w:t>Commissions</w:t>
             </w:r>
           </w:p>
         </w:tc>
         <w:tc>
           <w:tcPr>
             <w:tcW w:type="dxa" w:w="4320"/>
+          </w:tcPr>
+          <w:p>
+            <w:r/>
+            <w:r>
+              <w:rPr/>
+              <w:t>Schwab's per-contract rates</w:t>
+            </w:r>
+          </w:p>
+        </w:tc>
+      </w:tr>
+      <w:tr>
+        <w:tc>
+          <w:tcPr>
+            <w:tcW w:type="dxa" w:w="4320"/>
+            <w:shd w:val="clear" w:color="auto" w:fill="F4F6FA"/>
+          </w:tcPr>
+          <w:p>
+            <w:r/>
+            <w:r>
+              <w:rPr>
+                <w:b/>
+              </w:rPr>
+              <w:t>Ports / Environments</w:t>
+            </w:r>
+          </w:p>
+        </w:tc>
+        <w:tc>
+          <w:tcPr>
+            <w:tcW w:type="dxa" w:w="4320"/>
+            <w:shd w:val="clear" w:color="auto" w:fill="F4F6FA"/>
           </w:tcPr>
           <w:p>
             <w:r/>

--- a/docs/manuals/user-guide/user-guide.docx
+++ b/docs/manuals/user-guide/user-guide.docx
@@ -11720,7 +11720,18 @@
         <w:t>modelled</w:t>
       </w:r>
       <w:r>
-        <w:t xml:space="preserve"> where it did not.</w:t>
+        <w:t xml:space="preserve"> where it did not, and the </w:t>
+      </w:r>
+      <w:r>
+        <w:rPr>
+          <w:b/>
+        </w:rPr>
+        <w:t>Underlying move</w:t>
+      </w:r>
+      <w:r>
+        <w:t xml:space="preserve"> distances use the chain's</w:t>
+        <w:br/>
+        <w:t xml:space="preserve">  volatility when there is one.</w:t>
       </w:r>
     </w:p>
     <w:p>

--- a/docs/manuals/user-guide/user-guide.docx
+++ b/docs/manuals/user-guide/user-guide.docx
@@ -11841,7 +11841,20 @@
       <w:r>
         <w:t>, an hour after the 08:35 entry, because the trade it would describe</w:t>
         <w:br/>
-        <w:t xml:space="preserve">  is over by then.</w:t>
+        <w:t xml:space="preserve">  is over by then. A symbol whose morning had a direction but was never called reads</w:t>
+        <w:br/>
+        <w:t xml:space="preserve">  </w:t>
+      </w:r>
+      <w:r>
+        <w:rPr>
+          <w:b/>
+        </w:rPr>
+        <w:t>missed the call window</w:t>
+      </w:r>
+      <w:r>
+        <w:t>; one that opened flat or had no opening bar still says so,</w:t>
+        <w:br/>
+        <w:t xml:space="preserve">  with its inputs.</w:t>
       </w:r>
     </w:p>
     <w:p>
@@ -11849,18 +11862,20 @@
         <w:pStyle w:val="ListBullet"/>
       </w:pPr>
       <w:r>
-        <w:t xml:space="preserve">Before 08:36, on a closed day, or after a failed refresh the page shows the </w:t>
-      </w:r>
-      <w:r>
-        <w:rPr>
-          <w:b/>
-        </w:rPr>
-        <w:t>last</w:t>
-        <w:br/>
-        <w:t xml:space="preserve">  call</w:t>
-      </w:r>
-      <w:r>
-        <w:t>, labelled with its day, under a line saying when the next call is due.</w:t>
+        <w:t>Before 08:36 (a Refresh pressed at 08:35 waits for the 08:36 call too), on a closed</w:t>
+        <w:br/>
+        <w:t xml:space="preserve">  day, or after a failed refresh the page shows the </w:t>
+      </w:r>
+      <w:r>
+        <w:rPr>
+          <w:b/>
+        </w:rPr>
+        <w:t>last call</w:t>
+      </w:r>
+      <w:r>
+        <w:t>, labelled with its</w:t>
+        <w:br/>
+        <w:t xml:space="preserve">  day, under a line saying when the next call is due.</w:t>
       </w:r>
     </w:p>
     <w:p>
@@ -11901,7 +11916,11 @@
       <w:r>
         <w:t xml:space="preserve"> every trade it showed that</w:t>
         <w:br/>
-        <w:t xml:space="preserve">  morning, from the call as published (never from a later rebuild). Per symbol, over the</w:t>
+        <w:t xml:space="preserve">  morning, from the call as published (never from a later rebuild), under the target,</w:t>
+        <w:br/>
+        <w:t xml:space="preserve">  stop and time stop that call was made with (a setting changed later does not regrade</w:t>
+        <w:br/>
+        <w:t xml:space="preserve">  it), and the scorecard shows that evening's grades straight away. Per symbol, over the</w:t>
         <w:br/>
         <w:t xml:space="preserve">  last 20 graded days, it shows: </w:t>
       </w:r>
@@ -11968,7 +11987,21 @@
       </w:pPr>
       <w:r>
         <w:rPr/>
-        <w:t xml:space="preserve">The win rates are </w:t>
+        <w:t xml:space="preserve">The win rates are counted over </w:t>
+      </w:r>
+      <w:r>
+        <w:rPr>
+          <w:b/>
+        </w:rPr>
+        <w:t>every</w:t>
+      </w:r>
+      <w:r>
+        <w:rPr/>
+        <w:t xml:space="preserve"> stored morning, and the premiums are</w:t>
+        <w:br/>
+        <w:t>modelled, so read them as how often a method like this has worked, not as a promise</w:t>
+        <w:br/>
+        <w:t xml:space="preserve">of fills. What is </w:t>
       </w:r>
       <w:r>
         <w:rPr>
@@ -11978,9 +12011,29 @@
       </w:r>
       <w:r>
         <w:rPr/>
-        <w:t xml:space="preserve"> on stored data and the premiums are modelled,</w:t>
-        <w:br/>
-        <w:t>so read them as how often a method like this has worked, not as a promise of fills.</w:t>
+        <w:t xml:space="preserve"> is whether a bucket beats its usual rate:</w:t>
+        <w:br/>
+        <w:t xml:space="preserve">that test is what marks a </w:t>
+      </w:r>
+      <w:r>
+        <w:rPr>
+          <w:b/>
+        </w:rPr>
+        <w:t>Measured edge</w:t>
+      </w:r>
+      <w:r>
+        <w:rPr/>
+        <w:t xml:space="preserve"> or a </w:t>
+      </w:r>
+      <w:r>
+        <w:rPr>
+          <w:b/>
+        </w:rPr>
+        <w:t>Caution</w:t>
+      </w:r>
+      <w:r>
+        <w:rPr/>
+        <w:t>.</w:t>
       </w:r>
     </w:p>
     <w:p>

--- a/docs/manuals/user-guide/user-guide.docx
+++ b/docs/manuals/user-guide/user-guide.docx
@@ -11507,541 +11507,6 @@
       </w:pPr>
       <w:r>
         <w:rPr/>
-        <w:t>Opening Scalp</w:t>
-      </w:r>
-    </w:p>
-    <w:p>
-      <w:r>
-        <w:rPr>
-          <w:b/>
-        </w:rPr>
-        <w:t>Route:</w:t>
-      </w:r>
-      <w:r>
-        <w:rPr/>
-        <w:t xml:space="preserve"> </w:t>
-      </w:r>
-      <w:r>
-        <w:rPr>
-          <w:rFonts w:ascii="Consolas" w:hAnsi="Consolas"/>
-          <w:color w:val="334455"/>
-          <w:sz w:val="19"/>
-        </w:rPr>
-        <w:t>/options/scalp</w:t>
-      </w:r>
-      <w:r>
-        <w:rPr/>
-        <w:t xml:space="preserve">. A rail item under </w:t>
-      </w:r>
-      <w:r>
-        <w:rPr>
-          <w:b/>
-        </w:rPr>
-        <w:t>MARKETS</w:t>
-      </w:r>
-      <w:r>
-        <w:rPr/>
-        <w:t>, after Flow Alerts.</w:t>
-      </w:r>
-    </w:p>
-    <w:p>
-      <w:r>
-        <w:rPr/>
-        <w:t xml:space="preserve">A morning read for </w:t>
-      </w:r>
-      <w:r>
-        <w:rPr>
-          <w:rFonts w:ascii="Consolas" w:hAnsi="Consolas"/>
-          <w:color w:val="334455"/>
-          <w:sz w:val="19"/>
-        </w:rPr>
-        <w:t>$SPX</w:t>
-      </w:r>
-      <w:r>
-        <w:rPr/>
-        <w:t xml:space="preserve">, SPY and QQQ, published at </w:t>
-      </w:r>
-      <w:r>
-        <w:rPr>
-          <w:b/>
-        </w:rPr>
-        <w:t>08:36 CT</w:t>
-      </w:r>
-      <w:r>
-        <w:rPr/>
-        <w:t xml:space="preserve"> once the first</w:t>
-        <w:br/>
-        <w:t>five minutes are in. For each symbol it shows which way the market opened, how many of</w:t>
-        <w:br/>
-        <w:t>your premarket inputs agree, and how often four same-day (0DTE) scalps have worked on</w:t>
-        <w:br/>
-        <w:t xml:space="preserve">past mornings that looked like this one. </w:t>
-      </w:r>
-      <w:r>
-        <w:rPr>
-          <w:b/>
-        </w:rPr>
-        <w:t>It does not place trades</w:t>
-      </w:r>
-      <w:r>
-        <w:rPr/>
-        <w:t xml:space="preserve"> — you decide.</w:t>
-      </w:r>
-    </w:p>
-    <w:p>
-      <w:pPr>
-        <w:pStyle w:val="ListBullet"/>
-      </w:pPr>
-      <w:r>
-        <w:rPr>
-          <w:b/>
-        </w:rPr>
-        <w:t>Most mornings the answer is "No measured edge".</w:t>
-      </w:r>
-      <w:r>
-        <w:t xml:space="preserve"> That is normal, not an error: the</w:t>
-        <w:br/>
-        <w:t xml:space="preserve">  page then shows each trade's </w:t>
-      </w:r>
-      <w:r>
-        <w:rPr>
-          <w:b/>
-        </w:rPr>
-        <w:t>usual win rate</w:t>
-      </w:r>
-      <w:r>
-        <w:t xml:space="preserve"> and nothing more. Treat it as "nothing</w:t>
-        <w:br/>
-        <w:t xml:space="preserve">  here beats chance today".</w:t>
-      </w:r>
-    </w:p>
-    <w:p>
-      <w:pPr>
-        <w:pStyle w:val="ListBullet"/>
-      </w:pPr>
-      <w:r>
-        <w:t xml:space="preserve">The four trades are named by that morning's contract (an up open: </w:t>
-      </w:r>
-      <w:r>
-        <w:rPr>
-          <w:b/>
-        </w:rPr>
-        <w:t>Long call</w:t>
-      </w:r>
-      <w:r>
-        <w:t xml:space="preserve">, </w:t>
-      </w:r>
-      <w:r>
-        <w:rPr>
-          <w:b/>
-        </w:rPr>
-        <w:t>Long</w:t>
-        <w:br/>
-        <w:t xml:space="preserve">  put</w:t>
-      </w:r>
-      <w:r>
-        <w:t xml:space="preserve">, </w:t>
-      </w:r>
-      <w:r>
-        <w:rPr>
-          <w:b/>
-        </w:rPr>
-        <w:t>Put credit spread</w:t>
-      </w:r>
-      <w:r>
-        <w:t xml:space="preserve">, </w:t>
-      </w:r>
-      <w:r>
-        <w:rPr>
-          <w:b/>
-        </w:rPr>
-        <w:t>Call credit spread</w:t>
-      </w:r>
-      <w:r>
-        <w:t>; a down open mirrors it), each</w:t>
-        <w:br/>
-        <w:t xml:space="preserve">  marked as </w:t>
-      </w:r>
-      <w:r>
-        <w:rPr>
-          <w:i/>
-        </w:rPr>
-        <w:t>with</w:t>
-      </w:r>
-      <w:r>
-        <w:t xml:space="preserve"> or </w:t>
-      </w:r>
-      <w:r>
-        <w:rPr>
-          <w:i/>
-        </w:rPr>
-        <w:t>against</w:t>
-      </w:r>
-      <w:r>
-        <w:t xml:space="preserve"> the opening move. A </w:t>
-      </w:r>
-      <w:r>
-        <w:rPr>
-          <w:b/>
-        </w:rPr>
-        <w:t>win</w:t>
-      </w:r>
-      <w:r>
-        <w:t xml:space="preserve"> means +50% before −50% within</w:t>
-        <w:br/>
-        <w:t xml:space="preserve">  60 minutes. The win rates are always </w:t>
-      </w:r>
-      <w:r>
-        <w:rPr>
-          <w:b/>
-        </w:rPr>
-        <w:t>modelled</w:t>
-      </w:r>
-      <w:r>
-        <w:t xml:space="preserve"> (priced from the volatility index);</w:t>
-        <w:br/>
-        <w:t xml:space="preserve">  the </w:t>
-      </w:r>
-      <w:r>
-        <w:rPr>
-          <w:b/>
-        </w:rPr>
-        <w:t>Entry</w:t>
-      </w:r>
-      <w:r>
-        <w:t xml:space="preserve"> column shows the live 08:36 quote where the chain had the strike and says</w:t>
-        <w:br/>
-        <w:t xml:space="preserve">  </w:t>
-      </w:r>
-      <w:r>
-        <w:rPr>
-          <w:b/>
-        </w:rPr>
-        <w:t>modelled</w:t>
-      </w:r>
-      <w:r>
-        <w:t xml:space="preserve"> where it did not, and the </w:t>
-      </w:r>
-      <w:r>
-        <w:rPr>
-          <w:b/>
-        </w:rPr>
-        <w:t>Underlying move</w:t>
-      </w:r>
-      <w:r>
-        <w:t xml:space="preserve"> distances use the chain's</w:t>
-        <w:br/>
-        <w:t xml:space="preserve">  volatility when there is one.</w:t>
-      </w:r>
-    </w:p>
-    <w:p>
-      <w:pPr>
-        <w:pStyle w:val="ListBullet"/>
-      </w:pPr>
-      <w:r>
-        <w:rPr>
-          <w:b/>
-        </w:rPr>
-        <w:t>Measured edge</w:t>
-      </w:r>
-      <w:r>
-        <w:t xml:space="preserve"> marks the single trade whose bucket rate is reliably better than</w:t>
-        <w:br/>
-        <w:t xml:space="preserve">  usual (rare). </w:t>
-      </w:r>
-      <w:r>
-        <w:rPr>
-          <w:b/>
-        </w:rPr>
-        <w:t>Caution: measured to lose more often than usual</w:t>
-      </w:r>
-      <w:r>
-        <w:t xml:space="preserve"> marks a bucket that</w:t>
-        <w:br/>
-        <w:t xml:space="preserve">  is reliably worse — a reason to stay out, not to take the other side.</w:t>
-      </w:r>
-    </w:p>
-    <w:p>
-      <w:pPr>
-        <w:pStyle w:val="ListBullet"/>
-      </w:pPr>
-      <w:r>
-        <w:rPr>
-          <w:b/>
-        </w:rPr>
-        <w:t>Morning inputs</w:t>
-      </w:r>
-      <w:r>
-        <w:t xml:space="preserve"> lists each premarket reading and whether it </w:t>
-      </w:r>
-      <w:r>
-        <w:rPr>
-          <w:b/>
-        </w:rPr>
-        <w:t>agrees</w:t>
-      </w:r>
-      <w:r>
-        <w:t>,</w:t>
-        <w:br/>
-        <w:t xml:space="preserve">  </w:t>
-      </w:r>
-      <w:r>
-        <w:rPr>
-          <w:b/>
-        </w:rPr>
-        <w:t>disagrees</w:t>
-      </w:r>
-      <w:r>
-        <w:t xml:space="preserve">, sits in the </w:t>
-      </w:r>
-      <w:r>
-        <w:rPr>
-          <w:b/>
-        </w:rPr>
-        <w:t>dead zone</w:t>
-      </w:r>
-      <w:r>
-        <w:t xml:space="preserve">, or is </w:t>
-      </w:r>
-      <w:r>
-        <w:rPr>
-          <w:b/>
-        </w:rPr>
-        <w:t>absent</w:t>
-      </w:r>
-      <w:r>
-        <w:t>. An absent input is never a</w:t>
-        <w:br/>
-        <w:t xml:space="preserve">  disagreement.</w:t>
-      </w:r>
-    </w:p>
-    <w:p>
-      <w:pPr>
-        <w:pStyle w:val="ListBullet"/>
-      </w:pPr>
-      <w:r>
-        <w:rPr>
-          <w:b/>
-        </w:rPr>
-        <w:t>Refresh</w:t>
-      </w:r>
-      <w:r>
-        <w:t xml:space="preserve"> asks the service to rebuild the call. A call already shown today stays as</w:t>
-        <w:br/>
-        <w:t xml:space="preserve">  published; Refresh only fills in a symbol that has none yet, and no new call is built</w:t>
-        <w:br/>
-        <w:t xml:space="preserve">  after </w:t>
-      </w:r>
-      <w:r>
-        <w:rPr>
-          <w:b/>
-        </w:rPr>
-        <w:t>09:35 CT</w:t>
-      </w:r>
-      <w:r>
-        <w:t>, an hour after the 08:35 entry, because the trade it would describe</w:t>
-        <w:br/>
-        <w:t xml:space="preserve">  is over by then. A symbol whose morning had a direction but was never called reads</w:t>
-        <w:br/>
-        <w:t xml:space="preserve">  </w:t>
-      </w:r>
-      <w:r>
-        <w:rPr>
-          <w:b/>
-        </w:rPr>
-        <w:t>missed the call window</w:t>
-      </w:r>
-      <w:r>
-        <w:t>; one that opened flat or had no opening bar still says so,</w:t>
-        <w:br/>
-        <w:t xml:space="preserve">  with its inputs.</w:t>
-      </w:r>
-    </w:p>
-    <w:p>
-      <w:pPr>
-        <w:pStyle w:val="ListBullet"/>
-      </w:pPr>
-      <w:r>
-        <w:t>Before 08:36 (a Refresh pressed at 08:35 waits for the 08:36 call too), on a closed</w:t>
-        <w:br/>
-        <w:t xml:space="preserve">  day, or after a failed refresh the page shows the </w:t>
-      </w:r>
-      <w:r>
-        <w:rPr>
-          <w:b/>
-        </w:rPr>
-        <w:t>last call</w:t>
-      </w:r>
-      <w:r>
-        <w:t>, labelled with its</w:t>
-        <w:br/>
-        <w:t xml:space="preserve">  day, under a line saying when the next call is due.</w:t>
-      </w:r>
-    </w:p>
-    <w:p>
-      <w:pPr>
-        <w:pStyle w:val="ListBullet"/>
-      </w:pPr>
-      <w:r>
-        <w:rPr>
-          <w:b/>
-        </w:rPr>
-        <w:t>Not in the probability</w:t>
-      </w:r>
-      <w:r>
-        <w:t xml:space="preserve"> (the report link, headlines, flow alerts) is context only.</w:t>
-      </w:r>
-    </w:p>
-    <w:p>
-      <w:pPr>
-        <w:pStyle w:val="ListBullet"/>
-      </w:pPr>
-      <w:r>
-        <w:rPr>
-          <w:b/>
-        </w:rPr>
-        <w:t>Scorecard</w:t>
-      </w:r>
-      <w:r>
-        <w:t xml:space="preserve"> (the last card) is the record of how the published calls actually did.</w:t>
-        <w:br/>
-        <w:t xml:space="preserve">  Each evening, once the day's bars are in, the app </w:t>
-      </w:r>
-      <w:r>
-        <w:rPr>
-          <w:b/>
-        </w:rPr>
-        <w:t>grades</w:t>
-      </w:r>
-      <w:r>
-        <w:t xml:space="preserve"> every trade it showed that</w:t>
-        <w:br/>
-        <w:t xml:space="preserve">  morning, from the call as published (never from a later rebuild), under the target,</w:t>
-        <w:br/>
-        <w:t xml:space="preserve">  stop and time stop that call was made with (a setting changed later does not regrade</w:t>
-        <w:br/>
-        <w:t xml:space="preserve">  it), and the scorecard shows that evening's grades straight away. Per symbol, over the</w:t>
-        <w:br/>
-        <w:t xml:space="preserve">  last 20 graded days, it shows: </w:t>
-      </w:r>
-      <w:r>
-        <w:rPr>
-          <w:b/>
-        </w:rPr>
-        <w:t>Edge calls</w:t>
-      </w:r>
-      <w:r>
-        <w:t>, how often the one highlighted trade won</w:t>
-        <w:br/>
-        <w:t xml:space="preserve">  beside the rate it usually wins (most symbols have none, and the line says so);</w:t>
-        <w:br/>
-        <w:t xml:space="preserve">  </w:t>
-      </w:r>
-      <w:r>
-        <w:rPr>
-          <w:b/>
-        </w:rPr>
-        <w:t>Cautions</w:t>
-      </w:r>
-      <w:r>
-        <w:t>, how often a trade marked to avoid still won, beside its usual rate (the</w:t>
-        <w:br/>
-        <w:t xml:space="preserve">  caution is working when that is the lower number); and a table of all four trades with</w:t>
-        <w:br/>
-        <w:t xml:space="preserve">  their won / lost / timed-out counts and win rate. Two win rates sit side by side: the</w:t>
-        <w:br/>
-        <w:t xml:space="preserve">  </w:t>
-      </w:r>
-      <w:r>
-        <w:rPr>
-          <w:b/>
-        </w:rPr>
-        <w:t>model's</w:t>
-      </w:r>
-      <w:r>
-        <w:t xml:space="preserve"> (priced from the volatility index, the one the study uses) and the</w:t>
-        <w:br/>
-        <w:t xml:space="preserve">  </w:t>
-      </w:r>
-      <w:r>
-        <w:rPr>
-          <w:b/>
-        </w:rPr>
-        <w:t>live chain's</w:t>
-      </w:r>
-      <w:r>
-        <w:t xml:space="preserve"> (the same walk at the volatility the 08:36 chain implied; a dash when</w:t>
-        <w:br/>
-        <w:t xml:space="preserve">  no chain was captured that morning). A day whose bars are not all in yet is graded the</w:t>
-        <w:br/>
-        <w:t xml:space="preserve">  next evening. A call made on a shortened session (a half day) is not graded, because the</w:t>
-        <w:br/>
-        <w:t xml:space="preserve">  model's settlement time would be wrong. A grade is written once and never recomputed. A</w:t>
-        <w:br/>
-        <w:t xml:space="preserve">  handful of days says very little; read it as a record, not a verdict.</w:t>
-      </w:r>
-    </w:p>
-    <w:p>
-      <w:pPr>
-        <w:pStyle w:val="IntenseQuote"/>
-      </w:pPr>
-      <w:r>
-        <w:rPr/>
-        <w:t xml:space="preserve">The win rates are counted over </w:t>
-      </w:r>
-      <w:r>
-        <w:rPr>
-          <w:b/>
-        </w:rPr>
-        <w:t>every</w:t>
-      </w:r>
-      <w:r>
-        <w:rPr/>
-        <w:t xml:space="preserve"> stored morning, and the premiums are</w:t>
-        <w:br/>
-        <w:t>modelled, so read them as how often a method like this has worked, not as a promise</w:t>
-        <w:br/>
-        <w:t xml:space="preserve">of fills. What is </w:t>
-      </w:r>
-      <w:r>
-        <w:rPr>
-          <w:b/>
-        </w:rPr>
-        <w:t>walk-forward tested</w:t>
-      </w:r>
-      <w:r>
-        <w:rPr/>
-        <w:t xml:space="preserve"> is whether a bucket beats its usual rate:</w:t>
-        <w:br/>
-        <w:t xml:space="preserve">that test is what marks a </w:t>
-      </w:r>
-      <w:r>
-        <w:rPr>
-          <w:b/>
-        </w:rPr>
-        <w:t>Measured edge</w:t>
-      </w:r>
-      <w:r>
-        <w:rPr/>
-        <w:t xml:space="preserve"> or a </w:t>
-      </w:r>
-      <w:r>
-        <w:rPr>
-          <w:b/>
-        </w:rPr>
-        <w:t>Caution</w:t>
-      </w:r>
-      <w:r>
-        <w:rPr/>
-        <w:t>.</w:t>
-      </w:r>
-    </w:p>
-    <w:p>
-      <w:pPr>
-        <w:pStyle w:val="Heading2"/>
-      </w:pPr>
-      <w:r>
-        <w:rPr/>
         <w:t>Market News</w:t>
       </w:r>
     </w:p>
@@ -23876,6 +23341,541 @@
       <w:r>
         <w:rPr/>
         <w:t xml:space="preserve"> add to the Rescue nav badge (that counts paper positions).</w:t>
+      </w:r>
+    </w:p>
+    <w:p>
+      <w:pPr>
+        <w:pStyle w:val="Heading2"/>
+      </w:pPr>
+      <w:r>
+        <w:rPr/>
+        <w:t>Opening Scalp</w:t>
+      </w:r>
+    </w:p>
+    <w:p>
+      <w:r>
+        <w:rPr>
+          <w:b/>
+        </w:rPr>
+        <w:t>Route:</w:t>
+      </w:r>
+      <w:r>
+        <w:rPr/>
+        <w:t xml:space="preserve"> </w:t>
+      </w:r>
+      <w:r>
+        <w:rPr>
+          <w:rFonts w:ascii="Consolas" w:hAnsi="Consolas"/>
+          <w:color w:val="334455"/>
+          <w:sz w:val="19"/>
+        </w:rPr>
+        <w:t>/options/scalp</w:t>
+      </w:r>
+      <w:r>
+        <w:rPr/>
+        <w:t xml:space="preserve">. A rail item under </w:t>
+      </w:r>
+      <w:r>
+        <w:rPr>
+          <w:b/>
+        </w:rPr>
+        <w:t>STRATEGY</w:t>
+      </w:r>
+      <w:r>
+        <w:rPr/>
+        <w:t>, directly below the Options group.</w:t>
+      </w:r>
+    </w:p>
+    <w:p>
+      <w:r>
+        <w:rPr/>
+        <w:t xml:space="preserve">A morning read for </w:t>
+      </w:r>
+      <w:r>
+        <w:rPr>
+          <w:rFonts w:ascii="Consolas" w:hAnsi="Consolas"/>
+          <w:color w:val="334455"/>
+          <w:sz w:val="19"/>
+        </w:rPr>
+        <w:t>$SPX</w:t>
+      </w:r>
+      <w:r>
+        <w:rPr/>
+        <w:t xml:space="preserve">, SPY and QQQ, published at </w:t>
+      </w:r>
+      <w:r>
+        <w:rPr>
+          <w:b/>
+        </w:rPr>
+        <w:t>08:36 CT</w:t>
+      </w:r>
+      <w:r>
+        <w:rPr/>
+        <w:t xml:space="preserve"> once the first</w:t>
+        <w:br/>
+        <w:t>five minutes are in. For each symbol it shows which way the market opened, how many of</w:t>
+        <w:br/>
+        <w:t>your premarket inputs agree, and how often four same-day (0DTE) scalps have worked on</w:t>
+        <w:br/>
+        <w:t xml:space="preserve">past mornings that looked like this one. </w:t>
+      </w:r>
+      <w:r>
+        <w:rPr>
+          <w:b/>
+        </w:rPr>
+        <w:t>It does not place trades</w:t>
+      </w:r>
+      <w:r>
+        <w:rPr/>
+        <w:t xml:space="preserve"> — you decide.</w:t>
+      </w:r>
+    </w:p>
+    <w:p>
+      <w:pPr>
+        <w:pStyle w:val="ListBullet"/>
+      </w:pPr>
+      <w:r>
+        <w:rPr>
+          <w:b/>
+        </w:rPr>
+        <w:t>Most mornings the answer is "No measured edge".</w:t>
+      </w:r>
+      <w:r>
+        <w:t xml:space="preserve"> That is normal, not an error: the</w:t>
+        <w:br/>
+        <w:t xml:space="preserve">  page then shows each trade's </w:t>
+      </w:r>
+      <w:r>
+        <w:rPr>
+          <w:b/>
+        </w:rPr>
+        <w:t>usual win rate</w:t>
+      </w:r>
+      <w:r>
+        <w:t xml:space="preserve"> and nothing more. Treat it as "nothing</w:t>
+        <w:br/>
+        <w:t xml:space="preserve">  here beats chance today".</w:t>
+      </w:r>
+    </w:p>
+    <w:p>
+      <w:pPr>
+        <w:pStyle w:val="ListBullet"/>
+      </w:pPr>
+      <w:r>
+        <w:t xml:space="preserve">The four trades are named by that morning's contract (an up open: </w:t>
+      </w:r>
+      <w:r>
+        <w:rPr>
+          <w:b/>
+        </w:rPr>
+        <w:t>Long call</w:t>
+      </w:r>
+      <w:r>
+        <w:t xml:space="preserve">, </w:t>
+      </w:r>
+      <w:r>
+        <w:rPr>
+          <w:b/>
+        </w:rPr>
+        <w:t>Long</w:t>
+        <w:br/>
+        <w:t xml:space="preserve">  put</w:t>
+      </w:r>
+      <w:r>
+        <w:t xml:space="preserve">, </w:t>
+      </w:r>
+      <w:r>
+        <w:rPr>
+          <w:b/>
+        </w:rPr>
+        <w:t>Put credit spread</w:t>
+      </w:r>
+      <w:r>
+        <w:t xml:space="preserve">, </w:t>
+      </w:r>
+      <w:r>
+        <w:rPr>
+          <w:b/>
+        </w:rPr>
+        <w:t>Call credit spread</w:t>
+      </w:r>
+      <w:r>
+        <w:t>; a down open mirrors it), each</w:t>
+        <w:br/>
+        <w:t xml:space="preserve">  marked as </w:t>
+      </w:r>
+      <w:r>
+        <w:rPr>
+          <w:i/>
+        </w:rPr>
+        <w:t>with</w:t>
+      </w:r>
+      <w:r>
+        <w:t xml:space="preserve"> or </w:t>
+      </w:r>
+      <w:r>
+        <w:rPr>
+          <w:i/>
+        </w:rPr>
+        <w:t>against</w:t>
+      </w:r>
+      <w:r>
+        <w:t xml:space="preserve"> the opening move. A </w:t>
+      </w:r>
+      <w:r>
+        <w:rPr>
+          <w:b/>
+        </w:rPr>
+        <w:t>win</w:t>
+      </w:r>
+      <w:r>
+        <w:t xml:space="preserve"> means +50% before −50% within</w:t>
+        <w:br/>
+        <w:t xml:space="preserve">  60 minutes. The win rates are always </w:t>
+      </w:r>
+      <w:r>
+        <w:rPr>
+          <w:b/>
+        </w:rPr>
+        <w:t>modelled</w:t>
+      </w:r>
+      <w:r>
+        <w:t xml:space="preserve"> (priced from the volatility index);</w:t>
+        <w:br/>
+        <w:t xml:space="preserve">  the </w:t>
+      </w:r>
+      <w:r>
+        <w:rPr>
+          <w:b/>
+        </w:rPr>
+        <w:t>Entry</w:t>
+      </w:r>
+      <w:r>
+        <w:t xml:space="preserve"> column shows the live 08:36 quote where the chain had the strike and says</w:t>
+        <w:br/>
+        <w:t xml:space="preserve">  </w:t>
+      </w:r>
+      <w:r>
+        <w:rPr>
+          <w:b/>
+        </w:rPr>
+        <w:t>modelled</w:t>
+      </w:r>
+      <w:r>
+        <w:t xml:space="preserve"> where it did not, and the </w:t>
+      </w:r>
+      <w:r>
+        <w:rPr>
+          <w:b/>
+        </w:rPr>
+        <w:t>Underlying move</w:t>
+      </w:r>
+      <w:r>
+        <w:t xml:space="preserve"> distances use the chain's</w:t>
+        <w:br/>
+        <w:t xml:space="preserve">  volatility when there is one.</w:t>
+      </w:r>
+    </w:p>
+    <w:p>
+      <w:pPr>
+        <w:pStyle w:val="ListBullet"/>
+      </w:pPr>
+      <w:r>
+        <w:rPr>
+          <w:b/>
+        </w:rPr>
+        <w:t>Measured edge</w:t>
+      </w:r>
+      <w:r>
+        <w:t xml:space="preserve"> marks the single trade whose bucket rate is reliably better than</w:t>
+        <w:br/>
+        <w:t xml:space="preserve">  usual (rare). </w:t>
+      </w:r>
+      <w:r>
+        <w:rPr>
+          <w:b/>
+        </w:rPr>
+        <w:t>Caution: measured to lose more often than usual</w:t>
+      </w:r>
+      <w:r>
+        <w:t xml:space="preserve"> marks a bucket that</w:t>
+        <w:br/>
+        <w:t xml:space="preserve">  is reliably worse — a reason to stay out, not to take the other side.</w:t>
+      </w:r>
+    </w:p>
+    <w:p>
+      <w:pPr>
+        <w:pStyle w:val="ListBullet"/>
+      </w:pPr>
+      <w:r>
+        <w:rPr>
+          <w:b/>
+        </w:rPr>
+        <w:t>Morning inputs</w:t>
+      </w:r>
+      <w:r>
+        <w:t xml:space="preserve"> lists each premarket reading and whether it </w:t>
+      </w:r>
+      <w:r>
+        <w:rPr>
+          <w:b/>
+        </w:rPr>
+        <w:t>agrees</w:t>
+      </w:r>
+      <w:r>
+        <w:t>,</w:t>
+        <w:br/>
+        <w:t xml:space="preserve">  </w:t>
+      </w:r>
+      <w:r>
+        <w:rPr>
+          <w:b/>
+        </w:rPr>
+        <w:t>disagrees</w:t>
+      </w:r>
+      <w:r>
+        <w:t xml:space="preserve">, sits in the </w:t>
+      </w:r>
+      <w:r>
+        <w:rPr>
+          <w:b/>
+        </w:rPr>
+        <w:t>dead zone</w:t>
+      </w:r>
+      <w:r>
+        <w:t xml:space="preserve">, or is </w:t>
+      </w:r>
+      <w:r>
+        <w:rPr>
+          <w:b/>
+        </w:rPr>
+        <w:t>absent</w:t>
+      </w:r>
+      <w:r>
+        <w:t>. An absent input is never a</w:t>
+        <w:br/>
+        <w:t xml:space="preserve">  disagreement.</w:t>
+      </w:r>
+    </w:p>
+    <w:p>
+      <w:pPr>
+        <w:pStyle w:val="ListBullet"/>
+      </w:pPr>
+      <w:r>
+        <w:rPr>
+          <w:b/>
+        </w:rPr>
+        <w:t>Refresh</w:t>
+      </w:r>
+      <w:r>
+        <w:t xml:space="preserve"> asks the service to rebuild the call. A call already shown today stays as</w:t>
+        <w:br/>
+        <w:t xml:space="preserve">  published; Refresh only fills in a symbol that has none yet, and no new call is built</w:t>
+        <w:br/>
+        <w:t xml:space="preserve">  after </w:t>
+      </w:r>
+      <w:r>
+        <w:rPr>
+          <w:b/>
+        </w:rPr>
+        <w:t>09:35 CT</w:t>
+      </w:r>
+      <w:r>
+        <w:t>, an hour after the 08:35 entry, because the trade it would describe</w:t>
+        <w:br/>
+        <w:t xml:space="preserve">  is over by then. A symbol whose morning had a direction but was never called reads</w:t>
+        <w:br/>
+        <w:t xml:space="preserve">  </w:t>
+      </w:r>
+      <w:r>
+        <w:rPr>
+          <w:b/>
+        </w:rPr>
+        <w:t>missed the call window</w:t>
+      </w:r>
+      <w:r>
+        <w:t>; one that opened flat or had no opening bar still says so,</w:t>
+        <w:br/>
+        <w:t xml:space="preserve">  with its inputs.</w:t>
+      </w:r>
+    </w:p>
+    <w:p>
+      <w:pPr>
+        <w:pStyle w:val="ListBullet"/>
+      </w:pPr>
+      <w:r>
+        <w:t>Before 08:36 (a Refresh pressed at 08:35 waits for the 08:36 call too), on a closed</w:t>
+        <w:br/>
+        <w:t xml:space="preserve">  day, or after a failed refresh the page shows the </w:t>
+      </w:r>
+      <w:r>
+        <w:rPr>
+          <w:b/>
+        </w:rPr>
+        <w:t>last call</w:t>
+      </w:r>
+      <w:r>
+        <w:t>, labelled with its</w:t>
+        <w:br/>
+        <w:t xml:space="preserve">  day, under a line saying when the next call is due.</w:t>
+      </w:r>
+    </w:p>
+    <w:p>
+      <w:pPr>
+        <w:pStyle w:val="ListBullet"/>
+      </w:pPr>
+      <w:r>
+        <w:rPr>
+          <w:b/>
+        </w:rPr>
+        <w:t>Not in the probability</w:t>
+      </w:r>
+      <w:r>
+        <w:t xml:space="preserve"> (the report link, headlines, flow alerts) is context only.</w:t>
+      </w:r>
+    </w:p>
+    <w:p>
+      <w:pPr>
+        <w:pStyle w:val="ListBullet"/>
+      </w:pPr>
+      <w:r>
+        <w:rPr>
+          <w:b/>
+        </w:rPr>
+        <w:t>Scorecard</w:t>
+      </w:r>
+      <w:r>
+        <w:t xml:space="preserve"> (the last card) is the record of how the published calls actually did.</w:t>
+        <w:br/>
+        <w:t xml:space="preserve">  Each evening, once the day's bars are in, the app </w:t>
+      </w:r>
+      <w:r>
+        <w:rPr>
+          <w:b/>
+        </w:rPr>
+        <w:t>grades</w:t>
+      </w:r>
+      <w:r>
+        <w:t xml:space="preserve"> every trade it showed that</w:t>
+        <w:br/>
+        <w:t xml:space="preserve">  morning, from the call as published (never from a later rebuild), under the target,</w:t>
+        <w:br/>
+        <w:t xml:space="preserve">  stop and time stop that call was made with (a setting changed later does not regrade</w:t>
+        <w:br/>
+        <w:t xml:space="preserve">  it), and the scorecard shows that evening's grades straight away. Per symbol, over the</w:t>
+        <w:br/>
+        <w:t xml:space="preserve">  last 20 graded days, it shows: </w:t>
+      </w:r>
+      <w:r>
+        <w:rPr>
+          <w:b/>
+        </w:rPr>
+        <w:t>Edge calls</w:t>
+      </w:r>
+      <w:r>
+        <w:t>, how often the one highlighted trade won</w:t>
+        <w:br/>
+        <w:t xml:space="preserve">  beside the rate it usually wins (most symbols have none, and the line says so);</w:t>
+        <w:br/>
+        <w:t xml:space="preserve">  </w:t>
+      </w:r>
+      <w:r>
+        <w:rPr>
+          <w:b/>
+        </w:rPr>
+        <w:t>Cautions</w:t>
+      </w:r>
+      <w:r>
+        <w:t>, how often a trade marked to avoid still won, beside its usual rate (the</w:t>
+        <w:br/>
+        <w:t xml:space="preserve">  caution is working when that is the lower number); and a table of all four trades with</w:t>
+        <w:br/>
+        <w:t xml:space="preserve">  their won / lost / timed-out counts and win rate. Two win rates sit side by side: the</w:t>
+        <w:br/>
+        <w:t xml:space="preserve">  </w:t>
+      </w:r>
+      <w:r>
+        <w:rPr>
+          <w:b/>
+        </w:rPr>
+        <w:t>model's</w:t>
+      </w:r>
+      <w:r>
+        <w:t xml:space="preserve"> (priced from the volatility index, the one the study uses) and the</w:t>
+        <w:br/>
+        <w:t xml:space="preserve">  </w:t>
+      </w:r>
+      <w:r>
+        <w:rPr>
+          <w:b/>
+        </w:rPr>
+        <w:t>live chain's</w:t>
+      </w:r>
+      <w:r>
+        <w:t xml:space="preserve"> (the same walk at the volatility the 08:36 chain implied; a dash when</w:t>
+        <w:br/>
+        <w:t xml:space="preserve">  no chain was captured that morning). A day whose bars are not all in yet is graded the</w:t>
+        <w:br/>
+        <w:t xml:space="preserve">  next evening. A call made on a shortened session (a half day) is not graded, because the</w:t>
+        <w:br/>
+        <w:t xml:space="preserve">  model's settlement time would be wrong. A grade is written once and never recomputed. A</w:t>
+        <w:br/>
+        <w:t xml:space="preserve">  handful of days says very little; read it as a record, not a verdict.</w:t>
+      </w:r>
+    </w:p>
+    <w:p>
+      <w:pPr>
+        <w:pStyle w:val="IntenseQuote"/>
+      </w:pPr>
+      <w:r>
+        <w:rPr/>
+        <w:t xml:space="preserve">The win rates are counted over </w:t>
+      </w:r>
+      <w:r>
+        <w:rPr>
+          <w:b/>
+        </w:rPr>
+        <w:t>every</w:t>
+      </w:r>
+      <w:r>
+        <w:rPr/>
+        <w:t xml:space="preserve"> stored morning, and the premiums are</w:t>
+        <w:br/>
+        <w:t>modelled, so read them as how often a method like this has worked, not as a promise</w:t>
+        <w:br/>
+        <w:t xml:space="preserve">of fills. What is </w:t>
+      </w:r>
+      <w:r>
+        <w:rPr>
+          <w:b/>
+        </w:rPr>
+        <w:t>walk-forward tested</w:t>
+      </w:r>
+      <w:r>
+        <w:rPr/>
+        <w:t xml:space="preserve"> is whether a bucket beats its usual rate:</w:t>
+        <w:br/>
+        <w:t xml:space="preserve">that test is what marks a </w:t>
+      </w:r>
+      <w:r>
+        <w:rPr>
+          <w:b/>
+        </w:rPr>
+        <w:t>Measured edge</w:t>
+      </w:r>
+      <w:r>
+        <w:rPr/>
+        <w:t xml:space="preserve"> or a </w:t>
+      </w:r>
+      <w:r>
+        <w:rPr>
+          <w:b/>
+        </w:rPr>
+        <w:t>Caution</w:t>
+      </w:r>
+      <w:r>
+        <w:rPr/>
+        <w:t>.</w:t>
       </w:r>
     </w:p>
     <w:p>

--- a/docs/manuals/user-guide/user-guide.docx
+++ b/docs/manuals/user-guide/user-guide.docx
@@ -32,7 +32,7 @@
           <w:color w:val="5B6678"/>
           <w:sz w:val="18"/>
         </w:rPr>
-        <w:t>NeuralStrike · Generated 2026-10-18</w:t>
+        <w:t>NeuralStrike · Generated 2026-10-20</w:t>
       </w:r>
     </w:p>
     <w:p/>
@@ -23696,7 +23696,7 @@
       <w:r>
         <w:t>; one that opened flat or had no opening bar still says so,</w:t>
         <w:br/>
-        <w:t xml:space="preserve">  with its inputs.</w:t>
+        <w:t xml:space="preserve">  with its inputs. (The 15-minute calls below follow their own rule for Refresh.)</w:t>
       </w:r>
     </w:p>
     <w:p>
@@ -23821,6 +23821,509 @@
         <w:t xml:space="preserve">  model's settlement time would be wrong. A grade is written once and never recomputed. A</w:t>
         <w:br/>
         <w:t xml:space="preserve">  handful of days says very little; read it as a record, not a verdict.</w:t>
+      </w:r>
+    </w:p>
+    <w:p>
+      <w:pPr>
+        <w:pStyle w:val="Heading3"/>
+      </w:pPr>
+      <w:r>
+        <w:rPr/>
+        <w:t>Calls every 15 minutes</w:t>
+      </w:r>
+    </w:p>
+    <w:p>
+      <w:r>
+        <w:rPr/>
+        <w:t xml:space="preserve">Under the 08:36 cards the page makes </w:t>
+      </w:r>
+      <w:r>
+        <w:rPr>
+          <w:b/>
+        </w:rPr>
+        <w:t>a new call every 15 minutes, from 08:51 to</w:t>
+        <w:br/>
+        <w:t>13:51 CT</w:t>
+      </w:r>
+      <w:r>
+        <w:rPr/>
+        <w:t xml:space="preserve"> (21 a day), for the same three symbols. Each is a scalp you would enter </w:t>
+      </w:r>
+      <w:r>
+        <w:rPr>
+          <w:i/>
+        </w:rPr>
+        <w:t>at</w:t>
+        <w:br/>
+        <w:t>that moment</w:t>
+      </w:r>
+      <w:r>
+        <w:rPr/>
+        <w:t>, with the same trade rules (+50% before −50% of the price paid, closed</w:t>
+        <w:br/>
+        <w:t>after 60 minutes at the latest). A call is frozen the moment it is shown: the next one</w:t>
+        <w:br/>
+        <w:t>is a new call, not an edit of the last.</w:t>
+      </w:r>
+    </w:p>
+    <w:p>
+      <w:pPr>
+        <w:pStyle w:val="ListBullet"/>
+      </w:pPr>
+      <w:r>
+        <w:rPr>
+          <w:b/>
+        </w:rPr>
+        <w:t>Latest call.</w:t>
+      </w:r>
+      <w:r>
+        <w:t xml:space="preserve"> One card per symbol. It says which way the symbol moved over the</w:t>
+        <w:br/>
+        <w:t xml:space="preserve">  </w:t>
+      </w:r>
+      <w:r>
+        <w:rPr>
+          <w:b/>
+        </w:rPr>
+        <w:t>last 15 minutes</w:t>
+      </w:r>
+      <w:r>
+        <w:t xml:space="preserve"> (up, down, or flat; a flat or missing tape gets no call), names</w:t>
+        <w:br/>
+        <w:t xml:space="preserve">  the four trades by that move's contract, and shows the same columns as the morning</w:t>
+        <w:br/>
+        <w:t xml:space="preserve">  card. The one difference is the sample: it counts </w:t>
+      </w:r>
+      <w:r>
+        <w:rPr>
+          <w:b/>
+        </w:rPr>
+        <w:t>days</w:t>
+      </w:r>
+      <w:r>
+        <w:t>, not calls. Several</w:t>
+        <w:br/>
+        <w:t xml:space="preserve">  calls are made on one day from the same tape, so "5 days" means five different days,</w:t>
+        <w:br/>
+        <w:t xml:space="preserve">  however many calls fell on them.</w:t>
+      </w:r>
+    </w:p>
+    <w:p>
+      <w:pPr>
+        <w:pStyle w:val="ListBullet"/>
+      </w:pPr>
+      <w:r>
+        <w:rPr>
+          <w:b/>
+        </w:rPr>
+        <w:t>"No measured edge" is still the usual answer.</w:t>
+      </w:r>
+      <w:r>
+        <w:t xml:space="preserve"> The rates are how often a trade</w:t>
+        <w:br/>
+        <w:t xml:space="preserve">  has won over </w:t>
+      </w:r>
+      <w:r>
+        <w:rPr>
+          <w:b/>
+        </w:rPr>
+        <w:t>every</w:t>
+      </w:r>
+      <w:r>
+        <w:t xml:space="preserve"> stored day with a setup like this one at this time of day (the</w:t>
+        <w:br/>
+        <w:t xml:space="preserve">  day is split into a </w:t>
+      </w:r>
+      <w:r>
+        <w:rPr>
+          <w:b/>
+        </w:rPr>
+        <w:t>morning</w:t>
+      </w:r>
+      <w:r>
+        <w:t xml:space="preserve">, </w:t>
+      </w:r>
+      <w:r>
+        <w:rPr>
+          <w:b/>
+        </w:rPr>
+        <w:t>midday</w:t>
+      </w:r>
+      <w:r>
+        <w:t xml:space="preserve"> and </w:t>
+      </w:r>
+      <w:r>
+        <w:rPr>
+          <w:b/>
+        </w:rPr>
+        <w:t>afternoon</w:t>
+      </w:r>
+      <w:r>
+        <w:t xml:space="preserve"> block). Whether a bucket</w:t>
+        <w:br/>
+        <w:t xml:space="preserve">  beats its usual rate is </w:t>
+      </w:r>
+      <w:r>
+        <w:rPr>
+          <w:b/>
+        </w:rPr>
+        <w:t>walk-forward tested</w:t>
+      </w:r>
+      <w:r>
+        <w:t>, and it must beat it by a clear</w:t>
+        <w:br/>
+        <w:t xml:space="preserve">  margin, not a hair, before the card says </w:t>
+      </w:r>
+      <w:r>
+        <w:rPr>
+          <w:b/>
+        </w:rPr>
+        <w:t>Measured edge</w:t>
+      </w:r>
+      <w:r>
+        <w:t>.</w:t>
+      </w:r>
+    </w:p>
+    <w:p>
+      <w:pPr>
+        <w:pStyle w:val="ListBullet"/>
+      </w:pPr>
+      <w:r>
+        <w:rPr>
+          <w:b/>
+        </w:rPr>
+        <w:t>Confirmation: Confirms, Mixed or Contradicts.</w:t>
+      </w:r>
+      <w:r>
+        <w:t xml:space="preserve"> Beside each call the page asks four</w:t>
+        <w:br/>
+        <w:t xml:space="preserve">  other sources whether they agree with the move: </w:t>
+      </w:r>
+      <w:r>
+        <w:rPr>
+          <w:b/>
+        </w:rPr>
+        <w:t>Options flow</w:t>
+      </w:r>
+      <w:r>
+        <w:t xml:space="preserve"> (the bullish and</w:t>
+        <w:br/>
+        <w:t xml:space="preserve">  bearish alerts of the last 30 minutes on the symbol and the ten big names),</w:t>
+        <w:br/>
+        <w:t xml:space="preserve">  </w:t>
+      </w:r>
+      <w:r>
+        <w:rPr>
+          <w:b/>
+        </w:rPr>
+        <w:t>Net premium</w:t>
+      </w:r>
+      <w:r>
+        <w:t xml:space="preserve"> (whether the money in calls or in puts leads), </w:t>
+      </w:r>
+      <w:r>
+        <w:rPr>
+          <w:b/>
+        </w:rPr>
+        <w:t>Dealer positioning</w:t>
+      </w:r>
+      <w:r>
+        <w:br/>
+        <w:t xml:space="preserve">  (below) and </w:t>
+      </w:r>
+      <w:r>
+        <w:rPr>
+          <w:b/>
+        </w:rPr>
+        <w:t>Market sentiment</w:t>
+      </w:r>
+      <w:r>
+        <w:t xml:space="preserve"> (counts for half as much). Each reads </w:t>
+      </w:r>
+      <w:r>
+        <w:rPr>
+          <w:b/>
+        </w:rPr>
+        <w:t>Agrees</w:t>
+      </w:r>
+      <w:r>
+        <w:t>,</w:t>
+        <w:br/>
+        <w:t xml:space="preserve">  </w:t>
+      </w:r>
+      <w:r>
+        <w:rPr>
+          <w:b/>
+        </w:rPr>
+        <w:t>Disagrees</w:t>
+      </w:r>
+      <w:r>
+        <w:t xml:space="preserve">, </w:t>
+      </w:r>
+      <w:r>
+        <w:rPr>
+          <w:b/>
+        </w:rPr>
+        <w:t>No side</w:t>
+      </w:r>
+      <w:r>
+        <w:t xml:space="preserve"> (it looked and found nothing either way) or </w:t>
+      </w:r>
+      <w:r>
+        <w:rPr>
+          <w:b/>
+        </w:rPr>
+        <w:t>No reading</w:t>
+      </w:r>
+      <w:r>
+        <w:br/>
+        <w:t xml:space="preserve">  (missing or older than five minutes: never read as "no side"). </w:t>
+      </w:r>
+      <w:r>
+        <w:rPr>
+          <w:b/>
+        </w:rPr>
+        <w:t>This is not in the</w:t>
+        <w:br/>
+        <w:t xml:space="preserve">  probability.</w:t>
+      </w:r>
+      <w:r>
+        <w:t xml:space="preserve"> It is a word, not a chance of winning, and it has not been tested: the</w:t>
+        <w:br/>
+        <w:t xml:space="preserve">  app only records it every 15 minutes so that it </w:t>
+      </w:r>
+      <w:r>
+        <w:rPr>
+          <w:i/>
+        </w:rPr>
+        <w:t>can</w:t>
+      </w:r>
+      <w:r>
+        <w:t xml:space="preserve"> be tested after a few</w:t>
+        <w:br/>
+        <w:t xml:space="preserve">  months. Treat it as context.</w:t>
+      </w:r>
+    </w:p>
+    <w:p>
+      <w:pPr>
+        <w:pStyle w:val="ListBullet"/>
+      </w:pPr>
+      <w:r>
+        <w:rPr>
+          <w:b/>
+        </w:rPr>
+        <w:t>The dealer read, in plain words.</w:t>
+      </w:r>
+      <w:r>
+        <w:t xml:space="preserve"> It asks: </w:t>
+      </w:r>
+      <w:r>
+        <w:rPr>
+          <w:i/>
+        </w:rPr>
+        <w:t>is there room for this trade to work</w:t>
+        <w:br/>
+        <w:t xml:space="preserve">  before it hits the wall dealers are hedged around?</w:t>
+      </w:r>
+      <w:r>
+        <w:t xml:space="preserve"> For an up call it looks at the</w:t>
+        <w:br/>
+        <w:t xml:space="preserve">  </w:t>
+      </w:r>
+      <w:r>
+        <w:rPr>
+          <w:b/>
+        </w:rPr>
+        <w:t>call wall</w:t>
+      </w:r>
+      <w:r>
+        <w:t xml:space="preserve"> above the price, for a down call the </w:t>
+      </w:r>
+      <w:r>
+        <w:rPr>
+          <w:b/>
+        </w:rPr>
+        <w:t>put wall</w:t>
+      </w:r>
+      <w:r>
+        <w:t xml:space="preserve"> below it, and compares</w:t>
+        <w:br/>
+        <w:t xml:space="preserve">  the distance with how far the underlying must move to reach the trade's target. The</w:t>
+        <w:br/>
+        <w:t xml:space="preserve">  line reads, for example, "Room up to the call wall at 5,850 (0.4%); 7 of 10 big names</w:t>
+        <w:br/>
+        <w:t xml:space="preserve">  have room", or says the wall is inside the target. The </w:t>
+      </w:r>
+      <w:r>
+        <w:rPr>
+          <w:b/>
+        </w:rPr>
+        <w:t>breadth</w:t>
+      </w:r>
+      <w:r>
+        <w:t xml:space="preserve"> part counts how</w:t>
+        <w:br/>
+        <w:t xml:space="preserve">  many of the ten big names have the same room, in percent of their own price. If the</w:t>
+        <w:br/>
+        <w:t xml:space="preserve">  data has no gamma reading (Schwab sometimes sends none), the walls are not trusted</w:t>
+        <w:br/>
+        <w:t xml:space="preserve">  and the line says "no usable wall (no gamma reading)" instead of guessing.</w:t>
+      </w:r>
+    </w:p>
+    <w:p>
+      <w:pPr>
+        <w:pStyle w:val="ListBullet"/>
+      </w:pPr>
+      <w:r>
+        <w:rPr>
+          <w:b/>
+        </w:rPr>
+        <w:t>Under each trade</w:t>
+      </w:r>
+      <w:r>
+        <w:t xml:space="preserve"> the card names any wall that sits between the entry and its</w:t>
+        <w:br/>
+        <w:t xml:space="preserve">  target or stop ("Target is beyond the call wall at 5,850").</w:t>
+      </w:r>
+    </w:p>
+    <w:p>
+      <w:pPr>
+        <w:pStyle w:val="ListBullet"/>
+      </w:pPr>
+      <w:r>
+        <w:rPr>
+          <w:b/>
+        </w:rPr>
+        <w:t>Today's calls</w:t>
+      </w:r>
+      <w:r>
+        <w:t xml:space="preserve"> lists every slot made today: the time, per symbol the direction, the</w:t>
+        <w:br/>
+        <w:t xml:space="preserve">  highlighted trade (or a dash), the confirmation word and any note. A call built without</w:t>
+        <w:br/>
+        <w:t xml:space="preserve">  fresh bars for some input says which.</w:t>
+      </w:r>
+    </w:p>
+    <w:p>
+      <w:pPr>
+        <w:pStyle w:val="ListBullet"/>
+      </w:pPr>
+      <w:r>
+        <w:rPr>
+          <w:b/>
+        </w:rPr>
+        <w:t>When a call stops being current.</w:t>
+      </w:r>
+      <w:r>
+        <w:t xml:space="preserve"> A call is current until the next slot or until</w:t>
+        <w:br/>
+        <w:t xml:space="preserve">  its own hour is up, whichever comes first. After that it reads </w:t>
+      </w:r>
+      <w:r>
+        <w:rPr>
+          <w:b/>
+        </w:rPr>
+        <w:t>Last call ... past</w:t>
+      </w:r>
+      <w:r>
+        <w:br/>
+        <w:t xml:space="preserve">  (the next slot is overdue) or </w:t>
+      </w:r>
+      <w:r>
+        <w:rPr>
+          <w:b/>
+        </w:rPr>
+        <w:t>Last call ... over</w:t>
+      </w:r>
+      <w:r>
+        <w:t xml:space="preserve"> (its hour is up), and is drawn</w:t>
+        <w:br/>
+        <w:t xml:space="preserve">  muted. The 13:51 call says it is the </w:t>
+      </w:r>
+      <w:r>
+        <w:rPr>
+          <w:b/>
+        </w:rPr>
+        <w:t>final call of the day</w:t>
+      </w:r>
+      <w:r>
+        <w:t xml:space="preserve"> and names the next</w:t>
+        <w:br/>
+        <w:t xml:space="preserve">  session's first call. The page rechecks the clock every 30 seconds, so an open tab</w:t>
+        <w:br/>
+        <w:t xml:space="preserve">  never keeps showing a stale call as current. A list from an earlier day says whose day</w:t>
+        <w:br/>
+        <w:t xml:space="preserve">  it is and is not today's.</w:t>
+      </w:r>
+    </w:p>
+    <w:p>
+      <w:pPr>
+        <w:pStyle w:val="ListBullet"/>
+      </w:pPr>
+      <w:r>
+        <w:rPr>
+          <w:b/>
+        </w:rPr>
+        <w:t>Refresh and the 15-minute calls.</w:t>
+      </w:r>
+      <w:r>
+        <w:t xml:space="preserve"> Refresh never makes an off-slot call. Inside a</w:t>
+        <w:br/>
+        <w:t xml:space="preserve">  slot's five-minute window it fills in any symbol that slot has not published yet;</w:t>
+        <w:br/>
+        <w:t xml:space="preserve">  outside a window it only puts today's published calls back on screen. A slot missed by</w:t>
+        <w:br/>
+        <w:t xml:space="preserve">  more than five minutes is skipped, not made up later.</w:t>
+      </w:r>
+    </w:p>
+    <w:p>
+      <w:pPr>
+        <w:pStyle w:val="ListBullet"/>
+      </w:pPr>
+      <w:r>
+        <w:rPr>
+          <w:b/>
+        </w:rPr>
+        <w:t>Scorecard, intraday part.</w:t>
+      </w:r>
+      <w:r>
+        <w:t xml:space="preserve"> Each evening every intraday call is graded the same way as</w:t>
+        <w:br/>
+        <w:t xml:space="preserve">  the morning ones. The scorecard then shows, per symbol and per block, </w:t>
+      </w:r>
+      <w:r>
+        <w:rPr>
+          <w:b/>
+        </w:rPr>
+        <w:t>Edge calls</w:t>
+      </w:r>
+      <w:r>
+        <w:br/>
+        <w:t xml:space="preserve">  and </w:t>
+      </w:r>
+      <w:r>
+        <w:rPr>
+          <w:b/>
+        </w:rPr>
+        <w:t>Cautions</w:t>
+      </w:r>
+      <w:r>
+        <w:t xml:space="preserve"> as above, and the long-with-the-move trade's win rate split by the</w:t>
+        <w:br/>
+        <w:t xml:space="preserve">  confirmation word, each beside the </w:t>
+      </w:r>
+      <w:r>
+        <w:rPr>
+          <w:b/>
+        </w:rPr>
+        <w:t>days</w:t>
+      </w:r>
+      <w:r>
+        <w:t xml:space="preserve"> it rests on. That split is the first,</w:t>
+        <w:br/>
+        <w:t xml:space="preserve">  informal look at whether the confirmation helps; with a few weeks of data it says almost</w:t>
+        <w:br/>
+        <w:t xml:space="preserve">  nothing.</w:t>
       </w:r>
     </w:p>
     <w:p>
@@ -32118,7 +32621,7 @@
             <w:r/>
             <w:r>
               <w:rPr/>
-              <w:t xml:space="preserve">The symbols it calls and the bars it keeps, strike steps and spread widths, the target, stop and time stop, the volatility multipliers the study tries (a list of numbers), the cut points between low, mid and high agreement, and the scorecard window. The 08:36 call and 16:20 nightly pass times are under </w:t>
+              <w:t xml:space="preserve">The symbols it calls and the bars it keeps, strike steps and spread widths, the target, stop and time stop, the volatility multipliers the study tries (a list of numbers), the cut points between low, mid and high agreement, and the scorecard window; for the 15-minute calls, their first and last time, the gap, how late one may still fire, the flat band, the day's three blocks, the margin an edge must clear, and the confirmation's look-back, margins, cut points and the weight of each source. The 08:36 call and 16:20 nightly pass times are under </w:t>
             </w:r>
             <w:r>
               <w:rPr>

--- a/docs/manuals/user-guide/user-guide.docx
+++ b/docs/manuals/user-guide/user-guide.docx
@@ -24167,7 +24167,7 @@
         <w:br/>
         <w:t xml:space="preserve">  data has no gamma reading (Schwab sometimes sends none), the walls are not trusted</w:t>
         <w:br/>
-        <w:t xml:space="preserve">  and the line says "no usable wall (no gamma reading)" instead of guessing.</w:t>
+        <w:t xml:space="preserve">  and the line says "No usable call wall for SPY (no gamma reading)" (or put wall, for a down call) instead of guessing.</w:t>
       </w:r>
     </w:p>
     <w:p>

--- a/docs/manuals/user-guide/user-guide.docx
+++ b/docs/manuals/user-guide/user-guide.docx
@@ -24077,20 +24077,26 @@
       </w:r>
       <w:r>
         <w:br/>
-        <w:t xml:space="preserve">  (missing or older than five minutes: never read as "no side"). </w:t>
-      </w:r>
-      <w:r>
-        <w:rPr>
-          <w:b/>
-        </w:rPr>
-        <w:t>This is not in the</w:t>
-        <w:br/>
-        <w:t xml:space="preserve">  probability.</w:t>
-      </w:r>
-      <w:r>
-        <w:t xml:space="preserve"> It is a word, not a chance of winning, and it has not been tested: the</w:t>
-        <w:br/>
-        <w:t xml:space="preserve">  app only records it every 15 minutes so that it </w:t>
+        <w:t xml:space="preserve">  (missing or older than five minutes, or a flow list from an earlier day: never read</w:t>
+        <w:br/>
+        <w:t xml:space="preserve">  as "no side"). Beside the word the page says how many of the four gave a reading</w:t>
+        <w:br/>
+        <w:t xml:space="preserve">  ("Mixed · 3 of 4 sources"); with only one there is no word at all ("No reading · 1 of</w:t>
+        <w:br/>
+        <w:t xml:space="preserve">  4 sources (too few sources)"), because one source alone is not a confirmation.</w:t>
+        <w:br/>
+        <w:t xml:space="preserve">  </w:t>
+      </w:r>
+      <w:r>
+        <w:rPr>
+          <w:b/>
+        </w:rPr>
+        <w:t>This is not in the probability.</w:t>
+      </w:r>
+      <w:r>
+        <w:t xml:space="preserve"> It is a word, not a chance of winning, and it has</w:t>
+        <w:br/>
+        <w:t xml:space="preserve">  not been tested: the app only records it every 15 minutes so that it </w:t>
       </w:r>
       <w:r>
         <w:rPr>
@@ -24099,9 +24105,9 @@
         <w:t>can</w:t>
       </w:r>
       <w:r>
-        <w:t xml:space="preserve"> be tested after a few</w:t>
-        <w:br/>
-        <w:t xml:space="preserve">  months. Treat it as context.</w:t>
+        <w:t xml:space="preserve"> be tested</w:t>
+        <w:br/>
+        <w:t xml:space="preserve">  after a few months. Treat it as context.</w:t>
       </w:r>
     </w:p>
     <w:p>
@@ -24148,7 +24154,9 @@
       <w:r>
         <w:t xml:space="preserve"> below it, and compares</w:t>
         <w:br/>
-        <w:t xml:space="preserve">  the distance with how far the underlying must move to reach the trade's target. The</w:t>
+        <w:t xml:space="preserve">  the distance from the call's own entry price (not a price read a few minutes later)</w:t>
+        <w:br/>
+        <w:t xml:space="preserve">  with how far the underlying must move to reach the trade's target. The</w:t>
         <w:br/>
         <w:t xml:space="preserve">  line reads, for example, "Room up to the call wall at 5,850 (0.4%); 7 of 10 big names</w:t>
         <w:br/>
@@ -24249,11 +24257,33 @@
       <w:r>
         <w:t xml:space="preserve"> and names the next</w:t>
         <w:br/>
-        <w:t xml:space="preserve">  session's first call. The page rechecks the clock every 30 seconds, so an open tab</w:t>
-        <w:br/>
-        <w:t xml:space="preserve">  never keeps showing a stale call as current. A list from an earlier day says whose day</w:t>
-        <w:br/>
-        <w:t xml:space="preserve">  it is and is not today's.</w:t>
+        <w:t xml:space="preserve">  session's first call. A last slot where every symbol was flat (no trade) still reads</w:t>
+        <w:br/>
+        <w:t xml:space="preserve">  over once its own hour is up. The page rechecks the clock every 30 seconds, so an open</w:t>
+        <w:br/>
+        <w:t xml:space="preserve">  tab never keeps showing a stale call as current. A list from an earlier day says whose</w:t>
+        <w:br/>
+        <w:t xml:space="preserve">  day it is, is not today's, and draws its highlighted trades without the green.</w:t>
+      </w:r>
+    </w:p>
+    <w:p>
+      <w:pPr>
+        <w:pStyle w:val="ListBullet"/>
+      </w:pPr>
+      <w:r>
+        <w:rPr>
+          <w:b/>
+        </w:rPr>
+        <w:t>Half days.</w:t>
+      </w:r>
+      <w:r>
+        <w:t xml:space="preserve"> On a day the market closes early (the day after Thanksgiving and</w:t>
+        <w:br/>
+        <w:t xml:space="preserve">  Christmas Eve, at 12:00 CT; the dates are in Settings → Configuration → Opening Scalp)</w:t>
+        <w:br/>
+        <w:t xml:space="preserve">  no call is made whose hour would run past the close: the last call is 10:51, and a</w:t>
+        <w:br/>
+        <w:t xml:space="preserve">  later slot says "The market closes early today". Add next year's half days there.</w:t>
       </w:r>
     </w:p>
     <w:p>
@@ -32621,7 +32651,7 @@
             <w:r/>
             <w:r>
               <w:rPr/>
-              <w:t xml:space="preserve">The symbols it calls and the bars it keeps, strike steps and spread widths, the target, stop and time stop, the volatility multipliers the study tries (a list of numbers), the cut points between low, mid and high agreement, and the scorecard window; for the 15-minute calls, their first and last time, the gap, how late one may still fire, the flat band, the day's three blocks, the margin an edge must clear, and the confirmation's look-back, margins, cut points and the weight of each source. The 08:36 call and 16:20 nightly pass times are under </w:t>
+              <w:t xml:space="preserve">The symbols it calls and the bars it keeps, strike steps and spread widths, the target, stop and time stop, the volatility multipliers the study tries (a list of numbers), the cut points between low, mid and high agreement, and the scorecard window; for the 15-minute calls, their first and last time (not before 08:45, and the last call's hour must end by 15:00), the gap, how late one may still fire, the flat band, the day's three blocks, the margin an edge must clear, the early-close days and time, and the confirmation's look-back, margins, cut points, the sources it needs for a word and the weight of each source. The 08:36 call and 16:20 nightly pass times are under </w:t>
             </w:r>
             <w:r>
               <w:rPr>

--- a/docs/manuals/user-guide/user-guide.docx
+++ b/docs/manuals/user-guide/user-guide.docx
@@ -21012,7 +21012,31 @@
         <w:rPr/>
         <w:t xml:space="preserve"> in it also close themselves (see below), and</w:t>
         <w:br/>
-        <w:t>since 2026-09-13 so do butterflies and condors.</w:t>
+        <w:t>since 2026-09-13 so do butterflies and condors. Since 2026-10-20 it also holds the</w:t>
+        <w:br/>
+        <w:t xml:space="preserve">app's own </w:t>
+      </w:r>
+      <w:r>
+        <w:rPr>
+          <w:b/>
+        </w:rPr>
+        <w:t>trade ideas</w:t>
+      </w:r>
+      <w:r>
+        <w:rPr/>
+        <w:t xml:space="preserve">, tagged and followed separately (see </w:t>
+      </w:r>
+      <w:r>
+        <w:rPr>
+          <w:i/>
+        </w:rPr>
+        <w:t>Trade ideas in the</w:t>
+        <w:br/>
+        <w:t>ledger</w:t>
+      </w:r>
+      <w:r>
+        <w:rPr/>
+        <w:t xml:space="preserve"> below).</w:t>
       </w:r>
     </w:p>
     <w:p>
@@ -21064,7 +21088,36 @@
         <w:t>Delete all closed</w:t>
       </w:r>
       <w:r>
-        <w:t>.</w:t>
+        <w:t>. Above the</w:t>
+        <w:br/>
+        <w:t xml:space="preserve">  table, </w:t>
+      </w:r>
+      <w:r>
+        <w:rPr>
+          <w:b/>
+        </w:rPr>
+        <w:t>All</w:t>
+      </w:r>
+      <w:r>
+        <w:t xml:space="preserve">, </w:t>
+      </w:r>
+      <w:r>
+        <w:rPr>
+          <w:b/>
+        </w:rPr>
+        <w:t>My trades</w:t>
+      </w:r>
+      <w:r>
+        <w:t xml:space="preserve"> and </w:t>
+      </w:r>
+      <w:r>
+        <w:rPr>
+          <w:b/>
+        </w:rPr>
+        <w:t>Trade ideas</w:t>
+      </w:r>
+      <w:r>
+        <w:t xml:space="preserve"> choose which rows are listed.</w:t>
       </w:r>
     </w:p>
     <w:p>
@@ -22075,6 +22128,322 @@
         <w:t>in this app. They live in a config file so they can be changed once there is</w:t>
         <w:br/>
         <w:t>something to measure.</w:t>
+      </w:r>
+    </w:p>
+    <w:p>
+      <w:r>
+        <w:rPr>
+          <w:b/>
+        </w:rPr>
+        <w:t>Trade ideas in the ledger.</w:t>
+      </w:r>
+      <w:r>
+        <w:rPr/>
+        <w:t xml:space="preserve"> The app posts one graded trade idea an hour (Discord,</w:t>
+        <w:br/>
+        <w:t xml:space="preserve">Telegram and the public site). While </w:t>
+      </w:r>
+      <w:r>
+        <w:rPr>
+          <w:b/>
+        </w:rPr>
+        <w:t>Book the posted ideas</w:t>
+      </w:r>
+      <w:r>
+        <w:rPr/>
+        <w:t xml:space="preserve"> is on (Settings →</w:t>
+        <w:br/>
+        <w:t xml:space="preserve">Configuration → </w:t>
+      </w:r>
+      <w:r>
+        <w:rPr>
+          <w:i/>
+        </w:rPr>
+        <w:t>Trade ideas in the Paper Ledger</w:t>
+      </w:r>
+      <w:r>
+        <w:rPr/>
+        <w:t>; it ships on), each idea that is</w:t>
+        <w:br/>
+        <w:t xml:space="preserve">posted is also booked here as a row tagged </w:t>
+      </w:r>
+      <w:r>
+        <w:rPr>
+          <w:b/>
+        </w:rPr>
+        <w:t>Trade idea</w:t>
+      </w:r>
+      <w:r>
+        <w:rPr/>
+        <w:t>, so the ideas are measured</w:t>
+        <w:br/>
+        <w:t>by the same books as everything else. These rows behave differently from yours:</w:t>
+      </w:r>
+    </w:p>
+    <w:p>
+      <w:pPr>
+        <w:pStyle w:val="ListBullet"/>
+      </w:pPr>
+      <w:r>
+        <w:rPr>
+          <w:b/>
+        </w:rPr>
+        <w:t>Booked as posted.</w:t>
+      </w:r>
+      <w:r>
+        <w:t xml:space="preserve"> One contract (the </w:t>
+      </w:r>
+      <w:r>
+        <w:rPr>
+          <w:i/>
+        </w:rPr>
+        <w:t>Contracts per idea</w:t>
+      </w:r>
+      <w:r>
+        <w:t xml:space="preserve"> setting), at the</w:t>
+        <w:br/>
+        <w:t xml:space="preserve">  idea's own entry price, which already includes the commission for opening and</w:t>
+        <w:br/>
+        <w:t xml:space="preserve">  closing. The same post is never booked twice. Turning the switch off stops new</w:t>
+        <w:br/>
+        <w:t xml:space="preserve">  bookings only; ideas already open keep being followed until they close.</w:t>
+      </w:r>
+    </w:p>
+    <w:p>
+      <w:pPr>
+        <w:pStyle w:val="ListBullet"/>
+      </w:pPr>
+      <w:r>
+        <w:rPr>
+          <w:b/>
+        </w:rPr>
+        <w:t>Not held to the risk limits.</w:t>
+      </w:r>
+      <w:r>
+        <w:t xml:space="preserve"> The per-trade, per-symbol, per-sector,</w:t>
+        <w:br/>
+        <w:t xml:space="preserve">  per-expiration and whole-ledger limits above do not apply, so an idea always</w:t>
+        <w:br/>
+        <w:t xml:space="preserve">  books, and its risk is left out of those limits and out of the ledger's equity. A</w:t>
+        <w:br/>
+        <w:t xml:space="preserve">  call that the limits would have refused is exactly the kind the weekly review needs to</w:t>
+        <w:br/>
+        <w:t xml:space="preserve">  see.</w:t>
+      </w:r>
+    </w:p>
+    <w:p>
+      <w:pPr>
+        <w:pStyle w:val="ListBullet"/>
+      </w:pPr>
+      <w:r>
+        <w:rPr>
+          <w:b/>
+        </w:rPr>
+        <w:t>Followed every 5 minutes.</w:t>
+      </w:r>
+      <w:r>
+        <w:t xml:space="preserve"> During the regular session (08:30–15:00 CT) each open</w:t>
+        <w:br/>
+        <w:t xml:space="preserve">  idea is priced from real option quotes every 5 minutes (the </w:t>
+      </w:r>
+      <w:r>
+        <w:rPr>
+          <w:i/>
+        </w:rPr>
+        <w:t>Minutes between</w:t>
+        <w:br/>
+        <w:t xml:space="preserve">  marks</w:t>
+      </w:r>
+      <w:r>
+        <w:t xml:space="preserve"> setting), at minutes that keep clear of the busiest proxy minutes. The page</w:t>
+        <w:br/>
+        <w:t xml:space="preserve">  shows its latest mark as the row's P&amp;L at any hour. The worst point it has reached</w:t>
+        <w:br/>
+        <w:t xml:space="preserve">  (its lowest mark, in dollars) is kept on the row. A mark that cannot be made is</w:t>
+        <w:br/>
+        <w:t xml:space="preserve">  skipped, never written as zero.</w:t>
+      </w:r>
+    </w:p>
+    <w:p>
+      <w:pPr>
+        <w:pStyle w:val="ListBullet"/>
+      </w:pPr>
+      <w:r>
+        <w:rPr>
+          <w:b/>
+        </w:rPr>
+        <w:t>Closes itself.</w:t>
+      </w:r>
+      <w:r>
+        <w:t xml:space="preserve"> On the first of its </w:t>
+      </w:r>
+      <w:r>
+        <w:rPr>
+          <w:b/>
+        </w:rPr>
+        <w:t>stop</w:t>
+      </w:r>
+      <w:r>
+        <w:t xml:space="preserve"> (checked first), its </w:t>
+      </w:r>
+      <w:r>
+        <w:rPr>
+          <w:b/>
+        </w:rPr>
+        <w:t>target</w:t>
+      </w:r>
+      <w:r>
+        <w:t>, or</w:t>
+        <w:br/>
+        <w:t xml:space="preserve">  its </w:t>
+      </w:r>
+      <w:r>
+        <w:rPr>
+          <w:b/>
+        </w:rPr>
+        <w:t>expiry</w:t>
+      </w:r>
+      <w:r>
+        <w:t xml:space="preserve"> (settled at intrinsic value in the 15:05 CT pass). The target and</w:t>
+        <w:br/>
+        <w:t xml:space="preserve">  stop are the same levels the public site shows for the idea; a debit idea the exit</w:t>
+        <w:br/>
+        <w:t xml:space="preserve">  rules give no stop is stopped at 60% of the debit it paid (</w:t>
+      </w:r>
+      <w:r>
+        <w:rPr>
+          <w:i/>
+        </w:rPr>
+        <w:t>Debit idea stop-out</w:t>
+      </w:r>
+      <w:r>
+        <w:t>).</w:t>
+        <w:br/>
+        <w:t xml:space="preserve">  A stop or target closes at the mark that crossed it.</w:t>
+      </w:r>
+    </w:p>
+    <w:p>
+      <w:pPr>
+        <w:pStyle w:val="ListBullet"/>
+      </w:pPr>
+      <w:r>
+        <w:rPr>
+          <w:b/>
+        </w:rPr>
+        <w:t>A hand close is recorded as MANUAL.</w:t>
+      </w:r>
+      <w:r>
+        <w:rPr>
+          <w:b/>
+        </w:rPr>
+        <w:t>Close selected</w:t>
+      </w:r>
+      <w:r>
+        <w:t xml:space="preserve"> works on an idea row,</w:t>
+        <w:br/>
+        <w:t xml:space="preserve">  and the weekly review counts it as </w:t>
+      </w:r>
+      <w:r>
+        <w:rPr>
+          <w:i/>
+        </w:rPr>
+        <w:t>closed by hand</w:t>
+      </w:r>
+      <w:r>
+        <w:t>.</w:t>
+      </w:r>
+    </w:p>
+    <w:p>
+      <w:pPr>
+        <w:pStyle w:val="ListBullet"/>
+      </w:pPr>
+      <w:r>
+        <w:rPr>
+          <w:b/>
+        </w:rPr>
+        <w:t>Delete all closed leaves them.</w:t>
+      </w:r>
+      <w:r>
+        <w:t xml:space="preserve"> The weekly review reads these rows, so </w:t>
+      </w:r>
+      <w:r>
+        <w:rPr>
+          <w:b/>
+        </w:rPr>
+        <w:t>Delete</w:t>
+        <w:br/>
+        <w:t xml:space="preserve">  all closed</w:t>
+      </w:r>
+      <w:r>
+        <w:t xml:space="preserve"> keeps every closed idea. Deleting one yourself, with </w:t>
+      </w:r>
+      <w:r>
+        <w:rPr>
+          <w:b/>
+        </w:rPr>
+        <w:t>Delete</w:t>
+        <w:br/>
+        <w:t xml:space="preserve">  selected</w:t>
+      </w:r>
+      <w:r>
+        <w:t>, removes it and drops it out of the weekly review; the confirmation says</w:t>
+        <w:br/>
+        <w:t xml:space="preserve">  so.</w:t>
+      </w:r>
+    </w:p>
+    <w:p>
+      <w:pPr>
+        <w:pStyle w:val="ListBullet"/>
+      </w:pPr>
+      <w:r>
+        <w:t>Idea rows are also kept out of the automatic exit rules above (including the 21-day</w:t>
+        <w:br/>
+        <w:t xml:space="preserve">  time exit) and out of the </w:t>
+      </w:r>
+      <w:r>
+        <w:rPr>
+          <w:i/>
+        </w:rPr>
+        <w:t>expiring today</w:t>
+      </w:r>
+      <w:r>
+        <w:t xml:space="preserve"> list in the scheduled action alerts: they</w:t>
+        <w:br/>
+        <w:t xml:space="preserve">  close themselves.</w:t>
+      </w:r>
+    </w:p>
+    <w:p>
+      <w:pPr>
+        <w:pStyle w:val="ListBullet"/>
+      </w:pPr>
+      <w:r>
+        <w:rPr>
+          <w:b/>
+        </w:rPr>
+        <w:t>Counted on their own.</w:t>
+      </w:r>
+      <w:r>
+        <w:t xml:space="preserve"> The EOD Report counts them as a third book, </w:t>
+      </w:r>
+      <w:r>
+        <w:rPr>
+          <w:i/>
+        </w:rPr>
+        <w:t>Trade</w:t>
+        <w:br/>
+        <w:t xml:space="preserve">  ideas</w:t>
+      </w:r>
+      <w:r>
+        <w:t xml:space="preserve">, never in </w:t>
+      </w:r>
+      <w:r>
+        <w:rPr>
+          <w:i/>
+        </w:rPr>
+        <w:t>Manual paper</w:t>
+      </w:r>
+      <w:r>
+        <w:t>.</w:t>
       </w:r>
     </w:p>
     <w:p>
@@ -30209,7 +30578,17 @@
             </w:r>
             <w:r>
               <w:rPr/>
-              <w:t xml:space="preserve"> — manual paper and captured signals (counted at one contract per signal).</w:t>
+              <w:t xml:space="preserve"> — manual paper, captured signals (counted at one contract per signal) and trade ideas (while </w:t>
+            </w:r>
+            <w:r>
+              <w:rPr>
+                <w:b/>
+              </w:rPr>
+              <w:t>Book the posted ideas</w:t>
+            </w:r>
+            <w:r>
+              <w:rPr/>
+              <w:t xml:space="preserve"> is on in Settings → Configuration, every idea the app posts is booked on the Paper Ledger and kept out of manual paper). One tile shows today's closed trade-idea profit and the count closed.</w:t>
             </w:r>
           </w:p>
         </w:tc>
@@ -30286,7 +30665,17 @@
             </w:r>
             <w:r>
               <w:rPr/>
-              <w:t xml:space="preserve"> (open / closed / expired), then the full trade, scanner and captured tables.</w:t>
+              <w:t xml:space="preserve"> (open / closed / expired), then the full trade, scanner and captured tables, and a </w:t>
+            </w:r>
+            <w:r>
+              <w:rPr>
+                <w:b/>
+              </w:rPr>
+              <w:t>Trade ideas</w:t>
+            </w:r>
+            <w:r>
+              <w:rPr/>
+              <w:t xml:space="preserve"> section: today's posted ideas (time posted, structure, grade, entry, exit, reason, time held, worst point in dollars and as a percent of maximum loss, result), ideas closed today that were posted earlier, and open ideas at their last mark, with closed profit for the day, week and month. Open trades' unrealized profit sits on its own line and is never added to those totals.</w:t>
             </w:r>
           </w:p>
         </w:tc>
@@ -30514,7 +30903,310 @@
         <w:rPr/>
         <w:t xml:space="preserve"> date. They answer different questions and will</w:t>
         <w:br/>
-        <w:t>not reconcile to each other — that is correct, not a bug.</w:t>
+        <w:t>not reconcile to each other — that is correct, not a bug. That includes open</w:t>
+        <w:br/>
+        <w:t>trades: realized profit and the closed count only ever include closed trades, but</w:t>
+        <w:br/>
+        <w:t xml:space="preserve">the </w:t>
+      </w:r>
+      <w:r>
+        <w:rPr>
+          <w:b/>
+        </w:rPr>
+        <w:t>Opened</w:t>
+      </w:r>
+      <w:r>
+        <w:rPr/>
+        <w:t xml:space="preserve"> and </w:t>
+      </w:r>
+      <w:r>
+        <w:rPr>
+          <w:b/>
+        </w:rPr>
+        <w:t>Credit collected</w:t>
+      </w:r>
+      <w:r>
+        <w:rPr/>
+        <w:t xml:space="preserve"> columns count every trade by its entry day,</w:t>
+        <w:br/>
+        <w:t>open ones too.</w:t>
+      </w:r>
+    </w:p>
+    <w:p>
+      <w:pPr>
+        <w:pStyle w:val="Heading3"/>
+      </w:pPr>
+      <w:r>
+        <w:rPr/>
+        <w:t>Weekly idea review</w:t>
+      </w:r>
+    </w:p>
+    <w:p>
+      <w:r>
+        <w:rPr>
+          <w:b/>
+        </w:rPr>
+        <w:t>Route:</w:t>
+      </w:r>
+      <w:r>
+        <w:rPr/>
+        <w:t xml:space="preserve"> </w:t>
+      </w:r>
+      <w:r>
+        <w:rPr>
+          <w:rFonts w:ascii="Consolas" w:hAnsi="Consolas"/>
+          <w:color w:val="334455"/>
+          <w:sz w:val="19"/>
+        </w:rPr>
+        <w:t>/eod/weekly</w:t>
+      </w:r>
+      <w:r>
+        <w:rPr/>
+        <w:t xml:space="preserve"> — the </w:t>
+      </w:r>
+      <w:r>
+        <w:rPr>
+          <w:b/>
+        </w:rPr>
+        <w:t>Weekly idea review</w:t>
+      </w:r>
+      <w:r>
+        <w:rPr/>
+        <w:t xml:space="preserve"> button at the top of the EOD</w:t>
+        <w:br/>
+        <w:t>Report.</w:t>
+      </w:r>
+    </w:p>
+    <w:p>
+      <w:r>
+        <w:rPr/>
+        <w:t>A once-a-week look back at the trade ideas, written for you without anything to</w:t>
+        <w:br/>
+        <w:t xml:space="preserve">press. </w:t>
+      </w:r>
+      <w:r>
+        <w:rPr>
+          <w:b/>
+        </w:rPr>
+        <w:t>After the close on the week's last trading day</w:t>
+      </w:r>
+      <w:r>
+        <w:rPr/>
+        <w:t xml:space="preserve"> (Friday, or Thursday when</w:t>
+        <w:br/>
+        <w:t>Friday is a holiday), at 3:30 pm CT, a timer runs the review and saves one document</w:t>
+        <w:br/>
+        <w:t>for that week. The page lists the weeks written so far, newest first; pick one from</w:t>
+        <w:br/>
+        <w:t xml:space="preserve">the </w:t>
+      </w:r>
+      <w:r>
+        <w:rPr>
+          <w:b/>
+        </w:rPr>
+        <w:t>Week</w:t>
+      </w:r>
+      <w:r>
+        <w:rPr/>
+        <w:t xml:space="preserve"> dropdown, or open it in its own tab. Before the first one is written it</w:t>
+        <w:br/>
+        <w:t>says so.</w:t>
+      </w:r>
+    </w:p>
+    <w:p>
+      <w:r>
+        <w:rPr/>
+        <w:t>What a review holds:</w:t>
+      </w:r>
+    </w:p>
+    <w:p>
+      <w:pPr>
+        <w:pStyle w:val="ListBullet"/>
+      </w:pPr>
+      <w:r>
+        <w:rPr>
+          <w:b/>
+        </w:rPr>
+        <w:t>Assessment and suggestions</w:t>
+      </w:r>
+      <w:r>
+        <w:t>, written by Claude. The app computes every number</w:t>
+        <w:br/>
+        <w:t xml:space="preserve">  from the Paper Ledger's trade-idea rows first; Claude may use only those numbers,</w:t>
+        <w:br/>
+        <w:t xml:space="preserve">  and every figure it writes (including one spelled out in words) is checked against</w:t>
+        <w:br/>
+        <w:t xml:space="preserve">  them before the document is saved. A paragraph or suggestion that cites a number</w:t>
+        <w:br/>
+        <w:t xml:space="preserve">  the app did not compute is </w:t>
+      </w:r>
+      <w:r>
+        <w:rPr>
+          <w:b/>
+        </w:rPr>
+        <w:t>left out</w:t>
+      </w:r>
+      <w:r>
+        <w:t>, and a line says how many parts were. Each</w:t>
+        <w:br/>
+        <w:t xml:space="preserve">  suggestion shows the size of the group it rests on, and a group of fewer than</w:t>
+        <w:br/>
+        <w:t xml:space="preserve">  </w:t>
+      </w:r>
+      <w:r>
+        <w:rPr>
+          <w:i/>
+        </w:rPr>
+        <w:t>Fewest ideas before a conclusion</w:t>
+      </w:r>
+      <w:r>
+        <w:t xml:space="preserve"> trades (5 by default) is labelled </w:t>
+      </w:r>
+      <w:r>
+        <w:rPr>
+          <w:i/>
+        </w:rPr>
+        <w:t>too few</w:t>
+        <w:br/>
+        <w:t xml:space="preserve">  trades to act on</w:t>
+      </w:r>
+      <w:r>
+        <w:t>.</w:t>
+      </w:r>
+    </w:p>
+    <w:p>
+      <w:pPr>
+        <w:pStyle w:val="ListBullet"/>
+      </w:pPr>
+      <w:r>
+        <w:rPr>
+          <w:b/>
+        </w:rPr>
+        <w:t>This week's closed trades</w:t>
+      </w:r>
+      <w:r>
+        <w:t xml:space="preserve">, each with a plain-word rating: </w:t>
+      </w:r>
+      <w:r>
+        <w:rPr>
+          <w:i/>
+        </w:rPr>
+        <w:t>clean win</w:t>
+      </w:r>
+      <w:r>
+        <w:t xml:space="preserve"> (target</w:t>
+        <w:br/>
+        <w:t xml:space="preserve">  reached with a worst drawdown within 25% of the maximum loss), </w:t>
+      </w:r>
+      <w:r>
+        <w:rPr>
+          <w:i/>
+        </w:rPr>
+        <w:t>win after drawdown</w:t>
+      </w:r>
+      <w:r>
+        <w:t>,</w:t>
+        <w:br/>
+        <w:t xml:space="preserve">  </w:t>
+      </w:r>
+      <w:r>
+        <w:rPr>
+          <w:i/>
+        </w:rPr>
+        <w:t>stopped</w:t>
+      </w:r>
+      <w:r>
+        <w:t xml:space="preserve">, </w:t>
+      </w:r>
+      <w:r>
+        <w:rPr>
+          <w:i/>
+        </w:rPr>
+        <w:t>expired win</w:t>
+      </w:r>
+      <w:r>
+        <w:t xml:space="preserve">, </w:t>
+      </w:r>
+      <w:r>
+        <w:rPr>
+          <w:i/>
+        </w:rPr>
+        <w:t>expired loss</w:t>
+      </w:r>
+      <w:r>
+        <w:t xml:space="preserve">, or </w:t>
+      </w:r>
+      <w:r>
+        <w:rPr>
+          <w:i/>
+        </w:rPr>
+        <w:t>closed by hand</w:t>
+      </w:r>
+      <w:r>
+        <w:t>.</w:t>
+      </w:r>
+    </w:p>
+    <w:p>
+      <w:pPr>
+        <w:pStyle w:val="ListBullet"/>
+      </w:pPr>
+      <w:r>
+        <w:rPr>
+          <w:b/>
+        </w:rPr>
+        <w:t>Open trades</w:t>
+      </w:r>
+      <w:r>
+        <w:t xml:space="preserve">, ideas booked more than once in the week, and </w:t>
+      </w:r>
+      <w:r>
+        <w:rPr>
+          <w:b/>
+        </w:rPr>
+        <w:t>tables for the week</w:t>
+        <w:br/>
+        <w:t xml:space="preserve">  and for all time</w:t>
+      </w:r>
+      <w:r>
+        <w:t>, grouped by grade, structure, trade type, score band, hour posted</w:t>
+        <w:br/>
+        <w:t xml:space="preserve">  and symbol.</w:t>
+      </w:r>
+    </w:p>
+    <w:p>
+      <w:r>
+        <w:rPr/>
+        <w:t>If Claude cannot be reached that week, the review is still saved with every number</w:t>
+        <w:br/>
+        <w:t>and one line saying the assessment is missing, and the job is reported as failed so</w:t>
+        <w:br/>
+        <w:t>you hear about it. It is informational: nothing in it changes a signal, a score or a</w:t>
+        <w:br/>
+        <w:t>setting. It uses your Claude subscription (the Claude Code command line), never the</w:t>
+        <w:br/>
+        <w:t xml:space="preserve">paid API key. The time is </w:t>
+      </w:r>
+      <w:r>
+        <w:rPr>
+          <w:b/>
+        </w:rPr>
+        <w:t>Weekly trade-idea review</w:t>
+      </w:r>
+      <w:r>
+        <w:rPr/>
+        <w:t xml:space="preserve"> under </w:t>
+      </w:r>
+      <w:r>
+        <w:rPr>
+          <w:i/>
+        </w:rPr>
+        <w:t>After-close jobs</w:t>
+      </w:r>
+      <w:r>
+        <w:rPr/>
+        <w:t xml:space="preserve"> in</w:t>
+        <w:br/>
+        <w:t>Settings → Configuration.</w:t>
       </w:r>
     </w:p>
     <w:p>

--- a/docs/manuals/user-guide/user-guide.docx
+++ b/docs/manuals/user-guide/user-guide.docx
@@ -32,7 +32,7 @@
           <w:color w:val="5B6678"/>
           <w:sz w:val="18"/>
         </w:rPr>
-        <w:t>NeuralStrike · Generated 2026-10-20</w:t>
+        <w:t>NeuralStrike · Generated 2026-10-21</w:t>
       </w:r>
     </w:p>
     <w:p/>
@@ -22255,7 +22255,11 @@
         <w:t xml:space="preserve">  marks</w:t>
       </w:r>
       <w:r>
-        <w:t xml:space="preserve"> setting), at minutes that keep clear of the busiest proxy minutes. The page</w:t>
+        <w:t xml:space="preserve"> setting), at minutes that keep clear of the busiest proxy minutes (the</w:t>
+        <w:br/>
+        <w:t xml:space="preserve">  scheduled scan's first minutes, which move with the scan's start offset, and the</w:t>
+        <w:br/>
+        <w:t xml:space="preserve">  first minute after the hour and half hour). The page</w:t>
         <w:br/>
         <w:t xml:space="preserve">  shows its latest mark as the row's P&amp;L at any hour. The worst point it has reached</w:t>
         <w:br/>
@@ -22350,7 +22354,11 @@
         <w:t>closed by hand</w:t>
       </w:r>
       <w:r>
-        <w:t>.</w:t>
+        <w:t>. The price you close at counts</w:t>
+        <w:br/>
+        <w:t xml:space="preserve">  as a mark too: if it is the worst point the trade reached, the row's worst point</w:t>
+        <w:br/>
+        <w:t xml:space="preserve">  moves down to it.</w:t>
       </w:r>
     </w:p>
     <w:p>
@@ -22443,7 +22451,26 @@
         <w:t>Manual paper</w:t>
       </w:r>
       <w:r>
-        <w:t>.</w:t>
+        <w:t xml:space="preserve">, its </w:t>
+      </w:r>
+      <w:r>
+        <w:rPr>
+          <w:i/>
+        </w:rPr>
+        <w:t>Paper Trades</w:t>
+      </w:r>
+      <w:r>
+        <w:t xml:space="preserve"> table or its </w:t>
+      </w:r>
+      <w:r>
+        <w:rPr>
+          <w:i/>
+        </w:rPr>
+        <w:t>Paper trades</w:t>
+      </w:r>
+      <w:r>
+        <w:br/>
+        <w:t xml:space="preserve">  tile. The Symbol dossier does not list an open idea as a position you hold.</w:t>
       </w:r>
     </w:p>
     <w:p>
@@ -30588,7 +30615,17 @@
             </w:r>
             <w:r>
               <w:rPr/>
-              <w:t xml:space="preserve"> is on in Settings → Configuration, every idea the app posts is booked on the Paper Ledger and kept out of manual paper). One tile shows today's closed trade-idea profit and the count closed.</w:t>
+              <w:t xml:space="preserve"> is on in Settings → Configuration, every idea the app posts is booked on the Paper Ledger and kept out of manual paper). The </w:t>
+            </w:r>
+            <w:r>
+              <w:rPr>
+                <w:i/>
+              </w:rPr>
+              <w:t>Paper trades</w:t>
+            </w:r>
+            <w:r>
+              <w:rPr/>
+              <w:t xml:space="preserve"> tile counts your own Ledger trades only; another tile shows today's closed trade-idea profit and the count closed.</w:t>
             </w:r>
           </w:p>
         </w:tc>
@@ -30665,7 +30702,7 @@
             </w:r>
             <w:r>
               <w:rPr/>
-              <w:t xml:space="preserve"> (open / closed / expired), then the full trade, scanner and captured tables, and a </w:t>
+              <w:t xml:space="preserve"> (open / closed / expired), then the full trade (your own Ledger trades), scanner and captured tables, and a </w:t>
             </w:r>
             <w:r>
               <w:rPr>
@@ -30675,7 +30712,57 @@
             </w:r>
             <w:r>
               <w:rPr/>
-              <w:t xml:space="preserve"> section: today's posted ideas (time posted, structure, grade, entry, exit, reason, time held, worst point in dollars and as a percent of maximum loss, result), ideas closed today that were posted earlier, and open ideas at their last mark, with closed profit for the day, week and month. Open trades' unrealized profit sits on its own line and is never added to those totals.</w:t>
+              <w:t xml:space="preserve"> section: today's posted ideas (time posted, structure by name, grade, entry and exit with which way the money went, why it closed in words — </w:t>
+            </w:r>
+            <w:r>
+              <w:rPr>
+                <w:i/>
+              </w:rPr>
+              <w:t>Target reached</w:t>
+            </w:r>
+            <w:r>
+              <w:rPr/>
+              <w:t xml:space="preserve">, </w:t>
+            </w:r>
+            <w:r>
+              <w:rPr>
+                <w:i/>
+              </w:rPr>
+              <w:t>Stopped out</w:t>
+            </w:r>
+            <w:r>
+              <w:rPr/>
+              <w:t xml:space="preserve">, </w:t>
+            </w:r>
+            <w:r>
+              <w:rPr>
+                <w:i/>
+              </w:rPr>
+              <w:t>Expired</w:t>
+            </w:r>
+            <w:r>
+              <w:rPr/>
+              <w:t xml:space="preserve">, </w:t>
+            </w:r>
+            <w:r>
+              <w:rPr>
+                <w:i/>
+              </w:rPr>
+              <w:t>Closed by hand</w:t>
+            </w:r>
+            <w:r>
+              <w:rPr/>
+              <w:t xml:space="preserve"> — time held in words such as </w:t>
+            </w:r>
+            <w:r>
+              <w:rPr>
+                <w:i/>
+              </w:rPr>
+              <w:t>4 hours 6 minutes</w:t>
+            </w:r>
+            <w:r>
+              <w:rPr/>
+              <w:t>, worst point in dollars and as a percent of maximum loss, result), ideas closed today that were posted earlier, and open ideas at their last mark, with closed profit for the day, week and month. Open trades' unrealized profit sits on its own line and is never added to those totals.</w:t>
             </w:r>
           </w:p>
         </w:tc>
@@ -31032,13 +31119,11 @@
       <w:r>
         <w:t>, written by Claude. The app computes every number</w:t>
         <w:br/>
-        <w:t xml:space="preserve">  from the Paper Ledger's trade-idea rows first; Claude may use only those numbers,</w:t>
-        <w:br/>
-        <w:t xml:space="preserve">  and every figure it writes (including one spelled out in words) is checked against</w:t>
-        <w:br/>
-        <w:t xml:space="preserve">  them before the document is saved. A paragraph or suggestion that cites a number</w:t>
-        <w:br/>
-        <w:t xml:space="preserve">  the app did not compute is </w:t>
+        <w:t xml:space="preserve">  from the Paper Ledger's trade-idea rows first, and Claude writes from them. Before</w:t>
+        <w:br/>
+        <w:t xml:space="preserve">  the document is saved, a paragraph holding a number the app did not compute</w:t>
+        <w:br/>
+        <w:t xml:space="preserve">  (including one spelled out in words) is </w:t>
       </w:r>
       <w:r>
         <w:rPr>
@@ -31047,11 +31132,26 @@
         <w:t>left out</w:t>
       </w:r>
       <w:r>
-        <w:t>, and a line says how many parts were. Each</w:t>
-        <w:br/>
-        <w:t xml:space="preserve">  suggestion shows the size of the group it rests on, and a group of fewer than</w:t>
-        <w:br/>
-        <w:t xml:space="preserve">  </w:t>
+        <w:t>, and so is a suggestion</w:t>
+        <w:br/>
+        <w:t xml:space="preserve">  holding a number that is not one of the groups it cites; a line says how many</w:t>
+        <w:br/>
+        <w:t xml:space="preserve">  parts were. So every figure you read there is one the app computed, but whether</w:t>
+        <w:br/>
+        <w:t xml:space="preserve">  Claude used it with the right subject (or sign) is </w:t>
+      </w:r>
+      <w:r>
+        <w:rPr>
+          <w:b/>
+        </w:rPr>
+        <w:t>not checked</w:t>
+      </w:r>
+      <w:r>
+        <w:t>: read it against</w:t>
+        <w:br/>
+        <w:t xml:space="preserve">  the tables before acting on it. Each suggestion shows the size of the group it</w:t>
+        <w:br/>
+        <w:t xml:space="preserve">  rests on, and a group of fewer than </w:t>
       </w:r>
       <w:r>
         <w:rPr>
@@ -31060,15 +31160,15 @@
         <w:t>Fewest ideas before a conclusion</w:t>
       </w:r>
       <w:r>
-        <w:t xml:space="preserve"> trades (5 by default) is labelled </w:t>
+        <w:t xml:space="preserve"> trades (5</w:t>
+        <w:br/>
+        <w:t xml:space="preserve">  by default) is labelled </w:t>
       </w:r>
       <w:r>
         <w:rPr>
           <w:i/>
         </w:rPr>
-        <w:t>too few</w:t>
-        <w:br/>
-        <w:t xml:space="preserve">  trades to act on</w:t>
+        <w:t>too few trades to act on</w:t>
       </w:r>
       <w:r>
         <w:t>.</w:t>
@@ -31096,7 +31196,9 @@
       <w:r>
         <w:t xml:space="preserve"> (target</w:t>
         <w:br/>
-        <w:t xml:space="preserve">  reached with a worst drawdown within 25% of the maximum loss), </w:t>
+        <w:t xml:space="preserve">  reached with a worst drawdown less than 25% of the maximum loss, or one that never</w:t>
+        <w:br/>
+        <w:t xml:space="preserve">  went below zero), </w:t>
       </w:r>
       <w:r>
         <w:rPr>
@@ -31105,45 +31207,47 @@
         <w:t>win after drawdown</w:t>
       </w:r>
       <w:r>
+        <w:t xml:space="preserve">, </w:t>
+      </w:r>
+      <w:r>
+        <w:rPr>
+          <w:i/>
+        </w:rPr>
+        <w:t>stopped</w:t>
+      </w:r>
+      <w:r>
+        <w:t xml:space="preserve">, </w:t>
+      </w:r>
+      <w:r>
+        <w:rPr>
+          <w:i/>
+        </w:rPr>
+        <w:t>expired win</w:t>
+      </w:r>
+      <w:r>
+        <w:t xml:space="preserve">, </w:t>
+      </w:r>
+      <w:r>
+        <w:rPr>
+          <w:i/>
+        </w:rPr>
+        <w:t>expired loss</w:t>
+      </w:r>
+      <w:r>
         <w:t>,</w:t>
         <w:br/>
-        <w:t xml:space="preserve">  </w:t>
+        <w:t xml:space="preserve">  or </w:t>
       </w:r>
       <w:r>
         <w:rPr>
           <w:i/>
         </w:rPr>
-        <w:t>stopped</w:t>
-      </w:r>
-      <w:r>
-        <w:t xml:space="preserve">, </w:t>
-      </w:r>
-      <w:r>
-        <w:rPr>
-          <w:i/>
-        </w:rPr>
-        <w:t>expired win</w:t>
-      </w:r>
-      <w:r>
-        <w:t xml:space="preserve">, </w:t>
-      </w:r>
-      <w:r>
-        <w:rPr>
-          <w:i/>
-        </w:rPr>
-        <w:t>expired loss</w:t>
-      </w:r>
-      <w:r>
-        <w:t xml:space="preserve">, or </w:t>
-      </w:r>
-      <w:r>
-        <w:rPr>
-          <w:i/>
-        </w:rPr>
         <w:t>closed by hand</w:t>
       </w:r>
       <w:r>
-        <w:t>.</w:t>
+        <w:t>. The structure, the reason it closed and the time held are in</w:t>
+        <w:br/>
+        <w:t xml:space="preserve">  words, as on the EOD Report.</w:t>
       </w:r>
     </w:p>
     <w:p>
@@ -31180,7 +31284,11 @@
         <w:br/>
         <w:t>and one line saying the assessment is missing, and the job is reported as failed so</w:t>
         <w:br/>
-        <w:t>you hear about it. It is informational: nothing in it changes a signal, a score or a</w:t>
+        <w:t>you hear about it. If the Paper Ledger cannot be read (or reads back with no rows at</w:t>
+        <w:br/>
+        <w:t>all, as when the stack is down) nothing is written, so an empty page never replaces</w:t>
+        <w:br/>
+        <w:t>a real week. It is informational: nothing in it changes a signal, a score or a</w:t>
         <w:br/>
         <w:t>setting. It uses your Claude subscription (the Claude Code command line), never the</w:t>
         <w:br/>

--- a/docs/manuals/user-guide/user-guide.docx
+++ b/docs/manuals/user-guide/user-guide.docx
@@ -32,7 +32,7 @@
           <w:color w:val="5B6678"/>
           <w:sz w:val="18"/>
         </w:rPr>
-        <w:t>NeuralStrike · Generated 2026-10-20</w:t>
+        <w:t>NeuralStrike · Generated 2026-10-21</w:t>
       </w:r>
     </w:p>
     <w:p/>
@@ -23431,6 +23431,142 @@
       </w:r>
     </w:p>
     <w:p>
+      <w:r>
+        <w:rPr>
+          <w:b/>
+        </w:rPr>
+        <w:t>The top of the page is one table, a row per symbol.</w:t>
+      </w:r>
+      <w:r>
+        <w:rPr/>
+        <w:t xml:space="preserve"> Above it a line names the call</w:t>
+        <w:br/>
+        <w:t>it shows ("Latest call at 09:21 · next at 09:36"), counts down to the next one ("next</w:t>
+        <w:br/>
+        <w:t>call in 4 min") and says whether any symbol has a measured edge. Each row shows the</w:t>
+        <w:br/>
+        <w:t xml:space="preserve">symbol and its price, </w:t>
+      </w:r>
+      <w:r>
+        <w:rPr>
+          <w:b/>
+        </w:rPr>
+        <w:t>Now</w:t>
+      </w:r>
+      <w:r>
+        <w:rPr/>
+        <w:t xml:space="preserve"> (↑ Up, ↓ Down or no direction, and which call that is),</w:t>
+        <w:br/>
+        <w:t xml:space="preserve">the </w:t>
+      </w:r>
+      <w:r>
+        <w:rPr>
+          <w:b/>
+        </w:rPr>
+        <w:t>Confirmation</w:t>
+      </w:r>
+      <w:r>
+        <w:rPr/>
+        <w:t xml:space="preserve"> word, the </w:t>
+      </w:r>
+      <w:r>
+        <w:rPr>
+          <w:b/>
+        </w:rPr>
+        <w:t>trade with the call</w:t>
+      </w:r>
+      <w:r>
+        <w:rPr/>
+        <w:t xml:space="preserve"> (the trade with a measured edge</w:t>
+        <w:br/>
+        <w:t xml:space="preserve">instead, when there is one), how often it </w:t>
+      </w:r>
+      <w:r>
+        <w:rPr>
+          <w:b/>
+        </w:rPr>
+        <w:t>usually wins</w:t>
+      </w:r>
+      <w:r>
+        <w:rPr/>
+        <w:t xml:space="preserve">, the </w:t>
+      </w:r>
+      <w:r>
+        <w:rPr>
+          <w:b/>
+        </w:rPr>
+        <w:t>room to the wall</w:t>
+      </w:r>
+      <w:r>
+        <w:rPr/>
+        <w:t>,</w:t>
+        <w:br/>
+        <w:t xml:space="preserve">and the </w:t>
+      </w:r>
+      <w:r>
+        <w:rPr>
+          <w:b/>
+        </w:rPr>
+        <w:t>08:36 call</w:t>
+      </w:r>
+      <w:r>
+        <w:rPr/>
+        <w:t>'s direction. The row reads the latest 15-minute call once the</w:t>
+        <w:br/>
+        <w:t>first one is out (08:51) and the 08:36 call before that. A call that is no longer</w:t>
+        <w:br/>
+        <w:t>current keeps its words and loses its colour.</w:t>
+      </w:r>
+    </w:p>
+    <w:p>
+      <w:r>
+        <w:rPr>
+          <w:b/>
+        </w:rPr>
+        <w:t>Everything else is below it, in closed sections:</w:t>
+      </w:r>
+      <w:r>
+        <w:rPr/>
+        <w:t xml:space="preserve"> one per symbol (its 15-minute</w:t>
+        <w:br/>
+        <w:t xml:space="preserve">call, its confirmation and its 08:36 call), then </w:t>
+      </w:r>
+      <w:r>
+        <w:rPr>
+          <w:b/>
+        </w:rPr>
+        <w:t>Today's calls</w:t>
+      </w:r>
+      <w:r>
+        <w:rPr/>
+        <w:t xml:space="preserve">, </w:t>
+      </w:r>
+      <w:r>
+        <w:rPr>
+          <w:b/>
+        </w:rPr>
+        <w:t>Not in the</w:t>
+        <w:br/>
+        <w:t>probability</w:t>
+      </w:r>
+      <w:r>
+        <w:rPr/>
+        <w:t xml:space="preserve"> and the </w:t>
+      </w:r>
+      <w:r>
+        <w:rPr>
+          <w:b/>
+        </w:rPr>
+        <w:t>Scorecard</w:t>
+      </w:r>
+      <w:r>
+        <w:rPr/>
+        <w:t>. Click a heading to open it; a section you opened</w:t>
+        <w:br/>
+        <w:t>stays open when a new call arrives.</w:t>
+      </w:r>
+    </w:p>
+    <w:p>
       <w:pPr>
         <w:pStyle w:val="ListBullet"/>
       </w:pPr>
@@ -23745,7 +23881,7 @@
         <w:t>Scorecard</w:t>
       </w:r>
       <w:r>
-        <w:t xml:space="preserve"> (the last card) is the record of how the published calls actually did.</w:t>
+        <w:t xml:space="preserve"> (the last section) is the record of how the published calls actually did.</w:t>
         <w:br/>
         <w:t xml:space="preserve">  Each evening, once the day's bars are in, the app </w:t>
       </w:r>
@@ -23835,7 +23971,7 @@
     <w:p>
       <w:r>
         <w:rPr/>
-        <w:t xml:space="preserve">Under the 08:36 cards the page makes </w:t>
+        <w:t xml:space="preserve">After the 08:36 call the page makes </w:t>
       </w:r>
       <w:r>
         <w:rPr>
@@ -23877,7 +24013,16 @@
         <w:t>Latest call.</w:t>
       </w:r>
       <w:r>
-        <w:t xml:space="preserve"> One card per symbol. It says which way the symbol moved over the</w:t>
+        <w:t xml:space="preserve"> The </w:t>
+      </w:r>
+      <w:r>
+        <w:rPr>
+          <w:b/>
+        </w:rPr>
+        <w:t>15-minute call</w:t>
+      </w:r>
+      <w:r>
+        <w:t xml:space="preserve"> card in each symbol's section. It says which way the symbol moved over the</w:t>
         <w:br/>
         <w:t xml:space="preserve">  </w:t>
       </w:r>

--- a/docs/manuals/user-guide/user-guide.docx
+++ b/docs/manuals/user-guide/user-guide.docx
@@ -32,7 +32,7 @@
           <w:color w:val="5B6678"/>
           <w:sz w:val="18"/>
         </w:rPr>
-        <w:t>NeuralStrike · Generated 2026-10-21</w:t>
+        <w:t>NeuralStrike · Generated 2026-10-22</w:t>
       </w:r>
     </w:p>
     <w:p/>
@@ -23859,23 +23859,23 @@
         <w:rPr>
           <w:b/>
         </w:rPr>
-        <w:t>Confirmation</w:t>
-      </w:r>
-      <w:r>
-        <w:rPr/>
-        <w:t xml:space="preserve"> word, the </w:t>
-      </w:r>
-      <w:r>
-        <w:rPr>
-          <w:b/>
-        </w:rPr>
         <w:t>trade with the call</w:t>
       </w:r>
       <w:r>
         <w:rPr/>
-        <w:t xml:space="preserve"> (the trade with a measured edge</w:t>
-        <w:br/>
-        <w:t xml:space="preserve">instead, when there is one), how often it </w:t>
+        <w:t xml:space="preserve"> (the trade with a measured edge instead, when there is one),</w:t>
+        <w:br/>
+        <w:t xml:space="preserve">its </w:t>
+      </w:r>
+      <w:r>
+        <w:rPr>
+          <w:b/>
+        </w:rPr>
+        <w:t>Chance of target</w:t>
+      </w:r>
+      <w:r>
+        <w:rPr/>
+        <w:t xml:space="preserve">, how often it </w:t>
       </w:r>
       <w:r>
         <w:rPr>
@@ -23895,9 +23895,1022 @@
       </w:r>
       <w:r>
         <w:rPr/>
+        <w:t>, and</w:t>
+        <w:br/>
+        <w:t xml:space="preserve">the </w:t>
+      </w:r>
+      <w:r>
+        <w:rPr>
+          <w:b/>
+        </w:rPr>
+        <w:t>08:36 call</w:t>
+      </w:r>
+      <w:r>
+        <w:rPr/>
+        <w:t>'s direction. The row reads the latest 15-minute call once the</w:t>
+        <w:br/>
+        <w:t>first one is out (08:51) and the 08:36 call before that. A call that is no longer</w:t>
+        <w:br/>
+        <w:t xml:space="preserve">current keeps its words and loses its colour. </w:t>
+      </w:r>
+      <w:r>
+        <w:rPr>
+          <w:b/>
+        </w:rPr>
+        <w:t>Chance of target</w:t>
+      </w:r>
+      <w:r>
+        <w:rPr/>
+        <w:t xml:space="preserve"> is explained under</w:t>
+        <w:br/>
+      </w:r>
+      <w:r>
+        <w:rPr>
+          <w:i/>
+        </w:rPr>
+        <w:t>The chance of target</w:t>
+      </w:r>
+      <w:r>
+        <w:rPr/>
+        <w:t xml:space="preserve">, below; read it beside </w:t>
+      </w:r>
+      <w:r>
+        <w:rPr>
+          <w:b/>
+        </w:rPr>
+        <w:t>Usually wins</w:t>
+      </w:r>
+      <w:r>
+        <w:rPr/>
+        <w:t>, never instead of it.</w:t>
+      </w:r>
+    </w:p>
+    <w:p>
+      <w:r>
+        <w:rPr>
+          <w:b/>
+        </w:rPr>
+        <w:t>Everything else is below it, in closed sections:</w:t>
+      </w:r>
+      <w:r>
+        <w:rPr/>
+        <w:t xml:space="preserve"> one per symbol (its 15-minute</w:t>
+        <w:br/>
+        <w:t xml:space="preserve">call, </w:t>
+      </w:r>
+      <w:r>
+        <w:rPr>
+          <w:b/>
+        </w:rPr>
+        <w:t>what moved its chance</w:t>
+      </w:r>
+      <w:r>
+        <w:rPr/>
+        <w:t xml:space="preserve"> and its 08:36 call), then </w:t>
+      </w:r>
+      <w:r>
+        <w:rPr>
+          <w:b/>
+        </w:rPr>
+        <w:t>Today's calls</w:t>
+      </w:r>
+      <w:r>
+        <w:rPr/>
+        <w:t>, the</w:t>
+        <w:br/>
+      </w:r>
+      <w:r>
+        <w:rPr>
+          <w:b/>
+        </w:rPr>
+        <w:t>Context</w:t>
+      </w:r>
+      <w:r>
+        <w:rPr/>
+        <w:t xml:space="preserve"> (headlines, flow alerts and the report) and the </w:t>
+      </w:r>
+      <w:r>
+        <w:rPr>
+          <w:b/>
+        </w:rPr>
+        <w:t>Scorecard</w:t>
+      </w:r>
+      <w:r>
+        <w:rPr/>
+        <w:t>. Click a</w:t>
+        <w:br/>
+        <w:t>heading to open it; a section you opened stays open when a new call arrives.</w:t>
+      </w:r>
+    </w:p>
+    <w:p>
+      <w:pPr>
+        <w:pStyle w:val="ListBullet"/>
+      </w:pPr>
+      <w:r>
+        <w:rPr>
+          <w:b/>
+        </w:rPr>
+        <w:t>Most mornings the answer is "No measured edge".</w:t>
+      </w:r>
+      <w:r>
+        <w:t xml:space="preserve"> That is normal, not an error: the</w:t>
+        <w:br/>
+        <w:t xml:space="preserve">  page then shows each trade's </w:t>
+      </w:r>
+      <w:r>
+        <w:rPr>
+          <w:b/>
+        </w:rPr>
+        <w:t>usual win rate</w:t>
+      </w:r>
+      <w:r>
+        <w:t xml:space="preserve"> and nothing more. Treat it as "nothing</w:t>
+        <w:br/>
+        <w:t xml:space="preserve">  here beats chance today".</w:t>
+      </w:r>
+    </w:p>
+    <w:p>
+      <w:pPr>
+        <w:pStyle w:val="ListBullet"/>
+      </w:pPr>
+      <w:r>
+        <w:t xml:space="preserve">The four trades are named by that morning's contract (an up open: </w:t>
+      </w:r>
+      <w:r>
+        <w:rPr>
+          <w:b/>
+        </w:rPr>
+        <w:t>Long call</w:t>
+      </w:r>
+      <w:r>
+        <w:t xml:space="preserve">, </w:t>
+      </w:r>
+      <w:r>
+        <w:rPr>
+          <w:b/>
+        </w:rPr>
+        <w:t>Long</w:t>
+        <w:br/>
+        <w:t xml:space="preserve">  put</w:t>
+      </w:r>
+      <w:r>
+        <w:t xml:space="preserve">, </w:t>
+      </w:r>
+      <w:r>
+        <w:rPr>
+          <w:b/>
+        </w:rPr>
+        <w:t>Put credit spread</w:t>
+      </w:r>
+      <w:r>
+        <w:t xml:space="preserve">, </w:t>
+      </w:r>
+      <w:r>
+        <w:rPr>
+          <w:b/>
+        </w:rPr>
+        <w:t>Call credit spread</w:t>
+      </w:r>
+      <w:r>
+        <w:t>; a down open mirrors it), each</w:t>
+        <w:br/>
+        <w:t xml:space="preserve">  marked as </w:t>
+      </w:r>
+      <w:r>
+        <w:rPr>
+          <w:i/>
+        </w:rPr>
+        <w:t>with</w:t>
+      </w:r>
+      <w:r>
+        <w:t xml:space="preserve"> or </w:t>
+      </w:r>
+      <w:r>
+        <w:rPr>
+          <w:i/>
+        </w:rPr>
+        <w:t>against</w:t>
+      </w:r>
+      <w:r>
+        <w:t xml:space="preserve"> the opening move. A </w:t>
+      </w:r>
+      <w:r>
+        <w:rPr>
+          <w:b/>
+        </w:rPr>
+        <w:t>win</w:t>
+      </w:r>
+      <w:r>
+        <w:t xml:space="preserve"> means +50% before −50% within</w:t>
+        <w:br/>
+        <w:t xml:space="preserve">  60 minutes. The win rates are always </w:t>
+      </w:r>
+      <w:r>
+        <w:rPr>
+          <w:b/>
+        </w:rPr>
+        <w:t>modelled</w:t>
+      </w:r>
+      <w:r>
+        <w:t xml:space="preserve"> (priced from the volatility index);</w:t>
+        <w:br/>
+        <w:t xml:space="preserve">  the </w:t>
+      </w:r>
+      <w:r>
+        <w:rPr>
+          <w:b/>
+        </w:rPr>
+        <w:t>Entry</w:t>
+      </w:r>
+      <w:r>
+        <w:t xml:space="preserve"> column shows the live 08:36 quote where the chain had the strike and says</w:t>
+        <w:br/>
+        <w:t xml:space="preserve">  </w:t>
+      </w:r>
+      <w:r>
+        <w:rPr>
+          <w:b/>
+        </w:rPr>
+        <w:t>modelled</w:t>
+      </w:r>
+      <w:r>
+        <w:t xml:space="preserve"> where it did not, and the </w:t>
+      </w:r>
+      <w:r>
+        <w:rPr>
+          <w:b/>
+        </w:rPr>
+        <w:t>Underlying move</w:t>
+      </w:r>
+      <w:r>
+        <w:t xml:space="preserve"> distances use the chain's</w:t>
+        <w:br/>
+        <w:t xml:space="preserve">  volatility when there is one.</w:t>
+      </w:r>
+    </w:p>
+    <w:p>
+      <w:pPr>
+        <w:pStyle w:val="ListBullet"/>
+      </w:pPr>
+      <w:r>
+        <w:rPr>
+          <w:b/>
+        </w:rPr>
+        <w:t>Measured edge</w:t>
+      </w:r>
+      <w:r>
+        <w:t xml:space="preserve"> marks the single trade whose bucket rate is reliably better than</w:t>
+        <w:br/>
+        <w:t xml:space="preserve">  usual (rare). </w:t>
+      </w:r>
+      <w:r>
+        <w:rPr>
+          <w:b/>
+        </w:rPr>
+        <w:t>Caution: measured to lose more often than usual</w:t>
+      </w:r>
+      <w:r>
+        <w:t xml:space="preserve"> marks a bucket that</w:t>
+        <w:br/>
+        <w:t xml:space="preserve">  is reliably worse — a reason to stay out, not to take the other side.</w:t>
+      </w:r>
+    </w:p>
+    <w:p>
+      <w:pPr>
+        <w:pStyle w:val="ListBullet"/>
+      </w:pPr>
+      <w:r>
+        <w:rPr>
+          <w:b/>
+        </w:rPr>
+        <w:t>Morning inputs</w:t>
+      </w:r>
+      <w:r>
+        <w:t xml:space="preserve"> lists each premarket reading and whether it </w:t>
+      </w:r>
+      <w:r>
+        <w:rPr>
+          <w:b/>
+        </w:rPr>
+        <w:t>agrees</w:t>
+      </w:r>
+      <w:r>
         <w:t>,</w:t>
         <w:br/>
-        <w:t xml:space="preserve">and the </w:t>
+        <w:t xml:space="preserve">  </w:t>
+      </w:r>
+      <w:r>
+        <w:rPr>
+          <w:b/>
+        </w:rPr>
+        <w:t>disagrees</w:t>
+      </w:r>
+      <w:r>
+        <w:t xml:space="preserve">, sits in the </w:t>
+      </w:r>
+      <w:r>
+        <w:rPr>
+          <w:b/>
+        </w:rPr>
+        <w:t>dead zone</w:t>
+      </w:r>
+      <w:r>
+        <w:t xml:space="preserve">, or is </w:t>
+      </w:r>
+      <w:r>
+        <w:rPr>
+          <w:b/>
+        </w:rPr>
+        <w:t>absent</w:t>
+      </w:r>
+      <w:r>
+        <w:t>. An absent input is never a</w:t>
+        <w:br/>
+        <w:t xml:space="preserve">  disagreement.</w:t>
+      </w:r>
+    </w:p>
+    <w:p>
+      <w:pPr>
+        <w:pStyle w:val="ListBullet"/>
+      </w:pPr>
+      <w:r>
+        <w:rPr>
+          <w:b/>
+        </w:rPr>
+        <w:t>Refresh</w:t>
+      </w:r>
+      <w:r>
+        <w:t xml:space="preserve"> asks the service to rebuild the call. A call already shown today stays as</w:t>
+        <w:br/>
+        <w:t xml:space="preserve">  published; Refresh only fills in a symbol that has none yet, and no new call is built</w:t>
+        <w:br/>
+        <w:t xml:space="preserve">  after </w:t>
+      </w:r>
+      <w:r>
+        <w:rPr>
+          <w:b/>
+        </w:rPr>
+        <w:t>09:35 CT</w:t>
+      </w:r>
+      <w:r>
+        <w:t>, an hour after the 08:35 entry, because the trade it would describe</w:t>
+        <w:br/>
+        <w:t xml:space="preserve">  is over by then. A symbol whose morning had a direction but was never called reads</w:t>
+        <w:br/>
+        <w:t xml:space="preserve">  </w:t>
+      </w:r>
+      <w:r>
+        <w:rPr>
+          <w:b/>
+        </w:rPr>
+        <w:t>missed the call window</w:t>
+      </w:r>
+      <w:r>
+        <w:t>; one that opened flat or had no opening bar still says so,</w:t>
+        <w:br/>
+        <w:t xml:space="preserve">  with its inputs. (The 15-minute calls below follow their own rule for Refresh.)</w:t>
+      </w:r>
+    </w:p>
+    <w:p>
+      <w:pPr>
+        <w:pStyle w:val="ListBullet"/>
+      </w:pPr>
+      <w:r>
+        <w:t>Before 08:36 (a Refresh pressed at 08:35 waits for the 08:36 call too), on a closed</w:t>
+        <w:br/>
+        <w:t xml:space="preserve">  day, or after a failed refresh the page shows the </w:t>
+      </w:r>
+      <w:r>
+        <w:rPr>
+          <w:b/>
+        </w:rPr>
+        <w:t>last call</w:t>
+      </w:r>
+      <w:r>
+        <w:t>, labelled with its</w:t>
+        <w:br/>
+        <w:t xml:space="preserve">  day, under a line saying when the next call is due.</w:t>
+      </w:r>
+    </w:p>
+    <w:p>
+      <w:pPr>
+        <w:pStyle w:val="ListBullet"/>
+      </w:pPr>
+      <w:r>
+        <w:rPr>
+          <w:b/>
+        </w:rPr>
+        <w:t>Context: headlines, flow alerts and the report</w:t>
+      </w:r>
+      <w:r>
+        <w:t xml:space="preserve"> is context only: none of it was</w:t>
+        <w:br/>
+        <w:t xml:space="preserve">  measured, and none of it is in the usual win rates or the chance of target.</w:t>
+      </w:r>
+    </w:p>
+    <w:p>
+      <w:pPr>
+        <w:pStyle w:val="ListBullet"/>
+      </w:pPr>
+      <w:r>
+        <w:rPr>
+          <w:b/>
+        </w:rPr>
+        <w:t>Scorecard</w:t>
+      </w:r>
+      <w:r>
+        <w:t xml:space="preserve"> (the last section) is the record of how the published calls actually did.</w:t>
+        <w:br/>
+        <w:t xml:space="preserve">  Each evening, once the day's bars are in, the app </w:t>
+      </w:r>
+      <w:r>
+        <w:rPr>
+          <w:b/>
+        </w:rPr>
+        <w:t>grades</w:t>
+      </w:r>
+      <w:r>
+        <w:t xml:space="preserve"> every trade it showed that</w:t>
+        <w:br/>
+        <w:t xml:space="preserve">  morning, from the call as published (never from a later rebuild), under the target,</w:t>
+        <w:br/>
+        <w:t xml:space="preserve">  stop and time stop that call was made with (a setting changed later does not regrade</w:t>
+        <w:br/>
+        <w:t xml:space="preserve">  it), and the scorecard shows that evening's grades straight away. Per symbol, over the</w:t>
+        <w:br/>
+        <w:t xml:space="preserve">  last 20 graded days, it shows: </w:t>
+      </w:r>
+      <w:r>
+        <w:rPr>
+          <w:b/>
+        </w:rPr>
+        <w:t>Edge calls</w:t>
+      </w:r>
+      <w:r>
+        <w:t>, how often the one highlighted trade won</w:t>
+        <w:br/>
+        <w:t xml:space="preserve">  beside the rate it usually wins (most symbols have none, and the line says so);</w:t>
+        <w:br/>
+        <w:t xml:space="preserve">  </w:t>
+      </w:r>
+      <w:r>
+        <w:rPr>
+          <w:b/>
+        </w:rPr>
+        <w:t>Cautions</w:t>
+      </w:r>
+      <w:r>
+        <w:t>, how often a trade marked to avoid still won, beside its usual rate (the</w:t>
+        <w:br/>
+        <w:t xml:space="preserve">  caution is working when that is the lower number); and a table of all four trades with</w:t>
+        <w:br/>
+        <w:t xml:space="preserve">  their won / lost / timed-out counts and win rate. Two win rates sit side by side: the</w:t>
+        <w:br/>
+        <w:t xml:space="preserve">  </w:t>
+      </w:r>
+      <w:r>
+        <w:rPr>
+          <w:b/>
+        </w:rPr>
+        <w:t>model's</w:t>
+      </w:r>
+      <w:r>
+        <w:t xml:space="preserve"> (priced from the volatility index, the one the study uses) and the</w:t>
+        <w:br/>
+        <w:t xml:space="preserve">  </w:t>
+      </w:r>
+      <w:r>
+        <w:rPr>
+          <w:b/>
+        </w:rPr>
+        <w:t>live chain's</w:t>
+      </w:r>
+      <w:r>
+        <w:t xml:space="preserve"> (the same walk at the volatility the 08:36 chain implied; a dash when</w:t>
+        <w:br/>
+        <w:t xml:space="preserve">  no chain was captured that morning). A day whose bars are not all in yet is graded the</w:t>
+        <w:br/>
+        <w:t xml:space="preserve">  next evening. A call made on a shortened session (a half day) is not graded, because the</w:t>
+        <w:br/>
+        <w:t xml:space="preserve">  model's settlement time would be wrong. A grade is written once and never recomputed. A</w:t>
+        <w:br/>
+        <w:t xml:space="preserve">  handful of days says very little; read it as a record, not a verdict.</w:t>
+      </w:r>
+    </w:p>
+    <w:p>
+      <w:pPr>
+        <w:pStyle w:val="Heading3"/>
+      </w:pPr>
+      <w:r>
+        <w:rPr/>
+        <w:t>Calls every 15 minutes</w:t>
+      </w:r>
+    </w:p>
+    <w:p>
+      <w:r>
+        <w:rPr/>
+        <w:t xml:space="preserve">After the 08:36 call the page makes </w:t>
+      </w:r>
+      <w:r>
+        <w:rPr>
+          <w:b/>
+        </w:rPr>
+        <w:t>a new call every 15 minutes, from 08:51 to</w:t>
+        <w:br/>
+        <w:t>13:51 CT</w:t>
+      </w:r>
+      <w:r>
+        <w:rPr/>
+        <w:t xml:space="preserve"> (21 a day), for the same three symbols. Each is a scalp you would enter </w:t>
+      </w:r>
+      <w:r>
+        <w:rPr>
+          <w:i/>
+        </w:rPr>
+        <w:t>at</w:t>
+        <w:br/>
+        <w:t>that moment</w:t>
+      </w:r>
+      <w:r>
+        <w:rPr/>
+        <w:t>, with the same trade rules (+50% before −50% of the price paid, closed</w:t>
+        <w:br/>
+        <w:t>after 60 minutes at the latest). A call is frozen the moment it is shown: the next one</w:t>
+        <w:br/>
+        <w:t>is a new call, not an edit of the last.</w:t>
+      </w:r>
+    </w:p>
+    <w:p>
+      <w:pPr>
+        <w:pStyle w:val="ListBullet"/>
+      </w:pPr>
+      <w:r>
+        <w:rPr>
+          <w:b/>
+        </w:rPr>
+        <w:t>Latest call.</w:t>
+      </w:r>
+      <w:r>
+        <w:t xml:space="preserve"> The </w:t>
+      </w:r>
+      <w:r>
+        <w:rPr>
+          <w:b/>
+        </w:rPr>
+        <w:t>15-minute call</w:t>
+      </w:r>
+      <w:r>
+        <w:t xml:space="preserve"> card in each symbol's section. It says which way the symbol moved over the</w:t>
+        <w:br/>
+        <w:t xml:space="preserve">  </w:t>
+      </w:r>
+      <w:r>
+        <w:rPr>
+          <w:b/>
+        </w:rPr>
+        <w:t>last 15 minutes</w:t>
+      </w:r>
+      <w:r>
+        <w:t xml:space="preserve"> (up, down, or flat; a flat or missing tape gets no call), names</w:t>
+        <w:br/>
+        <w:t xml:space="preserve">  the four trades by that move's contract, and shows the same columns as the morning</w:t>
+        <w:br/>
+        <w:t xml:space="preserve">  card. The one difference is the sample: it counts </w:t>
+      </w:r>
+      <w:r>
+        <w:rPr>
+          <w:b/>
+        </w:rPr>
+        <w:t>days</w:t>
+      </w:r>
+      <w:r>
+        <w:t>, not calls. Several</w:t>
+        <w:br/>
+        <w:t xml:space="preserve">  calls are made on one day from the same tape, so "5 days" means five different days,</w:t>
+        <w:br/>
+        <w:t xml:space="preserve">  however many calls fell on them.</w:t>
+      </w:r>
+    </w:p>
+    <w:p>
+      <w:pPr>
+        <w:pStyle w:val="ListBullet"/>
+      </w:pPr>
+      <w:r>
+        <w:rPr>
+          <w:b/>
+        </w:rPr>
+        <w:t>"No measured edge" is still the usual answer.</w:t>
+      </w:r>
+      <w:r>
+        <w:t xml:space="preserve"> The rates are how often a trade</w:t>
+        <w:br/>
+        <w:t xml:space="preserve">  has won over </w:t>
+      </w:r>
+      <w:r>
+        <w:rPr>
+          <w:b/>
+        </w:rPr>
+        <w:t>every</w:t>
+      </w:r>
+      <w:r>
+        <w:t xml:space="preserve"> stored day with a setup like this one at this time of day (the</w:t>
+        <w:br/>
+        <w:t xml:space="preserve">  day is split into a </w:t>
+      </w:r>
+      <w:r>
+        <w:rPr>
+          <w:b/>
+        </w:rPr>
+        <w:t>morning</w:t>
+      </w:r>
+      <w:r>
+        <w:t xml:space="preserve">, </w:t>
+      </w:r>
+      <w:r>
+        <w:rPr>
+          <w:b/>
+        </w:rPr>
+        <w:t>midday</w:t>
+      </w:r>
+      <w:r>
+        <w:t xml:space="preserve"> and </w:t>
+      </w:r>
+      <w:r>
+        <w:rPr>
+          <w:b/>
+        </w:rPr>
+        <w:t>afternoon</w:t>
+      </w:r>
+      <w:r>
+        <w:t xml:space="preserve"> block). Whether a bucket</w:t>
+        <w:br/>
+        <w:t xml:space="preserve">  beats its usual rate is </w:t>
+      </w:r>
+      <w:r>
+        <w:rPr>
+          <w:b/>
+        </w:rPr>
+        <w:t>walk-forward tested</w:t>
+      </w:r>
+      <w:r>
+        <w:t>, and it must beat it by a clear</w:t>
+        <w:br/>
+        <w:t xml:space="preserve">  margin, not a hair, before the card says </w:t>
+      </w:r>
+      <w:r>
+        <w:rPr>
+          <w:b/>
+        </w:rPr>
+        <w:t>Measured edge</w:t>
+      </w:r>
+      <w:r>
+        <w:t>.</w:t>
+      </w:r>
+    </w:p>
+    <w:p>
+      <w:pPr>
+        <w:pStyle w:val="ListBullet"/>
+      </w:pPr>
+      <w:r>
+        <w:rPr>
+          <w:b/>
+        </w:rPr>
+        <w:t>The confirmation word is gone from the page.</w:t>
+      </w:r>
+      <w:r>
+        <w:t xml:space="preserve"> Each call used to carry</w:t>
+        <w:br/>
+        <w:t xml:space="preserve">  a word (Confirms, Mixed or Contradicts, with "3 of 4 sources") for whether options</w:t>
+        <w:br/>
+        <w:t xml:space="preserve">  flow, net premium, the dealer read and market sentiment agreed with the move. Those</w:t>
+        <w:br/>
+        <w:t xml:space="preserve">  four sources are now </w:t>
+      </w:r>
+      <w:r>
+        <w:rPr>
+          <w:b/>
+        </w:rPr>
+        <w:t>factors in the chance of target</w:t>
+      </w:r>
+      <w:r>
+        <w:t xml:space="preserve"> (below), each as its own</w:t>
+        <w:br/>
+        <w:t xml:space="preserve">  number, so the page no longer shows the word or its count of sources. The app </w:t>
+      </w:r>
+      <w:r>
+        <w:rPr>
+          <w:b/>
+        </w:rPr>
+        <w:t>still</w:t>
+        <w:br/>
+        <w:t xml:space="preserve">  records it</w:t>
+      </w:r>
+      <w:r>
+        <w:t xml:space="preserve"> at every slot, and the Scorecard still splits the win rate by it; it is</w:t>
+        <w:br/>
+        <w:t xml:space="preserve">  not in the chance.</w:t>
+      </w:r>
+    </w:p>
+    <w:p>
+      <w:pPr>
+        <w:pStyle w:val="ListBullet"/>
+      </w:pPr>
+      <w:r>
+        <w:rPr>
+          <w:b/>
+        </w:rPr>
+        <w:t>The dealer read, in plain words.</w:t>
+      </w:r>
+      <w:r>
+        <w:t xml:space="preserve"> It asks: </w:t>
+      </w:r>
+      <w:r>
+        <w:rPr>
+          <w:i/>
+        </w:rPr>
+        <w:t>is there room for this trade to work</w:t>
+        <w:br/>
+        <w:t xml:space="preserve">  before it hits the wall dealers are hedged around?</w:t>
+      </w:r>
+      <w:r>
+        <w:t xml:space="preserve"> For an up call it looks at the</w:t>
+        <w:br/>
+        <w:t xml:space="preserve">  </w:t>
+      </w:r>
+      <w:r>
+        <w:rPr>
+          <w:b/>
+        </w:rPr>
+        <w:t>call wall</w:t>
+      </w:r>
+      <w:r>
+        <w:t xml:space="preserve"> above the price, for a down call the </w:t>
+      </w:r>
+      <w:r>
+        <w:rPr>
+          <w:b/>
+        </w:rPr>
+        <w:t>put wall</w:t>
+      </w:r>
+      <w:r>
+        <w:t xml:space="preserve"> below it, and compares</w:t>
+        <w:br/>
+        <w:t xml:space="preserve">  the distance from the call's own entry price (not a price read a few minutes later)</w:t>
+        <w:br/>
+        <w:t xml:space="preserve">  with how far the underlying must move to reach the trade's target. The</w:t>
+        <w:br/>
+        <w:t xml:space="preserve">  line reads, for example, "Room up to the call wall at 5,850 (0.4%); 7 of 10 big names</w:t>
+        <w:br/>
+        <w:t xml:space="preserve">  have room", or says the wall is inside the target. The </w:t>
+      </w:r>
+      <w:r>
+        <w:rPr>
+          <w:b/>
+        </w:rPr>
+        <w:t>breadth</w:t>
+      </w:r>
+      <w:r>
+        <w:t xml:space="preserve"> part counts how</w:t>
+        <w:br/>
+        <w:t xml:space="preserve">  many of the ten big names have the same room, in percent of their own price. If the</w:t>
+        <w:br/>
+        <w:t xml:space="preserve">  data has no gamma reading (Schwab sometimes sends none), the walls are not trusted</w:t>
+        <w:br/>
+        <w:t xml:space="preserve">  and the line says "No usable call wall for SPY (no gamma reading)" (or put wall, for a down call) instead of guessing.</w:t>
+      </w:r>
+    </w:p>
+    <w:p>
+      <w:pPr>
+        <w:pStyle w:val="ListBullet"/>
+      </w:pPr>
+      <w:r>
+        <w:rPr>
+          <w:b/>
+        </w:rPr>
+        <w:t>Under each trade</w:t>
+      </w:r>
+      <w:r>
+        <w:t xml:space="preserve"> the card names any wall that sits between the entry and its</w:t>
+        <w:br/>
+        <w:t xml:space="preserve">  target or stop ("Target is beyond the call wall at 5,850").</w:t>
+      </w:r>
+    </w:p>
+    <w:p>
+      <w:pPr>
+        <w:pStyle w:val="ListBullet"/>
+      </w:pPr>
+      <w:r>
+        <w:rPr>
+          <w:b/>
+        </w:rPr>
+        <w:t>Today's calls</w:t>
+      </w:r>
+      <w:r>
+        <w:t xml:space="preserve"> lists every slot made today: the time, per symbol the direction, the</w:t>
+        <w:br/>
+        <w:t xml:space="preserve">  highlighted trade (or a dash), the </w:t>
+      </w:r>
+      <w:r>
+        <w:rPr>
+          <w:b/>
+        </w:rPr>
+        <w:t>chance of target</w:t>
+      </w:r>
+      <w:r>
+        <w:t xml:space="preserve"> for the trade the call names</w:t>
+        <w:br/>
+        <w:t xml:space="preserve">  ("Chance 47.12%") and any note. A call built without fresh bars for some input says</w:t>
+        <w:br/>
+        <w:t xml:space="preserve">  which.</w:t>
+      </w:r>
+    </w:p>
+    <w:p>
+      <w:pPr>
+        <w:pStyle w:val="ListBullet"/>
+      </w:pPr>
+      <w:r>
+        <w:rPr>
+          <w:b/>
+        </w:rPr>
+        <w:t>When a call stops being current.</w:t>
+      </w:r>
+      <w:r>
+        <w:t xml:space="preserve"> A call is current until the next slot or until</w:t>
+        <w:br/>
+        <w:t xml:space="preserve">  its own hour is up, whichever comes first. After that it reads </w:t>
+      </w:r>
+      <w:r>
+        <w:rPr>
+          <w:b/>
+        </w:rPr>
+        <w:t>Last call ... past</w:t>
+      </w:r>
+      <w:r>
+        <w:br/>
+        <w:t xml:space="preserve">  (the next slot is overdue) or </w:t>
+      </w:r>
+      <w:r>
+        <w:rPr>
+          <w:b/>
+        </w:rPr>
+        <w:t>Last call ... over</w:t>
+      </w:r>
+      <w:r>
+        <w:t xml:space="preserve"> (its hour is up), and is drawn</w:t>
+        <w:br/>
+        <w:t xml:space="preserve">  muted. The 13:51 call says it is the </w:t>
+      </w:r>
+      <w:r>
+        <w:rPr>
+          <w:b/>
+        </w:rPr>
+        <w:t>final call of the day</w:t>
+      </w:r>
+      <w:r>
+        <w:t xml:space="preserve"> and names the next</w:t>
+        <w:br/>
+        <w:t xml:space="preserve">  session's first call. A last slot where every symbol was flat (no trade) still reads</w:t>
+        <w:br/>
+        <w:t xml:space="preserve">  over once its own hour is up. The page rechecks the clock every 30 seconds, so an open</w:t>
+        <w:br/>
+        <w:t xml:space="preserve">  tab never keeps showing a stale call as current. A list from an earlier day says whose</w:t>
+        <w:br/>
+        <w:t xml:space="preserve">  day it is, is not today's, and draws its highlighted trades without the green.</w:t>
+      </w:r>
+    </w:p>
+    <w:p>
+      <w:pPr>
+        <w:pStyle w:val="ListBullet"/>
+      </w:pPr>
+      <w:r>
+        <w:rPr>
+          <w:b/>
+        </w:rPr>
+        <w:t>Half days.</w:t>
+      </w:r>
+      <w:r>
+        <w:t xml:space="preserve"> On a day the market closes early (the day after Thanksgiving and</w:t>
+        <w:br/>
+        <w:t xml:space="preserve">  Christmas Eve, at 12:00 CT; the dates are in Settings → Configuration → Opening Scalp)</w:t>
+        <w:br/>
+        <w:t xml:space="preserve">  no call is made whose hour would run past the close: the last call is 10:51, and a</w:t>
+        <w:br/>
+        <w:t xml:space="preserve">  later slot says "The market closes early today". Add next year's half days there.</w:t>
+      </w:r>
+    </w:p>
+    <w:p>
+      <w:pPr>
+        <w:pStyle w:val="ListBullet"/>
+      </w:pPr>
+      <w:r>
+        <w:rPr>
+          <w:b/>
+        </w:rPr>
+        <w:t>Refresh and the 15-minute calls.</w:t>
+      </w:r>
+      <w:r>
+        <w:t xml:space="preserve"> Refresh never makes an off-slot call. Inside a</w:t>
+        <w:br/>
+        <w:t xml:space="preserve">  slot's five-minute window it fills in any symbol that slot has not published yet;</w:t>
+        <w:br/>
+        <w:t xml:space="preserve">  outside a window it only puts today's published calls back on screen. A slot missed by</w:t>
+        <w:br/>
+        <w:t xml:space="preserve">  more than five minutes is skipped, not made up later.</w:t>
+      </w:r>
+    </w:p>
+    <w:p>
+      <w:pPr>
+        <w:pStyle w:val="ListBullet"/>
+      </w:pPr>
+      <w:r>
+        <w:rPr>
+          <w:b/>
+        </w:rPr>
+        <w:t>Scorecard, intraday part.</w:t>
+      </w:r>
+      <w:r>
+        <w:t xml:space="preserve"> Each evening every intraday call is graded the same way as</w:t>
+        <w:br/>
+        <w:t xml:space="preserve">  the morning ones. The scorecard then shows, per symbol and per block, </w:t>
+      </w:r>
+      <w:r>
+        <w:rPr>
+          <w:b/>
+        </w:rPr>
+        <w:t>Edge calls</w:t>
+      </w:r>
+      <w:r>
+        <w:br/>
+        <w:t xml:space="preserve">  and </w:t>
+      </w:r>
+      <w:r>
+        <w:rPr>
+          <w:b/>
+        </w:rPr>
+        <w:t>Cautions</w:t>
+      </w:r>
+      <w:r>
+        <w:t xml:space="preserve"> as above, and the long-with-the-move trade's win rate split by the</w:t>
+        <w:br/>
+        <w:t xml:space="preserve">  recorded confirmation word, each beside the </w:t>
+      </w:r>
+      <w:r>
+        <w:rPr>
+          <w:b/>
+        </w:rPr>
+        <w:t>days</w:t>
+      </w:r>
+      <w:r>
+        <w:t xml:space="preserve"> it rests on. That split is the</w:t>
+        <w:br/>
+        <w:t xml:space="preserve">  first, informal look at whether the word helps; with a few weeks of data it says almost</w:t>
+        <w:br/>
+        <w:t xml:space="preserve">  nothing. The chance of target is not graded here: the weekly check described below is</w:t>
+        <w:br/>
+        <w:t xml:space="preserve">  its test.</w:t>
+      </w:r>
+    </w:p>
+    <w:p>
+      <w:pPr>
+        <w:pStyle w:val="Heading3"/>
+      </w:pPr>
+      <w:r>
+        <w:rPr/>
+        <w:t>The chance of target</w:t>
+      </w:r>
+    </w:p>
+    <w:p>
+      <w:r>
+        <w:rPr/>
+        <w:t xml:space="preserve">Every call carries one figure for each of its four trades: </w:t>
+      </w:r>
+      <w:r>
+        <w:rPr>
+          <w:b/>
+        </w:rPr>
+        <w:t>the chance that the trade</w:t>
+        <w:br/>
+        <w:t>wins</w:t>
+      </w:r>
+      <w:r>
+        <w:rPr/>
+        <w:t>, counted the way the usual win rate counts a win (+50% before −50% of the price</w:t>
+        <w:br/>
+        <w:t>paid, inside 60 minutes; for a credit spread, keeping half the credit). The 08:36 call</w:t>
+        <w:br/>
+        <w:t>carries it too, worked from the premarket inputs. The top table shows it for the trade</w:t>
+        <w:br/>
+        <w:t xml:space="preserve">the row names; the </w:t>
+      </w:r>
+      <w:r>
+        <w:rPr>
+          <w:b/>
+        </w:rPr>
+        <w:t>15-minute call</w:t>
+      </w:r>
+      <w:r>
+        <w:rPr/>
+        <w:t xml:space="preserve"> and </w:t>
       </w:r>
       <w:r>
         <w:rPr>
@@ -23907,59 +24920,18 @@
       </w:r>
       <w:r>
         <w:rPr/>
-        <w:t>'s direction. The row reads the latest 15-minute call once the</w:t>
-        <w:br/>
-        <w:t>first one is out (08:51) and the 08:36 call before that. A call that is no longer</w:t>
-        <w:br/>
-        <w:t>current keeps its words and loses its colour.</w:t>
-      </w:r>
-    </w:p>
-    <w:p>
-      <w:r>
-        <w:rPr>
-          <w:b/>
-        </w:rPr>
-        <w:t>Everything else is below it, in closed sections:</w:t>
-      </w:r>
-      <w:r>
-        <w:rPr/>
-        <w:t xml:space="preserve"> one per symbol (its 15-minute</w:t>
-        <w:br/>
-        <w:t xml:space="preserve">call, its confirmation and its 08:36 call), then </w:t>
-      </w:r>
-      <w:r>
-        <w:rPr>
-          <w:b/>
-        </w:rPr>
-        <w:t>Today's calls</w:t>
-      </w:r>
-      <w:r>
-        <w:rPr/>
-        <w:t xml:space="preserve">, </w:t>
-      </w:r>
-      <w:r>
-        <w:rPr>
-          <w:b/>
-        </w:rPr>
-        <w:t>Not in the</w:t>
-        <w:br/>
-        <w:t>probability</w:t>
-      </w:r>
-      <w:r>
-        <w:rPr/>
-        <w:t xml:space="preserve"> and the </w:t>
-      </w:r>
-      <w:r>
-        <w:rPr>
-          <w:b/>
-        </w:rPr>
-        <w:t>Scorecard</w:t>
-      </w:r>
-      <w:r>
-        <w:rPr/>
-        <w:t>. Click a heading to open it; a section you opened</w:t>
-        <w:br/>
-        <w:t>stays open when a new call arrives.</w:t>
+        <w:t xml:space="preserve"> cards show all four, in a</w:t>
+        <w:br/>
+      </w:r>
+      <w:r>
+        <w:rPr>
+          <w:b/>
+        </w:rPr>
+        <w:t>Chance of target</w:t>
+      </w:r>
+      <w:r>
+        <w:rPr/>
+        <w:t xml:space="preserve"> column beside the usual win rate.</w:t>
       </w:r>
     </w:p>
     <w:p>
@@ -23970,23 +24942,105 @@
         <w:rPr>
           <w:b/>
         </w:rPr>
-        <w:t>Most mornings the answer is "No measured edge".</w:t>
-      </w:r>
-      <w:r>
-        <w:t xml:space="preserve"> That is normal, not an error: the</w:t>
-        <w:br/>
-        <w:t xml:space="preserve">  page then shows each trade's </w:t>
-      </w:r>
-      <w:r>
-        <w:rPr>
-          <w:b/>
-        </w:rPr>
-        <w:t>usual win rate</w:t>
-      </w:r>
-      <w:r>
-        <w:t xml:space="preserve"> and nothing more. Treat it as "nothing</w:t>
-        <w:br/>
-        <w:t xml:space="preserve">  here beats chance today".</w:t>
+        <w:t>What goes into it.</w:t>
+      </w:r>
+      <w:r>
+        <w:t xml:space="preserve"> Every factor is read for the direction of the call, so a positive</w:t>
+        <w:br/>
+        <w:t xml:space="preserve">  reading means "agrees with the call": the price reading you already see (the move since</w:t>
+        <w:br/>
+        <w:t xml:space="preserve">  the open, the side of VWAP, futures, the volatility index, the sector funds, the big ten's</w:t>
+        <w:br/>
+        <w:t xml:space="preserve">  breadth); the </w:t>
+      </w:r>
+      <w:r>
+        <w:rPr>
+          <w:b/>
+        </w:rPr>
+        <w:t>slope of the 20-bar moving average</w:t>
+      </w:r>
+      <w:r>
+        <w:t xml:space="preserve"> and </w:t>
+      </w:r>
+      <w:r>
+        <w:rPr>
+          <w:b/>
+        </w:rPr>
+        <w:t>momentum (RSI)</w:t>
+      </w:r>
+      <w:r>
+        <w:t>, each on the</w:t>
+        <w:br/>
+        <w:t xml:space="preserve">  </w:t>
+      </w:r>
+      <w:r>
+        <w:rPr>
+          <w:b/>
+        </w:rPr>
+        <w:t>5-minute</w:t>
+      </w:r>
+      <w:r>
+        <w:t xml:space="preserve"> chart (counts most), the </w:t>
+      </w:r>
+      <w:r>
+        <w:rPr>
+          <w:b/>
+        </w:rPr>
+        <w:t>15-minute</w:t>
+      </w:r>
+      <w:r>
+        <w:t xml:space="preserve"> chart and the </w:t>
+      </w:r>
+      <w:r>
+        <w:rPr>
+          <w:b/>
+        </w:rPr>
+        <w:t>hourly</w:t>
+      </w:r>
+      <w:r>
+        <w:t xml:space="preserve"> chart; the</w:t>
+        <w:br/>
+        <w:t xml:space="preserve">  </w:t>
+      </w:r>
+      <w:r>
+        <w:rPr>
+          <w:b/>
+        </w:rPr>
+        <w:t>dealer read</w:t>
+      </w:r>
+      <w:r>
+        <w:t xml:space="preserve"> (room to the wall, the big names' room, and which side of the gamma flip</w:t>
+        <w:br/>
+        <w:t xml:space="preserve">  the price is on); </w:t>
+      </w:r>
+      <w:r>
+        <w:rPr>
+          <w:b/>
+        </w:rPr>
+        <w:t>net premium</w:t>
+      </w:r>
+      <w:r>
+        <w:t xml:space="preserve">; </w:t>
+      </w:r>
+      <w:r>
+        <w:rPr>
+          <w:b/>
+        </w:rPr>
+        <w:t>options flow</w:t>
+      </w:r>
+      <w:r>
+        <w:t xml:space="preserve">; </w:t>
+      </w:r>
+      <w:r>
+        <w:rPr>
+          <w:b/>
+        </w:rPr>
+        <w:t>market sentiment</w:t>
+      </w:r>
+      <w:r>
+        <w:t>; and, for the</w:t>
+        <w:br/>
+        <w:t xml:space="preserve">  15-minute calls, the part of the day (morning, midday or afternoon).</w:t>
       </w:r>
     </w:p>
     <w:p>
@@ -23994,96 +25048,222 @@
         <w:pStyle w:val="ListBullet"/>
       </w:pPr>
       <w:r>
-        <w:t xml:space="preserve">The four trades are named by that morning's contract (an up open: </w:t>
-      </w:r>
-      <w:r>
-        <w:rPr>
-          <w:b/>
-        </w:rPr>
-        <w:t>Long call</w:t>
-      </w:r>
-      <w:r>
-        <w:t xml:space="preserve">, </w:t>
-      </w:r>
-      <w:r>
-        <w:rPr>
-          <w:b/>
-        </w:rPr>
-        <w:t>Long</w:t>
-        <w:br/>
-        <w:t xml:space="preserve">  put</w:t>
-      </w:r>
-      <w:r>
-        <w:t xml:space="preserve">, </w:t>
-      </w:r>
-      <w:r>
-        <w:rPr>
-          <w:b/>
-        </w:rPr>
-        <w:t>Put credit spread</w:t>
-      </w:r>
-      <w:r>
-        <w:t xml:space="preserve">, </w:t>
-      </w:r>
-      <w:r>
-        <w:rPr>
-          <w:b/>
-        </w:rPr>
-        <w:t>Call credit spread</w:t>
-      </w:r>
-      <w:r>
-        <w:t>; a down open mirrors it), each</w:t>
-        <w:br/>
-        <w:t xml:space="preserve">  marked as </w:t>
+        <w:rPr>
+          <w:b/>
+        </w:rPr>
+        <w:t>Each factor has a weight, and the weights are learned, not set by hand.</w:t>
+      </w:r>
+      <w:r>
+        <w:t xml:space="preserve"> The app</w:t>
+        <w:br/>
+        <w:t xml:space="preserve">  starts every weight at an </w:t>
+      </w:r>
+      <w:r>
+        <w:rPr>
+          <w:b/>
+        </w:rPr>
+        <w:t>assumed</w:t>
+      </w:r>
+      <w:r>
+        <w:t xml:space="preserve"> value (a small push the right way for a factor</w:t>
+        <w:br/>
+        <w:t xml:space="preserve">  that usually helps) and then lets the stored days move it. A factor with months of</w:t>
+        <w:br/>
+        <w:t xml:space="preserve">  history, such as the price reading, the moving-average slope and momentum, is moved a long way</w:t>
+        <w:br/>
+        <w:t xml:space="preserve">  by its own days. A factor with only a few days (flow, sentiment, net premium and the</w:t>
+        <w:br/>
+        <w:t xml:space="preserve">  dealer read are recent) stays close to its assumption until it has more. The weights are</w:t>
+        <w:br/>
+        <w:t xml:space="preserve">  </w:t>
+      </w:r>
+      <w:r>
+        <w:rPr>
+          <w:b/>
+        </w:rPr>
+        <w:t>refitted every Saturday morning at 08:00 CT</w:t>
+      </w:r>
+      <w:r>
+        <w:t>, after the week has been graded, and a</w:t>
+        <w:br/>
+        <w:t xml:space="preserve">  refit never changes a call already shown: a call keeps the chance it was made with.</w:t>
+      </w:r>
+    </w:p>
+    <w:p>
+      <w:pPr>
+        <w:pStyle w:val="ListBullet"/>
+      </w:pPr>
+      <w:r>
+        <w:rPr>
+          <w:b/>
+        </w:rPr>
+        <w:t>A missing reading never counts against a call.</w:t>
+      </w:r>
+      <w:r>
+        <w:t xml:space="preserve"> When a factor cannot be read (Schwab</w:t>
+        <w:br/>
+        <w:t xml:space="preserve">  sent no gamma reading so there is no wall, there is no flow list, a bar is missing), it</w:t>
+        <w:br/>
+        <w:t xml:space="preserve">  adds nothing either way.</w:t>
+      </w:r>
+    </w:p>
+    <w:p>
+      <w:pPr>
+        <w:pStyle w:val="ListBullet"/>
+      </w:pPr>
+      <w:r>
+        <w:rPr>
+          <w:b/>
+        </w:rPr>
+        <w:t>What moved the chance.</w:t>
+      </w:r>
+      <w:r>
+        <w:t xml:space="preserve"> Open a symbol's section. Under its 15-minute call (and its</w:t>
+        <w:br/>
+        <w:t xml:space="preserve">  08:36 call) a table lists every factor, the largest push first: its </w:t>
+      </w:r>
+      <w:r>
+        <w:rPr>
+          <w:b/>
+        </w:rPr>
+        <w:t>reading</w:t>
+      </w:r>
+      <w:r>
+        <w:t xml:space="preserve"> for the</w:t>
+        <w:br/>
+        <w:t xml:space="preserve">  call, how many </w:t>
+      </w:r>
+      <w:r>
+        <w:rPr>
+          <w:b/>
+        </w:rPr>
+        <w:t>percentage points</w:t>
+      </w:r>
+      <w:r>
+        <w:t xml:space="preserve"> it moved the chance for the trade with the call, the</w:t>
+        <w:br/>
+        <w:t xml:space="preserve">  </w:t>
+      </w:r>
+      <w:r>
+        <w:rPr>
+          <w:b/>
+        </w:rPr>
+        <w:t>days of history</w:t>
+      </w:r>
+      <w:r>
+        <w:t xml:space="preserve"> its weight rests on, and </w:t>
+      </w:r>
+      <w:r>
+        <w:rPr>
+          <w:b/>
+        </w:rPr>
+        <w:t>assumed</w:t>
+      </w:r>
+      <w:r>
+        <w:t xml:space="preserve"> where those days are fewer than 5</w:t>
+        <w:br/>
+        <w:t xml:space="preserve">  (the weight is still the starting guess, not a measurement). Read a big push on an</w:t>
+        <w:br/>
+        <w:t xml:space="preserve">  </w:t>
+      </w:r>
+      <w:r>
+        <w:rPr>
+          <w:b/>
+        </w:rPr>
+        <w:t>assumed</w:t>
+      </w:r>
+      <w:r>
+        <w:t xml:space="preserve"> factor with caution: nothing has tested it yet.</w:t>
+      </w:r>
+    </w:p>
+    <w:p>
+      <w:pPr>
+        <w:pStyle w:val="ListBullet"/>
+      </w:pPr>
+      <w:r>
+        <w:rPr>
+          <w:b/>
+        </w:rPr>
+        <w:t>The line under the figure.</w:t>
       </w:r>
       <w:r>
         <w:rPr>
           <w:i/>
         </w:rPr>
-        <w:t>with</w:t>
-      </w:r>
-      <w:r>
-        <w:t xml:space="preserve"> or </w:t>
+        <w:t>fitted Oct 25 · beats the usual rate on unseen days: no.</w:t>
+      </w:r>
+      <w:r>
+        <w:br/>
+        <w:t xml:space="preserve">  Every refit tests the chance the way the bucket study tests an edge: week by week, it is</w:t>
+        <w:br/>
+        <w:t xml:space="preserve">  fitted on the earlier weeks and scored on the next, which it has never seen, against the</w:t>
+        <w:br/>
+        <w:t xml:space="preserve">  plain usual win rate. </w:t>
+      </w:r>
+      <w:r>
+        <w:rPr>
+          <w:b/>
+        </w:rPr>
+        <w:t>yes</w:t>
+      </w:r>
+      <w:r>
+        <w:t xml:space="preserve"> means it did better by a clear margin over the weeks tested;</w:t>
+        <w:br/>
+        <w:t xml:space="preserve">  </w:t>
+      </w:r>
+      <w:r>
+        <w:rPr>
+          <w:b/>
+        </w:rPr>
+        <w:t>no</w:t>
+      </w:r>
+      <w:r>
+        <w:t xml:space="preserve"> means it did not (or there are not yet enough weeks: the test starts after 8 weeks</w:t>
+        <w:br/>
+        <w:t xml:space="preserve">  of history). </w:t>
+      </w:r>
+      <w:r>
+        <w:rPr>
+          <w:b/>
+        </w:rPr>
+        <w:t>no</w:t>
+      </w:r>
+      <w:r>
+        <w:t xml:space="preserve"> is an honest answer, and a common one: it says to trust the usual rate</w:t>
+        <w:br/>
+        <w:t xml:space="preserve">  beside it at least as much. A dash with </w:t>
       </w:r>
       <w:r>
         <w:rPr>
           <w:i/>
         </w:rPr>
-        <w:t>against</w:t>
-      </w:r>
-      <w:r>
-        <w:t xml:space="preserve"> the opening move. A </w:t>
-      </w:r>
-      <w:r>
-        <w:rPr>
-          <w:b/>
-        </w:rPr>
-        <w:t>win</w:t>
-      </w:r>
-      <w:r>
-        <w:t xml:space="preserve"> means +50% before −50% within</w:t>
-        <w:br/>
-        <w:t xml:space="preserve">  60 minutes. The win rates are always </w:t>
-      </w:r>
-      <w:r>
-        <w:rPr>
-          <w:b/>
-        </w:rPr>
-        <w:t>modelled</w:t>
-      </w:r>
-      <w:r>
-        <w:t xml:space="preserve"> (priced from the volatility index);</w:t>
-        <w:br/>
-        <w:t xml:space="preserve">  the </w:t>
-      </w:r>
-      <w:r>
-        <w:rPr>
-          <w:b/>
-        </w:rPr>
-        <w:t>Entry</w:t>
-      </w:r>
-      <w:r>
-        <w:t xml:space="preserve"> column shows the live 08:36 quote where the chain had the strike and says</w:t>
+        <w:t>not fitted yet</w:t>
+      </w:r>
+      <w:r>
+        <w:t xml:space="preserve"> means no weights are stored.</w:t>
+      </w:r>
+    </w:p>
+    <w:p>
+      <w:pPr>
+        <w:pStyle w:val="ListBullet"/>
+      </w:pPr>
+      <w:r>
+        <w:rPr>
+          <w:b/>
+        </w:rPr>
+        <w:t>It is not a signal.</w:t>
+      </w:r>
+      <w:r>
+        <w:t xml:space="preserve"> The four trades, their rules, the </w:t>
+      </w:r>
+      <w:r>
+        <w:rPr>
+          <w:b/>
+        </w:rPr>
+        <w:t>Measured edge</w:t>
+      </w:r>
+      <w:r>
+        <w:t xml:space="preserve"> and</w:t>
         <w:br/>
         <w:t xml:space="preserve">  </w:t>
       </w:r>
@@ -24091,810 +25271,23 @@
         <w:rPr>
           <w:b/>
         </w:rPr>
-        <w:t>modelled</w:t>
-      </w:r>
-      <w:r>
-        <w:t xml:space="preserve"> where it did not, and the </w:t>
-      </w:r>
-      <w:r>
-        <w:rPr>
-          <w:b/>
-        </w:rPr>
-        <w:t>Underlying move</w:t>
-      </w:r>
-      <w:r>
-        <w:t xml:space="preserve"> distances use the chain's</w:t>
-        <w:br/>
-        <w:t xml:space="preserve">  volatility when there is one.</w:t>
-      </w:r>
-    </w:p>
-    <w:p>
-      <w:pPr>
-        <w:pStyle w:val="ListBullet"/>
-      </w:pPr>
-      <w:r>
-        <w:rPr>
-          <w:b/>
-        </w:rPr>
-        <w:t>Measured edge</w:t>
-      </w:r>
-      <w:r>
-        <w:t xml:space="preserve"> marks the single trade whose bucket rate is reliably better than</w:t>
-        <w:br/>
-        <w:t xml:space="preserve">  usual (rare). </w:t>
-      </w:r>
-      <w:r>
-        <w:rPr>
-          <w:b/>
-        </w:rPr>
-        <w:t>Caution: measured to lose more often than usual</w:t>
-      </w:r>
-      <w:r>
-        <w:t xml:space="preserve"> marks a bucket that</w:t>
-        <w:br/>
-        <w:t xml:space="preserve">  is reliably worse — a reason to stay out, not to take the other side.</w:t>
-      </w:r>
-    </w:p>
-    <w:p>
-      <w:pPr>
-        <w:pStyle w:val="ListBullet"/>
-      </w:pPr>
-      <w:r>
-        <w:rPr>
-          <w:b/>
-        </w:rPr>
-        <w:t>Morning inputs</w:t>
-      </w:r>
-      <w:r>
-        <w:t xml:space="preserve"> lists each premarket reading and whether it </w:t>
-      </w:r>
-      <w:r>
-        <w:rPr>
-          <w:b/>
-        </w:rPr>
-        <w:t>agrees</w:t>
-      </w:r>
-      <w:r>
-        <w:t>,</w:t>
-        <w:br/>
-        <w:t xml:space="preserve">  </w:t>
-      </w:r>
-      <w:r>
-        <w:rPr>
-          <w:b/>
-        </w:rPr>
-        <w:t>disagrees</w:t>
-      </w:r>
-      <w:r>
-        <w:t xml:space="preserve">, sits in the </w:t>
-      </w:r>
-      <w:r>
-        <w:rPr>
-          <w:b/>
-        </w:rPr>
-        <w:t>dead zone</w:t>
-      </w:r>
-      <w:r>
-        <w:t xml:space="preserve">, or is </w:t>
-      </w:r>
-      <w:r>
-        <w:rPr>
-          <w:b/>
-        </w:rPr>
-        <w:t>absent</w:t>
-      </w:r>
-      <w:r>
-        <w:t>. An absent input is never a</w:t>
-        <w:br/>
-        <w:t xml:space="preserve">  disagreement.</w:t>
-      </w:r>
-    </w:p>
-    <w:p>
-      <w:pPr>
-        <w:pStyle w:val="ListBullet"/>
-      </w:pPr>
-      <w:r>
-        <w:rPr>
-          <w:b/>
-        </w:rPr>
-        <w:t>Refresh</w:t>
-      </w:r>
-      <w:r>
-        <w:t xml:space="preserve"> asks the service to rebuild the call. A call already shown today stays as</w:t>
-        <w:br/>
-        <w:t xml:space="preserve">  published; Refresh only fills in a symbol that has none yet, and no new call is built</w:t>
-        <w:br/>
-        <w:t xml:space="preserve">  after </w:t>
-      </w:r>
-      <w:r>
-        <w:rPr>
-          <w:b/>
-        </w:rPr>
-        <w:t>09:35 CT</w:t>
-      </w:r>
-      <w:r>
-        <w:t>, an hour after the 08:35 entry, because the trade it would describe</w:t>
-        <w:br/>
-        <w:t xml:space="preserve">  is over by then. A symbol whose morning had a direction but was never called reads</w:t>
-        <w:br/>
-        <w:t xml:space="preserve">  </w:t>
-      </w:r>
-      <w:r>
-        <w:rPr>
-          <w:b/>
-        </w:rPr>
-        <w:t>missed the call window</w:t>
-      </w:r>
-      <w:r>
-        <w:t>; one that opened flat or had no opening bar still says so,</w:t>
-        <w:br/>
-        <w:t xml:space="preserve">  with its inputs. (The 15-minute calls below follow their own rule for Refresh.)</w:t>
-      </w:r>
-    </w:p>
-    <w:p>
-      <w:pPr>
-        <w:pStyle w:val="ListBullet"/>
-      </w:pPr>
-      <w:r>
-        <w:t>Before 08:36 (a Refresh pressed at 08:35 waits for the 08:36 call too), on a closed</w:t>
-        <w:br/>
-        <w:t xml:space="preserve">  day, or after a failed refresh the page shows the </w:t>
-      </w:r>
-      <w:r>
-        <w:rPr>
-          <w:b/>
-        </w:rPr>
-        <w:t>last call</w:t>
-      </w:r>
-      <w:r>
-        <w:t>, labelled with its</w:t>
-        <w:br/>
-        <w:t xml:space="preserve">  day, under a line saying when the next call is due.</w:t>
-      </w:r>
-    </w:p>
-    <w:p>
-      <w:pPr>
-        <w:pStyle w:val="ListBullet"/>
-      </w:pPr>
-      <w:r>
-        <w:rPr>
-          <w:b/>
-        </w:rPr>
-        <w:t>Not in the probability</w:t>
-      </w:r>
-      <w:r>
-        <w:t xml:space="preserve"> (the report link, headlines, flow alerts) is context only.</w:t>
-      </w:r>
-    </w:p>
-    <w:p>
-      <w:pPr>
-        <w:pStyle w:val="ListBullet"/>
-      </w:pPr>
-      <w:r>
-        <w:rPr>
-          <w:b/>
-        </w:rPr>
-        <w:t>Scorecard</w:t>
-      </w:r>
-      <w:r>
-        <w:t xml:space="preserve"> (the last section) is the record of how the published calls actually did.</w:t>
-        <w:br/>
-        <w:t xml:space="preserve">  Each evening, once the day's bars are in, the app </w:t>
-      </w:r>
-      <w:r>
-        <w:rPr>
-          <w:b/>
-        </w:rPr>
-        <w:t>grades</w:t>
-      </w:r>
-      <w:r>
-        <w:t xml:space="preserve"> every trade it showed that</w:t>
-        <w:br/>
-        <w:t xml:space="preserve">  morning, from the call as published (never from a later rebuild), under the target,</w:t>
-        <w:br/>
-        <w:t xml:space="preserve">  stop and time stop that call was made with (a setting changed later does not regrade</w:t>
-        <w:br/>
-        <w:t xml:space="preserve">  it), and the scorecard shows that evening's grades straight away. Per symbol, over the</w:t>
-        <w:br/>
-        <w:t xml:space="preserve">  last 20 graded days, it shows: </w:t>
-      </w:r>
-      <w:r>
-        <w:rPr>
-          <w:b/>
-        </w:rPr>
-        <w:t>Edge calls</w:t>
-      </w:r>
-      <w:r>
-        <w:t>, how often the one highlighted trade won</w:t>
-        <w:br/>
-        <w:t xml:space="preserve">  beside the rate it usually wins (most symbols have none, and the line says so);</w:t>
-        <w:br/>
-        <w:t xml:space="preserve">  </w:t>
-      </w:r>
-      <w:r>
-        <w:rPr>
-          <w:b/>
-        </w:rPr>
-        <w:t>Cautions</w:t>
-      </w:r>
-      <w:r>
-        <w:t>, how often a trade marked to avoid still won, beside its usual rate (the</w:t>
-        <w:br/>
-        <w:t xml:space="preserve">  caution is working when that is the lower number); and a table of all four trades with</w:t>
-        <w:br/>
-        <w:t xml:space="preserve">  their won / lost / timed-out counts and win rate. Two win rates sit side by side: the</w:t>
-        <w:br/>
-        <w:t xml:space="preserve">  </w:t>
-      </w:r>
-      <w:r>
-        <w:rPr>
-          <w:b/>
-        </w:rPr>
-        <w:t>model's</w:t>
-      </w:r>
-      <w:r>
-        <w:t xml:space="preserve"> (priced from the volatility index, the one the study uses) and the</w:t>
-        <w:br/>
-        <w:t xml:space="preserve">  </w:t>
-      </w:r>
-      <w:r>
-        <w:rPr>
-          <w:b/>
-        </w:rPr>
-        <w:t>live chain's</w:t>
-      </w:r>
-      <w:r>
-        <w:t xml:space="preserve"> (the same walk at the volatility the 08:36 chain implied; a dash when</w:t>
-        <w:br/>
-        <w:t xml:space="preserve">  no chain was captured that morning). A day whose bars are not all in yet is graded the</w:t>
-        <w:br/>
-        <w:t xml:space="preserve">  next evening. A call made on a shortened session (a half day) is not graded, because the</w:t>
-        <w:br/>
-        <w:t xml:space="preserve">  model's settlement time would be wrong. A grade is written once and never recomputed. A</w:t>
-        <w:br/>
-        <w:t xml:space="preserve">  handful of days says very little; read it as a record, not a verdict.</w:t>
-      </w:r>
-    </w:p>
-    <w:p>
-      <w:pPr>
-        <w:pStyle w:val="Heading3"/>
-      </w:pPr>
-      <w:r>
-        <w:rPr/>
-        <w:t>Calls every 15 minutes</w:t>
-      </w:r>
-    </w:p>
-    <w:p>
-      <w:r>
-        <w:rPr/>
-        <w:t xml:space="preserve">After the 08:36 call the page makes </w:t>
-      </w:r>
-      <w:r>
-        <w:rPr>
-          <w:b/>
-        </w:rPr>
-        <w:t>a new call every 15 minutes, from 08:51 to</w:t>
-        <w:br/>
-        <w:t>13:51 CT</w:t>
-      </w:r>
-      <w:r>
-        <w:rPr/>
-        <w:t xml:space="preserve"> (21 a day), for the same three symbols. Each is a scalp you would enter </w:t>
-      </w:r>
-      <w:r>
-        <w:rPr>
-          <w:i/>
-        </w:rPr>
-        <w:t>at</w:t>
-        <w:br/>
-        <w:t>that moment</w:t>
-      </w:r>
-      <w:r>
-        <w:rPr/>
-        <w:t>, with the same trade rules (+50% before −50% of the price paid, closed</w:t>
-        <w:br/>
-        <w:t>after 60 minutes at the latest). A call is frozen the moment it is shown: the next one</w:t>
-        <w:br/>
-        <w:t>is a new call, not an edit of the last.</w:t>
-      </w:r>
-    </w:p>
-    <w:p>
-      <w:pPr>
-        <w:pStyle w:val="ListBullet"/>
-      </w:pPr>
-      <w:r>
-        <w:rPr>
-          <w:b/>
-        </w:rPr>
-        <w:t>Latest call.</w:t>
-      </w:r>
-      <w:r>
-        <w:t xml:space="preserve"> The </w:t>
-      </w:r>
-      <w:r>
-        <w:rPr>
-          <w:b/>
-        </w:rPr>
-        <w:t>15-minute call</w:t>
-      </w:r>
-      <w:r>
-        <w:t xml:space="preserve"> card in each symbol's section. It says which way the symbol moved over the</w:t>
-        <w:br/>
-        <w:t xml:space="preserve">  </w:t>
-      </w:r>
-      <w:r>
-        <w:rPr>
-          <w:b/>
-        </w:rPr>
-        <w:t>last 15 minutes</w:t>
-      </w:r>
-      <w:r>
-        <w:t xml:space="preserve"> (up, down, or flat; a flat or missing tape gets no call), names</w:t>
-        <w:br/>
-        <w:t xml:space="preserve">  the four trades by that move's contract, and shows the same columns as the morning</w:t>
-        <w:br/>
-        <w:t xml:space="preserve">  card. The one difference is the sample: it counts </w:t>
-      </w:r>
-      <w:r>
-        <w:rPr>
-          <w:b/>
-        </w:rPr>
-        <w:t>days</w:t>
-      </w:r>
-      <w:r>
-        <w:t>, not calls. Several</w:t>
-        <w:br/>
-        <w:t xml:space="preserve">  calls are made on one day from the same tape, so "5 days" means five different days,</w:t>
-        <w:br/>
-        <w:t xml:space="preserve">  however many calls fell on them.</w:t>
-      </w:r>
-    </w:p>
-    <w:p>
-      <w:pPr>
-        <w:pStyle w:val="ListBullet"/>
-      </w:pPr>
-      <w:r>
-        <w:rPr>
-          <w:b/>
-        </w:rPr>
-        <w:t>"No measured edge" is still the usual answer.</w:t>
-      </w:r>
-      <w:r>
-        <w:t xml:space="preserve"> The rates are how often a trade</w:t>
-        <w:br/>
-        <w:t xml:space="preserve">  has won over </w:t>
-      </w:r>
-      <w:r>
-        <w:rPr>
-          <w:b/>
-        </w:rPr>
-        <w:t>every</w:t>
-      </w:r>
-      <w:r>
-        <w:t xml:space="preserve"> stored day with a setup like this one at this time of day (the</w:t>
-        <w:br/>
-        <w:t xml:space="preserve">  day is split into a </w:t>
-      </w:r>
-      <w:r>
-        <w:rPr>
-          <w:b/>
-        </w:rPr>
-        <w:t>morning</w:t>
-      </w:r>
-      <w:r>
-        <w:t xml:space="preserve">, </w:t>
-      </w:r>
-      <w:r>
-        <w:rPr>
-          <w:b/>
-        </w:rPr>
-        <w:t>midday</w:t>
-      </w:r>
-      <w:r>
-        <w:t xml:space="preserve"> and </w:t>
-      </w:r>
-      <w:r>
-        <w:rPr>
-          <w:b/>
-        </w:rPr>
-        <w:t>afternoon</w:t>
-      </w:r>
-      <w:r>
-        <w:t xml:space="preserve"> block). Whether a bucket</w:t>
-        <w:br/>
-        <w:t xml:space="preserve">  beats its usual rate is </w:t>
-      </w:r>
-      <w:r>
-        <w:rPr>
-          <w:b/>
-        </w:rPr>
-        <w:t>walk-forward tested</w:t>
-      </w:r>
-      <w:r>
-        <w:t>, and it must beat it by a clear</w:t>
-        <w:br/>
-        <w:t xml:space="preserve">  margin, not a hair, before the card says </w:t>
-      </w:r>
-      <w:r>
-        <w:rPr>
-          <w:b/>
-        </w:rPr>
-        <w:t>Measured edge</w:t>
-      </w:r>
-      <w:r>
-        <w:t>.</w:t>
-      </w:r>
-    </w:p>
-    <w:p>
-      <w:pPr>
-        <w:pStyle w:val="ListBullet"/>
-      </w:pPr>
-      <w:r>
-        <w:rPr>
-          <w:b/>
-        </w:rPr>
-        <w:t>Confirmation: Confirms, Mixed or Contradicts.</w:t>
-      </w:r>
-      <w:r>
-        <w:t xml:space="preserve"> Beside each call the page asks four</w:t>
-        <w:br/>
-        <w:t xml:space="preserve">  other sources whether they agree with the move: </w:t>
-      </w:r>
-      <w:r>
-        <w:rPr>
-          <w:b/>
-        </w:rPr>
-        <w:t>Options flow</w:t>
-      </w:r>
-      <w:r>
-        <w:t xml:space="preserve"> (the bullish and</w:t>
-        <w:br/>
-        <w:t xml:space="preserve">  bearish alerts of the last 30 minutes on the symbol and the ten big names),</w:t>
-        <w:br/>
-        <w:t xml:space="preserve">  </w:t>
-      </w:r>
-      <w:r>
-        <w:rPr>
-          <w:b/>
-        </w:rPr>
-        <w:t>Net premium</w:t>
-      </w:r>
-      <w:r>
-        <w:t xml:space="preserve"> (whether the money in calls or in puts leads), </w:t>
-      </w:r>
-      <w:r>
-        <w:rPr>
-          <w:b/>
-        </w:rPr>
-        <w:t>Dealer positioning</w:t>
-      </w:r>
-      <w:r>
-        <w:br/>
-        <w:t xml:space="preserve">  (below) and </w:t>
-      </w:r>
-      <w:r>
-        <w:rPr>
-          <w:b/>
-        </w:rPr>
-        <w:t>Market sentiment</w:t>
-      </w:r>
-      <w:r>
-        <w:t xml:space="preserve"> (counts for half as much). Each reads </w:t>
-      </w:r>
-      <w:r>
-        <w:rPr>
-          <w:b/>
-        </w:rPr>
-        <w:t>Agrees</w:t>
-      </w:r>
-      <w:r>
-        <w:t>,</w:t>
-        <w:br/>
-        <w:t xml:space="preserve">  </w:t>
-      </w:r>
-      <w:r>
-        <w:rPr>
-          <w:b/>
-        </w:rPr>
-        <w:t>Disagrees</w:t>
-      </w:r>
-      <w:r>
-        <w:t xml:space="preserve">, </w:t>
-      </w:r>
-      <w:r>
-        <w:rPr>
-          <w:b/>
-        </w:rPr>
-        <w:t>No side</w:t>
-      </w:r>
-      <w:r>
-        <w:t xml:space="preserve"> (it looked and found nothing either way) or </w:t>
-      </w:r>
-      <w:r>
-        <w:rPr>
-          <w:b/>
-        </w:rPr>
-        <w:t>No reading</w:t>
-      </w:r>
-      <w:r>
-        <w:br/>
-        <w:t xml:space="preserve">  (missing or older than five minutes, or a flow list from an earlier day: never read</w:t>
-        <w:br/>
-        <w:t xml:space="preserve">  as "no side"). Beside the word the page says how many of the four gave a reading</w:t>
-        <w:br/>
-        <w:t xml:space="preserve">  ("Mixed · 3 of 4 sources"); with only one there is no word at all ("No reading · 1 of</w:t>
-        <w:br/>
-        <w:t xml:space="preserve">  4 sources (too few sources)"), because one source alone is not a confirmation.</w:t>
-        <w:br/>
-        <w:t xml:space="preserve">  </w:t>
-      </w:r>
-      <w:r>
-        <w:rPr>
-          <w:b/>
-        </w:rPr>
-        <w:t>This is not in the probability.</w:t>
-      </w:r>
-      <w:r>
-        <w:t xml:space="preserve"> It is a word, not a chance of winning, and it has</w:t>
-        <w:br/>
-        <w:t xml:space="preserve">  not been tested: the app only records it every 15 minutes so that it </w:t>
-      </w:r>
-      <w:r>
-        <w:rPr>
-          <w:i/>
-        </w:rPr>
-        <w:t>can</w:t>
-      </w:r>
-      <w:r>
-        <w:t xml:space="preserve"> be tested</w:t>
-        <w:br/>
-        <w:t xml:space="preserve">  after a few months. Treat it as context.</w:t>
-      </w:r>
-    </w:p>
-    <w:p>
-      <w:pPr>
-        <w:pStyle w:val="ListBullet"/>
-      </w:pPr>
-      <w:r>
-        <w:rPr>
-          <w:b/>
-        </w:rPr>
-        <w:t>The dealer read, in plain words.</w:t>
-      </w:r>
-      <w:r>
-        <w:t xml:space="preserve"> It asks: </w:t>
-      </w:r>
-      <w:r>
-        <w:rPr>
-          <w:i/>
-        </w:rPr>
-        <w:t>is there room for this trade to work</w:t>
-        <w:br/>
-        <w:t xml:space="preserve">  before it hits the wall dealers are hedged around?</w:t>
-      </w:r>
-      <w:r>
-        <w:t xml:space="preserve"> For an up call it looks at the</w:t>
-        <w:br/>
-        <w:t xml:space="preserve">  </w:t>
-      </w:r>
-      <w:r>
-        <w:rPr>
-          <w:b/>
-        </w:rPr>
-        <w:t>call wall</w:t>
-      </w:r>
-      <w:r>
-        <w:t xml:space="preserve"> above the price, for a down call the </w:t>
-      </w:r>
-      <w:r>
-        <w:rPr>
-          <w:b/>
-        </w:rPr>
-        <w:t>put wall</w:t>
-      </w:r>
-      <w:r>
-        <w:t xml:space="preserve"> below it, and compares</w:t>
-        <w:br/>
-        <w:t xml:space="preserve">  the distance from the call's own entry price (not a price read a few minutes later)</w:t>
-        <w:br/>
-        <w:t xml:space="preserve">  with how far the underlying must move to reach the trade's target. The</w:t>
-        <w:br/>
-        <w:t xml:space="preserve">  line reads, for example, "Room up to the call wall at 5,850 (0.4%); 7 of 10 big names</w:t>
-        <w:br/>
-        <w:t xml:space="preserve">  have room", or says the wall is inside the target. The </w:t>
-      </w:r>
-      <w:r>
-        <w:rPr>
-          <w:b/>
-        </w:rPr>
-        <w:t>breadth</w:t>
-      </w:r>
-      <w:r>
-        <w:t xml:space="preserve"> part counts how</w:t>
-        <w:br/>
-        <w:t xml:space="preserve">  many of the ten big names have the same room, in percent of their own price. If the</w:t>
-        <w:br/>
-        <w:t xml:space="preserve">  data has no gamma reading (Schwab sometimes sends none), the walls are not trusted</w:t>
-        <w:br/>
-        <w:t xml:space="preserve">  and the line says "No usable call wall for SPY (no gamma reading)" (or put wall, for a down call) instead of guessing.</w:t>
-      </w:r>
-    </w:p>
-    <w:p>
-      <w:pPr>
-        <w:pStyle w:val="ListBullet"/>
-      </w:pPr>
-      <w:r>
-        <w:rPr>
-          <w:b/>
-        </w:rPr>
-        <w:t>Under each trade</w:t>
-      </w:r>
-      <w:r>
-        <w:t xml:space="preserve"> the card names any wall that sits between the entry and its</w:t>
-        <w:br/>
-        <w:t xml:space="preserve">  target or stop ("Target is beyond the call wall at 5,850").</w:t>
-      </w:r>
-    </w:p>
-    <w:p>
-      <w:pPr>
-        <w:pStyle w:val="ListBullet"/>
-      </w:pPr>
-      <w:r>
-        <w:rPr>
-          <w:b/>
-        </w:rPr>
-        <w:t>Today's calls</w:t>
-      </w:r>
-      <w:r>
-        <w:t xml:space="preserve"> lists every slot made today: the time, per symbol the direction, the</w:t>
-        <w:br/>
-        <w:t xml:space="preserve">  highlighted trade (or a dash), the confirmation word and any note. A call built without</w:t>
-        <w:br/>
-        <w:t xml:space="preserve">  fresh bars for some input says which.</w:t>
-      </w:r>
-    </w:p>
-    <w:p>
-      <w:pPr>
-        <w:pStyle w:val="ListBullet"/>
-      </w:pPr>
-      <w:r>
-        <w:rPr>
-          <w:b/>
-        </w:rPr>
-        <w:t>When a call stops being current.</w:t>
-      </w:r>
-      <w:r>
-        <w:t xml:space="preserve"> A call is current until the next slot or until</w:t>
-        <w:br/>
-        <w:t xml:space="preserve">  its own hour is up, whichever comes first. After that it reads </w:t>
-      </w:r>
-      <w:r>
-        <w:rPr>
-          <w:b/>
-        </w:rPr>
-        <w:t>Last call ... past</w:t>
-      </w:r>
-      <w:r>
-        <w:br/>
-        <w:t xml:space="preserve">  (the next slot is overdue) or </w:t>
-      </w:r>
-      <w:r>
-        <w:rPr>
-          <w:b/>
-        </w:rPr>
-        <w:t>Last call ... over</w:t>
-      </w:r>
-      <w:r>
-        <w:t xml:space="preserve"> (its hour is up), and is drawn</w:t>
-        <w:br/>
-        <w:t xml:space="preserve">  muted. The 13:51 call says it is the </w:t>
-      </w:r>
-      <w:r>
-        <w:rPr>
-          <w:b/>
-        </w:rPr>
-        <w:t>final call of the day</w:t>
-      </w:r>
-      <w:r>
-        <w:t xml:space="preserve"> and names the next</w:t>
-        <w:br/>
-        <w:t xml:space="preserve">  session's first call. A last slot where every symbol was flat (no trade) still reads</w:t>
-        <w:br/>
-        <w:t xml:space="preserve">  over once its own hour is up. The page rechecks the clock every 30 seconds, so an open</w:t>
-        <w:br/>
-        <w:t xml:space="preserve">  tab never keeps showing a stale call as current. A list from an earlier day says whose</w:t>
-        <w:br/>
-        <w:t xml:space="preserve">  day it is, is not today's, and draws its highlighted trades without the green.</w:t>
-      </w:r>
-    </w:p>
-    <w:p>
-      <w:pPr>
-        <w:pStyle w:val="ListBullet"/>
-      </w:pPr>
-      <w:r>
-        <w:rPr>
-          <w:b/>
-        </w:rPr>
-        <w:t>Half days.</w:t>
-      </w:r>
-      <w:r>
-        <w:t xml:space="preserve"> On a day the market closes early (the day after Thanksgiving and</w:t>
-        <w:br/>
-        <w:t xml:space="preserve">  Christmas Eve, at 12:00 CT; the dates are in Settings → Configuration → Opening Scalp)</w:t>
-        <w:br/>
-        <w:t xml:space="preserve">  no call is made whose hour would run past the close: the last call is 10:51, and a</w:t>
-        <w:br/>
-        <w:t xml:space="preserve">  later slot says "The market closes early today". Add next year's half days there.</w:t>
-      </w:r>
-    </w:p>
-    <w:p>
-      <w:pPr>
-        <w:pStyle w:val="ListBullet"/>
-      </w:pPr>
-      <w:r>
-        <w:rPr>
-          <w:b/>
-        </w:rPr>
-        <w:t>Refresh and the 15-minute calls.</w:t>
-      </w:r>
-      <w:r>
-        <w:t xml:space="preserve"> Refresh never makes an off-slot call. Inside a</w:t>
-        <w:br/>
-        <w:t xml:space="preserve">  slot's five-minute window it fills in any symbol that slot has not published yet;</w:t>
-        <w:br/>
-        <w:t xml:space="preserve">  outside a window it only puts today's published calls back on screen. A slot missed by</w:t>
-        <w:br/>
-        <w:t xml:space="preserve">  more than five minutes is skipped, not made up later.</w:t>
-      </w:r>
-    </w:p>
-    <w:p>
-      <w:pPr>
-        <w:pStyle w:val="ListBullet"/>
-      </w:pPr>
-      <w:r>
-        <w:rPr>
-          <w:b/>
-        </w:rPr>
-        <w:t>Scorecard, intraday part.</w:t>
-      </w:r>
-      <w:r>
-        <w:t xml:space="preserve"> Each evening every intraday call is graded the same way as</w:t>
-        <w:br/>
-        <w:t xml:space="preserve">  the morning ones. The scorecard then shows, per symbol and per block, </w:t>
-      </w:r>
-      <w:r>
-        <w:rPr>
-          <w:b/>
-        </w:rPr>
-        <w:t>Edge calls</w:t>
-      </w:r>
-      <w:r>
-        <w:br/>
-        <w:t xml:space="preserve">  and </w:t>
-      </w:r>
-      <w:r>
-        <w:rPr>
-          <w:b/>
-        </w:rPr>
-        <w:t>Cautions</w:t>
-      </w:r>
-      <w:r>
-        <w:t xml:space="preserve"> as above, and the long-with-the-move trade's win rate split by the</w:t>
-        <w:br/>
-        <w:t xml:space="preserve">  confirmation word, each beside the </w:t>
-      </w:r>
-      <w:r>
-        <w:rPr>
-          <w:b/>
-        </w:rPr>
-        <w:t>days</w:t>
-      </w:r>
-      <w:r>
-        <w:t xml:space="preserve"> it rests on. That split is the first,</w:t>
-        <w:br/>
-        <w:t xml:space="preserve">  informal look at whether the confirmation helps; with a few weeks of data it says almost</w:t>
-        <w:br/>
-        <w:t xml:space="preserve">  nothing.</w:t>
+        <w:t>Caution</w:t>
+      </w:r>
+      <w:r>
+        <w:t xml:space="preserve"> marks and the usual win rates are unchanged; the chance is a new column beside</w:t>
+        <w:br/>
+        <w:t xml:space="preserve">  them, and a high chance on a </w:t>
+      </w:r>
+      <w:r>
+        <w:rPr>
+          <w:b/>
+        </w:rPr>
+        <w:t>no</w:t>
+      </w:r>
+      <w:r>
+        <w:t xml:space="preserve"> line has not been shown to be better than the usual</w:t>
+        <w:br/>
+        <w:t xml:space="preserve">  rate.</w:t>
       </w:r>
     </w:p>
     <w:p>
@@ -33596,7 +33989,17 @@
             <w:r/>
             <w:r>
               <w:rPr/>
-              <w:t xml:space="preserve">The symbols it calls and the bars it keeps, strike steps and spread widths, the target, stop and time stop, the volatility multipliers the study tries (a list of numbers), the cut points between low, mid and high agreement, and the scorecard window; for the 15-minute calls, their first and last time (not before 08:45, and the last call's hour must end by 15:00), the gap, how late one may still fire, the flat band, the day's three blocks, the margin an edge must clear, the early-close days and time, and the confirmation's look-back, margins, cut points, the sources it needs for a word and the weight of each source. The 08:36 call and 16:20 nightly pass times are under </w:t>
+              <w:t xml:space="preserve">The symbols it calls and the bars it keeps, strike steps and spread widths, the target, stop and time stop, the volatility multipliers the study tries (a list of numbers), the cut points between low, mid and high agreement, and the scorecard window; for the 15-minute calls, their first and last time (not before 08:45, and the last call's hour must end by 15:00), the gap, how late one may still fire, the flat band, the day's three blocks, the margin an edge must clear, the early-close days and time, and the confirmation's look-back, margins, cut points, the sources it needs for a word and the weight of each source; for the chance of target, whether it is shown at all, the moving-average and RSI lengths, the bar sizes, each factor's assumed starting weight and how tightly it is held, the weeks of history before the honesty test, the margin the chance must beat the usual rate by, the days under which a weight reads </w:t>
+            </w:r>
+            <w:r>
+              <w:rPr>
+                <w:i/>
+              </w:rPr>
+              <w:t>assumed</w:t>
+            </w:r>
+            <w:r>
+              <w:rPr/>
+              <w:t xml:space="preserve">, and the weekday of the refit. The 08:36 call and 16:20 nightly pass times are under </w:t>
             </w:r>
             <w:r>
               <w:rPr>

--- a/docs/manuals/user-guide/user-guide.docx
+++ b/docs/manuals/user-guide/user-guide.docx
@@ -24303,9 +24303,13 @@
         <w:t>Context: headlines, flow alerts and the report</w:t>
       </w:r>
       <w:r>
-        <w:t xml:space="preserve"> is context only: none of it was</w:t>
-        <w:br/>
-        <w:t xml:space="preserve">  measured, and none of it is in the usual win rates or the chance of target.</w:t>
+        <w:t xml:space="preserve"> is context only. The flow-alert</w:t>
+        <w:br/>
+        <w:t xml:space="preserve">  list is shown, not fed in: the chance of target reads its own count of bullish and</w:t>
+        <w:br/>
+        <w:t xml:space="preserve">  bearish flow in the window before the call. The headlines and the report link are in</w:t>
+        <w:br/>
+        <w:t xml:space="preserve">  neither the usual win rates nor the chance.</w:t>
       </w:r>
     </w:p>
     <w:p>

--- a/docs/manuals/user-guide/user-guide.docx
+++ b/docs/manuals/user-guide/user-guide.docx
@@ -25164,9 +25164,13 @@
         <w:t>assumed</w:t>
       </w:r>
       <w:r>
-        <w:t xml:space="preserve"> where those days are fewer than 5</w:t>
-        <w:br/>
-        <w:t xml:space="preserve">  (the weight is still the starting guess, not a measurement). Read a big push on an</w:t>
+        <w:t xml:space="preserve"> where its weight still rests</w:t>
+        <w:br/>
+        <w:t xml:space="preserve">  mostly on the starting assumption (less than half of it learned from data): the push is</w:t>
+        <w:br/>
+        <w:t xml:space="preserve">  still the starting guess, not a measurement. Flow, sentiment, net premium and the dealer</w:t>
+        <w:br/>
+        <w:t xml:space="preserve">  read are held close to their assumption, so they can stay assumed after many days. Read a big push on an</w:t>
         <w:br/>
         <w:t xml:space="preserve">  </w:t>
       </w:r>
@@ -33993,7 +33997,17 @@
             <w:r/>
             <w:r>
               <w:rPr/>
-              <w:t xml:space="preserve">The symbols it calls and the bars it keeps, strike steps and spread widths, the target, stop and time stop, the volatility multipliers the study tries (a list of numbers), the cut points between low, mid and high agreement, and the scorecard window; for the 15-minute calls, their first and last time (not before 08:45, and the last call's hour must end by 15:00), the gap, how late one may still fire, the flat band, the day's three blocks, the margin an edge must clear, the early-close days and time, and the confirmation's look-back, margins, cut points, the sources it needs for a word and the weight of each source; for the chance of target, whether it is shown at all, the moving-average and RSI lengths, the bar sizes, each factor's assumed starting weight and how tightly it is held, the weeks of history before the honesty test, the margin the chance must beat the usual rate by, the days under which a weight reads </w:t>
+              <w:t xml:space="preserve">The symbols it calls and the bars it keeps, strike steps and spread widths, the target, stop and time stop, the volatility multipliers the study tries (a list of numbers), the cut points between low, mid and high agreement, and the scorecard window; for the 15-minute calls, their first and last time (not before 08:45, and the last call's hour must end by 15:00), the gap, how late one may still fire, the flat band, the day's three blocks, the margin an edge must clear, the early-close days and time, and the confirmation's look-back, margins, cut points, the sources it needs for a word and the weight of each source; for the chance of target, whether it is shown at all, the moving-average and RSI lengths, the bar sizes, each factor's assumed starting weight and how tightly it is held, the weeks of history before the honesty test, the margin the chance must beat the usual rate by for its </w:t>
+            </w:r>
+            <w:r>
+              <w:rPr>
+                <w:i/>
+              </w:rPr>
+              <w:t>beats the usual rate</w:t>
+            </w:r>
+            <w:r>
+              <w:rPr/>
+              <w:t xml:space="preserve"> line to read yes (the chance is shown either way), the share of a weight that must be learned from data before it stops reading </w:t>
             </w:r>
             <w:r>
               <w:rPr>

--- a/docs/manuals/user-guide/user-guide.docx
+++ b/docs/manuals/user-guide/user-guide.docx
@@ -32,7 +32,7 @@
           <w:color w:val="5B6678"/>
           <w:sz w:val="18"/>
         </w:rPr>
-        <w:t>NeuralStrike · Generated 2026-10-22</w:t>
+        <w:t>NeuralStrike · Generated 2026-10-23</w:t>
       </w:r>
     </w:p>
     <w:p/>
@@ -8659,9 +8659,11 @@
         <w:br/>
         <w:t>is yet 30 minutes old. A strike that was not in the chain at the start of the window</w:t>
         <w:br/>
-        <w:t>is left blank, never drawn as a change from zero. The forward projection band is not</w:t>
-        <w:br/>
-        <w:t>drawn in a Change view.</w:t>
+        <w:t>is left blank, never drawn as a change from zero. The projected afternoon is measured</w:t>
+        <w:br/>
+        <w:t>the same way: a projected cell is compared with the column 30 minutes (or the open)</w:t>
+        <w:br/>
+        <w:t>before it, whether that column was collected or projected.</w:t>
       </w:r>
     </w:p>
     <w:p>
@@ -9186,11 +9188,11 @@
       </w:r>
       <w:r>
         <w:rPr/>
-        <w:t xml:space="preserve"> (price is always the flat line). The forward projection</w:t>
-        <w:br/>
-        <w:t>band is not drawn either. Each level line keeps its own price in its label; only its</w:t>
-        <w:br/>
-        <w:t>position moves.</w:t>
+        <w:t xml:space="preserve"> (price is always the flat line). The projected afternoon</w:t>
+        <w:br/>
+        <w:t>is drawn here too, measured from the price held where it is now. Each level line</w:t>
+        <w:br/>
+        <w:t>keeps its own price in its label; only its position moves.</w:t>
       </w:r>
     </w:p>
     <w:p>
@@ -9227,6 +9229,20 @@
         <w:t>by pressing and holding a cell is the smoothed one; the tooltip says "(smoothed)".</w:t>
         <w:br/>
         <w:t>For an exact reading use the bars, which are never smoothed, or set Smooth to Off.</w:t>
+        <w:br/>
+        <w:t xml:space="preserve">Smoothing runs across the </w:t>
+      </w:r>
+      <w:r>
+        <w:rPr>
+          <w:b/>
+        </w:rPr>
+        <w:t>now</w:t>
+      </w:r>
+      <w:r>
+        <w:rPr/>
+        <w:t xml:space="preserve"> line as well, so neither the colours nor the</w:t>
+        <w:br/>
+        <w:t>contour lines step where the collected minutes meet the projected ones.</w:t>
       </w:r>
     </w:p>
     <w:p>
@@ -9248,7 +9264,30 @@
         <w:br/>
         <w:t>The lines follow the Value, Show, Scale and Frame you have chosen, and the switch is</w:t>
         <w:br/>
-        <w:t>off until you turn it on.</w:t>
+        <w:t xml:space="preserve">off until you turn it on. They carry on through the projected afternoon, </w:t>
+      </w:r>
+      <w:r>
+        <w:rPr>
+          <w:b/>
+        </w:rPr>
+        <w:t>dashed</w:t>
+      </w:r>
+      <w:r>
+        <w:rPr/>
+        <w:br/>
+        <w:t xml:space="preserve">past the </w:t>
+      </w:r>
+      <w:r>
+        <w:rPr>
+          <w:b/>
+        </w:rPr>
+        <w:t>now</w:t>
+      </w:r>
+      <w:r>
+        <w:rPr/>
+        <w:t xml:space="preserve"> line, so you can always tell a line drawn from collected minutes</w:t>
+        <w:br/>
+        <w:t>from one that is projected.</w:t>
       </w:r>
     </w:p>
     <w:p>
@@ -9395,22 +9434,109 @@
     </w:p>
     <w:p>
       <w:r>
-        <w:rPr/>
-        <w:t xml:space="preserve">The forward projection band on the Gamma heat map is drawn in </w:t>
-      </w:r>
-      <w:r>
-        <w:rPr>
-          <w:b/>
-        </w:rPr>
-        <w:t>Net</w:t>
-      </w:r>
-      <w:r>
-        <w:rPr/>
-        <w:t xml:space="preserve"> only, and not</w:t>
-        <w:br/>
-        <w:t>in Share of column. It is a net figure in dollars, so the other values and the</w:t>
-        <w:br/>
-        <w:t>percentage scale leave it out.</w:t>
+        <w:rPr>
+          <w:b/>
+        </w:rPr>
+        <w:t>From the open, the heat map shows the whole session.</w:t>
+      </w:r>
+      <w:r>
+        <w:rPr/>
+        <w:t xml:space="preserve"> On Gamma, Charm, Delta and</w:t>
+        <w:br/>
+        <w:t>Vanna the time axis runs from 08:30 to the close, one column a minute. Left of the</w:t>
+        <w:br/>
+        <w:t xml:space="preserve">dashed </w:t>
+      </w:r>
+      <w:r>
+        <w:rPr>
+          <w:b/>
+        </w:rPr>
+        <w:t>now</w:t>
+      </w:r>
+      <w:r>
+        <w:rPr/>
+        <w:t xml:space="preserve"> line are the minutes collected so far; right of it the afternoon is</w:t>
+        <w:br/>
+      </w:r>
+      <w:r>
+        <w:rPr>
+          <w:b/>
+        </w:rPr>
+        <w:t>projected</w:t>
+      </w:r>
+      <w:r>
+        <w:rPr/>
+        <w:t>: today's open interest priced with less and less time left, holding</w:t>
+        <w:br/>
+        <w:t>price, open interest and volatility where they are now. The price line carries on</w:t>
+        <w:br/>
+        <w:t xml:space="preserve">flat past </w:t>
+      </w:r>
+      <w:r>
+        <w:rPr>
+          <w:b/>
+        </w:rPr>
+        <w:t>now</w:t>
+      </w:r>
+      <w:r>
+        <w:rPr/>
+        <w:t>, and the green and red dashed lines fanning out from it are the</w:t>
+        <w:br/>
+        <w:t>expected move. As the day goes on the collected part grows and the projected part</w:t>
+        <w:br/>
+        <w:t>shrinks; after the close the chart is all collected minutes.</w:t>
+      </w:r>
+    </w:p>
+    <w:p>
+      <w:r>
+        <w:rPr/>
+        <w:t xml:space="preserve">Read the projected part as a baseline, not a forecast. It answers </w:t>
+      </w:r>
+      <w:r>
+        <w:rPr>
+          <w:i/>
+        </w:rPr>
+        <w:t>"if nothing else</w:t>
+        <w:br/>
+        <w:t>changes, where does the positioning build by the close?"</w:t>
+      </w:r>
+      <w:r>
+        <w:rPr/>
+        <w:t xml:space="preserve"> Any real move rewrites it,</w:t>
+        <w:br/>
+        <w:t>which is why it is recomputed every minute. Every Value, Show, Scale, Frame and Smooth</w:t>
+        <w:br/>
+        <w:t xml:space="preserve">setting applies to it, and in </w:t>
+      </w:r>
+      <w:r>
+        <w:rPr>
+          <w:b/>
+        </w:rPr>
+        <w:t>Adaptive</w:t>
+      </w:r>
+      <w:r>
+        <w:rPr/>
+        <w:t xml:space="preserve"> the projected cells count toward the</w:t>
+        <w:br/>
+        <w:t>colours: early in the day, when most of the chart is projected, the large cells near</w:t>
+        <w:br/>
+        <w:t>the price late in the afternoon set the scale and the collected morning reads</w:t>
+        <w:br/>
+        <w:t>fainter. It is not drawn before the open, after the close, or on a day the market is</w:t>
+        <w:br/>
+        <w:t xml:space="preserve">shut, and Settings → Configuration → Dealer Positioning heatmap → </w:t>
+      </w:r>
+      <w:r>
+        <w:rPr>
+          <w:b/>
+        </w:rPr>
+        <w:t>Projected</w:t>
+        <w:br/>
+        <w:t>afternoon</w:t>
+      </w:r>
+      <w:r>
+        <w:rPr/>
+        <w:t xml:space="preserve"> can turn it off.</w:t>
       </w:r>
     </w:p>
     <w:p>

--- a/docs/manuals/user-guide/user-guide.docx
+++ b/docs/manuals/user-guide/user-guide.docx
@@ -32,7 +32,7 @@
           <w:color w:val="5B6678"/>
           <w:sz w:val="18"/>
         </w:rPr>
-        <w:t>NeuralStrike · Generated 2026-10-23</w:t>
+        <w:t>NeuralStrike · Generated 2026-10-24</w:t>
       </w:r>
     </w:p>
     <w:p/>
@@ -29712,9 +29712,13 @@
         <w:br/>
         <w:t>server. A dash in any of them means the list has nothing for that symbol, which is</w:t>
         <w:br/>
-        <w:t>normal for a fund or an index. The industry and the sub-industry come from two</w:t>
-        <w:br/>
-        <w:t>different classification systems, so one is not always a finer cut of the other.</w:t>
+        <w:t>normal for a fund or an index. The sector and the industry are Yahoo Finance's</w:t>
+        <w:br/>
+        <w:t>(Morningstar's classification, for example Technology and Software - Infrastructure).</w:t>
+        <w:br/>
+        <w:t>The sub-industry is the company's SEC filing code, a different and older system, so</w:t>
+        <w:br/>
+        <w:t>it is not always a finer cut of the industry.</w:t>
         <w:br/>
         <w:t>Clearing the box and leaving it reverts to the last good symbol rather than blanking</w:t>
         <w:br/>

--- a/docs/manuals/user-guide/user-guide.docx
+++ b/docs/manuals/user-guide/user-guide.docx
@@ -1558,7 +1558,7 @@
     <w:p>
       <w:r>
         <w:rPr/>
-        <w:t xml:space="preserve">Eighteen of the app's screens are also published </w:t>
+        <w:t xml:space="preserve">Nineteen of the app's screens are also published </w:t>
       </w:r>
       <w:r>
         <w:rPr>
@@ -1651,6 +1651,16 @@
       </w:r>
       <w:r>
         <w:rPr/>
+        <w:t xml:space="preserve">, the </w:t>
+      </w:r>
+      <w:r>
+        <w:rPr>
+          <w:b/>
+        </w:rPr>
+        <w:t>Expected Move</w:t>
+      </w:r>
+      <w:r>
+        <w:rPr/>
         <w:t xml:space="preserve"> and </w:t>
       </w:r>
       <w:r>
@@ -2139,7 +2149,79 @@
     <w:p>
       <w:r>
         <w:rPr/>
-        <w:t>Both run their chain loads, extra expirations, ratings and Simulator snapshots</w:t>
+        <w:t xml:space="preserve">The public </w:t>
+      </w:r>
+      <w:r>
+        <w:rPr>
+          <w:b/>
+        </w:rPr>
+        <w:t>Expected Move</w:t>
+      </w:r>
+      <w:r>
+        <w:rPr/>
+        <w:t xml:space="preserve"> is the fifth: your Expected Move chart. A visitor</w:t>
+        <w:br/>
+        <w:t>loads a symbol, picks an expiration and sees its cone over the price history,</w:t>
+        <w:br/>
+        <w:t>with a strike line of their own; a position the Calculator handed over in the</w:t>
+        <w:br/>
+        <w:t>same tab opens drawn. Its cone costs one Schwab call (the price history): the</w:t>
+        <w:br/>
+        <w:t>implied volatility comes off the symbol's public chain, the one the Calculator</w:t>
+        <w:br/>
+        <w:t>loads, and the cone starts at today's price without drawing today's bar. The</w:t>
+        <w:br/>
+        <w:t xml:space="preserve">three — </w:t>
+      </w:r>
+      <w:r>
+        <w:rPr>
+          <w:b/>
+        </w:rPr>
+        <w:t>Calculator</w:t>
+      </w:r>
+      <w:r>
+        <w:rPr/>
+        <w:t xml:space="preserve">, </w:t>
+      </w:r>
+      <w:r>
+        <w:rPr>
+          <w:b/>
+        </w:rPr>
+        <w:t>Simulator</w:t>
+      </w:r>
+      <w:r>
+        <w:rPr/>
+        <w:t xml:space="preserve">, </w:t>
+      </w:r>
+      <w:r>
+        <w:rPr>
+          <w:b/>
+        </w:rPr>
+        <w:t>Expected Move</w:t>
+      </w:r>
+      <w:r>
+        <w:rPr/>
+        <w:t xml:space="preserve"> — carry one tab strip</w:t>
+        <w:br/>
+        <w:t xml:space="preserve">across the top, and the site names them as one item, </w:t>
+      </w:r>
+      <w:r>
+        <w:rPr>
+          <w:b/>
+        </w:rPr>
+        <w:t>Strategy Tools</w:t>
+      </w:r>
+      <w:r>
+        <w:rPr/>
+        <w:t>.</w:t>
+      </w:r>
+    </w:p>
+    <w:p>
+      <w:r>
+        <w:rPr/>
+        <w:t>All three run their chain loads, extra expirations, ratings, Simulator</w:t>
+        <w:br/>
+        <w:t>snapshots and expected-move cones</w:t>
         <w:br/>
         <w:t>08:40–15:00 CT on trading days, inside the shared daily budget above, and each</w:t>
         <w:br/>
@@ -2195,7 +2277,19 @@
       </w:r>
       <w:r>
         <w:rPr/>
-        <w:t xml:space="preserve"> menu links the four screens a visitor can act on, and Market News.</w:t>
+        <w:t xml:space="preserve"> menu links Option Signals, the Strategy Finder, Rescue, </w:t>
+      </w:r>
+      <w:r>
+        <w:rPr>
+          <w:b/>
+        </w:rPr>
+        <w:t>Strategy</w:t>
+        <w:br/>
+        <w:t>Tools</w:t>
+      </w:r>
+      <w:r>
+        <w:rPr/>
+        <w:t xml:space="preserve"> (it opens the Calculator) and Market News.</w:t>
       </w:r>
     </w:p>
     <w:p>
@@ -3350,7 +3444,7 @@
             <w:r/>
             <w:r>
               <w:rPr/>
-              <w:t>Calculator · Simulator</w:t>
+              <w:t>Calculator · Simulator · Expected Move</w:t>
             </w:r>
           </w:p>
         </w:tc>
@@ -3384,7 +3478,7 @@
             <w:r/>
             <w:r>
               <w:rPr/>
-              <w:t>Market Scanner · Income · Expected Move · Captured Signals · Paper Ledger · Paper Account · Shares · Rescue</w:t>
+              <w:t>Market Scanner · Income · Captured Signals · Paper Ledger · Paper Account · Shares · Rescue</w:t>
             </w:r>
           </w:p>
         </w:tc>
@@ -3713,10 +3807,12 @@
         <w:rPr>
           <w:b/>
         </w:rPr>
-        <w:t>Calculator and Simulator are their own group.</w:t>
-      </w:r>
-      <w:r>
-        <w:t xml:space="preserve"> They model legs </w:t>
+        <w:t>Calculator, Simulator and Expected Move are their own group.</w:t>
+      </w:r>
+      <w:r>
+        <w:t xml:space="preserve"> They model</w:t>
+        <w:br/>
+        <w:t xml:space="preserve">  legs </w:t>
       </w:r>
       <w:r>
         <w:rPr>
@@ -3725,9 +3821,7 @@
         <w:t>you</w:t>
       </w:r>
       <w:r>
-        <w:t xml:space="preserve"> bring,</w:t>
-        <w:br/>
-        <w:t xml:space="preserve">  whereas the Options tabs work on signals the app </w:t>
+        <w:t xml:space="preserve"> bring, whereas the Options tabs work on signals the app </w:t>
       </w:r>
       <w:r>
         <w:rPr>
@@ -3736,9 +3830,9 @@
         <w:t>finds</w:t>
       </w:r>
       <w:r>
-        <w:t>. They share a leg</w:t>
-        <w:br/>
-        <w:t xml:space="preserve">  editor and copy trades to each other, so they belong side by side.</w:t>
+        <w:t>. They</w:t>
+        <w:br/>
+        <w:t xml:space="preserve">  work on one shared position, so they belong side by side.</w:t>
       </w:r>
     </w:p>
     <w:p>
@@ -16136,7 +16230,7 @@
         <w:rPr/>
         <w:t xml:space="preserve"> from a signal table, the form is</w:t>
         <w:br/>
-        <w:t xml:space="preserve">pre-filled and priced once the chain loads. The Calculator and the Simulator work on </w:t>
+        <w:t xml:space="preserve">pre-filled and priced once the chain loads. The Calculator, the Simulator and the Expected Move work on </w:t>
       </w:r>
       <w:r>
         <w:rPr>
@@ -16146,7 +16240,17 @@
       </w:r>
       <w:r>
         <w:rPr/>
-        <w:t xml:space="preserve"> — the same symbol, strategy, legs and selected expiration. Whichever page you edited last is what the other one opens with, so there is nothing to copy between them.</w:t>
+        <w:t xml:space="preserve"> — the same symbol, strategy, legs and selected expiration. Whichever page you edited last is what the others open with, so there is nothing to copy between them. The Expected Move shares the symbol, the expiration and the strikes (see </w:t>
+      </w:r>
+      <w:r>
+        <w:rPr>
+          <w:color w:val="5D5294"/>
+        </w:rPr>
+        <w:t>Expected Move</w:t>
+      </w:r>
+      <w:r>
+        <w:rPr/>
+        <w:t>).</w:t>
         <w:br/>
         <w:t>Open the Simulator after building a trade here and it is already loaded; change it</w:t>
         <w:br/>
@@ -16854,7 +16958,7 @@
       </w:pPr>
       <w:r>
         <w:rPr/>
-        <w:t>Market Scanner</w:t>
+        <w:t>Expected Move</w:t>
       </w:r>
     </w:p>
     <w:p>
@@ -16873,11 +16977,356 @@
               <a:graphicData uri="http://schemas.openxmlformats.org/drawingml/2006/picture">
                 <pic:pic>
                   <pic:nvPicPr>
+                    <pic:cNvPr id="0" name="expected-move.png"/>
+                    <pic:cNvPicPr/>
+                  </pic:nvPicPr>
+                  <pic:blipFill>
+                    <a:blip r:embed="rId13"/>
+                    <a:stretch>
+                      <a:fillRect/>
+                    </a:stretch>
+                  </pic:blipFill>
+                  <pic:spPr>
+                    <a:xfrm>
+                      <a:off x="0" y="0"/>
+                      <a:ext cx="5760720" cy="3558826"/>
+                    </a:xfrm>
+                    <a:prstGeom prst="rect"/>
+                  </pic:spPr>
+                </pic:pic>
+              </a:graphicData>
+            </a:graphic>
+          </wp:inline>
+        </w:drawing>
+      </w:r>
+    </w:p>
+    <w:p>
+      <w:pPr>
+        <w:jc w:val="center"/>
+      </w:pPr>
+      <w:r>
+        <w:rPr>
+          <w:i/>
+          <w:color w:val="5B6678"/>
+          <w:sz w:val="17"/>
+        </w:rPr>
+        <w:t>The Expected Move page.</w:t>
+      </w:r>
+    </w:p>
+    <w:p>
+      <w:r>
+        <w:rPr>
+          <w:b/>
+        </w:rPr>
+        <w:t>Route:</w:t>
+      </w:r>
+      <w:r>
+        <w:rPr/>
+        <w:t xml:space="preserve"> </w:t>
+      </w:r>
+      <w:r>
+        <w:rPr>
+          <w:rFonts w:ascii="Consolas" w:hAnsi="Consolas"/>
+          <w:color w:val="334455"/>
+          <w:sz w:val="19"/>
+        </w:rPr>
+        <w:t>/options/expected-move</w:t>
+      </w:r>
+      <w:r>
+        <w:rPr/>
+        <w:t xml:space="preserve"> — the third </w:t>
+      </w:r>
+      <w:r>
+        <w:rPr>
+          <w:b/>
+        </w:rPr>
+        <w:t>Strategy Tools</w:t>
+      </w:r>
+      <w:r>
+        <w:rPr/>
+        <w:t xml:space="preserve"> tab, beside the</w:t>
+        <w:br/>
+        <w:t>Calculator and the Simulator.</w:t>
+      </w:r>
+    </w:p>
+    <w:p>
+      <w:r>
+        <w:rPr/>
+        <w:t xml:space="preserve">Charts a symbol's recent price action with a forward </w:t>
+      </w:r>
+      <w:r>
+        <w:rPr>
+          <w:b/>
+        </w:rPr>
+        <w:t>expected-move cone</w:t>
+      </w:r>
+      <w:r>
+        <w:rPr/>
+        <w:t xml:space="preserve"> out to</w:t>
+        <w:br/>
+        <w:t>an option's expiration.</w:t>
+      </w:r>
+    </w:p>
+    <w:p>
+      <w:r>
+        <w:rPr>
+          <w:b/>
+        </w:rPr>
+        <w:t>Inputs:</w:t>
+      </w:r>
+      <w:r>
+        <w:rPr/>
+        <w:t xml:space="preserve"> </w:t>
+      </w:r>
+      <w:r>
+        <w:rPr>
+          <w:b/>
+        </w:rPr>
+        <w:t>Symbol</w:t>
+      </w:r>
+      <w:r>
+        <w:rPr/>
+        <w:t xml:space="preserve">, </w:t>
+      </w:r>
+      <w:r>
+        <w:rPr>
+          <w:b/>
+        </w:rPr>
+        <w:t>Expiry</w:t>
+      </w:r>
+      <w:r>
+        <w:rPr/>
+        <w:t xml:space="preserve"> (a dropdown of the symbol's listed expirations,</w:t>
+        <w:br/>
+        <w:t xml:space="preserve">each with its days to expiry), an optional </w:t>
+      </w:r>
+      <w:r>
+        <w:rPr>
+          <w:b/>
+        </w:rPr>
+        <w:t>Strike</w:t>
+      </w:r>
+      <w:r>
+        <w:rPr/>
+        <w:t xml:space="preserve"> with a put/call toggle, and a</w:t>
+        <w:br/>
+      </w:r>
+      <w:r>
+        <w:rPr>
+          <w:b/>
+        </w:rPr>
+        <w:t>Look-back</w:t>
+      </w:r>
+      <w:r>
+        <w:rPr/>
+        <w:t xml:space="preserve"> dropdown (Auto ≈ 3× DTE, or 1mo / 3mo / 6mo / 1y). Picking an expiry</w:t>
+        <w:br/>
+        <w:t xml:space="preserve">draws the chart; </w:t>
+      </w:r>
+      <w:r>
+        <w:rPr>
+          <w:b/>
+        </w:rPr>
+        <w:t>Draw</w:t>
+      </w:r>
+      <w:r>
+        <w:rPr/>
+        <w:t xml:space="preserve"> draws it again.</w:t>
+      </w:r>
+    </w:p>
+    <w:p>
+      <w:r>
+        <w:rPr>
+          <w:b/>
+        </w:rPr>
+        <w:t>The chart</w:t>
+      </w:r>
+      <w:r>
+        <w:rPr/>
+        <w:t xml:space="preserve"> is a daily candlestick with:</w:t>
+      </w:r>
+    </w:p>
+    <w:p>
+      <w:pPr>
+        <w:pStyle w:val="ListBullet"/>
+      </w:pPr>
+      <w:r>
+        <w:rPr>
+          <w:b/>
+        </w:rPr>
+        <w:t>Upper/lower expected-move</w:t>
+      </w:r>
+      <w:r>
+        <w:t xml:space="preserve"> lines (green above, red below) fanning out to</w:t>
+        <w:br/>
+        <w:t xml:space="preserve">  expiration.</w:t>
+      </w:r>
+    </w:p>
+    <w:p>
+      <w:pPr>
+        <w:pStyle w:val="ListBullet"/>
+      </w:pPr>
+      <w:r>
+        <w:rPr>
+          <w:b/>
+        </w:rPr>
+        <w:t>Leg strike lines</w:t>
+      </w:r>
+      <w:r>
+        <w:t xml:space="preserve"> if you provided strikes (short = solid, long = dashed;</w:t>
+        <w:br/>
+        <w:t xml:space="preserve">  put = red, call = blue), each labeled.</w:t>
+      </w:r>
+    </w:p>
+    <w:p>
+      <w:pPr>
+        <w:pStyle w:val="ListBullet"/>
+      </w:pPr>
+      <w:r>
+        <w:t>A price crosshair and a date-aware tooltip. Non-trading days are collapsed so</w:t>
+        <w:br/>
+        <w:t xml:space="preserve">  there are no blank weekend gaps.</w:t>
+      </w:r>
+    </w:p>
+    <w:p>
+      <w:r>
+        <w:rPr>
+          <w:b/>
+        </w:rPr>
+        <w:t>It shares the Calculator's position.</w:t>
+      </w:r>
+      <w:r>
+        <w:rPr/>
+        <w:t xml:space="preserve"> The page opens on the symbol,</w:t>
+        <w:br/>
+        <w:t>expiration and strikes the Calculator and the Simulator were last showing, and</w:t>
+        <w:br/>
+        <w:t>draws every leg's strike. What you change here is what they open with next:</w:t>
+      </w:r>
+    </w:p>
+    <w:p>
+      <w:pPr>
+        <w:pStyle w:val="ListBullet"/>
+      </w:pPr>
+      <w:r>
+        <w:t xml:space="preserve">a new </w:t>
+      </w:r>
+      <w:r>
+        <w:rPr>
+          <w:b/>
+        </w:rPr>
+        <w:t>symbol</w:t>
+      </w:r>
+      <w:r>
+        <w:t xml:space="preserve"> — they open on it with their own template's strikes, keeping</w:t>
+        <w:br/>
+        <w:t xml:space="preserve">  the strategy;</w:t>
+      </w:r>
+    </w:p>
+    <w:p>
+      <w:pPr>
+        <w:pStyle w:val="ListBullet"/>
+      </w:pPr>
+      <w:r>
+        <w:t xml:space="preserve">a new </w:t>
+      </w:r>
+      <w:r>
+        <w:rPr>
+          <w:b/>
+        </w:rPr>
+        <w:t>expiry</w:t>
+      </w:r>
+      <w:r>
+        <w:t xml:space="preserve"> — the legs move to it, and the Calculator re-prices them from</w:t>
+        <w:br/>
+        <w:t xml:space="preserve">  that expiration's chain (a calendar's far leg and any share legs stay put);</w:t>
+      </w:r>
+    </w:p>
+    <w:p>
+      <w:pPr>
+        <w:pStyle w:val="ListBullet"/>
+      </w:pPr>
+      <w:r>
+        <w:t xml:space="preserve">a </w:t>
+      </w:r>
+      <w:r>
+        <w:rPr>
+          <w:b/>
+        </w:rPr>
+        <w:t>strike</w:t>
+      </w:r>
+      <w:r>
+        <w:t xml:space="preserve"> you pick — becomes a one-leg position, a short put or short call</w:t>
+        <w:br/>
+        <w:t xml:space="preserve">  at that strike, priced from the chain.</w:t>
+      </w:r>
+    </w:p>
+    <w:p>
+      <w:r>
+        <w:rPr/>
+        <w:t>The strike the page pre-selects nearest the price is a convenience and is not</w:t>
+        <w:br/>
+        <w:t xml:space="preserve">shared, and the </w:t>
+      </w:r>
+      <w:r>
+        <w:rPr>
+          <w:b/>
+        </w:rPr>
+        <w:t>Look-back</w:t>
+      </w:r>
+      <w:r>
+        <w:rPr/>
+        <w:t xml:space="preserve"> is this page's own.</w:t>
+      </w:r>
+    </w:p>
+    <w:p>
+      <w:r>
+        <w:rPr/>
+        <w:t xml:space="preserve">The </w:t>
+      </w:r>
+      <w:r>
+        <w:rPr>
+          <w:b/>
+        </w:rPr>
+        <w:t>Expected Move</w:t>
+      </w:r>
+      <w:r>
+        <w:rPr/>
+        <w:t xml:space="preserve"> button on a signal row opens it in a new browser tab,</w:t>
+        <w:br/>
+        <w:t>pre-filled and drawn, and that trade becomes the shared position too.</w:t>
+      </w:r>
+    </w:p>
+    <w:p>
+      <w:pPr>
+        <w:pStyle w:val="Heading2"/>
+      </w:pPr>
+      <w:r>
+        <w:rPr/>
+        <w:t>Market Scanner</w:t>
+      </w:r>
+    </w:p>
+    <w:p>
+      <w:pPr>
+        <w:jc w:val="center"/>
+      </w:pPr>
+      <w:r>
+        <w:drawing>
+          <wp:inline xmlns:a="http://schemas.openxmlformats.org/drawingml/2006/main" xmlns:pic="http://schemas.openxmlformats.org/drawingml/2006/picture">
+            <wp:extent cx="5760720" cy="3558826"/>
+            <wp:docPr id="6" name="Picture 6"/>
+            <wp:cNvGraphicFramePr>
+              <a:graphicFrameLocks noChangeAspect="1"/>
+            </wp:cNvGraphicFramePr>
+            <a:graphic>
+              <a:graphicData uri="http://schemas.openxmlformats.org/drawingml/2006/picture">
+                <pic:pic>
+                  <pic:nvPicPr>
                     <pic:cNvPr id="0" name="scanner.png"/>
                     <pic:cNvPicPr/>
                   </pic:nvPicPr>
                   <pic:blipFill>
-                    <a:blip r:embed="rId13"/>
+                    <a:blip r:embed="rId14"/>
                     <a:stretch>
                       <a:fillRect/>
                     </a:stretch>
@@ -19989,248 +20438,6 @@
         <w:t>morning; the number you see is what ranked the row, and the number you get is what</w:t>
         <w:br/>
         <w:t>the contract is worth when you press the button.</w:t>
-      </w:r>
-    </w:p>
-    <w:p>
-      <w:pPr>
-        <w:pStyle w:val="Heading2"/>
-      </w:pPr>
-      <w:r>
-        <w:rPr/>
-        <w:t>Expected Move</w:t>
-      </w:r>
-    </w:p>
-    <w:p>
-      <w:pPr>
-        <w:jc w:val="center"/>
-      </w:pPr>
-      <w:r>
-        <w:drawing>
-          <wp:inline xmlns:a="http://schemas.openxmlformats.org/drawingml/2006/main" xmlns:pic="http://schemas.openxmlformats.org/drawingml/2006/picture">
-            <wp:extent cx="5760720" cy="3558826"/>
-            <wp:docPr id="6" name="Picture 6"/>
-            <wp:cNvGraphicFramePr>
-              <a:graphicFrameLocks noChangeAspect="1"/>
-            </wp:cNvGraphicFramePr>
-            <a:graphic>
-              <a:graphicData uri="http://schemas.openxmlformats.org/drawingml/2006/picture">
-                <pic:pic>
-                  <pic:nvPicPr>
-                    <pic:cNvPr id="0" name="expected-move.png"/>
-                    <pic:cNvPicPr/>
-                  </pic:nvPicPr>
-                  <pic:blipFill>
-                    <a:blip r:embed="rId14"/>
-                    <a:stretch>
-                      <a:fillRect/>
-                    </a:stretch>
-                  </pic:blipFill>
-                  <pic:spPr>
-                    <a:xfrm>
-                      <a:off x="0" y="0"/>
-                      <a:ext cx="5760720" cy="3558826"/>
-                    </a:xfrm>
-                    <a:prstGeom prst="rect"/>
-                  </pic:spPr>
-                </pic:pic>
-              </a:graphicData>
-            </a:graphic>
-          </wp:inline>
-        </w:drawing>
-      </w:r>
-    </w:p>
-    <w:p>
-      <w:pPr>
-        <w:jc w:val="center"/>
-      </w:pPr>
-      <w:r>
-        <w:rPr>
-          <w:i/>
-          <w:color w:val="5B6678"/>
-          <w:sz w:val="17"/>
-        </w:rPr>
-        <w:t>The Expected Move page.</w:t>
-      </w:r>
-    </w:p>
-    <w:p>
-      <w:r>
-        <w:rPr>
-          <w:b/>
-        </w:rPr>
-        <w:t>Route:</w:t>
-      </w:r>
-      <w:r>
-        <w:rPr/>
-        <w:t xml:space="preserve"> </w:t>
-      </w:r>
-      <w:r>
-        <w:rPr>
-          <w:rFonts w:ascii="Consolas" w:hAnsi="Consolas"/>
-          <w:color w:val="334455"/>
-          <w:sz w:val="19"/>
-        </w:rPr>
-        <w:t>/options/expected-move</w:t>
-      </w:r>
-      <w:r>
-        <w:rPr/>
-        <w:t>.</w:t>
-      </w:r>
-    </w:p>
-    <w:p>
-      <w:r>
-        <w:rPr/>
-        <w:t xml:space="preserve">Charts a symbol's recent price action with a forward </w:t>
-      </w:r>
-      <w:r>
-        <w:rPr>
-          <w:b/>
-        </w:rPr>
-        <w:t>expected-move cone</w:t>
-      </w:r>
-      <w:r>
-        <w:rPr/>
-        <w:t xml:space="preserve"> out to</w:t>
-        <w:br/>
-        <w:t>an option's expiration.</w:t>
-      </w:r>
-    </w:p>
-    <w:p>
-      <w:r>
-        <w:rPr>
-          <w:b/>
-        </w:rPr>
-        <w:t>Inputs:</w:t>
-      </w:r>
-      <w:r>
-        <w:rPr/>
-        <w:t xml:space="preserve"> </w:t>
-      </w:r>
-      <w:r>
-        <w:rPr>
-          <w:b/>
-        </w:rPr>
-        <w:t>Symbol</w:t>
-      </w:r>
-      <w:r>
-        <w:rPr/>
-        <w:t xml:space="preserve">, </w:t>
-      </w:r>
-      <w:r>
-        <w:rPr>
-          <w:b/>
-        </w:rPr>
-        <w:t>Expiry</w:t>
-      </w:r>
-      <w:r>
-        <w:rPr/>
-        <w:t xml:space="preserve"> (YYYY-MM-DD), an optional </w:t>
-      </w:r>
-      <w:r>
-        <w:rPr>
-          <w:b/>
-        </w:rPr>
-        <w:t>Strike</w:t>
-      </w:r>
-      <w:r>
-        <w:rPr/>
-        <w:t xml:space="preserve"> with a</w:t>
-        <w:br/>
-        <w:t xml:space="preserve">put/call toggle, and a </w:t>
-      </w:r>
-      <w:r>
-        <w:rPr>
-          <w:b/>
-        </w:rPr>
-        <w:t>Look-back</w:t>
-      </w:r>
-      <w:r>
-        <w:rPr/>
-        <w:t xml:space="preserve"> dropdown (Auto ≈ 3× DTE, or 1mo / 3mo / 6mo /</w:t>
-        <w:br/>
-        <w:t xml:space="preserve">1y). Press </w:t>
-      </w:r>
-      <w:r>
-        <w:rPr>
-          <w:b/>
-        </w:rPr>
-        <w:t>Draw</w:t>
-      </w:r>
-      <w:r>
-        <w:rPr/>
-        <w:t>.</w:t>
-      </w:r>
-    </w:p>
-    <w:p>
-      <w:r>
-        <w:rPr>
-          <w:b/>
-        </w:rPr>
-        <w:t>The chart</w:t>
-      </w:r>
-      <w:r>
-        <w:rPr/>
-        <w:t xml:space="preserve"> is a daily candlestick with:</w:t>
-      </w:r>
-    </w:p>
-    <w:p>
-      <w:pPr>
-        <w:pStyle w:val="ListBullet"/>
-      </w:pPr>
-      <w:r>
-        <w:t xml:space="preserve">Dashed </w:t>
-      </w:r>
-      <w:r>
-        <w:rPr>
-          <w:b/>
-        </w:rPr>
-        <w:t>upper/lower expected-move</w:t>
-      </w:r>
-      <w:r>
-        <w:t xml:space="preserve"> bands fanning out to expiration.</w:t>
-      </w:r>
-    </w:p>
-    <w:p>
-      <w:pPr>
-        <w:pStyle w:val="ListBullet"/>
-      </w:pPr>
-      <w:r>
-        <w:rPr>
-          <w:b/>
-        </w:rPr>
-        <w:t>Leg strike lines</w:t>
-      </w:r>
-      <w:r>
-        <w:t xml:space="preserve"> if you provided strikes (short = solid, long = dashed;</w:t>
-        <w:br/>
-        <w:t xml:space="preserve">  put = red, call = blue), each labeled.</w:t>
-      </w:r>
-    </w:p>
-    <w:p>
-      <w:pPr>
-        <w:pStyle w:val="ListBullet"/>
-      </w:pPr>
-      <w:r>
-        <w:t>A price crosshair and a date-aware tooltip. Non-trading days are collapsed so</w:t>
-        <w:br/>
-        <w:t xml:space="preserve">  there are no blank weekend gaps.</w:t>
-      </w:r>
-    </w:p>
-    <w:p>
-      <w:r>
-        <w:rPr/>
-        <w:t xml:space="preserve">You usually reach this page through the </w:t>
-      </w:r>
-      <w:r>
-        <w:rPr>
-          <w:b/>
-        </w:rPr>
-        <w:t>Expected Move</w:t>
-      </w:r>
-      <w:r>
-        <w:rPr/>
-        <w:t xml:space="preserve"> button on a signal row</w:t>
-        <w:br/>
-        <w:t>(it opens in a new browser tab, pre-filled and drawn).</w:t>
       </w:r>
     </w:p>
     <w:p>

--- a/docs/manuals/user-guide/user-guide.docx
+++ b/docs/manuals/user-guide/user-guide.docx
@@ -1695,7 +1695,7 @@
       </w:r>
       <w:r>
         <w:rPr/>
-        <w:t>, first in the site's Tools menu) is your Market</w:t>
+        <w:t>, the first tool card on the site's Live Desk) is your Market</w:t>
         <w:br/>
         <w:t>Scanner with nothing of yours on it. A visitor sees the 0-DTE, Swing and</w:t>
         <w:br/>
@@ -11552,9 +11552,7 @@
         <w:t>hidden on the public live screens</w:t>
       </w:r>
       <w:r>
-        <w:t xml:space="preserve"> and in the website's gallery</w:t>
-        <w:br/>
-        <w:t xml:space="preserve">  pictures.</w:t>
+        <w:t>.</w:t>
       </w:r>
     </w:p>
     <w:p>

--- a/docs/manuals/user-guide/user-guide.docx
+++ b/docs/manuals/user-guide/user-guide.docx
@@ -32,7 +32,7 @@
           <w:color w:val="5B6678"/>
           <w:sz w:val="18"/>
         </w:rPr>
-        <w:t>NeuralStrike · Generated 2026-10-24</w:t>
+        <w:t>NeuralStrike · Generated 2026-10-27</w:t>
       </w:r>
     </w:p>
     <w:p/>
@@ -11038,7 +11038,19 @@
         <w:br/>
         <w:t>of contracts still open, and it is only published once a day, which is why this</w:t>
         <w:br/>
-        <w:t>reading arrives the morning after.</w:t>
+        <w:t xml:space="preserve">reading arrives the morning after. The panel starts </w:t>
+      </w:r>
+      <w:r>
+        <w:rPr>
+          <w:b/>
+        </w:rPr>
+        <w:t>folded</w:t>
+      </w:r>
+      <w:r>
+        <w:rPr/>
+        <w:t>: click its heading to</w:t>
+        <w:br/>
+        <w:t>open it, and it stays open until you close it or reload the page.</w:t>
       </w:r>
     </w:p>
     <w:tbl>
@@ -31857,9 +31869,8 @@
       </w:r>
       <w:r>
         <w:rPr/>
-        <w:t xml:space="preserve"> date, while opened trades and credit</w:t>
-        <w:br/>
-        <w:t xml:space="preserve">collected are bucketed by </w:t>
+        <w:t xml:space="preserve"> date, while opened trades are bucketed by</w:t>
+        <w:br/>
       </w:r>
       <w:r>
         <w:rPr>
@@ -31869,13 +31880,11 @@
       </w:r>
       <w:r>
         <w:rPr/>
-        <w:t xml:space="preserve"> date. They answer different questions and will</w:t>
-        <w:br/>
-        <w:t>not reconcile to each other — that is correct, not a bug. That includes open</w:t>
-        <w:br/>
-        <w:t>trades: realized profit and the closed count only ever include closed trades, but</w:t>
-        <w:br/>
-        <w:t xml:space="preserve">the </w:t>
+        <w:t xml:space="preserve"> date. They answer different questions and will not reconcile to each</w:t>
+        <w:br/>
+        <w:t>other — that is correct, not a bug. That includes open trades: realized profit and</w:t>
+        <w:br/>
+        <w:t xml:space="preserve">the closed count only ever include closed trades, but the </w:t>
       </w:r>
       <w:r>
         <w:rPr>
@@ -31885,19 +31894,9 @@
       </w:r>
       <w:r>
         <w:rPr/>
-        <w:t xml:space="preserve"> and </w:t>
-      </w:r>
-      <w:r>
-        <w:rPr>
-          <w:b/>
-        </w:rPr>
-        <w:t>Credit collected</w:t>
-      </w:r>
-      <w:r>
-        <w:rPr/>
-        <w:t xml:space="preserve"> columns count every trade by its entry day,</w:t>
-        <w:br/>
-        <w:t>open ones too.</w:t>
+        <w:t xml:space="preserve"> column counts</w:t>
+        <w:br/>
+        <w:t>every trade by its entry day, open ones too.</w:t>
       </w:r>
     </w:p>
     <w:p>

--- a/docs/manuals/user-guide/user-guide.docx
+++ b/docs/manuals/user-guide/user-guide.docx
@@ -32,7 +32,7 @@
           <w:color w:val="5B6678"/>
           <w:sz w:val="18"/>
         </w:rPr>
-        <w:t>NeuralStrike · Generated 2026-10-27</w:t>
+        <w:t>NeuralStrike · Generated 2026-10-28</w:t>
       </w:r>
     </w:p>
     <w:p/>
@@ -8126,9 +8126,9 @@
       <w:r>
         <w:t xml:space="preserve"> of strike × time. Call-heavy (positive)</w:t>
         <w:br/>
-        <w:t xml:space="preserve">  strikes run deep blue → cyan; put-heavy (negative) run aubergine → magenta; near</w:t>
-        <w:br/>
-        <w:t xml:space="preserve">  zero fades to transparent so quiet strikes read as empty. Those are the shipped</w:t>
+        <w:t xml:space="preserve">  strikes grade from a light purple to purple; put-heavy (negative) from a light</w:t>
+        <w:br/>
+        <w:t xml:space="preserve">  maroon to maroon; near zero fades to transparent so quiet strikes read as empty. Those are the shipped</w:t>
         <w:br/>
         <w:t xml:space="preserve">  colours: you can choose your own in </w:t>
       </w:r>

--- a/docs/manuals/user-guide/user-guide.docx
+++ b/docs/manuals/user-guide/user-guide.docx
@@ -35118,7 +35118,7 @@
       <w:r>
         <w:t xml:space="preserve"> group. The top row is the put side and the</w:t>
         <w:br/>
-        <w:t xml:space="preserve">  bottom row the call side. </w:t>
+        <w:t xml:space="preserve">  bottom row the call side, and both rows run the same way. </w:t>
       </w:r>
       <w:r>
         <w:rPr>
@@ -35127,53 +35127,59 @@
         <w:t>Put</w:t>
       </w:r>
       <w:r>
+        <w:t xml:space="preserve"> and</w:t>
+        <w:br/>
+        <w:t xml:space="preserve">  </w:t>
+      </w:r>
+      <w:r>
+        <w:rPr>
+          <w:b/>
+        </w:rPr>
+        <w:t>Call</w:t>
+      </w:r>
+      <w:r>
+        <w:t xml:space="preserve"> are the main colours: the heat map's largest values, and the walls,</w:t>
+        <w:br/>
+        <w:t xml:space="preserve">  the hedge panel, the gravity well, the ridge plot and the contour lines.</w:t>
+        <w:br/>
+        <w:t xml:space="preserve">  </w:t>
+      </w:r>
+      <w:r>
+        <w:rPr>
+          <w:b/>
+        </w:rPr>
+        <w:t>Put low</w:t>
+      </w:r>
+      <w:r>
         <w:t xml:space="preserve"> and </w:t>
       </w:r>
       <w:r>
         <w:rPr>
           <w:b/>
         </w:rPr>
-        <w:t>Call</w:t>
-      </w:r>
-      <w:r>
-        <w:t xml:space="preserve"> are the two main colours: the</w:t>
-        <w:br/>
-        <w:t xml:space="preserve">  bars, the walls, the gravity well, the ridge plot and the contour lines use</w:t>
-        <w:br/>
-        <w:t xml:space="preserve">  them. </w:t>
-      </w:r>
-      <w:r>
-        <w:rPr>
-          <w:b/>
-        </w:rPr>
-        <w:t>Peak</w:t>
-      </w:r>
-      <w:r>
-        <w:t xml:space="preserve">, </w:t>
-      </w:r>
-      <w:r>
-        <w:rPr>
-          <w:b/>
-        </w:rPr>
-        <w:t>Mid</w:t>
-      </w:r>
-      <w:r>
-        <w:t xml:space="preserve"> and </w:t>
-      </w:r>
-      <w:r>
-        <w:rPr>
-          <w:b/>
-        </w:rPr>
-        <w:t>Low</w:t>
-      </w:r>
-      <w:r>
-        <w:t xml:space="preserve"> are the grading: the shade the heat map</w:t>
-        <w:br/>
-        <w:t xml:space="preserve">  shows for the largest, middling and smallest values on that side. Click a</w:t>
-        <w:br/>
-        <w:t xml:space="preserve">  tile to pick a colour; the strip in the preview shows the whole scale, largest</w:t>
-        <w:br/>
-        <w:t xml:space="preserve">  put on the left to largest call on the right, before you save. The Flow and</w:t>
+        <w:t>Call low</w:t>
+      </w:r>
+      <w:r>
+        <w:t xml:space="preserve"> are the smallest values, and the strike bars.</w:t>
+        <w:br/>
+        <w:t xml:space="preserve">  The heat map grades from the low colour next to zero to the main colour.</w:t>
+        <w:br/>
+        <w:t xml:space="preserve">  Click a tile to pick a colour; the strip in the preview shows the whole</w:t>
+        <w:br/>
+        <w:t xml:space="preserve">  scale, largest put on the left to largest call on the right, before you</w:t>
+        <w:br/>
+        <w:t xml:space="preserve">  save. </w:t>
+      </w:r>
+      <w:r>
+        <w:rPr>
+          <w:b/>
+        </w:rPr>
+        <w:t>Restart now</w:t>
+      </w:r>
+      <w:r>
+        <w:t xml:space="preserve"> restarts both the app and the public live screens, so</w:t>
+        <w:br/>
+        <w:t xml:space="preserve">  the two show the same colours. The Flow and</w:t>
         <w:br/>
         <w:t xml:space="preserve">  Net Prem tabs follow the same colours: their call and put lines, the strike</w:t>
         <w:br/>

--- a/docs/manuals/user-guide/user-guide.docx
+++ b/docs/manuals/user-guide/user-guide.docx
@@ -17733,6 +17733,254 @@
         <w:t>(credit, max loss, DTE, delta, theta, IV rank, and more) — with the full</w:t>
         <w:br/>
         <w:t>checklist at the top.</w:t>
+      </w:r>
+    </w:p>
+    <w:p>
+      <w:pPr>
+        <w:pStyle w:val="Heading3"/>
+      </w:pPr>
+      <w:r>
+        <w:rPr/>
+        <w:t>Copying a trade to ThinkorSwim</w:t>
+      </w:r>
+    </w:p>
+    <w:p>
+      <w:r>
+        <w:rPr/>
+        <w:t xml:space="preserve">For a </w:t>
+      </w:r>
+      <w:r>
+        <w:rPr>
+          <w:b/>
+        </w:rPr>
+        <w:t>vertical spread</w:t>
+      </w:r>
+      <w:r>
+        <w:rPr/>
+        <w:t>, the contract card at the top of the detail panel has</w:t>
+        <w:br/>
+        <w:t xml:space="preserve">a </w:t>
+      </w:r>
+      <w:r>
+        <w:rPr>
+          <w:b/>
+        </w:rPr>
+        <w:t>Copy ThinkorSwim order</w:t>
+      </w:r>
+      <w:r>
+        <w:rPr/>
+        <w:t xml:space="preserve"> button — on every page that shows the panel, such</w:t>
+        <w:br/>
+        <w:t>as the Market Scanner, Captured Signals and the Paper Ledger.</w:t>
+        <w:br/>
+        <w:t xml:space="preserve">It puts a </w:t>
+      </w:r>
+      <w:r>
+        <w:rPr>
+          <w:i/>
+        </w:rPr>
+        <w:t>first triggers OCO</w:t>
+      </w:r>
+      <w:r>
+        <w:rPr/>
+        <w:t xml:space="preserve"> bracket on the clipboard:</w:t>
+      </w:r>
+    </w:p>
+    <w:p>
+      <w:pPr>
+        <w:spacing w:before="80" w:after="160"/>
+        <w:ind w:left="216"/>
+        <w:shd w:val="clear" w:color="auto" w:fill="F4F6FA"/>
+      </w:pPr>
+      <w:r>
+        <w:rPr>
+          <w:rFonts w:ascii="Consolas" w:hAnsi="Consolas"/>
+          <w:color w:val="223344"/>
+          <w:sz w:val="18"/>
+        </w:rPr>
+        <w:t>BUY +1 VERTICAL SPX 100 (Weeklys) 30 OCT 26 5800/5810 CALL @1.50 LMT [TO OPEN/TO OPEN]</w:t>
+      </w:r>
+      <w:r>
+        <w:br/>
+      </w:r>
+      <w:r>
+        <w:rPr>
+          <w:rFonts w:ascii="Consolas" w:hAnsi="Consolas"/>
+          <w:color w:val="223344"/>
+          <w:sz w:val="18"/>
+        </w:rPr>
+        <w:t>SELL -1 VERTICAL SPX 100 (Weeklys) 30 OCT 26 5800/5810 CALL @TRG+100.00% LMT TRG BY #1 OCO [TO CLOSE/TO CLOSE]</w:t>
+      </w:r>
+      <w:r>
+        <w:br/>
+      </w:r>
+      <w:r>
+        <w:rPr>
+          <w:rFonts w:ascii="Consolas" w:hAnsi="Consolas"/>
+          <w:color w:val="223344"/>
+          <w:sz w:val="18"/>
+        </w:rPr>
+        <w:t>SELL -1 VERTICAL SPX 100 (Weeklys) 30 OCT 26 5800/5810 CALL STP TRG-50.00% MARK TRG BY #1 OCO [TO CLOSE/TO CLOSE]</w:t>
+      </w:r>
+    </w:p>
+    <w:p>
+      <w:r>
+        <w:rPr/>
+        <w:t xml:space="preserve">In ThinkorSwim, open </w:t>
+      </w:r>
+      <w:r>
+        <w:rPr>
+          <w:b/>
+        </w:rPr>
+        <w:t>Trade → Order Entry Tools → Paste order from clipboard</w:t>
+      </w:r>
+      <w:r>
+        <w:rPr/>
+        <w:t>,</w:t>
+        <w:br/>
+        <w:t>check the ticket, and send it there. The app never places an order.</w:t>
+      </w:r>
+    </w:p>
+    <w:p>
+      <w:pPr>
+        <w:pStyle w:val="ListBullet"/>
+      </w:pPr>
+      <w:r>
+        <w:rPr>
+          <w:b/>
+        </w:rPr>
+        <w:t>The opening order</w:t>
+      </w:r>
+      <w:r>
+        <w:t xml:space="preserve"> is a limit at the price the panel shows (the debit paid</w:t>
+        <w:br/>
+        <w:t xml:space="preserve">  or the credit received, per share).</w:t>
+      </w:r>
+    </w:p>
+    <w:p>
+      <w:pPr>
+        <w:pStyle w:val="ListBullet"/>
+      </w:pPr>
+      <w:r>
+        <w:rPr>
+          <w:b/>
+        </w:rPr>
+        <w:t>The two exits</w:t>
+      </w:r>
+      <w:r>
+        <w:t xml:space="preserve"> are percentages of the fill, so ThinkorSwim prices them from</w:t>
+        <w:br/>
+        <w:t xml:space="preserve">  what you actually paid. A </w:t>
+      </w:r>
+      <w:r>
+        <w:rPr>
+          <w:b/>
+        </w:rPr>
+        <w:t>debit</w:t>
+      </w:r>
+      <w:r>
+        <w:t xml:space="preserve"> spread takes profit at </w:t>
+      </w:r>
+      <w:r>
+        <w:rPr>
+          <w:b/>
+        </w:rPr>
+        <w:t>+100%</w:t>
+      </w:r>
+      <w:r>
+        <w:t xml:space="preserve"> (double</w:t>
+        <w:br/>
+        <w:t xml:space="preserve">  the debit) and stops at </w:t>
+      </w:r>
+      <w:r>
+        <w:rPr>
+          <w:b/>
+        </w:rPr>
+        <w:t>−50%</w:t>
+      </w:r>
+      <w:r>
+        <w:t xml:space="preserve">. A </w:t>
+      </w:r>
+      <w:r>
+        <w:rPr>
+          <w:b/>
+        </w:rPr>
+        <w:t>credit</w:t>
+      </w:r>
+      <w:r>
+        <w:t xml:space="preserve"> spread is the mirror: it buys</w:t>
+        <w:br/>
+        <w:t xml:space="preserve">  back at </w:t>
+      </w:r>
+      <w:r>
+        <w:rPr>
+          <w:b/>
+        </w:rPr>
+        <w:t>half the credit</w:t>
+      </w:r>
+      <w:r>
+        <w:t xml:space="preserve"> (−50%) and stops when the spread costs </w:t>
+      </w:r>
+      <w:r>
+        <w:rPr>
+          <w:b/>
+        </w:rPr>
+        <w:t>double the</w:t>
+        <w:br/>
+        <w:t xml:space="preserve">  credit</w:t>
+      </w:r>
+      <w:r>
+        <w:t xml:space="preserve"> (+100%). Change them, and the default size of 1, under </w:t>
+      </w:r>
+      <w:r>
+        <w:rPr>
+          <w:b/>
+        </w:rPr>
+        <w:t>Settings →</w:t>
+        <w:br/>
+        <w:t xml:space="preserve">  Configuration → ThinkorSwim order</w:t>
+      </w:r>
+      <w:r>
+        <w:t>; a change applies on the next click.</w:t>
+      </w:r>
+    </w:p>
+    <w:p>
+      <w:pPr>
+        <w:pStyle w:val="ListBullet"/>
+      </w:pPr>
+      <w:r>
+        <w:t>An expiration that is not the monthly (third-Friday) one is tagged</w:t>
+        <w:br/>
+        <w:t xml:space="preserve">  </w:t>
+      </w:r>
+      <w:r>
+        <w:rPr>
+          <w:b/>
+        </w:rPr>
+        <w:t>(Weeklys)</w:t>
+      </w:r>
+      <w:r>
+        <w:t>, as ThinkorSwim names it. The order is only as good as what the</w:t>
+        <w:br/>
+        <w:t xml:space="preserve">  panel shows: check the price, the expiration and the strikes in the ticket</w:t>
+        <w:br/>
+        <w:t xml:space="preserve">  before sending. A price may need rounding to the option's tick size.</w:t>
+      </w:r>
+    </w:p>
+    <w:p>
+      <w:pPr>
+        <w:pStyle w:val="ListBullet"/>
+      </w:pPr>
+      <w:r>
+        <w:rPr>
+          <w:b/>
+        </w:rPr>
+        <w:t>Condors, butterflies, calendars, single options and positions with shares</w:t>
+        <w:br/>
+        <w:t xml:space="preserve">  get no button.</w:t>
+      </w:r>
+      <w:r>
+        <w:t xml:space="preserve"> The button is not on the public site.</w:t>
       </w:r>
     </w:p>
     <w:p>

--- a/docs/manuals/user-guide/user-guide.docx
+++ b/docs/manuals/user-guide/user-guide.docx
@@ -17747,33 +17747,21 @@
     <w:p>
       <w:r>
         <w:rPr/>
-        <w:t xml:space="preserve">For a </w:t>
-      </w:r>
-      <w:r>
-        <w:rPr>
-          <w:b/>
-        </w:rPr>
-        <w:t>vertical spread</w:t>
-      </w:r>
-      <w:r>
-        <w:rPr/>
-        <w:t>, the contract card at the top of the detail panel has</w:t>
-        <w:br/>
-        <w:t xml:space="preserve">a </w:t>
-      </w:r>
-      <w:r>
-        <w:rPr>
-          <w:b/>
-        </w:rPr>
-        <w:t>Copy ThinkorSwim order</w:t>
-      </w:r>
-      <w:r>
-        <w:rPr/>
-        <w:t xml:space="preserve"> button — on every page that shows the panel, such</w:t>
-        <w:br/>
-        <w:t>as the Market Scanner, Captured Signals and the Paper Ledger.</w:t>
-        <w:br/>
-        <w:t xml:space="preserve">It puts a </w:t>
+        <w:t xml:space="preserve">The contract card at the top of the detail panel has a </w:t>
+      </w:r>
+      <w:r>
+        <w:rPr>
+          <w:b/>
+        </w:rPr>
+        <w:t>Copy ThinkorSwim</w:t>
+        <w:br/>
+        <w:t>order</w:t>
+      </w:r>
+      <w:r>
+        <w:rPr/>
+        <w:t xml:space="preserve"> button — on every page that shows the panel, such as the Market Scanner,</w:t>
+        <w:br/>
+        <w:t xml:space="preserve">Captured Signals and the Paper Ledger. It puts a </w:t>
       </w:r>
       <w:r>
         <w:rPr>
@@ -17783,7 +17771,9 @@
       </w:r>
       <w:r>
         <w:rPr/>
-        <w:t xml:space="preserve"> bracket on the clipboard:</w:t>
+        <w:t xml:space="preserve"> bracket on</w:t>
+        <w:br/>
+        <w:t>the clipboard; for a debit vertical:</w:t>
       </w:r>
     </w:p>
     <w:p>
@@ -17870,7 +17860,7 @@
       <w:r>
         <w:t xml:space="preserve"> are percentages of the fill, so ThinkorSwim prices them from</w:t>
         <w:br/>
-        <w:t xml:space="preserve">  what you actually paid. A </w:t>
+        <w:t xml:space="preserve">  what you actually paid. A trade bought for a </w:t>
       </w:r>
       <w:r>
         <w:rPr>
@@ -17879,7 +17869,9 @@
         <w:t>debit</w:t>
       </w:r>
       <w:r>
-        <w:t xml:space="preserve"> spread takes profit at </w:t>
+        <w:t xml:space="preserve"> takes profit at</w:t>
+        <w:br/>
+        <w:t xml:space="preserve">  </w:t>
       </w:r>
       <w:r>
         <w:rPr>
@@ -17888,9 +17880,7 @@
         <w:t>+100%</w:t>
       </w:r>
       <w:r>
-        <w:t xml:space="preserve"> (double</w:t>
-        <w:br/>
-        <w:t xml:space="preserve">  the debit) and stops at </w:t>
+        <w:t xml:space="preserve"> (double the debit) and stops at </w:t>
       </w:r>
       <w:r>
         <w:rPr>
@@ -17899,7 +17889,9 @@
         <w:t>−50%</w:t>
       </w:r>
       <w:r>
-        <w:t xml:space="preserve">. A </w:t>
+        <w:t>. A trade sold for a</w:t>
+        <w:br/>
+        <w:t xml:space="preserve">  </w:t>
       </w:r>
       <w:r>
         <w:rPr>
@@ -17908,9 +17900,7 @@
         <w:t>credit</w:t>
       </w:r>
       <w:r>
-        <w:t xml:space="preserve"> spread is the mirror: it buys</w:t>
-        <w:br/>
-        <w:t xml:space="preserve">  back at </w:t>
+        <w:t xml:space="preserve"> is the mirror: it buys back at </w:t>
       </w:r>
       <w:r>
         <w:rPr>
@@ -17919,29 +17909,31 @@
         <w:t>half the credit</w:t>
       </w:r>
       <w:r>
-        <w:t xml:space="preserve"> (−50%) and stops when the spread costs </w:t>
-      </w:r>
-      <w:r>
-        <w:rPr>
-          <w:b/>
-        </w:rPr>
-        <w:t>double the</w:t>
-        <w:br/>
-        <w:t xml:space="preserve">  credit</w:t>
-      </w:r>
-      <w:r>
-        <w:t xml:space="preserve"> (+100%). Change them, and the default size of 1, under </w:t>
-      </w:r>
-      <w:r>
-        <w:rPr>
-          <w:b/>
-        </w:rPr>
-        <w:t>Settings →</w:t>
-        <w:br/>
-        <w:t xml:space="preserve">  Configuration → ThinkorSwim order</w:t>
-      </w:r>
-      <w:r>
-        <w:t>; a change applies on the next click.</w:t>
+        <w:t xml:space="preserve"> (−50%) and stops</w:t>
+        <w:br/>
+        <w:t xml:space="preserve">  when it costs </w:t>
+      </w:r>
+      <w:r>
+        <w:rPr>
+          <w:b/>
+        </w:rPr>
+        <w:t>double the credit</w:t>
+      </w:r>
+      <w:r>
+        <w:t xml:space="preserve"> (+100%). Change them, and the default size</w:t>
+        <w:br/>
+        <w:t xml:space="preserve">  of 1, under </w:t>
+      </w:r>
+      <w:r>
+        <w:rPr>
+          <w:b/>
+        </w:rPr>
+        <w:t>Settings → Configuration → ThinkorSwim order</w:t>
+      </w:r>
+      <w:r>
+        <w:t>; a change applies</w:t>
+        <w:br/>
+        <w:t xml:space="preserve">  on the next click.</w:t>
       </w:r>
     </w:p>
     <w:p>
@@ -17949,6 +17941,99 @@
         <w:pStyle w:val="ListBullet"/>
       </w:pPr>
       <w:r>
+        <w:rPr>
+          <w:b/>
+        </w:rPr>
+        <w:t>Every option structure gets the button</w:t>
+      </w:r>
+      <w:r>
+        <w:t>: a single call or put, verticals,</w:t>
+        <w:br/>
+        <w:t xml:space="preserve">  straddles, strangles, calendars, diagonals (far month listed first),</w:t>
+        <w:br/>
+        <w:t xml:space="preserve">  butterflies, condors, iron condors and iron butterflies (which ThinkorSwim</w:t>
+        <w:br/>
+        <w:t xml:space="preserve">  takes as an IRON CONDOR with equal short strikes). Anything else that is all</w:t>
+        <w:br/>
+        <w:t xml:space="preserve">  options — a ratio, a backspread, a broken-wing butterfly — is written as a</w:t>
+        <w:br/>
+        <w:t xml:space="preserve">  ThinkorSwim </w:t>
+      </w:r>
+      <w:r>
+        <w:rPr>
+          <w:b/>
+        </w:rPr>
+        <w:t>CUSTOM</w:t>
+      </w:r>
+      <w:r>
+        <w:t xml:space="preserve"> order (</w:t>
+      </w:r>
+      <w:r>
+        <w:rPr>
+          <w:rFonts w:ascii="Consolas" w:hAnsi="Consolas"/>
+          <w:color w:val="334455"/>
+          <w:sz w:val="19"/>
+        </w:rPr>
+        <w:t>BUY +1 -1/2 CUSTOM …</w:t>
+      </w:r>
+      <w:r>
+        <w:t>). Each of these pasted</w:t>
+        <w:br/>
+        <w:t xml:space="preserve">  correctly into ThinkorSwim on 2026-10-28.</w:t>
+      </w:r>
+    </w:p>
+    <w:p>
+      <w:pPr>
+        <w:pStyle w:val="ListBullet"/>
+      </w:pPr>
+      <w:r>
+        <w:rPr>
+          <w:b/>
+        </w:rPr>
+        <w:t>A covered call</w:t>
+      </w:r>
+      <w:r>
+        <w:t xml:space="preserve"> copies the opening order only (</w:t>
+      </w:r>
+      <w:r>
+        <w:rPr>
+          <w:rFonts w:ascii="Consolas" w:hAnsi="Consolas"/>
+          <w:color w:val="334455"/>
+          <w:sz w:val="19"/>
+        </w:rPr>
+        <w:t>BUY +100 COVERED …</w:t>
+      </w:r>
+      <w:r>
+        <w:t>): a</w:t>
+        <w:br/>
+        <w:t xml:space="preserve">  percentage of a price that is mostly the shares is no target or stop. A</w:t>
+        <w:br/>
+        <w:t xml:space="preserve">  </w:t>
+      </w:r>
+      <w:r>
+        <w:rPr>
+          <w:b/>
+        </w:rPr>
+        <w:t>protective put</w:t>
+      </w:r>
+      <w:r>
+        <w:t xml:space="preserve"> or a </w:t>
+      </w:r>
+      <w:r>
+        <w:rPr>
+          <w:b/>
+        </w:rPr>
+        <w:t>collar</w:t>
+      </w:r>
+      <w:r>
+        <w:t xml:space="preserve"> gets no button.</w:t>
+      </w:r>
+    </w:p>
+    <w:p>
+      <w:pPr>
+        <w:pStyle w:val="ListBullet"/>
+      </w:pPr>
+      <w:r>
         <w:t>An expiration that is not the monthly (third-Friday) one is tagged</w:t>
         <w:br/>
         <w:t xml:space="preserve">  </w:t>
@@ -17972,15 +18057,7 @@
         <w:pStyle w:val="ListBullet"/>
       </w:pPr>
       <w:r>
-        <w:rPr>
-          <w:b/>
-        </w:rPr>
-        <w:t>Condors, butterflies, calendars, single options and positions with shares</w:t>
-        <w:br/>
-        <w:t xml:space="preserve">  get no button.</w:t>
-      </w:r>
-      <w:r>
-        <w:t xml:space="preserve"> The button is not on the public site.</w:t>
+        <w:t>The button is not on the public site.</w:t>
       </w:r>
     </w:p>
     <w:p>

--- a/docs/manuals/user-guide/user-guide.docx
+++ b/docs/manuals/user-guide/user-guide.docx
@@ -32,7 +32,7 @@
           <w:color w:val="5B6678"/>
           <w:sz w:val="18"/>
         </w:rPr>
-        <w:t>NeuralStrike · Generated 2026-10-28</w:t>
+        <w:t>NeuralStrike · Generated 2026-10-29</w:t>
       </w:r>
     </w:p>
     <w:p/>
@@ -13416,6 +13416,57 @@
       </w:r>
       <w:r>
         <w:t xml:space="preserve"> — two intraday graphs over the last five trading days.</w:t>
+      </w:r>
+    </w:p>
+    <w:p>
+      <w:pPr>
+        <w:pStyle w:val="IntenseQuote"/>
+      </w:pPr>
+      <w:r>
+        <w:rPr>
+          <w:b/>
+        </w:rPr>
+        <w:t>Before the open and overnight, read the console as partly yesterday's.</w:t>
+      </w:r>
+      <w:r>
+        <w:rPr/>
+        <w:t xml:space="preserve"> The</w:t>
+        <w:br/>
+        <w:t>Market Trend card and the Regime dial are built from regular-hours data, so</w:t>
+        <w:br/>
+        <w:t>outside 08:30–15:00 CT they describe the last session, and each says so in its</w:t>
+        <w:br/>
+        <w:t xml:space="preserve">corner (for example </w:t>
+      </w:r>
+      <w:r>
+        <w:rPr>
+          <w:b/>
+        </w:rPr>
+        <w:t>AT WED CLOSE</w:t>
+      </w:r>
+      <w:r>
+        <w:rPr/>
+        <w:t xml:space="preserve">, or </w:t>
+      </w:r>
+      <w:r>
+        <w:rPr>
+          <w:b/>
+        </w:rPr>
+        <w:t>AS OF WED 14:56 CT</w:t>
+      </w:r>
+      <w:r>
+        <w:rPr/>
+        <w:t xml:space="preserve"> on the regime).</w:t>
+        <w:br/>
+        <w:t>The sentiment score keeps updating, but on fewer inputs: breadth and put/call</w:t>
+        <w:br/>
+        <w:t>have no live reading before the open, and VIX1D / VIX9D stop at 15:15 CT, so</w:t>
+        <w:br/>
+        <w:t>they are left out rather than scored. Until the open it rests mostly on the</w:t>
+        <w:br/>
+        <w:t>sector moves (thin extended-hours trading), rotation and VIX against its</w:t>
+        <w:br/>
+        <w:t>10-day average.</w:t>
       </w:r>
     </w:p>
     <w:p>

--- a/docs/manuals/user-guide/user-guide.docx
+++ b/docs/manuals/user-guide/user-guide.docx
@@ -2266,30 +2266,39 @@
       </w:r>
       <w:r>
         <w:rPr/>
-        <w:t xml:space="preserve"> is a thumbnail menu of them, and the site's</w:t>
-        <w:br/>
-      </w:r>
-      <w:r>
-        <w:rPr>
-          <w:b/>
-        </w:rPr>
+        <w:t xml:space="preserve"> is the </w:t>
+      </w:r>
+      <w:r>
+        <w:rPr>
+          <w:b/>
+        </w:rPr>
+        <w:t>Live Desk</w:t>
+      </w:r>
+      <w:r>
+        <w:rPr/>
+        <w:t>: the twelve screens'</w:t>
+        <w:br/>
+        <w:t>thumbnails on a slowly turning wall. Drag it, or use the arrow buttons or keys.</w:t>
+        <w:br/>
+        <w:t>Click a side screen to bring it to the front and the front one to open it. The</w:t>
+        <w:br/>
+        <w:t>group chips turn it to Market regime, Dealer positioning or Sector rotation. A</w:t>
+        <w:br/>
+        <w:t xml:space="preserve">row under the wall links Option Signals, the Strategy Finder, Rescue, </w:t>
+      </w:r>
+      <w:r>
+        <w:rPr>
+          <w:b/>
+        </w:rPr>
+        <w:t>Strategy</w:t>
+        <w:br/>
         <w:t>Tools</w:t>
       </w:r>
       <w:r>
         <w:rPr/>
-        <w:t xml:space="preserve"> menu links Option Signals, the Strategy Finder, Rescue, </w:t>
-      </w:r>
-      <w:r>
-        <w:rPr>
-          <w:b/>
-        </w:rPr>
-        <w:t>Strategy</w:t>
-        <w:br/>
-        <w:t>Tools</w:t>
-      </w:r>
-      <w:r>
-        <w:rPr/>
-        <w:t xml:space="preserve"> (it opens the Calculator) and Market News.</w:t>
+        <w:t xml:space="preserve"> (it opens the Calculator) and Market News. With JavaScript off the same</w:t>
+        <w:br/>
+        <w:t>page is a plain grid of the thumbnails.</w:t>
       </w:r>
     </w:p>
     <w:p>
@@ -23190,6 +23199,267 @@
       <w:r>
         <w:br/>
         <w:t xml:space="preserve">  tile. The Symbol dossier does not list an open idea as a position you hold.</w:t>
+      </w:r>
+    </w:p>
+    <w:p>
+      <w:r>
+        <w:rPr>
+          <w:b/>
+        </w:rPr>
+        <w:t>The daily SPY condor.</w:t>
+      </w:r>
+      <w:r>
+        <w:rPr/>
+        <w:t xml:space="preserve"> Every trading morning at </w:t>
+      </w:r>
+      <w:r>
+        <w:rPr>
+          <w:b/>
+        </w:rPr>
+        <w:t>08:45 CT</w:t>
+      </w:r>
+      <w:r>
+        <w:rPr/>
+        <w:t xml:space="preserve"> the app books one</w:t>
+        <w:br/>
+        <w:t xml:space="preserve">0-DTE iron condor on SPY into this ledger, tagged </w:t>
+      </w:r>
+      <w:r>
+        <w:rPr>
+          <w:b/>
+        </w:rPr>
+        <w:t>SPY condor</w:t>
+      </w:r>
+      <w:r>
+        <w:rPr/>
+        <w:t>, so one fixed,</w:t>
+        <w:br/>
+        <w:t>mechanical trade is measured day after day. It is set under Settings →</w:t>
+        <w:br/>
+        <w:t xml:space="preserve">Configuration → </w:t>
+      </w:r>
+      <w:r>
+        <w:rPr>
+          <w:i/>
+        </w:rPr>
+        <w:t>Daily SPY condor in the Paper Ledger</w:t>
+      </w:r>
+      <w:r>
+        <w:rPr/>
+        <w:t xml:space="preserve"> (it ships on), and its time</w:t>
+        <w:br/>
+        <w:t xml:space="preserve">under </w:t>
+      </w:r>
+      <w:r>
+        <w:rPr>
+          <w:i/>
+        </w:rPr>
+        <w:t>Daily SPY condor</w:t>
+      </w:r>
+      <w:r>
+        <w:rPr/>
+        <w:t xml:space="preserve"> in the schedule.</w:t>
+      </w:r>
+    </w:p>
+    <w:p>
+      <w:pPr>
+        <w:pStyle w:val="ListBullet"/>
+      </w:pPr>
+      <w:r>
+        <w:rPr>
+          <w:b/>
+        </w:rPr>
+        <w:t>The trade.</w:t>
+      </w:r>
+      <w:r>
+        <w:t xml:space="preserve"> On today's expiry: sell the put whose delta is nearest </w:t>
+      </w:r>
+      <w:r>
+        <w:rPr>
+          <w:b/>
+        </w:rPr>
+        <w:t>0.15</w:t>
+      </w:r>
+      <w:r>
+        <w:t xml:space="preserve"> and</w:t>
+        <w:br/>
+        <w:t xml:space="preserve">  buy the put </w:t>
+      </w:r>
+      <w:r>
+        <w:rPr>
+          <w:b/>
+        </w:rPr>
+        <w:t>$5</w:t>
+      </w:r>
+      <w:r>
+        <w:t xml:space="preserve"> below it; sell the call whose delta is nearest 0.15 and buy the</w:t>
+        <w:br/>
+        <w:t xml:space="preserve">  call $5 above it. One condor (</w:t>
+      </w:r>
+      <w:r>
+        <w:rPr>
+          <w:i/>
+        </w:rPr>
+        <w:t>Condors per day</w:t>
+      </w:r>
+      <w:r>
+        <w:t>). The price is a realistic fill</w:t>
+        <w:br/>
+        <w:t xml:space="preserve">  from a chain fetched at 08:45 (a little worse than the midpoint), and the</w:t>
+        <w:br/>
+        <w:t xml:space="preserve">  commission for opening and closing is taken at entry.</w:t>
+      </w:r>
+    </w:p>
+    <w:p>
+      <w:pPr>
+        <w:pStyle w:val="ListBullet"/>
+      </w:pPr>
+      <w:r>
+        <w:rPr>
+          <w:b/>
+        </w:rPr>
+        <w:t>The stop.</w:t>
+      </w:r>
+      <w:r>
+        <w:t xml:space="preserve"> It closes when its loss reaches </w:t>
+      </w:r>
+      <w:r>
+        <w:rPr>
+          <w:b/>
+        </w:rPr>
+        <w:t>2x the credit</w:t>
+      </w:r>
+      <w:r>
+        <w:t xml:space="preserve"> (</w:t>
+      </w:r>
+      <w:r>
+        <w:rPr>
+          <w:i/>
+        </w:rPr>
+        <w:t>Stop at a loss</w:t>
+        <w:br/>
+        <w:t xml:space="preserve">  of</w:t>
+      </w:r>
+      <w:r>
+        <w:t>): with $1.00 taken in, when buying it back costs $3.00. It is checked with the</w:t>
+        <w:br/>
+        <w:t xml:space="preserve">  trade ideas, </w:t>
+      </w:r>
+      <w:r>
+        <w:rPr>
+          <w:b/>
+        </w:rPr>
+        <w:t>every 5 minutes</w:t>
+      </w:r>
+      <w:r>
+        <w:t>, and closes at that check's price, which can be</w:t>
+        <w:br/>
+        <w:t xml:space="preserve">  past $3.00 if SPY jumped between checks. There is no profit target.</w:t>
+      </w:r>
+    </w:p>
+    <w:p>
+      <w:pPr>
+        <w:pStyle w:val="ListBullet"/>
+      </w:pPr>
+      <w:r>
+        <w:rPr>
+          <w:b/>
+        </w:rPr>
+        <w:t>Otherwise held to the close</w:t>
+      </w:r>
+      <w:r>
+        <w:t xml:space="preserve"> and settled at intrinsic value in the 15:05 CT</w:t>
+        <w:br/>
+        <w:t xml:space="preserve">  pass.</w:t>
+      </w:r>
+    </w:p>
+    <w:p>
+      <w:pPr>
+        <w:pStyle w:val="ListBullet"/>
+      </w:pPr>
+      <w:r>
+        <w:rPr>
+          <w:b/>
+        </w:rPr>
+        <w:t>No trade that day</w:t>
+      </w:r>
+      <w:r>
+        <w:t xml:space="preserve"> on weekends and market holidays, when a condor is already</w:t>
+        <w:br/>
+        <w:t xml:space="preserve">  booked today, when the service starts after 08:55, or when the chain cannot price</w:t>
+        <w:br/>
+        <w:t xml:space="preserve">  it (no usable delta within 0.05 of the target, </w:t>
+      </w:r>
+      <w:r>
+        <w:rPr>
+          <w:i/>
+        </w:rPr>
+        <w:t>Largest delta miss</w:t>
+      </w:r>
+      <w:r>
+        <w:t>; no strike</w:t>
+        <w:br/>
+        <w:t xml:space="preserve">  exactly $5 out; a leg with no quote). The reason is in the service log; the day is</w:t>
+        <w:br/>
+        <w:t xml:space="preserve">  not retried. The row's note records the two deltas the shorts were picked at.</w:t>
+      </w:r>
+    </w:p>
+    <w:p>
+      <w:pPr>
+        <w:pStyle w:val="ListBullet"/>
+      </w:pPr>
+      <w:r>
+        <w:rPr>
+          <w:b/>
+        </w:rPr>
+        <w:t>Like an idea row, but not an idea.</w:t>
+      </w:r>
+      <w:r>
+        <w:t xml:space="preserve"> It is not held to the risk limits, the</w:t>
+        <w:br/>
+        <w:t xml:space="preserve">  automatic exit rules or the expiry pass above, and </w:t>
+      </w:r>
+      <w:r>
+        <w:rPr>
+          <w:b/>
+        </w:rPr>
+        <w:t>Delete all closed</w:t>
+      </w:r>
+      <w:r>
+        <w:t xml:space="preserve"> keeps it</w:t>
+        <w:br/>
+        <w:t xml:space="preserve">  on file. It shows under </w:t>
+      </w:r>
+      <w:r>
+        <w:rPr>
+          <w:b/>
+        </w:rPr>
+        <w:t>All</w:t>
+      </w:r>
+      <w:r>
+        <w:t xml:space="preserve"> only, not </w:t>
+      </w:r>
+      <w:r>
+        <w:rPr>
+          <w:b/>
+        </w:rPr>
+        <w:t>My trades</w:t>
+      </w:r>
+      <w:r>
+        <w:t xml:space="preserve"> or </w:t>
+      </w:r>
+      <w:r>
+        <w:rPr>
+          <w:b/>
+        </w:rPr>
+        <w:t>Trade ideas</w:t>
+      </w:r>
+      <w:r>
+        <w:t>; the</w:t>
+        <w:br/>
+        <w:t xml:space="preserve">  weekly idea review never rates it, and the EOD Report and the Symbol dossier do</w:t>
+        <w:br/>
+        <w:t xml:space="preserve">  not count it as yours.</w:t>
       </w:r>
     </w:p>
     <w:p>

--- a/docs/manuals/user-guide/user-guide.docx
+++ b/docs/manuals/user-guide/user-guide.docx
@@ -32,7 +32,7 @@
           <w:color w:val="5B6678"/>
           <w:sz w:val="18"/>
         </w:rPr>
-        <w:t>NeuralStrike · Generated 2026-10-29</w:t>
+        <w:t>NeuralStrike · Generated 2026-10-30</w:t>
       </w:r>
     </w:p>
     <w:p/>
@@ -24840,21 +24840,88 @@
       </w:r>
       <w:r>
         <w:rPr/>
-        <w:t xml:space="preserve"> (↑ Up, ↓ Down or no direction, and which call that is),</w:t>
-        <w:br/>
-        <w:t xml:space="preserve">the </w:t>
-      </w:r>
-      <w:r>
-        <w:rPr>
-          <w:b/>
-        </w:rPr>
-        <w:t>trade with the call</w:t>
-      </w:r>
-      <w:r>
-        <w:rPr/>
-        <w:t xml:space="preserve"> (the trade with a measured edge instead, when there is one),</w:t>
-        <w:br/>
-        <w:t xml:space="preserve">its </w:t>
+        <w:t xml:space="preserve"> (up, down or no direction, and which call that is), the</w:t>
+        <w:br/>
+      </w:r>
+      <w:r>
+        <w:rPr>
+          <w:b/>
+        </w:rPr>
+        <w:t>Trade</w:t>
+      </w:r>
+      <w:r>
+        <w:rPr/>
+        <w:t xml:space="preserve"> with the call (the trade with a measured edge instead, when there is one), its</w:t>
+        <w:br/>
+      </w:r>
+      <w:r>
+        <w:rPr>
+          <w:b/>
+        </w:rPr>
+        <w:t>Chance</w:t>
+      </w:r>
+      <w:r>
+        <w:rPr/>
+        <w:t xml:space="preserve"> of target, how often it </w:t>
+      </w:r>
+      <w:r>
+        <w:rPr>
+          <w:b/>
+        </w:rPr>
+        <w:t>usually</w:t>
+      </w:r>
+      <w:r>
+        <w:rPr/>
+        <w:t xml:space="preserve"> wins, the </w:t>
+      </w:r>
+      <w:r>
+        <w:rPr>
+          <w:b/>
+        </w:rPr>
+        <w:t>Room</w:t>
+      </w:r>
+      <w:r>
+        <w:rPr/>
+        <w:t xml:space="preserve"> to the wall, and</w:t>
+        <w:br/>
+      </w:r>
+      <w:r>
+        <w:rPr>
+          <w:b/>
+        </w:rPr>
+        <w:t>Calls since the open</w:t>
+      </w:r>
+      <w:r>
+        <w:rPr/>
+        <w:t>: one icon per call, oldest on the left, starting with the 08:36</w:t>
+        <w:br/>
+        <w:t>call. An up arrow is up, a down arrow is down, a dash is no signal, and an arrow in a ring</w:t>
+        <w:br/>
+        <w:t>is a call that had a measured edge; hover an icon for its time and what it said. The row</w:t>
+        <w:br/>
+        <w:t>reads the latest 15-minute call once the first one is out (08:51) and the 08:36 call</w:t>
+        <w:br/>
+        <w:t>before that.</w:t>
+      </w:r>
+    </w:p>
+    <w:p>
+      <w:r>
+        <w:rPr/>
+        <w:t>Green leans up and red leans down, for the direction and for the trade (a long call and a</w:t>
+        <w:br/>
+        <w:t>put credit spread lean up). Room is green when the target is short of the wall and red</w:t>
+        <w:br/>
+        <w:t>when the wall is inside the target or already passed. Beside the chance, a small arrow</w:t>
+        <w:br/>
+        <w:t>says which side of the usual rate it is on (none within one point) and an icon says</w:t>
+        <w:br/>
+        <w:t>whether it beat that rate on unseen days: a tick for yes, a question mark for no, an</w:t>
+        <w:br/>
+        <w:t>hourglass when not fitted yet. Only a proven figure is itself coloured. A call that is no</w:t>
+        <w:br/>
+        <w:t>longer current keeps its words and loses its colour; earlier calls today keep theirs, as</w:t>
+        <w:br/>
+        <w:t xml:space="preserve">the day's record. </w:t>
       </w:r>
       <w:r>
         <w:rPr>
@@ -24864,29 +24931,991 @@
       </w:r>
       <w:r>
         <w:rPr/>
-        <w:t xml:space="preserve">, how often it </w:t>
-      </w:r>
-      <w:r>
-        <w:rPr>
-          <w:b/>
-        </w:rPr>
-        <w:t>usually wins</w:t>
-      </w:r>
-      <w:r>
-        <w:rPr/>
-        <w:t xml:space="preserve">, the </w:t>
-      </w:r>
-      <w:r>
-        <w:rPr>
-          <w:b/>
-        </w:rPr>
-        <w:t>room to the wall</w:t>
-      </w:r>
-      <w:r>
-        <w:rPr/>
-        <w:t>, and</w:t>
-        <w:br/>
-        <w:t xml:space="preserve">the </w:t>
+        <w:t xml:space="preserve"> is explained under </w:t>
+      </w:r>
+      <w:r>
+        <w:rPr>
+          <w:i/>
+        </w:rPr>
+        <w:t>The chance of target</w:t>
+      </w:r>
+      <w:r>
+        <w:rPr/>
+        <w:t>, below;</w:t>
+        <w:br/>
+        <w:t>read it beside the usual rate, never instead of it.</w:t>
+      </w:r>
+    </w:p>
+    <w:p>
+      <w:r>
+        <w:rPr>
+          <w:b/>
+        </w:rPr>
+        <w:t>Everything else is below it, in closed sections:</w:t>
+      </w:r>
+      <w:r>
+        <w:rPr/>
+        <w:t xml:space="preserve"> one per symbol (its 15-minute</w:t>
+        <w:br/>
+        <w:t xml:space="preserve">call, </w:t>
+      </w:r>
+      <w:r>
+        <w:rPr>
+          <w:b/>
+        </w:rPr>
+        <w:t>what moved its chance</w:t>
+      </w:r>
+      <w:r>
+        <w:rPr/>
+        <w:t xml:space="preserve"> and its 08:36 call), then </w:t>
+      </w:r>
+      <w:r>
+        <w:rPr>
+          <w:b/>
+        </w:rPr>
+        <w:t>Today's calls</w:t>
+      </w:r>
+      <w:r>
+        <w:rPr/>
+        <w:t>, the</w:t>
+        <w:br/>
+      </w:r>
+      <w:r>
+        <w:rPr>
+          <w:b/>
+        </w:rPr>
+        <w:t>Context</w:t>
+      </w:r>
+      <w:r>
+        <w:rPr/>
+        <w:t xml:space="preserve"> (headlines, flow alerts and the report) and the </w:t>
+      </w:r>
+      <w:r>
+        <w:rPr>
+          <w:b/>
+        </w:rPr>
+        <w:t>Scorecard</w:t>
+      </w:r>
+      <w:r>
+        <w:rPr/>
+        <w:t>. Click a</w:t>
+        <w:br/>
+        <w:t>heading to open it; a section you opened stays open when a new call arrives.</w:t>
+      </w:r>
+    </w:p>
+    <w:p>
+      <w:pPr>
+        <w:pStyle w:val="ListBullet"/>
+      </w:pPr>
+      <w:r>
+        <w:rPr>
+          <w:b/>
+        </w:rPr>
+        <w:t>Most mornings the answer is "No measured edge".</w:t>
+      </w:r>
+      <w:r>
+        <w:t xml:space="preserve"> That is normal, not an error: the</w:t>
+        <w:br/>
+        <w:t xml:space="preserve">  page then shows each trade's </w:t>
+      </w:r>
+      <w:r>
+        <w:rPr>
+          <w:b/>
+        </w:rPr>
+        <w:t>usual win rate</w:t>
+      </w:r>
+      <w:r>
+        <w:t xml:space="preserve"> and nothing more. Treat it as "nothing</w:t>
+        <w:br/>
+        <w:t xml:space="preserve">  here beats chance today".</w:t>
+      </w:r>
+    </w:p>
+    <w:p>
+      <w:pPr>
+        <w:pStyle w:val="ListBullet"/>
+      </w:pPr>
+      <w:r>
+        <w:t xml:space="preserve">The four trades are named by that morning's contract (an up open: </w:t>
+      </w:r>
+      <w:r>
+        <w:rPr>
+          <w:b/>
+        </w:rPr>
+        <w:t>Long call</w:t>
+      </w:r>
+      <w:r>
+        <w:t xml:space="preserve">, </w:t>
+      </w:r>
+      <w:r>
+        <w:rPr>
+          <w:b/>
+        </w:rPr>
+        <w:t>Long</w:t>
+        <w:br/>
+        <w:t xml:space="preserve">  put</w:t>
+      </w:r>
+      <w:r>
+        <w:t xml:space="preserve">, </w:t>
+      </w:r>
+      <w:r>
+        <w:rPr>
+          <w:b/>
+        </w:rPr>
+        <w:t>Put credit spread</w:t>
+      </w:r>
+      <w:r>
+        <w:t xml:space="preserve">, </w:t>
+      </w:r>
+      <w:r>
+        <w:rPr>
+          <w:b/>
+        </w:rPr>
+        <w:t>Call credit spread</w:t>
+      </w:r>
+      <w:r>
+        <w:t>; a down open mirrors it), each</w:t>
+        <w:br/>
+        <w:t xml:space="preserve">  marked as </w:t>
+      </w:r>
+      <w:r>
+        <w:rPr>
+          <w:i/>
+        </w:rPr>
+        <w:t>with</w:t>
+      </w:r>
+      <w:r>
+        <w:t xml:space="preserve"> or </w:t>
+      </w:r>
+      <w:r>
+        <w:rPr>
+          <w:i/>
+        </w:rPr>
+        <w:t>against</w:t>
+      </w:r>
+      <w:r>
+        <w:t xml:space="preserve"> the opening move. A </w:t>
+      </w:r>
+      <w:r>
+        <w:rPr>
+          <w:b/>
+        </w:rPr>
+        <w:t>win</w:t>
+      </w:r>
+      <w:r>
+        <w:t xml:space="preserve"> means +50% before −50% within</w:t>
+        <w:br/>
+        <w:t xml:space="preserve">  60 minutes. The win rates are always </w:t>
+      </w:r>
+      <w:r>
+        <w:rPr>
+          <w:b/>
+        </w:rPr>
+        <w:t>modelled</w:t>
+      </w:r>
+      <w:r>
+        <w:t xml:space="preserve"> (priced from the volatility index);</w:t>
+        <w:br/>
+        <w:t xml:space="preserve">  the </w:t>
+      </w:r>
+      <w:r>
+        <w:rPr>
+          <w:b/>
+        </w:rPr>
+        <w:t>Entry</w:t>
+      </w:r>
+      <w:r>
+        <w:t xml:space="preserve"> column shows the live 08:36 quote where the chain had the strike and says</w:t>
+        <w:br/>
+        <w:t xml:space="preserve">  </w:t>
+      </w:r>
+      <w:r>
+        <w:rPr>
+          <w:b/>
+        </w:rPr>
+        <w:t>modelled</w:t>
+      </w:r>
+      <w:r>
+        <w:t xml:space="preserve"> where it did not, and the </w:t>
+      </w:r>
+      <w:r>
+        <w:rPr>
+          <w:b/>
+        </w:rPr>
+        <w:t>Underlying move</w:t>
+      </w:r>
+      <w:r>
+        <w:t xml:space="preserve"> distances use the chain's</w:t>
+        <w:br/>
+        <w:t xml:space="preserve">  volatility when there is one.</w:t>
+      </w:r>
+    </w:p>
+    <w:p>
+      <w:pPr>
+        <w:pStyle w:val="ListBullet"/>
+      </w:pPr>
+      <w:r>
+        <w:rPr>
+          <w:b/>
+        </w:rPr>
+        <w:t>Measured edge</w:t>
+      </w:r>
+      <w:r>
+        <w:t xml:space="preserve"> marks the single trade whose bucket rate is reliably better than</w:t>
+        <w:br/>
+        <w:t xml:space="preserve">  usual (rare). </w:t>
+      </w:r>
+      <w:r>
+        <w:rPr>
+          <w:b/>
+        </w:rPr>
+        <w:t>Caution: measured to lose more often than usual</w:t>
+      </w:r>
+      <w:r>
+        <w:t xml:space="preserve"> marks a bucket that</w:t>
+        <w:br/>
+        <w:t xml:space="preserve">  is reliably worse — a reason to stay out, not to take the other side.</w:t>
+      </w:r>
+    </w:p>
+    <w:p>
+      <w:pPr>
+        <w:pStyle w:val="ListBullet"/>
+      </w:pPr>
+      <w:r>
+        <w:rPr>
+          <w:b/>
+        </w:rPr>
+        <w:t>Morning inputs</w:t>
+      </w:r>
+      <w:r>
+        <w:t xml:space="preserve"> lists each premarket reading and whether it </w:t>
+      </w:r>
+      <w:r>
+        <w:rPr>
+          <w:b/>
+        </w:rPr>
+        <w:t>agrees</w:t>
+      </w:r>
+      <w:r>
+        <w:t>,</w:t>
+        <w:br/>
+        <w:t xml:space="preserve">  </w:t>
+      </w:r>
+      <w:r>
+        <w:rPr>
+          <w:b/>
+        </w:rPr>
+        <w:t>disagrees</w:t>
+      </w:r>
+      <w:r>
+        <w:t xml:space="preserve">, sits in the </w:t>
+      </w:r>
+      <w:r>
+        <w:rPr>
+          <w:b/>
+        </w:rPr>
+        <w:t>dead zone</w:t>
+      </w:r>
+      <w:r>
+        <w:t xml:space="preserve">, or is </w:t>
+      </w:r>
+      <w:r>
+        <w:rPr>
+          <w:b/>
+        </w:rPr>
+        <w:t>absent</w:t>
+      </w:r>
+      <w:r>
+        <w:t>. An absent input is never a</w:t>
+        <w:br/>
+        <w:t xml:space="preserve">  disagreement.</w:t>
+      </w:r>
+    </w:p>
+    <w:p>
+      <w:pPr>
+        <w:pStyle w:val="ListBullet"/>
+      </w:pPr>
+      <w:r>
+        <w:rPr>
+          <w:b/>
+        </w:rPr>
+        <w:t>Refresh</w:t>
+      </w:r>
+      <w:r>
+        <w:t xml:space="preserve"> asks the service to rebuild the call. A call already shown today stays as</w:t>
+        <w:br/>
+        <w:t xml:space="preserve">  published; Refresh only fills in a symbol that has none yet, and no new call is built</w:t>
+        <w:br/>
+        <w:t xml:space="preserve">  after </w:t>
+      </w:r>
+      <w:r>
+        <w:rPr>
+          <w:b/>
+        </w:rPr>
+        <w:t>09:35 CT</w:t>
+      </w:r>
+      <w:r>
+        <w:t>, an hour after the 08:35 entry, because the trade it would describe</w:t>
+        <w:br/>
+        <w:t xml:space="preserve">  is over by then. A symbol whose morning had a direction but was never called reads</w:t>
+        <w:br/>
+        <w:t xml:space="preserve">  </w:t>
+      </w:r>
+      <w:r>
+        <w:rPr>
+          <w:b/>
+        </w:rPr>
+        <w:t>missed the call window</w:t>
+      </w:r>
+      <w:r>
+        <w:t>; one that opened flat or had no opening bar still says so,</w:t>
+        <w:br/>
+        <w:t xml:space="preserve">  with its inputs. (The 15-minute calls below follow their own rule for Refresh.)</w:t>
+      </w:r>
+    </w:p>
+    <w:p>
+      <w:pPr>
+        <w:pStyle w:val="ListBullet"/>
+      </w:pPr>
+      <w:r>
+        <w:t>Before 08:36 (a Refresh pressed at 08:35 waits for the 08:36 call too), on a closed</w:t>
+        <w:br/>
+        <w:t xml:space="preserve">  day, or after a failed refresh the page shows the </w:t>
+      </w:r>
+      <w:r>
+        <w:rPr>
+          <w:b/>
+        </w:rPr>
+        <w:t>last call</w:t>
+      </w:r>
+      <w:r>
+        <w:t>, labelled with its</w:t>
+        <w:br/>
+        <w:t xml:space="preserve">  day, under a line saying when the next call is due.</w:t>
+      </w:r>
+    </w:p>
+    <w:p>
+      <w:pPr>
+        <w:pStyle w:val="ListBullet"/>
+      </w:pPr>
+      <w:r>
+        <w:rPr>
+          <w:b/>
+        </w:rPr>
+        <w:t>Context: headlines, flow alerts and the report</w:t>
+      </w:r>
+      <w:r>
+        <w:t xml:space="preserve"> is context only. The flow-alert</w:t>
+        <w:br/>
+        <w:t xml:space="preserve">  list is shown, not fed in: the chance of target reads its own count of bullish and</w:t>
+        <w:br/>
+        <w:t xml:space="preserve">  bearish flow in the window before the call. The headlines and the report link are in</w:t>
+        <w:br/>
+        <w:t xml:space="preserve">  neither the usual win rates nor the chance.</w:t>
+      </w:r>
+    </w:p>
+    <w:p>
+      <w:pPr>
+        <w:pStyle w:val="ListBullet"/>
+      </w:pPr>
+      <w:r>
+        <w:rPr>
+          <w:b/>
+        </w:rPr>
+        <w:t>Scorecard</w:t>
+      </w:r>
+      <w:r>
+        <w:t xml:space="preserve"> (the last section) is the record of how the published calls actually did.</w:t>
+        <w:br/>
+        <w:t xml:space="preserve">  Each evening, once the day's bars are in, the app </w:t>
+      </w:r>
+      <w:r>
+        <w:rPr>
+          <w:b/>
+        </w:rPr>
+        <w:t>grades</w:t>
+      </w:r>
+      <w:r>
+        <w:t xml:space="preserve"> every trade it showed that</w:t>
+        <w:br/>
+        <w:t xml:space="preserve">  morning, from the call as published (never from a later rebuild), under the target,</w:t>
+        <w:br/>
+        <w:t xml:space="preserve">  stop and time stop that call was made with (a setting changed later does not regrade</w:t>
+        <w:br/>
+        <w:t xml:space="preserve">  it), and the scorecard shows that evening's grades straight away. Per symbol, over the</w:t>
+        <w:br/>
+        <w:t xml:space="preserve">  last 20 graded days, it shows: </w:t>
+      </w:r>
+      <w:r>
+        <w:rPr>
+          <w:b/>
+        </w:rPr>
+        <w:t>Edge calls</w:t>
+      </w:r>
+      <w:r>
+        <w:t>, how often the one highlighted trade won</w:t>
+        <w:br/>
+        <w:t xml:space="preserve">  beside the rate it usually wins (most symbols have none, and the line says so);</w:t>
+        <w:br/>
+        <w:t xml:space="preserve">  </w:t>
+      </w:r>
+      <w:r>
+        <w:rPr>
+          <w:b/>
+        </w:rPr>
+        <w:t>Cautions</w:t>
+      </w:r>
+      <w:r>
+        <w:t>, how often a trade marked to avoid still won, beside its usual rate (the</w:t>
+        <w:br/>
+        <w:t xml:space="preserve">  caution is working when that is the lower number); and a table of all four trades with</w:t>
+        <w:br/>
+        <w:t xml:space="preserve">  their won / lost / timed-out counts and win rate. Two win rates sit side by side: the</w:t>
+        <w:br/>
+        <w:t xml:space="preserve">  </w:t>
+      </w:r>
+      <w:r>
+        <w:rPr>
+          <w:b/>
+        </w:rPr>
+        <w:t>model's</w:t>
+      </w:r>
+      <w:r>
+        <w:t xml:space="preserve"> (priced from the volatility index, the one the study uses) and the</w:t>
+        <w:br/>
+        <w:t xml:space="preserve">  </w:t>
+      </w:r>
+      <w:r>
+        <w:rPr>
+          <w:b/>
+        </w:rPr>
+        <w:t>live chain's</w:t>
+      </w:r>
+      <w:r>
+        <w:t xml:space="preserve"> (the same walk at the volatility the 08:36 chain implied; a dash when</w:t>
+        <w:br/>
+        <w:t xml:space="preserve">  no chain was captured that morning). A day whose bars are not all in yet is graded the</w:t>
+        <w:br/>
+        <w:t xml:space="preserve">  next evening. A call made on a shortened session (a half day) is not graded, because the</w:t>
+        <w:br/>
+        <w:t xml:space="preserve">  model's settlement time would be wrong. A grade is written once and never recomputed. A</w:t>
+        <w:br/>
+        <w:t xml:space="preserve">  handful of days says very little; read it as a record, not a verdict.</w:t>
+      </w:r>
+    </w:p>
+    <w:p>
+      <w:pPr>
+        <w:pStyle w:val="Heading3"/>
+      </w:pPr>
+      <w:r>
+        <w:rPr/>
+        <w:t>Calls every 15 minutes</w:t>
+      </w:r>
+    </w:p>
+    <w:p>
+      <w:r>
+        <w:rPr/>
+        <w:t xml:space="preserve">After the 08:36 call the page makes </w:t>
+      </w:r>
+      <w:r>
+        <w:rPr>
+          <w:b/>
+        </w:rPr>
+        <w:t>a new call every 15 minutes, from 08:51 to</w:t>
+        <w:br/>
+        <w:t>13:51 CT</w:t>
+      </w:r>
+      <w:r>
+        <w:rPr/>
+        <w:t xml:space="preserve"> (21 a day), for the same three symbols. Each is a scalp you would enter </w:t>
+      </w:r>
+      <w:r>
+        <w:rPr>
+          <w:i/>
+        </w:rPr>
+        <w:t>at</w:t>
+        <w:br/>
+        <w:t>that moment</w:t>
+      </w:r>
+      <w:r>
+        <w:rPr/>
+        <w:t>, with the same trade rules (+50% before −50% of the price paid, closed</w:t>
+        <w:br/>
+        <w:t>after 60 minutes at the latest). A call is frozen the moment it is shown: the next one</w:t>
+        <w:br/>
+        <w:t>is a new call, not an edit of the last.</w:t>
+      </w:r>
+    </w:p>
+    <w:p>
+      <w:pPr>
+        <w:pStyle w:val="ListBullet"/>
+      </w:pPr>
+      <w:r>
+        <w:rPr>
+          <w:b/>
+        </w:rPr>
+        <w:t>Latest call.</w:t>
+      </w:r>
+      <w:r>
+        <w:t xml:space="preserve"> The </w:t>
+      </w:r>
+      <w:r>
+        <w:rPr>
+          <w:b/>
+        </w:rPr>
+        <w:t>15-minute call</w:t>
+      </w:r>
+      <w:r>
+        <w:t xml:space="preserve"> card in each symbol's section. It says which way the symbol moved over the</w:t>
+        <w:br/>
+        <w:t xml:space="preserve">  </w:t>
+      </w:r>
+      <w:r>
+        <w:rPr>
+          <w:b/>
+        </w:rPr>
+        <w:t>last 15 minutes</w:t>
+      </w:r>
+      <w:r>
+        <w:t xml:space="preserve"> (up, down, or flat; a flat or missing tape gets no call), names</w:t>
+        <w:br/>
+        <w:t xml:space="preserve">  the four trades by that move's contract, and shows the same columns as the morning</w:t>
+        <w:br/>
+        <w:t xml:space="preserve">  card. The one difference is the sample: it counts </w:t>
+      </w:r>
+      <w:r>
+        <w:rPr>
+          <w:b/>
+        </w:rPr>
+        <w:t>days</w:t>
+      </w:r>
+      <w:r>
+        <w:t>, not calls. Several</w:t>
+        <w:br/>
+        <w:t xml:space="preserve">  calls are made on one day from the same tape, so "5 days" means five different days,</w:t>
+        <w:br/>
+        <w:t xml:space="preserve">  however many calls fell on them.</w:t>
+      </w:r>
+    </w:p>
+    <w:p>
+      <w:pPr>
+        <w:pStyle w:val="ListBullet"/>
+      </w:pPr>
+      <w:r>
+        <w:rPr>
+          <w:b/>
+        </w:rPr>
+        <w:t>"No measured edge" is still the usual answer.</w:t>
+      </w:r>
+      <w:r>
+        <w:t xml:space="preserve"> The rates are how often a trade</w:t>
+        <w:br/>
+        <w:t xml:space="preserve">  has won over </w:t>
+      </w:r>
+      <w:r>
+        <w:rPr>
+          <w:b/>
+        </w:rPr>
+        <w:t>every</w:t>
+      </w:r>
+      <w:r>
+        <w:t xml:space="preserve"> stored day with a setup like this one at this time of day (the</w:t>
+        <w:br/>
+        <w:t xml:space="preserve">  day is split into a </w:t>
+      </w:r>
+      <w:r>
+        <w:rPr>
+          <w:b/>
+        </w:rPr>
+        <w:t>morning</w:t>
+      </w:r>
+      <w:r>
+        <w:t xml:space="preserve">, </w:t>
+      </w:r>
+      <w:r>
+        <w:rPr>
+          <w:b/>
+        </w:rPr>
+        <w:t>midday</w:t>
+      </w:r>
+      <w:r>
+        <w:t xml:space="preserve"> and </w:t>
+      </w:r>
+      <w:r>
+        <w:rPr>
+          <w:b/>
+        </w:rPr>
+        <w:t>afternoon</w:t>
+      </w:r>
+      <w:r>
+        <w:t xml:space="preserve"> block). Whether a bucket</w:t>
+        <w:br/>
+        <w:t xml:space="preserve">  beats its usual rate is </w:t>
+      </w:r>
+      <w:r>
+        <w:rPr>
+          <w:b/>
+        </w:rPr>
+        <w:t>walk-forward tested</w:t>
+      </w:r>
+      <w:r>
+        <w:t>, and it must beat it by a clear</w:t>
+        <w:br/>
+        <w:t xml:space="preserve">  margin, not a hair, before the card says </w:t>
+      </w:r>
+      <w:r>
+        <w:rPr>
+          <w:b/>
+        </w:rPr>
+        <w:t>Measured edge</w:t>
+      </w:r>
+      <w:r>
+        <w:t>.</w:t>
+      </w:r>
+    </w:p>
+    <w:p>
+      <w:pPr>
+        <w:pStyle w:val="ListBullet"/>
+      </w:pPr>
+      <w:r>
+        <w:rPr>
+          <w:b/>
+        </w:rPr>
+        <w:t>The confirmation word is gone from the page.</w:t>
+      </w:r>
+      <w:r>
+        <w:t xml:space="preserve"> Each call used to carry</w:t>
+        <w:br/>
+        <w:t xml:space="preserve">  a word (Confirms, Mixed or Contradicts, with "3 of 4 sources") for whether options</w:t>
+        <w:br/>
+        <w:t xml:space="preserve">  flow, net premium, the dealer read and market sentiment agreed with the move. Those</w:t>
+        <w:br/>
+        <w:t xml:space="preserve">  four sources are now </w:t>
+      </w:r>
+      <w:r>
+        <w:rPr>
+          <w:b/>
+        </w:rPr>
+        <w:t>factors in the chance of target</w:t>
+      </w:r>
+      <w:r>
+        <w:t xml:space="preserve"> (below), each as its own</w:t>
+        <w:br/>
+        <w:t xml:space="preserve">  number, so the page no longer shows the word or its count of sources. The app </w:t>
+      </w:r>
+      <w:r>
+        <w:rPr>
+          <w:b/>
+        </w:rPr>
+        <w:t>still</w:t>
+        <w:br/>
+        <w:t xml:space="preserve">  records it</w:t>
+      </w:r>
+      <w:r>
+        <w:t xml:space="preserve"> at every slot, and the Scorecard still splits the win rate by it; it is</w:t>
+        <w:br/>
+        <w:t xml:space="preserve">  not in the chance.</w:t>
+      </w:r>
+    </w:p>
+    <w:p>
+      <w:pPr>
+        <w:pStyle w:val="ListBullet"/>
+      </w:pPr>
+      <w:r>
+        <w:rPr>
+          <w:b/>
+        </w:rPr>
+        <w:t>The dealer read, in plain words.</w:t>
+      </w:r>
+      <w:r>
+        <w:t xml:space="preserve"> It asks: </w:t>
+      </w:r>
+      <w:r>
+        <w:rPr>
+          <w:i/>
+        </w:rPr>
+        <w:t>is there room for this trade to work</w:t>
+        <w:br/>
+        <w:t xml:space="preserve">  before it hits the wall dealers are hedged around?</w:t>
+      </w:r>
+      <w:r>
+        <w:t xml:space="preserve"> For an up call it looks at the</w:t>
+        <w:br/>
+        <w:t xml:space="preserve">  </w:t>
+      </w:r>
+      <w:r>
+        <w:rPr>
+          <w:b/>
+        </w:rPr>
+        <w:t>call wall</w:t>
+      </w:r>
+      <w:r>
+        <w:t xml:space="preserve"> above the price, for a down call the </w:t>
+      </w:r>
+      <w:r>
+        <w:rPr>
+          <w:b/>
+        </w:rPr>
+        <w:t>put wall</w:t>
+      </w:r>
+      <w:r>
+        <w:t xml:space="preserve"> below it, and compares</w:t>
+        <w:br/>
+        <w:t xml:space="preserve">  the distance from the call's own entry price (not a price read a few minutes later)</w:t>
+        <w:br/>
+        <w:t xml:space="preserve">  with how far the underlying must move to reach the trade's target. The</w:t>
+        <w:br/>
+        <w:t xml:space="preserve">  line reads, for example, "Room up to the call wall at 5,850 (0.4%); 7 of 10 big names</w:t>
+        <w:br/>
+        <w:t xml:space="preserve">  have room", or says the wall is inside the target. The </w:t>
+      </w:r>
+      <w:r>
+        <w:rPr>
+          <w:b/>
+        </w:rPr>
+        <w:t>breadth</w:t>
+      </w:r>
+      <w:r>
+        <w:t xml:space="preserve"> part counts how</w:t>
+        <w:br/>
+        <w:t xml:space="preserve">  many of the ten big names have the same room, in percent of their own price. If the</w:t>
+        <w:br/>
+        <w:t xml:space="preserve">  data has no gamma reading (Schwab sometimes sends none), the walls are not trusted</w:t>
+        <w:br/>
+        <w:t xml:space="preserve">  and the line says "No usable call wall for SPY (no gamma reading)" (or put wall, for a down call) instead of guessing.</w:t>
+      </w:r>
+    </w:p>
+    <w:p>
+      <w:pPr>
+        <w:pStyle w:val="ListBullet"/>
+      </w:pPr>
+      <w:r>
+        <w:rPr>
+          <w:b/>
+        </w:rPr>
+        <w:t>Under each trade</w:t>
+      </w:r>
+      <w:r>
+        <w:t xml:space="preserve"> the card names any wall that sits between the entry and its</w:t>
+        <w:br/>
+        <w:t xml:space="preserve">  target or stop ("Target is beyond the call wall at 5,850").</w:t>
+      </w:r>
+    </w:p>
+    <w:p>
+      <w:pPr>
+        <w:pStyle w:val="ListBullet"/>
+      </w:pPr>
+      <w:r>
+        <w:rPr>
+          <w:b/>
+        </w:rPr>
+        <w:t>Today's calls</w:t>
+      </w:r>
+      <w:r>
+        <w:t xml:space="preserve"> lists every slot made today: the time, per symbol the direction, the</w:t>
+        <w:br/>
+        <w:t xml:space="preserve">  highlighted trade (or a dash), the </w:t>
+      </w:r>
+      <w:r>
+        <w:rPr>
+          <w:b/>
+        </w:rPr>
+        <w:t>chance of target</w:t>
+      </w:r>
+      <w:r>
+        <w:t xml:space="preserve"> for the trade the call names</w:t>
+        <w:br/>
+        <w:t xml:space="preserve">  ("Chance 47.12%") and any note. A call built without fresh bars for some input says</w:t>
+        <w:br/>
+        <w:t xml:space="preserve">  which.</w:t>
+      </w:r>
+    </w:p>
+    <w:p>
+      <w:pPr>
+        <w:pStyle w:val="ListBullet"/>
+      </w:pPr>
+      <w:r>
+        <w:rPr>
+          <w:b/>
+        </w:rPr>
+        <w:t>When a call stops being current.</w:t>
+      </w:r>
+      <w:r>
+        <w:t xml:space="preserve"> A call is current until the next slot or until</w:t>
+        <w:br/>
+        <w:t xml:space="preserve">  its own hour is up, whichever comes first. After that it reads </w:t>
+      </w:r>
+      <w:r>
+        <w:rPr>
+          <w:b/>
+        </w:rPr>
+        <w:t>Last call ... past</w:t>
+      </w:r>
+      <w:r>
+        <w:br/>
+        <w:t xml:space="preserve">  (the next slot is overdue) or </w:t>
+      </w:r>
+      <w:r>
+        <w:rPr>
+          <w:b/>
+        </w:rPr>
+        <w:t>Last call ... over</w:t>
+      </w:r>
+      <w:r>
+        <w:t xml:space="preserve"> (its hour is up), and is drawn</w:t>
+        <w:br/>
+        <w:t xml:space="preserve">  muted. The 13:51 call says it is the </w:t>
+      </w:r>
+      <w:r>
+        <w:rPr>
+          <w:b/>
+        </w:rPr>
+        <w:t>final call of the day</w:t>
+      </w:r>
+      <w:r>
+        <w:t xml:space="preserve"> and names the next</w:t>
+        <w:br/>
+        <w:t xml:space="preserve">  session's first call. A last slot where every symbol was flat (no trade) still reads</w:t>
+        <w:br/>
+        <w:t xml:space="preserve">  over once its own hour is up. The page rechecks the clock every 30 seconds, so an open</w:t>
+        <w:br/>
+        <w:t xml:space="preserve">  tab never keeps showing a stale call as current. A list from an earlier day says whose</w:t>
+        <w:br/>
+        <w:t xml:space="preserve">  day it is, is not today's, and draws its highlighted trades without the green.</w:t>
+      </w:r>
+    </w:p>
+    <w:p>
+      <w:pPr>
+        <w:pStyle w:val="ListBullet"/>
+      </w:pPr>
+      <w:r>
+        <w:rPr>
+          <w:b/>
+        </w:rPr>
+        <w:t>Half days.</w:t>
+      </w:r>
+      <w:r>
+        <w:t xml:space="preserve"> On a day the market closes early (the day after Thanksgiving and</w:t>
+        <w:br/>
+        <w:t xml:space="preserve">  Christmas Eve, at 12:00 CT; the dates are in Settings → Configuration → Opening Scalp)</w:t>
+        <w:br/>
+        <w:t xml:space="preserve">  no call is made whose hour would run past the close: the last call is 10:51, and a</w:t>
+        <w:br/>
+        <w:t xml:space="preserve">  later slot says "The market closes early today". Add next year's half days there.</w:t>
+      </w:r>
+    </w:p>
+    <w:p>
+      <w:pPr>
+        <w:pStyle w:val="ListBullet"/>
+      </w:pPr>
+      <w:r>
+        <w:rPr>
+          <w:b/>
+        </w:rPr>
+        <w:t>Refresh and the 15-minute calls.</w:t>
+      </w:r>
+      <w:r>
+        <w:t xml:space="preserve"> Refresh never makes an off-slot call. Inside a</w:t>
+        <w:br/>
+        <w:t xml:space="preserve">  slot's five-minute window it fills in any symbol that slot has not published yet;</w:t>
+        <w:br/>
+        <w:t xml:space="preserve">  outside a window it only puts today's published calls back on screen. A slot missed by</w:t>
+        <w:br/>
+        <w:t xml:space="preserve">  more than five minutes is skipped, not made up later.</w:t>
+      </w:r>
+    </w:p>
+    <w:p>
+      <w:pPr>
+        <w:pStyle w:val="ListBullet"/>
+      </w:pPr>
+      <w:r>
+        <w:rPr>
+          <w:b/>
+        </w:rPr>
+        <w:t>Scorecard, intraday part.</w:t>
+      </w:r>
+      <w:r>
+        <w:t xml:space="preserve"> Each evening every intraday call is graded the same way as</w:t>
+        <w:br/>
+        <w:t xml:space="preserve">  the morning ones. The scorecard then shows, per symbol and per block, </w:t>
+      </w:r>
+      <w:r>
+        <w:rPr>
+          <w:b/>
+        </w:rPr>
+        <w:t>Edge calls</w:t>
+      </w:r>
+      <w:r>
+        <w:br/>
+        <w:t xml:space="preserve">  and </w:t>
+      </w:r>
+      <w:r>
+        <w:rPr>
+          <w:b/>
+        </w:rPr>
+        <w:t>Cautions</w:t>
+      </w:r>
+      <w:r>
+        <w:t xml:space="preserve"> as above, and the long-with-the-move trade's win rate split by the</w:t>
+        <w:br/>
+        <w:t xml:space="preserve">  recorded confirmation word, each beside the </w:t>
+      </w:r>
+      <w:r>
+        <w:rPr>
+          <w:b/>
+        </w:rPr>
+        <w:t>days</w:t>
+      </w:r>
+      <w:r>
+        <w:t xml:space="preserve"> it rests on. That split is the</w:t>
+        <w:br/>
+        <w:t xml:space="preserve">  first, informal look at whether the word helps; with a few weeks of data it says almost</w:t>
+        <w:br/>
+        <w:t xml:space="preserve">  nothing. The chance of target is not graded here: the weekly check described below is</w:t>
+        <w:br/>
+        <w:t xml:space="preserve">  its test.</w:t>
+      </w:r>
+    </w:p>
+    <w:p>
+      <w:pPr>
+        <w:pStyle w:val="Heading3"/>
+      </w:pPr>
+      <w:r>
+        <w:rPr/>
+        <w:t>The chance of target</w:t>
+      </w:r>
+    </w:p>
+    <w:p>
+      <w:r>
+        <w:rPr/>
+        <w:t xml:space="preserve">Every call carries one figure for each of its four trades: </w:t>
+      </w:r>
+      <w:r>
+        <w:rPr>
+          <w:b/>
+        </w:rPr>
+        <w:t>the chance that the trade</w:t>
+        <w:br/>
+        <w:t>wins</w:t>
+      </w:r>
+      <w:r>
+        <w:rPr/>
+        <w:t>, counted the way the usual win rate counts a win (+50% before −50% of the price</w:t>
+        <w:br/>
+        <w:t>paid, inside 60 minutes; for a credit spread, keeping half the credit). The 08:36 call</w:t>
+        <w:br/>
+        <w:t>carries it too, worked from the premarket inputs. The top table shows it for the trade</w:t>
+        <w:br/>
+        <w:t xml:space="preserve">the row names; the </w:t>
+      </w:r>
+      <w:r>
+        <w:rPr>
+          <w:b/>
+        </w:rPr>
+        <w:t>15-minute call</w:t>
+      </w:r>
+      <w:r>
+        <w:rPr/>
+        <w:t xml:space="preserve"> and </w:t>
       </w:r>
       <w:r>
         <w:rPr>
@@ -24896,11 +25925,8 @@
       </w:r>
       <w:r>
         <w:rPr/>
-        <w:t>'s direction. The row reads the latest 15-minute call once the</w:t>
-        <w:br/>
-        <w:t>first one is out (08:51) and the 08:36 call before that. A call that is no longer</w:t>
-        <w:br/>
-        <w:t xml:space="preserve">current keeps its words and loses its colour. </w:t>
+        <w:t xml:space="preserve"> cards show all four, in a</w:t>
+        <w:br/>
       </w:r>
       <w:r>
         <w:rPr>
@@ -24910,85 +25936,7 @@
       </w:r>
       <w:r>
         <w:rPr/>
-        <w:t xml:space="preserve"> is explained under</w:t>
-        <w:br/>
-      </w:r>
-      <w:r>
-        <w:rPr>
-          <w:i/>
-        </w:rPr>
-        <w:t>The chance of target</w:t>
-      </w:r>
-      <w:r>
-        <w:rPr/>
-        <w:t xml:space="preserve">, below; read it beside </w:t>
-      </w:r>
-      <w:r>
-        <w:rPr>
-          <w:b/>
-        </w:rPr>
-        <w:t>Usually wins</w:t>
-      </w:r>
-      <w:r>
-        <w:rPr/>
-        <w:t>, never instead of it.</w:t>
-      </w:r>
-    </w:p>
-    <w:p>
-      <w:r>
-        <w:rPr>
-          <w:b/>
-        </w:rPr>
-        <w:t>Everything else is below it, in closed sections:</w:t>
-      </w:r>
-      <w:r>
-        <w:rPr/>
-        <w:t xml:space="preserve"> one per symbol (its 15-minute</w:t>
-        <w:br/>
-        <w:t xml:space="preserve">call, </w:t>
-      </w:r>
-      <w:r>
-        <w:rPr>
-          <w:b/>
-        </w:rPr>
-        <w:t>what moved its chance</w:t>
-      </w:r>
-      <w:r>
-        <w:rPr/>
-        <w:t xml:space="preserve"> and its 08:36 call), then </w:t>
-      </w:r>
-      <w:r>
-        <w:rPr>
-          <w:b/>
-        </w:rPr>
-        <w:t>Today's calls</w:t>
-      </w:r>
-      <w:r>
-        <w:rPr/>
-        <w:t>, the</w:t>
-        <w:br/>
-      </w:r>
-      <w:r>
-        <w:rPr>
-          <w:b/>
-        </w:rPr>
-        <w:t>Context</w:t>
-      </w:r>
-      <w:r>
-        <w:rPr/>
-        <w:t xml:space="preserve"> (headlines, flow alerts and the report) and the </w:t>
-      </w:r>
-      <w:r>
-        <w:rPr>
-          <w:b/>
-        </w:rPr>
-        <w:t>Scorecard</w:t>
-      </w:r>
-      <w:r>
-        <w:rPr/>
-        <w:t>. Click a</w:t>
-        <w:br/>
-        <w:t>heading to open it; a section you opened stays open when a new call arrives.</w:t>
+        <w:t xml:space="preserve"> column beside the usual win rate.</w:t>
       </w:r>
     </w:p>
     <w:p>
@@ -24999,23 +25947,105 @@
         <w:rPr>
           <w:b/>
         </w:rPr>
-        <w:t>Most mornings the answer is "No measured edge".</w:t>
-      </w:r>
-      <w:r>
-        <w:t xml:space="preserve"> That is normal, not an error: the</w:t>
-        <w:br/>
-        <w:t xml:space="preserve">  page then shows each trade's </w:t>
-      </w:r>
-      <w:r>
-        <w:rPr>
-          <w:b/>
-        </w:rPr>
-        <w:t>usual win rate</w:t>
-      </w:r>
-      <w:r>
-        <w:t xml:space="preserve"> and nothing more. Treat it as "nothing</w:t>
-        <w:br/>
-        <w:t xml:space="preserve">  here beats chance today".</w:t>
+        <w:t>What goes into it.</w:t>
+      </w:r>
+      <w:r>
+        <w:t xml:space="preserve"> Every factor is read for the direction of the call, so a positive</w:t>
+        <w:br/>
+        <w:t xml:space="preserve">  reading means "agrees with the call": the price reading you already see (the move since</w:t>
+        <w:br/>
+        <w:t xml:space="preserve">  the open, the side of VWAP, futures, the volatility index, the sector funds, the big ten's</w:t>
+        <w:br/>
+        <w:t xml:space="preserve">  breadth); the </w:t>
+      </w:r>
+      <w:r>
+        <w:rPr>
+          <w:b/>
+        </w:rPr>
+        <w:t>slope of the 20-bar moving average</w:t>
+      </w:r>
+      <w:r>
+        <w:t xml:space="preserve"> and </w:t>
+      </w:r>
+      <w:r>
+        <w:rPr>
+          <w:b/>
+        </w:rPr>
+        <w:t>momentum (RSI)</w:t>
+      </w:r>
+      <w:r>
+        <w:t>, each on the</w:t>
+        <w:br/>
+        <w:t xml:space="preserve">  </w:t>
+      </w:r>
+      <w:r>
+        <w:rPr>
+          <w:b/>
+        </w:rPr>
+        <w:t>5-minute</w:t>
+      </w:r>
+      <w:r>
+        <w:t xml:space="preserve"> chart (counts most), the </w:t>
+      </w:r>
+      <w:r>
+        <w:rPr>
+          <w:b/>
+        </w:rPr>
+        <w:t>15-minute</w:t>
+      </w:r>
+      <w:r>
+        <w:t xml:space="preserve"> chart and the </w:t>
+      </w:r>
+      <w:r>
+        <w:rPr>
+          <w:b/>
+        </w:rPr>
+        <w:t>hourly</w:t>
+      </w:r>
+      <w:r>
+        <w:t xml:space="preserve"> chart; the</w:t>
+        <w:br/>
+        <w:t xml:space="preserve">  </w:t>
+      </w:r>
+      <w:r>
+        <w:rPr>
+          <w:b/>
+        </w:rPr>
+        <w:t>dealer read</w:t>
+      </w:r>
+      <w:r>
+        <w:t xml:space="preserve"> (room to the wall, the big names' room, and which side of the gamma flip</w:t>
+        <w:br/>
+        <w:t xml:space="preserve">  the price is on); </w:t>
+      </w:r>
+      <w:r>
+        <w:rPr>
+          <w:b/>
+        </w:rPr>
+        <w:t>net premium</w:t>
+      </w:r>
+      <w:r>
+        <w:t xml:space="preserve">; </w:t>
+      </w:r>
+      <w:r>
+        <w:rPr>
+          <w:b/>
+        </w:rPr>
+        <w:t>options flow</w:t>
+      </w:r>
+      <w:r>
+        <w:t xml:space="preserve">; </w:t>
+      </w:r>
+      <w:r>
+        <w:rPr>
+          <w:b/>
+        </w:rPr>
+        <w:t>market sentiment</w:t>
+      </w:r>
+      <w:r>
+        <w:t>; and, for the</w:t>
+        <w:br/>
+        <w:t xml:space="preserve">  15-minute calls, the part of the day (morning, midday or afternoon).</w:t>
       </w:r>
     </w:p>
     <w:p>
@@ -25023,96 +26053,32 @@
         <w:pStyle w:val="ListBullet"/>
       </w:pPr>
       <w:r>
-        <w:t xml:space="preserve">The four trades are named by that morning's contract (an up open: </w:t>
-      </w:r>
-      <w:r>
-        <w:rPr>
-          <w:b/>
-        </w:rPr>
-        <w:t>Long call</w:t>
-      </w:r>
-      <w:r>
-        <w:t xml:space="preserve">, </w:t>
-      </w:r>
-      <w:r>
-        <w:rPr>
-          <w:b/>
-        </w:rPr>
-        <w:t>Long</w:t>
-        <w:br/>
-        <w:t xml:space="preserve">  put</w:t>
-      </w:r>
-      <w:r>
-        <w:t xml:space="preserve">, </w:t>
-      </w:r>
-      <w:r>
-        <w:rPr>
-          <w:b/>
-        </w:rPr>
-        <w:t>Put credit spread</w:t>
-      </w:r>
-      <w:r>
-        <w:t xml:space="preserve">, </w:t>
-      </w:r>
-      <w:r>
-        <w:rPr>
-          <w:b/>
-        </w:rPr>
-        <w:t>Call credit spread</w:t>
-      </w:r>
-      <w:r>
-        <w:t>; a down open mirrors it), each</w:t>
-        <w:br/>
-        <w:t xml:space="preserve">  marked as </w:t>
-      </w:r>
-      <w:r>
-        <w:rPr>
-          <w:i/>
-        </w:rPr>
-        <w:t>with</w:t>
-      </w:r>
-      <w:r>
-        <w:t xml:space="preserve"> or </w:t>
-      </w:r>
-      <w:r>
-        <w:rPr>
-          <w:i/>
-        </w:rPr>
-        <w:t>against</w:t>
-      </w:r>
-      <w:r>
-        <w:t xml:space="preserve"> the opening move. A </w:t>
-      </w:r>
-      <w:r>
-        <w:rPr>
-          <w:b/>
-        </w:rPr>
-        <w:t>win</w:t>
-      </w:r>
-      <w:r>
-        <w:t xml:space="preserve"> means +50% before −50% within</w:t>
-        <w:br/>
-        <w:t xml:space="preserve">  60 minutes. The win rates are always </w:t>
-      </w:r>
-      <w:r>
-        <w:rPr>
-          <w:b/>
-        </w:rPr>
-        <w:t>modelled</w:t>
-      </w:r>
-      <w:r>
-        <w:t xml:space="preserve"> (priced from the volatility index);</w:t>
-        <w:br/>
-        <w:t xml:space="preserve">  the </w:t>
-      </w:r>
-      <w:r>
-        <w:rPr>
-          <w:b/>
-        </w:rPr>
-        <w:t>Entry</w:t>
-      </w:r>
-      <w:r>
-        <w:t xml:space="preserve"> column shows the live 08:36 quote where the chain had the strike and says</w:t>
+        <w:rPr>
+          <w:b/>
+        </w:rPr>
+        <w:t>Each factor has a weight, and the weights are learned, not set by hand.</w:t>
+      </w:r>
+      <w:r>
+        <w:t xml:space="preserve"> The app</w:t>
+        <w:br/>
+        <w:t xml:space="preserve">  starts every weight at an </w:t>
+      </w:r>
+      <w:r>
+        <w:rPr>
+          <w:b/>
+        </w:rPr>
+        <w:t>assumed</w:t>
+      </w:r>
+      <w:r>
+        <w:t xml:space="preserve"> value (a small push the right way for a factor</w:t>
+        <w:br/>
+        <w:t xml:space="preserve">  that usually helps) and then lets the stored days move it. A factor with months of</w:t>
+        <w:br/>
+        <w:t xml:space="preserve">  history, such as the price reading, the moving-average slope and momentum, is moved a long way</w:t>
+        <w:br/>
+        <w:t xml:space="preserve">  by its own days. A factor with only a few days (flow, sentiment, net premium and the</w:t>
+        <w:br/>
+        <w:t xml:space="preserve">  dealer read are recent) stays close to its assumption until it has more. The weights are</w:t>
         <w:br/>
         <w:t xml:space="preserve">  </w:t>
       </w:r>
@@ -25120,21 +26086,12 @@
         <w:rPr>
           <w:b/>
         </w:rPr>
-        <w:t>modelled</w:t>
-      </w:r>
-      <w:r>
-        <w:t xml:space="preserve"> where it did not, and the </w:t>
-      </w:r>
-      <w:r>
-        <w:rPr>
-          <w:b/>
-        </w:rPr>
-        <w:t>Underlying move</w:t>
-      </w:r>
-      <w:r>
-        <w:t xml:space="preserve"> distances use the chain's</w:t>
-        <w:br/>
-        <w:t xml:space="preserve">  volatility when there is one.</w:t>
+        <w:t>refitted every Saturday morning at 08:00 CT</w:t>
+      </w:r>
+      <w:r>
+        <w:t>, after the week has been graded, and a</w:t>
+        <w:br/>
+        <w:t xml:space="preserve">  refit never changes a call already shown: a call keeps the chance it was made with.</w:t>
       </w:r>
     </w:p>
     <w:p>
@@ -25145,23 +26102,14 @@
         <w:rPr>
           <w:b/>
         </w:rPr>
-        <w:t>Measured edge</w:t>
-      </w:r>
-      <w:r>
-        <w:t xml:space="preserve"> marks the single trade whose bucket rate is reliably better than</w:t>
-        <w:br/>
-        <w:t xml:space="preserve">  usual (rare). </w:t>
-      </w:r>
-      <w:r>
-        <w:rPr>
-          <w:b/>
-        </w:rPr>
-        <w:t>Caution: measured to lose more often than usual</w:t>
-      </w:r>
-      <w:r>
-        <w:t xml:space="preserve"> marks a bucket that</w:t>
-        <w:br/>
-        <w:t xml:space="preserve">  is reliably worse — a reason to stay out, not to take the other side.</w:t>
+        <w:t>A missing reading never counts against a call.</w:t>
+      </w:r>
+      <w:r>
+        <w:t xml:space="preserve"> When a factor cannot be read (Schwab</w:t>
+        <w:br/>
+        <w:t xml:space="preserve">  sent no gamma reading so there is no wall, there is no flow list, a bar is missing), it</w:t>
+        <w:br/>
+        <w:t xml:space="preserve">  adds nothing either way.</w:t>
       </w:r>
     </w:p>
     <w:p>
@@ -25172,19 +26120,32 @@
         <w:rPr>
           <w:b/>
         </w:rPr>
-        <w:t>Morning inputs</w:t>
-      </w:r>
-      <w:r>
-        <w:t xml:space="preserve"> lists each premarket reading and whether it </w:t>
-      </w:r>
-      <w:r>
-        <w:rPr>
-          <w:b/>
-        </w:rPr>
-        <w:t>agrees</w:t>
-      </w:r>
-      <w:r>
-        <w:t>,</w:t>
+        <w:t>What moved the chance.</w:t>
+      </w:r>
+      <w:r>
+        <w:t xml:space="preserve"> Open a symbol's section. Under its 15-minute call (and its</w:t>
+        <w:br/>
+        <w:t xml:space="preserve">  08:36 call) a table lists every factor, the largest push first: its </w:t>
+      </w:r>
+      <w:r>
+        <w:rPr>
+          <w:b/>
+        </w:rPr>
+        <w:t>reading</w:t>
+      </w:r>
+      <w:r>
+        <w:t xml:space="preserve"> for the</w:t>
+        <w:br/>
+        <w:t xml:space="preserve">  call, how many </w:t>
+      </w:r>
+      <w:r>
+        <w:rPr>
+          <w:b/>
+        </w:rPr>
+        <w:t>percentage points</w:t>
+      </w:r>
+      <w:r>
+        <w:t xml:space="preserve"> it moved the chance for the trade with the call, the</w:t>
         <w:br/>
         <w:t xml:space="preserve">  </w:t>
       </w:r>
@@ -25192,30 +26153,36 @@
         <w:rPr>
           <w:b/>
         </w:rPr>
-        <w:t>disagrees</w:t>
-      </w:r>
-      <w:r>
-        <w:t xml:space="preserve">, sits in the </w:t>
-      </w:r>
-      <w:r>
-        <w:rPr>
-          <w:b/>
-        </w:rPr>
-        <w:t>dead zone</w:t>
-      </w:r>
-      <w:r>
-        <w:t xml:space="preserve">, or is </w:t>
-      </w:r>
-      <w:r>
-        <w:rPr>
-          <w:b/>
-        </w:rPr>
-        <w:t>absent</w:t>
-      </w:r>
-      <w:r>
-        <w:t>. An absent input is never a</w:t>
-        <w:br/>
-        <w:t xml:space="preserve">  disagreement.</w:t>
+        <w:t>days of history</w:t>
+      </w:r>
+      <w:r>
+        <w:t xml:space="preserve"> its weight rests on, and </w:t>
+      </w:r>
+      <w:r>
+        <w:rPr>
+          <w:b/>
+        </w:rPr>
+        <w:t>assumed</w:t>
+      </w:r>
+      <w:r>
+        <w:t xml:space="preserve"> where its weight still rests</w:t>
+        <w:br/>
+        <w:t xml:space="preserve">  mostly on the starting assumption (less than half of it learned from data): the push is</w:t>
+        <w:br/>
+        <w:t xml:space="preserve">  still the starting guess, not a measurement. Flow, sentiment, net premium and the dealer</w:t>
+        <w:br/>
+        <w:t xml:space="preserve">  read are held close to their assumption, so they can stay assumed after many days. Read a big push on an</w:t>
+        <w:br/>
+        <w:t xml:space="preserve">  </w:t>
+      </w:r>
+      <w:r>
+        <w:rPr>
+          <w:b/>
+        </w:rPr>
+        <w:t>assumed</w:t>
+      </w:r>
+      <w:r>
+        <w:t xml:space="preserve"> factor with caution: nothing has tested it yet.</w:t>
       </w:r>
     </w:p>
     <w:p>
@@ -25226,962 +26193,10 @@
         <w:rPr>
           <w:b/>
         </w:rPr>
-        <w:t>Refresh</w:t>
-      </w:r>
-      <w:r>
-        <w:t xml:space="preserve"> asks the service to rebuild the call. A call already shown today stays as</w:t>
-        <w:br/>
-        <w:t xml:space="preserve">  published; Refresh only fills in a symbol that has none yet, and no new call is built</w:t>
-        <w:br/>
-        <w:t xml:space="preserve">  after </w:t>
-      </w:r>
-      <w:r>
-        <w:rPr>
-          <w:b/>
-        </w:rPr>
-        <w:t>09:35 CT</w:t>
-      </w:r>
-      <w:r>
-        <w:t>, an hour after the 08:35 entry, because the trade it would describe</w:t>
-        <w:br/>
-        <w:t xml:space="preserve">  is over by then. A symbol whose morning had a direction but was never called reads</w:t>
-        <w:br/>
-        <w:t xml:space="preserve">  </w:t>
-      </w:r>
-      <w:r>
-        <w:rPr>
-          <w:b/>
-        </w:rPr>
-        <w:t>missed the call window</w:t>
-      </w:r>
-      <w:r>
-        <w:t>; one that opened flat or had no opening bar still says so,</w:t>
-        <w:br/>
-        <w:t xml:space="preserve">  with its inputs. (The 15-minute calls below follow their own rule for Refresh.)</w:t>
-      </w:r>
-    </w:p>
-    <w:p>
-      <w:pPr>
-        <w:pStyle w:val="ListBullet"/>
-      </w:pPr>
-      <w:r>
-        <w:t>Before 08:36 (a Refresh pressed at 08:35 waits for the 08:36 call too), on a closed</w:t>
-        <w:br/>
-        <w:t xml:space="preserve">  day, or after a failed refresh the page shows the </w:t>
-      </w:r>
-      <w:r>
-        <w:rPr>
-          <w:b/>
-        </w:rPr>
-        <w:t>last call</w:t>
-      </w:r>
-      <w:r>
-        <w:t>, labelled with its</w:t>
-        <w:br/>
-        <w:t xml:space="preserve">  day, under a line saying when the next call is due.</w:t>
-      </w:r>
-    </w:p>
-    <w:p>
-      <w:pPr>
-        <w:pStyle w:val="ListBullet"/>
-      </w:pPr>
-      <w:r>
-        <w:rPr>
-          <w:b/>
-        </w:rPr>
-        <w:t>Context: headlines, flow alerts and the report</w:t>
-      </w:r>
-      <w:r>
-        <w:t xml:space="preserve"> is context only. The flow-alert</w:t>
-        <w:br/>
-        <w:t xml:space="preserve">  list is shown, not fed in: the chance of target reads its own count of bullish and</w:t>
-        <w:br/>
-        <w:t xml:space="preserve">  bearish flow in the window before the call. The headlines and the report link are in</w:t>
-        <w:br/>
-        <w:t xml:space="preserve">  neither the usual win rates nor the chance.</w:t>
-      </w:r>
-    </w:p>
-    <w:p>
-      <w:pPr>
-        <w:pStyle w:val="ListBullet"/>
-      </w:pPr>
-      <w:r>
-        <w:rPr>
-          <w:b/>
-        </w:rPr>
-        <w:t>Scorecard</w:t>
-      </w:r>
-      <w:r>
-        <w:t xml:space="preserve"> (the last section) is the record of how the published calls actually did.</w:t>
-        <w:br/>
-        <w:t xml:space="preserve">  Each evening, once the day's bars are in, the app </w:t>
-      </w:r>
-      <w:r>
-        <w:rPr>
-          <w:b/>
-        </w:rPr>
-        <w:t>grades</w:t>
-      </w:r>
-      <w:r>
-        <w:t xml:space="preserve"> every trade it showed that</w:t>
-        <w:br/>
-        <w:t xml:space="preserve">  morning, from the call as published (never from a later rebuild), under the target,</w:t>
-        <w:br/>
-        <w:t xml:space="preserve">  stop and time stop that call was made with (a setting changed later does not regrade</w:t>
-        <w:br/>
-        <w:t xml:space="preserve">  it), and the scorecard shows that evening's grades straight away. Per symbol, over the</w:t>
-        <w:br/>
-        <w:t xml:space="preserve">  last 20 graded days, it shows: </w:t>
-      </w:r>
-      <w:r>
-        <w:rPr>
-          <w:b/>
-        </w:rPr>
-        <w:t>Edge calls</w:t>
-      </w:r>
-      <w:r>
-        <w:t>, how often the one highlighted trade won</w:t>
-        <w:br/>
-        <w:t xml:space="preserve">  beside the rate it usually wins (most symbols have none, and the line says so);</w:t>
-        <w:br/>
-        <w:t xml:space="preserve">  </w:t>
-      </w:r>
-      <w:r>
-        <w:rPr>
-          <w:b/>
-        </w:rPr>
-        <w:t>Cautions</w:t>
-      </w:r>
-      <w:r>
-        <w:t>, how often a trade marked to avoid still won, beside its usual rate (the</w:t>
-        <w:br/>
-        <w:t xml:space="preserve">  caution is working when that is the lower number); and a table of all four trades with</w:t>
-        <w:br/>
-        <w:t xml:space="preserve">  their won / lost / timed-out counts and win rate. Two win rates sit side by side: the</w:t>
-        <w:br/>
-        <w:t xml:space="preserve">  </w:t>
-      </w:r>
-      <w:r>
-        <w:rPr>
-          <w:b/>
-        </w:rPr>
-        <w:t>model's</w:t>
-      </w:r>
-      <w:r>
-        <w:t xml:space="preserve"> (priced from the volatility index, the one the study uses) and the</w:t>
-        <w:br/>
-        <w:t xml:space="preserve">  </w:t>
-      </w:r>
-      <w:r>
-        <w:rPr>
-          <w:b/>
-        </w:rPr>
-        <w:t>live chain's</w:t>
-      </w:r>
-      <w:r>
-        <w:t xml:space="preserve"> (the same walk at the volatility the 08:36 chain implied; a dash when</w:t>
-        <w:br/>
-        <w:t xml:space="preserve">  no chain was captured that morning). A day whose bars are not all in yet is graded the</w:t>
-        <w:br/>
-        <w:t xml:space="preserve">  next evening. A call made on a shortened session (a half day) is not graded, because the</w:t>
-        <w:br/>
-        <w:t xml:space="preserve">  model's settlement time would be wrong. A grade is written once and never recomputed. A</w:t>
-        <w:br/>
-        <w:t xml:space="preserve">  handful of days says very little; read it as a record, not a verdict.</w:t>
-      </w:r>
-    </w:p>
-    <w:p>
-      <w:pPr>
-        <w:pStyle w:val="Heading3"/>
-      </w:pPr>
-      <w:r>
-        <w:rPr/>
-        <w:t>Calls every 15 minutes</w:t>
-      </w:r>
-    </w:p>
-    <w:p>
-      <w:r>
-        <w:rPr/>
-        <w:t xml:space="preserve">After the 08:36 call the page makes </w:t>
-      </w:r>
-      <w:r>
-        <w:rPr>
-          <w:b/>
-        </w:rPr>
-        <w:t>a new call every 15 minutes, from 08:51 to</w:t>
-        <w:br/>
-        <w:t>13:51 CT</w:t>
-      </w:r>
-      <w:r>
-        <w:rPr/>
-        <w:t xml:space="preserve"> (21 a day), for the same three symbols. Each is a scalp you would enter </w:t>
-      </w:r>
-      <w:r>
-        <w:rPr>
-          <w:i/>
-        </w:rPr>
-        <w:t>at</w:t>
-        <w:br/>
-        <w:t>that moment</w:t>
-      </w:r>
-      <w:r>
-        <w:rPr/>
-        <w:t>, with the same trade rules (+50% before −50% of the price paid, closed</w:t>
-        <w:br/>
-        <w:t>after 60 minutes at the latest). A call is frozen the moment it is shown: the next one</w:t>
-        <w:br/>
-        <w:t>is a new call, not an edit of the last.</w:t>
-      </w:r>
-    </w:p>
-    <w:p>
-      <w:pPr>
-        <w:pStyle w:val="ListBullet"/>
-      </w:pPr>
-      <w:r>
-        <w:rPr>
-          <w:b/>
-        </w:rPr>
-        <w:t>Latest call.</w:t>
-      </w:r>
-      <w:r>
-        <w:t xml:space="preserve"> The </w:t>
-      </w:r>
-      <w:r>
-        <w:rPr>
-          <w:b/>
-        </w:rPr>
-        <w:t>15-minute call</w:t>
-      </w:r>
-      <w:r>
-        <w:t xml:space="preserve"> card in each symbol's section. It says which way the symbol moved over the</w:t>
-        <w:br/>
-        <w:t xml:space="preserve">  </w:t>
-      </w:r>
-      <w:r>
-        <w:rPr>
-          <w:b/>
-        </w:rPr>
-        <w:t>last 15 minutes</w:t>
-      </w:r>
-      <w:r>
-        <w:t xml:space="preserve"> (up, down, or flat; a flat or missing tape gets no call), names</w:t>
-        <w:br/>
-        <w:t xml:space="preserve">  the four trades by that move's contract, and shows the same columns as the morning</w:t>
-        <w:br/>
-        <w:t xml:space="preserve">  card. The one difference is the sample: it counts </w:t>
-      </w:r>
-      <w:r>
-        <w:rPr>
-          <w:b/>
-        </w:rPr>
-        <w:t>days</w:t>
-      </w:r>
-      <w:r>
-        <w:t>, not calls. Several</w:t>
-        <w:br/>
-        <w:t xml:space="preserve">  calls are made on one day from the same tape, so "5 days" means five different days,</w:t>
-        <w:br/>
-        <w:t xml:space="preserve">  however many calls fell on them.</w:t>
-      </w:r>
-    </w:p>
-    <w:p>
-      <w:pPr>
-        <w:pStyle w:val="ListBullet"/>
-      </w:pPr>
-      <w:r>
-        <w:rPr>
-          <w:b/>
-        </w:rPr>
-        <w:t>"No measured edge" is still the usual answer.</w:t>
-      </w:r>
-      <w:r>
-        <w:t xml:space="preserve"> The rates are how often a trade</w:t>
-        <w:br/>
-        <w:t xml:space="preserve">  has won over </w:t>
-      </w:r>
-      <w:r>
-        <w:rPr>
-          <w:b/>
-        </w:rPr>
-        <w:t>every</w:t>
-      </w:r>
-      <w:r>
-        <w:t xml:space="preserve"> stored day with a setup like this one at this time of day (the</w:t>
-        <w:br/>
-        <w:t xml:space="preserve">  day is split into a </w:t>
-      </w:r>
-      <w:r>
-        <w:rPr>
-          <w:b/>
-        </w:rPr>
-        <w:t>morning</w:t>
-      </w:r>
-      <w:r>
-        <w:t xml:space="preserve">, </w:t>
-      </w:r>
-      <w:r>
-        <w:rPr>
-          <w:b/>
-        </w:rPr>
-        <w:t>midday</w:t>
-      </w:r>
-      <w:r>
-        <w:t xml:space="preserve"> and </w:t>
-      </w:r>
-      <w:r>
-        <w:rPr>
-          <w:b/>
-        </w:rPr>
-        <w:t>afternoon</w:t>
-      </w:r>
-      <w:r>
-        <w:t xml:space="preserve"> block). Whether a bucket</w:t>
-        <w:br/>
-        <w:t xml:space="preserve">  beats its usual rate is </w:t>
-      </w:r>
-      <w:r>
-        <w:rPr>
-          <w:b/>
-        </w:rPr>
-        <w:t>walk-forward tested</w:t>
-      </w:r>
-      <w:r>
-        <w:t>, and it must beat it by a clear</w:t>
-        <w:br/>
-        <w:t xml:space="preserve">  margin, not a hair, before the card says </w:t>
-      </w:r>
-      <w:r>
-        <w:rPr>
-          <w:b/>
-        </w:rPr>
-        <w:t>Measured edge</w:t>
-      </w:r>
-      <w:r>
-        <w:t>.</w:t>
-      </w:r>
-    </w:p>
-    <w:p>
-      <w:pPr>
-        <w:pStyle w:val="ListBullet"/>
-      </w:pPr>
-      <w:r>
-        <w:rPr>
-          <w:b/>
-        </w:rPr>
-        <w:t>The confirmation word is gone from the page.</w:t>
-      </w:r>
-      <w:r>
-        <w:t xml:space="preserve"> Each call used to carry</w:t>
-        <w:br/>
-        <w:t xml:space="preserve">  a word (Confirms, Mixed or Contradicts, with "3 of 4 sources") for whether options</w:t>
-        <w:br/>
-        <w:t xml:space="preserve">  flow, net premium, the dealer read and market sentiment agreed with the move. Those</w:t>
-        <w:br/>
-        <w:t xml:space="preserve">  four sources are now </w:t>
-      </w:r>
-      <w:r>
-        <w:rPr>
-          <w:b/>
-        </w:rPr>
-        <w:t>factors in the chance of target</w:t>
-      </w:r>
-      <w:r>
-        <w:t xml:space="preserve"> (below), each as its own</w:t>
-        <w:br/>
-        <w:t xml:space="preserve">  number, so the page no longer shows the word or its count of sources. The app </w:t>
-      </w:r>
-      <w:r>
-        <w:rPr>
-          <w:b/>
-        </w:rPr>
-        <w:t>still</w:t>
-        <w:br/>
-        <w:t xml:space="preserve">  records it</w:t>
-      </w:r>
-      <w:r>
-        <w:t xml:space="preserve"> at every slot, and the Scorecard still splits the win rate by it; it is</w:t>
-        <w:br/>
-        <w:t xml:space="preserve">  not in the chance.</w:t>
-      </w:r>
-    </w:p>
-    <w:p>
-      <w:pPr>
-        <w:pStyle w:val="ListBullet"/>
-      </w:pPr>
-      <w:r>
-        <w:rPr>
-          <w:b/>
-        </w:rPr>
-        <w:t>The dealer read, in plain words.</w:t>
-      </w:r>
-      <w:r>
-        <w:t xml:space="preserve"> It asks: </w:t>
-      </w:r>
-      <w:r>
-        <w:rPr>
-          <w:i/>
-        </w:rPr>
-        <w:t>is there room for this trade to work</w:t>
-        <w:br/>
-        <w:t xml:space="preserve">  before it hits the wall dealers are hedged around?</w:t>
-      </w:r>
-      <w:r>
-        <w:t xml:space="preserve"> For an up call it looks at the</w:t>
-        <w:br/>
-        <w:t xml:space="preserve">  </w:t>
-      </w:r>
-      <w:r>
-        <w:rPr>
-          <w:b/>
-        </w:rPr>
-        <w:t>call wall</w:t>
-      </w:r>
-      <w:r>
-        <w:t xml:space="preserve"> above the price, for a down call the </w:t>
-      </w:r>
-      <w:r>
-        <w:rPr>
-          <w:b/>
-        </w:rPr>
-        <w:t>put wall</w:t>
-      </w:r>
-      <w:r>
-        <w:t xml:space="preserve"> below it, and compares</w:t>
-        <w:br/>
-        <w:t xml:space="preserve">  the distance from the call's own entry price (not a price read a few minutes later)</w:t>
-        <w:br/>
-        <w:t xml:space="preserve">  with how far the underlying must move to reach the trade's target. The</w:t>
-        <w:br/>
-        <w:t xml:space="preserve">  line reads, for example, "Room up to the call wall at 5,850 (0.4%); 7 of 10 big names</w:t>
-        <w:br/>
-        <w:t xml:space="preserve">  have room", or says the wall is inside the target. The </w:t>
-      </w:r>
-      <w:r>
-        <w:rPr>
-          <w:b/>
-        </w:rPr>
-        <w:t>breadth</w:t>
-      </w:r>
-      <w:r>
-        <w:t xml:space="preserve"> part counts how</w:t>
-        <w:br/>
-        <w:t xml:space="preserve">  many of the ten big names have the same room, in percent of their own price. If the</w:t>
-        <w:br/>
-        <w:t xml:space="preserve">  data has no gamma reading (Schwab sometimes sends none), the walls are not trusted</w:t>
-        <w:br/>
-        <w:t xml:space="preserve">  and the line says "No usable call wall for SPY (no gamma reading)" (or put wall, for a down call) instead of guessing.</w:t>
-      </w:r>
-    </w:p>
-    <w:p>
-      <w:pPr>
-        <w:pStyle w:val="ListBullet"/>
-      </w:pPr>
-      <w:r>
-        <w:rPr>
-          <w:b/>
-        </w:rPr>
-        <w:t>Under each trade</w:t>
-      </w:r>
-      <w:r>
-        <w:t xml:space="preserve"> the card names any wall that sits between the entry and its</w:t>
-        <w:br/>
-        <w:t xml:space="preserve">  target or stop ("Target is beyond the call wall at 5,850").</w:t>
-      </w:r>
-    </w:p>
-    <w:p>
-      <w:pPr>
-        <w:pStyle w:val="ListBullet"/>
-      </w:pPr>
-      <w:r>
-        <w:rPr>
-          <w:b/>
-        </w:rPr>
-        <w:t>Today's calls</w:t>
-      </w:r>
-      <w:r>
-        <w:t xml:space="preserve"> lists every slot made today: the time, per symbol the direction, the</w:t>
-        <w:br/>
-        <w:t xml:space="preserve">  highlighted trade (or a dash), the </w:t>
-      </w:r>
-      <w:r>
-        <w:rPr>
-          <w:b/>
-        </w:rPr>
-        <w:t>chance of target</w:t>
-      </w:r>
-      <w:r>
-        <w:t xml:space="preserve"> for the trade the call names</w:t>
-        <w:br/>
-        <w:t xml:space="preserve">  ("Chance 47.12%") and any note. A call built without fresh bars for some input says</w:t>
-        <w:br/>
-        <w:t xml:space="preserve">  which.</w:t>
-      </w:r>
-    </w:p>
-    <w:p>
-      <w:pPr>
-        <w:pStyle w:val="ListBullet"/>
-      </w:pPr>
-      <w:r>
-        <w:rPr>
-          <w:b/>
-        </w:rPr>
-        <w:t>When a call stops being current.</w:t>
-      </w:r>
-      <w:r>
-        <w:t xml:space="preserve"> A call is current until the next slot or until</w:t>
-        <w:br/>
-        <w:t xml:space="preserve">  its own hour is up, whichever comes first. After that it reads </w:t>
-      </w:r>
-      <w:r>
-        <w:rPr>
-          <w:b/>
-        </w:rPr>
-        <w:t>Last call ... past</w:t>
-      </w:r>
-      <w:r>
-        <w:br/>
-        <w:t xml:space="preserve">  (the next slot is overdue) or </w:t>
-      </w:r>
-      <w:r>
-        <w:rPr>
-          <w:b/>
-        </w:rPr>
-        <w:t>Last call ... over</w:t>
-      </w:r>
-      <w:r>
-        <w:t xml:space="preserve"> (its hour is up), and is drawn</w:t>
-        <w:br/>
-        <w:t xml:space="preserve">  muted. The 13:51 call says it is the </w:t>
-      </w:r>
-      <w:r>
-        <w:rPr>
-          <w:b/>
-        </w:rPr>
-        <w:t>final call of the day</w:t>
-      </w:r>
-      <w:r>
-        <w:t xml:space="preserve"> and names the next</w:t>
-        <w:br/>
-        <w:t xml:space="preserve">  session's first call. A last slot where every symbol was flat (no trade) still reads</w:t>
-        <w:br/>
-        <w:t xml:space="preserve">  over once its own hour is up. The page rechecks the clock every 30 seconds, so an open</w:t>
-        <w:br/>
-        <w:t xml:space="preserve">  tab never keeps showing a stale call as current. A list from an earlier day says whose</w:t>
-        <w:br/>
-        <w:t xml:space="preserve">  day it is, is not today's, and draws its highlighted trades without the green.</w:t>
-      </w:r>
-    </w:p>
-    <w:p>
-      <w:pPr>
-        <w:pStyle w:val="ListBullet"/>
-      </w:pPr>
-      <w:r>
-        <w:rPr>
-          <w:b/>
-        </w:rPr>
-        <w:t>Half days.</w:t>
-      </w:r>
-      <w:r>
-        <w:t xml:space="preserve"> On a day the market closes early (the day after Thanksgiving and</w:t>
-        <w:br/>
-        <w:t xml:space="preserve">  Christmas Eve, at 12:00 CT; the dates are in Settings → Configuration → Opening Scalp)</w:t>
-        <w:br/>
-        <w:t xml:space="preserve">  no call is made whose hour would run past the close: the last call is 10:51, and a</w:t>
-        <w:br/>
-        <w:t xml:space="preserve">  later slot says "The market closes early today". Add next year's half days there.</w:t>
-      </w:r>
-    </w:p>
-    <w:p>
-      <w:pPr>
-        <w:pStyle w:val="ListBullet"/>
-      </w:pPr>
-      <w:r>
-        <w:rPr>
-          <w:b/>
-        </w:rPr>
-        <w:t>Refresh and the 15-minute calls.</w:t>
-      </w:r>
-      <w:r>
-        <w:t xml:space="preserve"> Refresh never makes an off-slot call. Inside a</w:t>
-        <w:br/>
-        <w:t xml:space="preserve">  slot's five-minute window it fills in any symbol that slot has not published yet;</w:t>
-        <w:br/>
-        <w:t xml:space="preserve">  outside a window it only puts today's published calls back on screen. A slot missed by</w:t>
-        <w:br/>
-        <w:t xml:space="preserve">  more than five minutes is skipped, not made up later.</w:t>
-      </w:r>
-    </w:p>
-    <w:p>
-      <w:pPr>
-        <w:pStyle w:val="ListBullet"/>
-      </w:pPr>
-      <w:r>
-        <w:rPr>
-          <w:b/>
-        </w:rPr>
-        <w:t>Scorecard, intraday part.</w:t>
-      </w:r>
-      <w:r>
-        <w:t xml:space="preserve"> Each evening every intraday call is graded the same way as</w:t>
-        <w:br/>
-        <w:t xml:space="preserve">  the morning ones. The scorecard then shows, per symbol and per block, </w:t>
-      </w:r>
-      <w:r>
-        <w:rPr>
-          <w:b/>
-        </w:rPr>
-        <w:t>Edge calls</w:t>
-      </w:r>
-      <w:r>
-        <w:br/>
-        <w:t xml:space="preserve">  and </w:t>
-      </w:r>
-      <w:r>
-        <w:rPr>
-          <w:b/>
-        </w:rPr>
-        <w:t>Cautions</w:t>
-      </w:r>
-      <w:r>
-        <w:t xml:space="preserve"> as above, and the long-with-the-move trade's win rate split by the</w:t>
-        <w:br/>
-        <w:t xml:space="preserve">  recorded confirmation word, each beside the </w:t>
-      </w:r>
-      <w:r>
-        <w:rPr>
-          <w:b/>
-        </w:rPr>
-        <w:t>days</w:t>
-      </w:r>
-      <w:r>
-        <w:t xml:space="preserve"> it rests on. That split is the</w:t>
-        <w:br/>
-        <w:t xml:space="preserve">  first, informal look at whether the word helps; with a few weeks of data it says almost</w:t>
-        <w:br/>
-        <w:t xml:space="preserve">  nothing. The chance of target is not graded here: the weekly check described below is</w:t>
-        <w:br/>
-        <w:t xml:space="preserve">  its test.</w:t>
-      </w:r>
-    </w:p>
-    <w:p>
-      <w:pPr>
-        <w:pStyle w:val="Heading3"/>
-      </w:pPr>
-      <w:r>
-        <w:rPr/>
-        <w:t>The chance of target</w:t>
-      </w:r>
-    </w:p>
-    <w:p>
-      <w:r>
-        <w:rPr/>
-        <w:t xml:space="preserve">Every call carries one figure for each of its four trades: </w:t>
-      </w:r>
-      <w:r>
-        <w:rPr>
-          <w:b/>
-        </w:rPr>
-        <w:t>the chance that the trade</w:t>
-        <w:br/>
-        <w:t>wins</w:t>
-      </w:r>
-      <w:r>
-        <w:rPr/>
-        <w:t>, counted the way the usual win rate counts a win (+50% before −50% of the price</w:t>
-        <w:br/>
-        <w:t>paid, inside 60 minutes; for a credit spread, keeping half the credit). The 08:36 call</w:t>
-        <w:br/>
-        <w:t>carries it too, worked from the premarket inputs. The top table shows it for the trade</w:t>
-        <w:br/>
-        <w:t xml:space="preserve">the row names; the </w:t>
-      </w:r>
-      <w:r>
-        <w:rPr>
-          <w:b/>
-        </w:rPr>
-        <w:t>15-minute call</w:t>
-      </w:r>
-      <w:r>
-        <w:rPr/>
-        <w:t xml:space="preserve"> and </w:t>
-      </w:r>
-      <w:r>
-        <w:rPr>
-          <w:b/>
-        </w:rPr>
-        <w:t>08:36 call</w:t>
-      </w:r>
-      <w:r>
-        <w:rPr/>
-        <w:t xml:space="preserve"> cards show all four, in a</w:t>
-        <w:br/>
-      </w:r>
-      <w:r>
-        <w:rPr>
-          <w:b/>
-        </w:rPr>
-        <w:t>Chance of target</w:t>
-      </w:r>
-      <w:r>
-        <w:rPr/>
-        <w:t xml:space="preserve"> column beside the usual win rate.</w:t>
-      </w:r>
-    </w:p>
-    <w:p>
-      <w:pPr>
-        <w:pStyle w:val="ListBullet"/>
-      </w:pPr>
-      <w:r>
-        <w:rPr>
-          <w:b/>
-        </w:rPr>
-        <w:t>What goes into it.</w:t>
-      </w:r>
-      <w:r>
-        <w:t xml:space="preserve"> Every factor is read for the direction of the call, so a positive</w:t>
-        <w:br/>
-        <w:t xml:space="preserve">  reading means "agrees with the call": the price reading you already see (the move since</w:t>
-        <w:br/>
-        <w:t xml:space="preserve">  the open, the side of VWAP, futures, the volatility index, the sector funds, the big ten's</w:t>
-        <w:br/>
-        <w:t xml:space="preserve">  breadth); the </w:t>
-      </w:r>
-      <w:r>
-        <w:rPr>
-          <w:b/>
-        </w:rPr>
-        <w:t>slope of the 20-bar moving average</w:t>
-      </w:r>
-      <w:r>
-        <w:t xml:space="preserve"> and </w:t>
-      </w:r>
-      <w:r>
-        <w:rPr>
-          <w:b/>
-        </w:rPr>
-        <w:t>momentum (RSI)</w:t>
-      </w:r>
-      <w:r>
-        <w:t>, each on the</w:t>
-        <w:br/>
-        <w:t xml:space="preserve">  </w:t>
-      </w:r>
-      <w:r>
-        <w:rPr>
-          <w:b/>
-        </w:rPr>
-        <w:t>5-minute</w:t>
-      </w:r>
-      <w:r>
-        <w:t xml:space="preserve"> chart (counts most), the </w:t>
-      </w:r>
-      <w:r>
-        <w:rPr>
-          <w:b/>
-        </w:rPr>
-        <w:t>15-minute</w:t>
-      </w:r>
-      <w:r>
-        <w:t xml:space="preserve"> chart and the </w:t>
-      </w:r>
-      <w:r>
-        <w:rPr>
-          <w:b/>
-        </w:rPr>
-        <w:t>hourly</w:t>
-      </w:r>
-      <w:r>
-        <w:t xml:space="preserve"> chart; the</w:t>
-        <w:br/>
-        <w:t xml:space="preserve">  </w:t>
-      </w:r>
-      <w:r>
-        <w:rPr>
-          <w:b/>
-        </w:rPr>
-        <w:t>dealer read</w:t>
-      </w:r>
-      <w:r>
-        <w:t xml:space="preserve"> (room to the wall, the big names' room, and which side of the gamma flip</w:t>
-        <w:br/>
-        <w:t xml:space="preserve">  the price is on); </w:t>
-      </w:r>
-      <w:r>
-        <w:rPr>
-          <w:b/>
-        </w:rPr>
-        <w:t>net premium</w:t>
-      </w:r>
-      <w:r>
-        <w:t xml:space="preserve">; </w:t>
-      </w:r>
-      <w:r>
-        <w:rPr>
-          <w:b/>
-        </w:rPr>
-        <w:t>options flow</w:t>
-      </w:r>
-      <w:r>
-        <w:t xml:space="preserve">; </w:t>
-      </w:r>
-      <w:r>
-        <w:rPr>
-          <w:b/>
-        </w:rPr>
-        <w:t>market sentiment</w:t>
-      </w:r>
-      <w:r>
-        <w:t>; and, for the</w:t>
-        <w:br/>
-        <w:t xml:space="preserve">  15-minute calls, the part of the day (morning, midday or afternoon).</w:t>
-      </w:r>
-    </w:p>
-    <w:p>
-      <w:pPr>
-        <w:pStyle w:val="ListBullet"/>
-      </w:pPr>
-      <w:r>
-        <w:rPr>
-          <w:b/>
-        </w:rPr>
-        <w:t>Each factor has a weight, and the weights are learned, not set by hand.</w:t>
-      </w:r>
-      <w:r>
-        <w:t xml:space="preserve"> The app</w:t>
-        <w:br/>
-        <w:t xml:space="preserve">  starts every weight at an </w:t>
-      </w:r>
-      <w:r>
-        <w:rPr>
-          <w:b/>
-        </w:rPr>
-        <w:t>assumed</w:t>
-      </w:r>
-      <w:r>
-        <w:t xml:space="preserve"> value (a small push the right way for a factor</w:t>
-        <w:br/>
-        <w:t xml:space="preserve">  that usually helps) and then lets the stored days move it. A factor with months of</w:t>
-        <w:br/>
-        <w:t xml:space="preserve">  history, such as the price reading, the moving-average slope and momentum, is moved a long way</w:t>
-        <w:br/>
-        <w:t xml:space="preserve">  by its own days. A factor with only a few days (flow, sentiment, net premium and the</w:t>
-        <w:br/>
-        <w:t xml:space="preserve">  dealer read are recent) stays close to its assumption until it has more. The weights are</w:t>
-        <w:br/>
-        <w:t xml:space="preserve">  </w:t>
-      </w:r>
-      <w:r>
-        <w:rPr>
-          <w:b/>
-        </w:rPr>
-        <w:t>refitted every Saturday morning at 08:00 CT</w:t>
-      </w:r>
-      <w:r>
-        <w:t>, after the week has been graded, and a</w:t>
-        <w:br/>
-        <w:t xml:space="preserve">  refit never changes a call already shown: a call keeps the chance it was made with.</w:t>
-      </w:r>
-    </w:p>
-    <w:p>
-      <w:pPr>
-        <w:pStyle w:val="ListBullet"/>
-      </w:pPr>
-      <w:r>
-        <w:rPr>
-          <w:b/>
-        </w:rPr>
-        <w:t>A missing reading never counts against a call.</w:t>
-      </w:r>
-      <w:r>
-        <w:t xml:space="preserve"> When a factor cannot be read (Schwab</w:t>
-        <w:br/>
-        <w:t xml:space="preserve">  sent no gamma reading so there is no wall, there is no flow list, a bar is missing), it</w:t>
-        <w:br/>
-        <w:t xml:space="preserve">  adds nothing either way.</w:t>
-      </w:r>
-    </w:p>
-    <w:p>
-      <w:pPr>
-        <w:pStyle w:val="ListBullet"/>
-      </w:pPr>
-      <w:r>
-        <w:rPr>
-          <w:b/>
-        </w:rPr>
-        <w:t>What moved the chance.</w:t>
-      </w:r>
-      <w:r>
-        <w:t xml:space="preserve"> Open a symbol's section. Under its 15-minute call (and its</w:t>
-        <w:br/>
-        <w:t xml:space="preserve">  08:36 call) a table lists every factor, the largest push first: its </w:t>
-      </w:r>
-      <w:r>
-        <w:rPr>
-          <w:b/>
-        </w:rPr>
-        <w:t>reading</w:t>
-      </w:r>
-      <w:r>
-        <w:t xml:space="preserve"> for the</w:t>
-        <w:br/>
-        <w:t xml:space="preserve">  call, how many </w:t>
-      </w:r>
-      <w:r>
-        <w:rPr>
-          <w:b/>
-        </w:rPr>
-        <w:t>percentage points</w:t>
-      </w:r>
-      <w:r>
-        <w:t xml:space="preserve"> it moved the chance for the trade with the call, the</w:t>
-        <w:br/>
-        <w:t xml:space="preserve">  </w:t>
-      </w:r>
-      <w:r>
-        <w:rPr>
-          <w:b/>
-        </w:rPr>
-        <w:t>days of history</w:t>
-      </w:r>
-      <w:r>
-        <w:t xml:space="preserve"> its weight rests on, and </w:t>
-      </w:r>
-      <w:r>
-        <w:rPr>
-          <w:b/>
-        </w:rPr>
-        <w:t>assumed</w:t>
-      </w:r>
-      <w:r>
-        <w:t xml:space="preserve"> where its weight still rests</w:t>
-        <w:br/>
-        <w:t xml:space="preserve">  mostly on the starting assumption (less than half of it learned from data): the push is</w:t>
-        <w:br/>
-        <w:t xml:space="preserve">  still the starting guess, not a measurement. Flow, sentiment, net premium and the dealer</w:t>
-        <w:br/>
-        <w:t xml:space="preserve">  read are held close to their assumption, so they can stay assumed after many days. Read a big push on an</w:t>
-        <w:br/>
-        <w:t xml:space="preserve">  </w:t>
-      </w:r>
-      <w:r>
-        <w:rPr>
-          <w:b/>
-        </w:rPr>
-        <w:t>assumed</w:t>
-      </w:r>
-      <w:r>
-        <w:t xml:space="preserve"> factor with caution: nothing has tested it yet.</w:t>
-      </w:r>
-    </w:p>
-    <w:p>
-      <w:pPr>
-        <w:pStyle w:val="ListBullet"/>
-      </w:pPr>
-      <w:r>
-        <w:rPr>
-          <w:b/>
-        </w:rPr>
-        <w:t>The line under the figure.</w:t>
+        <w:t>The line behind the icon.</w:t>
+      </w:r>
+      <w:r>
+        <w:t xml:space="preserve"> Hover the icon beside the figure: </w:t>
       </w:r>
       <w:r>
         <w:rPr>
